--- a/README.docx
+++ b/README.docx
@@ -6,7 +6,6 @@
       <w:pPr>
         <w:rPr>
           <w:ins w:id="0" w:author="osugi.yuto.56n@st.kyoto-u.ac.jp" w:date="2026-06-24T19:23:00Z" w16du:dateUtc="2026-06-24T10:23:00Z"/>
-          <w:rFonts w:hint="eastAsia"/>
         </w:rPr>
       </w:pPr>
       <w:bookmarkStart w:id="1" w:name="_Toc51254571"/>
@@ -29,7 +28,6 @@
       <w:pPr>
         <w:rPr>
           <w:ins w:id="3" w:author="osugi.yuto.56n@st.kyoto-u.ac.jp" w:date="2026-06-24T19:20:00Z" w16du:dateUtc="2026-06-24T10:20:00Z"/>
-          <w:rFonts w:hint="eastAsia"/>
         </w:rPr>
       </w:pPr>
       <w:ins w:id="4" w:author="osugi.yuto.56n@st.kyoto-u.ac.jp" w:date="2026-06-24T19:20:00Z" w16du:dateUtc="2026-06-24T10:20:00Z">
@@ -45,7 +43,6 @@
       <w:pPr>
         <w:rPr>
           <w:ins w:id="5" w:author="osugi.yuto.56n@st.kyoto-u.ac.jp" w:date="2026-06-24T19:19:00Z" w16du:dateUtc="2026-06-24T10:19:00Z"/>
-          <w:rFonts w:hint="eastAsia"/>
         </w:rPr>
       </w:pPr>
     </w:p>
@@ -1120,11 +1117,8 @@
           <w:del w:id="58" w:author="osugi.yuto.56n@st.kyoto-u.ac.jp" w:date="2026-06-23T21:56:00Z" w16du:dateUtc="2026-06-23T12:56:00Z"/>
           <w:szCs w:val="21"/>
         </w:rPr>
-        <w:pPrChange w:id="59" w:author="osugi.yuto.56n@st.kyoto-u.ac.jp" w:date="2026-06-23T21:56:00Z" w16du:dateUtc="2026-06-23T12:56:00Z">
-          <w:pPr/>
-        </w:pPrChange>
-      </w:pPr>
-      <w:del w:id="60" w:author="osugi.yuto.56n@st.kyoto-u.ac.jp" w:date="2026-06-23T21:56:00Z" w16du:dateUtc="2026-06-23T12:56:00Z">
+      </w:pPr>
+      <w:del w:id="59" w:author="osugi.yuto.56n@st.kyoto-u.ac.jp" w:date="2026-06-23T21:56:00Z" w16du:dateUtc="2026-06-23T12:56:00Z">
         <w:r>
           <w:rPr>
             <w:szCs w:val="21"/>
@@ -1136,13 +1130,10 @@
     <w:p>
       <w:pPr>
         <w:rPr>
-          <w:del w:id="61" w:author="osugi.yuto.56n@st.kyoto-u.ac.jp" w:date="2026-06-23T21:56:00Z" w16du:dateUtc="2026-06-23T12:56:00Z"/>
+          <w:del w:id="60" w:author="osugi.yuto.56n@st.kyoto-u.ac.jp" w:date="2026-06-23T21:56:00Z" w16du:dateUtc="2026-06-23T12:56:00Z"/>
         </w:rPr>
-        <w:pPrChange w:id="62" w:author="osugi.yuto.56n@st.kyoto-u.ac.jp" w:date="2026-06-23T21:56:00Z" w16du:dateUtc="2026-06-23T12:56:00Z">
-          <w:pPr/>
-        </w:pPrChange>
-      </w:pPr>
-      <w:ins w:id="63" w:author="osugi.yuto.56n@st.kyoto-u.ac.jp" w:date="2026-06-23T21:56:00Z" w16du:dateUtc="2026-06-23T12:56:00Z">
+      </w:pPr>
+      <w:ins w:id="61" w:author="osugi.yuto.56n@st.kyoto-u.ac.jp" w:date="2026-06-23T21:56:00Z" w16du:dateUtc="2026-06-23T12:56:00Z">
         <w:r>
           <w:t>You need to enter the path to the GAMS executable location in the GAMS_DIR= field of NflowModel/Shell/nitrogen.sh.</w:t>
         </w:r>
@@ -1150,7 +1141,7 @@
           <w:t xml:space="preserve"> </w:t>
         </w:r>
       </w:ins>
-      <w:del w:id="64" w:author="osugi.yuto.56n@st.kyoto-u.ac.jp" w:date="2026-06-23T21:56:00Z" w16du:dateUtc="2026-06-23T12:56:00Z">
+      <w:del w:id="62" w:author="osugi.yuto.56n@st.kyoto-u.ac.jp" w:date="2026-06-23T21:56:00Z" w16du:dateUtc="2026-06-23T12:56:00Z">
         <w:r>
           <w:delText>GAMS exe file location</w:delText>
         </w:r>
@@ -1159,9 +1150,9 @@
     <w:p>
       <w:pPr>
         <w:rPr>
-          <w:ins w:id="65" w:author="osugi.yuto.56n@st.kyoto-u.ac.jp" w:date="2026-06-23T21:56:00Z" w16du:dateUtc="2026-06-23T12:56:00Z"/>
+          <w:ins w:id="63" w:author="osugi.yuto.56n@st.kyoto-u.ac.jp" w:date="2026-06-23T21:56:00Z" w16du:dateUtc="2026-06-23T12:56:00Z"/>
         </w:rPr>
-        <w:pPrChange w:id="66" w:author="osugi.yuto.56n@st.kyoto-u.ac.jp" w:date="2026-06-23T21:56:00Z" w16du:dateUtc="2026-06-23T12:56:00Z">
+        <w:pPrChange w:id="64" w:author="osugi.yuto.56n@st.kyoto-u.ac.jp" w:date="2026-06-23T21:56:00Z" w16du:dateUtc="2026-06-23T12:56:00Z">
           <w:pPr>
             <w:pStyle w:val="afc"/>
             <w:widowControl w:val="0"/>
@@ -1175,6 +1166,54 @@
           </w:pPr>
         </w:pPrChange>
       </w:pPr>
+    </w:p>
+    <w:p>
+      <w:pPr>
+        <w:pStyle w:val="afc"/>
+        <w:widowControl w:val="0"/>
+        <w:numPr>
+          <w:ilvl w:val="0"/>
+          <w:numId w:val="7"/>
+        </w:numPr>
+        <w:spacing w:after="0" w:line="240" w:lineRule="auto"/>
+        <w:contextualSpacing w:val="0"/>
+        <w:jc w:val="both"/>
+        <w:rPr>
+          <w:del w:id="65" w:author="osugi.yuto.56n@st.kyoto-u.ac.jp" w:date="2026-06-23T21:34:00Z" w16du:dateUtc="2026-06-23T12:34:00Z"/>
+          <w:rFonts w:cs="Times New Roman"/>
+          <w:szCs w:val="21"/>
+        </w:rPr>
+      </w:pPr>
+      <w:del w:id="66" w:author="osugi.yuto.56n@st.kyoto-u.ac.jp" w:date="2026-06-23T21:34:00Z" w16du:dateUtc="2026-06-23T12:34:00Z">
+        <w:r>
+          <w:rPr>
+            <w:rFonts w:cs="Times New Roman"/>
+            <w:szCs w:val="21"/>
+          </w:rPr>
+          <w:delText>Cygwin exe file location</w:delText>
+        </w:r>
+        <w:r>
+          <w:rPr>
+            <w:rFonts w:cs="Times New Roman"/>
+            <w:szCs w:val="21"/>
+          </w:rPr>
+          <w:delText xml:space="preserve"> (Cygwin</w:delText>
+        </w:r>
+        <w:r>
+          <w:rPr>
+            <w:rFonts w:cs="Times New Roman"/>
+            <w:szCs w:val="21"/>
+          </w:rPr>
+          <w:delText>/bin</w:delText>
+        </w:r>
+        <w:r>
+          <w:rPr>
+            <w:rFonts w:cs="Times New Roman"/>
+            <w:szCs w:val="21"/>
+          </w:rPr>
+          <w:delText>)</w:delText>
+        </w:r>
+      </w:del>
     </w:p>
     <w:p>
       <w:pPr>
@@ -1199,62 +1238,30 @@
             <w:rFonts w:cs="Times New Roman"/>
             <w:szCs w:val="21"/>
           </w:rPr>
-          <w:delText>Cygwin exe file location</w:delText>
+          <w:delText>R exe file location</w:delText>
         </w:r>
         <w:r>
           <w:rPr>
             <w:rFonts w:cs="Times New Roman"/>
             <w:szCs w:val="21"/>
           </w:rPr>
-          <w:delText xml:space="preserve"> (Cygwin</w:delText>
-        </w:r>
-        <w:r>
-          <w:rPr>
-            <w:rFonts w:cs="Times New Roman"/>
-            <w:szCs w:val="21"/>
-          </w:rPr>
-          <w:delText>/bin</w:delText>
-        </w:r>
-        <w:r>
-          <w:rPr>
-            <w:rFonts w:cs="Times New Roman"/>
-            <w:szCs w:val="21"/>
-          </w:rPr>
-          <w:delText>)</w:delText>
+          <w:delText xml:space="preserve"> (R/bin)</w:delText>
         </w:r>
       </w:del>
     </w:p>
     <w:p>
       <w:pPr>
-        <w:pStyle w:val="afc"/>
-        <w:widowControl w:val="0"/>
-        <w:numPr>
-          <w:ilvl w:val="0"/>
-          <w:numId w:val="7"/>
-        </w:numPr>
-        <w:spacing w:after="0" w:line="240" w:lineRule="auto"/>
-        <w:contextualSpacing w:val="0"/>
-        <w:jc w:val="both"/>
         <w:rPr>
-          <w:del w:id="69" w:author="osugi.yuto.56n@st.kyoto-u.ac.jp" w:date="2026-06-23T21:34:00Z" w16du:dateUtc="2026-06-23T12:34:00Z"/>
-          <w:rFonts w:cs="Times New Roman"/>
+          <w:del w:id="69" w:author="osugi.yuto.56n@st.kyoto-u.ac.jp" w:date="2026-06-23T21:56:00Z" w16du:dateUtc="2026-06-23T12:56:00Z"/>
           <w:szCs w:val="21"/>
         </w:rPr>
       </w:pPr>
-      <w:del w:id="70" w:author="osugi.yuto.56n@st.kyoto-u.ac.jp" w:date="2026-06-23T21:34:00Z" w16du:dateUtc="2026-06-23T12:34:00Z">
-        <w:r>
-          <w:rPr>
-            <w:rFonts w:cs="Times New Roman"/>
+      <w:del w:id="70" w:author="osugi.yuto.56n@st.kyoto-u.ac.jp" w:date="2026-06-23T21:56:00Z" w16du:dateUtc="2026-06-23T12:56:00Z">
+        <w:r>
+          <w:rPr>
             <w:szCs w:val="21"/>
           </w:rPr>
-          <w:delText>R exe file location</w:delText>
-        </w:r>
-        <w:r>
-          <w:rPr>
-            <w:rFonts w:cs="Times New Roman"/>
-            <w:szCs w:val="21"/>
-          </w:rPr>
-          <w:delText xml:space="preserve"> (R/bin)</w:delText>
+          <w:delText>Note that you need to reboot the system in order to reflect the changes of the environmental variables. It should be English instead of font of Chinese or other languages.</w:delText>
         </w:r>
       </w:del>
     </w:p>
@@ -1265,22 +1272,22 @@
           <w:szCs w:val="21"/>
         </w:rPr>
       </w:pPr>
-      <w:del w:id="72" w:author="osugi.yuto.56n@st.kyoto-u.ac.jp" w:date="2026-06-23T21:56:00Z" w16du:dateUtc="2026-06-23T12:56:00Z">
-        <w:r>
-          <w:rPr>
-            <w:szCs w:val="21"/>
-          </w:rPr>
-          <w:delText>Note that you need to reboot the system in order to reflect the changes of the environmental variables. It should be English instead of font of Chinese or other languages.</w:delText>
-        </w:r>
-      </w:del>
     </w:p>
     <w:p>
       <w:pPr>
         <w:rPr>
-          <w:del w:id="73" w:author="osugi.yuto.56n@st.kyoto-u.ac.jp" w:date="2026-06-23T21:56:00Z" w16du:dateUtc="2026-06-23T12:56:00Z"/>
+          <w:del w:id="72" w:author="osugi.yuto.56n@st.kyoto-u.ac.jp" w:date="2026-06-23T21:56:00Z" w16du:dateUtc="2026-06-23T12:56:00Z"/>
           <w:szCs w:val="21"/>
         </w:rPr>
       </w:pPr>
+      <w:del w:id="73" w:author="osugi.yuto.56n@st.kyoto-u.ac.jp" w:date="2026-06-23T21:56:00Z" w16du:dateUtc="2026-06-23T12:56:00Z">
+        <w:r>
+          <w:rPr>
+            <w:szCs w:val="21"/>
+          </w:rPr>
+          <w:delText>How can you check whether you have added the directory paths to “Path’ correctly? First, open command prompt. Then type ‘bash’ to see if Cygwin works fine. Then type ‘R’ to see if R works fine.</w:delText>
+        </w:r>
+      </w:del>
     </w:p>
     <w:p>
       <w:pPr>
@@ -1289,19 +1296,28 @@
           <w:szCs w:val="21"/>
         </w:rPr>
       </w:pPr>
-      <w:del w:id="75" w:author="osugi.yuto.56n@st.kyoto-u.ac.jp" w:date="2026-06-23T21:56:00Z" w16du:dateUtc="2026-06-23T12:56:00Z">
+    </w:p>
+    <w:p>
+      <w:pPr>
+        <w:rPr>
+          <w:del w:id="75" w:author="osugi.yuto.56n@st.kyoto-u.ac.jp" w:date="2026-06-23T21:56:00Z" w16du:dateUtc="2026-06-23T12:56:00Z"/>
+          <w:szCs w:val="21"/>
+        </w:rPr>
+      </w:pPr>
+      <w:del w:id="76" w:author="osugi.yuto.56n@st.kyoto-u.ac.jp" w:date="2026-06-23T21:56:00Z" w16du:dateUtc="2026-06-23T12:56:00Z">
         <w:r>
           <w:rPr>
             <w:szCs w:val="21"/>
           </w:rPr>
-          <w:delText>How can you check whether you have added the directory paths to “Path’ correctly? First, open command prompt. Then type ‘bash’ to see if Cygwin works fine. Then type ‘R’ to see if R works fine.</w:delText>
+          <w:delText>When you run the model and find something is wrong with plotting graphs, please try install R library. First, open R studio, click ‘tools’, then ‘install package’, type ‘ggplot2’ in the blank line and click ‘install’. After it is finished, do it similarly for ‘RColorBrewer’ and ‘reshape2’.</w:delText>
         </w:r>
       </w:del>
     </w:p>
     <w:p>
       <w:pPr>
         <w:rPr>
-          <w:del w:id="76" w:author="osugi.yuto.56n@st.kyoto-u.ac.jp" w:date="2026-06-23T21:56:00Z" w16du:dateUtc="2026-06-23T12:56:00Z"/>
+          <w:ins w:id="77" w:author="hirabaru.soutarou.72s@st.kyoto-u.ac.jp" w:date="2024-03-08T16:50:00Z"/>
+          <w:del w:id="78" w:author="osugi.yuto.56n@st.kyoto-u.ac.jp" w:date="2026-06-23T21:56:00Z" w16du:dateUtc="2026-06-23T12:56:00Z"/>
           <w:szCs w:val="21"/>
         </w:rPr>
       </w:pPr>
@@ -1309,46 +1325,21 @@
     <w:p>
       <w:pPr>
         <w:rPr>
-          <w:del w:id="77" w:author="osugi.yuto.56n@st.kyoto-u.ac.jp" w:date="2026-06-23T21:56:00Z" w16du:dateUtc="2026-06-23T12:56:00Z"/>
-          <w:szCs w:val="21"/>
-        </w:rPr>
-      </w:pPr>
-      <w:del w:id="78" w:author="osugi.yuto.56n@st.kyoto-u.ac.jp" w:date="2026-06-23T21:56:00Z" w16du:dateUtc="2026-06-23T12:56:00Z">
-        <w:r>
-          <w:rPr>
-            <w:szCs w:val="21"/>
-          </w:rPr>
-          <w:delText>When you run the model and find something is wrong with plotting graphs, please try install R library. First, open R studio, click ‘tools’, then ‘install package’, type ‘ggplot2’ in the blank line and click ‘install’. After it is finished, do it similarly for ‘RColorBrewer’ and ‘reshape2’.</w:delText>
-        </w:r>
-      </w:del>
-    </w:p>
-    <w:p>
-      <w:pPr>
-        <w:rPr>
-          <w:ins w:id="79" w:author="hirabaru.soutarou.72s@st.kyoto-u.ac.jp" w:date="2024-03-08T16:50:00Z"/>
+          <w:ins w:id="79" w:author="hirabaru.soutarou.72s@st.kyoto-u.ac.jp" w:date="2024-03-08T16:51:00Z"/>
           <w:del w:id="80" w:author="osugi.yuto.56n@st.kyoto-u.ac.jp" w:date="2026-06-23T21:56:00Z" w16du:dateUtc="2026-06-23T12:56:00Z"/>
-          <w:szCs w:val="21"/>
-        </w:rPr>
-      </w:pPr>
-    </w:p>
-    <w:p>
-      <w:pPr>
-        <w:rPr>
-          <w:ins w:id="81" w:author="hirabaru.soutarou.72s@st.kyoto-u.ac.jp" w:date="2024-03-08T16:51:00Z"/>
-          <w:del w:id="82" w:author="osugi.yuto.56n@st.kyoto-u.ac.jp" w:date="2026-06-23T21:56:00Z" w16du:dateUtc="2026-06-23T12:56:00Z"/>
           <w:rFonts w:eastAsiaTheme="minorEastAsia"/>
           <w:kern w:val="0"/>
           <w:szCs w:val="21"/>
         </w:rPr>
       </w:pPr>
-      <w:ins w:id="83" w:author="hirabaru.soutarou.72s@st.kyoto-u.ac.jp" w:date="2024-03-08T16:51:00Z">
-        <w:del w:id="84" w:author="osugi.yuto.56n@st.kyoto-u.ac.jp" w:date="2026-06-23T21:56:00Z" w16du:dateUtc="2026-06-23T12:56:00Z">
+      <w:ins w:id="81" w:author="hirabaru.soutarou.72s@st.kyoto-u.ac.jp" w:date="2024-03-08T16:51:00Z">
+        <w:del w:id="82" w:author="osugi.yuto.56n@st.kyoto-u.ac.jp" w:date="2026-06-23T21:56:00Z" w16du:dateUtc="2026-06-23T12:56:00Z">
           <w:r>
             <w:rPr>
               <w:rFonts w:eastAsiaTheme="minorEastAsia"/>
               <w:kern w:val="0"/>
               <w:szCs w:val="21"/>
-              <w:rPrChange w:id="85" w:author="hirabaru.soutarou.72s@st.kyoto-u.ac.jp" w:date="2024-03-08T16:51:00Z">
+              <w:rPrChange w:id="83" w:author="hirabaru.soutarou.72s@st.kyoto-u.ac.jp" w:date="2024-03-08T16:51:00Z">
                 <w:rPr>
                   <w:rFonts w:eastAsiaTheme="minorEastAsia"/>
                   <w:kern w:val="0"/>
@@ -1361,8 +1352,8 @@
           </w:r>
         </w:del>
       </w:ins>
-      <w:ins w:id="86" w:author="hirabaru.soutarou.72s@st.kyoto-u.ac.jp" w:date="2024-03-15T14:22:00Z">
-        <w:del w:id="87" w:author="osugi.yuto.56n@st.kyoto-u.ac.jp" w:date="2026-06-23T21:56:00Z" w16du:dateUtc="2026-06-23T12:56:00Z">
+      <w:ins w:id="84" w:author="hirabaru.soutarou.72s@st.kyoto-u.ac.jp" w:date="2024-03-15T14:22:00Z">
+        <w:del w:id="85" w:author="osugi.yuto.56n@st.kyoto-u.ac.jp" w:date="2026-06-23T21:56:00Z" w16du:dateUtc="2026-06-23T12:56:00Z">
           <w:r>
             <w:rPr>
               <w:rFonts w:eastAsiaTheme="minorEastAsia" w:hint="eastAsia"/>
@@ -1373,14 +1364,14 @@
           </w:r>
         </w:del>
       </w:ins>
-      <w:ins w:id="88" w:author="hirabaru.soutarou.72s@st.kyoto-u.ac.jp" w:date="2024-03-08T16:51:00Z">
-        <w:del w:id="89" w:author="osugi.yuto.56n@st.kyoto-u.ac.jp" w:date="2026-06-23T21:56:00Z" w16du:dateUtc="2026-06-23T12:56:00Z">
+      <w:ins w:id="86" w:author="hirabaru.soutarou.72s@st.kyoto-u.ac.jp" w:date="2024-03-08T16:51:00Z">
+        <w:del w:id="87" w:author="osugi.yuto.56n@st.kyoto-u.ac.jp" w:date="2026-06-23T21:56:00Z" w16du:dateUtc="2026-06-23T12:56:00Z">
           <w:r>
             <w:rPr>
               <w:rFonts w:eastAsiaTheme="minorEastAsia"/>
               <w:kern w:val="0"/>
               <w:szCs w:val="21"/>
-              <w:rPrChange w:id="90" w:author="hirabaru.soutarou.72s@st.kyoto-u.ac.jp" w:date="2024-03-08T16:51:00Z">
+              <w:rPrChange w:id="88" w:author="hirabaru.soutarou.72s@st.kyoto-u.ac.jp" w:date="2024-03-08T16:51:00Z">
                 <w:rPr>
                   <w:rFonts w:eastAsiaTheme="minorEastAsia"/>
                   <w:kern w:val="0"/>
@@ -1393,8 +1384,8 @@
           </w:r>
         </w:del>
       </w:ins>
-      <w:ins w:id="91" w:author="hirabaru.soutarou.72s@st.kyoto-u.ac.jp" w:date="2024-03-15T14:22:00Z">
-        <w:del w:id="92" w:author="osugi.yuto.56n@st.kyoto-u.ac.jp" w:date="2026-06-23T21:56:00Z" w16du:dateUtc="2026-06-23T12:56:00Z">
+      <w:ins w:id="89" w:author="hirabaru.soutarou.72s@st.kyoto-u.ac.jp" w:date="2024-03-15T14:22:00Z">
+        <w:del w:id="90" w:author="osugi.yuto.56n@st.kyoto-u.ac.jp" w:date="2026-06-23T21:56:00Z" w16du:dateUtc="2026-06-23T12:56:00Z">
           <w:r>
             <w:rPr>
               <w:rFonts w:eastAsiaTheme="minorEastAsia" w:hint="eastAsia"/>
@@ -1405,14 +1396,14 @@
           </w:r>
         </w:del>
       </w:ins>
-      <w:ins w:id="93" w:author="hirabaru.soutarou.72s@st.kyoto-u.ac.jp" w:date="2024-03-08T16:51:00Z">
-        <w:del w:id="94" w:author="osugi.yuto.56n@st.kyoto-u.ac.jp" w:date="2026-06-23T21:56:00Z" w16du:dateUtc="2026-06-23T12:56:00Z">
+      <w:ins w:id="91" w:author="hirabaru.soutarou.72s@st.kyoto-u.ac.jp" w:date="2024-03-08T16:51:00Z">
+        <w:del w:id="92" w:author="osugi.yuto.56n@st.kyoto-u.ac.jp" w:date="2026-06-23T21:56:00Z" w16du:dateUtc="2026-06-23T12:56:00Z">
           <w:r>
             <w:rPr>
               <w:rFonts w:eastAsiaTheme="minorEastAsia"/>
               <w:kern w:val="0"/>
               <w:szCs w:val="21"/>
-              <w:rPrChange w:id="95" w:author="hirabaru.soutarou.72s@st.kyoto-u.ac.jp" w:date="2024-03-08T16:51:00Z">
+              <w:rPrChange w:id="93" w:author="hirabaru.soutarou.72s@st.kyoto-u.ac.jp" w:date="2024-03-08T16:51:00Z">
                 <w:rPr>
                   <w:rFonts w:eastAsiaTheme="minorEastAsia"/>
                   <w:kern w:val="0"/>
@@ -1425,8 +1416,8 @@
           </w:r>
         </w:del>
       </w:ins>
-      <w:ins w:id="96" w:author="hirabaru.soutarou.72s@st.kyoto-u.ac.jp" w:date="2024-03-15T14:22:00Z">
-        <w:del w:id="97" w:author="osugi.yuto.56n@st.kyoto-u.ac.jp" w:date="2026-06-23T21:56:00Z" w16du:dateUtc="2026-06-23T12:56:00Z">
+      <w:ins w:id="94" w:author="hirabaru.soutarou.72s@st.kyoto-u.ac.jp" w:date="2024-03-15T14:22:00Z">
+        <w:del w:id="95" w:author="osugi.yuto.56n@st.kyoto-u.ac.jp" w:date="2026-06-23T21:56:00Z" w16du:dateUtc="2026-06-23T12:56:00Z">
           <w:r>
             <w:rPr>
               <w:rFonts w:eastAsiaTheme="minorEastAsia" w:hint="eastAsia"/>
@@ -1437,14 +1428,14 @@
           </w:r>
         </w:del>
       </w:ins>
-      <w:ins w:id="98" w:author="hirabaru.soutarou.72s@st.kyoto-u.ac.jp" w:date="2024-03-08T16:51:00Z">
-        <w:del w:id="99" w:author="osugi.yuto.56n@st.kyoto-u.ac.jp" w:date="2026-06-23T21:56:00Z" w16du:dateUtc="2026-06-23T12:56:00Z">
+      <w:ins w:id="96" w:author="hirabaru.soutarou.72s@st.kyoto-u.ac.jp" w:date="2024-03-08T16:51:00Z">
+        <w:del w:id="97" w:author="osugi.yuto.56n@st.kyoto-u.ac.jp" w:date="2026-06-23T21:56:00Z" w16du:dateUtc="2026-06-23T12:56:00Z">
           <w:r>
             <w:rPr>
               <w:rFonts w:eastAsiaTheme="minorEastAsia"/>
               <w:kern w:val="0"/>
               <w:szCs w:val="21"/>
-              <w:rPrChange w:id="100" w:author="hirabaru.soutarou.72s@st.kyoto-u.ac.jp" w:date="2024-03-08T16:51:00Z">
+              <w:rPrChange w:id="98" w:author="hirabaru.soutarou.72s@st.kyoto-u.ac.jp" w:date="2024-03-08T16:51:00Z">
                 <w:rPr>
                   <w:rFonts w:eastAsiaTheme="minorEastAsia"/>
                   <w:kern w:val="0"/>
@@ -1469,7 +1460,7 @@
       <w:pPr>
         <w:pStyle w:val="20"/>
         <w:rPr>
-          <w:del w:id="101" w:author="osugi.yuto.56n@st.kyoto-u.ac.jp" w:date="2026-06-24T18:30:00Z" w16du:dateUtc="2026-06-24T09:30:00Z"/>
+          <w:del w:id="99" w:author="osugi.yuto.56n@st.kyoto-u.ac.jp" w:date="2026-06-24T18:30:00Z" w16du:dateUtc="2026-06-24T09:30:00Z"/>
           <w:szCs w:val="21"/>
         </w:rPr>
       </w:pPr>
@@ -1500,18 +1491,50 @@
           <w:numId w:val="0"/>
         </w:numPr>
         <w:rPr>
-          <w:del w:id="102" w:author="osugi.yuto.56n@st.kyoto-u.ac.jp" w:date="2026-06-23T21:56:00Z" w16du:dateUtc="2026-06-23T12:56:00Z"/>
+          <w:del w:id="100" w:author="osugi.yuto.56n@st.kyoto-u.ac.jp" w:date="2026-06-23T21:56:00Z" w16du:dateUtc="2026-06-23T12:56:00Z"/>
           <w:b w:val="0"/>
           <w:bCs/>
           <w:szCs w:val="21"/>
-          <w:rPrChange w:id="103" w:author="osugi.yuto.56n@st.kyoto-u.ac.jp" w:date="2026-06-24T18:30:00Z" w16du:dateUtc="2026-06-24T09:30:00Z">
+          <w:rPrChange w:id="101" w:author="osugi.yuto.56n@st.kyoto-u.ac.jp" w:date="2026-06-24T18:30:00Z" w16du:dateUtc="2026-06-24T09:30:00Z">
             <w:rPr>
-              <w:del w:id="104" w:author="osugi.yuto.56n@st.kyoto-u.ac.jp" w:date="2026-06-23T21:56:00Z" w16du:dateUtc="2026-06-23T12:56:00Z"/>
+              <w:del w:id="102" w:author="osugi.yuto.56n@st.kyoto-u.ac.jp" w:date="2026-06-23T21:56:00Z" w16du:dateUtc="2026-06-23T12:56:00Z"/>
               <w:szCs w:val="21"/>
             </w:rPr>
           </w:rPrChange>
         </w:rPr>
-        <w:pPrChange w:id="105" w:author="osugi.yuto.56n@st.kyoto-u.ac.jp" w:date="2026-06-24T18:30:00Z" w16du:dateUtc="2026-06-24T09:30:00Z">
+      </w:pPr>
+      <w:bookmarkStart w:id="103" w:name="_Toc51254575"/>
+    </w:p>
+    <w:p>
+      <w:pPr>
+        <w:pStyle w:val="20"/>
+        <w:rPr>
+          <w:ins w:id="104" w:author="osugi.yuto.56n@st.kyoto-u.ac.jp" w:date="2026-06-24T18:30:00Z" w16du:dateUtc="2026-06-24T09:30:00Z"/>
+          <w:szCs w:val="21"/>
+        </w:rPr>
+        <w:pPrChange w:id="105" w:author="osugi.yuto.56n@st.kyoto-u.ac.jp" w:date="2026-06-24T18:29:00Z" w16du:dateUtc="2026-06-24T09:29:00Z">
+          <w:pPr/>
+        </w:pPrChange>
+      </w:pPr>
+    </w:p>
+    <w:p>
+      <w:pPr>
+        <w:rPr>
+          <w:ins w:id="106" w:author="osugi.yuto.56n@st.kyoto-u.ac.jp" w:date="2026-06-24T18:30:00Z" w16du:dateUtc="2026-06-24T09:30:00Z"/>
+        </w:rPr>
+      </w:pPr>
+      <w:ins w:id="107" w:author="osugi.yuto.56n@st.kyoto-u.ac.jp" w:date="2026-06-24T18:30:00Z">
+        <w:r>
+          <w:t>To run the model, the following data must be prepared in addition to the files included in the GitHub repository.</w:t>
+        </w:r>
+      </w:ins>
+    </w:p>
+    <w:p>
+      <w:pPr>
+        <w:rPr>
+          <w:ins w:id="108" w:author="osugi.yuto.56n@st.kyoto-u.ac.jp" w:date="2026-06-24T18:14:00Z" w16du:dateUtc="2026-06-24T09:14:00Z"/>
+        </w:rPr>
+        <w:pPrChange w:id="109" w:author="osugi.yuto.56n@st.kyoto-u.ac.jp" w:date="2026-06-24T18:29:00Z" w16du:dateUtc="2026-06-24T09:29:00Z">
           <w:pPr>
             <w:pStyle w:val="20"/>
             <w:numPr>
@@ -1525,152 +1548,171 @@
           </w:pPr>
         </w:pPrChange>
       </w:pPr>
-      <w:bookmarkStart w:id="106" w:name="_Toc51254575"/>
     </w:p>
     <w:p>
       <w:pPr>
-        <w:pStyle w:val="20"/>
         <w:rPr>
-          <w:ins w:id="107" w:author="osugi.yuto.56n@st.kyoto-u.ac.jp" w:date="2026-06-24T18:30:00Z" w16du:dateUtc="2026-06-24T09:30:00Z"/>
-          <w:rFonts w:hint="eastAsia"/>
-          <w:b w:val="0"/>
-          <w:szCs w:val="21"/>
-          <w:rPrChange w:id="108" w:author="osugi.yuto.56n@st.kyoto-u.ac.jp" w:date="2026-06-24T18:30:00Z" w16du:dateUtc="2026-06-24T09:30:00Z">
-            <w:rPr>
-              <w:ins w:id="109" w:author="osugi.yuto.56n@st.kyoto-u.ac.jp" w:date="2026-06-24T18:30:00Z" w16du:dateUtc="2026-06-24T09:30:00Z"/>
-              <w:rFonts w:hint="eastAsia"/>
-            </w:rPr>
-          </w:rPrChange>
+          <w:ins w:id="110" w:author="osugi.yuto.56n@st.kyoto-u.ac.jp" w:date="2026-06-24T18:15:00Z" w16du:dateUtc="2026-06-24T09:15:00Z"/>
         </w:rPr>
-        <w:pPrChange w:id="110" w:author="osugi.yuto.56n@st.kyoto-u.ac.jp" w:date="2026-06-24T18:29:00Z" w16du:dateUtc="2026-06-24T09:29:00Z">
-          <w:pPr/>
-        </w:pPrChange>
-      </w:pPr>
-    </w:p>
-    <w:p>
-      <w:pPr>
-        <w:rPr>
-          <w:ins w:id="111" w:author="osugi.yuto.56n@st.kyoto-u.ac.jp" w:date="2026-06-24T18:30:00Z" w16du:dateUtc="2026-06-24T09:30:00Z"/>
-        </w:rPr>
-      </w:pPr>
-      <w:ins w:id="112" w:author="osugi.yuto.56n@st.kyoto-u.ac.jp" w:date="2026-06-24T18:30:00Z">
-        <w:r>
-          <w:t>To run the model, the following data must be prepared in addition to the files included in the GitHub repository.</w:t>
+      </w:pPr>
+      <w:ins w:id="111" w:author="osugi.yuto.56n@st.kyoto-u.ac.jp" w:date="2026-06-24T18:25:00Z" w16du:dateUtc="2026-06-24T09:25:00Z">
+        <w:r>
+          <w:rPr>
+            <w:rFonts w:hint="eastAsia"/>
+          </w:rPr>
+          <w:t>・</w:t>
+        </w:r>
+        <w:r>
+          <w:rPr>
+            <w:rFonts w:hint="eastAsia"/>
+          </w:rPr>
+          <w:t>NflowModel/data/</w:t>
         </w:r>
       </w:ins>
     </w:p>
     <w:p>
       <w:pPr>
         <w:rPr>
-          <w:ins w:id="113" w:author="osugi.yuto.56n@st.kyoto-u.ac.jp" w:date="2026-06-24T18:14:00Z" w16du:dateUtc="2026-06-24T09:14:00Z"/>
+          <w:ins w:id="112" w:author="osugi.yuto.56n@st.kyoto-u.ac.jp" w:date="2026-06-24T18:14:00Z" w16du:dateUtc="2026-06-24T09:14:00Z"/>
           <w:rFonts w:hint="eastAsia"/>
         </w:rPr>
-        <w:pPrChange w:id="114" w:author="osugi.yuto.56n@st.kyoto-u.ac.jp" w:date="2026-06-24T18:29:00Z" w16du:dateUtc="2026-06-24T09:29:00Z">
-          <w:pPr>
-            <w:pStyle w:val="20"/>
-            <w:numPr>
-              <w:ilvl w:val="0"/>
-              <w:numId w:val="0"/>
-            </w:numPr>
-            <w:tabs>
-              <w:tab w:val="clear" w:pos="567"/>
-            </w:tabs>
-            <w:ind w:left="0" w:firstLine="0"/>
-          </w:pPr>
-        </w:pPrChange>
-      </w:pPr>
-    </w:p>
-    <w:p>
-      <w:pPr>
-        <w:rPr>
-          <w:ins w:id="115" w:author="osugi.yuto.56n@st.kyoto-u.ac.jp" w:date="2026-06-24T18:15:00Z" w16du:dateUtc="2026-06-24T09:15:00Z"/>
-          <w:rFonts w:hint="eastAsia"/>
-        </w:rPr>
-      </w:pPr>
-      <w:ins w:id="116" w:author="osugi.yuto.56n@st.kyoto-u.ac.jp" w:date="2026-06-24T18:25:00Z" w16du:dateUtc="2026-06-24T09:25:00Z">
+      </w:pPr>
+      <w:ins w:id="113" w:author="osugi.yuto.56n@st.kyoto-u.ac.jp" w:date="2026-06-24T18:15:00Z" w16du:dateUtc="2026-06-24T09:15:00Z">
+        <w:r>
+          <w:t>livdis_SSP2_BaU_NoCC.nc</w:t>
+        </w:r>
+      </w:ins>
+      <w:ins w:id="114" w:author="osugi.yuto.56n@st.kyoto-u.ac.jp" w:date="2026-07-06T14:04:00Z" w16du:dateUtc="2026-07-06T05:04:00Z">
+        <w:r>
+          <w:t>…</w:t>
+        </w:r>
+      </w:ins>
+      <w:ins w:id="115" w:author="osugi.yuto.56n@st.kyoto-u.ac.jp" w:date="2026-07-06T14:05:00Z" w16du:dateUtc="2026-07-06T05:05:00Z">
         <w:r>
           <w:rPr>
             <w:rFonts w:hint="eastAsia"/>
           </w:rPr>
-          <w:t>・</w:t>
-        </w:r>
+          <w:t>l</w:t>
+        </w:r>
+      </w:ins>
+      <w:ins w:id="116" w:author="osugi.yuto.56n@st.kyoto-u.ac.jp" w:date="2026-07-06T14:04:00Z" w16du:dateUtc="2026-07-06T05:04:00Z">
         <w:r>
           <w:rPr>
             <w:rFonts w:hint="eastAsia"/>
           </w:rPr>
-          <w:t>NflowModel/data/</w:t>
+          <w:t>ivestock distribution data from AIM-PLUM</w:t>
         </w:r>
       </w:ins>
     </w:p>
     <w:p>
       <w:pPr>
         <w:rPr>
-          <w:ins w:id="117" w:author="osugi.yuto.56n@st.kyoto-u.ac.jp" w:date="2026-06-24T18:14:00Z" w16du:dateUtc="2026-06-24T09:14:00Z"/>
-          <w:rFonts w:hint="eastAsia"/>
+          <w:ins w:id="117" w:author="osugi.yuto.56n@st.kyoto-u.ac.jp" w:date="2026-06-24T18:22:00Z" w16du:dateUtc="2026-06-24T09:22:00Z"/>
         </w:rPr>
       </w:pPr>
-      <w:ins w:id="118" w:author="osugi.yuto.56n@st.kyoto-u.ac.jp" w:date="2026-06-24T18:15:00Z" w16du:dateUtc="2026-06-24T09:15:00Z">
-        <w:r>
-          <w:t>livdis_SSP2_BaU_NoCC.nc</w:t>
+      <w:ins w:id="118" w:author="osugi.yuto.56n@st.kyoto-u.ac.jp" w:date="2026-06-24T18:14:00Z" w16du:dateUtc="2026-06-24T09:14:00Z">
+        <w:r>
+          <w:t>livdis_SSP2_500C_CACN_NoCC.nc</w:t>
+        </w:r>
+      </w:ins>
+      <w:ins w:id="119" w:author="osugi.yuto.56n@st.kyoto-u.ac.jp" w:date="2026-07-06T14:04:00Z" w16du:dateUtc="2026-07-06T05:04:00Z">
+        <w:r>
+          <w:t>…</w:t>
+        </w:r>
+      </w:ins>
+      <w:ins w:id="120" w:author="osugi.yuto.56n@st.kyoto-u.ac.jp" w:date="2026-07-06T14:05:00Z" w16du:dateUtc="2026-07-06T05:05:00Z">
+        <w:r>
+          <w:rPr>
+            <w:rFonts w:hint="eastAsia"/>
+          </w:rPr>
+          <w:t>l</w:t>
+        </w:r>
+      </w:ins>
+      <w:ins w:id="121" w:author="osugi.yuto.56n@st.kyoto-u.ac.jp" w:date="2026-07-06T14:04:00Z" w16du:dateUtc="2026-07-06T05:04:00Z">
+        <w:r>
+          <w:rPr>
+            <w:rFonts w:hint="eastAsia"/>
+          </w:rPr>
+          <w:t>ivestock distribution data from AIM-PLUM</w:t>
         </w:r>
       </w:ins>
     </w:p>
     <w:p>
       <w:pPr>
         <w:rPr>
-          <w:ins w:id="119" w:author="osugi.yuto.56n@st.kyoto-u.ac.jp" w:date="2026-06-24T18:22:00Z" w16du:dateUtc="2026-06-24T09:22:00Z"/>
+          <w:ins w:id="122" w:author="osugi.yuto.56n@st.kyoto-u.ac.jp" w:date="2026-06-24T18:22:00Z" w16du:dateUtc="2026-06-24T09:22:00Z"/>
         </w:rPr>
       </w:pPr>
-      <w:ins w:id="120" w:author="osugi.yuto.56n@st.kyoto-u.ac.jp" w:date="2026-06-24T18:14:00Z" w16du:dateUtc="2026-06-24T09:14:00Z">
-        <w:r>
-          <w:t>livdis_SSP2_500C_CACN_NoCC.nc</w:t>
+      <w:ins w:id="123" w:author="osugi.yuto.56n@st.kyoto-u.ac.jp" w:date="2026-06-24T18:22:00Z" w16du:dateUtc="2026-06-24T09:22:00Z">
+        <w:r>
+          <w:t>results_SSP2_BaU_NoCC.gdx</w:t>
+        </w:r>
+      </w:ins>
+      <w:ins w:id="124" w:author="osugi.yuto.56n@st.kyoto-u.ac.jp" w:date="2026-07-06T14:04:00Z" w16du:dateUtc="2026-07-06T05:04:00Z">
+        <w:r>
+          <w:t>…</w:t>
+        </w:r>
+        <w:r>
+          <w:rPr>
+            <w:rFonts w:hint="eastAsia"/>
+          </w:rPr>
+          <w:t>land-use</w:t>
+        </w:r>
+      </w:ins>
+      <w:ins w:id="125" w:author="osugi.yuto.56n@st.kyoto-u.ac.jp" w:date="2026-07-06T14:05:00Z" w16du:dateUtc="2026-07-06T05:05:00Z">
+        <w:r>
+          <w:rPr>
+            <w:rFonts w:hint="eastAsia"/>
+          </w:rPr>
+          <w:t xml:space="preserve"> data from AIM-PLUM</w:t>
+        </w:r>
+      </w:ins>
+      <w:ins w:id="126" w:author="osugi.yuto.56n@st.kyoto-u.ac.jp" w:date="2026-06-24T18:22:00Z" w16du:dateUtc="2026-06-24T09:22:00Z">
+        <w:r>
+          <w:t xml:space="preserve"> </w:t>
         </w:r>
       </w:ins>
     </w:p>
     <w:p>
       <w:pPr>
         <w:rPr>
-          <w:ins w:id="121" w:author="osugi.yuto.56n@st.kyoto-u.ac.jp" w:date="2026-06-24T18:22:00Z" w16du:dateUtc="2026-06-24T09:22:00Z"/>
+          <w:del w:id="127" w:author="osugi.yuto.56n@st.kyoto-u.ac.jp" w:date="2026-06-23T21:56:00Z" w16du:dateUtc="2026-06-23T12:56:00Z"/>
         </w:rPr>
       </w:pPr>
-      <w:ins w:id="122" w:author="osugi.yuto.56n@st.kyoto-u.ac.jp" w:date="2026-06-24T18:22:00Z" w16du:dateUtc="2026-06-24T09:22:00Z">
-        <w:r>
-          <w:t>results_SSP2_BaU_NoCC.gdx</w:t>
-        </w:r>
-        <w:r>
+      <w:ins w:id="128" w:author="osugi.yuto.56n@st.kyoto-u.ac.jp" w:date="2026-06-24T18:20:00Z" w16du:dateUtc="2026-06-24T09:20:00Z">
+        <w:r>
+          <w:rPr>
+            <w:rPrChange w:id="129" w:author="osugi.yuto.56n@st.kyoto-u.ac.jp" w:date="2026-06-24T18:20:00Z" w16du:dateUtc="2026-06-24T09:20:00Z">
+              <w:rPr>
+                <w:strike/>
+              </w:rPr>
+            </w:rPrChange>
+          </w:rPr>
+          <w:t>results_SSP2_500C_CACN_NoCC.gdx</w:t>
+        </w:r>
+        <w:r>
+          <w:rPr>
+            <w:rPrChange w:id="130" w:author="osugi.yuto.56n@st.kyoto-u.ac.jp" w:date="2026-06-24T18:20:00Z" w16du:dateUtc="2026-06-24T09:20:00Z">
+              <w:rPr>
+                <w:strike/>
+              </w:rPr>
+            </w:rPrChange>
+          </w:rPr>
           <w:t xml:space="preserve"> </w:t>
         </w:r>
       </w:ins>
-    </w:p>
-    <w:p>
-      <w:pPr>
-        <w:rPr>
-          <w:del w:id="123" w:author="osugi.yuto.56n@st.kyoto-u.ac.jp" w:date="2026-06-23T21:56:00Z" w16du:dateUtc="2026-06-23T12:56:00Z"/>
-        </w:rPr>
-      </w:pPr>
-      <w:ins w:id="124" w:author="osugi.yuto.56n@st.kyoto-u.ac.jp" w:date="2026-06-24T18:20:00Z" w16du:dateUtc="2026-06-24T09:20:00Z">
-        <w:r>
-          <w:rPr>
-            <w:rPrChange w:id="125" w:author="osugi.yuto.56n@st.kyoto-u.ac.jp" w:date="2026-06-24T18:20:00Z" w16du:dateUtc="2026-06-24T09:20:00Z">
-              <w:rPr>
-                <w:strike/>
-              </w:rPr>
-            </w:rPrChange>
-          </w:rPr>
-          <w:t>results_SSP2_500C_CACN_NoCC.gdx</w:t>
-        </w:r>
-        <w:r>
-          <w:rPr>
-            <w:rPrChange w:id="126" w:author="osugi.yuto.56n@st.kyoto-u.ac.jp" w:date="2026-06-24T18:20:00Z" w16du:dateUtc="2026-06-24T09:20:00Z">
-              <w:rPr>
-                <w:strike/>
-              </w:rPr>
-            </w:rPrChange>
-          </w:rPr>
-          <w:t xml:space="preserve"> </w:t>
+      <w:ins w:id="131" w:author="osugi.yuto.56n@st.kyoto-u.ac.jp" w:date="2026-07-06T14:05:00Z" w16du:dateUtc="2026-07-06T05:05:00Z">
+        <w:r>
+          <w:t>…</w:t>
+        </w:r>
+        <w:r>
+          <w:rPr>
+            <w:rFonts w:hint="eastAsia"/>
+          </w:rPr>
+          <w:t>land-use data from AIM-PLUM</w:t>
         </w:r>
       </w:ins>
-      <w:del w:id="127" w:author="osugi.yuto.56n@st.kyoto-u.ac.jp" w:date="2026-06-23T21:56:00Z" w16du:dateUtc="2026-06-23T12:56:00Z">
+      <w:del w:id="132" w:author="osugi.yuto.56n@st.kyoto-u.ac.jp" w:date="2026-06-23T21:56:00Z" w16du:dateUtc="2026-06-23T12:56:00Z">
         <w:r>
           <w:delText>Currently the global land-use data that is required to run the model can be distributed from Hasegawa and please contact directly. The required files are as shown below which should be located same directory as model named “data”.</w:delText>
         </w:r>
@@ -1679,31 +1721,16 @@
     <w:p>
       <w:pPr>
         <w:rPr>
-          <w:ins w:id="128" w:author="osugi.yuto.56n@st.kyoto-u.ac.jp" w:date="2026-06-24T18:24:00Z" w16du:dateUtc="2026-06-24T09:24:00Z"/>
-        </w:rPr>
-      </w:pPr>
-    </w:p>
-    <w:p>
-      <w:pPr>
-        <w:rPr>
-          <w:del w:id="129" w:author="osugi.yuto.56n@st.kyoto-u.ac.jp" w:date="2026-06-23T21:57:00Z" w16du:dateUtc="2026-06-23T12:57:00Z"/>
-          <w:rPrChange w:id="130" w:author="osugi.yuto.56n@st.kyoto-u.ac.jp" w:date="2026-06-24T18:20:00Z" w16du:dateUtc="2026-06-24T09:20:00Z">
+          <w:del w:id="133" w:author="osugi.yuto.56n@st.kyoto-u.ac.jp" w:date="2026-06-23T21:57:00Z" w16du:dateUtc="2026-06-23T12:57:00Z"/>
+          <w:rPrChange w:id="134" w:author="osugi.yuto.56n@st.kyoto-u.ac.jp" w:date="2026-06-24T18:20:00Z" w16du:dateUtc="2026-06-24T09:20:00Z">
             <w:rPr>
-              <w:del w:id="131" w:author="osugi.yuto.56n@st.kyoto-u.ac.jp" w:date="2026-06-23T21:57:00Z" w16du:dateUtc="2026-06-23T12:57:00Z"/>
+              <w:del w:id="135" w:author="osugi.yuto.56n@st.kyoto-u.ac.jp" w:date="2026-06-23T21:57:00Z" w16du:dateUtc="2026-06-23T12:57:00Z"/>
               <w:strike/>
             </w:rPr>
           </w:rPrChange>
         </w:rPr>
       </w:pPr>
-      <w:ins w:id="132" w:author="osugi.yuto.56n@st.kyoto-u.ac.jp" w:date="2026-06-24T18:24:00Z" w16du:dateUtc="2026-06-24T09:24:00Z">
-        <w:r>
-          <w:t>socref.tif</w:t>
-        </w:r>
-        <w:r>
-          <w:t xml:space="preserve"> </w:t>
-        </w:r>
-      </w:ins>
-      <w:del w:id="133" w:author="osugi.yuto.56n@st.kyoto-u.ac.jp" w:date="2026-06-23T21:57:00Z" w16du:dateUtc="2026-06-23T12:57:00Z">
+      <w:del w:id="136" w:author="osugi.yuto.56n@st.kyoto-u.ac.jp" w:date="2026-06-23T21:57:00Z" w16du:dateUtc="2026-06-23T12:57:00Z">
         <w:r>
           <w:delText>/biomass</w:delText>
         </w:r>
@@ -1712,18 +1739,19 @@
     <w:p>
       <w:pPr>
         <w:rPr>
-          <w:ins w:id="134" w:author="osugi.yuto.56n@st.kyoto-u.ac.jp" w:date="2026-06-23T21:57:00Z" w16du:dateUtc="2026-06-23T12:57:00Z"/>
+          <w:ins w:id="137" w:author="osugi.yuto.56n@st.kyoto-u.ac.jp" w:date="2026-06-23T21:57:00Z" w16du:dateUtc="2026-06-23T12:57:00Z"/>
+          <w:rFonts w:hint="eastAsia"/>
         </w:rPr>
       </w:pPr>
     </w:p>
     <w:p>
       <w:pPr>
         <w:rPr>
-          <w:del w:id="135" w:author="osugi.yuto.56n@st.kyoto-u.ac.jp" w:date="2026-06-23T21:57:00Z" w16du:dateUtc="2026-06-23T12:57:00Z"/>
+          <w:del w:id="138" w:author="osugi.yuto.56n@st.kyoto-u.ac.jp" w:date="2026-06-23T21:57:00Z" w16du:dateUtc="2026-06-23T12:57:00Z"/>
           <w:strike/>
         </w:rPr>
       </w:pPr>
-      <w:del w:id="136" w:author="osugi.yuto.56n@st.kyoto-u.ac.jp" w:date="2026-06-23T21:57:00Z" w16du:dateUtc="2026-06-23T12:57:00Z">
+      <w:del w:id="139" w:author="osugi.yuto.56n@st.kyoto-u.ac.jp" w:date="2026-06-23T21:57:00Z" w16du:dateUtc="2026-06-23T12:57:00Z">
         <w:r>
           <w:rPr>
             <w:rFonts w:hint="eastAsia"/>
@@ -1742,7 +1770,7 @@
     <w:p>
       <w:pPr>
         <w:rPr>
-          <w:ins w:id="137" w:author="osugi.yuto.56n@st.kyoto-u.ac.jp" w:date="2026-06-24T18:25:00Z" w16du:dateUtc="2026-06-24T09:25:00Z"/>
+          <w:ins w:id="140" w:author="osugi.yuto.56n@st.kyoto-u.ac.jp" w:date="2026-06-24T18:25:00Z" w16du:dateUtc="2026-06-24T09:25:00Z"/>
           <w:strike/>
         </w:rPr>
       </w:pPr>
@@ -1750,10 +1778,10 @@
     <w:p>
       <w:pPr>
         <w:rPr>
-          <w:ins w:id="138" w:author="osugi.yuto.56n@st.kyoto-u.ac.jp" w:date="2026-06-24T18:27:00Z" w16du:dateUtc="2026-06-24T09:27:00Z"/>
+          <w:ins w:id="141" w:author="osugi.yuto.56n@st.kyoto-u.ac.jp" w:date="2026-06-24T18:27:00Z" w16du:dateUtc="2026-06-24T09:27:00Z"/>
         </w:rPr>
       </w:pPr>
-      <w:ins w:id="139" w:author="osugi.yuto.56n@st.kyoto-u.ac.jp" w:date="2026-06-24T18:25:00Z" w16du:dateUtc="2026-06-24T09:25:00Z">
+      <w:ins w:id="142" w:author="osugi.yuto.56n@st.kyoto-u.ac.jp" w:date="2026-06-24T18:25:00Z" w16du:dateUtc="2026-06-24T09:25:00Z">
         <w:r>
           <w:rPr>
             <w:rFonts w:hint="eastAsia"/>
@@ -1761,7 +1789,7 @@
           <w:t>・</w:t>
         </w:r>
       </w:ins>
-      <w:ins w:id="140" w:author="osugi.yuto.56n@st.kyoto-u.ac.jp" w:date="2026-06-24T18:27:00Z" w16du:dateUtc="2026-06-24T09:27:00Z">
+      <w:ins w:id="143" w:author="osugi.yuto.56n@st.kyoto-u.ac.jp" w:date="2026-06-24T18:27:00Z" w16du:dateUtc="2026-06-24T09:27:00Z">
         <w:r>
           <w:rPr>
             <w:rFonts w:hint="eastAsia"/>
@@ -1773,69 +1801,180 @@
     <w:p>
       <w:pPr>
         <w:rPr>
-          <w:ins w:id="141" w:author="osugi.yuto.56n@st.kyoto-u.ac.jp" w:date="2026-06-24T18:27:00Z" w16du:dateUtc="2026-06-24T09:27:00Z"/>
+          <w:ins w:id="144" w:author="osugi.yuto.56n@st.kyoto-u.ac.jp" w:date="2026-07-06T14:11:00Z" w16du:dateUtc="2026-07-06T05:11:00Z"/>
         </w:rPr>
       </w:pPr>
-      <w:ins w:id="142" w:author="osugi.yuto.56n@st.kyoto-u.ac.jp" w:date="2026-06-24T18:27:00Z" w16du:dateUtc="2026-06-24T09:27:00Z">
-        <w:r>
-          <w:t xml:space="preserve">results_SSP2_BaU_NoCC.gdx </w:t>
+      <w:ins w:id="145" w:author="osugi.yuto.56n@st.kyoto-u.ac.jp" w:date="2026-07-06T14:05:00Z" w16du:dateUtc="2026-07-06T05:05:00Z">
+        <w:r>
+          <w:t>results_SSP2_BaU_NoCC.gdx</w:t>
         </w:r>
       </w:ins>
     </w:p>
     <w:p>
       <w:pPr>
         <w:rPr>
-          <w:ins w:id="143" w:author="osugi.yuto.56n@st.kyoto-u.ac.jp" w:date="2026-06-24T18:27:00Z" w16du:dateUtc="2026-06-24T09:27:00Z"/>
+          <w:ins w:id="146" w:author="osugi.yuto.56n@st.kyoto-u.ac.jp" w:date="2026-07-06T14:05:00Z" w16du:dateUtc="2026-07-06T05:05:00Z"/>
         </w:rPr>
       </w:pPr>
-      <w:ins w:id="144" w:author="osugi.yuto.56n@st.kyoto-u.ac.jp" w:date="2026-06-24T18:27:00Z" w16du:dateUtc="2026-06-24T09:27:00Z">
-        <w:r>
-          <w:t>results_SSP2_500C_CACN_NoCC.gdx</w:t>
+      <w:ins w:id="147" w:author="osugi.yuto.56n@st.kyoto-u.ac.jp" w:date="2026-07-06T14:05:00Z" w16du:dateUtc="2026-07-06T05:05:00Z">
+        <w:r>
+          <w:t>…</w:t>
+        </w:r>
+        <w:r>
+          <w:rPr>
+            <w:rFonts w:hint="eastAsia"/>
+          </w:rPr>
+          <w:t>land-use data from AIM-PLUM</w:t>
+        </w:r>
+        <w:r>
+          <w:t xml:space="preserve"> </w:t>
         </w:r>
       </w:ins>
     </w:p>
     <w:p>
       <w:pPr>
         <w:rPr>
-          <w:ins w:id="145" w:author="osugi.yuto.56n@st.kyoto-u.ac.jp" w:date="2026-06-24T18:27:00Z" w16du:dateUtc="2026-06-24T09:27:00Z"/>
+          <w:ins w:id="148" w:author="osugi.yuto.56n@st.kyoto-u.ac.jp" w:date="2026-07-06T14:11:00Z" w16du:dateUtc="2026-07-06T05:11:00Z"/>
         </w:rPr>
       </w:pPr>
-      <w:ins w:id="146" w:author="osugi.yuto.56n@st.kyoto-u.ac.jp" w:date="2026-06-24T18:27:00Z" w16du:dateUtc="2026-06-24T09:27:00Z">
-        <w:r>
-          <w:t>luh2_state_1850-2020.txt</w:t>
+      <w:ins w:id="149" w:author="osugi.yuto.56n@st.kyoto-u.ac.jp" w:date="2026-07-06T14:05:00Z" w16du:dateUtc="2026-07-06T05:05:00Z">
+        <w:r>
+          <w:t>results_SSP2_500C_CACN_NoCC.gdx</w:t>
         </w:r>
       </w:ins>
     </w:p>
     <w:p>
       <w:pPr>
         <w:rPr>
-          <w:ins w:id="147" w:author="osugi.yuto.56n@st.kyoto-u.ac.jp" w:date="2026-06-24T18:25:00Z" w16du:dateUtc="2026-06-24T09:25:00Z"/>
+          <w:ins w:id="150" w:author="osugi.yuto.56n@st.kyoto-u.ac.jp" w:date="2026-07-06T14:05:00Z" w16du:dateUtc="2026-07-06T05:05:00Z"/>
           <w:rFonts w:hint="eastAsia"/>
-          <w:rPrChange w:id="148" w:author="osugi.yuto.56n@st.kyoto-u.ac.jp" w:date="2026-06-24T18:25:00Z" w16du:dateUtc="2026-06-24T09:25:00Z">
+        </w:rPr>
+      </w:pPr>
+      <w:ins w:id="151" w:author="osugi.yuto.56n@st.kyoto-u.ac.jp" w:date="2026-07-06T14:05:00Z" w16du:dateUtc="2026-07-06T05:05:00Z">
+        <w:r>
+          <w:t xml:space="preserve"> </w:t>
+        </w:r>
+        <w:r>
+          <w:t>…</w:t>
+        </w:r>
+        <w:r>
+          <w:rPr>
+            <w:rFonts w:hint="eastAsia"/>
+          </w:rPr>
+          <w:t>land-use data from AIM-PLUM</w:t>
+        </w:r>
+      </w:ins>
+    </w:p>
+    <w:p>
+      <w:pPr>
+        <w:rPr>
+          <w:ins w:id="152" w:author="osugi.yuto.56n@st.kyoto-u.ac.jp" w:date="2026-07-06T14:11:00Z" w16du:dateUtc="2026-07-06T05:11:00Z"/>
+        </w:rPr>
+      </w:pPr>
+      <w:ins w:id="153" w:author="osugi.yuto.56n@st.kyoto-u.ac.jp" w:date="2026-07-06T14:08:00Z">
+        <w:r>
+          <w:t>visit_20260311_atmosclus_NMIP3_TEST_fNleach_natonly.nc</w:t>
+        </w:r>
+      </w:ins>
+    </w:p>
+    <w:p>
+      <w:pPr>
+        <w:rPr>
+          <w:ins w:id="154" w:author="osugi.yuto.56n@st.kyoto-u.ac.jp" w:date="2026-07-06T14:08:00Z"/>
+          <w:rFonts w:hint="eastAsia"/>
+        </w:rPr>
+      </w:pPr>
+      <w:ins w:id="155" w:author="osugi.yuto.56n@st.kyoto-u.ac.jp" w:date="2026-07-06T14:10:00Z" w16du:dateUtc="2026-07-06T05:10:00Z">
+        <w:r>
+          <w:t>…</w:t>
+        </w:r>
+        <w:r>
+          <w:rPr>
+            <w:rFonts w:hint="eastAsia"/>
+          </w:rPr>
+          <w:t xml:space="preserve">natural </w:t>
+        </w:r>
+        <w:r>
+          <w:rPr>
+            <w:rFonts w:hint="eastAsia"/>
+          </w:rPr>
+          <w:t xml:space="preserve">nitrogen leaching </w:t>
+        </w:r>
+      </w:ins>
+      <w:ins w:id="156" w:author="osugi.yuto.56n@st.kyoto-u.ac.jp" w:date="2026-07-06T14:11:00Z" w16du:dateUtc="2026-07-06T05:11:00Z">
+        <w:r>
+          <w:rPr>
+            <w:rFonts w:hint="eastAsia"/>
+          </w:rPr>
+          <w:t>estimated by VISIT</w:t>
+        </w:r>
+      </w:ins>
+      <w:ins w:id="157" w:author="osugi.yuto.56n@st.kyoto-u.ac.jp" w:date="2026-07-06T14:10:00Z" w16du:dateUtc="2026-07-06T05:10:00Z">
+        <w:r>
+          <w:rPr>
+            <w:rFonts w:hint="eastAsia"/>
+          </w:rPr>
+          <w:t xml:space="preserve"> </w:t>
+        </w:r>
+      </w:ins>
+    </w:p>
+    <w:p>
+      <w:pPr>
+        <w:rPr>
+          <w:ins w:id="158" w:author="osugi.yuto.56n@st.kyoto-u.ac.jp" w:date="2026-07-06T14:11:00Z" w16du:dateUtc="2026-07-06T05:11:00Z"/>
+        </w:rPr>
+      </w:pPr>
+      <w:ins w:id="159" w:author="osugi.yuto.56n@st.kyoto-u.ac.jp" w:date="2026-07-06T14:08:00Z">
+        <w:r>
+          <w:t>visit_20260311_atmosclus_NMIP3_TEST_fNleach_</w:t>
+        </w:r>
+      </w:ins>
+      <w:ins w:id="160" w:author="osugi.yuto.56n@st.kyoto-u.ac.jp" w:date="2026-07-06T14:08:00Z" w16du:dateUtc="2026-07-06T05:08:00Z">
+        <w:r>
+          <w:rPr>
+            <w:rFonts w:hint="eastAsia"/>
+          </w:rPr>
+          <w:t>agr</w:t>
+        </w:r>
+      </w:ins>
+      <w:ins w:id="161" w:author="osugi.yuto.56n@st.kyoto-u.ac.jp" w:date="2026-07-06T14:08:00Z">
+        <w:r>
+          <w:t>only.nc</w:t>
+        </w:r>
+      </w:ins>
+    </w:p>
+    <w:p>
+      <w:pPr>
+        <w:rPr>
+          <w:ins w:id="162" w:author="osugi.yuto.56n@st.kyoto-u.ac.jp" w:date="2026-06-24T18:25:00Z" w16du:dateUtc="2026-06-24T09:25:00Z"/>
+          <w:rFonts w:hint="eastAsia"/>
+          <w:rPrChange w:id="163" w:author="osugi.yuto.56n@st.kyoto-u.ac.jp" w:date="2026-07-06T14:09:00Z" w16du:dateUtc="2026-07-06T05:09:00Z">
             <w:rPr>
-              <w:ins w:id="149" w:author="osugi.yuto.56n@st.kyoto-u.ac.jp" w:date="2026-06-24T18:25:00Z" w16du:dateUtc="2026-06-24T09:25:00Z"/>
-              <w:rFonts w:hint="eastAsia"/>
+              <w:ins w:id="164" w:author="osugi.yuto.56n@st.kyoto-u.ac.jp" w:date="2026-06-24T18:25:00Z" w16du:dateUtc="2026-06-24T09:25:00Z"/>
               <w:strike/>
             </w:rPr>
           </w:rPrChange>
         </w:rPr>
       </w:pPr>
-      <w:ins w:id="150" w:author="osugi.yuto.56n@st.kyoto-u.ac.jp" w:date="2026-06-24T18:27:00Z" w16du:dateUtc="2026-06-24T09:27:00Z">
+      <w:ins w:id="165" w:author="osugi.yuto.56n@st.kyoto-u.ac.jp" w:date="2026-07-06T14:11:00Z" w16du:dateUtc="2026-07-06T05:11:00Z">
+        <w:r>
+          <w:t>…</w:t>
+        </w:r>
         <w:r>
           <w:rPr>
             <w:rFonts w:hint="eastAsia"/>
           </w:rPr>
-          <w:t>Other VISIT results</w:t>
+          <w:t>agricultural nitrogen leaching estimated by VISIT</w:t>
         </w:r>
       </w:ins>
     </w:p>
     <w:p>
       <w:pPr>
         <w:rPr>
-          <w:del w:id="151" w:author="osugi.yuto.56n@st.kyoto-u.ac.jp" w:date="2026-06-23T21:57:00Z" w16du:dateUtc="2026-06-23T12:57:00Z"/>
+          <w:del w:id="166" w:author="osugi.yuto.56n@st.kyoto-u.ac.jp" w:date="2026-06-23T21:57:00Z" w16du:dateUtc="2026-06-23T12:57:00Z"/>
         </w:rPr>
       </w:pPr>
-      <w:del w:id="152" w:author="osugi.yuto.56n@st.kyoto-u.ac.jp" w:date="2026-06-23T21:57:00Z" w16du:dateUtc="2026-06-23T12:57:00Z">
+      <w:del w:id="167" w:author="osugi.yuto.56n@st.kyoto-u.ac.jp" w:date="2026-06-23T21:57:00Z" w16du:dateUtc="2026-06-23T12:57:00Z">
         <w:r>
           <w:delText>A</w:delText>
         </w:r>
@@ -1849,8 +1988,8 @@
           <w:delText xml:space="preserve"> (this file can be obtained from AIM/CGE results in output/global/global_17/gdx/)</w:delText>
         </w:r>
       </w:del>
-      <w:ins w:id="153" w:author="Windows ユーザー" w:date="2023-06-16T05:43:00Z">
-        <w:del w:id="154" w:author="osugi.yuto.56n@st.kyoto-u.ac.jp" w:date="2026-06-23T21:57:00Z" w16du:dateUtc="2026-06-23T12:57:00Z">
+      <w:ins w:id="168" w:author="Windows ユーザー" w:date="2023-06-16T05:43:00Z">
+        <w:del w:id="169" w:author="osugi.yuto.56n@st.kyoto-u.ac.jp" w:date="2026-06-23T21:57:00Z" w16du:dateUtc="2026-06-23T12:57:00Z">
           <w:r>
             <w:delText xml:space="preserve"> should be obtained from CGE outputs and copied to ./data/cgeoutput/</w:delText>
           </w:r>
@@ -1860,20 +1999,20 @@
     <w:p>
       <w:pPr>
         <w:rPr>
-          <w:del w:id="155" w:author="osugi.yuto.56n@st.kyoto-u.ac.jp" w:date="2026-06-23T21:57:00Z" w16du:dateUtc="2026-06-23T12:57:00Z"/>
+          <w:del w:id="170" w:author="osugi.yuto.56n@st.kyoto-u.ac.jp" w:date="2026-06-23T21:57:00Z" w16du:dateUtc="2026-06-23T12:57:00Z"/>
           <w:strike/>
-          <w:rPrChange w:id="156" w:author="Windows ユーザー" w:date="2023-06-16T05:43:00Z">
+          <w:rPrChange w:id="171" w:author="Windows ユーザー" w:date="2023-06-16T05:43:00Z">
             <w:rPr>
-              <w:del w:id="157" w:author="osugi.yuto.56n@st.kyoto-u.ac.jp" w:date="2026-06-23T21:57:00Z" w16du:dateUtc="2026-06-23T12:57:00Z"/>
+              <w:del w:id="172" w:author="osugi.yuto.56n@st.kyoto-u.ac.jp" w:date="2026-06-23T21:57:00Z" w16du:dateUtc="2026-06-23T12:57:00Z"/>
             </w:rPr>
           </w:rPrChange>
         </w:rPr>
       </w:pPr>
-      <w:del w:id="158" w:author="osugi.yuto.56n@st.kyoto-u.ac.jp" w:date="2026-06-23T21:57:00Z" w16du:dateUtc="2026-06-23T12:57:00Z">
+      <w:del w:id="173" w:author="osugi.yuto.56n@st.kyoto-u.ac.jp" w:date="2026-06-23T21:57:00Z" w16du:dateUtc="2026-06-23T12:57:00Z">
         <w:r>
           <w:rPr>
             <w:strike/>
-            <w:rPrChange w:id="159" w:author="Windows ユーザー" w:date="2023-06-16T05:43:00Z">
+            <w:rPrChange w:id="174" w:author="Windows ユーザー" w:date="2023-06-16T05:43:00Z">
               <w:rPr/>
             </w:rPrChange>
           </w:rPr>
@@ -1882,7 +2021,7 @@
       </w:del>
     </w:p>
     <w:p>
-      <w:del w:id="160" w:author="osugi.yuto.56n@st.kyoto-u.ac.jp" w:date="2026-06-23T21:57:00Z" w16du:dateUtc="2026-06-23T12:57:00Z">
+      <w:del w:id="175" w:author="osugi.yuto.56n@st.kyoto-u.ac.jp" w:date="2026-06-23T21:57:00Z" w16du:dateUtc="2026-06-23T12:57:00Z">
         <w:r>
           <w:rPr>
             <w:noProof/>
@@ -1936,11 +2075,11 @@
       <w:pPr>
         <w:pStyle w:val="20"/>
         <w:rPr>
-          <w:del w:id="161" w:author="osugi.yuto.56n@st.kyoto-u.ac.jp" w:date="2026-06-25T14:25:00Z" w16du:dateUtc="2026-06-25T05:25:00Z"/>
+          <w:del w:id="176" w:author="osugi.yuto.56n@st.kyoto-u.ac.jp" w:date="2026-06-25T14:25:00Z" w16du:dateUtc="2026-06-25T05:25:00Z"/>
           <w:szCs w:val="21"/>
         </w:rPr>
       </w:pPr>
-      <w:ins w:id="162" w:author="osugi.yuto.56n@st.kyoto-u.ac.jp" w:date="2026-06-23T21:57:00Z" w16du:dateUtc="2026-06-23T12:57:00Z">
+      <w:ins w:id="177" w:author="osugi.yuto.56n@st.kyoto-u.ac.jp" w:date="2026-06-23T21:57:00Z" w16du:dateUtc="2026-06-23T12:57:00Z">
         <w:r>
           <w:rPr>
             <w:rFonts w:hint="eastAsia"/>
@@ -1949,7 +2088,7 @@
           <w:t>Model structure</w:t>
         </w:r>
       </w:ins>
-      <w:del w:id="163" w:author="osugi.yuto.56n@st.kyoto-u.ac.jp" w:date="2026-06-23T21:57:00Z" w16du:dateUtc="2026-06-23T12:57:00Z">
+      <w:del w:id="178" w:author="osugi.yuto.56n@st.kyoto-u.ac.jp" w:date="2026-06-23T21:57:00Z" w16du:dateUtc="2026-06-23T12:57:00Z">
         <w:r>
           <w:rPr>
             <w:rFonts w:hint="eastAsia"/>
@@ -1964,23 +2103,23 @@
           <w:delText xml:space="preserve"> flow</w:delText>
         </w:r>
       </w:del>
-      <w:bookmarkEnd w:id="106"/>
+      <w:bookmarkEnd w:id="103"/>
     </w:p>
     <w:p>
       <w:pPr>
         <w:pStyle w:val="20"/>
         <w:contextualSpacing/>
         <w:rPr>
-          <w:del w:id="164" w:author="osugi.yuto.56n@st.kyoto-u.ac.jp" w:date="2026-06-23T21:57:00Z" w16du:dateUtc="2026-06-23T12:57:00Z"/>
+          <w:del w:id="179" w:author="osugi.yuto.56n@st.kyoto-u.ac.jp" w:date="2026-06-23T21:57:00Z" w16du:dateUtc="2026-06-23T12:57:00Z"/>
         </w:rPr>
-        <w:pPrChange w:id="165" w:author="osugi.yuto.56n@st.kyoto-u.ac.jp" w:date="2026-06-25T14:24:00Z" w16du:dateUtc="2026-06-25T05:24:00Z">
+        <w:pPrChange w:id="180" w:author="osugi.yuto.56n@st.kyoto-u.ac.jp" w:date="2026-06-25T14:24:00Z" w16du:dateUtc="2026-06-25T05:24:00Z">
           <w:pPr>
             <w:ind w:firstLineChars="200" w:firstLine="420"/>
             <w:contextualSpacing/>
           </w:pPr>
         </w:pPrChange>
       </w:pPr>
-      <w:del w:id="166" w:author="osugi.yuto.56n@st.kyoto-u.ac.jp" w:date="2026-06-25T14:25:00Z" w16du:dateUtc="2026-06-25T05:25:00Z">
+      <w:del w:id="181" w:author="osugi.yuto.56n@st.kyoto-u.ac.jp" w:date="2026-06-25T14:25:00Z" w16du:dateUtc="2026-06-25T05:25:00Z">
         <w:r>
           <w:delText xml:space="preserve">There are two stages to </w:delText>
         </w:r>
@@ -1988,7 +2127,7 @@
           <w:delText xml:space="preserve">run the model and first is base year simulation and the other is future scenario </w:delText>
         </w:r>
       </w:del>
-      <w:del w:id="167" w:author="osugi.yuto.56n@st.kyoto-u.ac.jp" w:date="2026-06-24T18:39:00Z" w16du:dateUtc="2026-06-24T09:39:00Z">
+      <w:del w:id="182" w:author="osugi.yuto.56n@st.kyoto-u.ac.jp" w:date="2026-06-24T18:39:00Z" w16du:dateUtc="2026-06-24T09:39:00Z">
         <w:r>
           <w:delText>(as shown in</w:delText>
         </w:r>
@@ -1996,12 +2135,23 @@
           <w:delText xml:space="preserve"> </w:delText>
         </w:r>
         <w:r>
+          <w:rPr>
+            <w:b w:val="0"/>
+          </w:rPr>
           <w:fldChar w:fldCharType="begin"/>
         </w:r>
         <w:r>
           <w:delInstrText xml:space="preserve"> REF _Ref85106804 \h </w:delInstrText>
         </w:r>
         <w:r>
+          <w:rPr>
+            <w:b w:val="0"/>
+          </w:rPr>
+        </w:r>
+        <w:r>
+          <w:rPr>
+            <w:b w:val="0"/>
+          </w:rPr>
           <w:fldChar w:fldCharType="separate"/>
         </w:r>
         <w:r>
@@ -2014,6 +2164,9 @@
           <w:delText>1</w:delText>
         </w:r>
         <w:r>
+          <w:rPr>
+            <w:b w:val="0"/>
+          </w:rPr>
           <w:fldChar w:fldCharType="end"/>
         </w:r>
         <w:r>
@@ -2038,12 +2191,23 @@
           <w:delText xml:space="preserve">The main outputs are also illustrated in </w:delText>
         </w:r>
         <w:r>
+          <w:rPr>
+            <w:b w:val="0"/>
+          </w:rPr>
           <w:fldChar w:fldCharType="begin"/>
         </w:r>
         <w:r>
           <w:delInstrText xml:space="preserve"> REF _Ref85106804 \h </w:delInstrText>
         </w:r>
         <w:r>
+          <w:rPr>
+            <w:b w:val="0"/>
+          </w:rPr>
+        </w:r>
+        <w:r>
+          <w:rPr>
+            <w:b w:val="0"/>
+          </w:rPr>
           <w:fldChar w:fldCharType="separate"/>
         </w:r>
         <w:r>
@@ -2056,6 +2220,9 @@
           <w:delText>1</w:delText>
         </w:r>
         <w:r>
+          <w:rPr>
+            <w:b w:val="0"/>
+          </w:rPr>
           <w:fldChar w:fldCharType="end"/>
         </w:r>
         <w:r>
@@ -2067,19 +2234,20 @@
       <w:pPr>
         <w:pStyle w:val="20"/>
         <w:rPr>
-          <w:del w:id="168" w:author="osugi.yuto.56n@st.kyoto-u.ac.jp" w:date="2026-06-23T21:57:00Z" w16du:dateUtc="2026-06-23T12:57:00Z"/>
+          <w:del w:id="183" w:author="osugi.yuto.56n@st.kyoto-u.ac.jp" w:date="2026-06-23T21:57:00Z" w16du:dateUtc="2026-06-23T12:57:00Z"/>
         </w:rPr>
-        <w:pPrChange w:id="169" w:author="osugi.yuto.56n@st.kyoto-u.ac.jp" w:date="2026-06-25T14:25:00Z" w16du:dateUtc="2026-06-25T05:25:00Z">
+        <w:pPrChange w:id="184" w:author="osugi.yuto.56n@st.kyoto-u.ac.jp" w:date="2026-06-25T14:25:00Z" w16du:dateUtc="2026-06-25T05:25:00Z">
           <w:pPr>
             <w:keepNext/>
-            <w:ind w:firstLineChars="100" w:firstLine="210"/>
+            <w:ind w:firstLineChars="100" w:firstLine="211"/>
             <w:jc w:val="center"/>
           </w:pPr>
         </w:pPrChange>
       </w:pPr>
-      <w:del w:id="170" w:author="osugi.yuto.56n@st.kyoto-u.ac.jp" w:date="2026-06-23T21:57:00Z" w16du:dateUtc="2026-06-23T12:57:00Z">
-        <w:r>
-          <w:rPr>
+      <w:del w:id="185" w:author="osugi.yuto.56n@st.kyoto-u.ac.jp" w:date="2026-06-23T21:57:00Z" w16du:dateUtc="2026-06-23T12:57:00Z">
+        <w:r>
+          <w:rPr>
+            <w:b w:val="0"/>
             <w:noProof/>
           </w:rPr>
           <w:drawing>
@@ -2140,24 +2308,24 @@
       <w:pPr>
         <w:pStyle w:val="20"/>
         <w:rPr>
-          <w:del w:id="171" w:author="osugi.yuto.56n@st.kyoto-u.ac.jp" w:date="2026-06-25T14:25:00Z" w16du:dateUtc="2026-06-25T05:25:00Z"/>
-          <w:rFonts w:hint="eastAsia"/>
+          <w:del w:id="186" w:author="osugi.yuto.56n@st.kyoto-u.ac.jp" w:date="2026-06-25T14:25:00Z" w16du:dateUtc="2026-06-25T05:25:00Z"/>
         </w:rPr>
-        <w:pPrChange w:id="172" w:author="osugi.yuto.56n@st.kyoto-u.ac.jp" w:date="2026-06-25T14:25:00Z" w16du:dateUtc="2026-06-25T05:25:00Z">
+        <w:pPrChange w:id="187" w:author="osugi.yuto.56n@st.kyoto-u.ac.jp" w:date="2026-06-25T14:25:00Z" w16du:dateUtc="2026-06-25T05:25:00Z">
           <w:pPr>
             <w:pStyle w:val="a9"/>
             <w:keepNext/>
           </w:pPr>
         </w:pPrChange>
       </w:pPr>
-      <w:bookmarkStart w:id="173" w:name="_Ref85106804"/>
-      <w:bookmarkStart w:id="174" w:name="_Toc45604407"/>
-      <w:del w:id="175" w:author="osugi.yuto.56n@st.kyoto-u.ac.jp" w:date="2026-06-23T21:57:00Z" w16du:dateUtc="2026-06-23T12:57:00Z">
+      <w:bookmarkStart w:id="188" w:name="_Ref85106804"/>
+      <w:bookmarkStart w:id="189" w:name="_Toc45604407"/>
+      <w:del w:id="190" w:author="osugi.yuto.56n@st.kyoto-u.ac.jp" w:date="2026-06-23T21:57:00Z" w16du:dateUtc="2026-06-23T12:57:00Z">
         <w:r>
           <w:delText xml:space="preserve">Figure </w:delText>
         </w:r>
         <w:r>
           <w:rPr>
+            <w:b w:val="0"/>
             <w:noProof/>
           </w:rPr>
           <w:fldChar w:fldCharType="begin"/>
@@ -2170,6 +2338,7 @@
         </w:r>
         <w:r>
           <w:rPr>
+            <w:b w:val="0"/>
             <w:noProof/>
           </w:rPr>
           <w:fldChar w:fldCharType="separate"/>
@@ -2182,26 +2351,26 @@
         </w:r>
         <w:r>
           <w:rPr>
+            <w:b w:val="0"/>
             <w:noProof/>
           </w:rPr>
           <w:fldChar w:fldCharType="end"/>
         </w:r>
-        <w:bookmarkEnd w:id="173"/>
+        <w:bookmarkEnd w:id="188"/>
         <w:r>
           <w:delText xml:space="preserve"> Overview of the program structure</w:delText>
         </w:r>
       </w:del>
-      <w:bookmarkEnd w:id="174"/>
+      <w:bookmarkEnd w:id="189"/>
     </w:p>
     <w:p>
       <w:pPr>
         <w:pStyle w:val="20"/>
         <w:rPr>
-          <w:ins w:id="176" w:author="osugi.yuto.56n@st.kyoto-u.ac.jp" w:date="2026-06-24T18:36:00Z" w16du:dateUtc="2026-06-24T09:36:00Z"/>
-          <w:rFonts w:hint="eastAsia"/>
+          <w:ins w:id="191" w:author="osugi.yuto.56n@st.kyoto-u.ac.jp" w:date="2026-06-24T18:36:00Z" w16du:dateUtc="2026-06-24T09:36:00Z"/>
           <w:sz w:val="20"/>
         </w:rPr>
-        <w:pPrChange w:id="177" w:author="osugi.yuto.56n@st.kyoto-u.ac.jp" w:date="2026-06-25T14:25:00Z" w16du:dateUtc="2026-06-25T05:25:00Z">
+        <w:pPrChange w:id="192" w:author="osugi.yuto.56n@st.kyoto-u.ac.jp" w:date="2026-06-25T14:25:00Z" w16du:dateUtc="2026-06-25T05:25:00Z">
           <w:pPr>
             <w:contextualSpacing/>
           </w:pPr>
@@ -2211,21 +2380,21 @@
     <w:p>
       <w:pPr>
         <w:rPr>
-          <w:ins w:id="178" w:author="osugi.yuto.56n@st.kyoto-u.ac.jp" w:date="2026-06-24T18:36:00Z" w16du:dateUtc="2026-06-24T09:36:00Z"/>
+          <w:ins w:id="193" w:author="osugi.yuto.56n@st.kyoto-u.ac.jp" w:date="2026-06-24T18:36:00Z" w16du:dateUtc="2026-06-24T09:36:00Z"/>
           <w:szCs w:val="28"/>
-          <w:rPrChange w:id="179" w:author="osugi.yuto.56n@st.kyoto-u.ac.jp" w:date="2026-06-25T14:25:00Z" w16du:dateUtc="2026-06-25T05:25:00Z">
+          <w:rPrChange w:id="194" w:author="osugi.yuto.56n@st.kyoto-u.ac.jp" w:date="2026-06-25T14:25:00Z" w16du:dateUtc="2026-06-25T05:25:00Z">
             <w:rPr>
-              <w:ins w:id="180" w:author="osugi.yuto.56n@st.kyoto-u.ac.jp" w:date="2026-06-24T18:36:00Z" w16du:dateUtc="2026-06-24T09:36:00Z"/>
+              <w:ins w:id="195" w:author="osugi.yuto.56n@st.kyoto-u.ac.jp" w:date="2026-06-24T18:36:00Z" w16du:dateUtc="2026-06-24T09:36:00Z"/>
               <w:sz w:val="20"/>
             </w:rPr>
           </w:rPrChange>
         </w:rPr>
       </w:pPr>
-      <w:ins w:id="181" w:author="osugi.yuto.56n@st.kyoto-u.ac.jp" w:date="2026-06-25T14:25:00Z" w16du:dateUtc="2026-06-25T05:25:00Z">
+      <w:ins w:id="196" w:author="osugi.yuto.56n@st.kyoto-u.ac.jp" w:date="2026-06-25T14:25:00Z" w16du:dateUtc="2026-06-25T05:25:00Z">
         <w:r>
           <w:rPr>
             <w:szCs w:val="28"/>
-            <w:rPrChange w:id="182" w:author="osugi.yuto.56n@st.kyoto-u.ac.jp" w:date="2026-06-25T14:25:00Z" w16du:dateUtc="2026-06-25T05:25:00Z">
+            <w:rPrChange w:id="197" w:author="osugi.yuto.56n@st.kyoto-u.ac.jp" w:date="2026-06-25T14:25:00Z" w16du:dateUtc="2026-06-25T05:25:00Z">
               <w:rPr>
                 <w:sz w:val="20"/>
               </w:rPr>
@@ -2240,15 +2409,14 @@
         <w:widowControl/>
         <w:jc w:val="left"/>
         <w:rPr>
-          <w:ins w:id="183" w:author="osugi.yuto.56n@st.kyoto-u.ac.jp" w:date="2026-06-24T18:36:00Z" w16du:dateUtc="2026-06-24T09:36:00Z"/>
-          <w:rFonts w:hint="eastAsia"/>
+          <w:ins w:id="198" w:author="osugi.yuto.56n@st.kyoto-u.ac.jp" w:date="2026-06-24T18:36:00Z" w16du:dateUtc="2026-06-24T09:36:00Z"/>
           <w:sz w:val="20"/>
         </w:rPr>
-        <w:pPrChange w:id="184" w:author="osugi.yuto.56n@st.kyoto-u.ac.jp" w:date="2026-06-25T14:25:00Z" w16du:dateUtc="2026-06-25T05:25:00Z">
+        <w:pPrChange w:id="199" w:author="osugi.yuto.56n@st.kyoto-u.ac.jp" w:date="2026-06-25T14:25:00Z" w16du:dateUtc="2026-06-25T05:25:00Z">
           <w:pPr/>
         </w:pPrChange>
       </w:pPr>
-      <w:ins w:id="185" w:author="osugi.yuto.56n@st.kyoto-u.ac.jp" w:date="2026-06-25T14:25:00Z" w16du:dateUtc="2026-06-25T05:25:00Z">
+      <w:ins w:id="200" w:author="osugi.yuto.56n@st.kyoto-u.ac.jp" w:date="2026-06-25T14:25:00Z" w16du:dateUtc="2026-06-25T05:25:00Z">
         <w:r>
           <w:rPr>
             <w:sz w:val="20"/>
@@ -2260,11 +2428,11 @@
     <w:p>
       <w:pPr>
         <w:rPr>
-          <w:ins w:id="186" w:author="osugi.yuto.56n@st.kyoto-u.ac.jp" w:date="2026-06-24T18:36:00Z" w16du:dateUtc="2026-06-24T09:36:00Z"/>
+          <w:ins w:id="201" w:author="osugi.yuto.56n@st.kyoto-u.ac.jp" w:date="2026-06-24T18:36:00Z" w16du:dateUtc="2026-06-24T09:36:00Z"/>
           <w:sz w:val="20"/>
         </w:rPr>
       </w:pPr>
-      <w:ins w:id="187" w:author="osugi.yuto.56n@st.kyoto-u.ac.jp" w:date="2026-06-24T18:36:00Z" w16du:dateUtc="2026-06-24T09:36:00Z">
+      <w:ins w:id="202" w:author="osugi.yuto.56n@st.kyoto-u.ac.jp" w:date="2026-06-24T18:36:00Z" w16du:dateUtc="2026-06-24T09:36:00Z">
         <w:r>
           <w:rPr>
             <w:sz w:val="20"/>
@@ -2277,12 +2445,11 @@
     <w:p>
       <w:pPr>
         <w:rPr>
-          <w:ins w:id="188" w:author="osugi.yuto.56n@st.kyoto-u.ac.jp" w:date="2026-06-24T18:36:00Z" w16du:dateUtc="2026-06-24T09:36:00Z"/>
-          <w:rFonts w:hint="eastAsia"/>
+          <w:ins w:id="203" w:author="osugi.yuto.56n@st.kyoto-u.ac.jp" w:date="2026-06-24T18:36:00Z" w16du:dateUtc="2026-06-24T09:36:00Z"/>
           <w:sz w:val="20"/>
         </w:rPr>
       </w:pPr>
-      <w:ins w:id="189" w:author="osugi.yuto.56n@st.kyoto-u.ac.jp" w:date="2026-06-24T18:36:00Z" w16du:dateUtc="2026-06-24T09:36:00Z">
+      <w:ins w:id="204" w:author="osugi.yuto.56n@st.kyoto-u.ac.jp" w:date="2026-06-24T18:36:00Z" w16du:dateUtc="2026-06-24T09:36:00Z">
         <w:r>
           <w:rPr>
             <w:rFonts w:hint="eastAsia"/>
@@ -2303,12 +2470,11 @@
     <w:p>
       <w:pPr>
         <w:rPr>
-          <w:ins w:id="190" w:author="osugi.yuto.56n@st.kyoto-u.ac.jp" w:date="2026-06-24T18:36:00Z" w16du:dateUtc="2026-06-24T09:36:00Z"/>
-          <w:rFonts w:hint="eastAsia"/>
+          <w:ins w:id="205" w:author="osugi.yuto.56n@st.kyoto-u.ac.jp" w:date="2026-06-24T18:36:00Z" w16du:dateUtc="2026-06-24T09:36:00Z"/>
           <w:sz w:val="20"/>
         </w:rPr>
       </w:pPr>
-      <w:ins w:id="191" w:author="osugi.yuto.56n@st.kyoto-u.ac.jp" w:date="2026-06-24T18:36:00Z" w16du:dateUtc="2026-06-24T09:36:00Z">
+      <w:ins w:id="206" w:author="osugi.yuto.56n@st.kyoto-u.ac.jp" w:date="2026-06-24T18:36:00Z" w16du:dateUtc="2026-06-24T09:36:00Z">
         <w:r>
           <w:rPr>
             <w:rFonts w:hint="eastAsia"/>
@@ -2343,12 +2509,11 @@
     <w:p>
       <w:pPr>
         <w:rPr>
-          <w:ins w:id="192" w:author="osugi.yuto.56n@st.kyoto-u.ac.jp" w:date="2026-06-24T18:36:00Z" w16du:dateUtc="2026-06-24T09:36:00Z"/>
-          <w:rFonts w:hint="eastAsia"/>
+          <w:ins w:id="207" w:author="osugi.yuto.56n@st.kyoto-u.ac.jp" w:date="2026-06-24T18:36:00Z" w16du:dateUtc="2026-06-24T09:36:00Z"/>
           <w:sz w:val="20"/>
         </w:rPr>
       </w:pPr>
-      <w:ins w:id="193" w:author="osugi.yuto.56n@st.kyoto-u.ac.jp" w:date="2026-06-24T18:36:00Z" w16du:dateUtc="2026-06-24T09:36:00Z">
+      <w:ins w:id="208" w:author="osugi.yuto.56n@st.kyoto-u.ac.jp" w:date="2026-06-24T18:36:00Z" w16du:dateUtc="2026-06-24T09:36:00Z">
         <w:r>
           <w:rPr>
             <w:rFonts w:hint="eastAsia"/>
@@ -2364,7 +2529,7 @@
           <w:tab/>
         </w:r>
       </w:ins>
-      <w:ins w:id="194" w:author="osugi.yuto.56n@st.kyoto-u.ac.jp" w:date="2026-06-25T14:19:00Z" w16du:dateUtc="2026-06-25T05:19:00Z">
+      <w:ins w:id="209" w:author="osugi.yuto.56n@st.kyoto-u.ac.jp" w:date="2026-06-25T14:19:00Z" w16du:dateUtc="2026-06-25T05:19:00Z">
         <w:r>
           <w:rPr>
             <w:rFonts w:hint="eastAsia"/>
@@ -2373,7 +2538,7 @@
           <w:t>├─</w:t>
         </w:r>
       </w:ins>
-      <w:ins w:id="195" w:author="osugi.yuto.56n@st.kyoto-u.ac.jp" w:date="2026-06-24T18:36:00Z" w16du:dateUtc="2026-06-24T09:36:00Z">
+      <w:ins w:id="210" w:author="osugi.yuto.56n@st.kyoto-u.ac.jp" w:date="2026-06-24T18:36:00Z" w16du:dateUtc="2026-06-24T09:36:00Z">
         <w:r>
           <w:rPr>
             <w:rFonts w:hint="eastAsia"/>
@@ -2387,11 +2552,11 @@
     <w:p>
       <w:pPr>
         <w:rPr>
-          <w:ins w:id="196" w:author="osugi.yuto.56n@st.kyoto-u.ac.jp" w:date="2026-06-25T14:22:00Z" w16du:dateUtc="2026-06-25T05:22:00Z"/>
+          <w:ins w:id="211" w:author="osugi.yuto.56n@st.kyoto-u.ac.jp" w:date="2026-06-25T14:22:00Z" w16du:dateUtc="2026-06-25T05:22:00Z"/>
           <w:sz w:val="20"/>
         </w:rPr>
       </w:pPr>
-      <w:ins w:id="197" w:author="osugi.yuto.56n@st.kyoto-u.ac.jp" w:date="2026-06-24T18:36:00Z" w16du:dateUtc="2026-06-24T09:36:00Z">
+      <w:ins w:id="212" w:author="osugi.yuto.56n@st.kyoto-u.ac.jp" w:date="2026-06-24T18:36:00Z" w16du:dateUtc="2026-06-24T09:36:00Z">
         <w:r>
           <w:rPr>
             <w:rFonts w:hint="eastAsia"/>
@@ -2407,7 +2572,7 @@
           <w:tab/>
         </w:r>
       </w:ins>
-      <w:ins w:id="198" w:author="osugi.yuto.56n@st.kyoto-u.ac.jp" w:date="2026-06-25T14:19:00Z" w16du:dateUtc="2026-06-25T05:19:00Z">
+      <w:ins w:id="213" w:author="osugi.yuto.56n@st.kyoto-u.ac.jp" w:date="2026-06-25T14:19:00Z" w16du:dateUtc="2026-06-25T05:19:00Z">
         <w:r>
           <w:rPr>
             <w:rFonts w:hint="eastAsia"/>
@@ -2416,7 +2581,7 @@
           <w:t>│</w:t>
         </w:r>
       </w:ins>
-      <w:ins w:id="199" w:author="osugi.yuto.56n@st.kyoto-u.ac.jp" w:date="2026-06-24T18:36:00Z" w16du:dateUtc="2026-06-24T09:36:00Z">
+      <w:ins w:id="214" w:author="osugi.yuto.56n@st.kyoto-u.ac.jp" w:date="2026-06-24T18:36:00Z" w16du:dateUtc="2026-06-24T09:36:00Z">
         <w:r>
           <w:rPr>
             <w:rFonts w:hint="eastAsia"/>
@@ -2444,12 +2609,11 @@
     <w:p>
       <w:pPr>
         <w:rPr>
-          <w:ins w:id="200" w:author="osugi.yuto.56n@st.kyoto-u.ac.jp" w:date="2026-06-24T18:36:00Z" w16du:dateUtc="2026-06-24T09:36:00Z"/>
-          <w:rFonts w:hint="eastAsia"/>
+          <w:ins w:id="215" w:author="osugi.yuto.56n@st.kyoto-u.ac.jp" w:date="2026-06-24T18:36:00Z" w16du:dateUtc="2026-06-24T09:36:00Z"/>
           <w:sz w:val="20"/>
         </w:rPr>
       </w:pPr>
-      <w:ins w:id="201" w:author="osugi.yuto.56n@st.kyoto-u.ac.jp" w:date="2026-06-25T14:22:00Z" w16du:dateUtc="2026-06-25T05:22:00Z">
+      <w:ins w:id="216" w:author="osugi.yuto.56n@st.kyoto-u.ac.jp" w:date="2026-06-25T14:22:00Z" w16du:dateUtc="2026-06-25T05:22:00Z">
         <w:r>
           <w:rPr>
             <w:rFonts w:hint="eastAsia"/>
@@ -2493,7 +2657,7 @@
           <w:tab/>
         </w:r>
       </w:ins>
-      <w:ins w:id="202" w:author="osugi.yuto.56n@st.kyoto-u.ac.jp" w:date="2026-06-25T14:23:00Z" w16du:dateUtc="2026-06-25T05:23:00Z">
+      <w:ins w:id="217" w:author="osugi.yuto.56n@st.kyoto-u.ac.jp" w:date="2026-06-25T14:23:00Z" w16du:dateUtc="2026-06-25T05:23:00Z">
         <w:r>
           <w:rPr>
             <w:rFonts w:hint="eastAsia"/>
@@ -2506,12 +2670,11 @@
     <w:p>
       <w:pPr>
         <w:rPr>
-          <w:ins w:id="203" w:author="osugi.yuto.56n@st.kyoto-u.ac.jp" w:date="2026-06-24T18:36:00Z" w16du:dateUtc="2026-06-24T09:36:00Z"/>
-          <w:rFonts w:hint="eastAsia"/>
+          <w:ins w:id="218" w:author="osugi.yuto.56n@st.kyoto-u.ac.jp" w:date="2026-06-24T18:36:00Z" w16du:dateUtc="2026-06-24T09:36:00Z"/>
           <w:sz w:val="20"/>
         </w:rPr>
       </w:pPr>
-      <w:ins w:id="204" w:author="osugi.yuto.56n@st.kyoto-u.ac.jp" w:date="2026-06-24T18:36:00Z" w16du:dateUtc="2026-06-24T09:36:00Z">
+      <w:ins w:id="219" w:author="osugi.yuto.56n@st.kyoto-u.ac.jp" w:date="2026-06-24T18:36:00Z" w16du:dateUtc="2026-06-24T09:36:00Z">
         <w:r>
           <w:rPr>
             <w:rFonts w:hint="eastAsia"/>
@@ -2527,7 +2690,7 @@
           <w:tab/>
         </w:r>
       </w:ins>
-      <w:ins w:id="205" w:author="osugi.yuto.56n@st.kyoto-u.ac.jp" w:date="2026-06-25T14:19:00Z" w16du:dateUtc="2026-06-25T05:19:00Z">
+      <w:ins w:id="220" w:author="osugi.yuto.56n@st.kyoto-u.ac.jp" w:date="2026-06-25T14:19:00Z" w16du:dateUtc="2026-06-25T05:19:00Z">
         <w:r>
           <w:rPr>
             <w:rFonts w:hint="eastAsia"/>
@@ -2536,7 +2699,7 @@
           <w:t>│</w:t>
         </w:r>
       </w:ins>
-      <w:ins w:id="206" w:author="osugi.yuto.56n@st.kyoto-u.ac.jp" w:date="2026-06-24T18:36:00Z" w16du:dateUtc="2026-06-24T09:36:00Z">
+      <w:ins w:id="221" w:author="osugi.yuto.56n@st.kyoto-u.ac.jp" w:date="2026-06-24T18:36:00Z" w16du:dateUtc="2026-06-24T09:36:00Z">
         <w:r>
           <w:rPr>
             <w:rFonts w:hint="eastAsia"/>
@@ -2564,12 +2727,11 @@
     <w:p>
       <w:pPr>
         <w:rPr>
-          <w:ins w:id="207" w:author="osugi.yuto.56n@st.kyoto-u.ac.jp" w:date="2026-06-24T18:36:00Z" w16du:dateUtc="2026-06-24T09:36:00Z"/>
-          <w:rFonts w:hint="eastAsia"/>
+          <w:ins w:id="222" w:author="osugi.yuto.56n@st.kyoto-u.ac.jp" w:date="2026-06-24T18:36:00Z" w16du:dateUtc="2026-06-24T09:36:00Z"/>
           <w:sz w:val="20"/>
         </w:rPr>
       </w:pPr>
-      <w:ins w:id="208" w:author="osugi.yuto.56n@st.kyoto-u.ac.jp" w:date="2026-06-24T18:36:00Z" w16du:dateUtc="2026-06-24T09:36:00Z">
+      <w:ins w:id="223" w:author="osugi.yuto.56n@st.kyoto-u.ac.jp" w:date="2026-06-24T18:36:00Z" w16du:dateUtc="2026-06-24T09:36:00Z">
         <w:r>
           <w:rPr>
             <w:rFonts w:hint="eastAsia"/>
@@ -2585,7 +2747,7 @@
           <w:tab/>
         </w:r>
       </w:ins>
-      <w:ins w:id="209" w:author="osugi.yuto.56n@st.kyoto-u.ac.jp" w:date="2026-06-25T14:19:00Z" w16du:dateUtc="2026-06-25T05:19:00Z">
+      <w:ins w:id="224" w:author="osugi.yuto.56n@st.kyoto-u.ac.jp" w:date="2026-06-25T14:19:00Z" w16du:dateUtc="2026-06-25T05:19:00Z">
         <w:r>
           <w:rPr>
             <w:rFonts w:hint="eastAsia"/>
@@ -2594,7 +2756,7 @@
           <w:t>│</w:t>
         </w:r>
       </w:ins>
-      <w:ins w:id="210" w:author="osugi.yuto.56n@st.kyoto-u.ac.jp" w:date="2026-06-24T18:36:00Z" w16du:dateUtc="2026-06-24T09:36:00Z">
+      <w:ins w:id="225" w:author="osugi.yuto.56n@st.kyoto-u.ac.jp" w:date="2026-06-24T18:36:00Z" w16du:dateUtc="2026-06-24T09:36:00Z">
         <w:r>
           <w:rPr>
             <w:rFonts w:hint="eastAsia"/>
@@ -2622,11 +2784,11 @@
     <w:p>
       <w:pPr>
         <w:rPr>
-          <w:ins w:id="211" w:author="osugi.yuto.56n@st.kyoto-u.ac.jp" w:date="2026-06-25T14:19:00Z" w16du:dateUtc="2026-06-25T05:19:00Z"/>
+          <w:ins w:id="226" w:author="osugi.yuto.56n@st.kyoto-u.ac.jp" w:date="2026-06-25T14:19:00Z" w16du:dateUtc="2026-06-25T05:19:00Z"/>
           <w:sz w:val="20"/>
         </w:rPr>
       </w:pPr>
-      <w:ins w:id="212" w:author="osugi.yuto.56n@st.kyoto-u.ac.jp" w:date="2026-06-24T18:36:00Z" w16du:dateUtc="2026-06-24T09:36:00Z">
+      <w:ins w:id="227" w:author="osugi.yuto.56n@st.kyoto-u.ac.jp" w:date="2026-06-24T18:36:00Z" w16du:dateUtc="2026-06-24T09:36:00Z">
         <w:r>
           <w:rPr>
             <w:rFonts w:hint="eastAsia"/>
@@ -2642,7 +2804,7 @@
           <w:tab/>
         </w:r>
       </w:ins>
-      <w:ins w:id="213" w:author="osugi.yuto.56n@st.kyoto-u.ac.jp" w:date="2026-06-25T14:19:00Z" w16du:dateUtc="2026-06-25T05:19:00Z">
+      <w:ins w:id="228" w:author="osugi.yuto.56n@st.kyoto-u.ac.jp" w:date="2026-06-25T14:19:00Z" w16du:dateUtc="2026-06-25T05:19:00Z">
         <w:r>
           <w:rPr>
             <w:rFonts w:hint="eastAsia"/>
@@ -2651,7 +2813,7 @@
           <w:t>│</w:t>
         </w:r>
       </w:ins>
-      <w:ins w:id="214" w:author="osugi.yuto.56n@st.kyoto-u.ac.jp" w:date="2026-06-24T18:36:00Z" w16du:dateUtc="2026-06-24T09:36:00Z">
+      <w:ins w:id="229" w:author="osugi.yuto.56n@st.kyoto-u.ac.jp" w:date="2026-06-24T18:36:00Z" w16du:dateUtc="2026-06-24T09:36:00Z">
         <w:r>
           <w:rPr>
             <w:rFonts w:hint="eastAsia"/>
@@ -2679,12 +2841,11 @@
     <w:p>
       <w:pPr>
         <w:rPr>
-          <w:ins w:id="215" w:author="osugi.yuto.56n@st.kyoto-u.ac.jp" w:date="2026-06-25T14:19:00Z" w16du:dateUtc="2026-06-25T05:19:00Z"/>
-          <w:rFonts w:hint="eastAsia"/>
+          <w:ins w:id="230" w:author="osugi.yuto.56n@st.kyoto-u.ac.jp" w:date="2026-06-25T14:19:00Z" w16du:dateUtc="2026-06-25T05:19:00Z"/>
           <w:sz w:val="20"/>
         </w:rPr>
       </w:pPr>
-      <w:ins w:id="216" w:author="osugi.yuto.56n@st.kyoto-u.ac.jp" w:date="2026-06-25T14:19:00Z" w16du:dateUtc="2026-06-25T05:19:00Z">
+      <w:ins w:id="231" w:author="osugi.yuto.56n@st.kyoto-u.ac.jp" w:date="2026-06-25T14:19:00Z" w16du:dateUtc="2026-06-25T05:19:00Z">
         <w:r>
           <w:rPr>
             <w:rFonts w:hint="eastAsia"/>
@@ -2710,11 +2871,11 @@
     <w:p>
       <w:pPr>
         <w:rPr>
-          <w:ins w:id="217" w:author="osugi.yuto.56n@st.kyoto-u.ac.jp" w:date="2026-06-25T14:26:00Z" w16du:dateUtc="2026-06-25T05:26:00Z"/>
+          <w:ins w:id="232" w:author="osugi.yuto.56n@st.kyoto-u.ac.jp" w:date="2026-06-25T14:26:00Z" w16du:dateUtc="2026-06-25T05:26:00Z"/>
           <w:sz w:val="20"/>
         </w:rPr>
       </w:pPr>
-      <w:ins w:id="218" w:author="osugi.yuto.56n@st.kyoto-u.ac.jp" w:date="2026-06-25T14:19:00Z" w16du:dateUtc="2026-06-25T05:19:00Z">
+      <w:ins w:id="233" w:author="osugi.yuto.56n@st.kyoto-u.ac.jp" w:date="2026-06-25T14:19:00Z" w16du:dateUtc="2026-06-25T05:19:00Z">
         <w:r>
           <w:rPr>
             <w:rFonts w:hint="eastAsia"/>
@@ -2736,7 +2897,7 @@
           <w:t>└─</w:t>
         </w:r>
       </w:ins>
-      <w:ins w:id="219" w:author="osugi.yuto.56n@st.kyoto-u.ac.jp" w:date="2026-06-25T14:20:00Z" w16du:dateUtc="2026-06-25T05:20:00Z">
+      <w:ins w:id="234" w:author="osugi.yuto.56n@st.kyoto-u.ac.jp" w:date="2026-06-25T14:20:00Z" w16du:dateUtc="2026-06-25T05:20:00Z">
         <w:r>
           <w:rPr>
             <w:sz w:val="20"/>
@@ -2755,12 +2916,11 @@
     <w:p>
       <w:pPr>
         <w:rPr>
-          <w:ins w:id="220" w:author="osugi.yuto.56n@st.kyoto-u.ac.jp" w:date="2026-06-25T14:19:00Z" w16du:dateUtc="2026-06-25T05:19:00Z"/>
-          <w:rFonts w:hint="eastAsia"/>
+          <w:ins w:id="235" w:author="osugi.yuto.56n@st.kyoto-u.ac.jp" w:date="2026-06-25T14:19:00Z" w16du:dateUtc="2026-06-25T05:19:00Z"/>
           <w:sz w:val="20"/>
         </w:rPr>
       </w:pPr>
-      <w:ins w:id="221" w:author="osugi.yuto.56n@st.kyoto-u.ac.jp" w:date="2026-06-25T14:26:00Z" w16du:dateUtc="2026-06-25T05:26:00Z">
+      <w:ins w:id="236" w:author="osugi.yuto.56n@st.kyoto-u.ac.jp" w:date="2026-06-25T14:26:00Z" w16du:dateUtc="2026-06-25T05:26:00Z">
         <w:r>
           <w:rPr>
             <w:rFonts w:hint="eastAsia"/>
@@ -2822,12 +2982,11 @@
     <w:p>
       <w:pPr>
         <w:rPr>
-          <w:ins w:id="222" w:author="osugi.yuto.56n@st.kyoto-u.ac.jp" w:date="2026-06-24T18:36:00Z" w16du:dateUtc="2026-06-24T09:36:00Z"/>
-          <w:rFonts w:hint="eastAsia"/>
+          <w:ins w:id="237" w:author="osugi.yuto.56n@st.kyoto-u.ac.jp" w:date="2026-06-24T18:36:00Z" w16du:dateUtc="2026-06-24T09:36:00Z"/>
           <w:sz w:val="20"/>
         </w:rPr>
       </w:pPr>
-      <w:ins w:id="223" w:author="osugi.yuto.56n@st.kyoto-u.ac.jp" w:date="2026-06-25T14:19:00Z" w16du:dateUtc="2026-06-25T05:19:00Z">
+      <w:ins w:id="238" w:author="osugi.yuto.56n@st.kyoto-u.ac.jp" w:date="2026-06-25T14:19:00Z" w16du:dateUtc="2026-06-25T05:19:00Z">
         <w:r>
           <w:rPr>
             <w:rFonts w:hint="eastAsia"/>
@@ -2840,12 +2999,11 @@
     <w:p>
       <w:pPr>
         <w:rPr>
-          <w:ins w:id="224" w:author="osugi.yuto.56n@st.kyoto-u.ac.jp" w:date="2026-06-24T18:36:00Z" w16du:dateUtc="2026-06-24T09:36:00Z"/>
-          <w:rFonts w:hint="eastAsia"/>
+          <w:ins w:id="239" w:author="osugi.yuto.56n@st.kyoto-u.ac.jp" w:date="2026-06-24T18:36:00Z" w16du:dateUtc="2026-06-24T09:36:00Z"/>
           <w:sz w:val="20"/>
         </w:rPr>
       </w:pPr>
-      <w:ins w:id="225" w:author="osugi.yuto.56n@st.kyoto-u.ac.jp" w:date="2026-06-24T18:36:00Z" w16du:dateUtc="2026-06-24T09:36:00Z">
+      <w:ins w:id="240" w:author="osugi.yuto.56n@st.kyoto-u.ac.jp" w:date="2026-06-24T18:36:00Z" w16du:dateUtc="2026-06-24T09:36:00Z">
         <w:r>
           <w:rPr>
             <w:rFonts w:hint="eastAsia"/>
@@ -2866,12 +3024,11 @@
     <w:p>
       <w:pPr>
         <w:rPr>
-          <w:ins w:id="226" w:author="osugi.yuto.56n@st.kyoto-u.ac.jp" w:date="2026-06-24T18:36:00Z" w16du:dateUtc="2026-06-24T09:36:00Z"/>
-          <w:rFonts w:hint="eastAsia"/>
+          <w:ins w:id="241" w:author="osugi.yuto.56n@st.kyoto-u.ac.jp" w:date="2026-06-24T18:36:00Z" w16du:dateUtc="2026-06-24T09:36:00Z"/>
           <w:sz w:val="20"/>
         </w:rPr>
       </w:pPr>
-      <w:ins w:id="227" w:author="osugi.yuto.56n@st.kyoto-u.ac.jp" w:date="2026-06-24T18:36:00Z" w16du:dateUtc="2026-06-24T09:36:00Z">
+      <w:ins w:id="242" w:author="osugi.yuto.56n@st.kyoto-u.ac.jp" w:date="2026-06-24T18:36:00Z" w16du:dateUtc="2026-06-24T09:36:00Z">
         <w:r>
           <w:rPr>
             <w:rFonts w:hint="eastAsia"/>
@@ -2899,12 +3056,11 @@
     <w:p>
       <w:pPr>
         <w:rPr>
-          <w:ins w:id="228" w:author="osugi.yuto.56n@st.kyoto-u.ac.jp" w:date="2026-06-24T18:36:00Z" w16du:dateUtc="2026-06-24T09:36:00Z"/>
-          <w:rFonts w:hint="eastAsia"/>
+          <w:ins w:id="243" w:author="osugi.yuto.56n@st.kyoto-u.ac.jp" w:date="2026-06-24T18:36:00Z" w16du:dateUtc="2026-06-24T09:36:00Z"/>
           <w:sz w:val="20"/>
         </w:rPr>
       </w:pPr>
-      <w:ins w:id="229" w:author="osugi.yuto.56n@st.kyoto-u.ac.jp" w:date="2026-06-24T18:36:00Z" w16du:dateUtc="2026-06-24T09:36:00Z">
+      <w:ins w:id="244" w:author="osugi.yuto.56n@st.kyoto-u.ac.jp" w:date="2026-06-24T18:36:00Z" w16du:dateUtc="2026-06-24T09:36:00Z">
         <w:r>
           <w:rPr>
             <w:rFonts w:hint="eastAsia"/>
@@ -2932,12 +3088,11 @@
     <w:p>
       <w:pPr>
         <w:rPr>
-          <w:ins w:id="230" w:author="osugi.yuto.56n@st.kyoto-u.ac.jp" w:date="2026-06-24T18:36:00Z" w16du:dateUtc="2026-06-24T09:36:00Z"/>
-          <w:rFonts w:hint="eastAsia"/>
+          <w:ins w:id="245" w:author="osugi.yuto.56n@st.kyoto-u.ac.jp" w:date="2026-06-24T18:36:00Z" w16du:dateUtc="2026-06-24T09:36:00Z"/>
           <w:sz w:val="20"/>
         </w:rPr>
       </w:pPr>
-      <w:ins w:id="231" w:author="osugi.yuto.56n@st.kyoto-u.ac.jp" w:date="2026-06-24T18:36:00Z" w16du:dateUtc="2026-06-24T09:36:00Z">
+      <w:ins w:id="246" w:author="osugi.yuto.56n@st.kyoto-u.ac.jp" w:date="2026-06-24T18:36:00Z" w16du:dateUtc="2026-06-24T09:36:00Z">
         <w:r>
           <w:rPr>
             <w:rFonts w:hint="eastAsia"/>
@@ -2965,11 +3120,11 @@
     <w:p>
       <w:pPr>
         <w:rPr>
-          <w:ins w:id="232" w:author="osugi.yuto.56n@st.kyoto-u.ac.jp" w:date="2026-06-24T18:36:00Z" w16du:dateUtc="2026-06-24T09:36:00Z"/>
+          <w:ins w:id="247" w:author="osugi.yuto.56n@st.kyoto-u.ac.jp" w:date="2026-06-24T18:36:00Z" w16du:dateUtc="2026-06-24T09:36:00Z"/>
           <w:sz w:val="20"/>
         </w:rPr>
       </w:pPr>
-      <w:ins w:id="233" w:author="osugi.yuto.56n@st.kyoto-u.ac.jp" w:date="2026-06-24T18:36:00Z" w16du:dateUtc="2026-06-24T09:36:00Z">
+      <w:ins w:id="248" w:author="osugi.yuto.56n@st.kyoto-u.ac.jp" w:date="2026-06-24T18:36:00Z" w16du:dateUtc="2026-06-24T09:36:00Z">
         <w:r>
           <w:rPr>
             <w:rFonts w:hint="eastAsia"/>
@@ -2997,7 +3152,6 @@
     <w:p>
       <w:pPr>
         <w:rPr>
-          <w:rFonts w:hint="eastAsia"/>
           <w:sz w:val="20"/>
         </w:rPr>
       </w:pPr>
@@ -3009,26 +3163,23 @@
           <w:szCs w:val="21"/>
         </w:rPr>
       </w:pPr>
-      <w:bookmarkStart w:id="234" w:name="_Toc51254576"/>
+      <w:bookmarkStart w:id="249" w:name="_Toc51254576"/>
       <w:r>
         <w:rPr>
           <w:szCs w:val="21"/>
         </w:rPr>
         <w:t>How to run the model</w:t>
       </w:r>
-      <w:bookmarkEnd w:id="234"/>
+      <w:bookmarkEnd w:id="249"/>
     </w:p>
     <w:p>
       <w:pPr>
         <w:rPr>
-          <w:del w:id="235" w:author="osugi.yuto.56n@st.kyoto-u.ac.jp" w:date="2026-06-24T18:39:00Z" w16du:dateUtc="2026-06-24T09:39:00Z"/>
+          <w:del w:id="250" w:author="osugi.yuto.56n@st.kyoto-u.ac.jp" w:date="2026-06-24T18:39:00Z" w16du:dateUtc="2026-06-24T09:39:00Z"/>
           <w:szCs w:val="21"/>
         </w:rPr>
-        <w:pPrChange w:id="236" w:author="osugi.yuto.56n@st.kyoto-u.ac.jp" w:date="2026-06-24T18:39:00Z" w16du:dateUtc="2026-06-24T09:39:00Z">
-          <w:pPr/>
-        </w:pPrChange>
-      </w:pPr>
-      <w:ins w:id="237" w:author="osugi.yuto.56n@st.kyoto-u.ac.jp" w:date="2026-06-25T14:28:00Z">
+      </w:pPr>
+      <w:ins w:id="251" w:author="osugi.yuto.56n@st.kyoto-u.ac.jp" w:date="2026-06-25T14:28:00Z">
         <w:r>
           <w:rPr>
             <w:szCs w:val="21"/>
@@ -3036,7 +3187,7 @@
           <w:t>The model can be run by executing nitrogen.sh in NflowModel/Shell, which generates all results and figures.</w:t>
         </w:r>
       </w:ins>
-      <w:del w:id="238" w:author="osugi.yuto.56n@st.kyoto-u.ac.jp" w:date="2026-06-25T14:28:00Z" w16du:dateUtc="2026-06-25T05:28:00Z">
+      <w:del w:id="252" w:author="osugi.yuto.56n@st.kyoto-u.ac.jp" w:date="2026-06-25T14:28:00Z" w16du:dateUtc="2026-06-25T05:28:00Z">
         <w:r>
           <w:rPr>
             <w:rFonts w:hint="eastAsia"/>
@@ -3051,8 +3202,8 @@
           <w:delText xml:space="preserve">opy \shell\execution.bat and </w:delText>
         </w:r>
       </w:del>
-      <w:ins w:id="239" w:author="Windows ユーザー" w:date="2023-06-16T05:37:00Z">
-        <w:del w:id="240" w:author="osugi.yuto.56n@st.kyoto-u.ac.jp" w:date="2026-06-25T14:28:00Z" w16du:dateUtc="2026-06-25T05:28:00Z">
+      <w:ins w:id="253" w:author="Windows ユーザー" w:date="2023-06-16T05:37:00Z">
+        <w:del w:id="254" w:author="osugi.yuto.56n@st.kyoto-u.ac.jp" w:date="2026-06-25T14:28:00Z" w16du:dateUtc="2026-06-25T05:28:00Z">
           <w:r>
             <w:rPr>
               <w:szCs w:val="21"/>
@@ -3061,8 +3212,8 @@
           </w:r>
         </w:del>
       </w:ins>
-      <w:ins w:id="241" w:author="Windows ユーザー" w:date="2023-06-16T05:36:00Z">
-        <w:del w:id="242" w:author="osugi.yuto.56n@st.kyoto-u.ac.jp" w:date="2026-06-25T14:28:00Z" w16du:dateUtc="2026-06-25T05:28:00Z">
+      <w:ins w:id="255" w:author="Windows ユーザー" w:date="2023-06-16T05:36:00Z">
+        <w:del w:id="256" w:author="osugi.yuto.56n@st.kyoto-u.ac.jp" w:date="2026-06-25T14:28:00Z" w16du:dateUtc="2026-06-25T05:28:00Z">
           <w:r>
             <w:rPr>
               <w:szCs w:val="21"/>
@@ -3071,7 +3222,7 @@
           </w:r>
         </w:del>
       </w:ins>
-      <w:del w:id="243" w:author="osugi.yuto.56n@st.kyoto-u.ac.jp" w:date="2026-06-25T14:28:00Z" w16du:dateUtc="2026-06-25T05:28:00Z">
+      <w:del w:id="257" w:author="osugi.yuto.56n@st.kyoto-u.ac.jp" w:date="2026-06-25T14:28:00Z" w16du:dateUtc="2026-06-25T05:28:00Z">
         <w:r>
           <w:rPr>
             <w:szCs w:val="21"/>
@@ -3079,8 +3230,8 @@
           <w:delText>\shell</w:delText>
         </w:r>
       </w:del>
-      <w:ins w:id="244" w:author="Windows ユーザー" w:date="2023-06-16T05:39:00Z">
-        <w:del w:id="245" w:author="osugi.yuto.56n@st.kyoto-u.ac.jp" w:date="2026-06-25T14:28:00Z" w16du:dateUtc="2026-06-25T05:28:00Z">
+      <w:ins w:id="258" w:author="Windows ユーザー" w:date="2023-06-16T05:39:00Z">
+        <w:del w:id="259" w:author="osugi.yuto.56n@st.kyoto-u.ac.jp" w:date="2026-06-25T14:28:00Z" w16du:dateUtc="2026-06-25T05:28:00Z">
           <w:r>
             <w:rPr>
               <w:szCs w:val="21"/>
@@ -3089,7 +3240,7 @@
           </w:r>
         </w:del>
       </w:ins>
-      <w:del w:id="246" w:author="osugi.yuto.56n@st.kyoto-u.ac.jp" w:date="2026-06-25T14:28:00Z" w16du:dateUtc="2026-06-25T05:28:00Z">
+      <w:del w:id="260" w:author="osugi.yuto.56n@st.kyoto-u.ac.jp" w:date="2026-06-25T14:28:00Z" w16du:dateUtc="2026-06-25T05:28:00Z">
         <w:r>
           <w:rPr>
             <w:szCs w:val="21"/>
@@ -3097,8 +3248,8 @@
           <w:delText>\</w:delText>
         </w:r>
       </w:del>
-      <w:ins w:id="247" w:author="Windows ユーザー" w:date="2023-06-16T05:36:00Z">
-        <w:del w:id="248" w:author="osugi.yuto.56n@st.kyoto-u.ac.jp" w:date="2026-06-25T14:28:00Z" w16du:dateUtc="2026-06-25T05:28:00Z">
+      <w:ins w:id="261" w:author="Windows ユーザー" w:date="2023-06-16T05:36:00Z">
+        <w:del w:id="262" w:author="osugi.yuto.56n@st.kyoto-u.ac.jp" w:date="2026-06-25T14:28:00Z" w16du:dateUtc="2026-06-25T05:28:00Z">
           <w:r>
             <w:rPr>
               <w:szCs w:val="21"/>
@@ -3113,7 +3264,7 @@
           </w:r>
         </w:del>
       </w:ins>
-      <w:del w:id="249" w:author="osugi.yuto.56n@st.kyoto-u.ac.jp" w:date="2026-06-25T14:28:00Z" w16du:dateUtc="2026-06-25T05:28:00Z">
+      <w:del w:id="263" w:author="osugi.yuto.56n@st.kyoto-u.ac.jp" w:date="2026-06-25T14:28:00Z" w16du:dateUtc="2026-06-25T05:28:00Z">
         <w:r>
           <w:rPr>
             <w:szCs w:val="21"/>
@@ -3127,7 +3278,7 @@
           <w:delText xml:space="preserve">. Assuming that those files are named </w:delText>
         </w:r>
       </w:del>
-      <w:del w:id="250" w:author="osugi.yuto.56n@st.kyoto-u.ac.jp" w:date="2026-06-24T18:39:00Z" w16du:dateUtc="2026-06-24T09:39:00Z">
+      <w:del w:id="264" w:author="osugi.yuto.56n@st.kyoto-u.ac.jp" w:date="2026-06-24T18:39:00Z" w16du:dateUtc="2026-06-24T09:39:00Z">
         <w:r>
           <w:rPr>
             <w:szCs w:val="21"/>
@@ -3141,8 +3292,8 @@
           <w:delText xml:space="preserve"> </w:delText>
         </w:r>
       </w:del>
-      <w:ins w:id="251" w:author="Windows ユーザー" w:date="2023-06-16T05:37:00Z">
-        <w:del w:id="252" w:author="osugi.yuto.56n@st.kyoto-u.ac.jp" w:date="2026-06-24T18:39:00Z" w16du:dateUtc="2026-06-24T09:39:00Z">
+      <w:ins w:id="265" w:author="Windows ユーザー" w:date="2023-06-16T05:37:00Z">
+        <w:del w:id="266" w:author="osugi.yuto.56n@st.kyoto-u.ac.jp" w:date="2026-06-24T18:39:00Z" w16du:dateUtc="2026-06-24T09:39:00Z">
           <w:r>
             <w:rPr>
               <w:szCs w:val="21"/>
@@ -3151,8 +3302,8 @@
           </w:r>
         </w:del>
       </w:ins>
-      <w:ins w:id="253" w:author="Windows ユーザー" w:date="2023-06-16T05:39:00Z">
-        <w:del w:id="254" w:author="osugi.yuto.56n@st.kyoto-u.ac.jp" w:date="2026-06-24T18:39:00Z" w16du:dateUtc="2026-06-24T09:39:00Z">
+      <w:ins w:id="267" w:author="Windows ユーザー" w:date="2023-06-16T05:39:00Z">
+        <w:del w:id="268" w:author="osugi.yuto.56n@st.kyoto-u.ac.jp" w:date="2026-06-24T18:39:00Z" w16du:dateUtc="2026-06-24T09:39:00Z">
           <w:r>
             <w:rPr>
               <w:szCs w:val="21"/>
@@ -3161,8 +3312,8 @@
           </w:r>
         </w:del>
       </w:ins>
-      <w:ins w:id="255" w:author="Windows ユーザー" w:date="2023-06-16T05:37:00Z">
-        <w:del w:id="256" w:author="osugi.yuto.56n@st.kyoto-u.ac.jp" w:date="2026-06-24T18:39:00Z" w16du:dateUtc="2026-06-24T09:39:00Z">
+      <w:ins w:id="269" w:author="Windows ユーザー" w:date="2023-06-16T05:37:00Z">
+        <w:del w:id="270" w:author="osugi.yuto.56n@st.kyoto-u.ac.jp" w:date="2026-06-24T18:39:00Z" w16du:dateUtc="2026-06-24T09:39:00Z">
           <w:r>
             <w:rPr>
               <w:szCs w:val="21"/>
@@ -3189,8 +3340,8 @@
           </w:r>
         </w:del>
       </w:ins>
-      <w:ins w:id="257" w:author="Windows ユーザー" w:date="2023-06-16T05:38:00Z">
-        <w:del w:id="258" w:author="osugi.yuto.56n@st.kyoto-u.ac.jp" w:date="2026-06-24T18:39:00Z" w16du:dateUtc="2026-06-24T09:39:00Z">
+      <w:ins w:id="271" w:author="Windows ユーザー" w:date="2023-06-16T05:38:00Z">
+        <w:del w:id="272" w:author="osugi.yuto.56n@st.kyoto-u.ac.jp" w:date="2026-06-24T18:39:00Z" w16du:dateUtc="2026-06-24T09:39:00Z">
           <w:r>
             <w:rPr>
               <w:szCs w:val="21"/>
@@ -3199,8 +3350,8 @@
           </w:r>
         </w:del>
       </w:ins>
-      <w:ins w:id="259" w:author="Windows ユーザー" w:date="2023-06-16T05:37:00Z">
-        <w:del w:id="260" w:author="osugi.yuto.56n@st.kyoto-u.ac.jp" w:date="2026-06-24T18:39:00Z" w16du:dateUtc="2026-06-24T09:39:00Z">
+      <w:ins w:id="273" w:author="Windows ユーザー" w:date="2023-06-16T05:37:00Z">
+        <w:del w:id="274" w:author="osugi.yuto.56n@st.kyoto-u.ac.jp" w:date="2026-06-24T18:39:00Z" w16du:dateUtc="2026-06-24T09:39:00Z">
           <w:r>
             <w:rPr>
               <w:szCs w:val="21"/>
@@ -3209,8 +3360,8 @@
           </w:r>
         </w:del>
       </w:ins>
-      <w:ins w:id="261" w:author="Windows ユーザー" w:date="2023-06-16T05:38:00Z">
-        <w:del w:id="262" w:author="osugi.yuto.56n@st.kyoto-u.ac.jp" w:date="2026-06-24T18:39:00Z" w16du:dateUtc="2026-06-24T09:39:00Z">
+      <w:ins w:id="275" w:author="Windows ユーザー" w:date="2023-06-16T05:38:00Z">
+        <w:del w:id="276" w:author="osugi.yuto.56n@st.kyoto-u.ac.jp" w:date="2026-06-24T18:39:00Z" w16du:dateUtc="2026-06-24T09:39:00Z">
           <w:r>
             <w:rPr>
               <w:szCs w:val="21"/>
@@ -3219,8 +3370,8 @@
           </w:r>
         </w:del>
       </w:ins>
-      <w:ins w:id="263" w:author="Windows ユーザー" w:date="2023-06-16T05:39:00Z">
-        <w:del w:id="264" w:author="osugi.yuto.56n@st.kyoto-u.ac.jp" w:date="2026-06-24T18:39:00Z" w16du:dateUtc="2026-06-24T09:39:00Z">
+      <w:ins w:id="277" w:author="Windows ユーザー" w:date="2023-06-16T05:39:00Z">
+        <w:del w:id="278" w:author="osugi.yuto.56n@st.kyoto-u.ac.jp" w:date="2026-06-24T18:39:00Z" w16du:dateUtc="2026-06-24T09:39:00Z">
           <w:r>
             <w:rPr>
               <w:szCs w:val="21"/>
@@ -3229,7 +3380,7 @@
           </w:r>
         </w:del>
       </w:ins>
-      <w:del w:id="265" w:author="osugi.yuto.56n@st.kyoto-u.ac.jp" w:date="2026-06-24T18:39:00Z" w16du:dateUtc="2026-06-24T09:39:00Z">
+      <w:del w:id="279" w:author="osugi.yuto.56n@st.kyoto-u.ac.jp" w:date="2026-06-24T18:39:00Z" w16du:dateUtc="2026-06-24T09:39:00Z">
         <w:r>
           <w:rPr>
             <w:szCs w:val="21"/>
@@ -3259,17 +3410,17 @@
     <w:p>
       <w:pPr>
         <w:rPr>
-          <w:del w:id="266" w:author="osugi.yuto.56n@st.kyoto-u.ac.jp" w:date="2026-06-24T18:39:00Z" w16du:dateUtc="2026-06-24T09:39:00Z"/>
+          <w:del w:id="280" w:author="osugi.yuto.56n@st.kyoto-u.ac.jp" w:date="2026-06-24T18:39:00Z" w16du:dateUtc="2026-06-24T09:39:00Z"/>
           <w:szCs w:val="21"/>
         </w:rPr>
-        <w:pPrChange w:id="267" w:author="osugi.yuto.56n@st.kyoto-u.ac.jp" w:date="2026-06-24T18:39:00Z" w16du:dateUtc="2026-06-24T09:39:00Z">
+        <w:pPrChange w:id="281" w:author="osugi.yuto.56n@st.kyoto-u.ac.jp" w:date="2026-06-24T18:39:00Z" w16du:dateUtc="2026-06-24T09:39:00Z">
           <w:pPr>
             <w:ind w:firstLine="840"/>
           </w:pPr>
         </w:pPrChange>
       </w:pPr>
-      <w:ins w:id="268" w:author="Windows ユーザー" w:date="2023-06-16T05:39:00Z">
-        <w:del w:id="269" w:author="osugi.yuto.56n@st.kyoto-u.ac.jp" w:date="2026-06-24T18:39:00Z" w16du:dateUtc="2026-06-24T09:39:00Z">
+      <w:ins w:id="282" w:author="Windows ユーザー" w:date="2023-06-16T05:39:00Z">
+        <w:del w:id="283" w:author="osugi.yuto.56n@st.kyoto-u.ac.jp" w:date="2026-06-24T18:39:00Z" w16du:dateUtc="2026-06-24T09:39:00Z">
           <w:r>
             <w:rPr>
               <w:szCs w:val="21"/>
@@ -3278,8 +3429,8 @@
           </w:r>
         </w:del>
       </w:ins>
-      <w:ins w:id="270" w:author="Windows ユーザー" w:date="2023-06-16T05:37:00Z">
-        <w:del w:id="271" w:author="osugi.yuto.56n@st.kyoto-u.ac.jp" w:date="2026-06-24T18:39:00Z" w16du:dateUtc="2026-06-24T09:39:00Z">
+      <w:ins w:id="284" w:author="Windows ユーザー" w:date="2023-06-16T05:37:00Z">
+        <w:del w:id="285" w:author="osugi.yuto.56n@st.kyoto-u.ac.jp" w:date="2026-06-24T18:39:00Z" w16du:dateUtc="2026-06-24T09:39:00Z">
           <w:r>
             <w:rPr>
               <w:szCs w:val="21"/>
@@ -3313,7 +3464,7 @@
           </w:r>
         </w:del>
       </w:ins>
-      <w:del w:id="272" w:author="osugi.yuto.56n@st.kyoto-u.ac.jp" w:date="2026-06-24T18:39:00Z" w16du:dateUtc="2026-06-24T09:39:00Z">
+      <w:del w:id="286" w:author="osugi.yuto.56n@st.kyoto-u.ac.jp" w:date="2026-06-24T18:39:00Z" w16du:dateUtc="2026-06-24T09:39:00Z">
         <w:r>
           <w:rPr>
             <w:szCs w:val="21"/>
@@ -3321,8 +3472,8 @@
           <w:delText xml:space="preserve">AIMPLUM_exe.bat </w:delText>
         </w:r>
       </w:del>
-      <w:ins w:id="273" w:author="Windows ユーザー" w:date="2023-06-16T05:38:00Z">
-        <w:del w:id="274" w:author="osugi.yuto.56n@st.kyoto-u.ac.jp" w:date="2026-06-24T18:39:00Z" w16du:dateUtc="2026-06-24T09:39:00Z">
+      <w:ins w:id="287" w:author="Windows ユーザー" w:date="2023-06-16T05:38:00Z">
+        <w:del w:id="288" w:author="osugi.yuto.56n@st.kyoto-u.ac.jp" w:date="2026-06-24T18:39:00Z" w16du:dateUtc="2026-06-24T09:39:00Z">
           <w:r>
             <w:rPr>
               <w:szCs w:val="21"/>
@@ -3331,7 +3482,7 @@
           </w:r>
         </w:del>
       </w:ins>
-      <w:del w:id="275" w:author="osugi.yuto.56n@st.kyoto-u.ac.jp" w:date="2026-06-24T18:39:00Z" w16du:dateUtc="2026-06-24T09:39:00Z">
+      <w:del w:id="289" w:author="osugi.yuto.56n@st.kyoto-u.ac.jp" w:date="2026-06-24T18:39:00Z" w16du:dateUtc="2026-06-24T09:39:00Z">
         <w:r>
           <w:rPr>
             <w:szCs w:val="21"/>
@@ -3355,25 +3506,19 @@
     <w:p>
       <w:pPr>
         <w:rPr>
-          <w:del w:id="276" w:author="osugi.yuto.56n@st.kyoto-u.ac.jp" w:date="2026-06-24T18:39:00Z" w16du:dateUtc="2026-06-24T09:39:00Z"/>
+          <w:del w:id="290" w:author="osugi.yuto.56n@st.kyoto-u.ac.jp" w:date="2026-06-24T18:39:00Z" w16du:dateUtc="2026-06-24T09:39:00Z"/>
           <w:szCs w:val="21"/>
         </w:rPr>
-        <w:pPrChange w:id="277" w:author="osugi.yuto.56n@st.kyoto-u.ac.jp" w:date="2026-06-24T18:39:00Z" w16du:dateUtc="2026-06-24T09:39:00Z">
-          <w:pPr/>
-        </w:pPrChange>
       </w:pPr>
     </w:p>
     <w:p>
       <w:pPr>
         <w:rPr>
-          <w:del w:id="278" w:author="osugi.yuto.56n@st.kyoto-u.ac.jp" w:date="2026-06-23T22:01:00Z" w16du:dateUtc="2026-06-23T13:01:00Z"/>
+          <w:del w:id="291" w:author="osugi.yuto.56n@st.kyoto-u.ac.jp" w:date="2026-06-23T22:01:00Z" w16du:dateUtc="2026-06-23T13:01:00Z"/>
         </w:rPr>
-        <w:pPrChange w:id="279" w:author="osugi.yuto.56n@st.kyoto-u.ac.jp" w:date="2026-06-24T18:39:00Z" w16du:dateUtc="2026-06-24T09:39:00Z">
-          <w:pPr/>
-        </w:pPrChange>
-      </w:pPr>
-      <w:ins w:id="280" w:author="Windows ユーザー" w:date="2023-06-16T05:39:00Z">
-        <w:del w:id="281" w:author="osugi.yuto.56n@st.kyoto-u.ac.jp" w:date="2026-06-24T18:39:00Z" w16du:dateUtc="2026-06-24T09:39:00Z">
+      </w:pPr>
+      <w:ins w:id="292" w:author="Windows ユーザー" w:date="2023-06-16T05:39:00Z">
+        <w:del w:id="293" w:author="osugi.yuto.56n@st.kyoto-u.ac.jp" w:date="2026-06-24T18:39:00Z" w16du:dateUtc="2026-06-24T09:39:00Z">
           <w:r>
             <w:rPr>
               <w:szCs w:val="21"/>
@@ -3382,7 +3527,7 @@
           </w:r>
         </w:del>
       </w:ins>
-      <w:del w:id="282" w:author="osugi.yuto.56n@st.kyoto-u.ac.jp" w:date="2026-06-24T18:39:00Z" w16du:dateUtc="2026-06-24T09:39:00Z">
+      <w:del w:id="294" w:author="osugi.yuto.56n@st.kyoto-u.ac.jp" w:date="2026-06-24T18:39:00Z" w16du:dateUtc="2026-06-24T09:39:00Z">
         <w:r>
           <w:rPr>
             <w:szCs w:val="21"/>
@@ -3420,8 +3565,8 @@
           <w:delText xml:space="preserve"> </w:delText>
         </w:r>
       </w:del>
-      <w:ins w:id="283" w:author="Windows ユーザー" w:date="2023-06-16T05:39:00Z">
-        <w:del w:id="284" w:author="osugi.yuto.56n@st.kyoto-u.ac.jp" w:date="2026-06-24T18:39:00Z" w16du:dateUtc="2026-06-24T09:39:00Z">
+      <w:ins w:id="295" w:author="Windows ユーザー" w:date="2023-06-16T05:39:00Z">
+        <w:del w:id="296" w:author="osugi.yuto.56n@st.kyoto-u.ac.jp" w:date="2026-06-24T18:39:00Z" w16du:dateUtc="2026-06-24T09:39:00Z">
           <w:r>
             <w:rPr>
               <w:szCs w:val="21"/>
@@ -3436,7 +3581,7 @@
           </w:r>
         </w:del>
       </w:ins>
-      <w:del w:id="285" w:author="osugi.yuto.56n@st.kyoto-u.ac.jp" w:date="2026-06-24T18:39:00Z" w16du:dateUtc="2026-06-24T09:39:00Z">
+      <w:del w:id="297" w:author="osugi.yuto.56n@st.kyoto-u.ac.jp" w:date="2026-06-24T18:39:00Z" w16du:dateUtc="2026-06-24T09:39:00Z">
         <w:r>
           <w:rPr>
             <w:szCs w:val="21"/>
@@ -3468,8 +3613,8 @@
           <w:delText xml:space="preserve"> and </w:delText>
         </w:r>
       </w:del>
-      <w:ins w:id="286" w:author="Windows ユーザー" w:date="2023-06-16T05:40:00Z">
-        <w:del w:id="287" w:author="osugi.yuto.56n@st.kyoto-u.ac.jp" w:date="2026-06-24T18:39:00Z" w16du:dateUtc="2026-06-24T09:39:00Z">
+      <w:ins w:id="298" w:author="Windows ユーザー" w:date="2023-06-16T05:40:00Z">
+        <w:del w:id="299" w:author="osugi.yuto.56n@st.kyoto-u.ac.jp" w:date="2026-06-24T18:39:00Z" w16du:dateUtc="2026-06-24T09:39:00Z">
           <w:r>
             <w:rPr>
               <w:szCs w:val="21"/>
@@ -3487,7 +3632,7 @@
           </w:r>
         </w:del>
       </w:ins>
-      <w:del w:id="288" w:author="osugi.yuto.56n@st.kyoto-u.ac.jp" w:date="2026-06-24T18:39:00Z" w16du:dateUtc="2026-06-24T09:39:00Z">
+      <w:del w:id="300" w:author="osugi.yuto.56n@st.kyoto-u.ac.jp" w:date="2026-06-24T18:39:00Z" w16du:dateUtc="2026-06-24T09:39:00Z">
         <w:r>
           <w:delText>\</w:delText>
         </w:r>
@@ -3502,7 +3647,6 @@
     <w:p>
       <w:pPr>
         <w:rPr>
-          <w:rFonts w:hint="eastAsia"/>
           <w:szCs w:val="21"/>
         </w:rPr>
       </w:pPr>
@@ -3510,11 +3654,11 @@
     <w:p>
       <w:pPr>
         <w:rPr>
-          <w:del w:id="289" w:author="Windows ユーザー" w:date="2023-06-16T05:40:00Z"/>
+          <w:del w:id="301" w:author="Windows ユーザー" w:date="2023-06-16T05:40:00Z"/>
           <w:szCs w:val="21"/>
         </w:rPr>
       </w:pPr>
-      <w:del w:id="290" w:author="Windows ユーザー" w:date="2023-06-16T05:40:00Z">
+      <w:del w:id="302" w:author="Windows ユーザー" w:date="2023-06-16T05:40:00Z">
         <w:r>
           <w:rPr>
             <w:szCs w:val="21"/>
@@ -3526,7 +3670,7 @@
     <w:p>
       <w:pPr>
         <w:rPr>
-          <w:del w:id="291" w:author="Windows ユーザー" w:date="2023-06-16T05:40:00Z"/>
+          <w:del w:id="303" w:author="Windows ユーザー" w:date="2023-06-16T05:40:00Z"/>
           <w:szCs w:val="21"/>
         </w:rPr>
       </w:pPr>
@@ -3534,11 +3678,11 @@
     <w:p>
       <w:pPr>
         <w:rPr>
-          <w:del w:id="292" w:author="Windows ユーザー" w:date="2023-06-16T05:41:00Z"/>
+          <w:del w:id="304" w:author="Windows ユーザー" w:date="2023-06-16T05:41:00Z"/>
           <w:szCs w:val="21"/>
         </w:rPr>
       </w:pPr>
-      <w:del w:id="293" w:author="Windows ユーザー" w:date="2023-06-16T05:41:00Z">
+      <w:del w:id="305" w:author="Windows ユーザー" w:date="2023-06-16T05:41:00Z">
         <w:r>
           <w:rPr>
             <w:szCs w:val="21"/>
@@ -3546,7 +3690,7 @@
           <w:delText>(Before you run, you might want to run shell</w:delText>
         </w:r>
       </w:del>
-      <w:del w:id="294" w:author="Windows ユーザー" w:date="2023-06-16T05:40:00Z">
+      <w:del w:id="306" w:author="Windows ユーザー" w:date="2023-06-16T05:40:00Z">
         <w:r>
           <w:rPr>
             <w:szCs w:val="21"/>
@@ -3554,7 +3698,7 @@
           <w:delText>\</w:delText>
         </w:r>
       </w:del>
-      <w:del w:id="295" w:author="Windows ユーザー" w:date="2023-06-16T05:41:00Z">
+      <w:del w:id="307" w:author="Windows ユーザー" w:date="2023-06-16T05:41:00Z">
         <w:r>
           <w:rPr>
             <w:szCs w:val="21"/>
@@ -3562,7 +3706,7 @@
           <w:delText>data_prep.</w:delText>
         </w:r>
       </w:del>
-      <w:del w:id="296" w:author="Windows ユーザー" w:date="2023-06-16T05:40:00Z">
+      <w:del w:id="308" w:author="Windows ユーザー" w:date="2023-06-16T05:40:00Z">
         <w:r>
           <w:rPr>
             <w:szCs w:val="21"/>
@@ -3570,7 +3714,7 @@
           <w:delText>bat</w:delText>
         </w:r>
       </w:del>
-      <w:del w:id="297" w:author="Windows ユーザー" w:date="2023-06-16T05:41:00Z">
+      <w:del w:id="309" w:author="Windows ユーザー" w:date="2023-06-16T05:41:00Z">
         <w:r>
           <w:rPr>
             <w:szCs w:val="21"/>
@@ -3582,7 +3726,7 @@
     <w:p>
       <w:pPr>
         <w:rPr>
-          <w:del w:id="298" w:author="Windows ユーザー" w:date="2023-06-16T05:41:00Z"/>
+          <w:del w:id="310" w:author="Windows ユーザー" w:date="2023-06-16T05:41:00Z"/>
           <w:szCs w:val="21"/>
         </w:rPr>
       </w:pPr>
@@ -3591,11 +3735,11 @@
       <w:pPr>
         <w:pStyle w:val="20"/>
         <w:rPr>
-          <w:del w:id="299" w:author="osugi.yuto.56n@st.kyoto-u.ac.jp" w:date="2026-06-23T22:01:00Z" w16du:dateUtc="2026-06-23T13:01:00Z"/>
+          <w:del w:id="311" w:author="osugi.yuto.56n@st.kyoto-u.ac.jp" w:date="2026-06-23T22:01:00Z" w16du:dateUtc="2026-06-23T13:01:00Z"/>
           <w:szCs w:val="21"/>
         </w:rPr>
       </w:pPr>
-      <w:del w:id="300" w:author="osugi.yuto.56n@st.kyoto-u.ac.jp" w:date="2026-06-23T22:01:00Z" w16du:dateUtc="2026-06-23T13:01:00Z">
+      <w:del w:id="312" w:author="osugi.yuto.56n@st.kyoto-u.ac.jp" w:date="2026-06-23T22:01:00Z" w16du:dateUtc="2026-06-23T13:01:00Z">
         <w:r>
           <w:rPr>
             <w:rFonts w:hint="eastAsia"/>
@@ -3614,11 +3758,11 @@
     <w:p>
       <w:pPr>
         <w:rPr>
-          <w:del w:id="301" w:author="osugi.yuto.56n@st.kyoto-u.ac.jp" w:date="2026-06-23T22:01:00Z" w16du:dateUtc="2026-06-23T13:01:00Z"/>
+          <w:del w:id="313" w:author="osugi.yuto.56n@st.kyoto-u.ac.jp" w:date="2026-06-23T22:01:00Z" w16du:dateUtc="2026-06-23T13:01:00Z"/>
           <w:szCs w:val="21"/>
         </w:rPr>
       </w:pPr>
-      <w:del w:id="302" w:author="osugi.yuto.56n@st.kyoto-u.ac.jp" w:date="2026-06-23T22:01:00Z" w16du:dateUtc="2026-06-23T13:01:00Z">
+      <w:del w:id="314" w:author="osugi.yuto.56n@st.kyoto-u.ac.jp" w:date="2026-06-23T22:01:00Z" w16du:dateUtc="2026-06-23T13:01:00Z">
         <w:r>
           <w:rPr>
             <w:szCs w:val="21"/>
@@ -3626,8 +3770,8 @@
           <w:delText xml:space="preserve">Batch </w:delText>
         </w:r>
       </w:del>
-      <w:ins w:id="303" w:author="Windows ユーザー" w:date="2023-06-16T05:41:00Z">
-        <w:del w:id="304" w:author="osugi.yuto.56n@st.kyoto-u.ac.jp" w:date="2026-06-23T22:01:00Z" w16du:dateUtc="2026-06-23T13:01:00Z">
+      <w:ins w:id="315" w:author="Windows ユーザー" w:date="2023-06-16T05:41:00Z">
+        <w:del w:id="316" w:author="osugi.yuto.56n@st.kyoto-u.ac.jp" w:date="2026-06-23T22:01:00Z" w16du:dateUtc="2026-06-23T13:01:00Z">
           <w:r>
             <w:rPr>
               <w:szCs w:val="21"/>
@@ -3636,7 +3780,7 @@
           </w:r>
         </w:del>
       </w:ins>
-      <w:del w:id="305" w:author="osugi.yuto.56n@st.kyoto-u.ac.jp" w:date="2026-06-23T22:01:00Z" w16du:dateUtc="2026-06-23T13:01:00Z">
+      <w:del w:id="317" w:author="osugi.yuto.56n@st.kyoto-u.ac.jp" w:date="2026-06-23T22:01:00Z" w16du:dateUtc="2026-06-23T13:01:00Z">
         <w:r>
           <w:rPr>
             <w:szCs w:val="21"/>
@@ -3662,8 +3806,8 @@
           <w:delText>settings/</w:delText>
         </w:r>
       </w:del>
-      <w:ins w:id="306" w:author="Windows ユーザー" w:date="2023-06-16T05:41:00Z">
-        <w:del w:id="307" w:author="osugi.yuto.56n@st.kyoto-u.ac.jp" w:date="2026-06-23T22:01:00Z" w16du:dateUtc="2026-06-23T13:01:00Z">
+      <w:ins w:id="318" w:author="Windows ユーザー" w:date="2023-06-16T05:41:00Z">
+        <w:del w:id="319" w:author="osugi.yuto.56n@st.kyoto-u.ac.jp" w:date="2026-06-23T22:01:00Z" w16du:dateUtc="2026-06-23T13:01:00Z">
           <w:r>
             <w:rPr>
               <w:szCs w:val="21"/>
@@ -3672,7 +3816,7 @@
           </w:r>
         </w:del>
       </w:ins>
-      <w:del w:id="308" w:author="osugi.yuto.56n@st.kyoto-u.ac.jp" w:date="2026-06-23T22:01:00Z" w16du:dateUtc="2026-06-23T13:01:00Z">
+      <w:del w:id="320" w:author="osugi.yuto.56n@st.kyoto-u.ac.jp" w:date="2026-06-23T22:01:00Z" w16du:dateUtc="2026-06-23T13:01:00Z">
         <w:r>
           <w:rPr>
             <w:szCs w:val="21"/>
@@ -3680,8 +3824,8 @@
           <w:delText>%SCENARIO</w:delText>
         </w:r>
       </w:del>
-      <w:ins w:id="309" w:author="Windows ユーザー" w:date="2023-06-16T05:41:00Z">
-        <w:del w:id="310" w:author="osugi.yuto.56n@st.kyoto-u.ac.jp" w:date="2026-06-23T22:01:00Z" w16du:dateUtc="2026-06-23T13:01:00Z">
+      <w:ins w:id="321" w:author="Windows ユーザー" w:date="2023-06-16T05:41:00Z">
+        <w:del w:id="322" w:author="osugi.yuto.56n@st.kyoto-u.ac.jp" w:date="2026-06-23T22:01:00Z" w16du:dateUtc="2026-06-23T13:01:00Z">
           <w:r>
             <w:rPr>
               <w:szCs w:val="21"/>
@@ -3690,7 +3834,7 @@
           </w:r>
         </w:del>
       </w:ins>
-      <w:del w:id="311" w:author="osugi.yuto.56n@st.kyoto-u.ac.jp" w:date="2026-06-23T22:01:00Z" w16du:dateUtc="2026-06-23T13:01:00Z">
+      <w:del w:id="323" w:author="osugi.yuto.56n@st.kyoto-u.ac.jp" w:date="2026-06-23T22:01:00Z" w16du:dateUtc="2026-06-23T13:01:00Z">
         <w:r>
           <w:rPr>
             <w:szCs w:val="21"/>
@@ -3698,8 +3842,8 @@
           <w:delText>%.bat</w:delText>
         </w:r>
       </w:del>
-      <w:ins w:id="312" w:author="Windows ユーザー" w:date="2023-06-16T05:41:00Z">
-        <w:del w:id="313" w:author="osugi.yuto.56n@st.kyoto-u.ac.jp" w:date="2026-06-23T22:01:00Z" w16du:dateUtc="2026-06-23T13:01:00Z">
+      <w:ins w:id="324" w:author="Windows ユーザー" w:date="2023-06-16T05:41:00Z">
+        <w:del w:id="325" w:author="osugi.yuto.56n@st.kyoto-u.ac.jp" w:date="2026-06-23T22:01:00Z" w16du:dateUtc="2026-06-23T13:01:00Z">
           <w:r>
             <w:rPr>
               <w:szCs w:val="21"/>
@@ -3708,7 +3852,7 @@
           </w:r>
         </w:del>
       </w:ins>
-      <w:del w:id="314" w:author="osugi.yuto.56n@st.kyoto-u.ac.jp" w:date="2026-06-23T22:01:00Z" w16du:dateUtc="2026-06-23T13:01:00Z">
+      <w:del w:id="326" w:author="osugi.yuto.56n@st.kyoto-u.ac.jp" w:date="2026-06-23T22:01:00Z" w16du:dateUtc="2026-06-23T13:01:00Z">
         <w:r>
           <w:rPr>
             <w:szCs w:val="21"/>
@@ -3722,8 +3866,8 @@
           <w:delText xml:space="preserve"> This file contents </w:delText>
         </w:r>
       </w:del>
-      <w:ins w:id="315" w:author="Windows ユーザー" w:date="2023-06-16T05:41:00Z">
-        <w:del w:id="316" w:author="osugi.yuto.56n@st.kyoto-u.ac.jp" w:date="2026-06-23T22:01:00Z" w16du:dateUtc="2026-06-23T13:01:00Z">
+      <w:ins w:id="327" w:author="Windows ユーザー" w:date="2023-06-16T05:41:00Z">
+        <w:del w:id="328" w:author="osugi.yuto.56n@st.kyoto-u.ac.jp" w:date="2026-06-23T22:01:00Z" w16du:dateUtc="2026-06-23T13:01:00Z">
           <w:r>
             <w:rPr>
               <w:szCs w:val="21"/>
@@ -3732,7 +3876,7 @@
           </w:r>
         </w:del>
       </w:ins>
-      <w:del w:id="317" w:author="osugi.yuto.56n@st.kyoto-u.ac.jp" w:date="2026-06-23T22:01:00Z" w16du:dateUtc="2026-06-23T13:01:00Z">
+      <w:del w:id="329" w:author="osugi.yuto.56n@st.kyoto-u.ac.jp" w:date="2026-06-23T22:01:00Z" w16du:dateUtc="2026-06-23T13:01:00Z">
         <w:r>
           <w:rPr>
             <w:szCs w:val="21"/>
@@ -3744,11 +3888,11 @@
     <w:p>
       <w:pPr>
         <w:rPr>
-          <w:del w:id="318" w:author="osugi.yuto.56n@st.kyoto-u.ac.jp" w:date="2026-06-23T22:01:00Z" w16du:dateUtc="2026-06-23T13:01:00Z"/>
+          <w:del w:id="330" w:author="osugi.yuto.56n@st.kyoto-u.ac.jp" w:date="2026-06-23T22:01:00Z" w16du:dateUtc="2026-06-23T13:01:00Z"/>
           <w:szCs w:val="21"/>
         </w:rPr>
       </w:pPr>
-      <w:del w:id="319" w:author="osugi.yuto.56n@st.kyoto-u.ac.jp" w:date="2026-06-23T22:01:00Z" w16du:dateUtc="2026-06-23T13:01:00Z">
+      <w:del w:id="331" w:author="osugi.yuto.56n@st.kyoto-u.ac.jp" w:date="2026-06-23T22:01:00Z" w16du:dateUtc="2026-06-23T13:01:00Z">
         <w:r>
           <w:rPr>
             <w:rFonts w:hint="eastAsia"/>
@@ -3767,11 +3911,11 @@
     <w:p>
       <w:pPr>
         <w:rPr>
-          <w:del w:id="320" w:author="osugi.yuto.56n@st.kyoto-u.ac.jp" w:date="2026-06-23T22:01:00Z" w16du:dateUtc="2026-06-23T13:01:00Z"/>
+          <w:del w:id="332" w:author="osugi.yuto.56n@st.kyoto-u.ac.jp" w:date="2026-06-23T22:01:00Z" w16du:dateUtc="2026-06-23T13:01:00Z"/>
           <w:szCs w:val="21"/>
         </w:rPr>
       </w:pPr>
-      <w:del w:id="321" w:author="osugi.yuto.56n@st.kyoto-u.ac.jp" w:date="2026-06-23T22:01:00Z" w16du:dateUtc="2026-06-23T13:01:00Z">
+      <w:del w:id="333" w:author="osugi.yuto.56n@st.kyoto-u.ac.jp" w:date="2026-06-23T22:01:00Z" w16du:dateUtc="2026-06-23T13:01:00Z">
         <w:r>
           <w:rPr>
             <w:rFonts w:hint="eastAsia"/>
@@ -3790,11 +3934,11 @@
     <w:p>
       <w:pPr>
         <w:rPr>
-          <w:del w:id="322" w:author="osugi.yuto.56n@st.kyoto-u.ac.jp" w:date="2026-06-23T22:01:00Z" w16du:dateUtc="2026-06-23T13:01:00Z"/>
+          <w:del w:id="334" w:author="osugi.yuto.56n@st.kyoto-u.ac.jp" w:date="2026-06-23T22:01:00Z" w16du:dateUtc="2026-06-23T13:01:00Z"/>
           <w:szCs w:val="21"/>
         </w:rPr>
       </w:pPr>
-      <w:del w:id="323" w:author="osugi.yuto.56n@st.kyoto-u.ac.jp" w:date="2026-06-23T22:01:00Z" w16du:dateUtc="2026-06-23T13:01:00Z">
+      <w:del w:id="335" w:author="osugi.yuto.56n@st.kyoto-u.ac.jp" w:date="2026-06-23T22:01:00Z" w16du:dateUtc="2026-06-23T13:01:00Z">
         <w:r>
           <w:rPr>
             <w:rFonts w:hint="eastAsia"/>
@@ -3813,11 +3957,11 @@
     <w:p>
       <w:pPr>
         <w:rPr>
-          <w:del w:id="324" w:author="osugi.yuto.56n@st.kyoto-u.ac.jp" w:date="2026-06-23T22:01:00Z" w16du:dateUtc="2026-06-23T13:01:00Z"/>
+          <w:del w:id="336" w:author="osugi.yuto.56n@st.kyoto-u.ac.jp" w:date="2026-06-23T22:01:00Z" w16du:dateUtc="2026-06-23T13:01:00Z"/>
           <w:szCs w:val="21"/>
         </w:rPr>
       </w:pPr>
-      <w:del w:id="325" w:author="osugi.yuto.56n@st.kyoto-u.ac.jp" w:date="2026-06-23T22:01:00Z" w16du:dateUtc="2026-06-23T13:01:00Z">
+      <w:del w:id="337" w:author="osugi.yuto.56n@st.kyoto-u.ac.jp" w:date="2026-06-23T22:01:00Z" w16du:dateUtc="2026-06-23T13:01:00Z">
         <w:r>
           <w:rPr>
             <w:rFonts w:hint="eastAsia"/>
@@ -3854,7 +3998,7 @@
     <w:p>
       <w:pPr>
         <w:rPr>
-          <w:del w:id="326" w:author="osugi.yuto.56n@st.kyoto-u.ac.jp" w:date="2026-06-23T22:01:00Z" w16du:dateUtc="2026-06-23T13:01:00Z"/>
+          <w:del w:id="338" w:author="osugi.yuto.56n@st.kyoto-u.ac.jp" w:date="2026-06-23T22:01:00Z" w16du:dateUtc="2026-06-23T13:01:00Z"/>
           <w:szCs w:val="21"/>
         </w:rPr>
       </w:pPr>
@@ -3863,12 +4007,12 @@
       <w:pPr>
         <w:pStyle w:val="20"/>
         <w:rPr>
-          <w:del w:id="327" w:author="osugi.yuto.56n@st.kyoto-u.ac.jp" w:date="2026-06-23T22:01:00Z" w16du:dateUtc="2026-06-23T13:01:00Z"/>
+          <w:del w:id="339" w:author="osugi.yuto.56n@st.kyoto-u.ac.jp" w:date="2026-06-23T22:01:00Z" w16du:dateUtc="2026-06-23T13:01:00Z"/>
           <w:szCs w:val="21"/>
         </w:rPr>
       </w:pPr>
-      <w:bookmarkStart w:id="328" w:name="_Toc51254577"/>
-      <w:del w:id="329" w:author="osugi.yuto.56n@st.kyoto-u.ac.jp" w:date="2026-06-23T22:01:00Z" w16du:dateUtc="2026-06-23T13:01:00Z">
+      <w:bookmarkStart w:id="340" w:name="_Toc51254577"/>
+      <w:del w:id="341" w:author="osugi.yuto.56n@st.kyoto-u.ac.jp" w:date="2026-06-23T22:01:00Z" w16du:dateUtc="2026-06-23T13:01:00Z">
         <w:r>
           <w:rPr>
             <w:szCs w:val="21"/>
@@ -3881,7 +4025,7 @@
           </w:rPr>
           <w:delText>arameters</w:delText>
         </w:r>
-        <w:bookmarkEnd w:id="328"/>
+        <w:bookmarkEnd w:id="340"/>
         <w:r>
           <w:rPr>
             <w:szCs w:val="21"/>
@@ -3889,8 +4033,8 @@
           <w:delText xml:space="preserve"> (</w:delText>
         </w:r>
       </w:del>
-      <w:ins w:id="330" w:author="Windows ユーザー" w:date="2023-06-16T05:42:00Z">
-        <w:del w:id="331" w:author="osugi.yuto.56n@st.kyoto-u.ac.jp" w:date="2026-06-23T22:01:00Z" w16du:dateUtc="2026-06-23T13:01:00Z">
+      <w:ins w:id="342" w:author="Windows ユーザー" w:date="2023-06-16T05:42:00Z">
+        <w:del w:id="343" w:author="osugi.yuto.56n@st.kyoto-u.ac.jp" w:date="2026-06-23T22:01:00Z" w16du:dateUtc="2026-06-23T13:01:00Z">
           <w:r>
             <w:rPr>
               <w:szCs w:val="21"/>
@@ -3899,7 +4043,7 @@
           </w:r>
         </w:del>
       </w:ins>
-      <w:del w:id="332" w:author="osugi.yuto.56n@st.kyoto-u.ac.jp" w:date="2026-06-23T22:01:00Z" w16du:dateUtc="2026-06-23T13:01:00Z">
+      <w:del w:id="344" w:author="osugi.yuto.56n@st.kyoto-u.ac.jp" w:date="2026-06-23T22:01:00Z" w16du:dateUtc="2026-06-23T13:01:00Z">
         <w:r>
           <w:rPr>
             <w:szCs w:val="21"/>
@@ -3907,8 +4051,8 @@
           <w:delText>\shell</w:delText>
         </w:r>
       </w:del>
-      <w:ins w:id="333" w:author="Windows ユーザー" w:date="2023-06-16T05:42:00Z">
-        <w:del w:id="334" w:author="osugi.yuto.56n@st.kyoto-u.ac.jp" w:date="2026-06-23T22:01:00Z" w16du:dateUtc="2026-06-23T13:01:00Z">
+      <w:ins w:id="345" w:author="Windows ユーザー" w:date="2023-06-16T05:42:00Z">
+        <w:del w:id="346" w:author="osugi.yuto.56n@st.kyoto-u.ac.jp" w:date="2026-06-23T22:01:00Z" w16du:dateUtc="2026-06-23T13:01:00Z">
           <w:r>
             <w:rPr>
               <w:szCs w:val="21"/>
@@ -3917,7 +4061,7 @@
           </w:r>
         </w:del>
       </w:ins>
-      <w:del w:id="335" w:author="osugi.yuto.56n@st.kyoto-u.ac.jp" w:date="2026-06-23T22:01:00Z" w16du:dateUtc="2026-06-23T13:01:00Z">
+      <w:del w:id="347" w:author="osugi.yuto.56n@st.kyoto-u.ac.jp" w:date="2026-06-23T22:01:00Z" w16du:dateUtc="2026-06-23T13:01:00Z">
         <w:r>
           <w:rPr>
             <w:szCs w:val="21"/>
@@ -3925,8 +4069,8 @@
           <w:delText>\</w:delText>
         </w:r>
       </w:del>
-      <w:ins w:id="336" w:author="Windows ユーザー" w:date="2023-06-16T05:42:00Z">
-        <w:del w:id="337" w:author="osugi.yuto.56n@st.kyoto-u.ac.jp" w:date="2026-06-23T22:01:00Z" w16du:dateUtc="2026-06-23T13:01:00Z">
+      <w:ins w:id="348" w:author="Windows ユーザー" w:date="2023-06-16T05:42:00Z">
+        <w:del w:id="349" w:author="osugi.yuto.56n@st.kyoto-u.ac.jp" w:date="2026-06-23T22:01:00Z" w16du:dateUtc="2026-06-23T13:01:00Z">
           <w:r>
             <w:rPr>
               <w:szCs w:val="21"/>
@@ -3947,7 +4091,7 @@
           </w:r>
         </w:del>
       </w:ins>
-      <w:del w:id="338" w:author="osugi.yuto.56n@st.kyoto-u.ac.jp" w:date="2026-06-23T22:01:00Z" w16du:dateUtc="2026-06-23T13:01:00Z">
+      <w:del w:id="350" w:author="osugi.yuto.56n@st.kyoto-u.ac.jp" w:date="2026-06-23T22:01:00Z" w16du:dateUtc="2026-06-23T13:01:00Z">
         <w:r>
           <w:rPr>
             <w:szCs w:val="21"/>
@@ -3966,11 +4110,11 @@
       <w:pPr>
         <w:jc w:val="left"/>
         <w:rPr>
-          <w:del w:id="339" w:author="osugi.yuto.56n@st.kyoto-u.ac.jp" w:date="2026-06-23T22:01:00Z" w16du:dateUtc="2026-06-23T13:01:00Z"/>
+          <w:del w:id="351" w:author="osugi.yuto.56n@st.kyoto-u.ac.jp" w:date="2026-06-23T22:01:00Z" w16du:dateUtc="2026-06-23T13:01:00Z"/>
           <w:szCs w:val="21"/>
         </w:rPr>
       </w:pPr>
-      <w:del w:id="340" w:author="osugi.yuto.56n@st.kyoto-u.ac.jp" w:date="2026-06-23T22:01:00Z" w16du:dateUtc="2026-06-23T13:01:00Z">
+      <w:del w:id="352" w:author="osugi.yuto.56n@st.kyoto-u.ac.jp" w:date="2026-06-23T22:01:00Z" w16du:dateUtc="2026-06-23T13:01:00Z">
         <w:r>
           <w:rPr>
             <w:rFonts w:hint="eastAsia"/>
@@ -4055,26 +4199,23 @@
       <w:pPr>
         <w:pStyle w:val="10"/>
         <w:rPr>
-          <w:del w:id="341" w:author="osugi.yuto.56n@st.kyoto-u.ac.jp" w:date="2026-06-25T15:25:00Z" w16du:dateUtc="2026-06-25T06:25:00Z"/>
+          <w:del w:id="353" w:author="osugi.yuto.56n@st.kyoto-u.ac.jp" w:date="2026-06-25T15:25:00Z" w16du:dateUtc="2026-06-25T06:25:00Z"/>
           <w:szCs w:val="21"/>
         </w:rPr>
       </w:pPr>
-      <w:bookmarkStart w:id="342" w:name="_Toc51254581"/>
+      <w:bookmarkStart w:id="354" w:name="_Toc51254581"/>
       <w:r>
         <w:rPr>
           <w:szCs w:val="21"/>
         </w:rPr>
         <w:t>Main results</w:t>
       </w:r>
-      <w:bookmarkEnd w:id="342"/>
+      <w:bookmarkEnd w:id="354"/>
     </w:p>
     <w:p>
       <w:pPr>
         <w:pStyle w:val="10"/>
-        <w:rPr>
-          <w:rFonts w:hint="eastAsia"/>
-        </w:rPr>
-        <w:pPrChange w:id="343" w:author="osugi.yuto.56n@st.kyoto-u.ac.jp" w:date="2026-06-25T15:25:00Z" w16du:dateUtc="2026-06-25T06:25:00Z">
+        <w:pPrChange w:id="355" w:author="osugi.yuto.56n@st.kyoto-u.ac.jp" w:date="2026-06-25T15:25:00Z" w16du:dateUtc="2026-06-25T06:25:00Z">
           <w:pPr/>
         </w:pPrChange>
       </w:pPr>
@@ -4089,7 +4230,7 @@
       <w:r>
         <w:t xml:space="preserve">here are </w:t>
       </w:r>
-      <w:ins w:id="344" w:author="osugi.yuto.56n@st.kyoto-u.ac.jp" w:date="2026-06-25T15:25:00Z" w16du:dateUtc="2026-06-25T06:25:00Z">
+      <w:ins w:id="356" w:author="osugi.yuto.56n@st.kyoto-u.ac.jp" w:date="2026-06-25T15:25:00Z" w16du:dateUtc="2026-06-25T06:25:00Z">
         <w:r>
           <w:rPr>
             <w:rFonts w:hint="eastAsia"/>
@@ -4097,7 +4238,7 @@
           <w:t>two</w:t>
         </w:r>
       </w:ins>
-      <w:del w:id="345" w:author="osugi.yuto.56n@st.kyoto-u.ac.jp" w:date="2026-06-25T15:24:00Z" w16du:dateUtc="2026-06-25T06:24:00Z">
+      <w:del w:id="357" w:author="osugi.yuto.56n@st.kyoto-u.ac.jp" w:date="2026-06-25T15:24:00Z" w16du:dateUtc="2026-06-25T06:24:00Z">
         <w:r>
           <w:delText>three</w:delText>
         </w:r>
@@ -4114,12 +4255,12 @@
           <w:numId w:val="12"/>
         </w:numPr>
       </w:pPr>
-      <w:ins w:id="346" w:author="osugi.yuto.56n@st.kyoto-u.ac.jp" w:date="2026-06-25T15:24:00Z" w16du:dateUtc="2026-06-25T06:24:00Z">
+      <w:ins w:id="358" w:author="osugi.yuto.56n@st.kyoto-u.ac.jp" w:date="2026-06-25T15:24:00Z" w16du:dateUtc="2026-06-25T06:24:00Z">
         <w:r>
           <w:t>Nitrogen flow in agricultural land</w:t>
         </w:r>
       </w:ins>
-      <w:del w:id="347" w:author="osugi.yuto.56n@st.kyoto-u.ac.jp" w:date="2026-06-25T15:24:00Z" w16du:dateUtc="2026-06-25T06:24:00Z">
+      <w:del w:id="359" w:author="osugi.yuto.56n@st.kyoto-u.ac.jp" w:date="2026-06-25T15:24:00Z" w16du:dateUtc="2026-06-25T06:24:00Z">
         <w:r>
           <w:rPr>
             <w:rFonts w:hint="eastAsia"/>
@@ -4130,7 +4271,7 @@
           <w:delText>and use derived output in gdx files</w:delText>
         </w:r>
       </w:del>
-      <w:del w:id="348" w:author="osugi.yuto.56n@st.kyoto-u.ac.jp" w:date="2026-06-25T15:28:00Z" w16du:dateUtc="2026-06-25T06:28:00Z">
+      <w:del w:id="360" w:author="osugi.yuto.56n@st.kyoto-u.ac.jp" w:date="2026-06-25T15:28:00Z" w16du:dateUtc="2026-06-25T06:28:00Z">
         <w:r>
           <w:delText>:</w:delText>
         </w:r>
@@ -4141,7 +4282,7 @@
       <w:r>
         <w:t>..</w:t>
       </w:r>
-      <w:del w:id="349" w:author="osugi.yuto.56n@st.kyoto-u.ac.jp" w:date="2026-06-25T15:24:00Z" w16du:dateUtc="2026-06-25T06:24:00Z">
+      <w:del w:id="361" w:author="osugi.yuto.56n@st.kyoto-u.ac.jp" w:date="2026-06-25T15:24:00Z" w16du:dateUtc="2026-06-25T06:24:00Z">
         <w:r>
           <w:delText>\output\gdx\analysis\</w:delText>
         </w:r>
@@ -4152,7 +4293,7 @@
           <w:delText>.gdx</w:delText>
         </w:r>
       </w:del>
-      <w:ins w:id="350" w:author="osugi.yuto.56n@st.kyoto-u.ac.jp" w:date="2026-06-25T15:24:00Z" w16du:dateUtc="2026-06-25T06:24:00Z">
+      <w:ins w:id="362" w:author="osugi.yuto.56n@st.kyoto-u.ac.jp" w:date="2026-06-25T15:24:00Z" w16du:dateUtc="2026-06-25T06:24:00Z">
         <w:r>
           <w:rPr>
             <w:rFonts w:hint="eastAsia"/>
@@ -4166,21 +4307,15 @@
         <w:pStyle w:val="afc"/>
         <w:ind w:left="425"/>
         <w:rPr>
-          <w:del w:id="351" w:author="osugi.yuto.56n@st.kyoto-u.ac.jp" w:date="2026-06-25T15:25:00Z" w16du:dateUtc="2026-06-25T06:25:00Z"/>
+          <w:del w:id="363" w:author="osugi.yuto.56n@st.kyoto-u.ac.jp" w:date="2026-06-25T15:25:00Z" w16du:dateUtc="2026-06-25T06:25:00Z"/>
         </w:rPr>
-        <w:pPrChange w:id="352" w:author="osugi.yuto.56n@st.kyoto-u.ac.jp" w:date="2026-06-25T15:27:00Z" w16du:dateUtc="2026-06-25T06:27:00Z">
-          <w:pPr>
-            <w:pStyle w:val="afc"/>
-            <w:ind w:left="425"/>
-          </w:pPr>
-        </w:pPrChange>
-      </w:pPr>
-      <w:ins w:id="353" w:author="osugi.yuto.56n@st.kyoto-u.ac.jp" w:date="2026-06-25T15:27:00Z" w16du:dateUtc="2026-06-25T06:27:00Z">
+      </w:pPr>
+      <w:ins w:id="364" w:author="osugi.yuto.56n@st.kyoto-u.ac.jp" w:date="2026-06-25T15:27:00Z" w16du:dateUtc="2026-06-25T06:27:00Z">
         <w:r>
           <w:t>CSV files showing nitrogen flows and nitrogen gas emissions by chemical species for each scenario and year.</w:t>
         </w:r>
       </w:ins>
-      <w:del w:id="354" w:author="osugi.yuto.56n@st.kyoto-u.ac.jp" w:date="2026-06-25T15:25:00Z" w16du:dateUtc="2026-06-25T06:25:00Z">
+      <w:del w:id="365" w:author="osugi.yuto.56n@st.kyoto-u.ac.jp" w:date="2026-06-25T15:25:00Z" w16du:dateUtc="2026-06-25T06:25:00Z">
         <w:r>
           <w:rPr>
             <w:rFonts w:hint="eastAsia"/>
@@ -4197,9 +4332,9 @@
         <w:pStyle w:val="afc"/>
         <w:ind w:left="425"/>
         <w:rPr>
-          <w:ins w:id="355" w:author="osugi.yuto.56n@st.kyoto-u.ac.jp" w:date="2026-06-25T15:27:00Z" w16du:dateUtc="2026-06-25T06:27:00Z"/>
+          <w:ins w:id="366" w:author="osugi.yuto.56n@st.kyoto-u.ac.jp" w:date="2026-06-25T15:27:00Z" w16du:dateUtc="2026-06-25T06:27:00Z"/>
         </w:rPr>
-        <w:pPrChange w:id="356" w:author="osugi.yuto.56n@st.kyoto-u.ac.jp" w:date="2026-06-25T15:27:00Z" w16du:dateUtc="2026-06-25T06:27:00Z">
+        <w:pPrChange w:id="367" w:author="osugi.yuto.56n@st.kyoto-u.ac.jp" w:date="2026-06-25T15:27:00Z" w16du:dateUtc="2026-06-25T06:27:00Z">
           <w:pPr>
             <w:pStyle w:val="afc"/>
             <w:numPr>
@@ -4219,21 +4354,21 @@
         <w:pStyle w:val="afc"/>
         <w:ind w:left="0" w:firstLineChars="200" w:firstLine="420"/>
         <w:rPr>
-          <w:del w:id="357" w:author="osugi.yuto.56n@st.kyoto-u.ac.jp" w:date="2026-06-25T15:25:00Z" w16du:dateUtc="2026-06-25T06:25:00Z"/>
+          <w:del w:id="368" w:author="osugi.yuto.56n@st.kyoto-u.ac.jp" w:date="2026-06-25T15:25:00Z" w16du:dateUtc="2026-06-25T06:25:00Z"/>
         </w:rPr>
-        <w:pPrChange w:id="358" w:author="osugi.yuto.56n@st.kyoto-u.ac.jp" w:date="2026-06-25T15:28:00Z" w16du:dateUtc="2026-06-25T06:28:00Z">
+        <w:pPrChange w:id="369" w:author="osugi.yuto.56n@st.kyoto-u.ac.jp" w:date="2026-06-25T15:28:00Z" w16du:dateUtc="2026-06-25T06:28:00Z">
           <w:pPr>
             <w:pStyle w:val="afc"/>
             <w:ind w:left="425"/>
           </w:pPr>
         </w:pPrChange>
       </w:pPr>
-      <w:ins w:id="359" w:author="osugi.yuto.56n@st.kyoto-u.ac.jp" w:date="2026-06-25T15:28:00Z" w16du:dateUtc="2026-06-25T06:28:00Z">
+      <w:ins w:id="370" w:author="osugi.yuto.56n@st.kyoto-u.ac.jp" w:date="2026-06-25T15:28:00Z" w16du:dateUtc="2026-06-25T06:28:00Z">
         <w:r>
           <w:t>Set of diagrams regarding nitrogen inputs and outputs</w:t>
         </w:r>
       </w:ins>
-      <w:del w:id="360" w:author="osugi.yuto.56n@st.kyoto-u.ac.jp" w:date="2026-06-25T15:25:00Z" w16du:dateUtc="2026-06-25T06:25:00Z">
+      <w:del w:id="371" w:author="osugi.yuto.56n@st.kyoto-u.ac.jp" w:date="2026-06-25T15:25:00Z" w16du:dateUtc="2026-06-25T06:25:00Z">
         <w:r>
           <w:delText>GHGL: CO2 emissions associated with land use changes (MtCO2/year) (LUC is total and others are individual land classification associated emissions)</w:delText>
         </w:r>
@@ -4243,10 +4378,9 @@
       <w:pPr>
         <w:ind w:firstLineChars="200" w:firstLine="420"/>
         <w:rPr>
-          <w:ins w:id="361" w:author="osugi.yuto.56n@st.kyoto-u.ac.jp" w:date="2026-06-25T15:27:00Z" w16du:dateUtc="2026-06-25T06:27:00Z"/>
-          <w:rFonts w:hint="eastAsia"/>
+          <w:ins w:id="372" w:author="osugi.yuto.56n@st.kyoto-u.ac.jp" w:date="2026-06-25T15:27:00Z" w16du:dateUtc="2026-06-25T06:27:00Z"/>
         </w:rPr>
-        <w:pPrChange w:id="362" w:author="osugi.yuto.56n@st.kyoto-u.ac.jp" w:date="2026-06-25T15:28:00Z" w16du:dateUtc="2026-06-25T06:28:00Z">
+        <w:pPrChange w:id="373" w:author="osugi.yuto.56n@st.kyoto-u.ac.jp" w:date="2026-06-25T15:28:00Z" w16du:dateUtc="2026-06-25T06:28:00Z">
           <w:pPr>
             <w:pStyle w:val="afc"/>
             <w:ind w:left="425"/>
@@ -4259,10 +4393,10 @@
         <w:pStyle w:val="afc"/>
         <w:ind w:left="425"/>
         <w:rPr>
-          <w:del w:id="363" w:author="osugi.yuto.56n@st.kyoto-u.ac.jp" w:date="2026-06-25T15:25:00Z" w16du:dateUtc="2026-06-25T06:25:00Z"/>
+          <w:del w:id="374" w:author="osugi.yuto.56n@st.kyoto-u.ac.jp" w:date="2026-06-25T15:25:00Z" w16du:dateUtc="2026-06-25T06:25:00Z"/>
         </w:rPr>
       </w:pPr>
-      <w:del w:id="364" w:author="osugi.yuto.56n@st.kyoto-u.ac.jp" w:date="2026-06-25T15:25:00Z" w16du:dateUtc="2026-06-25T06:25:00Z">
+      <w:del w:id="375" w:author="osugi.yuto.56n@st.kyoto-u.ac.jp" w:date="2026-06-25T15:25:00Z" w16du:dateUtc="2026-06-25T06:25:00Z">
         <w:r>
           <w:rPr>
             <w:rFonts w:hint="eastAsia"/>
@@ -4288,15 +4422,15 @@
           <w:numId w:val="12"/>
         </w:numPr>
         <w:rPr>
-          <w:ins w:id="365" w:author="osugi.yuto.56n@st.kyoto-u.ac.jp" w:date="2026-06-25T15:29:00Z" w16du:dateUtc="2026-06-25T06:29:00Z"/>
+          <w:ins w:id="376" w:author="osugi.yuto.56n@st.kyoto-u.ac.jp" w:date="2026-06-25T15:29:00Z" w16du:dateUtc="2026-06-25T06:29:00Z"/>
         </w:rPr>
       </w:pPr>
-      <w:ins w:id="366" w:author="osugi.yuto.56n@st.kyoto-u.ac.jp" w:date="2026-06-25T15:29:00Z" w16du:dateUtc="2026-06-25T06:29:00Z">
+      <w:ins w:id="377" w:author="osugi.yuto.56n@st.kyoto-u.ac.jp" w:date="2026-06-25T15:29:00Z" w16du:dateUtc="2026-06-25T06:29:00Z">
         <w:r>
           <w:t>Riverine nitrogen load</w:t>
         </w:r>
       </w:ins>
-      <w:del w:id="367" w:author="osugi.yuto.56n@st.kyoto-u.ac.jp" w:date="2026-06-25T15:29:00Z" w16du:dateUtc="2026-06-25T06:29:00Z">
+      <w:del w:id="378" w:author="osugi.yuto.56n@st.kyoto-u.ac.jp" w:date="2026-06-25T15:29:00Z" w16du:dateUtc="2026-06-25T06:29:00Z">
         <w:r>
           <w:rPr>
             <w:rFonts w:hint="eastAsia"/>
@@ -4313,7 +4447,7 @@
           <w:delText>files</w:delText>
         </w:r>
       </w:del>
-      <w:del w:id="368" w:author="osugi.yuto.56n@st.kyoto-u.ac.jp" w:date="2026-06-25T15:28:00Z" w16du:dateUtc="2026-06-25T06:28:00Z">
+      <w:del w:id="379" w:author="osugi.yuto.56n@st.kyoto-u.ac.jp" w:date="2026-06-25T15:28:00Z" w16du:dateUtc="2026-06-25T06:28:00Z">
         <w:r>
           <w:delText>:</w:delText>
         </w:r>
@@ -4324,7 +4458,7 @@
       <w:r>
         <w:t>..</w:t>
       </w:r>
-      <w:ins w:id="369" w:author="osugi.yuto.56n@st.kyoto-u.ac.jp" w:date="2026-06-25T15:29:00Z" w16du:dateUtc="2026-06-25T06:29:00Z">
+      <w:ins w:id="380" w:author="osugi.yuto.56n@st.kyoto-u.ac.jp" w:date="2026-06-25T15:29:00Z" w16du:dateUtc="2026-06-25T06:29:00Z">
         <w:r>
           <w:rPr>
             <w:rFonts w:hint="eastAsia"/>
@@ -4332,12 +4466,12 @@
           <w:t>VISIToRN/output</w:t>
         </w:r>
       </w:ins>
-      <w:del w:id="370" w:author="osugi.yuto.56n@st.kyoto-u.ac.jp" w:date="2026-06-25T15:29:00Z" w16du:dateUtc="2026-06-25T06:29:00Z">
+      <w:del w:id="381" w:author="osugi.yuto.56n@st.kyoto-u.ac.jp" w:date="2026-06-25T15:29:00Z" w16du:dateUtc="2026-06-25T06:29:00Z">
         <w:r>
           <w:delText>\o</w:delText>
         </w:r>
       </w:del>
-      <w:del w:id="371" w:author="osugi.yuto.56n@st.kyoto-u.ac.jp" w:date="2026-06-25T15:28:00Z" w16du:dateUtc="2026-06-25T06:28:00Z">
+      <w:del w:id="382" w:author="osugi.yuto.56n@st.kyoto-u.ac.jp" w:date="2026-06-25T15:28:00Z" w16du:dateUtc="2026-06-25T06:28:00Z">
         <w:r>
           <w:delText>utput\nc\*.nc</w:delText>
         </w:r>
@@ -4348,10 +4482,10 @@
         <w:pStyle w:val="afc"/>
         <w:ind w:left="425"/>
         <w:rPr>
-          <w:ins w:id="372" w:author="osugi.yuto.56n@st.kyoto-u.ac.jp" w:date="2026-06-25T15:31:00Z" w16du:dateUtc="2026-06-25T06:31:00Z"/>
+          <w:ins w:id="383" w:author="osugi.yuto.56n@st.kyoto-u.ac.jp" w:date="2026-06-25T15:31:00Z" w16du:dateUtc="2026-06-25T06:31:00Z"/>
         </w:rPr>
       </w:pPr>
-      <w:ins w:id="373" w:author="osugi.yuto.56n@st.kyoto-u.ac.jp" w:date="2026-06-25T15:31:00Z" w16du:dateUtc="2026-06-25T06:31:00Z">
+      <w:ins w:id="384" w:author="osugi.yuto.56n@st.kyoto-u.ac.jp" w:date="2026-06-25T15:31:00Z" w16du:dateUtc="2026-06-25T06:31:00Z">
         <w:r>
           <w:t>CSV file regarding nitrogen concentrations in rivers</w:t>
         </w:r>
@@ -4361,10 +4495,7 @@
       <w:pPr>
         <w:pStyle w:val="afc"/>
         <w:ind w:left="425"/>
-        <w:rPr>
-          <w:rFonts w:hint="eastAsia"/>
-        </w:rPr>
-        <w:pPrChange w:id="374" w:author="osugi.yuto.56n@st.kyoto-u.ac.jp" w:date="2026-06-25T15:29:00Z" w16du:dateUtc="2026-06-25T06:29:00Z">
+        <w:pPrChange w:id="385" w:author="osugi.yuto.56n@st.kyoto-u.ac.jp" w:date="2026-06-25T15:29:00Z" w16du:dateUtc="2026-06-25T06:29:00Z">
           <w:pPr>
             <w:pStyle w:val="afc"/>
             <w:numPr>
@@ -4378,7 +4509,7 @@
           </w:pPr>
         </w:pPrChange>
       </w:pPr>
-      <w:ins w:id="375" w:author="osugi.yuto.56n@st.kyoto-u.ac.jp" w:date="2026-06-25T15:31:00Z" w16du:dateUtc="2026-06-25T06:31:00Z">
+      <w:ins w:id="386" w:author="osugi.yuto.56n@st.kyoto-u.ac.jp" w:date="2026-06-25T15:31:00Z" w16du:dateUtc="2026-06-25T06:31:00Z">
         <w:r>
           <w:t>Set of figures regarding river nitrogen load</w:t>
         </w:r>
@@ -4392,10 +4523,10 @@
           <w:numId w:val="12"/>
         </w:numPr>
         <w:rPr>
-          <w:del w:id="376" w:author="osugi.yuto.56n@st.kyoto-u.ac.jp" w:date="2026-06-25T14:29:00Z" w16du:dateUtc="2026-06-25T05:29:00Z"/>
+          <w:del w:id="387" w:author="osugi.yuto.56n@st.kyoto-u.ac.jp" w:date="2026-06-25T14:29:00Z" w16du:dateUtc="2026-06-25T05:29:00Z"/>
         </w:rPr>
       </w:pPr>
-      <w:del w:id="377" w:author="osugi.yuto.56n@st.kyoto-u.ac.jp" w:date="2026-06-25T15:28:00Z" w16du:dateUtc="2026-06-25T06:28:00Z">
+      <w:del w:id="388" w:author="osugi.yuto.56n@st.kyoto-u.ac.jp" w:date="2026-06-25T15:28:00Z" w16du:dateUtc="2026-06-25T06:28:00Z">
         <w:r>
           <w:rPr>
             <w:rFonts w:hint="eastAsia"/>
@@ -4409,7 +4540,7 @@
           <w:delText>..\output\png\%Scenario%_%year%</w:delText>
         </w:r>
       </w:del>
-      <w:del w:id="378" w:author="osugi.yuto.56n@st.kyoto-u.ac.jp" w:date="2026-06-25T14:29:00Z" w16du:dateUtc="2026-06-25T05:29:00Z">
+      <w:del w:id="389" w:author="osugi.yuto.56n@st.kyoto-u.ac.jp" w:date="2026-06-25T14:29:00Z" w16du:dateUtc="2026-06-25T05:29:00Z">
         <w:r>
           <w:delText>*.png</w:delText>
         </w:r>
@@ -4423,9 +4554,9 @@
           <w:numId w:val="12"/>
         </w:numPr>
         <w:rPr>
-          <w:del w:id="379" w:author="osugi.yuto.56n@st.kyoto-u.ac.jp" w:date="2026-06-25T14:29:00Z" w16du:dateUtc="2026-06-25T05:29:00Z"/>
+          <w:del w:id="390" w:author="osugi.yuto.56n@st.kyoto-u.ac.jp" w:date="2026-06-25T14:29:00Z" w16du:dateUtc="2026-06-25T05:29:00Z"/>
         </w:rPr>
-        <w:pPrChange w:id="380" w:author="osugi.yuto.56n@st.kyoto-u.ac.jp" w:date="2026-06-25T14:29:00Z" w16du:dateUtc="2026-06-25T05:29:00Z">
+        <w:pPrChange w:id="391" w:author="osugi.yuto.56n@st.kyoto-u.ac.jp" w:date="2026-06-25T14:29:00Z" w16du:dateUtc="2026-06-25T05:29:00Z">
           <w:pPr/>
         </w:pPrChange>
       </w:pPr>
@@ -4434,13 +4565,13 @@
       <w:pPr>
         <w:pStyle w:val="afc"/>
         <w:rPr>
-          <w:del w:id="381" w:author="osugi.yuto.56n@st.kyoto-u.ac.jp" w:date="2026-06-25T14:29:00Z" w16du:dateUtc="2026-06-25T05:29:00Z"/>
+          <w:del w:id="392" w:author="osugi.yuto.56n@st.kyoto-u.ac.jp" w:date="2026-06-25T14:29:00Z" w16du:dateUtc="2026-06-25T05:29:00Z"/>
         </w:rPr>
-        <w:pPrChange w:id="382" w:author="osugi.yuto.56n@st.kyoto-u.ac.jp" w:date="2026-06-25T14:29:00Z" w16du:dateUtc="2026-06-25T05:29:00Z">
+        <w:pPrChange w:id="393" w:author="osugi.yuto.56n@st.kyoto-u.ac.jp" w:date="2026-06-25T14:29:00Z" w16du:dateUtc="2026-06-25T05:29:00Z">
           <w:pPr/>
         </w:pPrChange>
       </w:pPr>
-      <w:del w:id="383" w:author="osugi.yuto.56n@st.kyoto-u.ac.jp" w:date="2026-06-25T14:29:00Z" w16du:dateUtc="2026-06-25T05:29:00Z">
+      <w:del w:id="394" w:author="osugi.yuto.56n@st.kyoto-u.ac.jp" w:date="2026-06-25T14:29:00Z" w16du:dateUtc="2026-06-25T05:29:00Z">
         <w:r>
           <w:rPr>
             <w:rFonts w:hint="eastAsia"/>
@@ -4456,9 +4587,9 @@
       <w:pPr>
         <w:pStyle w:val="afc"/>
         <w:rPr>
-          <w:del w:id="384" w:author="osugi.yuto.56n@st.kyoto-u.ac.jp" w:date="2026-06-23T22:04:00Z" w16du:dateUtc="2026-06-23T13:04:00Z"/>
+          <w:del w:id="395" w:author="osugi.yuto.56n@st.kyoto-u.ac.jp" w:date="2026-06-23T22:04:00Z" w16du:dateUtc="2026-06-23T13:04:00Z"/>
         </w:rPr>
-        <w:pPrChange w:id="385" w:author="osugi.yuto.56n@st.kyoto-u.ac.jp" w:date="2026-06-25T14:29:00Z" w16du:dateUtc="2026-06-25T05:29:00Z">
+        <w:pPrChange w:id="396" w:author="osugi.yuto.56n@st.kyoto-u.ac.jp" w:date="2026-06-25T14:29:00Z" w16du:dateUtc="2026-06-25T05:29:00Z">
           <w:pPr>
             <w:pStyle w:val="afc"/>
             <w:numPr>
@@ -4472,7 +4603,7 @@
           </w:pPr>
         </w:pPrChange>
       </w:pPr>
-      <w:del w:id="386" w:author="osugi.yuto.56n@st.kyoto-u.ac.jp" w:date="2026-06-25T14:29:00Z" w16du:dateUtc="2026-06-25T05:29:00Z">
+      <w:del w:id="397" w:author="osugi.yuto.56n@st.kyoto-u.ac.jp" w:date="2026-06-25T14:29:00Z" w16du:dateUtc="2026-06-25T05:29:00Z">
         <w:r>
           <w:delText>Direct model output</w:delText>
         </w:r>
@@ -4518,10 +4649,9 @@
       <w:pPr>
         <w:pStyle w:val="afc"/>
         <w:rPr>
-          <w:del w:id="387" w:author="osugi.yuto.56n@st.kyoto-u.ac.jp" w:date="2026-06-23T21:58:00Z" w16du:dateUtc="2026-06-23T12:58:00Z"/>
-          <w:rFonts w:hint="eastAsia"/>
+          <w:del w:id="398" w:author="osugi.yuto.56n@st.kyoto-u.ac.jp" w:date="2026-06-23T21:58:00Z" w16du:dateUtc="2026-06-23T12:58:00Z"/>
         </w:rPr>
-        <w:pPrChange w:id="388" w:author="osugi.yuto.56n@st.kyoto-u.ac.jp" w:date="2026-06-25T14:29:00Z" w16du:dateUtc="2026-06-25T05:29:00Z">
+        <w:pPrChange w:id="399" w:author="osugi.yuto.56n@st.kyoto-u.ac.jp" w:date="2026-06-25T14:29:00Z" w16du:dateUtc="2026-06-25T05:29:00Z">
           <w:pPr/>
         </w:pPrChange>
       </w:pPr>
@@ -4530,10 +4660,9 @@
       <w:pPr>
         <w:pStyle w:val="afc"/>
         <w:rPr>
-          <w:del w:id="389" w:author="osugi.yuto.56n@st.kyoto-u.ac.jp" w:date="2026-06-23T21:58:00Z" w16du:dateUtc="2026-06-23T12:58:00Z"/>
-          <w:rFonts w:hint="eastAsia"/>
+          <w:del w:id="400" w:author="osugi.yuto.56n@st.kyoto-u.ac.jp" w:date="2026-06-23T21:58:00Z" w16du:dateUtc="2026-06-23T12:58:00Z"/>
         </w:rPr>
-        <w:pPrChange w:id="390" w:author="osugi.yuto.56n@st.kyoto-u.ac.jp" w:date="2026-06-25T14:29:00Z" w16du:dateUtc="2026-06-25T05:29:00Z">
+        <w:pPrChange w:id="401" w:author="osugi.yuto.56n@st.kyoto-u.ac.jp" w:date="2026-06-25T14:29:00Z" w16du:dateUtc="2026-06-25T05:29:00Z">
           <w:pPr/>
         </w:pPrChange>
       </w:pPr>
@@ -4542,11 +4671,10 @@
       <w:pPr>
         <w:pStyle w:val="afc"/>
         <w:rPr>
-          <w:del w:id="391" w:author="osugi.yuto.56n@st.kyoto-u.ac.jp" w:date="2026-06-23T21:58:00Z" w16du:dateUtc="2026-06-23T12:58:00Z"/>
-          <w:rFonts w:hint="eastAsia"/>
+          <w:del w:id="402" w:author="osugi.yuto.56n@st.kyoto-u.ac.jp" w:date="2026-06-23T21:58:00Z" w16du:dateUtc="2026-06-23T12:58:00Z"/>
           <w:szCs w:val="21"/>
         </w:rPr>
-        <w:pPrChange w:id="392" w:author="osugi.yuto.56n@st.kyoto-u.ac.jp" w:date="2026-06-25T14:29:00Z" w16du:dateUtc="2026-06-25T05:29:00Z">
+        <w:pPrChange w:id="403" w:author="osugi.yuto.56n@st.kyoto-u.ac.jp" w:date="2026-06-25T14:29:00Z" w16du:dateUtc="2026-06-25T05:29:00Z">
           <w:pPr/>
         </w:pPrChange>
       </w:pPr>
@@ -4555,11 +4683,10 @@
       <w:pPr>
         <w:pStyle w:val="afc"/>
         <w:rPr>
-          <w:del w:id="393" w:author="osugi.yuto.56n@st.kyoto-u.ac.jp" w:date="2026-06-23T21:58:00Z" w16du:dateUtc="2026-06-23T12:58:00Z"/>
-          <w:rFonts w:hint="eastAsia"/>
+          <w:del w:id="404" w:author="osugi.yuto.56n@st.kyoto-u.ac.jp" w:date="2026-06-23T21:58:00Z" w16du:dateUtc="2026-06-23T12:58:00Z"/>
           <w:szCs w:val="21"/>
         </w:rPr>
-        <w:pPrChange w:id="394" w:author="osugi.yuto.56n@st.kyoto-u.ac.jp" w:date="2026-06-25T14:29:00Z" w16du:dateUtc="2026-06-25T05:29:00Z">
+        <w:pPrChange w:id="405" w:author="osugi.yuto.56n@st.kyoto-u.ac.jp" w:date="2026-06-25T14:29:00Z" w16du:dateUtc="2026-06-25T05:29:00Z">
           <w:pPr/>
         </w:pPrChange>
       </w:pPr>
@@ -4568,11 +4695,10 @@
       <w:pPr>
         <w:pStyle w:val="afc"/>
         <w:rPr>
-          <w:del w:id="395" w:author="osugi.yuto.56n@st.kyoto-u.ac.jp" w:date="2026-06-23T21:58:00Z" w16du:dateUtc="2026-06-23T12:58:00Z"/>
-          <w:rFonts w:hint="eastAsia"/>
+          <w:del w:id="406" w:author="osugi.yuto.56n@st.kyoto-u.ac.jp" w:date="2026-06-23T21:58:00Z" w16du:dateUtc="2026-06-23T12:58:00Z"/>
           <w:szCs w:val="21"/>
         </w:rPr>
-        <w:pPrChange w:id="396" w:author="osugi.yuto.56n@st.kyoto-u.ac.jp" w:date="2026-06-25T14:29:00Z" w16du:dateUtc="2026-06-25T05:29:00Z">
+        <w:pPrChange w:id="407" w:author="osugi.yuto.56n@st.kyoto-u.ac.jp" w:date="2026-06-25T14:29:00Z" w16du:dateUtc="2026-06-25T05:29:00Z">
           <w:pPr/>
         </w:pPrChange>
       </w:pPr>
@@ -4581,8 +4707,7 @@
       <w:pPr>
         <w:pStyle w:val="afc"/>
         <w:rPr>
-          <w:del w:id="397" w:author="osugi.yuto.56n@st.kyoto-u.ac.jp" w:date="2026-06-23T22:05:00Z" w16du:dateUtc="2026-06-23T13:05:00Z"/>
-          <w:rFonts w:hint="eastAsia"/>
+          <w:del w:id="408" w:author="osugi.yuto.56n@st.kyoto-u.ac.jp" w:date="2026-06-23T22:05:00Z" w16du:dateUtc="2026-06-23T13:05:00Z"/>
           <w:szCs w:val="21"/>
         </w:rPr>
         <w:sectPr>
@@ -4593,7 +4718,7 @@
           <w:cols w:space="425"/>
           <w:docGrid w:type="lines" w:linePitch="328"/>
         </w:sectPr>
-        <w:pPrChange w:id="398" w:author="osugi.yuto.56n@st.kyoto-u.ac.jp" w:date="2026-06-25T14:29:00Z" w16du:dateUtc="2026-06-25T05:29:00Z">
+        <w:pPrChange w:id="409" w:author="osugi.yuto.56n@st.kyoto-u.ac.jp" w:date="2026-06-25T14:29:00Z" w16du:dateUtc="2026-06-25T05:29:00Z">
           <w:pPr/>
         </w:pPrChange>
       </w:pPr>
@@ -4602,18 +4727,18 @@
       <w:pPr>
         <w:pStyle w:val="afc"/>
         <w:rPr>
-          <w:del w:id="399" w:author="osugi.yuto.56n@st.kyoto-u.ac.jp" w:date="2026-06-23T21:58:00Z" w16du:dateUtc="2026-06-23T12:58:00Z"/>
+          <w:del w:id="410" w:author="osugi.yuto.56n@st.kyoto-u.ac.jp" w:date="2026-06-23T21:58:00Z" w16du:dateUtc="2026-06-23T12:58:00Z"/>
         </w:rPr>
-        <w:pPrChange w:id="400" w:author="osugi.yuto.56n@st.kyoto-u.ac.jp" w:date="2026-06-25T14:29:00Z" w16du:dateUtc="2026-06-25T05:29:00Z">
+        <w:pPrChange w:id="411" w:author="osugi.yuto.56n@st.kyoto-u.ac.jp" w:date="2026-06-25T14:29:00Z" w16du:dateUtc="2026-06-25T05:29:00Z">
           <w:pPr>
             <w:pStyle w:val="a9"/>
             <w:keepNext/>
           </w:pPr>
         </w:pPrChange>
       </w:pPr>
-      <w:bookmarkStart w:id="401" w:name="_Ref45533987"/>
-      <w:bookmarkStart w:id="402" w:name="_Toc45605347"/>
-      <w:del w:id="403" w:author="osugi.yuto.56n@st.kyoto-u.ac.jp" w:date="2026-06-23T21:58:00Z" w16du:dateUtc="2026-06-23T12:58:00Z">
+      <w:bookmarkStart w:id="412" w:name="_Ref45533987"/>
+      <w:bookmarkStart w:id="413" w:name="_Toc45605347"/>
+      <w:del w:id="414" w:author="osugi.yuto.56n@st.kyoto-u.ac.jp" w:date="2026-06-23T21:58:00Z" w16du:dateUtc="2026-06-23T12:58:00Z">
         <w:r>
           <w:delText xml:space="preserve">Table </w:delText>
         </w:r>
@@ -4647,14 +4772,14 @@
           </w:rPr>
           <w:fldChar w:fldCharType="end"/>
         </w:r>
-        <w:bookmarkEnd w:id="401"/>
+        <w:bookmarkEnd w:id="412"/>
         <w:r>
           <w:delText xml:space="preserve"> </w:delText>
         </w:r>
         <w:r>
           <w:delText xml:space="preserve">List of </w:delText>
         </w:r>
-        <w:bookmarkEnd w:id="402"/>
+        <w:bookmarkEnd w:id="413"/>
         <w:r>
           <w:delText xml:space="preserve">parameters in </w:delText>
         </w:r>
@@ -4679,7 +4804,7 @@
       </w:tblGrid>
       <w:tr>
         <w:trPr>
-          <w:del w:id="404" w:author="osugi.yuto.56n@st.kyoto-u.ac.jp" w:date="2026-06-23T21:58:00Z" w16du:dateUtc="2026-06-23T12:58:00Z"/>
+          <w:del w:id="415" w:author="osugi.yuto.56n@st.kyoto-u.ac.jp" w:date="2026-06-23T21:58:00Z"/>
         </w:trPr>
         <w:tc>
           <w:tcPr>
@@ -4689,10 +4814,10 @@
             <w:pPr>
               <w:pStyle w:val="afc"/>
               <w:rPr>
-                <w:del w:id="405" w:author="osugi.yuto.56n@st.kyoto-u.ac.jp" w:date="2026-06-23T21:58:00Z" w16du:dateUtc="2026-06-23T12:58:00Z"/>
-                <w:szCs w:val="21"/>
-              </w:rPr>
-              <w:pPrChange w:id="406" w:author="osugi.yuto.56n@st.kyoto-u.ac.jp" w:date="2026-06-25T14:29:00Z" w16du:dateUtc="2026-06-25T05:29:00Z">
+                <w:del w:id="416" w:author="osugi.yuto.56n@st.kyoto-u.ac.jp" w:date="2026-06-23T21:58:00Z" w16du:dateUtc="2026-06-23T12:58:00Z"/>
+                <w:szCs w:val="21"/>
+              </w:rPr>
+              <w:pPrChange w:id="417" w:author="osugi.yuto.56n@st.kyoto-u.ac.jp" w:date="2026-06-25T14:29:00Z" w16du:dateUtc="2026-06-25T05:29:00Z">
                 <w:pPr>
                   <w:jc w:val="left"/>
                 </w:pPr>
@@ -4708,10 +4833,10 @@
             <w:pPr>
               <w:pStyle w:val="afc"/>
               <w:rPr>
-                <w:del w:id="407" w:author="osugi.yuto.56n@st.kyoto-u.ac.jp" w:date="2026-06-23T21:58:00Z" w16du:dateUtc="2026-06-23T12:58:00Z"/>
-                <w:szCs w:val="21"/>
-              </w:rPr>
-              <w:pPrChange w:id="408" w:author="osugi.yuto.56n@st.kyoto-u.ac.jp" w:date="2026-06-25T14:29:00Z" w16du:dateUtc="2026-06-25T05:29:00Z">
+                <w:del w:id="418" w:author="osugi.yuto.56n@st.kyoto-u.ac.jp" w:date="2026-06-23T21:58:00Z" w16du:dateUtc="2026-06-23T12:58:00Z"/>
+                <w:szCs w:val="21"/>
+              </w:rPr>
+              <w:pPrChange w:id="419" w:author="osugi.yuto.56n@st.kyoto-u.ac.jp" w:date="2026-06-25T14:29:00Z" w16du:dateUtc="2026-06-25T05:29:00Z">
                 <w:pPr>
                   <w:jc w:val="left"/>
                 </w:pPr>
@@ -4727,16 +4852,16 @@
             <w:pPr>
               <w:pStyle w:val="afc"/>
               <w:rPr>
-                <w:del w:id="409" w:author="osugi.yuto.56n@st.kyoto-u.ac.jp" w:date="2026-06-23T21:58:00Z" w16du:dateUtc="2026-06-23T12:58:00Z"/>
-                <w:szCs w:val="21"/>
-              </w:rPr>
-              <w:pPrChange w:id="410" w:author="osugi.yuto.56n@st.kyoto-u.ac.jp" w:date="2026-06-25T14:29:00Z" w16du:dateUtc="2026-06-25T05:29:00Z">
-                <w:pPr>
-                  <w:jc w:val="left"/>
-                </w:pPr>
-              </w:pPrChange>
-            </w:pPr>
-            <w:del w:id="411" w:author="osugi.yuto.56n@st.kyoto-u.ac.jp" w:date="2026-06-23T21:58:00Z" w16du:dateUtc="2026-06-23T12:58:00Z">
+                <w:del w:id="420" w:author="osugi.yuto.56n@st.kyoto-u.ac.jp" w:date="2026-06-23T21:58:00Z" w16du:dateUtc="2026-06-23T12:58:00Z"/>
+                <w:szCs w:val="21"/>
+              </w:rPr>
+              <w:pPrChange w:id="421" w:author="osugi.yuto.56n@st.kyoto-u.ac.jp" w:date="2026-06-25T14:29:00Z" w16du:dateUtc="2026-06-25T05:29:00Z">
+                <w:pPr>
+                  <w:jc w:val="left"/>
+                </w:pPr>
+              </w:pPrChange>
+            </w:pPr>
+            <w:del w:id="422" w:author="osugi.yuto.56n@st.kyoto-u.ac.jp" w:date="2026-06-23T21:58:00Z" w16du:dateUtc="2026-06-23T12:58:00Z">
               <w:r>
                 <w:rPr>
                   <w:szCs w:val="21"/>
@@ -4754,16 +4879,16 @@
             <w:pPr>
               <w:pStyle w:val="afc"/>
               <w:rPr>
-                <w:del w:id="412" w:author="osugi.yuto.56n@st.kyoto-u.ac.jp" w:date="2026-06-23T21:58:00Z" w16du:dateUtc="2026-06-23T12:58:00Z"/>
-                <w:szCs w:val="21"/>
-              </w:rPr>
-              <w:pPrChange w:id="413" w:author="osugi.yuto.56n@st.kyoto-u.ac.jp" w:date="2026-06-25T14:29:00Z" w16du:dateUtc="2026-06-25T05:29:00Z">
-                <w:pPr>
-                  <w:jc w:val="left"/>
-                </w:pPr>
-              </w:pPrChange>
-            </w:pPr>
-            <w:del w:id="414" w:author="osugi.yuto.56n@st.kyoto-u.ac.jp" w:date="2026-06-23T21:58:00Z" w16du:dateUtc="2026-06-23T12:58:00Z">
+                <w:del w:id="423" w:author="osugi.yuto.56n@st.kyoto-u.ac.jp" w:date="2026-06-23T21:58:00Z" w16du:dateUtc="2026-06-23T12:58:00Z"/>
+                <w:szCs w:val="21"/>
+              </w:rPr>
+              <w:pPrChange w:id="424" w:author="osugi.yuto.56n@st.kyoto-u.ac.jp" w:date="2026-06-25T14:29:00Z" w16du:dateUtc="2026-06-25T05:29:00Z">
+                <w:pPr>
+                  <w:jc w:val="left"/>
+                </w:pPr>
+              </w:pPrChange>
+            </w:pPr>
+            <w:del w:id="425" w:author="osugi.yuto.56n@st.kyoto-u.ac.jp" w:date="2026-06-23T21:58:00Z" w16du:dateUtc="2026-06-23T12:58:00Z">
               <w:r>
                 <w:rPr>
                   <w:szCs w:val="21"/>
@@ -4781,10 +4906,10 @@
             <w:pPr>
               <w:pStyle w:val="afc"/>
               <w:rPr>
-                <w:del w:id="415" w:author="osugi.yuto.56n@st.kyoto-u.ac.jp" w:date="2026-06-23T21:58:00Z" w16du:dateUtc="2026-06-23T12:58:00Z"/>
-                <w:szCs w:val="21"/>
-              </w:rPr>
-              <w:pPrChange w:id="416" w:author="osugi.yuto.56n@st.kyoto-u.ac.jp" w:date="2026-06-25T14:29:00Z" w16du:dateUtc="2026-06-25T05:29:00Z">
+                <w:del w:id="426" w:author="osugi.yuto.56n@st.kyoto-u.ac.jp" w:date="2026-06-23T21:58:00Z" w16du:dateUtc="2026-06-23T12:58:00Z"/>
+                <w:szCs w:val="21"/>
+              </w:rPr>
+              <w:pPrChange w:id="427" w:author="osugi.yuto.56n@st.kyoto-u.ac.jp" w:date="2026-06-25T14:29:00Z" w16du:dateUtc="2026-06-25T05:29:00Z">
                 <w:pPr>
                   <w:jc w:val="left"/>
                 </w:pPr>
@@ -4800,16 +4925,16 @@
             <w:pPr>
               <w:pStyle w:val="afc"/>
               <w:rPr>
-                <w:del w:id="417" w:author="osugi.yuto.56n@st.kyoto-u.ac.jp" w:date="2026-06-23T21:58:00Z" w16du:dateUtc="2026-06-23T12:58:00Z"/>
-                <w:szCs w:val="21"/>
-              </w:rPr>
-              <w:pPrChange w:id="418" w:author="osugi.yuto.56n@st.kyoto-u.ac.jp" w:date="2026-06-25T14:29:00Z" w16du:dateUtc="2026-06-25T05:29:00Z">
-                <w:pPr>
-                  <w:jc w:val="left"/>
-                </w:pPr>
-              </w:pPrChange>
-            </w:pPr>
-            <w:del w:id="419" w:author="osugi.yuto.56n@st.kyoto-u.ac.jp" w:date="2026-06-23T21:58:00Z" w16du:dateUtc="2026-06-23T12:58:00Z">
+                <w:del w:id="428" w:author="osugi.yuto.56n@st.kyoto-u.ac.jp" w:date="2026-06-23T21:58:00Z" w16du:dateUtc="2026-06-23T12:58:00Z"/>
+                <w:szCs w:val="21"/>
+              </w:rPr>
+              <w:pPrChange w:id="429" w:author="osugi.yuto.56n@st.kyoto-u.ac.jp" w:date="2026-06-25T14:29:00Z" w16du:dateUtc="2026-06-25T05:29:00Z">
+                <w:pPr>
+                  <w:jc w:val="left"/>
+                </w:pPr>
+              </w:pPrChange>
+            </w:pPr>
+            <w:del w:id="430" w:author="osugi.yuto.56n@st.kyoto-u.ac.jp" w:date="2026-06-23T21:58:00Z" w16du:dateUtc="2026-06-23T12:58:00Z">
               <w:r>
                 <w:rPr>
                   <w:szCs w:val="21"/>
@@ -4822,7 +4947,7 @@
       </w:tr>
       <w:tr>
         <w:trPr>
-          <w:del w:id="420" w:author="osugi.yuto.56n@st.kyoto-u.ac.jp" w:date="2026-06-23T21:58:00Z" w16du:dateUtc="2026-06-23T12:58:00Z"/>
+          <w:del w:id="431" w:author="osugi.yuto.56n@st.kyoto-u.ac.jp" w:date="2026-06-23T21:58:00Z"/>
         </w:trPr>
         <w:tc>
           <w:tcPr>
@@ -4832,16 +4957,16 @@
             <w:pPr>
               <w:pStyle w:val="afc"/>
               <w:rPr>
-                <w:del w:id="421" w:author="osugi.yuto.56n@st.kyoto-u.ac.jp" w:date="2026-06-23T21:58:00Z" w16du:dateUtc="2026-06-23T12:58:00Z"/>
-                <w:szCs w:val="21"/>
-              </w:rPr>
-              <w:pPrChange w:id="422" w:author="osugi.yuto.56n@st.kyoto-u.ac.jp" w:date="2026-06-25T14:29:00Z" w16du:dateUtc="2026-06-25T05:29:00Z">
-                <w:pPr>
-                  <w:jc w:val="left"/>
-                </w:pPr>
-              </w:pPrChange>
-            </w:pPr>
-            <w:del w:id="423" w:author="osugi.yuto.56n@st.kyoto-u.ac.jp" w:date="2026-06-23T21:58:00Z" w16du:dateUtc="2026-06-23T12:58:00Z">
+                <w:del w:id="432" w:author="osugi.yuto.56n@st.kyoto-u.ac.jp" w:date="2026-06-23T21:58:00Z" w16du:dateUtc="2026-06-23T12:58:00Z"/>
+                <w:szCs w:val="21"/>
+              </w:rPr>
+              <w:pPrChange w:id="433" w:author="osugi.yuto.56n@st.kyoto-u.ac.jp" w:date="2026-06-25T14:29:00Z" w16du:dateUtc="2026-06-25T05:29:00Z">
+                <w:pPr>
+                  <w:jc w:val="left"/>
+                </w:pPr>
+              </w:pPrChange>
+            </w:pPr>
+            <w:del w:id="434" w:author="osugi.yuto.56n@st.kyoto-u.ac.jp" w:date="2026-06-23T21:58:00Z" w16du:dateUtc="2026-06-23T12:58:00Z">
               <w:r>
                 <w:rPr>
                   <w:szCs w:val="21"/>
@@ -4859,16 +4984,16 @@
             <w:pPr>
               <w:pStyle w:val="afc"/>
               <w:rPr>
-                <w:del w:id="424" w:author="osugi.yuto.56n@st.kyoto-u.ac.jp" w:date="2026-06-23T21:58:00Z" w16du:dateUtc="2026-06-23T12:58:00Z"/>
-                <w:szCs w:val="21"/>
-              </w:rPr>
-              <w:pPrChange w:id="425" w:author="osugi.yuto.56n@st.kyoto-u.ac.jp" w:date="2026-06-25T14:29:00Z" w16du:dateUtc="2026-06-25T05:29:00Z">
-                <w:pPr>
-                  <w:jc w:val="left"/>
-                </w:pPr>
-              </w:pPrChange>
-            </w:pPr>
-            <w:del w:id="426" w:author="osugi.yuto.56n@st.kyoto-u.ac.jp" w:date="2026-06-23T21:58:00Z" w16du:dateUtc="2026-06-23T12:58:00Z">
+                <w:del w:id="435" w:author="osugi.yuto.56n@st.kyoto-u.ac.jp" w:date="2026-06-23T21:58:00Z" w16du:dateUtc="2026-06-23T12:58:00Z"/>
+                <w:szCs w:val="21"/>
+              </w:rPr>
+              <w:pPrChange w:id="436" w:author="osugi.yuto.56n@st.kyoto-u.ac.jp" w:date="2026-06-25T14:29:00Z" w16du:dateUtc="2026-06-25T05:29:00Z">
+                <w:pPr>
+                  <w:jc w:val="left"/>
+                </w:pPr>
+              </w:pPrChange>
+            </w:pPr>
+            <w:del w:id="437" w:author="osugi.yuto.56n@st.kyoto-u.ac.jp" w:date="2026-06-23T21:58:00Z" w16du:dateUtc="2026-06-23T12:58:00Z">
               <w:r>
                 <w:rPr>
                   <w:szCs w:val="21"/>
@@ -4886,16 +5011,16 @@
             <w:pPr>
               <w:pStyle w:val="afc"/>
               <w:rPr>
-                <w:del w:id="427" w:author="osugi.yuto.56n@st.kyoto-u.ac.jp" w:date="2026-06-23T21:58:00Z" w16du:dateUtc="2026-06-23T12:58:00Z"/>
-                <w:szCs w:val="21"/>
-              </w:rPr>
-              <w:pPrChange w:id="428" w:author="osugi.yuto.56n@st.kyoto-u.ac.jp" w:date="2026-06-25T14:29:00Z" w16du:dateUtc="2026-06-25T05:29:00Z">
-                <w:pPr>
-                  <w:jc w:val="left"/>
-                </w:pPr>
-              </w:pPrChange>
-            </w:pPr>
-            <w:del w:id="429" w:author="osugi.yuto.56n@st.kyoto-u.ac.jp" w:date="2026-06-23T21:58:00Z" w16du:dateUtc="2026-06-23T12:58:00Z">
+                <w:del w:id="438" w:author="osugi.yuto.56n@st.kyoto-u.ac.jp" w:date="2026-06-23T21:58:00Z" w16du:dateUtc="2026-06-23T12:58:00Z"/>
+                <w:szCs w:val="21"/>
+              </w:rPr>
+              <w:pPrChange w:id="439" w:author="osugi.yuto.56n@st.kyoto-u.ac.jp" w:date="2026-06-25T14:29:00Z" w16du:dateUtc="2026-06-25T05:29:00Z">
+                <w:pPr>
+                  <w:jc w:val="left"/>
+                </w:pPr>
+              </w:pPrChange>
+            </w:pPr>
+            <w:del w:id="440" w:author="osugi.yuto.56n@st.kyoto-u.ac.jp" w:date="2026-06-23T21:58:00Z" w16du:dateUtc="2026-06-23T12:58:00Z">
               <w:r>
                 <w:rPr>
                   <w:rFonts w:hint="eastAsia"/>
@@ -4920,16 +5045,16 @@
             <w:pPr>
               <w:pStyle w:val="afc"/>
               <w:rPr>
-                <w:del w:id="430" w:author="osugi.yuto.56n@st.kyoto-u.ac.jp" w:date="2026-06-23T21:58:00Z" w16du:dateUtc="2026-06-23T12:58:00Z"/>
-                <w:szCs w:val="21"/>
-              </w:rPr>
-              <w:pPrChange w:id="431" w:author="osugi.yuto.56n@st.kyoto-u.ac.jp" w:date="2026-06-25T14:29:00Z" w16du:dateUtc="2026-06-25T05:29:00Z">
-                <w:pPr>
-                  <w:jc w:val="left"/>
-                </w:pPr>
-              </w:pPrChange>
-            </w:pPr>
-            <w:del w:id="432" w:author="osugi.yuto.56n@st.kyoto-u.ac.jp" w:date="2026-06-23T21:58:00Z" w16du:dateUtc="2026-06-23T12:58:00Z">
+                <w:del w:id="441" w:author="osugi.yuto.56n@st.kyoto-u.ac.jp" w:date="2026-06-23T21:58:00Z" w16du:dateUtc="2026-06-23T12:58:00Z"/>
+                <w:szCs w:val="21"/>
+              </w:rPr>
+              <w:pPrChange w:id="442" w:author="osugi.yuto.56n@st.kyoto-u.ac.jp" w:date="2026-06-25T14:29:00Z" w16du:dateUtc="2026-06-25T05:29:00Z">
+                <w:pPr>
+                  <w:jc w:val="left"/>
+                </w:pPr>
+              </w:pPrChange>
+            </w:pPr>
+            <w:del w:id="443" w:author="osugi.yuto.56n@st.kyoto-u.ac.jp" w:date="2026-06-23T21:58:00Z" w16du:dateUtc="2026-06-23T12:58:00Z">
               <w:r>
                 <w:rPr>
                   <w:szCs w:val="21"/>
@@ -4965,16 +5090,16 @@
             <w:pPr>
               <w:pStyle w:val="afc"/>
               <w:rPr>
-                <w:del w:id="433" w:author="osugi.yuto.56n@st.kyoto-u.ac.jp" w:date="2026-06-23T21:58:00Z" w16du:dateUtc="2026-06-23T12:58:00Z"/>
-                <w:szCs w:val="21"/>
-              </w:rPr>
-              <w:pPrChange w:id="434" w:author="osugi.yuto.56n@st.kyoto-u.ac.jp" w:date="2026-06-25T14:29:00Z" w16du:dateUtc="2026-06-25T05:29:00Z">
-                <w:pPr>
-                  <w:jc w:val="left"/>
-                </w:pPr>
-              </w:pPrChange>
-            </w:pPr>
-            <w:del w:id="435" w:author="osugi.yuto.56n@st.kyoto-u.ac.jp" w:date="2026-06-23T21:58:00Z" w16du:dateUtc="2026-06-23T12:58:00Z">
+                <w:del w:id="444" w:author="osugi.yuto.56n@st.kyoto-u.ac.jp" w:date="2026-06-23T21:58:00Z" w16du:dateUtc="2026-06-23T12:58:00Z"/>
+                <w:szCs w:val="21"/>
+              </w:rPr>
+              <w:pPrChange w:id="445" w:author="osugi.yuto.56n@st.kyoto-u.ac.jp" w:date="2026-06-25T14:29:00Z" w16du:dateUtc="2026-06-25T05:29:00Z">
+                <w:pPr>
+                  <w:jc w:val="left"/>
+                </w:pPr>
+              </w:pPrChange>
+            </w:pPr>
+            <w:del w:id="446" w:author="osugi.yuto.56n@st.kyoto-u.ac.jp" w:date="2026-06-23T21:58:00Z" w16du:dateUtc="2026-06-23T12:58:00Z">
               <w:r>
                 <w:rPr>
                   <w:rFonts w:hint="eastAsia"/>
@@ -5011,16 +5136,16 @@
             <w:pPr>
               <w:pStyle w:val="afc"/>
               <w:rPr>
-                <w:del w:id="436" w:author="osugi.yuto.56n@st.kyoto-u.ac.jp" w:date="2026-06-23T21:58:00Z" w16du:dateUtc="2026-06-23T12:58:00Z"/>
-                <w:szCs w:val="21"/>
-              </w:rPr>
-              <w:pPrChange w:id="437" w:author="osugi.yuto.56n@st.kyoto-u.ac.jp" w:date="2026-06-25T14:29:00Z" w16du:dateUtc="2026-06-25T05:29:00Z">
-                <w:pPr>
-                  <w:jc w:val="left"/>
-                </w:pPr>
-              </w:pPrChange>
-            </w:pPr>
-            <w:del w:id="438" w:author="osugi.yuto.56n@st.kyoto-u.ac.jp" w:date="2026-06-23T21:58:00Z" w16du:dateUtc="2026-06-23T12:58:00Z">
+                <w:del w:id="447" w:author="osugi.yuto.56n@st.kyoto-u.ac.jp" w:date="2026-06-23T21:58:00Z" w16du:dateUtc="2026-06-23T12:58:00Z"/>
+                <w:szCs w:val="21"/>
+              </w:rPr>
+              <w:pPrChange w:id="448" w:author="osugi.yuto.56n@st.kyoto-u.ac.jp" w:date="2026-06-25T14:29:00Z" w16du:dateUtc="2026-06-25T05:29:00Z">
+                <w:pPr>
+                  <w:jc w:val="left"/>
+                </w:pPr>
+              </w:pPrChange>
+            </w:pPr>
+            <w:del w:id="449" w:author="osugi.yuto.56n@st.kyoto-u.ac.jp" w:date="2026-06-23T21:58:00Z" w16du:dateUtc="2026-06-23T12:58:00Z">
               <w:r>
                 <w:rPr>
                   <w:rFonts w:hint="eastAsia"/>
@@ -5034,7 +5159,7 @@
       </w:tr>
       <w:tr>
         <w:trPr>
-          <w:del w:id="439" w:author="osugi.yuto.56n@st.kyoto-u.ac.jp" w:date="2026-06-23T21:58:00Z" w16du:dateUtc="2026-06-23T12:58:00Z"/>
+          <w:del w:id="450" w:author="osugi.yuto.56n@st.kyoto-u.ac.jp" w:date="2026-06-23T21:58:00Z"/>
         </w:trPr>
         <w:tc>
           <w:tcPr>
@@ -5044,16 +5169,16 @@
             <w:pPr>
               <w:pStyle w:val="afc"/>
               <w:rPr>
-                <w:del w:id="440" w:author="osugi.yuto.56n@st.kyoto-u.ac.jp" w:date="2026-06-23T21:58:00Z" w16du:dateUtc="2026-06-23T12:58:00Z"/>
-                <w:szCs w:val="21"/>
-              </w:rPr>
-              <w:pPrChange w:id="441" w:author="osugi.yuto.56n@st.kyoto-u.ac.jp" w:date="2026-06-25T14:29:00Z" w16du:dateUtc="2026-06-25T05:29:00Z">
-                <w:pPr>
-                  <w:jc w:val="left"/>
-                </w:pPr>
-              </w:pPrChange>
-            </w:pPr>
-            <w:del w:id="442" w:author="osugi.yuto.56n@st.kyoto-u.ac.jp" w:date="2026-06-23T21:58:00Z" w16du:dateUtc="2026-06-23T12:58:00Z">
+                <w:del w:id="451" w:author="osugi.yuto.56n@st.kyoto-u.ac.jp" w:date="2026-06-23T21:58:00Z" w16du:dateUtc="2026-06-23T12:58:00Z"/>
+                <w:szCs w:val="21"/>
+              </w:rPr>
+              <w:pPrChange w:id="452" w:author="osugi.yuto.56n@st.kyoto-u.ac.jp" w:date="2026-06-25T14:29:00Z" w16du:dateUtc="2026-06-25T05:29:00Z">
+                <w:pPr>
+                  <w:jc w:val="left"/>
+                </w:pPr>
+              </w:pPrChange>
+            </w:pPr>
+            <w:del w:id="453" w:author="osugi.yuto.56n@st.kyoto-u.ac.jp" w:date="2026-06-23T21:58:00Z" w16du:dateUtc="2026-06-23T12:58:00Z">
               <w:r>
                 <w:rPr>
                   <w:rFonts w:hint="eastAsia"/>
@@ -5078,16 +5203,16 @@
             <w:pPr>
               <w:pStyle w:val="afc"/>
               <w:rPr>
-                <w:del w:id="443" w:author="osugi.yuto.56n@st.kyoto-u.ac.jp" w:date="2026-06-23T21:58:00Z" w16du:dateUtc="2026-06-23T12:58:00Z"/>
-                <w:szCs w:val="21"/>
-              </w:rPr>
-              <w:pPrChange w:id="444" w:author="osugi.yuto.56n@st.kyoto-u.ac.jp" w:date="2026-06-25T14:29:00Z" w16du:dateUtc="2026-06-25T05:29:00Z">
-                <w:pPr>
-                  <w:jc w:val="left"/>
-                </w:pPr>
-              </w:pPrChange>
-            </w:pPr>
-            <w:del w:id="445" w:author="osugi.yuto.56n@st.kyoto-u.ac.jp" w:date="2026-06-23T21:58:00Z" w16du:dateUtc="2026-06-23T12:58:00Z">
+                <w:del w:id="454" w:author="osugi.yuto.56n@st.kyoto-u.ac.jp" w:date="2026-06-23T21:58:00Z" w16du:dateUtc="2026-06-23T12:58:00Z"/>
+                <w:szCs w:val="21"/>
+              </w:rPr>
+              <w:pPrChange w:id="455" w:author="osugi.yuto.56n@st.kyoto-u.ac.jp" w:date="2026-06-25T14:29:00Z" w16du:dateUtc="2026-06-25T05:29:00Z">
+                <w:pPr>
+                  <w:jc w:val="left"/>
+                </w:pPr>
+              </w:pPrChange>
+            </w:pPr>
+            <w:del w:id="456" w:author="osugi.yuto.56n@st.kyoto-u.ac.jp" w:date="2026-06-23T21:58:00Z" w16du:dateUtc="2026-06-23T12:58:00Z">
               <w:r>
                 <w:rPr>
                   <w:szCs w:val="21"/>
@@ -5105,16 +5230,16 @@
             <w:pPr>
               <w:pStyle w:val="afc"/>
               <w:rPr>
-                <w:del w:id="446" w:author="osugi.yuto.56n@st.kyoto-u.ac.jp" w:date="2026-06-23T21:58:00Z" w16du:dateUtc="2026-06-23T12:58:00Z"/>
-                <w:szCs w:val="21"/>
-              </w:rPr>
-              <w:pPrChange w:id="447" w:author="osugi.yuto.56n@st.kyoto-u.ac.jp" w:date="2026-06-25T14:29:00Z" w16du:dateUtc="2026-06-25T05:29:00Z">
-                <w:pPr>
-                  <w:jc w:val="left"/>
-                </w:pPr>
-              </w:pPrChange>
-            </w:pPr>
-            <w:del w:id="448" w:author="osugi.yuto.56n@st.kyoto-u.ac.jp" w:date="2026-06-23T21:58:00Z" w16du:dateUtc="2026-06-23T12:58:00Z">
+                <w:del w:id="457" w:author="osugi.yuto.56n@st.kyoto-u.ac.jp" w:date="2026-06-23T21:58:00Z" w16du:dateUtc="2026-06-23T12:58:00Z"/>
+                <w:szCs w:val="21"/>
+              </w:rPr>
+              <w:pPrChange w:id="458" w:author="osugi.yuto.56n@st.kyoto-u.ac.jp" w:date="2026-06-25T14:29:00Z" w16du:dateUtc="2026-06-25T05:29:00Z">
+                <w:pPr>
+                  <w:jc w:val="left"/>
+                </w:pPr>
+              </w:pPrChange>
+            </w:pPr>
+            <w:del w:id="459" w:author="osugi.yuto.56n@st.kyoto-u.ac.jp" w:date="2026-06-23T21:58:00Z" w16du:dateUtc="2026-06-23T12:58:00Z">
               <w:r>
                 <w:rPr>
                   <w:rFonts w:hint="eastAsia"/>
@@ -5139,16 +5264,16 @@
             <w:pPr>
               <w:pStyle w:val="afc"/>
               <w:rPr>
-                <w:del w:id="449" w:author="osugi.yuto.56n@st.kyoto-u.ac.jp" w:date="2026-06-23T21:58:00Z" w16du:dateUtc="2026-06-23T12:58:00Z"/>
-                <w:szCs w:val="21"/>
-              </w:rPr>
-              <w:pPrChange w:id="450" w:author="osugi.yuto.56n@st.kyoto-u.ac.jp" w:date="2026-06-25T14:29:00Z" w16du:dateUtc="2026-06-25T05:29:00Z">
-                <w:pPr>
-                  <w:jc w:val="left"/>
-                </w:pPr>
-              </w:pPrChange>
-            </w:pPr>
-            <w:del w:id="451" w:author="osugi.yuto.56n@st.kyoto-u.ac.jp" w:date="2026-06-23T21:58:00Z" w16du:dateUtc="2026-06-23T12:58:00Z">
+                <w:del w:id="460" w:author="osugi.yuto.56n@st.kyoto-u.ac.jp" w:date="2026-06-23T21:58:00Z" w16du:dateUtc="2026-06-23T12:58:00Z"/>
+                <w:szCs w:val="21"/>
+              </w:rPr>
+              <w:pPrChange w:id="461" w:author="osugi.yuto.56n@st.kyoto-u.ac.jp" w:date="2026-06-25T14:29:00Z" w16du:dateUtc="2026-06-25T05:29:00Z">
+                <w:pPr>
+                  <w:jc w:val="left"/>
+                </w:pPr>
+              </w:pPrChange>
+            </w:pPr>
+            <w:del w:id="462" w:author="osugi.yuto.56n@st.kyoto-u.ac.jp" w:date="2026-06-23T21:58:00Z" w16du:dateUtc="2026-06-23T12:58:00Z">
               <w:r>
                 <w:rPr>
                   <w:szCs w:val="21"/>
@@ -5166,16 +5291,16 @@
             <w:pPr>
               <w:pStyle w:val="afc"/>
               <w:rPr>
-                <w:del w:id="452" w:author="osugi.yuto.56n@st.kyoto-u.ac.jp" w:date="2026-06-23T21:58:00Z" w16du:dateUtc="2026-06-23T12:58:00Z"/>
-                <w:szCs w:val="21"/>
-              </w:rPr>
-              <w:pPrChange w:id="453" w:author="osugi.yuto.56n@st.kyoto-u.ac.jp" w:date="2026-06-25T14:29:00Z" w16du:dateUtc="2026-06-25T05:29:00Z">
-                <w:pPr>
-                  <w:jc w:val="left"/>
-                </w:pPr>
-              </w:pPrChange>
-            </w:pPr>
-            <w:del w:id="454" w:author="osugi.yuto.56n@st.kyoto-u.ac.jp" w:date="2026-06-23T21:58:00Z" w16du:dateUtc="2026-06-23T12:58:00Z">
+                <w:del w:id="463" w:author="osugi.yuto.56n@st.kyoto-u.ac.jp" w:date="2026-06-23T21:58:00Z" w16du:dateUtc="2026-06-23T12:58:00Z"/>
+                <w:szCs w:val="21"/>
+              </w:rPr>
+              <w:pPrChange w:id="464" w:author="osugi.yuto.56n@st.kyoto-u.ac.jp" w:date="2026-06-25T14:29:00Z" w16du:dateUtc="2026-06-25T05:29:00Z">
+                <w:pPr>
+                  <w:jc w:val="left"/>
+                </w:pPr>
+              </w:pPrChange>
+            </w:pPr>
+            <w:del w:id="465" w:author="osugi.yuto.56n@st.kyoto-u.ac.jp" w:date="2026-06-23T21:58:00Z" w16du:dateUtc="2026-06-23T12:58:00Z">
               <w:r>
                 <w:rPr>
                   <w:rFonts w:hint="eastAsia"/>
@@ -5218,16 +5343,16 @@
             <w:pPr>
               <w:pStyle w:val="afc"/>
               <w:rPr>
-                <w:del w:id="455" w:author="osugi.yuto.56n@st.kyoto-u.ac.jp" w:date="2026-06-23T21:58:00Z" w16du:dateUtc="2026-06-23T12:58:00Z"/>
-                <w:szCs w:val="21"/>
-              </w:rPr>
-              <w:pPrChange w:id="456" w:author="osugi.yuto.56n@st.kyoto-u.ac.jp" w:date="2026-06-25T14:29:00Z" w16du:dateUtc="2026-06-25T05:29:00Z">
-                <w:pPr>
-                  <w:jc w:val="left"/>
-                </w:pPr>
-              </w:pPrChange>
-            </w:pPr>
-            <w:del w:id="457" w:author="osugi.yuto.56n@st.kyoto-u.ac.jp" w:date="2026-06-23T21:58:00Z" w16du:dateUtc="2026-06-23T12:58:00Z">
+                <w:del w:id="466" w:author="osugi.yuto.56n@st.kyoto-u.ac.jp" w:date="2026-06-23T21:58:00Z" w16du:dateUtc="2026-06-23T12:58:00Z"/>
+                <w:szCs w:val="21"/>
+              </w:rPr>
+              <w:pPrChange w:id="467" w:author="osugi.yuto.56n@st.kyoto-u.ac.jp" w:date="2026-06-25T14:29:00Z" w16du:dateUtc="2026-06-25T05:29:00Z">
+                <w:pPr>
+                  <w:jc w:val="left"/>
+                </w:pPr>
+              </w:pPrChange>
+            </w:pPr>
+            <w:del w:id="468" w:author="osugi.yuto.56n@st.kyoto-u.ac.jp" w:date="2026-06-23T21:58:00Z" w16du:dateUtc="2026-06-23T12:58:00Z">
               <w:r>
                 <w:rPr>
                   <w:rFonts w:hint="eastAsia"/>
@@ -5241,7 +5366,7 @@
       </w:tr>
       <w:tr>
         <w:trPr>
-          <w:del w:id="458" w:author="osugi.yuto.56n@st.kyoto-u.ac.jp" w:date="2026-06-23T21:58:00Z" w16du:dateUtc="2026-06-23T12:58:00Z"/>
+          <w:del w:id="469" w:author="osugi.yuto.56n@st.kyoto-u.ac.jp" w:date="2026-06-23T21:58:00Z"/>
         </w:trPr>
         <w:tc>
           <w:tcPr>
@@ -5251,16 +5376,16 @@
             <w:pPr>
               <w:pStyle w:val="afc"/>
               <w:rPr>
-                <w:del w:id="459" w:author="osugi.yuto.56n@st.kyoto-u.ac.jp" w:date="2026-06-23T21:58:00Z" w16du:dateUtc="2026-06-23T12:58:00Z"/>
-                <w:szCs w:val="21"/>
-              </w:rPr>
-              <w:pPrChange w:id="460" w:author="osugi.yuto.56n@st.kyoto-u.ac.jp" w:date="2026-06-25T14:29:00Z" w16du:dateUtc="2026-06-25T05:29:00Z">
-                <w:pPr>
-                  <w:jc w:val="left"/>
-                </w:pPr>
-              </w:pPrChange>
-            </w:pPr>
-            <w:del w:id="461" w:author="osugi.yuto.56n@st.kyoto-u.ac.jp" w:date="2026-06-23T21:58:00Z" w16du:dateUtc="2026-06-23T12:58:00Z">
+                <w:del w:id="470" w:author="osugi.yuto.56n@st.kyoto-u.ac.jp" w:date="2026-06-23T21:58:00Z" w16du:dateUtc="2026-06-23T12:58:00Z"/>
+                <w:szCs w:val="21"/>
+              </w:rPr>
+              <w:pPrChange w:id="471" w:author="osugi.yuto.56n@st.kyoto-u.ac.jp" w:date="2026-06-25T14:29:00Z" w16du:dateUtc="2026-06-25T05:29:00Z">
+                <w:pPr>
+                  <w:jc w:val="left"/>
+                </w:pPr>
+              </w:pPrChange>
+            </w:pPr>
+            <w:del w:id="472" w:author="osugi.yuto.56n@st.kyoto-u.ac.jp" w:date="2026-06-23T21:58:00Z" w16du:dateUtc="2026-06-23T12:58:00Z">
               <w:r>
                 <w:rPr>
                   <w:rFonts w:hint="eastAsia"/>
@@ -5285,16 +5410,16 @@
             <w:pPr>
               <w:pStyle w:val="afc"/>
               <w:rPr>
-                <w:del w:id="462" w:author="osugi.yuto.56n@st.kyoto-u.ac.jp" w:date="2026-06-23T21:58:00Z" w16du:dateUtc="2026-06-23T12:58:00Z"/>
-                <w:szCs w:val="21"/>
-              </w:rPr>
-              <w:pPrChange w:id="463" w:author="osugi.yuto.56n@st.kyoto-u.ac.jp" w:date="2026-06-25T14:29:00Z" w16du:dateUtc="2026-06-25T05:29:00Z">
-                <w:pPr>
-                  <w:jc w:val="left"/>
-                </w:pPr>
-              </w:pPrChange>
-            </w:pPr>
-            <w:del w:id="464" w:author="osugi.yuto.56n@st.kyoto-u.ac.jp" w:date="2026-06-23T21:58:00Z" w16du:dateUtc="2026-06-23T12:58:00Z">
+                <w:del w:id="473" w:author="osugi.yuto.56n@st.kyoto-u.ac.jp" w:date="2026-06-23T21:58:00Z" w16du:dateUtc="2026-06-23T12:58:00Z"/>
+                <w:szCs w:val="21"/>
+              </w:rPr>
+              <w:pPrChange w:id="474" w:author="osugi.yuto.56n@st.kyoto-u.ac.jp" w:date="2026-06-25T14:29:00Z" w16du:dateUtc="2026-06-25T05:29:00Z">
+                <w:pPr>
+                  <w:jc w:val="left"/>
+                </w:pPr>
+              </w:pPrChange>
+            </w:pPr>
+            <w:del w:id="475" w:author="osugi.yuto.56n@st.kyoto-u.ac.jp" w:date="2026-06-23T21:58:00Z" w16du:dateUtc="2026-06-23T12:58:00Z">
               <w:r>
                 <w:rPr>
                   <w:szCs w:val="21"/>
@@ -5312,16 +5437,16 @@
             <w:pPr>
               <w:pStyle w:val="afc"/>
               <w:rPr>
-                <w:del w:id="465" w:author="osugi.yuto.56n@st.kyoto-u.ac.jp" w:date="2026-06-23T21:58:00Z" w16du:dateUtc="2026-06-23T12:58:00Z"/>
-                <w:szCs w:val="21"/>
-              </w:rPr>
-              <w:pPrChange w:id="466" w:author="osugi.yuto.56n@st.kyoto-u.ac.jp" w:date="2026-06-25T14:29:00Z" w16du:dateUtc="2026-06-25T05:29:00Z">
-                <w:pPr>
-                  <w:jc w:val="left"/>
-                </w:pPr>
-              </w:pPrChange>
-            </w:pPr>
-            <w:del w:id="467" w:author="osugi.yuto.56n@st.kyoto-u.ac.jp" w:date="2026-06-23T21:58:00Z" w16du:dateUtc="2026-06-23T12:58:00Z">
+                <w:del w:id="476" w:author="osugi.yuto.56n@st.kyoto-u.ac.jp" w:date="2026-06-23T21:58:00Z" w16du:dateUtc="2026-06-23T12:58:00Z"/>
+                <w:szCs w:val="21"/>
+              </w:rPr>
+              <w:pPrChange w:id="477" w:author="osugi.yuto.56n@st.kyoto-u.ac.jp" w:date="2026-06-25T14:29:00Z" w16du:dateUtc="2026-06-25T05:29:00Z">
+                <w:pPr>
+                  <w:jc w:val="left"/>
+                </w:pPr>
+              </w:pPrChange>
+            </w:pPr>
+            <w:del w:id="478" w:author="osugi.yuto.56n@st.kyoto-u.ac.jp" w:date="2026-06-23T21:58:00Z" w16du:dateUtc="2026-06-23T12:58:00Z">
               <w:r>
                 <w:rPr>
                   <w:rFonts w:hint="eastAsia"/>
@@ -5346,16 +5471,16 @@
             <w:pPr>
               <w:pStyle w:val="afc"/>
               <w:rPr>
-                <w:del w:id="468" w:author="osugi.yuto.56n@st.kyoto-u.ac.jp" w:date="2026-06-23T21:58:00Z" w16du:dateUtc="2026-06-23T12:58:00Z"/>
-                <w:szCs w:val="21"/>
-              </w:rPr>
-              <w:pPrChange w:id="469" w:author="osugi.yuto.56n@st.kyoto-u.ac.jp" w:date="2026-06-25T14:29:00Z" w16du:dateUtc="2026-06-25T05:29:00Z">
-                <w:pPr>
-                  <w:jc w:val="left"/>
-                </w:pPr>
-              </w:pPrChange>
-            </w:pPr>
-            <w:del w:id="470" w:author="osugi.yuto.56n@st.kyoto-u.ac.jp" w:date="2026-06-23T21:58:00Z" w16du:dateUtc="2026-06-23T12:58:00Z">
+                <w:del w:id="479" w:author="osugi.yuto.56n@st.kyoto-u.ac.jp" w:date="2026-06-23T21:58:00Z" w16du:dateUtc="2026-06-23T12:58:00Z"/>
+                <w:szCs w:val="21"/>
+              </w:rPr>
+              <w:pPrChange w:id="480" w:author="osugi.yuto.56n@st.kyoto-u.ac.jp" w:date="2026-06-25T14:29:00Z" w16du:dateUtc="2026-06-25T05:29:00Z">
+                <w:pPr>
+                  <w:jc w:val="left"/>
+                </w:pPr>
+              </w:pPrChange>
+            </w:pPr>
+            <w:del w:id="481" w:author="osugi.yuto.56n@st.kyoto-u.ac.jp" w:date="2026-06-23T21:58:00Z" w16du:dateUtc="2026-06-23T12:58:00Z">
               <w:r>
                 <w:rPr>
                   <w:rFonts w:hint="eastAsia"/>
@@ -5380,16 +5505,16 @@
             <w:pPr>
               <w:pStyle w:val="afc"/>
               <w:rPr>
-                <w:del w:id="471" w:author="osugi.yuto.56n@st.kyoto-u.ac.jp" w:date="2026-06-23T21:58:00Z" w16du:dateUtc="2026-06-23T12:58:00Z"/>
-                <w:szCs w:val="21"/>
-              </w:rPr>
-              <w:pPrChange w:id="472" w:author="osugi.yuto.56n@st.kyoto-u.ac.jp" w:date="2026-06-25T14:29:00Z" w16du:dateUtc="2026-06-25T05:29:00Z">
-                <w:pPr>
-                  <w:jc w:val="left"/>
-                </w:pPr>
-              </w:pPrChange>
-            </w:pPr>
-            <w:del w:id="473" w:author="osugi.yuto.56n@st.kyoto-u.ac.jp" w:date="2026-06-23T21:58:00Z" w16du:dateUtc="2026-06-23T12:58:00Z">
+                <w:del w:id="482" w:author="osugi.yuto.56n@st.kyoto-u.ac.jp" w:date="2026-06-23T21:58:00Z" w16du:dateUtc="2026-06-23T12:58:00Z"/>
+                <w:szCs w:val="21"/>
+              </w:rPr>
+              <w:pPrChange w:id="483" w:author="osugi.yuto.56n@st.kyoto-u.ac.jp" w:date="2026-06-25T14:29:00Z" w16du:dateUtc="2026-06-25T05:29:00Z">
+                <w:pPr>
+                  <w:jc w:val="left"/>
+                </w:pPr>
+              </w:pPrChange>
+            </w:pPr>
+            <w:del w:id="484" w:author="osugi.yuto.56n@st.kyoto-u.ac.jp" w:date="2026-06-23T21:58:00Z" w16du:dateUtc="2026-06-23T12:58:00Z">
               <w:r>
                 <w:rPr>
                   <w:szCs w:val="21"/>
@@ -5419,16 +5544,16 @@
             <w:pPr>
               <w:pStyle w:val="afc"/>
               <w:rPr>
-                <w:del w:id="474" w:author="osugi.yuto.56n@st.kyoto-u.ac.jp" w:date="2026-06-23T21:58:00Z" w16du:dateUtc="2026-06-23T12:58:00Z"/>
-                <w:szCs w:val="21"/>
-              </w:rPr>
-              <w:pPrChange w:id="475" w:author="osugi.yuto.56n@st.kyoto-u.ac.jp" w:date="2026-06-25T14:29:00Z" w16du:dateUtc="2026-06-25T05:29:00Z">
-                <w:pPr>
-                  <w:jc w:val="left"/>
-                </w:pPr>
-              </w:pPrChange>
-            </w:pPr>
-            <w:del w:id="476" w:author="osugi.yuto.56n@st.kyoto-u.ac.jp" w:date="2026-06-23T21:58:00Z" w16du:dateUtc="2026-06-23T12:58:00Z">
+                <w:del w:id="485" w:author="osugi.yuto.56n@st.kyoto-u.ac.jp" w:date="2026-06-23T21:58:00Z" w16du:dateUtc="2026-06-23T12:58:00Z"/>
+                <w:szCs w:val="21"/>
+              </w:rPr>
+              <w:pPrChange w:id="486" w:author="osugi.yuto.56n@st.kyoto-u.ac.jp" w:date="2026-06-25T14:29:00Z" w16du:dateUtc="2026-06-25T05:29:00Z">
+                <w:pPr>
+                  <w:jc w:val="left"/>
+                </w:pPr>
+              </w:pPrChange>
+            </w:pPr>
+            <w:del w:id="487" w:author="osugi.yuto.56n@st.kyoto-u.ac.jp" w:date="2026-06-23T21:58:00Z" w16du:dateUtc="2026-06-23T12:58:00Z">
               <w:r>
                 <w:rPr>
                   <w:rFonts w:hint="eastAsia"/>
@@ -5442,7 +5567,7 @@
       </w:tr>
       <w:tr>
         <w:trPr>
-          <w:del w:id="477" w:author="osugi.yuto.56n@st.kyoto-u.ac.jp" w:date="2026-06-23T21:58:00Z" w16du:dateUtc="2026-06-23T12:58:00Z"/>
+          <w:del w:id="488" w:author="osugi.yuto.56n@st.kyoto-u.ac.jp" w:date="2026-06-23T21:58:00Z"/>
         </w:trPr>
         <w:tc>
           <w:tcPr>
@@ -5452,16 +5577,16 @@
             <w:pPr>
               <w:pStyle w:val="afc"/>
               <w:rPr>
-                <w:del w:id="478" w:author="osugi.yuto.56n@st.kyoto-u.ac.jp" w:date="2026-06-23T21:58:00Z" w16du:dateUtc="2026-06-23T12:58:00Z"/>
-                <w:szCs w:val="21"/>
-              </w:rPr>
-              <w:pPrChange w:id="479" w:author="osugi.yuto.56n@st.kyoto-u.ac.jp" w:date="2026-06-25T14:29:00Z" w16du:dateUtc="2026-06-25T05:29:00Z">
-                <w:pPr>
-                  <w:jc w:val="left"/>
-                </w:pPr>
-              </w:pPrChange>
-            </w:pPr>
-            <w:del w:id="480" w:author="osugi.yuto.56n@st.kyoto-u.ac.jp" w:date="2026-06-23T21:58:00Z" w16du:dateUtc="2026-06-23T12:58:00Z">
+                <w:del w:id="489" w:author="osugi.yuto.56n@st.kyoto-u.ac.jp" w:date="2026-06-23T21:58:00Z" w16du:dateUtc="2026-06-23T12:58:00Z"/>
+                <w:szCs w:val="21"/>
+              </w:rPr>
+              <w:pPrChange w:id="490" w:author="osugi.yuto.56n@st.kyoto-u.ac.jp" w:date="2026-06-25T14:29:00Z" w16du:dateUtc="2026-06-25T05:29:00Z">
+                <w:pPr>
+                  <w:jc w:val="left"/>
+                </w:pPr>
+              </w:pPrChange>
+            </w:pPr>
+            <w:del w:id="491" w:author="osugi.yuto.56n@st.kyoto-u.ac.jp" w:date="2026-06-23T21:58:00Z" w16du:dateUtc="2026-06-23T12:58:00Z">
               <w:r>
                 <w:rPr>
                   <w:rFonts w:hint="eastAsia"/>
@@ -5486,16 +5611,16 @@
             <w:pPr>
               <w:pStyle w:val="afc"/>
               <w:rPr>
-                <w:del w:id="481" w:author="osugi.yuto.56n@st.kyoto-u.ac.jp" w:date="2026-06-23T21:58:00Z" w16du:dateUtc="2026-06-23T12:58:00Z"/>
-                <w:szCs w:val="21"/>
-              </w:rPr>
-              <w:pPrChange w:id="482" w:author="osugi.yuto.56n@st.kyoto-u.ac.jp" w:date="2026-06-25T14:29:00Z" w16du:dateUtc="2026-06-25T05:29:00Z">
-                <w:pPr>
-                  <w:jc w:val="left"/>
-                </w:pPr>
-              </w:pPrChange>
-            </w:pPr>
-            <w:del w:id="483" w:author="osugi.yuto.56n@st.kyoto-u.ac.jp" w:date="2026-06-23T21:58:00Z" w16du:dateUtc="2026-06-23T12:58:00Z">
+                <w:del w:id="492" w:author="osugi.yuto.56n@st.kyoto-u.ac.jp" w:date="2026-06-23T21:58:00Z" w16du:dateUtc="2026-06-23T12:58:00Z"/>
+                <w:szCs w:val="21"/>
+              </w:rPr>
+              <w:pPrChange w:id="493" w:author="osugi.yuto.56n@st.kyoto-u.ac.jp" w:date="2026-06-25T14:29:00Z" w16du:dateUtc="2026-06-25T05:29:00Z">
+                <w:pPr>
+                  <w:jc w:val="left"/>
+                </w:pPr>
+              </w:pPrChange>
+            </w:pPr>
+            <w:del w:id="494" w:author="osugi.yuto.56n@st.kyoto-u.ac.jp" w:date="2026-06-23T21:58:00Z" w16du:dateUtc="2026-06-23T12:58:00Z">
               <w:r>
                 <w:rPr>
                   <w:rFonts w:hint="eastAsia"/>
@@ -5520,16 +5645,16 @@
             <w:pPr>
               <w:pStyle w:val="afc"/>
               <w:rPr>
-                <w:del w:id="484" w:author="osugi.yuto.56n@st.kyoto-u.ac.jp" w:date="2026-06-23T21:58:00Z" w16du:dateUtc="2026-06-23T12:58:00Z"/>
-                <w:szCs w:val="21"/>
-              </w:rPr>
-              <w:pPrChange w:id="485" w:author="osugi.yuto.56n@st.kyoto-u.ac.jp" w:date="2026-06-25T14:29:00Z" w16du:dateUtc="2026-06-25T05:29:00Z">
-                <w:pPr>
-                  <w:jc w:val="left"/>
-                </w:pPr>
-              </w:pPrChange>
-            </w:pPr>
-            <w:del w:id="486" w:author="osugi.yuto.56n@st.kyoto-u.ac.jp" w:date="2026-06-23T21:58:00Z" w16du:dateUtc="2026-06-23T12:58:00Z">
+                <w:del w:id="495" w:author="osugi.yuto.56n@st.kyoto-u.ac.jp" w:date="2026-06-23T21:58:00Z" w16du:dateUtc="2026-06-23T12:58:00Z"/>
+                <w:szCs w:val="21"/>
+              </w:rPr>
+              <w:pPrChange w:id="496" w:author="osugi.yuto.56n@st.kyoto-u.ac.jp" w:date="2026-06-25T14:29:00Z" w16du:dateUtc="2026-06-25T05:29:00Z">
+                <w:pPr>
+                  <w:jc w:val="left"/>
+                </w:pPr>
+              </w:pPrChange>
+            </w:pPr>
+            <w:del w:id="497" w:author="osugi.yuto.56n@st.kyoto-u.ac.jp" w:date="2026-06-23T21:58:00Z" w16du:dateUtc="2026-06-23T12:58:00Z">
               <w:r>
                 <w:rPr>
                   <w:rFonts w:hint="eastAsia"/>
@@ -5554,16 +5679,16 @@
             <w:pPr>
               <w:pStyle w:val="afc"/>
               <w:rPr>
-                <w:del w:id="487" w:author="osugi.yuto.56n@st.kyoto-u.ac.jp" w:date="2026-06-23T21:58:00Z" w16du:dateUtc="2026-06-23T12:58:00Z"/>
-                <w:szCs w:val="21"/>
-              </w:rPr>
-              <w:pPrChange w:id="488" w:author="osugi.yuto.56n@st.kyoto-u.ac.jp" w:date="2026-06-25T14:29:00Z" w16du:dateUtc="2026-06-25T05:29:00Z">
-                <w:pPr>
-                  <w:jc w:val="left"/>
-                </w:pPr>
-              </w:pPrChange>
-            </w:pPr>
-            <w:del w:id="489" w:author="osugi.yuto.56n@st.kyoto-u.ac.jp" w:date="2026-06-23T21:58:00Z" w16du:dateUtc="2026-06-23T12:58:00Z">
+                <w:del w:id="498" w:author="osugi.yuto.56n@st.kyoto-u.ac.jp" w:date="2026-06-23T21:58:00Z" w16du:dateUtc="2026-06-23T12:58:00Z"/>
+                <w:szCs w:val="21"/>
+              </w:rPr>
+              <w:pPrChange w:id="499" w:author="osugi.yuto.56n@st.kyoto-u.ac.jp" w:date="2026-06-25T14:29:00Z" w16du:dateUtc="2026-06-25T05:29:00Z">
+                <w:pPr>
+                  <w:jc w:val="left"/>
+                </w:pPr>
+              </w:pPrChange>
+            </w:pPr>
+            <w:del w:id="500" w:author="osugi.yuto.56n@st.kyoto-u.ac.jp" w:date="2026-06-23T21:58:00Z" w16du:dateUtc="2026-06-23T12:58:00Z">
               <w:r>
                 <w:rPr>
                   <w:rFonts w:hint="eastAsia"/>
@@ -5588,16 +5713,16 @@
             <w:pPr>
               <w:pStyle w:val="afc"/>
               <w:rPr>
-                <w:del w:id="490" w:author="osugi.yuto.56n@st.kyoto-u.ac.jp" w:date="2026-06-23T21:58:00Z" w16du:dateUtc="2026-06-23T12:58:00Z"/>
-                <w:szCs w:val="21"/>
-              </w:rPr>
-              <w:pPrChange w:id="491" w:author="osugi.yuto.56n@st.kyoto-u.ac.jp" w:date="2026-06-25T14:29:00Z" w16du:dateUtc="2026-06-25T05:29:00Z">
-                <w:pPr>
-                  <w:jc w:val="left"/>
-                </w:pPr>
-              </w:pPrChange>
-            </w:pPr>
-            <w:del w:id="492" w:author="osugi.yuto.56n@st.kyoto-u.ac.jp" w:date="2026-06-23T21:58:00Z" w16du:dateUtc="2026-06-23T12:58:00Z">
+                <w:del w:id="501" w:author="osugi.yuto.56n@st.kyoto-u.ac.jp" w:date="2026-06-23T21:58:00Z" w16du:dateUtc="2026-06-23T12:58:00Z"/>
+                <w:szCs w:val="21"/>
+              </w:rPr>
+              <w:pPrChange w:id="502" w:author="osugi.yuto.56n@st.kyoto-u.ac.jp" w:date="2026-06-25T14:29:00Z" w16du:dateUtc="2026-06-25T05:29:00Z">
+                <w:pPr>
+                  <w:jc w:val="left"/>
+                </w:pPr>
+              </w:pPrChange>
+            </w:pPr>
+            <w:del w:id="503" w:author="osugi.yuto.56n@st.kyoto-u.ac.jp" w:date="2026-06-23T21:58:00Z" w16du:dateUtc="2026-06-23T12:58:00Z">
               <w:r>
                 <w:rPr>
                   <w:szCs w:val="21"/>
@@ -5615,16 +5740,16 @@
             <w:pPr>
               <w:pStyle w:val="afc"/>
               <w:rPr>
-                <w:del w:id="493" w:author="osugi.yuto.56n@st.kyoto-u.ac.jp" w:date="2026-06-23T21:58:00Z" w16du:dateUtc="2026-06-23T12:58:00Z"/>
-                <w:szCs w:val="21"/>
-              </w:rPr>
-              <w:pPrChange w:id="494" w:author="osugi.yuto.56n@st.kyoto-u.ac.jp" w:date="2026-06-25T14:29:00Z" w16du:dateUtc="2026-06-25T05:29:00Z">
-                <w:pPr>
-                  <w:jc w:val="left"/>
-                </w:pPr>
-              </w:pPrChange>
-            </w:pPr>
-            <w:del w:id="495" w:author="osugi.yuto.56n@st.kyoto-u.ac.jp" w:date="2026-06-23T21:58:00Z" w16du:dateUtc="2026-06-23T12:58:00Z">
+                <w:del w:id="504" w:author="osugi.yuto.56n@st.kyoto-u.ac.jp" w:date="2026-06-23T21:58:00Z" w16du:dateUtc="2026-06-23T12:58:00Z"/>
+                <w:szCs w:val="21"/>
+              </w:rPr>
+              <w:pPrChange w:id="505" w:author="osugi.yuto.56n@st.kyoto-u.ac.jp" w:date="2026-06-25T14:29:00Z" w16du:dateUtc="2026-06-25T05:29:00Z">
+                <w:pPr>
+                  <w:jc w:val="left"/>
+                </w:pPr>
+              </w:pPrChange>
+            </w:pPr>
+            <w:del w:id="506" w:author="osugi.yuto.56n@st.kyoto-u.ac.jp" w:date="2026-06-23T21:58:00Z" w16du:dateUtc="2026-06-23T12:58:00Z">
               <w:r>
                 <w:rPr>
                   <w:rFonts w:hint="eastAsia"/>
@@ -5638,7 +5763,7 @@
       </w:tr>
       <w:tr>
         <w:trPr>
-          <w:del w:id="496" w:author="osugi.yuto.56n@st.kyoto-u.ac.jp" w:date="2026-06-23T21:58:00Z" w16du:dateUtc="2026-06-23T12:58:00Z"/>
+          <w:del w:id="507" w:author="osugi.yuto.56n@st.kyoto-u.ac.jp" w:date="2026-06-23T21:58:00Z"/>
         </w:trPr>
         <w:tc>
           <w:tcPr>
@@ -5648,16 +5773,16 @@
             <w:pPr>
               <w:pStyle w:val="afc"/>
               <w:rPr>
-                <w:del w:id="497" w:author="osugi.yuto.56n@st.kyoto-u.ac.jp" w:date="2026-06-23T21:58:00Z" w16du:dateUtc="2026-06-23T12:58:00Z"/>
-                <w:szCs w:val="21"/>
-              </w:rPr>
-              <w:pPrChange w:id="498" w:author="osugi.yuto.56n@st.kyoto-u.ac.jp" w:date="2026-06-25T14:29:00Z" w16du:dateUtc="2026-06-25T05:29:00Z">
-                <w:pPr>
-                  <w:jc w:val="left"/>
-                </w:pPr>
-              </w:pPrChange>
-            </w:pPr>
-            <w:del w:id="499" w:author="osugi.yuto.56n@st.kyoto-u.ac.jp" w:date="2026-06-23T21:58:00Z" w16du:dateUtc="2026-06-23T12:58:00Z">
+                <w:del w:id="508" w:author="osugi.yuto.56n@st.kyoto-u.ac.jp" w:date="2026-06-23T21:58:00Z" w16du:dateUtc="2026-06-23T12:58:00Z"/>
+                <w:szCs w:val="21"/>
+              </w:rPr>
+              <w:pPrChange w:id="509" w:author="osugi.yuto.56n@st.kyoto-u.ac.jp" w:date="2026-06-25T14:29:00Z" w16du:dateUtc="2026-06-25T05:29:00Z">
+                <w:pPr>
+                  <w:jc w:val="left"/>
+                </w:pPr>
+              </w:pPrChange>
+            </w:pPr>
+            <w:del w:id="510" w:author="osugi.yuto.56n@st.kyoto-u.ac.jp" w:date="2026-06-23T21:58:00Z" w16du:dateUtc="2026-06-23T12:58:00Z">
               <w:r>
                 <w:rPr>
                   <w:szCs w:val="21"/>
@@ -5688,16 +5813,16 @@
             <w:pPr>
               <w:pStyle w:val="afc"/>
               <w:rPr>
-                <w:del w:id="500" w:author="osugi.yuto.56n@st.kyoto-u.ac.jp" w:date="2026-06-23T21:58:00Z" w16du:dateUtc="2026-06-23T12:58:00Z"/>
-                <w:szCs w:val="21"/>
-              </w:rPr>
-              <w:pPrChange w:id="501" w:author="osugi.yuto.56n@st.kyoto-u.ac.jp" w:date="2026-06-25T14:29:00Z" w16du:dateUtc="2026-06-25T05:29:00Z">
-                <w:pPr>
-                  <w:jc w:val="left"/>
-                </w:pPr>
-              </w:pPrChange>
-            </w:pPr>
-            <w:del w:id="502" w:author="osugi.yuto.56n@st.kyoto-u.ac.jp" w:date="2026-06-23T21:58:00Z" w16du:dateUtc="2026-06-23T12:58:00Z">
+                <w:del w:id="511" w:author="osugi.yuto.56n@st.kyoto-u.ac.jp" w:date="2026-06-23T21:58:00Z" w16du:dateUtc="2026-06-23T12:58:00Z"/>
+                <w:szCs w:val="21"/>
+              </w:rPr>
+              <w:pPrChange w:id="512" w:author="osugi.yuto.56n@st.kyoto-u.ac.jp" w:date="2026-06-25T14:29:00Z" w16du:dateUtc="2026-06-25T05:29:00Z">
+                <w:pPr>
+                  <w:jc w:val="left"/>
+                </w:pPr>
+              </w:pPrChange>
+            </w:pPr>
+            <w:del w:id="513" w:author="osugi.yuto.56n@st.kyoto-u.ac.jp" w:date="2026-06-23T21:58:00Z" w16du:dateUtc="2026-06-23T12:58:00Z">
               <w:r>
                 <w:rPr>
                   <w:szCs w:val="21"/>
@@ -5715,16 +5840,16 @@
             <w:pPr>
               <w:pStyle w:val="afc"/>
               <w:rPr>
-                <w:del w:id="503" w:author="osugi.yuto.56n@st.kyoto-u.ac.jp" w:date="2026-06-23T21:58:00Z" w16du:dateUtc="2026-06-23T12:58:00Z"/>
-                <w:szCs w:val="21"/>
-              </w:rPr>
-              <w:pPrChange w:id="504" w:author="osugi.yuto.56n@st.kyoto-u.ac.jp" w:date="2026-06-25T14:29:00Z" w16du:dateUtc="2026-06-25T05:29:00Z">
-                <w:pPr>
-                  <w:jc w:val="left"/>
-                </w:pPr>
-              </w:pPrChange>
-            </w:pPr>
-            <w:del w:id="505" w:author="osugi.yuto.56n@st.kyoto-u.ac.jp" w:date="2026-06-23T21:58:00Z" w16du:dateUtc="2026-06-23T12:58:00Z">
+                <w:del w:id="514" w:author="osugi.yuto.56n@st.kyoto-u.ac.jp" w:date="2026-06-23T21:58:00Z" w16du:dateUtc="2026-06-23T12:58:00Z"/>
+                <w:szCs w:val="21"/>
+              </w:rPr>
+              <w:pPrChange w:id="515" w:author="osugi.yuto.56n@st.kyoto-u.ac.jp" w:date="2026-06-25T14:29:00Z" w16du:dateUtc="2026-06-25T05:29:00Z">
+                <w:pPr>
+                  <w:jc w:val="left"/>
+                </w:pPr>
+              </w:pPrChange>
+            </w:pPr>
+            <w:del w:id="516" w:author="osugi.yuto.56n@st.kyoto-u.ac.jp" w:date="2026-06-23T21:58:00Z" w16du:dateUtc="2026-06-23T12:58:00Z">
               <w:r>
                 <w:rPr>
                   <w:rFonts w:hint="eastAsia"/>
@@ -5749,16 +5874,16 @@
             <w:pPr>
               <w:pStyle w:val="afc"/>
               <w:rPr>
-                <w:del w:id="506" w:author="osugi.yuto.56n@st.kyoto-u.ac.jp" w:date="2026-06-23T21:58:00Z" w16du:dateUtc="2026-06-23T12:58:00Z"/>
-                <w:szCs w:val="21"/>
-              </w:rPr>
-              <w:pPrChange w:id="507" w:author="osugi.yuto.56n@st.kyoto-u.ac.jp" w:date="2026-06-25T14:29:00Z" w16du:dateUtc="2026-06-25T05:29:00Z">
-                <w:pPr>
-                  <w:jc w:val="left"/>
-                </w:pPr>
-              </w:pPrChange>
-            </w:pPr>
-            <w:del w:id="508" w:author="osugi.yuto.56n@st.kyoto-u.ac.jp" w:date="2026-06-23T21:58:00Z" w16du:dateUtc="2026-06-23T12:58:00Z">
+                <w:del w:id="517" w:author="osugi.yuto.56n@st.kyoto-u.ac.jp" w:date="2026-06-23T21:58:00Z" w16du:dateUtc="2026-06-23T12:58:00Z"/>
+                <w:szCs w:val="21"/>
+              </w:rPr>
+              <w:pPrChange w:id="518" w:author="osugi.yuto.56n@st.kyoto-u.ac.jp" w:date="2026-06-25T14:29:00Z" w16du:dateUtc="2026-06-25T05:29:00Z">
+                <w:pPr>
+                  <w:jc w:val="left"/>
+                </w:pPr>
+              </w:pPrChange>
+            </w:pPr>
+            <w:del w:id="519" w:author="osugi.yuto.56n@st.kyoto-u.ac.jp" w:date="2026-06-23T21:58:00Z" w16du:dateUtc="2026-06-23T12:58:00Z">
               <w:r>
                 <w:rPr>
                   <w:szCs w:val="21"/>
@@ -5776,16 +5901,16 @@
             <w:pPr>
               <w:pStyle w:val="afc"/>
               <w:rPr>
-                <w:del w:id="509" w:author="osugi.yuto.56n@st.kyoto-u.ac.jp" w:date="2026-06-23T21:58:00Z" w16du:dateUtc="2026-06-23T12:58:00Z"/>
-                <w:szCs w:val="21"/>
-              </w:rPr>
-              <w:pPrChange w:id="510" w:author="osugi.yuto.56n@st.kyoto-u.ac.jp" w:date="2026-06-25T14:29:00Z" w16du:dateUtc="2026-06-25T05:29:00Z">
-                <w:pPr>
-                  <w:jc w:val="left"/>
-                </w:pPr>
-              </w:pPrChange>
-            </w:pPr>
-            <w:del w:id="511" w:author="osugi.yuto.56n@st.kyoto-u.ac.jp" w:date="2026-06-23T21:58:00Z" w16du:dateUtc="2026-06-23T12:58:00Z">
+                <w:del w:id="520" w:author="osugi.yuto.56n@st.kyoto-u.ac.jp" w:date="2026-06-23T21:58:00Z" w16du:dateUtc="2026-06-23T12:58:00Z"/>
+                <w:szCs w:val="21"/>
+              </w:rPr>
+              <w:pPrChange w:id="521" w:author="osugi.yuto.56n@st.kyoto-u.ac.jp" w:date="2026-06-25T14:29:00Z" w16du:dateUtc="2026-06-25T05:29:00Z">
+                <w:pPr>
+                  <w:jc w:val="left"/>
+                </w:pPr>
+              </w:pPrChange>
+            </w:pPr>
+            <w:del w:id="522" w:author="osugi.yuto.56n@st.kyoto-u.ac.jp" w:date="2026-06-23T21:58:00Z" w16du:dateUtc="2026-06-23T12:58:00Z">
               <w:r>
                 <w:rPr>
                   <w:szCs w:val="21"/>
@@ -5839,10 +5964,10 @@
             <w:pPr>
               <w:pStyle w:val="afc"/>
               <w:rPr>
-                <w:del w:id="512" w:author="osugi.yuto.56n@st.kyoto-u.ac.jp" w:date="2026-06-23T21:58:00Z" w16du:dateUtc="2026-06-23T12:58:00Z"/>
-                <w:szCs w:val="21"/>
-              </w:rPr>
-              <w:pPrChange w:id="513" w:author="osugi.yuto.56n@st.kyoto-u.ac.jp" w:date="2026-06-25T14:29:00Z" w16du:dateUtc="2026-06-25T05:29:00Z">
+                <w:del w:id="523" w:author="osugi.yuto.56n@st.kyoto-u.ac.jp" w:date="2026-06-23T21:58:00Z" w16du:dateUtc="2026-06-23T12:58:00Z"/>
+                <w:szCs w:val="21"/>
+              </w:rPr>
+              <w:pPrChange w:id="524" w:author="osugi.yuto.56n@st.kyoto-u.ac.jp" w:date="2026-06-25T14:29:00Z" w16du:dateUtc="2026-06-25T05:29:00Z">
                 <w:pPr>
                   <w:jc w:val="left"/>
                 </w:pPr>
@@ -5853,7 +5978,7 @@
       </w:tr>
       <w:tr>
         <w:trPr>
-          <w:del w:id="514" w:author="osugi.yuto.56n@st.kyoto-u.ac.jp" w:date="2026-06-23T21:58:00Z" w16du:dateUtc="2026-06-23T12:58:00Z"/>
+          <w:del w:id="525" w:author="osugi.yuto.56n@st.kyoto-u.ac.jp" w:date="2026-06-23T21:58:00Z"/>
         </w:trPr>
         <w:tc>
           <w:tcPr>
@@ -5863,10 +5988,10 @@
             <w:pPr>
               <w:pStyle w:val="afc"/>
               <w:rPr>
-                <w:del w:id="515" w:author="osugi.yuto.56n@st.kyoto-u.ac.jp" w:date="2026-06-23T21:58:00Z" w16du:dateUtc="2026-06-23T12:58:00Z"/>
-                <w:szCs w:val="21"/>
-              </w:rPr>
-              <w:pPrChange w:id="516" w:author="osugi.yuto.56n@st.kyoto-u.ac.jp" w:date="2026-06-25T14:29:00Z" w16du:dateUtc="2026-06-25T05:29:00Z">
+                <w:del w:id="526" w:author="osugi.yuto.56n@st.kyoto-u.ac.jp" w:date="2026-06-23T21:58:00Z" w16du:dateUtc="2026-06-23T12:58:00Z"/>
+                <w:szCs w:val="21"/>
+              </w:rPr>
+              <w:pPrChange w:id="527" w:author="osugi.yuto.56n@st.kyoto-u.ac.jp" w:date="2026-06-25T14:29:00Z" w16du:dateUtc="2026-06-25T05:29:00Z">
                 <w:pPr>
                   <w:jc w:val="left"/>
                 </w:pPr>
@@ -5882,10 +6007,10 @@
             <w:pPr>
               <w:pStyle w:val="afc"/>
               <w:rPr>
-                <w:del w:id="517" w:author="osugi.yuto.56n@st.kyoto-u.ac.jp" w:date="2026-06-23T21:58:00Z" w16du:dateUtc="2026-06-23T12:58:00Z"/>
-                <w:szCs w:val="21"/>
-              </w:rPr>
-              <w:pPrChange w:id="518" w:author="osugi.yuto.56n@st.kyoto-u.ac.jp" w:date="2026-06-25T14:29:00Z" w16du:dateUtc="2026-06-25T05:29:00Z">
+                <w:del w:id="528" w:author="osugi.yuto.56n@st.kyoto-u.ac.jp" w:date="2026-06-23T21:58:00Z" w16du:dateUtc="2026-06-23T12:58:00Z"/>
+                <w:szCs w:val="21"/>
+              </w:rPr>
+              <w:pPrChange w:id="529" w:author="osugi.yuto.56n@st.kyoto-u.ac.jp" w:date="2026-06-25T14:29:00Z" w16du:dateUtc="2026-06-25T05:29:00Z">
                 <w:pPr>
                   <w:jc w:val="left"/>
                 </w:pPr>
@@ -5901,10 +6026,10 @@
             <w:pPr>
               <w:pStyle w:val="afc"/>
               <w:rPr>
-                <w:del w:id="519" w:author="osugi.yuto.56n@st.kyoto-u.ac.jp" w:date="2026-06-23T21:58:00Z" w16du:dateUtc="2026-06-23T12:58:00Z"/>
-                <w:szCs w:val="21"/>
-              </w:rPr>
-              <w:pPrChange w:id="520" w:author="osugi.yuto.56n@st.kyoto-u.ac.jp" w:date="2026-06-25T14:29:00Z" w16du:dateUtc="2026-06-25T05:29:00Z">
+                <w:del w:id="530" w:author="osugi.yuto.56n@st.kyoto-u.ac.jp" w:date="2026-06-23T21:58:00Z" w16du:dateUtc="2026-06-23T12:58:00Z"/>
+                <w:szCs w:val="21"/>
+              </w:rPr>
+              <w:pPrChange w:id="531" w:author="osugi.yuto.56n@st.kyoto-u.ac.jp" w:date="2026-06-25T14:29:00Z" w16du:dateUtc="2026-06-25T05:29:00Z">
                 <w:pPr>
                   <w:jc w:val="left"/>
                 </w:pPr>
@@ -5920,10 +6045,10 @@
             <w:pPr>
               <w:pStyle w:val="afc"/>
               <w:rPr>
-                <w:del w:id="521" w:author="osugi.yuto.56n@st.kyoto-u.ac.jp" w:date="2026-06-23T21:58:00Z" w16du:dateUtc="2026-06-23T12:58:00Z"/>
-                <w:szCs w:val="21"/>
-              </w:rPr>
-              <w:pPrChange w:id="522" w:author="osugi.yuto.56n@st.kyoto-u.ac.jp" w:date="2026-06-25T14:29:00Z" w16du:dateUtc="2026-06-25T05:29:00Z">
+                <w:del w:id="532" w:author="osugi.yuto.56n@st.kyoto-u.ac.jp" w:date="2026-06-23T21:58:00Z" w16du:dateUtc="2026-06-23T12:58:00Z"/>
+                <w:szCs w:val="21"/>
+              </w:rPr>
+              <w:pPrChange w:id="533" w:author="osugi.yuto.56n@st.kyoto-u.ac.jp" w:date="2026-06-25T14:29:00Z" w16du:dateUtc="2026-06-25T05:29:00Z">
                 <w:pPr>
                   <w:jc w:val="left"/>
                 </w:pPr>
@@ -5939,10 +6064,10 @@
             <w:pPr>
               <w:pStyle w:val="afc"/>
               <w:rPr>
-                <w:del w:id="523" w:author="osugi.yuto.56n@st.kyoto-u.ac.jp" w:date="2026-06-23T21:58:00Z" w16du:dateUtc="2026-06-23T12:58:00Z"/>
-                <w:szCs w:val="21"/>
-              </w:rPr>
-              <w:pPrChange w:id="524" w:author="osugi.yuto.56n@st.kyoto-u.ac.jp" w:date="2026-06-25T14:29:00Z" w16du:dateUtc="2026-06-25T05:29:00Z">
+                <w:del w:id="534" w:author="osugi.yuto.56n@st.kyoto-u.ac.jp" w:date="2026-06-23T21:58:00Z" w16du:dateUtc="2026-06-23T12:58:00Z"/>
+                <w:szCs w:val="21"/>
+              </w:rPr>
+              <w:pPrChange w:id="535" w:author="osugi.yuto.56n@st.kyoto-u.ac.jp" w:date="2026-06-25T14:29:00Z" w16du:dateUtc="2026-06-25T05:29:00Z">
                 <w:pPr>
                   <w:jc w:val="left"/>
                 </w:pPr>
@@ -5958,10 +6083,10 @@
             <w:pPr>
               <w:pStyle w:val="afc"/>
               <w:rPr>
-                <w:del w:id="525" w:author="osugi.yuto.56n@st.kyoto-u.ac.jp" w:date="2026-06-23T21:58:00Z" w16du:dateUtc="2026-06-23T12:58:00Z"/>
-                <w:szCs w:val="21"/>
-              </w:rPr>
-              <w:pPrChange w:id="526" w:author="osugi.yuto.56n@st.kyoto-u.ac.jp" w:date="2026-06-25T14:29:00Z" w16du:dateUtc="2026-06-25T05:29:00Z">
+                <w:del w:id="536" w:author="osugi.yuto.56n@st.kyoto-u.ac.jp" w:date="2026-06-23T21:58:00Z" w16du:dateUtc="2026-06-23T12:58:00Z"/>
+                <w:szCs w:val="21"/>
+              </w:rPr>
+              <w:pPrChange w:id="537" w:author="osugi.yuto.56n@st.kyoto-u.ac.jp" w:date="2026-06-25T14:29:00Z" w16du:dateUtc="2026-06-25T05:29:00Z">
                 <w:pPr>
                   <w:jc w:val="left"/>
                 </w:pPr>
@@ -5972,7 +6097,7 @@
       </w:tr>
       <w:tr>
         <w:trPr>
-          <w:del w:id="527" w:author="osugi.yuto.56n@st.kyoto-u.ac.jp" w:date="2026-06-23T21:58:00Z" w16du:dateUtc="2026-06-23T12:58:00Z"/>
+          <w:del w:id="538" w:author="osugi.yuto.56n@st.kyoto-u.ac.jp" w:date="2026-06-23T21:58:00Z"/>
         </w:trPr>
         <w:tc>
           <w:tcPr>
@@ -5982,16 +6107,16 @@
             <w:pPr>
               <w:pStyle w:val="afc"/>
               <w:rPr>
-                <w:del w:id="528" w:author="osugi.yuto.56n@st.kyoto-u.ac.jp" w:date="2026-06-23T21:58:00Z" w16du:dateUtc="2026-06-23T12:58:00Z"/>
-                <w:szCs w:val="21"/>
-              </w:rPr>
-              <w:pPrChange w:id="529" w:author="osugi.yuto.56n@st.kyoto-u.ac.jp" w:date="2026-06-25T14:29:00Z" w16du:dateUtc="2026-06-25T05:29:00Z">
-                <w:pPr>
-                  <w:jc w:val="left"/>
-                </w:pPr>
-              </w:pPrChange>
-            </w:pPr>
-            <w:del w:id="530" w:author="osugi.yuto.56n@st.kyoto-u.ac.jp" w:date="2026-06-23T21:58:00Z" w16du:dateUtc="2026-06-23T12:58:00Z">
+                <w:del w:id="539" w:author="osugi.yuto.56n@st.kyoto-u.ac.jp" w:date="2026-06-23T21:58:00Z" w16du:dateUtc="2026-06-23T12:58:00Z"/>
+                <w:szCs w:val="21"/>
+              </w:rPr>
+              <w:pPrChange w:id="540" w:author="osugi.yuto.56n@st.kyoto-u.ac.jp" w:date="2026-06-25T14:29:00Z" w16du:dateUtc="2026-06-25T05:29:00Z">
+                <w:pPr>
+                  <w:jc w:val="left"/>
+                </w:pPr>
+              </w:pPrChange>
+            </w:pPr>
+            <w:del w:id="541" w:author="osugi.yuto.56n@st.kyoto-u.ac.jp" w:date="2026-06-23T21:58:00Z" w16du:dateUtc="2026-06-23T12:58:00Z">
               <w:r>
                 <w:rPr>
                   <w:rFonts w:hint="eastAsia"/>
@@ -6016,16 +6141,16 @@
             <w:pPr>
               <w:pStyle w:val="afc"/>
               <w:rPr>
-                <w:del w:id="531" w:author="osugi.yuto.56n@st.kyoto-u.ac.jp" w:date="2026-06-23T21:58:00Z" w16du:dateUtc="2026-06-23T12:58:00Z"/>
-                <w:szCs w:val="21"/>
-              </w:rPr>
-              <w:pPrChange w:id="532" w:author="osugi.yuto.56n@st.kyoto-u.ac.jp" w:date="2026-06-25T14:29:00Z" w16du:dateUtc="2026-06-25T05:29:00Z">
-                <w:pPr>
-                  <w:jc w:val="left"/>
-                </w:pPr>
-              </w:pPrChange>
-            </w:pPr>
-            <w:del w:id="533" w:author="osugi.yuto.56n@st.kyoto-u.ac.jp" w:date="2026-06-23T21:58:00Z" w16du:dateUtc="2026-06-23T12:58:00Z">
+                <w:del w:id="542" w:author="osugi.yuto.56n@st.kyoto-u.ac.jp" w:date="2026-06-23T21:58:00Z" w16du:dateUtc="2026-06-23T12:58:00Z"/>
+                <w:szCs w:val="21"/>
+              </w:rPr>
+              <w:pPrChange w:id="543" w:author="osugi.yuto.56n@st.kyoto-u.ac.jp" w:date="2026-06-25T14:29:00Z" w16du:dateUtc="2026-06-25T05:29:00Z">
+                <w:pPr>
+                  <w:jc w:val="left"/>
+                </w:pPr>
+              </w:pPrChange>
+            </w:pPr>
+            <w:del w:id="544" w:author="osugi.yuto.56n@st.kyoto-u.ac.jp" w:date="2026-06-23T21:58:00Z" w16du:dateUtc="2026-06-23T12:58:00Z">
               <w:r>
                 <w:rPr>
                   <w:szCs w:val="21"/>
@@ -6043,16 +6168,16 @@
             <w:pPr>
               <w:pStyle w:val="afc"/>
               <w:rPr>
-                <w:del w:id="534" w:author="osugi.yuto.56n@st.kyoto-u.ac.jp" w:date="2026-06-23T21:58:00Z" w16du:dateUtc="2026-06-23T12:58:00Z"/>
-                <w:szCs w:val="21"/>
-              </w:rPr>
-              <w:pPrChange w:id="535" w:author="osugi.yuto.56n@st.kyoto-u.ac.jp" w:date="2026-06-25T14:29:00Z" w16du:dateUtc="2026-06-25T05:29:00Z">
-                <w:pPr>
-                  <w:jc w:val="left"/>
-                </w:pPr>
-              </w:pPrChange>
-            </w:pPr>
-            <w:del w:id="536" w:author="osugi.yuto.56n@st.kyoto-u.ac.jp" w:date="2026-06-23T21:58:00Z" w16du:dateUtc="2026-06-23T12:58:00Z">
+                <w:del w:id="545" w:author="osugi.yuto.56n@st.kyoto-u.ac.jp" w:date="2026-06-23T21:58:00Z" w16du:dateUtc="2026-06-23T12:58:00Z"/>
+                <w:szCs w:val="21"/>
+              </w:rPr>
+              <w:pPrChange w:id="546" w:author="osugi.yuto.56n@st.kyoto-u.ac.jp" w:date="2026-06-25T14:29:00Z" w16du:dateUtc="2026-06-25T05:29:00Z">
+                <w:pPr>
+                  <w:jc w:val="left"/>
+                </w:pPr>
+              </w:pPrChange>
+            </w:pPr>
+            <w:del w:id="547" w:author="osugi.yuto.56n@st.kyoto-u.ac.jp" w:date="2026-06-23T21:58:00Z" w16du:dateUtc="2026-06-23T12:58:00Z">
               <w:r>
                 <w:rPr>
                   <w:rFonts w:hint="eastAsia"/>
@@ -6077,16 +6202,16 @@
             <w:pPr>
               <w:pStyle w:val="afc"/>
               <w:rPr>
-                <w:del w:id="537" w:author="osugi.yuto.56n@st.kyoto-u.ac.jp" w:date="2026-06-23T21:58:00Z" w16du:dateUtc="2026-06-23T12:58:00Z"/>
-                <w:szCs w:val="21"/>
-              </w:rPr>
-              <w:pPrChange w:id="538" w:author="osugi.yuto.56n@st.kyoto-u.ac.jp" w:date="2026-06-25T14:29:00Z" w16du:dateUtc="2026-06-25T05:29:00Z">
-                <w:pPr>
-                  <w:jc w:val="left"/>
-                </w:pPr>
-              </w:pPrChange>
-            </w:pPr>
-            <w:del w:id="539" w:author="osugi.yuto.56n@st.kyoto-u.ac.jp" w:date="2026-06-23T21:58:00Z" w16du:dateUtc="2026-06-23T12:58:00Z">
+                <w:del w:id="548" w:author="osugi.yuto.56n@st.kyoto-u.ac.jp" w:date="2026-06-23T21:58:00Z" w16du:dateUtc="2026-06-23T12:58:00Z"/>
+                <w:szCs w:val="21"/>
+              </w:rPr>
+              <w:pPrChange w:id="549" w:author="osugi.yuto.56n@st.kyoto-u.ac.jp" w:date="2026-06-25T14:29:00Z" w16du:dateUtc="2026-06-25T05:29:00Z">
+                <w:pPr>
+                  <w:jc w:val="left"/>
+                </w:pPr>
+              </w:pPrChange>
+            </w:pPr>
+            <w:del w:id="550" w:author="osugi.yuto.56n@st.kyoto-u.ac.jp" w:date="2026-06-23T21:58:00Z" w16du:dateUtc="2026-06-23T12:58:00Z">
               <w:r>
                 <w:rPr>
                   <w:szCs w:val="21"/>
@@ -6104,16 +6229,16 @@
             <w:pPr>
               <w:pStyle w:val="afc"/>
               <w:rPr>
-                <w:del w:id="540" w:author="osugi.yuto.56n@st.kyoto-u.ac.jp" w:date="2026-06-23T21:58:00Z" w16du:dateUtc="2026-06-23T12:58:00Z"/>
-                <w:szCs w:val="21"/>
-              </w:rPr>
-              <w:pPrChange w:id="541" w:author="osugi.yuto.56n@st.kyoto-u.ac.jp" w:date="2026-06-25T14:29:00Z" w16du:dateUtc="2026-06-25T05:29:00Z">
-                <w:pPr>
-                  <w:jc w:val="left"/>
-                </w:pPr>
-              </w:pPrChange>
-            </w:pPr>
-            <w:del w:id="542" w:author="osugi.yuto.56n@st.kyoto-u.ac.jp" w:date="2026-06-23T21:58:00Z" w16du:dateUtc="2026-06-23T12:58:00Z">
+                <w:del w:id="551" w:author="osugi.yuto.56n@st.kyoto-u.ac.jp" w:date="2026-06-23T21:58:00Z" w16du:dateUtc="2026-06-23T12:58:00Z"/>
+                <w:szCs w:val="21"/>
+              </w:rPr>
+              <w:pPrChange w:id="552" w:author="osugi.yuto.56n@st.kyoto-u.ac.jp" w:date="2026-06-25T14:29:00Z" w16du:dateUtc="2026-06-25T05:29:00Z">
+                <w:pPr>
+                  <w:jc w:val="left"/>
+                </w:pPr>
+              </w:pPrChange>
+            </w:pPr>
+            <w:del w:id="553" w:author="osugi.yuto.56n@st.kyoto-u.ac.jp" w:date="2026-06-23T21:58:00Z" w16du:dateUtc="2026-06-23T12:58:00Z">
               <w:r>
                 <w:rPr>
                   <w:szCs w:val="21"/>
@@ -6137,16 +6262,16 @@
             <w:pPr>
               <w:pStyle w:val="afc"/>
               <w:rPr>
-                <w:del w:id="543" w:author="osugi.yuto.56n@st.kyoto-u.ac.jp" w:date="2026-06-23T21:58:00Z" w16du:dateUtc="2026-06-23T12:58:00Z"/>
-                <w:szCs w:val="21"/>
-              </w:rPr>
-              <w:pPrChange w:id="544" w:author="osugi.yuto.56n@st.kyoto-u.ac.jp" w:date="2026-06-25T14:29:00Z" w16du:dateUtc="2026-06-25T05:29:00Z">
-                <w:pPr>
-                  <w:jc w:val="left"/>
-                </w:pPr>
-              </w:pPrChange>
-            </w:pPr>
-            <w:del w:id="545" w:author="osugi.yuto.56n@st.kyoto-u.ac.jp" w:date="2026-06-23T21:58:00Z" w16du:dateUtc="2026-06-23T12:58:00Z">
+                <w:del w:id="554" w:author="osugi.yuto.56n@st.kyoto-u.ac.jp" w:date="2026-06-23T21:58:00Z" w16du:dateUtc="2026-06-23T12:58:00Z"/>
+                <w:szCs w:val="21"/>
+              </w:rPr>
+              <w:pPrChange w:id="555" w:author="osugi.yuto.56n@st.kyoto-u.ac.jp" w:date="2026-06-25T14:29:00Z" w16du:dateUtc="2026-06-25T05:29:00Z">
+                <w:pPr>
+                  <w:jc w:val="left"/>
+                </w:pPr>
+              </w:pPrChange>
+            </w:pPr>
+            <w:del w:id="556" w:author="osugi.yuto.56n@st.kyoto-u.ac.jp" w:date="2026-06-23T21:58:00Z" w16du:dateUtc="2026-06-23T12:58:00Z">
               <w:r>
                 <w:rPr>
                   <w:rFonts w:hint="eastAsia"/>
@@ -6160,7 +6285,7 @@
       </w:tr>
       <w:tr>
         <w:trPr>
-          <w:del w:id="546" w:author="osugi.yuto.56n@st.kyoto-u.ac.jp" w:date="2026-06-23T21:58:00Z" w16du:dateUtc="2026-06-23T12:58:00Z"/>
+          <w:del w:id="557" w:author="osugi.yuto.56n@st.kyoto-u.ac.jp" w:date="2026-06-23T21:58:00Z"/>
         </w:trPr>
         <w:tc>
           <w:tcPr>
@@ -6170,10 +6295,10 @@
             <w:pPr>
               <w:pStyle w:val="afc"/>
               <w:rPr>
-                <w:del w:id="547" w:author="osugi.yuto.56n@st.kyoto-u.ac.jp" w:date="2026-06-23T21:58:00Z" w16du:dateUtc="2026-06-23T12:58:00Z"/>
-                <w:szCs w:val="21"/>
-              </w:rPr>
-              <w:pPrChange w:id="548" w:author="osugi.yuto.56n@st.kyoto-u.ac.jp" w:date="2026-06-25T14:29:00Z" w16du:dateUtc="2026-06-25T05:29:00Z">
+                <w:del w:id="558" w:author="osugi.yuto.56n@st.kyoto-u.ac.jp" w:date="2026-06-23T21:58:00Z" w16du:dateUtc="2026-06-23T12:58:00Z"/>
+                <w:szCs w:val="21"/>
+              </w:rPr>
+              <w:pPrChange w:id="559" w:author="osugi.yuto.56n@st.kyoto-u.ac.jp" w:date="2026-06-25T14:29:00Z" w16du:dateUtc="2026-06-25T05:29:00Z">
                 <w:pPr>
                   <w:jc w:val="left"/>
                 </w:pPr>
@@ -6189,10 +6314,10 @@
             <w:pPr>
               <w:pStyle w:val="afc"/>
               <w:rPr>
-                <w:del w:id="549" w:author="osugi.yuto.56n@st.kyoto-u.ac.jp" w:date="2026-06-23T21:58:00Z" w16du:dateUtc="2026-06-23T12:58:00Z"/>
-                <w:szCs w:val="21"/>
-              </w:rPr>
-              <w:pPrChange w:id="550" w:author="osugi.yuto.56n@st.kyoto-u.ac.jp" w:date="2026-06-25T14:29:00Z" w16du:dateUtc="2026-06-25T05:29:00Z">
+                <w:del w:id="560" w:author="osugi.yuto.56n@st.kyoto-u.ac.jp" w:date="2026-06-23T21:58:00Z" w16du:dateUtc="2026-06-23T12:58:00Z"/>
+                <w:szCs w:val="21"/>
+              </w:rPr>
+              <w:pPrChange w:id="561" w:author="osugi.yuto.56n@st.kyoto-u.ac.jp" w:date="2026-06-25T14:29:00Z" w16du:dateUtc="2026-06-25T05:29:00Z">
                 <w:pPr>
                   <w:jc w:val="left"/>
                 </w:pPr>
@@ -6208,10 +6333,10 @@
             <w:pPr>
               <w:pStyle w:val="afc"/>
               <w:rPr>
-                <w:del w:id="551" w:author="osugi.yuto.56n@st.kyoto-u.ac.jp" w:date="2026-06-23T21:58:00Z" w16du:dateUtc="2026-06-23T12:58:00Z"/>
-                <w:szCs w:val="21"/>
-              </w:rPr>
-              <w:pPrChange w:id="552" w:author="osugi.yuto.56n@st.kyoto-u.ac.jp" w:date="2026-06-25T14:29:00Z" w16du:dateUtc="2026-06-25T05:29:00Z">
+                <w:del w:id="562" w:author="osugi.yuto.56n@st.kyoto-u.ac.jp" w:date="2026-06-23T21:58:00Z" w16du:dateUtc="2026-06-23T12:58:00Z"/>
+                <w:szCs w:val="21"/>
+              </w:rPr>
+              <w:pPrChange w:id="563" w:author="osugi.yuto.56n@st.kyoto-u.ac.jp" w:date="2026-06-25T14:29:00Z" w16du:dateUtc="2026-06-25T05:29:00Z">
                 <w:pPr>
                   <w:jc w:val="left"/>
                 </w:pPr>
@@ -6227,10 +6352,10 @@
             <w:pPr>
               <w:pStyle w:val="afc"/>
               <w:rPr>
-                <w:del w:id="553" w:author="osugi.yuto.56n@st.kyoto-u.ac.jp" w:date="2026-06-23T21:58:00Z" w16du:dateUtc="2026-06-23T12:58:00Z"/>
-                <w:szCs w:val="21"/>
-              </w:rPr>
-              <w:pPrChange w:id="554" w:author="osugi.yuto.56n@st.kyoto-u.ac.jp" w:date="2026-06-25T14:29:00Z" w16du:dateUtc="2026-06-25T05:29:00Z">
+                <w:del w:id="564" w:author="osugi.yuto.56n@st.kyoto-u.ac.jp" w:date="2026-06-23T21:58:00Z" w16du:dateUtc="2026-06-23T12:58:00Z"/>
+                <w:szCs w:val="21"/>
+              </w:rPr>
+              <w:pPrChange w:id="565" w:author="osugi.yuto.56n@st.kyoto-u.ac.jp" w:date="2026-06-25T14:29:00Z" w16du:dateUtc="2026-06-25T05:29:00Z">
                 <w:pPr>
                   <w:jc w:val="left"/>
                 </w:pPr>
@@ -6246,10 +6371,10 @@
             <w:pPr>
               <w:pStyle w:val="afc"/>
               <w:rPr>
-                <w:del w:id="555" w:author="osugi.yuto.56n@st.kyoto-u.ac.jp" w:date="2026-06-23T21:58:00Z" w16du:dateUtc="2026-06-23T12:58:00Z"/>
-                <w:szCs w:val="21"/>
-              </w:rPr>
-              <w:pPrChange w:id="556" w:author="osugi.yuto.56n@st.kyoto-u.ac.jp" w:date="2026-06-25T14:29:00Z" w16du:dateUtc="2026-06-25T05:29:00Z">
+                <w:del w:id="566" w:author="osugi.yuto.56n@st.kyoto-u.ac.jp" w:date="2026-06-23T21:58:00Z" w16du:dateUtc="2026-06-23T12:58:00Z"/>
+                <w:szCs w:val="21"/>
+              </w:rPr>
+              <w:pPrChange w:id="567" w:author="osugi.yuto.56n@st.kyoto-u.ac.jp" w:date="2026-06-25T14:29:00Z" w16du:dateUtc="2026-06-25T05:29:00Z">
                 <w:pPr>
                   <w:jc w:val="left"/>
                 </w:pPr>
@@ -6265,10 +6390,10 @@
             <w:pPr>
               <w:pStyle w:val="afc"/>
               <w:rPr>
-                <w:del w:id="557" w:author="osugi.yuto.56n@st.kyoto-u.ac.jp" w:date="2026-06-23T21:58:00Z" w16du:dateUtc="2026-06-23T12:58:00Z"/>
-                <w:szCs w:val="21"/>
-              </w:rPr>
-              <w:pPrChange w:id="558" w:author="osugi.yuto.56n@st.kyoto-u.ac.jp" w:date="2026-06-25T14:29:00Z" w16du:dateUtc="2026-06-25T05:29:00Z">
+                <w:del w:id="568" w:author="osugi.yuto.56n@st.kyoto-u.ac.jp" w:date="2026-06-23T21:58:00Z" w16du:dateUtc="2026-06-23T12:58:00Z"/>
+                <w:szCs w:val="21"/>
+              </w:rPr>
+              <w:pPrChange w:id="569" w:author="osugi.yuto.56n@st.kyoto-u.ac.jp" w:date="2026-06-25T14:29:00Z" w16du:dateUtc="2026-06-25T05:29:00Z">
                 <w:pPr>
                   <w:jc w:val="left"/>
                 </w:pPr>
@@ -6279,7 +6404,7 @@
       </w:tr>
       <w:tr>
         <w:trPr>
-          <w:del w:id="559" w:author="osugi.yuto.56n@st.kyoto-u.ac.jp" w:date="2026-06-23T21:58:00Z" w16du:dateUtc="2026-06-23T12:58:00Z"/>
+          <w:del w:id="570" w:author="osugi.yuto.56n@st.kyoto-u.ac.jp" w:date="2026-06-23T21:58:00Z"/>
         </w:trPr>
         <w:tc>
           <w:tcPr>
@@ -6289,16 +6414,16 @@
             <w:pPr>
               <w:pStyle w:val="afc"/>
               <w:rPr>
-                <w:del w:id="560" w:author="osugi.yuto.56n@st.kyoto-u.ac.jp" w:date="2026-06-23T21:58:00Z" w16du:dateUtc="2026-06-23T12:58:00Z"/>
-                <w:szCs w:val="21"/>
-              </w:rPr>
-              <w:pPrChange w:id="561" w:author="osugi.yuto.56n@st.kyoto-u.ac.jp" w:date="2026-06-25T14:29:00Z" w16du:dateUtc="2026-06-25T05:29:00Z">
-                <w:pPr>
-                  <w:jc w:val="left"/>
-                </w:pPr>
-              </w:pPrChange>
-            </w:pPr>
-            <w:del w:id="562" w:author="osugi.yuto.56n@st.kyoto-u.ac.jp" w:date="2026-06-23T21:58:00Z" w16du:dateUtc="2026-06-23T12:58:00Z">
+                <w:del w:id="571" w:author="osugi.yuto.56n@st.kyoto-u.ac.jp" w:date="2026-06-23T21:58:00Z" w16du:dateUtc="2026-06-23T12:58:00Z"/>
+                <w:szCs w:val="21"/>
+              </w:rPr>
+              <w:pPrChange w:id="572" w:author="osugi.yuto.56n@st.kyoto-u.ac.jp" w:date="2026-06-25T14:29:00Z" w16du:dateUtc="2026-06-25T05:29:00Z">
+                <w:pPr>
+                  <w:jc w:val="left"/>
+                </w:pPr>
+              </w:pPrChange>
+            </w:pPr>
+            <w:del w:id="573" w:author="osugi.yuto.56n@st.kyoto-u.ac.jp" w:date="2026-06-23T21:58:00Z" w16du:dateUtc="2026-06-23T12:58:00Z">
               <w:r>
                 <w:rPr>
                   <w:szCs w:val="21"/>
@@ -6316,16 +6441,16 @@
             <w:pPr>
               <w:pStyle w:val="afc"/>
               <w:rPr>
-                <w:del w:id="563" w:author="osugi.yuto.56n@st.kyoto-u.ac.jp" w:date="2026-06-23T21:58:00Z" w16du:dateUtc="2026-06-23T12:58:00Z"/>
-                <w:szCs w:val="21"/>
-              </w:rPr>
-              <w:pPrChange w:id="564" w:author="osugi.yuto.56n@st.kyoto-u.ac.jp" w:date="2026-06-25T14:29:00Z" w16du:dateUtc="2026-06-25T05:29:00Z">
-                <w:pPr>
-                  <w:jc w:val="left"/>
-                </w:pPr>
-              </w:pPrChange>
-            </w:pPr>
-            <w:del w:id="565" w:author="osugi.yuto.56n@st.kyoto-u.ac.jp" w:date="2026-06-23T21:58:00Z" w16du:dateUtc="2026-06-23T12:58:00Z">
+                <w:del w:id="574" w:author="osugi.yuto.56n@st.kyoto-u.ac.jp" w:date="2026-06-23T21:58:00Z" w16du:dateUtc="2026-06-23T12:58:00Z"/>
+                <w:szCs w:val="21"/>
+              </w:rPr>
+              <w:pPrChange w:id="575" w:author="osugi.yuto.56n@st.kyoto-u.ac.jp" w:date="2026-06-25T14:29:00Z" w16du:dateUtc="2026-06-25T05:29:00Z">
+                <w:pPr>
+                  <w:jc w:val="left"/>
+                </w:pPr>
+              </w:pPrChange>
+            </w:pPr>
+            <w:del w:id="576" w:author="osugi.yuto.56n@st.kyoto-u.ac.jp" w:date="2026-06-23T21:58:00Z" w16du:dateUtc="2026-06-23T12:58:00Z">
               <w:r>
                 <w:rPr>
                   <w:szCs w:val="21"/>
@@ -6343,16 +6468,16 @@
             <w:pPr>
               <w:pStyle w:val="afc"/>
               <w:rPr>
-                <w:del w:id="566" w:author="osugi.yuto.56n@st.kyoto-u.ac.jp" w:date="2026-06-23T21:58:00Z" w16du:dateUtc="2026-06-23T12:58:00Z"/>
-                <w:szCs w:val="21"/>
-              </w:rPr>
-              <w:pPrChange w:id="567" w:author="osugi.yuto.56n@st.kyoto-u.ac.jp" w:date="2026-06-25T14:29:00Z" w16du:dateUtc="2026-06-25T05:29:00Z">
-                <w:pPr>
-                  <w:jc w:val="left"/>
-                </w:pPr>
-              </w:pPrChange>
-            </w:pPr>
-            <w:del w:id="568" w:author="osugi.yuto.56n@st.kyoto-u.ac.jp" w:date="2026-06-23T21:58:00Z" w16du:dateUtc="2026-06-23T12:58:00Z">
+                <w:del w:id="577" w:author="osugi.yuto.56n@st.kyoto-u.ac.jp" w:date="2026-06-23T21:58:00Z" w16du:dateUtc="2026-06-23T12:58:00Z"/>
+                <w:szCs w:val="21"/>
+              </w:rPr>
+              <w:pPrChange w:id="578" w:author="osugi.yuto.56n@st.kyoto-u.ac.jp" w:date="2026-06-25T14:29:00Z" w16du:dateUtc="2026-06-25T05:29:00Z">
+                <w:pPr>
+                  <w:jc w:val="left"/>
+                </w:pPr>
+              </w:pPrChange>
+            </w:pPr>
+            <w:del w:id="579" w:author="osugi.yuto.56n@st.kyoto-u.ac.jp" w:date="2026-06-23T21:58:00Z" w16du:dateUtc="2026-06-23T12:58:00Z">
               <w:r>
                 <w:rPr>
                   <w:rFonts w:hint="eastAsia"/>
@@ -6377,16 +6502,16 @@
             <w:pPr>
               <w:pStyle w:val="afc"/>
               <w:rPr>
-                <w:del w:id="569" w:author="osugi.yuto.56n@st.kyoto-u.ac.jp" w:date="2026-06-23T21:58:00Z" w16du:dateUtc="2026-06-23T12:58:00Z"/>
-                <w:szCs w:val="21"/>
-              </w:rPr>
-              <w:pPrChange w:id="570" w:author="osugi.yuto.56n@st.kyoto-u.ac.jp" w:date="2026-06-25T14:29:00Z" w16du:dateUtc="2026-06-25T05:29:00Z">
-                <w:pPr>
-                  <w:jc w:val="left"/>
-                </w:pPr>
-              </w:pPrChange>
-            </w:pPr>
-            <w:del w:id="571" w:author="osugi.yuto.56n@st.kyoto-u.ac.jp" w:date="2026-06-23T21:58:00Z" w16du:dateUtc="2026-06-23T12:58:00Z">
+                <w:del w:id="580" w:author="osugi.yuto.56n@st.kyoto-u.ac.jp" w:date="2026-06-23T21:58:00Z" w16du:dateUtc="2026-06-23T12:58:00Z"/>
+                <w:szCs w:val="21"/>
+              </w:rPr>
+              <w:pPrChange w:id="581" w:author="osugi.yuto.56n@st.kyoto-u.ac.jp" w:date="2026-06-25T14:29:00Z" w16du:dateUtc="2026-06-25T05:29:00Z">
+                <w:pPr>
+                  <w:jc w:val="left"/>
+                </w:pPr>
+              </w:pPrChange>
+            </w:pPr>
+            <w:del w:id="582" w:author="osugi.yuto.56n@st.kyoto-u.ac.jp" w:date="2026-06-23T21:58:00Z" w16du:dateUtc="2026-06-23T12:58:00Z">
               <w:r>
                 <w:rPr>
                   <w:szCs w:val="21"/>
@@ -6404,16 +6529,16 @@
             <w:pPr>
               <w:pStyle w:val="afc"/>
               <w:rPr>
-                <w:del w:id="572" w:author="osugi.yuto.56n@st.kyoto-u.ac.jp" w:date="2026-06-23T21:58:00Z" w16du:dateUtc="2026-06-23T12:58:00Z"/>
-                <w:szCs w:val="21"/>
-              </w:rPr>
-              <w:pPrChange w:id="573" w:author="osugi.yuto.56n@st.kyoto-u.ac.jp" w:date="2026-06-25T14:29:00Z" w16du:dateUtc="2026-06-25T05:29:00Z">
-                <w:pPr>
-                  <w:jc w:val="left"/>
-                </w:pPr>
-              </w:pPrChange>
-            </w:pPr>
-            <w:del w:id="574" w:author="osugi.yuto.56n@st.kyoto-u.ac.jp" w:date="2026-06-23T21:58:00Z" w16du:dateUtc="2026-06-23T12:58:00Z">
+                <w:del w:id="583" w:author="osugi.yuto.56n@st.kyoto-u.ac.jp" w:date="2026-06-23T21:58:00Z" w16du:dateUtc="2026-06-23T12:58:00Z"/>
+                <w:szCs w:val="21"/>
+              </w:rPr>
+              <w:pPrChange w:id="584" w:author="osugi.yuto.56n@st.kyoto-u.ac.jp" w:date="2026-06-25T14:29:00Z" w16du:dateUtc="2026-06-25T05:29:00Z">
+                <w:pPr>
+                  <w:jc w:val="left"/>
+                </w:pPr>
+              </w:pPrChange>
+            </w:pPr>
+            <w:del w:id="585" w:author="osugi.yuto.56n@st.kyoto-u.ac.jp" w:date="2026-06-23T21:58:00Z" w16du:dateUtc="2026-06-23T12:58:00Z">
               <w:r>
                 <w:rPr>
                   <w:szCs w:val="21"/>
@@ -6431,16 +6556,16 @@
             <w:pPr>
               <w:pStyle w:val="afc"/>
               <w:rPr>
-                <w:del w:id="575" w:author="osugi.yuto.56n@st.kyoto-u.ac.jp" w:date="2026-06-23T21:58:00Z" w16du:dateUtc="2026-06-23T12:58:00Z"/>
-                <w:szCs w:val="21"/>
-              </w:rPr>
-              <w:pPrChange w:id="576" w:author="osugi.yuto.56n@st.kyoto-u.ac.jp" w:date="2026-06-25T14:29:00Z" w16du:dateUtc="2026-06-25T05:29:00Z">
-                <w:pPr>
-                  <w:jc w:val="left"/>
-                </w:pPr>
-              </w:pPrChange>
-            </w:pPr>
-            <w:del w:id="577" w:author="osugi.yuto.56n@st.kyoto-u.ac.jp" w:date="2026-06-23T21:58:00Z" w16du:dateUtc="2026-06-23T12:58:00Z">
+                <w:del w:id="586" w:author="osugi.yuto.56n@st.kyoto-u.ac.jp" w:date="2026-06-23T21:58:00Z" w16du:dateUtc="2026-06-23T12:58:00Z"/>
+                <w:szCs w:val="21"/>
+              </w:rPr>
+              <w:pPrChange w:id="587" w:author="osugi.yuto.56n@st.kyoto-u.ac.jp" w:date="2026-06-25T14:29:00Z" w16du:dateUtc="2026-06-25T05:29:00Z">
+                <w:pPr>
+                  <w:jc w:val="left"/>
+                </w:pPr>
+              </w:pPrChange>
+            </w:pPr>
+            <w:del w:id="588" w:author="osugi.yuto.56n@st.kyoto-u.ac.jp" w:date="2026-06-23T21:58:00Z" w16du:dateUtc="2026-06-23T12:58:00Z">
               <w:r>
                 <w:rPr>
                   <w:szCs w:val="21"/>
@@ -6477,7 +6602,7 @@
       </w:tr>
       <w:tr>
         <w:trPr>
-          <w:del w:id="578" w:author="osugi.yuto.56n@st.kyoto-u.ac.jp" w:date="2026-06-23T21:58:00Z" w16du:dateUtc="2026-06-23T12:58:00Z"/>
+          <w:del w:id="589" w:author="osugi.yuto.56n@st.kyoto-u.ac.jp" w:date="2026-06-23T21:58:00Z"/>
         </w:trPr>
         <w:tc>
           <w:tcPr>
@@ -6487,16 +6612,16 @@
             <w:pPr>
               <w:pStyle w:val="afc"/>
               <w:rPr>
-                <w:del w:id="579" w:author="osugi.yuto.56n@st.kyoto-u.ac.jp" w:date="2026-06-23T21:58:00Z" w16du:dateUtc="2026-06-23T12:58:00Z"/>
-                <w:szCs w:val="21"/>
-              </w:rPr>
-              <w:pPrChange w:id="580" w:author="osugi.yuto.56n@st.kyoto-u.ac.jp" w:date="2026-06-25T14:29:00Z" w16du:dateUtc="2026-06-25T05:29:00Z">
-                <w:pPr>
-                  <w:jc w:val="left"/>
-                </w:pPr>
-              </w:pPrChange>
-            </w:pPr>
-            <w:del w:id="581" w:author="osugi.yuto.56n@st.kyoto-u.ac.jp" w:date="2026-06-23T21:58:00Z" w16du:dateUtc="2026-06-23T12:58:00Z">
+                <w:del w:id="590" w:author="osugi.yuto.56n@st.kyoto-u.ac.jp" w:date="2026-06-23T21:58:00Z" w16du:dateUtc="2026-06-23T12:58:00Z"/>
+                <w:szCs w:val="21"/>
+              </w:rPr>
+              <w:pPrChange w:id="591" w:author="osugi.yuto.56n@st.kyoto-u.ac.jp" w:date="2026-06-25T14:29:00Z" w16du:dateUtc="2026-06-25T05:29:00Z">
+                <w:pPr>
+                  <w:jc w:val="left"/>
+                </w:pPr>
+              </w:pPrChange>
+            </w:pPr>
+            <w:del w:id="592" w:author="osugi.yuto.56n@st.kyoto-u.ac.jp" w:date="2026-06-23T21:58:00Z" w16du:dateUtc="2026-06-23T12:58:00Z">
               <w:r>
                 <w:rPr>
                   <w:szCs w:val="21"/>
@@ -6514,16 +6639,16 @@
             <w:pPr>
               <w:pStyle w:val="afc"/>
               <w:rPr>
-                <w:del w:id="582" w:author="osugi.yuto.56n@st.kyoto-u.ac.jp" w:date="2026-06-23T21:58:00Z" w16du:dateUtc="2026-06-23T12:58:00Z"/>
-                <w:szCs w:val="21"/>
-              </w:rPr>
-              <w:pPrChange w:id="583" w:author="osugi.yuto.56n@st.kyoto-u.ac.jp" w:date="2026-06-25T14:29:00Z" w16du:dateUtc="2026-06-25T05:29:00Z">
-                <w:pPr>
-                  <w:jc w:val="left"/>
-                </w:pPr>
-              </w:pPrChange>
-            </w:pPr>
-            <w:del w:id="584" w:author="osugi.yuto.56n@st.kyoto-u.ac.jp" w:date="2026-06-23T21:58:00Z" w16du:dateUtc="2026-06-23T12:58:00Z">
+                <w:del w:id="593" w:author="osugi.yuto.56n@st.kyoto-u.ac.jp" w:date="2026-06-23T21:58:00Z" w16du:dateUtc="2026-06-23T12:58:00Z"/>
+                <w:szCs w:val="21"/>
+              </w:rPr>
+              <w:pPrChange w:id="594" w:author="osugi.yuto.56n@st.kyoto-u.ac.jp" w:date="2026-06-25T14:29:00Z" w16du:dateUtc="2026-06-25T05:29:00Z">
+                <w:pPr>
+                  <w:jc w:val="left"/>
+                </w:pPr>
+              </w:pPrChange>
+            </w:pPr>
+            <w:del w:id="595" w:author="osugi.yuto.56n@st.kyoto-u.ac.jp" w:date="2026-06-23T21:58:00Z" w16du:dateUtc="2026-06-23T12:58:00Z">
               <w:r>
                 <w:rPr>
                   <w:rFonts w:hint="eastAsia"/>
@@ -6548,16 +6673,16 @@
             <w:pPr>
               <w:pStyle w:val="afc"/>
               <w:rPr>
-                <w:del w:id="585" w:author="osugi.yuto.56n@st.kyoto-u.ac.jp" w:date="2026-06-23T21:58:00Z" w16du:dateUtc="2026-06-23T12:58:00Z"/>
-                <w:szCs w:val="21"/>
-              </w:rPr>
-              <w:pPrChange w:id="586" w:author="osugi.yuto.56n@st.kyoto-u.ac.jp" w:date="2026-06-25T14:29:00Z" w16du:dateUtc="2026-06-25T05:29:00Z">
-                <w:pPr>
-                  <w:jc w:val="left"/>
-                </w:pPr>
-              </w:pPrChange>
-            </w:pPr>
-            <w:del w:id="587" w:author="osugi.yuto.56n@st.kyoto-u.ac.jp" w:date="2026-06-23T21:58:00Z" w16du:dateUtc="2026-06-23T12:58:00Z">
+                <w:del w:id="596" w:author="osugi.yuto.56n@st.kyoto-u.ac.jp" w:date="2026-06-23T21:58:00Z" w16du:dateUtc="2026-06-23T12:58:00Z"/>
+                <w:szCs w:val="21"/>
+              </w:rPr>
+              <w:pPrChange w:id="597" w:author="osugi.yuto.56n@st.kyoto-u.ac.jp" w:date="2026-06-25T14:29:00Z" w16du:dateUtc="2026-06-25T05:29:00Z">
+                <w:pPr>
+                  <w:jc w:val="left"/>
+                </w:pPr>
+              </w:pPrChange>
+            </w:pPr>
+            <w:del w:id="598" w:author="osugi.yuto.56n@st.kyoto-u.ac.jp" w:date="2026-06-23T21:58:00Z" w16du:dateUtc="2026-06-23T12:58:00Z">
               <w:r>
                 <w:rPr>
                   <w:szCs w:val="21"/>
@@ -6575,16 +6700,16 @@
             <w:pPr>
               <w:pStyle w:val="afc"/>
               <w:rPr>
-                <w:del w:id="588" w:author="osugi.yuto.56n@st.kyoto-u.ac.jp" w:date="2026-06-23T21:58:00Z" w16du:dateUtc="2026-06-23T12:58:00Z"/>
-                <w:szCs w:val="21"/>
-              </w:rPr>
-              <w:pPrChange w:id="589" w:author="osugi.yuto.56n@st.kyoto-u.ac.jp" w:date="2026-06-25T14:29:00Z" w16du:dateUtc="2026-06-25T05:29:00Z">
-                <w:pPr>
-                  <w:jc w:val="left"/>
-                </w:pPr>
-              </w:pPrChange>
-            </w:pPr>
-            <w:del w:id="590" w:author="osugi.yuto.56n@st.kyoto-u.ac.jp" w:date="2026-06-23T21:58:00Z" w16du:dateUtc="2026-06-23T12:58:00Z">
+                <w:del w:id="599" w:author="osugi.yuto.56n@st.kyoto-u.ac.jp" w:date="2026-06-23T21:58:00Z" w16du:dateUtc="2026-06-23T12:58:00Z"/>
+                <w:szCs w:val="21"/>
+              </w:rPr>
+              <w:pPrChange w:id="600" w:author="osugi.yuto.56n@st.kyoto-u.ac.jp" w:date="2026-06-25T14:29:00Z" w16du:dateUtc="2026-06-25T05:29:00Z">
+                <w:pPr>
+                  <w:jc w:val="left"/>
+                </w:pPr>
+              </w:pPrChange>
+            </w:pPr>
+            <w:del w:id="601" w:author="osugi.yuto.56n@st.kyoto-u.ac.jp" w:date="2026-06-23T21:58:00Z" w16du:dateUtc="2026-06-23T12:58:00Z">
               <w:r>
                 <w:rPr>
                   <w:szCs w:val="21"/>
@@ -6602,16 +6727,16 @@
             <w:pPr>
               <w:pStyle w:val="afc"/>
               <w:rPr>
-                <w:del w:id="591" w:author="osugi.yuto.56n@st.kyoto-u.ac.jp" w:date="2026-06-23T21:58:00Z" w16du:dateUtc="2026-06-23T12:58:00Z"/>
-                <w:szCs w:val="21"/>
-              </w:rPr>
-              <w:pPrChange w:id="592" w:author="osugi.yuto.56n@st.kyoto-u.ac.jp" w:date="2026-06-25T14:29:00Z" w16du:dateUtc="2026-06-25T05:29:00Z">
-                <w:pPr>
-                  <w:jc w:val="left"/>
-                </w:pPr>
-              </w:pPrChange>
-            </w:pPr>
-            <w:del w:id="593" w:author="osugi.yuto.56n@st.kyoto-u.ac.jp" w:date="2026-06-23T21:58:00Z" w16du:dateUtc="2026-06-23T12:58:00Z">
+                <w:del w:id="602" w:author="osugi.yuto.56n@st.kyoto-u.ac.jp" w:date="2026-06-23T21:58:00Z" w16du:dateUtc="2026-06-23T12:58:00Z"/>
+                <w:szCs w:val="21"/>
+              </w:rPr>
+              <w:pPrChange w:id="603" w:author="osugi.yuto.56n@st.kyoto-u.ac.jp" w:date="2026-06-25T14:29:00Z" w16du:dateUtc="2026-06-25T05:29:00Z">
+                <w:pPr>
+                  <w:jc w:val="left"/>
+                </w:pPr>
+              </w:pPrChange>
+            </w:pPr>
+            <w:del w:id="604" w:author="osugi.yuto.56n@st.kyoto-u.ac.jp" w:date="2026-06-23T21:58:00Z" w16du:dateUtc="2026-06-23T12:58:00Z">
               <w:r>
                 <w:rPr>
                   <w:rFonts w:hint="eastAsia"/>
@@ -6636,16 +6761,16 @@
             <w:pPr>
               <w:pStyle w:val="afc"/>
               <w:rPr>
-                <w:del w:id="594" w:author="osugi.yuto.56n@st.kyoto-u.ac.jp" w:date="2026-06-23T21:58:00Z" w16du:dateUtc="2026-06-23T12:58:00Z"/>
-                <w:szCs w:val="21"/>
-              </w:rPr>
-              <w:pPrChange w:id="595" w:author="osugi.yuto.56n@st.kyoto-u.ac.jp" w:date="2026-06-25T14:29:00Z" w16du:dateUtc="2026-06-25T05:29:00Z">
-                <w:pPr>
-                  <w:jc w:val="left"/>
-                </w:pPr>
-              </w:pPrChange>
-            </w:pPr>
-            <w:del w:id="596" w:author="osugi.yuto.56n@st.kyoto-u.ac.jp" w:date="2026-06-23T21:58:00Z" w16du:dateUtc="2026-06-23T12:58:00Z">
+                <w:del w:id="605" w:author="osugi.yuto.56n@st.kyoto-u.ac.jp" w:date="2026-06-23T21:58:00Z" w16du:dateUtc="2026-06-23T12:58:00Z"/>
+                <w:szCs w:val="21"/>
+              </w:rPr>
+              <w:pPrChange w:id="606" w:author="osugi.yuto.56n@st.kyoto-u.ac.jp" w:date="2026-06-25T14:29:00Z" w16du:dateUtc="2026-06-25T05:29:00Z">
+                <w:pPr>
+                  <w:jc w:val="left"/>
+                </w:pPr>
+              </w:pPrChange>
+            </w:pPr>
+            <w:del w:id="607" w:author="osugi.yuto.56n@st.kyoto-u.ac.jp" w:date="2026-06-23T21:58:00Z" w16du:dateUtc="2026-06-23T12:58:00Z">
               <w:r>
                 <w:rPr>
                   <w:rFonts w:hint="eastAsia"/>
@@ -6665,7 +6790,7 @@
       </w:tr>
       <w:tr>
         <w:trPr>
-          <w:del w:id="597" w:author="osugi.yuto.56n@st.kyoto-u.ac.jp" w:date="2026-06-23T21:58:00Z" w16du:dateUtc="2026-06-23T12:58:00Z"/>
+          <w:del w:id="608" w:author="osugi.yuto.56n@st.kyoto-u.ac.jp" w:date="2026-06-23T21:58:00Z"/>
         </w:trPr>
         <w:tc>
           <w:tcPr>
@@ -6675,16 +6800,16 @@
             <w:pPr>
               <w:pStyle w:val="afc"/>
               <w:rPr>
-                <w:del w:id="598" w:author="osugi.yuto.56n@st.kyoto-u.ac.jp" w:date="2026-06-23T21:58:00Z" w16du:dateUtc="2026-06-23T12:58:00Z"/>
-                <w:szCs w:val="21"/>
-              </w:rPr>
-              <w:pPrChange w:id="599" w:author="osugi.yuto.56n@st.kyoto-u.ac.jp" w:date="2026-06-25T14:29:00Z" w16du:dateUtc="2026-06-25T05:29:00Z">
-                <w:pPr>
-                  <w:jc w:val="left"/>
-                </w:pPr>
-              </w:pPrChange>
-            </w:pPr>
-            <w:del w:id="600" w:author="osugi.yuto.56n@st.kyoto-u.ac.jp" w:date="2026-06-23T21:58:00Z" w16du:dateUtc="2026-06-23T12:58:00Z">
+                <w:del w:id="609" w:author="osugi.yuto.56n@st.kyoto-u.ac.jp" w:date="2026-06-23T21:58:00Z" w16du:dateUtc="2026-06-23T12:58:00Z"/>
+                <w:szCs w:val="21"/>
+              </w:rPr>
+              <w:pPrChange w:id="610" w:author="osugi.yuto.56n@st.kyoto-u.ac.jp" w:date="2026-06-25T14:29:00Z" w16du:dateUtc="2026-06-25T05:29:00Z">
+                <w:pPr>
+                  <w:jc w:val="left"/>
+                </w:pPr>
+              </w:pPrChange>
+            </w:pPr>
+            <w:del w:id="611" w:author="osugi.yuto.56n@st.kyoto-u.ac.jp" w:date="2026-06-23T21:58:00Z" w16du:dateUtc="2026-06-23T12:58:00Z">
               <w:r>
                 <w:rPr>
                   <w:szCs w:val="21"/>
@@ -6702,16 +6827,16 @@
             <w:pPr>
               <w:pStyle w:val="afc"/>
               <w:rPr>
-                <w:del w:id="601" w:author="osugi.yuto.56n@st.kyoto-u.ac.jp" w:date="2026-06-23T21:58:00Z" w16du:dateUtc="2026-06-23T12:58:00Z"/>
-                <w:szCs w:val="21"/>
-              </w:rPr>
-              <w:pPrChange w:id="602" w:author="osugi.yuto.56n@st.kyoto-u.ac.jp" w:date="2026-06-25T14:29:00Z" w16du:dateUtc="2026-06-25T05:29:00Z">
-                <w:pPr>
-                  <w:jc w:val="left"/>
-                </w:pPr>
-              </w:pPrChange>
-            </w:pPr>
-            <w:del w:id="603" w:author="osugi.yuto.56n@st.kyoto-u.ac.jp" w:date="2026-06-23T21:58:00Z" w16du:dateUtc="2026-06-23T12:58:00Z">
+                <w:del w:id="612" w:author="osugi.yuto.56n@st.kyoto-u.ac.jp" w:date="2026-06-23T21:58:00Z" w16du:dateUtc="2026-06-23T12:58:00Z"/>
+                <w:szCs w:val="21"/>
+              </w:rPr>
+              <w:pPrChange w:id="613" w:author="osugi.yuto.56n@st.kyoto-u.ac.jp" w:date="2026-06-25T14:29:00Z" w16du:dateUtc="2026-06-25T05:29:00Z">
+                <w:pPr>
+                  <w:jc w:val="left"/>
+                </w:pPr>
+              </w:pPrChange>
+            </w:pPr>
+            <w:del w:id="614" w:author="osugi.yuto.56n@st.kyoto-u.ac.jp" w:date="2026-06-23T21:58:00Z" w16du:dateUtc="2026-06-23T12:58:00Z">
               <w:r>
                 <w:rPr>
                   <w:rFonts w:hint="eastAsia"/>
@@ -6736,16 +6861,16 @@
             <w:pPr>
               <w:pStyle w:val="afc"/>
               <w:rPr>
-                <w:del w:id="604" w:author="osugi.yuto.56n@st.kyoto-u.ac.jp" w:date="2026-06-23T21:58:00Z" w16du:dateUtc="2026-06-23T12:58:00Z"/>
-                <w:szCs w:val="21"/>
-              </w:rPr>
-              <w:pPrChange w:id="605" w:author="osugi.yuto.56n@st.kyoto-u.ac.jp" w:date="2026-06-25T14:29:00Z" w16du:dateUtc="2026-06-25T05:29:00Z">
-                <w:pPr>
-                  <w:jc w:val="left"/>
-                </w:pPr>
-              </w:pPrChange>
-            </w:pPr>
-            <w:del w:id="606" w:author="osugi.yuto.56n@st.kyoto-u.ac.jp" w:date="2026-06-23T21:58:00Z" w16du:dateUtc="2026-06-23T12:58:00Z">
+                <w:del w:id="615" w:author="osugi.yuto.56n@st.kyoto-u.ac.jp" w:date="2026-06-23T21:58:00Z" w16du:dateUtc="2026-06-23T12:58:00Z"/>
+                <w:szCs w:val="21"/>
+              </w:rPr>
+              <w:pPrChange w:id="616" w:author="osugi.yuto.56n@st.kyoto-u.ac.jp" w:date="2026-06-25T14:29:00Z" w16du:dateUtc="2026-06-25T05:29:00Z">
+                <w:pPr>
+                  <w:jc w:val="left"/>
+                </w:pPr>
+              </w:pPrChange>
+            </w:pPr>
+            <w:del w:id="617" w:author="osugi.yuto.56n@st.kyoto-u.ac.jp" w:date="2026-06-23T21:58:00Z" w16du:dateUtc="2026-06-23T12:58:00Z">
               <w:r>
                 <w:rPr>
                   <w:szCs w:val="21"/>
@@ -6763,16 +6888,16 @@
             <w:pPr>
               <w:pStyle w:val="afc"/>
               <w:rPr>
-                <w:del w:id="607" w:author="osugi.yuto.56n@st.kyoto-u.ac.jp" w:date="2026-06-23T21:58:00Z" w16du:dateUtc="2026-06-23T12:58:00Z"/>
-                <w:szCs w:val="21"/>
-              </w:rPr>
-              <w:pPrChange w:id="608" w:author="osugi.yuto.56n@st.kyoto-u.ac.jp" w:date="2026-06-25T14:29:00Z" w16du:dateUtc="2026-06-25T05:29:00Z">
-                <w:pPr>
-                  <w:jc w:val="left"/>
-                </w:pPr>
-              </w:pPrChange>
-            </w:pPr>
-            <w:del w:id="609" w:author="osugi.yuto.56n@st.kyoto-u.ac.jp" w:date="2026-06-23T21:58:00Z" w16du:dateUtc="2026-06-23T12:58:00Z">
+                <w:del w:id="618" w:author="osugi.yuto.56n@st.kyoto-u.ac.jp" w:date="2026-06-23T21:58:00Z" w16du:dateUtc="2026-06-23T12:58:00Z"/>
+                <w:szCs w:val="21"/>
+              </w:rPr>
+              <w:pPrChange w:id="619" w:author="osugi.yuto.56n@st.kyoto-u.ac.jp" w:date="2026-06-25T14:29:00Z" w16du:dateUtc="2026-06-25T05:29:00Z">
+                <w:pPr>
+                  <w:jc w:val="left"/>
+                </w:pPr>
+              </w:pPrChange>
+            </w:pPr>
+            <w:del w:id="620" w:author="osugi.yuto.56n@st.kyoto-u.ac.jp" w:date="2026-06-23T21:58:00Z" w16du:dateUtc="2026-06-23T12:58:00Z">
               <w:r>
                 <w:rPr>
                   <w:szCs w:val="21"/>
@@ -6790,16 +6915,16 @@
             <w:pPr>
               <w:pStyle w:val="afc"/>
               <w:rPr>
-                <w:del w:id="610" w:author="osugi.yuto.56n@st.kyoto-u.ac.jp" w:date="2026-06-23T21:58:00Z" w16du:dateUtc="2026-06-23T12:58:00Z"/>
-                <w:szCs w:val="21"/>
-              </w:rPr>
-              <w:pPrChange w:id="611" w:author="osugi.yuto.56n@st.kyoto-u.ac.jp" w:date="2026-06-25T14:29:00Z" w16du:dateUtc="2026-06-25T05:29:00Z">
-                <w:pPr>
-                  <w:jc w:val="left"/>
-                </w:pPr>
-              </w:pPrChange>
-            </w:pPr>
-            <w:del w:id="612" w:author="osugi.yuto.56n@st.kyoto-u.ac.jp" w:date="2026-06-23T21:58:00Z" w16du:dateUtc="2026-06-23T12:58:00Z">
+                <w:del w:id="621" w:author="osugi.yuto.56n@st.kyoto-u.ac.jp" w:date="2026-06-23T21:58:00Z" w16du:dateUtc="2026-06-23T12:58:00Z"/>
+                <w:szCs w:val="21"/>
+              </w:rPr>
+              <w:pPrChange w:id="622" w:author="osugi.yuto.56n@st.kyoto-u.ac.jp" w:date="2026-06-25T14:29:00Z" w16du:dateUtc="2026-06-25T05:29:00Z">
+                <w:pPr>
+                  <w:jc w:val="left"/>
+                </w:pPr>
+              </w:pPrChange>
+            </w:pPr>
+            <w:del w:id="623" w:author="osugi.yuto.56n@st.kyoto-u.ac.jp" w:date="2026-06-23T21:58:00Z" w16du:dateUtc="2026-06-23T12:58:00Z">
               <w:r>
                 <w:rPr>
                   <w:rFonts w:hint="eastAsia"/>
@@ -6824,16 +6949,16 @@
             <w:pPr>
               <w:pStyle w:val="afc"/>
               <w:rPr>
-                <w:del w:id="613" w:author="osugi.yuto.56n@st.kyoto-u.ac.jp" w:date="2026-06-23T21:58:00Z" w16du:dateUtc="2026-06-23T12:58:00Z"/>
-                <w:szCs w:val="21"/>
-              </w:rPr>
-              <w:pPrChange w:id="614" w:author="osugi.yuto.56n@st.kyoto-u.ac.jp" w:date="2026-06-25T14:29:00Z" w16du:dateUtc="2026-06-25T05:29:00Z">
-                <w:pPr>
-                  <w:jc w:val="left"/>
-                </w:pPr>
-              </w:pPrChange>
-            </w:pPr>
-            <w:del w:id="615" w:author="osugi.yuto.56n@st.kyoto-u.ac.jp" w:date="2026-06-23T21:58:00Z" w16du:dateUtc="2026-06-23T12:58:00Z">
+                <w:del w:id="624" w:author="osugi.yuto.56n@st.kyoto-u.ac.jp" w:date="2026-06-23T21:58:00Z" w16du:dateUtc="2026-06-23T12:58:00Z"/>
+                <w:szCs w:val="21"/>
+              </w:rPr>
+              <w:pPrChange w:id="625" w:author="osugi.yuto.56n@st.kyoto-u.ac.jp" w:date="2026-06-25T14:29:00Z" w16du:dateUtc="2026-06-25T05:29:00Z">
+                <w:pPr>
+                  <w:jc w:val="left"/>
+                </w:pPr>
+              </w:pPrChange>
+            </w:pPr>
+            <w:del w:id="626" w:author="osugi.yuto.56n@st.kyoto-u.ac.jp" w:date="2026-06-23T21:58:00Z" w16du:dateUtc="2026-06-23T12:58:00Z">
               <w:r>
                 <w:rPr>
                   <w:szCs w:val="21"/>
@@ -6846,7 +6971,7 @@
       </w:tr>
       <w:tr>
         <w:trPr>
-          <w:del w:id="616" w:author="osugi.yuto.56n@st.kyoto-u.ac.jp" w:date="2026-06-23T21:58:00Z" w16du:dateUtc="2026-06-23T12:58:00Z"/>
+          <w:del w:id="627" w:author="osugi.yuto.56n@st.kyoto-u.ac.jp" w:date="2026-06-23T21:58:00Z"/>
         </w:trPr>
         <w:tc>
           <w:tcPr>
@@ -6856,16 +6981,16 @@
             <w:pPr>
               <w:pStyle w:val="afc"/>
               <w:rPr>
-                <w:del w:id="617" w:author="osugi.yuto.56n@st.kyoto-u.ac.jp" w:date="2026-06-23T21:58:00Z" w16du:dateUtc="2026-06-23T12:58:00Z"/>
-                <w:szCs w:val="21"/>
-              </w:rPr>
-              <w:pPrChange w:id="618" w:author="osugi.yuto.56n@st.kyoto-u.ac.jp" w:date="2026-06-25T14:29:00Z" w16du:dateUtc="2026-06-25T05:29:00Z">
-                <w:pPr>
-                  <w:jc w:val="left"/>
-                </w:pPr>
-              </w:pPrChange>
-            </w:pPr>
-            <w:del w:id="619" w:author="osugi.yuto.56n@st.kyoto-u.ac.jp" w:date="2026-06-23T21:58:00Z" w16du:dateUtc="2026-06-23T12:58:00Z">
+                <w:del w:id="628" w:author="osugi.yuto.56n@st.kyoto-u.ac.jp" w:date="2026-06-23T21:58:00Z" w16du:dateUtc="2026-06-23T12:58:00Z"/>
+                <w:szCs w:val="21"/>
+              </w:rPr>
+              <w:pPrChange w:id="629" w:author="osugi.yuto.56n@st.kyoto-u.ac.jp" w:date="2026-06-25T14:29:00Z" w16du:dateUtc="2026-06-25T05:29:00Z">
+                <w:pPr>
+                  <w:jc w:val="left"/>
+                </w:pPr>
+              </w:pPrChange>
+            </w:pPr>
+            <w:del w:id="630" w:author="osugi.yuto.56n@st.kyoto-u.ac.jp" w:date="2026-06-23T21:58:00Z" w16du:dateUtc="2026-06-23T12:58:00Z">
               <w:r>
                 <w:rPr>
                   <w:szCs w:val="21"/>
@@ -6889,16 +7014,16 @@
             <w:pPr>
               <w:pStyle w:val="afc"/>
               <w:rPr>
-                <w:del w:id="620" w:author="osugi.yuto.56n@st.kyoto-u.ac.jp" w:date="2026-06-23T21:58:00Z" w16du:dateUtc="2026-06-23T12:58:00Z"/>
-                <w:szCs w:val="21"/>
-              </w:rPr>
-              <w:pPrChange w:id="621" w:author="osugi.yuto.56n@st.kyoto-u.ac.jp" w:date="2026-06-25T14:29:00Z" w16du:dateUtc="2026-06-25T05:29:00Z">
-                <w:pPr>
-                  <w:jc w:val="left"/>
-                </w:pPr>
-              </w:pPrChange>
-            </w:pPr>
-            <w:del w:id="622" w:author="osugi.yuto.56n@st.kyoto-u.ac.jp" w:date="2026-06-23T21:58:00Z" w16du:dateUtc="2026-06-23T12:58:00Z">
+                <w:del w:id="631" w:author="osugi.yuto.56n@st.kyoto-u.ac.jp" w:date="2026-06-23T21:58:00Z" w16du:dateUtc="2026-06-23T12:58:00Z"/>
+                <w:szCs w:val="21"/>
+              </w:rPr>
+              <w:pPrChange w:id="632" w:author="osugi.yuto.56n@st.kyoto-u.ac.jp" w:date="2026-06-25T14:29:00Z" w16du:dateUtc="2026-06-25T05:29:00Z">
+                <w:pPr>
+                  <w:jc w:val="left"/>
+                </w:pPr>
+              </w:pPrChange>
+            </w:pPr>
+            <w:del w:id="633" w:author="osugi.yuto.56n@st.kyoto-u.ac.jp" w:date="2026-06-23T21:58:00Z" w16du:dateUtc="2026-06-23T12:58:00Z">
               <w:r>
                 <w:rPr>
                   <w:rFonts w:hint="eastAsia"/>
@@ -6923,16 +7048,16 @@
             <w:pPr>
               <w:pStyle w:val="afc"/>
               <w:rPr>
-                <w:del w:id="623" w:author="osugi.yuto.56n@st.kyoto-u.ac.jp" w:date="2026-06-23T21:58:00Z" w16du:dateUtc="2026-06-23T12:58:00Z"/>
-                <w:szCs w:val="21"/>
-              </w:rPr>
-              <w:pPrChange w:id="624" w:author="osugi.yuto.56n@st.kyoto-u.ac.jp" w:date="2026-06-25T14:29:00Z" w16du:dateUtc="2026-06-25T05:29:00Z">
-                <w:pPr>
-                  <w:jc w:val="left"/>
-                </w:pPr>
-              </w:pPrChange>
-            </w:pPr>
-            <w:del w:id="625" w:author="osugi.yuto.56n@st.kyoto-u.ac.jp" w:date="2026-06-23T21:58:00Z" w16du:dateUtc="2026-06-23T12:58:00Z">
+                <w:del w:id="634" w:author="osugi.yuto.56n@st.kyoto-u.ac.jp" w:date="2026-06-23T21:58:00Z" w16du:dateUtc="2026-06-23T12:58:00Z"/>
+                <w:szCs w:val="21"/>
+              </w:rPr>
+              <w:pPrChange w:id="635" w:author="osugi.yuto.56n@st.kyoto-u.ac.jp" w:date="2026-06-25T14:29:00Z" w16du:dateUtc="2026-06-25T05:29:00Z">
+                <w:pPr>
+                  <w:jc w:val="left"/>
+                </w:pPr>
+              </w:pPrChange>
+            </w:pPr>
+            <w:del w:id="636" w:author="osugi.yuto.56n@st.kyoto-u.ac.jp" w:date="2026-06-23T21:58:00Z" w16du:dateUtc="2026-06-23T12:58:00Z">
               <w:r>
                 <w:rPr>
                   <w:szCs w:val="21"/>
@@ -6950,16 +7075,16 @@
             <w:pPr>
               <w:pStyle w:val="afc"/>
               <w:rPr>
-                <w:del w:id="626" w:author="osugi.yuto.56n@st.kyoto-u.ac.jp" w:date="2026-06-23T21:58:00Z" w16du:dateUtc="2026-06-23T12:58:00Z"/>
-                <w:szCs w:val="21"/>
-              </w:rPr>
-              <w:pPrChange w:id="627" w:author="osugi.yuto.56n@st.kyoto-u.ac.jp" w:date="2026-06-25T14:29:00Z" w16du:dateUtc="2026-06-25T05:29:00Z">
-                <w:pPr>
-                  <w:jc w:val="left"/>
-                </w:pPr>
-              </w:pPrChange>
-            </w:pPr>
-            <w:del w:id="628" w:author="osugi.yuto.56n@st.kyoto-u.ac.jp" w:date="2026-06-23T21:58:00Z" w16du:dateUtc="2026-06-23T12:58:00Z">
+                <w:del w:id="637" w:author="osugi.yuto.56n@st.kyoto-u.ac.jp" w:date="2026-06-23T21:58:00Z" w16du:dateUtc="2026-06-23T12:58:00Z"/>
+                <w:szCs w:val="21"/>
+              </w:rPr>
+              <w:pPrChange w:id="638" w:author="osugi.yuto.56n@st.kyoto-u.ac.jp" w:date="2026-06-25T14:29:00Z" w16du:dateUtc="2026-06-25T05:29:00Z">
+                <w:pPr>
+                  <w:jc w:val="left"/>
+                </w:pPr>
+              </w:pPrChange>
+            </w:pPr>
+            <w:del w:id="639" w:author="osugi.yuto.56n@st.kyoto-u.ac.jp" w:date="2026-06-23T21:58:00Z" w16du:dateUtc="2026-06-23T12:58:00Z">
               <w:r>
                 <w:rPr>
                   <w:szCs w:val="21"/>
@@ -6977,16 +7102,16 @@
             <w:pPr>
               <w:pStyle w:val="afc"/>
               <w:rPr>
-                <w:del w:id="629" w:author="osugi.yuto.56n@st.kyoto-u.ac.jp" w:date="2026-06-23T21:58:00Z" w16du:dateUtc="2026-06-23T12:58:00Z"/>
-                <w:szCs w:val="21"/>
-              </w:rPr>
-              <w:pPrChange w:id="630" w:author="osugi.yuto.56n@st.kyoto-u.ac.jp" w:date="2026-06-25T14:29:00Z" w16du:dateUtc="2026-06-25T05:29:00Z">
-                <w:pPr>
-                  <w:jc w:val="left"/>
-                </w:pPr>
-              </w:pPrChange>
-            </w:pPr>
-            <w:del w:id="631" w:author="osugi.yuto.56n@st.kyoto-u.ac.jp" w:date="2026-06-23T21:58:00Z" w16du:dateUtc="2026-06-23T12:58:00Z">
+                <w:del w:id="640" w:author="osugi.yuto.56n@st.kyoto-u.ac.jp" w:date="2026-06-23T21:58:00Z" w16du:dateUtc="2026-06-23T12:58:00Z"/>
+                <w:szCs w:val="21"/>
+              </w:rPr>
+              <w:pPrChange w:id="641" w:author="osugi.yuto.56n@st.kyoto-u.ac.jp" w:date="2026-06-25T14:29:00Z" w16du:dateUtc="2026-06-25T05:29:00Z">
+                <w:pPr>
+                  <w:jc w:val="left"/>
+                </w:pPr>
+              </w:pPrChange>
+            </w:pPr>
+            <w:del w:id="642" w:author="osugi.yuto.56n@st.kyoto-u.ac.jp" w:date="2026-06-23T21:58:00Z" w16du:dateUtc="2026-06-23T12:58:00Z">
               <w:r>
                 <w:rPr>
                   <w:rFonts w:hint="eastAsia"/>
@@ -7011,16 +7136,16 @@
             <w:pPr>
               <w:pStyle w:val="afc"/>
               <w:rPr>
-                <w:del w:id="632" w:author="osugi.yuto.56n@st.kyoto-u.ac.jp" w:date="2026-06-23T21:58:00Z" w16du:dateUtc="2026-06-23T12:58:00Z"/>
-                <w:szCs w:val="21"/>
-              </w:rPr>
-              <w:pPrChange w:id="633" w:author="osugi.yuto.56n@st.kyoto-u.ac.jp" w:date="2026-06-25T14:29:00Z" w16du:dateUtc="2026-06-25T05:29:00Z">
-                <w:pPr>
-                  <w:jc w:val="left"/>
-                </w:pPr>
-              </w:pPrChange>
-            </w:pPr>
-            <w:del w:id="634" w:author="osugi.yuto.56n@st.kyoto-u.ac.jp" w:date="2026-06-23T21:58:00Z" w16du:dateUtc="2026-06-23T12:58:00Z">
+                <w:del w:id="643" w:author="osugi.yuto.56n@st.kyoto-u.ac.jp" w:date="2026-06-23T21:58:00Z" w16du:dateUtc="2026-06-23T12:58:00Z"/>
+                <w:szCs w:val="21"/>
+              </w:rPr>
+              <w:pPrChange w:id="644" w:author="osugi.yuto.56n@st.kyoto-u.ac.jp" w:date="2026-06-25T14:29:00Z" w16du:dateUtc="2026-06-25T05:29:00Z">
+                <w:pPr>
+                  <w:jc w:val="left"/>
+                </w:pPr>
+              </w:pPrChange>
+            </w:pPr>
+            <w:del w:id="645" w:author="osugi.yuto.56n@st.kyoto-u.ac.jp" w:date="2026-06-23T21:58:00Z" w16du:dateUtc="2026-06-23T12:58:00Z">
               <w:r>
                 <w:rPr>
                   <w:szCs w:val="21"/>
@@ -7033,7 +7158,7 @@
       </w:tr>
       <w:tr>
         <w:trPr>
-          <w:del w:id="635" w:author="osugi.yuto.56n@st.kyoto-u.ac.jp" w:date="2026-06-23T21:58:00Z" w16du:dateUtc="2026-06-23T12:58:00Z"/>
+          <w:del w:id="646" w:author="osugi.yuto.56n@st.kyoto-u.ac.jp" w:date="2026-06-23T21:58:00Z"/>
         </w:trPr>
         <w:tc>
           <w:tcPr>
@@ -7043,16 +7168,16 @@
             <w:pPr>
               <w:pStyle w:val="afc"/>
               <w:rPr>
-                <w:del w:id="636" w:author="osugi.yuto.56n@st.kyoto-u.ac.jp" w:date="2026-06-23T21:58:00Z" w16du:dateUtc="2026-06-23T12:58:00Z"/>
-                <w:szCs w:val="21"/>
-              </w:rPr>
-              <w:pPrChange w:id="637" w:author="osugi.yuto.56n@st.kyoto-u.ac.jp" w:date="2026-06-25T14:29:00Z" w16du:dateUtc="2026-06-25T05:29:00Z">
-                <w:pPr>
-                  <w:jc w:val="left"/>
-                </w:pPr>
-              </w:pPrChange>
-            </w:pPr>
-            <w:del w:id="638" w:author="osugi.yuto.56n@st.kyoto-u.ac.jp" w:date="2026-06-23T21:58:00Z" w16du:dateUtc="2026-06-23T12:58:00Z">
+                <w:del w:id="647" w:author="osugi.yuto.56n@st.kyoto-u.ac.jp" w:date="2026-06-23T21:58:00Z" w16du:dateUtc="2026-06-23T12:58:00Z"/>
+                <w:szCs w:val="21"/>
+              </w:rPr>
+              <w:pPrChange w:id="648" w:author="osugi.yuto.56n@st.kyoto-u.ac.jp" w:date="2026-06-25T14:29:00Z" w16du:dateUtc="2026-06-25T05:29:00Z">
+                <w:pPr>
+                  <w:jc w:val="left"/>
+                </w:pPr>
+              </w:pPrChange>
+            </w:pPr>
+            <w:del w:id="649" w:author="osugi.yuto.56n@st.kyoto-u.ac.jp" w:date="2026-06-23T21:58:00Z" w16du:dateUtc="2026-06-23T12:58:00Z">
               <w:r>
                 <w:rPr>
                   <w:szCs w:val="21"/>
@@ -7076,16 +7201,16 @@
             <w:pPr>
               <w:pStyle w:val="afc"/>
               <w:rPr>
-                <w:del w:id="639" w:author="osugi.yuto.56n@st.kyoto-u.ac.jp" w:date="2026-06-23T21:58:00Z" w16du:dateUtc="2026-06-23T12:58:00Z"/>
-                <w:szCs w:val="21"/>
-              </w:rPr>
-              <w:pPrChange w:id="640" w:author="osugi.yuto.56n@st.kyoto-u.ac.jp" w:date="2026-06-25T14:29:00Z" w16du:dateUtc="2026-06-25T05:29:00Z">
-                <w:pPr>
-                  <w:jc w:val="left"/>
-                </w:pPr>
-              </w:pPrChange>
-            </w:pPr>
-            <w:del w:id="641" w:author="osugi.yuto.56n@st.kyoto-u.ac.jp" w:date="2026-06-23T21:58:00Z" w16du:dateUtc="2026-06-23T12:58:00Z">
+                <w:del w:id="650" w:author="osugi.yuto.56n@st.kyoto-u.ac.jp" w:date="2026-06-23T21:58:00Z" w16du:dateUtc="2026-06-23T12:58:00Z"/>
+                <w:szCs w:val="21"/>
+              </w:rPr>
+              <w:pPrChange w:id="651" w:author="osugi.yuto.56n@st.kyoto-u.ac.jp" w:date="2026-06-25T14:29:00Z" w16du:dateUtc="2026-06-25T05:29:00Z">
+                <w:pPr>
+                  <w:jc w:val="left"/>
+                </w:pPr>
+              </w:pPrChange>
+            </w:pPr>
+            <w:del w:id="652" w:author="osugi.yuto.56n@st.kyoto-u.ac.jp" w:date="2026-06-23T21:58:00Z" w16du:dateUtc="2026-06-23T12:58:00Z">
               <w:r>
                 <w:rPr>
                   <w:szCs w:val="21"/>
@@ -7103,16 +7228,16 @@
             <w:pPr>
               <w:pStyle w:val="afc"/>
               <w:rPr>
-                <w:del w:id="642" w:author="osugi.yuto.56n@st.kyoto-u.ac.jp" w:date="2026-06-23T21:58:00Z" w16du:dateUtc="2026-06-23T12:58:00Z"/>
-                <w:szCs w:val="21"/>
-              </w:rPr>
-              <w:pPrChange w:id="643" w:author="osugi.yuto.56n@st.kyoto-u.ac.jp" w:date="2026-06-25T14:29:00Z" w16du:dateUtc="2026-06-25T05:29:00Z">
-                <w:pPr>
-                  <w:jc w:val="left"/>
-                </w:pPr>
-              </w:pPrChange>
-            </w:pPr>
-            <w:del w:id="644" w:author="osugi.yuto.56n@st.kyoto-u.ac.jp" w:date="2026-06-23T21:58:00Z" w16du:dateUtc="2026-06-23T12:58:00Z">
+                <w:del w:id="653" w:author="osugi.yuto.56n@st.kyoto-u.ac.jp" w:date="2026-06-23T21:58:00Z" w16du:dateUtc="2026-06-23T12:58:00Z"/>
+                <w:szCs w:val="21"/>
+              </w:rPr>
+              <w:pPrChange w:id="654" w:author="osugi.yuto.56n@st.kyoto-u.ac.jp" w:date="2026-06-25T14:29:00Z" w16du:dateUtc="2026-06-25T05:29:00Z">
+                <w:pPr>
+                  <w:jc w:val="left"/>
+                </w:pPr>
+              </w:pPrChange>
+            </w:pPr>
+            <w:del w:id="655" w:author="osugi.yuto.56n@st.kyoto-u.ac.jp" w:date="2026-06-23T21:58:00Z" w16du:dateUtc="2026-06-23T12:58:00Z">
               <w:r>
                 <w:rPr>
                   <w:szCs w:val="21"/>
@@ -7130,16 +7255,16 @@
             <w:pPr>
               <w:pStyle w:val="afc"/>
               <w:rPr>
-                <w:del w:id="645" w:author="osugi.yuto.56n@st.kyoto-u.ac.jp" w:date="2026-06-23T21:58:00Z" w16du:dateUtc="2026-06-23T12:58:00Z"/>
-                <w:szCs w:val="21"/>
-              </w:rPr>
-              <w:pPrChange w:id="646" w:author="osugi.yuto.56n@st.kyoto-u.ac.jp" w:date="2026-06-25T14:29:00Z" w16du:dateUtc="2026-06-25T05:29:00Z">
-                <w:pPr>
-                  <w:jc w:val="left"/>
-                </w:pPr>
-              </w:pPrChange>
-            </w:pPr>
-            <w:del w:id="647" w:author="osugi.yuto.56n@st.kyoto-u.ac.jp" w:date="2026-06-23T21:58:00Z" w16du:dateUtc="2026-06-23T12:58:00Z">
+                <w:del w:id="656" w:author="osugi.yuto.56n@st.kyoto-u.ac.jp" w:date="2026-06-23T21:58:00Z" w16du:dateUtc="2026-06-23T12:58:00Z"/>
+                <w:szCs w:val="21"/>
+              </w:rPr>
+              <w:pPrChange w:id="657" w:author="osugi.yuto.56n@st.kyoto-u.ac.jp" w:date="2026-06-25T14:29:00Z" w16du:dateUtc="2026-06-25T05:29:00Z">
+                <w:pPr>
+                  <w:jc w:val="left"/>
+                </w:pPr>
+              </w:pPrChange>
+            </w:pPr>
+            <w:del w:id="658" w:author="osugi.yuto.56n@st.kyoto-u.ac.jp" w:date="2026-06-23T21:58:00Z" w16du:dateUtc="2026-06-23T12:58:00Z">
               <w:r>
                 <w:rPr>
                   <w:szCs w:val="21"/>
@@ -7157,16 +7282,16 @@
             <w:pPr>
               <w:pStyle w:val="afc"/>
               <w:rPr>
-                <w:del w:id="648" w:author="osugi.yuto.56n@st.kyoto-u.ac.jp" w:date="2026-06-23T21:58:00Z" w16du:dateUtc="2026-06-23T12:58:00Z"/>
-                <w:szCs w:val="21"/>
-              </w:rPr>
-              <w:pPrChange w:id="649" w:author="osugi.yuto.56n@st.kyoto-u.ac.jp" w:date="2026-06-25T14:29:00Z" w16du:dateUtc="2026-06-25T05:29:00Z">
-                <w:pPr>
-                  <w:jc w:val="left"/>
-                </w:pPr>
-              </w:pPrChange>
-            </w:pPr>
-            <w:del w:id="650" w:author="osugi.yuto.56n@st.kyoto-u.ac.jp" w:date="2026-06-23T21:58:00Z" w16du:dateUtc="2026-06-23T12:58:00Z">
+                <w:del w:id="659" w:author="osugi.yuto.56n@st.kyoto-u.ac.jp" w:date="2026-06-23T21:58:00Z" w16du:dateUtc="2026-06-23T12:58:00Z"/>
+                <w:szCs w:val="21"/>
+              </w:rPr>
+              <w:pPrChange w:id="660" w:author="osugi.yuto.56n@st.kyoto-u.ac.jp" w:date="2026-06-25T14:29:00Z" w16du:dateUtc="2026-06-25T05:29:00Z">
+                <w:pPr>
+                  <w:jc w:val="left"/>
+                </w:pPr>
+              </w:pPrChange>
+            </w:pPr>
+            <w:del w:id="661" w:author="osugi.yuto.56n@st.kyoto-u.ac.jp" w:date="2026-06-23T21:58:00Z" w16du:dateUtc="2026-06-23T12:58:00Z">
               <w:r>
                 <w:rPr>
                   <w:szCs w:val="21"/>
@@ -7184,16 +7309,16 @@
             <w:pPr>
               <w:pStyle w:val="afc"/>
               <w:rPr>
-                <w:del w:id="651" w:author="osugi.yuto.56n@st.kyoto-u.ac.jp" w:date="2026-06-23T21:58:00Z" w16du:dateUtc="2026-06-23T12:58:00Z"/>
-                <w:szCs w:val="21"/>
-              </w:rPr>
-              <w:pPrChange w:id="652" w:author="osugi.yuto.56n@st.kyoto-u.ac.jp" w:date="2026-06-25T14:29:00Z" w16du:dateUtc="2026-06-25T05:29:00Z">
-                <w:pPr>
-                  <w:jc w:val="left"/>
-                </w:pPr>
-              </w:pPrChange>
-            </w:pPr>
-            <w:del w:id="653" w:author="osugi.yuto.56n@st.kyoto-u.ac.jp" w:date="2026-06-23T21:58:00Z" w16du:dateUtc="2026-06-23T12:58:00Z">
+                <w:del w:id="662" w:author="osugi.yuto.56n@st.kyoto-u.ac.jp" w:date="2026-06-23T21:58:00Z" w16du:dateUtc="2026-06-23T12:58:00Z"/>
+                <w:szCs w:val="21"/>
+              </w:rPr>
+              <w:pPrChange w:id="663" w:author="osugi.yuto.56n@st.kyoto-u.ac.jp" w:date="2026-06-25T14:29:00Z" w16du:dateUtc="2026-06-25T05:29:00Z">
+                <w:pPr>
+                  <w:jc w:val="left"/>
+                </w:pPr>
+              </w:pPrChange>
+            </w:pPr>
+            <w:del w:id="664" w:author="osugi.yuto.56n@st.kyoto-u.ac.jp" w:date="2026-06-23T21:58:00Z" w16du:dateUtc="2026-06-23T12:58:00Z">
               <w:r>
                 <w:rPr>
                   <w:szCs w:val="21"/>
@@ -7206,7 +7331,7 @@
       </w:tr>
       <w:tr>
         <w:trPr>
-          <w:del w:id="654" w:author="osugi.yuto.56n@st.kyoto-u.ac.jp" w:date="2026-06-23T21:58:00Z" w16du:dateUtc="2026-06-23T12:58:00Z"/>
+          <w:del w:id="665" w:author="osugi.yuto.56n@st.kyoto-u.ac.jp" w:date="2026-06-23T21:58:00Z"/>
         </w:trPr>
         <w:tc>
           <w:tcPr>
@@ -7216,16 +7341,16 @@
             <w:pPr>
               <w:pStyle w:val="afc"/>
               <w:rPr>
-                <w:del w:id="655" w:author="osugi.yuto.56n@st.kyoto-u.ac.jp" w:date="2026-06-23T21:58:00Z" w16du:dateUtc="2026-06-23T12:58:00Z"/>
-                <w:szCs w:val="21"/>
-              </w:rPr>
-              <w:pPrChange w:id="656" w:author="osugi.yuto.56n@st.kyoto-u.ac.jp" w:date="2026-06-25T14:29:00Z" w16du:dateUtc="2026-06-25T05:29:00Z">
-                <w:pPr>
-                  <w:jc w:val="left"/>
-                </w:pPr>
-              </w:pPrChange>
-            </w:pPr>
-            <w:del w:id="657" w:author="osugi.yuto.56n@st.kyoto-u.ac.jp" w:date="2026-06-23T21:58:00Z" w16du:dateUtc="2026-06-23T12:58:00Z">
+                <w:del w:id="666" w:author="osugi.yuto.56n@st.kyoto-u.ac.jp" w:date="2026-06-23T21:58:00Z" w16du:dateUtc="2026-06-23T12:58:00Z"/>
+                <w:szCs w:val="21"/>
+              </w:rPr>
+              <w:pPrChange w:id="667" w:author="osugi.yuto.56n@st.kyoto-u.ac.jp" w:date="2026-06-25T14:29:00Z" w16du:dateUtc="2026-06-25T05:29:00Z">
+                <w:pPr>
+                  <w:jc w:val="left"/>
+                </w:pPr>
+              </w:pPrChange>
+            </w:pPr>
+            <w:del w:id="668" w:author="osugi.yuto.56n@st.kyoto-u.ac.jp" w:date="2026-06-23T21:58:00Z" w16du:dateUtc="2026-06-23T12:58:00Z">
               <w:r>
                 <w:rPr>
                   <w:szCs w:val="21"/>
@@ -7249,16 +7374,16 @@
             <w:pPr>
               <w:pStyle w:val="afc"/>
               <w:rPr>
-                <w:del w:id="658" w:author="osugi.yuto.56n@st.kyoto-u.ac.jp" w:date="2026-06-23T21:58:00Z" w16du:dateUtc="2026-06-23T12:58:00Z"/>
-                <w:szCs w:val="21"/>
-              </w:rPr>
-              <w:pPrChange w:id="659" w:author="osugi.yuto.56n@st.kyoto-u.ac.jp" w:date="2026-06-25T14:29:00Z" w16du:dateUtc="2026-06-25T05:29:00Z">
-                <w:pPr>
-                  <w:jc w:val="left"/>
-                </w:pPr>
-              </w:pPrChange>
-            </w:pPr>
-            <w:del w:id="660" w:author="osugi.yuto.56n@st.kyoto-u.ac.jp" w:date="2026-06-23T21:58:00Z" w16du:dateUtc="2026-06-23T12:58:00Z">
+                <w:del w:id="669" w:author="osugi.yuto.56n@st.kyoto-u.ac.jp" w:date="2026-06-23T21:58:00Z" w16du:dateUtc="2026-06-23T12:58:00Z"/>
+                <w:szCs w:val="21"/>
+              </w:rPr>
+              <w:pPrChange w:id="670" w:author="osugi.yuto.56n@st.kyoto-u.ac.jp" w:date="2026-06-25T14:29:00Z" w16du:dateUtc="2026-06-25T05:29:00Z">
+                <w:pPr>
+                  <w:jc w:val="left"/>
+                </w:pPr>
+              </w:pPrChange>
+            </w:pPr>
+            <w:del w:id="671" w:author="osugi.yuto.56n@st.kyoto-u.ac.jp" w:date="2026-06-23T21:58:00Z" w16du:dateUtc="2026-06-23T12:58:00Z">
               <w:r>
                 <w:rPr>
                   <w:szCs w:val="21"/>
@@ -7276,16 +7401,16 @@
             <w:pPr>
               <w:pStyle w:val="afc"/>
               <w:rPr>
-                <w:del w:id="661" w:author="osugi.yuto.56n@st.kyoto-u.ac.jp" w:date="2026-06-23T21:58:00Z" w16du:dateUtc="2026-06-23T12:58:00Z"/>
-                <w:szCs w:val="21"/>
-              </w:rPr>
-              <w:pPrChange w:id="662" w:author="osugi.yuto.56n@st.kyoto-u.ac.jp" w:date="2026-06-25T14:29:00Z" w16du:dateUtc="2026-06-25T05:29:00Z">
-                <w:pPr>
-                  <w:jc w:val="left"/>
-                </w:pPr>
-              </w:pPrChange>
-            </w:pPr>
-            <w:del w:id="663" w:author="osugi.yuto.56n@st.kyoto-u.ac.jp" w:date="2026-06-23T21:58:00Z" w16du:dateUtc="2026-06-23T12:58:00Z">
+                <w:del w:id="672" w:author="osugi.yuto.56n@st.kyoto-u.ac.jp" w:date="2026-06-23T21:58:00Z" w16du:dateUtc="2026-06-23T12:58:00Z"/>
+                <w:szCs w:val="21"/>
+              </w:rPr>
+              <w:pPrChange w:id="673" w:author="osugi.yuto.56n@st.kyoto-u.ac.jp" w:date="2026-06-25T14:29:00Z" w16du:dateUtc="2026-06-25T05:29:00Z">
+                <w:pPr>
+                  <w:jc w:val="left"/>
+                </w:pPr>
+              </w:pPrChange>
+            </w:pPr>
+            <w:del w:id="674" w:author="osugi.yuto.56n@st.kyoto-u.ac.jp" w:date="2026-06-23T21:58:00Z" w16du:dateUtc="2026-06-23T12:58:00Z">
               <w:r>
                 <w:rPr>
                   <w:szCs w:val="21"/>
@@ -7303,16 +7428,16 @@
             <w:pPr>
               <w:pStyle w:val="afc"/>
               <w:rPr>
-                <w:del w:id="664" w:author="osugi.yuto.56n@st.kyoto-u.ac.jp" w:date="2026-06-23T21:58:00Z" w16du:dateUtc="2026-06-23T12:58:00Z"/>
-                <w:szCs w:val="21"/>
-              </w:rPr>
-              <w:pPrChange w:id="665" w:author="osugi.yuto.56n@st.kyoto-u.ac.jp" w:date="2026-06-25T14:29:00Z" w16du:dateUtc="2026-06-25T05:29:00Z">
-                <w:pPr>
-                  <w:jc w:val="left"/>
-                </w:pPr>
-              </w:pPrChange>
-            </w:pPr>
-            <w:del w:id="666" w:author="osugi.yuto.56n@st.kyoto-u.ac.jp" w:date="2026-06-23T21:58:00Z" w16du:dateUtc="2026-06-23T12:58:00Z">
+                <w:del w:id="675" w:author="osugi.yuto.56n@st.kyoto-u.ac.jp" w:date="2026-06-23T21:58:00Z" w16du:dateUtc="2026-06-23T12:58:00Z"/>
+                <w:szCs w:val="21"/>
+              </w:rPr>
+              <w:pPrChange w:id="676" w:author="osugi.yuto.56n@st.kyoto-u.ac.jp" w:date="2026-06-25T14:29:00Z" w16du:dateUtc="2026-06-25T05:29:00Z">
+                <w:pPr>
+                  <w:jc w:val="left"/>
+                </w:pPr>
+              </w:pPrChange>
+            </w:pPr>
+            <w:del w:id="677" w:author="osugi.yuto.56n@st.kyoto-u.ac.jp" w:date="2026-06-23T21:58:00Z" w16du:dateUtc="2026-06-23T12:58:00Z">
               <w:r>
                 <w:rPr>
                   <w:szCs w:val="21"/>
@@ -7330,16 +7455,16 @@
             <w:pPr>
               <w:pStyle w:val="afc"/>
               <w:rPr>
-                <w:del w:id="667" w:author="osugi.yuto.56n@st.kyoto-u.ac.jp" w:date="2026-06-23T21:58:00Z" w16du:dateUtc="2026-06-23T12:58:00Z"/>
-                <w:szCs w:val="21"/>
-              </w:rPr>
-              <w:pPrChange w:id="668" w:author="osugi.yuto.56n@st.kyoto-u.ac.jp" w:date="2026-06-25T14:29:00Z" w16du:dateUtc="2026-06-25T05:29:00Z">
-                <w:pPr>
-                  <w:jc w:val="left"/>
-                </w:pPr>
-              </w:pPrChange>
-            </w:pPr>
-            <w:del w:id="669" w:author="osugi.yuto.56n@st.kyoto-u.ac.jp" w:date="2026-06-23T21:58:00Z" w16du:dateUtc="2026-06-23T12:58:00Z">
+                <w:del w:id="678" w:author="osugi.yuto.56n@st.kyoto-u.ac.jp" w:date="2026-06-23T21:58:00Z" w16du:dateUtc="2026-06-23T12:58:00Z"/>
+                <w:szCs w:val="21"/>
+              </w:rPr>
+              <w:pPrChange w:id="679" w:author="osugi.yuto.56n@st.kyoto-u.ac.jp" w:date="2026-06-25T14:29:00Z" w16du:dateUtc="2026-06-25T05:29:00Z">
+                <w:pPr>
+                  <w:jc w:val="left"/>
+                </w:pPr>
+              </w:pPrChange>
+            </w:pPr>
+            <w:del w:id="680" w:author="osugi.yuto.56n@st.kyoto-u.ac.jp" w:date="2026-06-23T21:58:00Z" w16du:dateUtc="2026-06-23T12:58:00Z">
               <w:r>
                 <w:rPr>
                   <w:rFonts w:hint="eastAsia"/>
@@ -7364,16 +7489,16 @@
             <w:pPr>
               <w:pStyle w:val="afc"/>
               <w:rPr>
-                <w:del w:id="670" w:author="osugi.yuto.56n@st.kyoto-u.ac.jp" w:date="2026-06-23T21:58:00Z" w16du:dateUtc="2026-06-23T12:58:00Z"/>
-                <w:szCs w:val="21"/>
-              </w:rPr>
-              <w:pPrChange w:id="671" w:author="osugi.yuto.56n@st.kyoto-u.ac.jp" w:date="2026-06-25T14:29:00Z" w16du:dateUtc="2026-06-25T05:29:00Z">
-                <w:pPr>
-                  <w:jc w:val="left"/>
-                </w:pPr>
-              </w:pPrChange>
-            </w:pPr>
-            <w:del w:id="672" w:author="osugi.yuto.56n@st.kyoto-u.ac.jp" w:date="2026-06-23T21:58:00Z" w16du:dateUtc="2026-06-23T12:58:00Z">
+                <w:del w:id="681" w:author="osugi.yuto.56n@st.kyoto-u.ac.jp" w:date="2026-06-23T21:58:00Z" w16du:dateUtc="2026-06-23T12:58:00Z"/>
+                <w:szCs w:val="21"/>
+              </w:rPr>
+              <w:pPrChange w:id="682" w:author="osugi.yuto.56n@st.kyoto-u.ac.jp" w:date="2026-06-25T14:29:00Z" w16du:dateUtc="2026-06-25T05:29:00Z">
+                <w:pPr>
+                  <w:jc w:val="left"/>
+                </w:pPr>
+              </w:pPrChange>
+            </w:pPr>
+            <w:del w:id="683" w:author="osugi.yuto.56n@st.kyoto-u.ac.jp" w:date="2026-06-23T21:58:00Z" w16du:dateUtc="2026-06-23T12:58:00Z">
               <w:r>
                 <w:rPr>
                   <w:szCs w:val="21"/>
@@ -7386,7 +7511,7 @@
       </w:tr>
       <w:tr>
         <w:trPr>
-          <w:del w:id="673" w:author="osugi.yuto.56n@st.kyoto-u.ac.jp" w:date="2026-06-23T21:58:00Z" w16du:dateUtc="2026-06-23T12:58:00Z"/>
+          <w:del w:id="684" w:author="osugi.yuto.56n@st.kyoto-u.ac.jp" w:date="2026-06-23T21:58:00Z"/>
         </w:trPr>
         <w:tc>
           <w:tcPr>
@@ -7396,16 +7521,16 @@
             <w:pPr>
               <w:pStyle w:val="afc"/>
               <w:rPr>
-                <w:del w:id="674" w:author="osugi.yuto.56n@st.kyoto-u.ac.jp" w:date="2026-06-23T21:58:00Z" w16du:dateUtc="2026-06-23T12:58:00Z"/>
-                <w:szCs w:val="21"/>
-              </w:rPr>
-              <w:pPrChange w:id="675" w:author="osugi.yuto.56n@st.kyoto-u.ac.jp" w:date="2026-06-25T14:29:00Z" w16du:dateUtc="2026-06-25T05:29:00Z">
-                <w:pPr>
-                  <w:jc w:val="left"/>
-                </w:pPr>
-              </w:pPrChange>
-            </w:pPr>
-            <w:del w:id="676" w:author="osugi.yuto.56n@st.kyoto-u.ac.jp" w:date="2026-06-23T21:58:00Z" w16du:dateUtc="2026-06-23T12:58:00Z">
+                <w:del w:id="685" w:author="osugi.yuto.56n@st.kyoto-u.ac.jp" w:date="2026-06-23T21:58:00Z" w16du:dateUtc="2026-06-23T12:58:00Z"/>
+                <w:szCs w:val="21"/>
+              </w:rPr>
+              <w:pPrChange w:id="686" w:author="osugi.yuto.56n@st.kyoto-u.ac.jp" w:date="2026-06-25T14:29:00Z" w16du:dateUtc="2026-06-25T05:29:00Z">
+                <w:pPr>
+                  <w:jc w:val="left"/>
+                </w:pPr>
+              </w:pPrChange>
+            </w:pPr>
+            <w:del w:id="687" w:author="osugi.yuto.56n@st.kyoto-u.ac.jp" w:date="2026-06-23T21:58:00Z" w16du:dateUtc="2026-06-23T12:58:00Z">
               <w:r>
                 <w:rPr>
                   <w:szCs w:val="21"/>
@@ -7423,16 +7548,16 @@
             <w:pPr>
               <w:pStyle w:val="afc"/>
               <w:rPr>
-                <w:del w:id="677" w:author="osugi.yuto.56n@st.kyoto-u.ac.jp" w:date="2026-06-23T21:58:00Z" w16du:dateUtc="2026-06-23T12:58:00Z"/>
-                <w:szCs w:val="21"/>
-              </w:rPr>
-              <w:pPrChange w:id="678" w:author="osugi.yuto.56n@st.kyoto-u.ac.jp" w:date="2026-06-25T14:29:00Z" w16du:dateUtc="2026-06-25T05:29:00Z">
-                <w:pPr>
-                  <w:jc w:val="left"/>
-                </w:pPr>
-              </w:pPrChange>
-            </w:pPr>
-            <w:del w:id="679" w:author="osugi.yuto.56n@st.kyoto-u.ac.jp" w:date="2026-06-23T21:58:00Z" w16du:dateUtc="2026-06-23T12:58:00Z">
+                <w:del w:id="688" w:author="osugi.yuto.56n@st.kyoto-u.ac.jp" w:date="2026-06-23T21:58:00Z" w16du:dateUtc="2026-06-23T12:58:00Z"/>
+                <w:szCs w:val="21"/>
+              </w:rPr>
+              <w:pPrChange w:id="689" w:author="osugi.yuto.56n@st.kyoto-u.ac.jp" w:date="2026-06-25T14:29:00Z" w16du:dateUtc="2026-06-25T05:29:00Z">
+                <w:pPr>
+                  <w:jc w:val="left"/>
+                </w:pPr>
+              </w:pPrChange>
+            </w:pPr>
+            <w:del w:id="690" w:author="osugi.yuto.56n@st.kyoto-u.ac.jp" w:date="2026-06-23T21:58:00Z" w16du:dateUtc="2026-06-23T12:58:00Z">
               <w:r>
                 <w:rPr>
                   <w:szCs w:val="21"/>
@@ -7450,16 +7575,16 @@
             <w:pPr>
               <w:pStyle w:val="afc"/>
               <w:rPr>
-                <w:del w:id="680" w:author="osugi.yuto.56n@st.kyoto-u.ac.jp" w:date="2026-06-23T21:58:00Z" w16du:dateUtc="2026-06-23T12:58:00Z"/>
-                <w:szCs w:val="21"/>
-              </w:rPr>
-              <w:pPrChange w:id="681" w:author="osugi.yuto.56n@st.kyoto-u.ac.jp" w:date="2026-06-25T14:29:00Z" w16du:dateUtc="2026-06-25T05:29:00Z">
-                <w:pPr>
-                  <w:jc w:val="left"/>
-                </w:pPr>
-              </w:pPrChange>
-            </w:pPr>
-            <w:del w:id="682" w:author="osugi.yuto.56n@st.kyoto-u.ac.jp" w:date="2026-06-23T21:58:00Z" w16du:dateUtc="2026-06-23T12:58:00Z">
+                <w:del w:id="691" w:author="osugi.yuto.56n@st.kyoto-u.ac.jp" w:date="2026-06-23T21:58:00Z" w16du:dateUtc="2026-06-23T12:58:00Z"/>
+                <w:szCs w:val="21"/>
+              </w:rPr>
+              <w:pPrChange w:id="692" w:author="osugi.yuto.56n@st.kyoto-u.ac.jp" w:date="2026-06-25T14:29:00Z" w16du:dateUtc="2026-06-25T05:29:00Z">
+                <w:pPr>
+                  <w:jc w:val="left"/>
+                </w:pPr>
+              </w:pPrChange>
+            </w:pPr>
+            <w:del w:id="693" w:author="osugi.yuto.56n@st.kyoto-u.ac.jp" w:date="2026-06-23T21:58:00Z" w16du:dateUtc="2026-06-23T12:58:00Z">
               <w:r>
                 <w:rPr>
                   <w:szCs w:val="21"/>
@@ -7477,16 +7602,16 @@
             <w:pPr>
               <w:pStyle w:val="afc"/>
               <w:rPr>
-                <w:del w:id="683" w:author="osugi.yuto.56n@st.kyoto-u.ac.jp" w:date="2026-06-23T21:58:00Z" w16du:dateUtc="2026-06-23T12:58:00Z"/>
-                <w:szCs w:val="21"/>
-              </w:rPr>
-              <w:pPrChange w:id="684" w:author="osugi.yuto.56n@st.kyoto-u.ac.jp" w:date="2026-06-25T14:29:00Z" w16du:dateUtc="2026-06-25T05:29:00Z">
-                <w:pPr>
-                  <w:jc w:val="left"/>
-                </w:pPr>
-              </w:pPrChange>
-            </w:pPr>
-            <w:del w:id="685" w:author="osugi.yuto.56n@st.kyoto-u.ac.jp" w:date="2026-06-23T21:58:00Z" w16du:dateUtc="2026-06-23T12:58:00Z">
+                <w:del w:id="694" w:author="osugi.yuto.56n@st.kyoto-u.ac.jp" w:date="2026-06-23T21:58:00Z" w16du:dateUtc="2026-06-23T12:58:00Z"/>
+                <w:szCs w:val="21"/>
+              </w:rPr>
+              <w:pPrChange w:id="695" w:author="osugi.yuto.56n@st.kyoto-u.ac.jp" w:date="2026-06-25T14:29:00Z" w16du:dateUtc="2026-06-25T05:29:00Z">
+                <w:pPr>
+                  <w:jc w:val="left"/>
+                </w:pPr>
+              </w:pPrChange>
+            </w:pPr>
+            <w:del w:id="696" w:author="osugi.yuto.56n@st.kyoto-u.ac.jp" w:date="2026-06-23T21:58:00Z" w16du:dateUtc="2026-06-23T12:58:00Z">
               <w:r>
                 <w:rPr>
                   <w:szCs w:val="21"/>
@@ -7504,16 +7629,16 @@
             <w:pPr>
               <w:pStyle w:val="afc"/>
               <w:rPr>
-                <w:del w:id="686" w:author="osugi.yuto.56n@st.kyoto-u.ac.jp" w:date="2026-06-23T21:58:00Z" w16du:dateUtc="2026-06-23T12:58:00Z"/>
-                <w:szCs w:val="21"/>
-              </w:rPr>
-              <w:pPrChange w:id="687" w:author="osugi.yuto.56n@st.kyoto-u.ac.jp" w:date="2026-06-25T14:29:00Z" w16du:dateUtc="2026-06-25T05:29:00Z">
-                <w:pPr>
-                  <w:jc w:val="left"/>
-                </w:pPr>
-              </w:pPrChange>
-            </w:pPr>
-            <w:del w:id="688" w:author="osugi.yuto.56n@st.kyoto-u.ac.jp" w:date="2026-06-23T21:58:00Z" w16du:dateUtc="2026-06-23T12:58:00Z">
+                <w:del w:id="697" w:author="osugi.yuto.56n@st.kyoto-u.ac.jp" w:date="2026-06-23T21:58:00Z" w16du:dateUtc="2026-06-23T12:58:00Z"/>
+                <w:szCs w:val="21"/>
+              </w:rPr>
+              <w:pPrChange w:id="698" w:author="osugi.yuto.56n@st.kyoto-u.ac.jp" w:date="2026-06-25T14:29:00Z" w16du:dateUtc="2026-06-25T05:29:00Z">
+                <w:pPr>
+                  <w:jc w:val="left"/>
+                </w:pPr>
+              </w:pPrChange>
+            </w:pPr>
+            <w:del w:id="699" w:author="osugi.yuto.56n@st.kyoto-u.ac.jp" w:date="2026-06-23T21:58:00Z" w16du:dateUtc="2026-06-23T12:58:00Z">
               <w:r>
                 <w:rPr>
                   <w:szCs w:val="21"/>
@@ -7531,17 +7656,17 @@
             <w:pPr>
               <w:pStyle w:val="afc"/>
               <w:rPr>
-                <w:del w:id="689" w:author="osugi.yuto.56n@st.kyoto-u.ac.jp" w:date="2026-06-23T21:58:00Z" w16du:dateUtc="2026-06-23T12:58:00Z"/>
-                <w:szCs w:val="21"/>
-              </w:rPr>
-              <w:pPrChange w:id="690" w:author="osugi.yuto.56n@st.kyoto-u.ac.jp" w:date="2026-06-25T14:29:00Z" w16du:dateUtc="2026-06-25T05:29:00Z">
+                <w:del w:id="700" w:author="osugi.yuto.56n@st.kyoto-u.ac.jp" w:date="2026-06-23T21:58:00Z" w16du:dateUtc="2026-06-23T12:58:00Z"/>
+                <w:szCs w:val="21"/>
+              </w:rPr>
+              <w:pPrChange w:id="701" w:author="osugi.yuto.56n@st.kyoto-u.ac.jp" w:date="2026-06-25T14:29:00Z" w16du:dateUtc="2026-06-25T05:29:00Z">
                 <w:pPr>
                   <w:ind w:left="100" w:hangingChars="50" w:hanging="100"/>
                   <w:jc w:val="left"/>
                 </w:pPr>
               </w:pPrChange>
             </w:pPr>
-            <w:del w:id="691" w:author="osugi.yuto.56n@st.kyoto-u.ac.jp" w:date="2026-06-23T21:58:00Z" w16du:dateUtc="2026-06-23T12:58:00Z">
+            <w:del w:id="702" w:author="osugi.yuto.56n@st.kyoto-u.ac.jp" w:date="2026-06-23T21:58:00Z" w16du:dateUtc="2026-06-23T12:58:00Z">
               <w:r>
                 <w:rPr>
                   <w:szCs w:val="21"/>
@@ -7554,7 +7679,7 @@
       </w:tr>
       <w:tr>
         <w:trPr>
-          <w:del w:id="692" w:author="osugi.yuto.56n@st.kyoto-u.ac.jp" w:date="2026-06-23T21:58:00Z" w16du:dateUtc="2026-06-23T12:58:00Z"/>
+          <w:del w:id="703" w:author="osugi.yuto.56n@st.kyoto-u.ac.jp" w:date="2026-06-23T21:58:00Z"/>
         </w:trPr>
         <w:tc>
           <w:tcPr>
@@ -7564,16 +7689,16 @@
             <w:pPr>
               <w:pStyle w:val="afc"/>
               <w:rPr>
-                <w:del w:id="693" w:author="osugi.yuto.56n@st.kyoto-u.ac.jp" w:date="2026-06-23T21:58:00Z" w16du:dateUtc="2026-06-23T12:58:00Z"/>
-                <w:szCs w:val="21"/>
-              </w:rPr>
-              <w:pPrChange w:id="694" w:author="osugi.yuto.56n@st.kyoto-u.ac.jp" w:date="2026-06-25T14:29:00Z" w16du:dateUtc="2026-06-25T05:29:00Z">
-                <w:pPr>
-                  <w:jc w:val="left"/>
-                </w:pPr>
-              </w:pPrChange>
-            </w:pPr>
-            <w:del w:id="695" w:author="osugi.yuto.56n@st.kyoto-u.ac.jp" w:date="2026-06-23T21:58:00Z" w16du:dateUtc="2026-06-23T12:58:00Z">
+                <w:del w:id="704" w:author="osugi.yuto.56n@st.kyoto-u.ac.jp" w:date="2026-06-23T21:58:00Z" w16du:dateUtc="2026-06-23T12:58:00Z"/>
+                <w:szCs w:val="21"/>
+              </w:rPr>
+              <w:pPrChange w:id="705" w:author="osugi.yuto.56n@st.kyoto-u.ac.jp" w:date="2026-06-25T14:29:00Z" w16du:dateUtc="2026-06-25T05:29:00Z">
+                <w:pPr>
+                  <w:jc w:val="left"/>
+                </w:pPr>
+              </w:pPrChange>
+            </w:pPr>
+            <w:del w:id="706" w:author="osugi.yuto.56n@st.kyoto-u.ac.jp" w:date="2026-06-23T21:58:00Z" w16du:dateUtc="2026-06-23T12:58:00Z">
               <w:r>
                 <w:rPr>
                   <w:szCs w:val="21"/>
@@ -7591,16 +7716,16 @@
             <w:pPr>
               <w:pStyle w:val="afc"/>
               <w:rPr>
-                <w:del w:id="696" w:author="osugi.yuto.56n@st.kyoto-u.ac.jp" w:date="2026-06-23T21:58:00Z" w16du:dateUtc="2026-06-23T12:58:00Z"/>
-                <w:szCs w:val="21"/>
-              </w:rPr>
-              <w:pPrChange w:id="697" w:author="osugi.yuto.56n@st.kyoto-u.ac.jp" w:date="2026-06-25T14:29:00Z" w16du:dateUtc="2026-06-25T05:29:00Z">
-                <w:pPr>
-                  <w:jc w:val="left"/>
-                </w:pPr>
-              </w:pPrChange>
-            </w:pPr>
-            <w:del w:id="698" w:author="osugi.yuto.56n@st.kyoto-u.ac.jp" w:date="2026-06-23T21:58:00Z" w16du:dateUtc="2026-06-23T12:58:00Z">
+                <w:del w:id="707" w:author="osugi.yuto.56n@st.kyoto-u.ac.jp" w:date="2026-06-23T21:58:00Z" w16du:dateUtc="2026-06-23T12:58:00Z"/>
+                <w:szCs w:val="21"/>
+              </w:rPr>
+              <w:pPrChange w:id="708" w:author="osugi.yuto.56n@st.kyoto-u.ac.jp" w:date="2026-06-25T14:29:00Z" w16du:dateUtc="2026-06-25T05:29:00Z">
+                <w:pPr>
+                  <w:jc w:val="left"/>
+                </w:pPr>
+              </w:pPrChange>
+            </w:pPr>
+            <w:del w:id="709" w:author="osugi.yuto.56n@st.kyoto-u.ac.jp" w:date="2026-06-23T21:58:00Z" w16du:dateUtc="2026-06-23T12:58:00Z">
               <w:r>
                 <w:rPr>
                   <w:rFonts w:hint="eastAsia"/>
@@ -7625,16 +7750,16 @@
             <w:pPr>
               <w:pStyle w:val="afc"/>
               <w:rPr>
-                <w:del w:id="699" w:author="osugi.yuto.56n@st.kyoto-u.ac.jp" w:date="2026-06-23T21:58:00Z" w16du:dateUtc="2026-06-23T12:58:00Z"/>
-                <w:szCs w:val="21"/>
-              </w:rPr>
-              <w:pPrChange w:id="700" w:author="osugi.yuto.56n@st.kyoto-u.ac.jp" w:date="2026-06-25T14:29:00Z" w16du:dateUtc="2026-06-25T05:29:00Z">
-                <w:pPr>
-                  <w:jc w:val="left"/>
-                </w:pPr>
-              </w:pPrChange>
-            </w:pPr>
-            <w:del w:id="701" w:author="osugi.yuto.56n@st.kyoto-u.ac.jp" w:date="2026-06-23T21:58:00Z" w16du:dateUtc="2026-06-23T12:58:00Z">
+                <w:del w:id="710" w:author="osugi.yuto.56n@st.kyoto-u.ac.jp" w:date="2026-06-23T21:58:00Z" w16du:dateUtc="2026-06-23T12:58:00Z"/>
+                <w:szCs w:val="21"/>
+              </w:rPr>
+              <w:pPrChange w:id="711" w:author="osugi.yuto.56n@st.kyoto-u.ac.jp" w:date="2026-06-25T14:29:00Z" w16du:dateUtc="2026-06-25T05:29:00Z">
+                <w:pPr>
+                  <w:jc w:val="left"/>
+                </w:pPr>
+              </w:pPrChange>
+            </w:pPr>
+            <w:del w:id="712" w:author="osugi.yuto.56n@st.kyoto-u.ac.jp" w:date="2026-06-23T21:58:00Z" w16du:dateUtc="2026-06-23T12:58:00Z">
               <w:r>
                 <w:rPr>
                   <w:szCs w:val="21"/>
@@ -7652,16 +7777,16 @@
             <w:pPr>
               <w:pStyle w:val="afc"/>
               <w:rPr>
-                <w:del w:id="702" w:author="osugi.yuto.56n@st.kyoto-u.ac.jp" w:date="2026-06-23T21:58:00Z" w16du:dateUtc="2026-06-23T12:58:00Z"/>
-                <w:szCs w:val="21"/>
-              </w:rPr>
-              <w:pPrChange w:id="703" w:author="osugi.yuto.56n@st.kyoto-u.ac.jp" w:date="2026-06-25T14:29:00Z" w16du:dateUtc="2026-06-25T05:29:00Z">
-                <w:pPr>
-                  <w:jc w:val="left"/>
-                </w:pPr>
-              </w:pPrChange>
-            </w:pPr>
-            <w:del w:id="704" w:author="osugi.yuto.56n@st.kyoto-u.ac.jp" w:date="2026-06-23T21:58:00Z" w16du:dateUtc="2026-06-23T12:58:00Z">
+                <w:del w:id="713" w:author="osugi.yuto.56n@st.kyoto-u.ac.jp" w:date="2026-06-23T21:58:00Z" w16du:dateUtc="2026-06-23T12:58:00Z"/>
+                <w:szCs w:val="21"/>
+              </w:rPr>
+              <w:pPrChange w:id="714" w:author="osugi.yuto.56n@st.kyoto-u.ac.jp" w:date="2026-06-25T14:29:00Z" w16du:dateUtc="2026-06-25T05:29:00Z">
+                <w:pPr>
+                  <w:jc w:val="left"/>
+                </w:pPr>
+              </w:pPrChange>
+            </w:pPr>
+            <w:del w:id="715" w:author="osugi.yuto.56n@st.kyoto-u.ac.jp" w:date="2026-06-23T21:58:00Z" w16du:dateUtc="2026-06-23T12:58:00Z">
               <w:r>
                 <w:rPr>
                   <w:szCs w:val="21"/>
@@ -7679,16 +7804,16 @@
             <w:pPr>
               <w:pStyle w:val="afc"/>
               <w:rPr>
-                <w:del w:id="705" w:author="osugi.yuto.56n@st.kyoto-u.ac.jp" w:date="2026-06-23T21:58:00Z" w16du:dateUtc="2026-06-23T12:58:00Z"/>
-                <w:szCs w:val="21"/>
-              </w:rPr>
-              <w:pPrChange w:id="706" w:author="osugi.yuto.56n@st.kyoto-u.ac.jp" w:date="2026-06-25T14:29:00Z" w16du:dateUtc="2026-06-25T05:29:00Z">
-                <w:pPr>
-                  <w:jc w:val="left"/>
-                </w:pPr>
-              </w:pPrChange>
-            </w:pPr>
-            <w:del w:id="707" w:author="osugi.yuto.56n@st.kyoto-u.ac.jp" w:date="2026-06-23T21:58:00Z" w16du:dateUtc="2026-06-23T12:58:00Z">
+                <w:del w:id="716" w:author="osugi.yuto.56n@st.kyoto-u.ac.jp" w:date="2026-06-23T21:58:00Z" w16du:dateUtc="2026-06-23T12:58:00Z"/>
+                <w:szCs w:val="21"/>
+              </w:rPr>
+              <w:pPrChange w:id="717" w:author="osugi.yuto.56n@st.kyoto-u.ac.jp" w:date="2026-06-25T14:29:00Z" w16du:dateUtc="2026-06-25T05:29:00Z">
+                <w:pPr>
+                  <w:jc w:val="left"/>
+                </w:pPr>
+              </w:pPrChange>
+            </w:pPr>
+            <w:del w:id="718" w:author="osugi.yuto.56n@st.kyoto-u.ac.jp" w:date="2026-06-23T21:58:00Z" w16du:dateUtc="2026-06-23T12:58:00Z">
               <w:r>
                 <w:rPr>
                   <w:rFonts w:hint="eastAsia"/>
@@ -7737,16 +7862,16 @@
             <w:pPr>
               <w:pStyle w:val="afc"/>
               <w:rPr>
-                <w:del w:id="708" w:author="osugi.yuto.56n@st.kyoto-u.ac.jp" w:date="2026-06-23T21:58:00Z" w16du:dateUtc="2026-06-23T12:58:00Z"/>
-                <w:szCs w:val="21"/>
-              </w:rPr>
-              <w:pPrChange w:id="709" w:author="osugi.yuto.56n@st.kyoto-u.ac.jp" w:date="2026-06-25T14:29:00Z" w16du:dateUtc="2026-06-25T05:29:00Z">
-                <w:pPr>
-                  <w:jc w:val="left"/>
-                </w:pPr>
-              </w:pPrChange>
-            </w:pPr>
-            <w:del w:id="710" w:author="osugi.yuto.56n@st.kyoto-u.ac.jp" w:date="2026-06-23T21:58:00Z" w16du:dateUtc="2026-06-23T12:58:00Z">
+                <w:del w:id="719" w:author="osugi.yuto.56n@st.kyoto-u.ac.jp" w:date="2026-06-23T21:58:00Z" w16du:dateUtc="2026-06-23T12:58:00Z"/>
+                <w:szCs w:val="21"/>
+              </w:rPr>
+              <w:pPrChange w:id="720" w:author="osugi.yuto.56n@st.kyoto-u.ac.jp" w:date="2026-06-25T14:29:00Z" w16du:dateUtc="2026-06-25T05:29:00Z">
+                <w:pPr>
+                  <w:jc w:val="left"/>
+                </w:pPr>
+              </w:pPrChange>
+            </w:pPr>
+            <w:del w:id="721" w:author="osugi.yuto.56n@st.kyoto-u.ac.jp" w:date="2026-06-23T21:58:00Z" w16du:dateUtc="2026-06-23T12:58:00Z">
               <w:r>
                 <w:rPr>
                   <w:szCs w:val="21"/>
@@ -7759,7 +7884,7 @@
       </w:tr>
       <w:tr>
         <w:trPr>
-          <w:del w:id="711" w:author="osugi.yuto.56n@st.kyoto-u.ac.jp" w:date="2026-06-23T21:58:00Z" w16du:dateUtc="2026-06-23T12:58:00Z"/>
+          <w:del w:id="722" w:author="osugi.yuto.56n@st.kyoto-u.ac.jp" w:date="2026-06-23T21:58:00Z"/>
         </w:trPr>
         <w:tc>
           <w:tcPr>
@@ -7769,16 +7894,16 @@
             <w:pPr>
               <w:pStyle w:val="afc"/>
               <w:rPr>
-                <w:del w:id="712" w:author="osugi.yuto.56n@st.kyoto-u.ac.jp" w:date="2026-06-23T21:58:00Z" w16du:dateUtc="2026-06-23T12:58:00Z"/>
-                <w:szCs w:val="21"/>
-              </w:rPr>
-              <w:pPrChange w:id="713" w:author="osugi.yuto.56n@st.kyoto-u.ac.jp" w:date="2026-06-25T14:29:00Z" w16du:dateUtc="2026-06-25T05:29:00Z">
-                <w:pPr>
-                  <w:jc w:val="left"/>
-                </w:pPr>
-              </w:pPrChange>
-            </w:pPr>
-            <w:del w:id="714" w:author="osugi.yuto.56n@st.kyoto-u.ac.jp" w:date="2026-06-23T21:58:00Z" w16du:dateUtc="2026-06-23T12:58:00Z">
+                <w:del w:id="723" w:author="osugi.yuto.56n@st.kyoto-u.ac.jp" w:date="2026-06-23T21:58:00Z" w16du:dateUtc="2026-06-23T12:58:00Z"/>
+                <w:szCs w:val="21"/>
+              </w:rPr>
+              <w:pPrChange w:id="724" w:author="osugi.yuto.56n@st.kyoto-u.ac.jp" w:date="2026-06-25T14:29:00Z" w16du:dateUtc="2026-06-25T05:29:00Z">
+                <w:pPr>
+                  <w:jc w:val="left"/>
+                </w:pPr>
+              </w:pPrChange>
+            </w:pPr>
+            <w:del w:id="725" w:author="osugi.yuto.56n@st.kyoto-u.ac.jp" w:date="2026-06-23T21:58:00Z" w16du:dateUtc="2026-06-23T12:58:00Z">
               <w:r>
                 <w:rPr>
                   <w:szCs w:val="21"/>
@@ -7796,16 +7921,16 @@
             <w:pPr>
               <w:pStyle w:val="afc"/>
               <w:rPr>
-                <w:del w:id="715" w:author="osugi.yuto.56n@st.kyoto-u.ac.jp" w:date="2026-06-23T21:58:00Z" w16du:dateUtc="2026-06-23T12:58:00Z"/>
-                <w:szCs w:val="21"/>
-              </w:rPr>
-              <w:pPrChange w:id="716" w:author="osugi.yuto.56n@st.kyoto-u.ac.jp" w:date="2026-06-25T14:29:00Z" w16du:dateUtc="2026-06-25T05:29:00Z">
-                <w:pPr>
-                  <w:jc w:val="left"/>
-                </w:pPr>
-              </w:pPrChange>
-            </w:pPr>
-            <w:del w:id="717" w:author="osugi.yuto.56n@st.kyoto-u.ac.jp" w:date="2026-06-23T21:58:00Z" w16du:dateUtc="2026-06-23T12:58:00Z">
+                <w:del w:id="726" w:author="osugi.yuto.56n@st.kyoto-u.ac.jp" w:date="2026-06-23T21:58:00Z" w16du:dateUtc="2026-06-23T12:58:00Z"/>
+                <w:szCs w:val="21"/>
+              </w:rPr>
+              <w:pPrChange w:id="727" w:author="osugi.yuto.56n@st.kyoto-u.ac.jp" w:date="2026-06-25T14:29:00Z" w16du:dateUtc="2026-06-25T05:29:00Z">
+                <w:pPr>
+                  <w:jc w:val="left"/>
+                </w:pPr>
+              </w:pPrChange>
+            </w:pPr>
+            <w:del w:id="728" w:author="osugi.yuto.56n@st.kyoto-u.ac.jp" w:date="2026-06-23T21:58:00Z" w16du:dateUtc="2026-06-23T12:58:00Z">
               <w:r>
                 <w:rPr>
                   <w:szCs w:val="21"/>
@@ -7823,16 +7948,16 @@
             <w:pPr>
               <w:pStyle w:val="afc"/>
               <w:rPr>
-                <w:del w:id="718" w:author="osugi.yuto.56n@st.kyoto-u.ac.jp" w:date="2026-06-23T21:58:00Z" w16du:dateUtc="2026-06-23T12:58:00Z"/>
-                <w:szCs w:val="21"/>
-              </w:rPr>
-              <w:pPrChange w:id="719" w:author="osugi.yuto.56n@st.kyoto-u.ac.jp" w:date="2026-06-25T14:29:00Z" w16du:dateUtc="2026-06-25T05:29:00Z">
-                <w:pPr>
-                  <w:jc w:val="left"/>
-                </w:pPr>
-              </w:pPrChange>
-            </w:pPr>
-            <w:del w:id="720" w:author="osugi.yuto.56n@st.kyoto-u.ac.jp" w:date="2026-06-23T21:58:00Z" w16du:dateUtc="2026-06-23T12:58:00Z">
+                <w:del w:id="729" w:author="osugi.yuto.56n@st.kyoto-u.ac.jp" w:date="2026-06-23T21:58:00Z" w16du:dateUtc="2026-06-23T12:58:00Z"/>
+                <w:szCs w:val="21"/>
+              </w:rPr>
+              <w:pPrChange w:id="730" w:author="osugi.yuto.56n@st.kyoto-u.ac.jp" w:date="2026-06-25T14:29:00Z" w16du:dateUtc="2026-06-25T05:29:00Z">
+                <w:pPr>
+                  <w:jc w:val="left"/>
+                </w:pPr>
+              </w:pPrChange>
+            </w:pPr>
+            <w:del w:id="731" w:author="osugi.yuto.56n@st.kyoto-u.ac.jp" w:date="2026-06-23T21:58:00Z" w16du:dateUtc="2026-06-23T12:58:00Z">
               <w:r>
                 <w:rPr>
                   <w:szCs w:val="21"/>
@@ -7850,16 +7975,16 @@
             <w:pPr>
               <w:pStyle w:val="afc"/>
               <w:rPr>
-                <w:del w:id="721" w:author="osugi.yuto.56n@st.kyoto-u.ac.jp" w:date="2026-06-23T21:58:00Z" w16du:dateUtc="2026-06-23T12:58:00Z"/>
-                <w:szCs w:val="21"/>
-              </w:rPr>
-              <w:pPrChange w:id="722" w:author="osugi.yuto.56n@st.kyoto-u.ac.jp" w:date="2026-06-25T14:29:00Z" w16du:dateUtc="2026-06-25T05:29:00Z">
-                <w:pPr>
-                  <w:jc w:val="left"/>
-                </w:pPr>
-              </w:pPrChange>
-            </w:pPr>
-            <w:del w:id="723" w:author="osugi.yuto.56n@st.kyoto-u.ac.jp" w:date="2026-06-23T21:58:00Z" w16du:dateUtc="2026-06-23T12:58:00Z">
+                <w:del w:id="732" w:author="osugi.yuto.56n@st.kyoto-u.ac.jp" w:date="2026-06-23T21:58:00Z" w16du:dateUtc="2026-06-23T12:58:00Z"/>
+                <w:szCs w:val="21"/>
+              </w:rPr>
+              <w:pPrChange w:id="733" w:author="osugi.yuto.56n@st.kyoto-u.ac.jp" w:date="2026-06-25T14:29:00Z" w16du:dateUtc="2026-06-25T05:29:00Z">
+                <w:pPr>
+                  <w:jc w:val="left"/>
+                </w:pPr>
+              </w:pPrChange>
+            </w:pPr>
+            <w:del w:id="734" w:author="osugi.yuto.56n@st.kyoto-u.ac.jp" w:date="2026-06-23T21:58:00Z" w16du:dateUtc="2026-06-23T12:58:00Z">
               <w:r>
                 <w:rPr>
                   <w:szCs w:val="21"/>
@@ -7877,16 +8002,16 @@
             <w:pPr>
               <w:pStyle w:val="afc"/>
               <w:rPr>
-                <w:del w:id="724" w:author="osugi.yuto.56n@st.kyoto-u.ac.jp" w:date="2026-06-23T21:58:00Z" w16du:dateUtc="2026-06-23T12:58:00Z"/>
-                <w:szCs w:val="21"/>
-              </w:rPr>
-              <w:pPrChange w:id="725" w:author="osugi.yuto.56n@st.kyoto-u.ac.jp" w:date="2026-06-25T14:29:00Z" w16du:dateUtc="2026-06-25T05:29:00Z">
-                <w:pPr>
-                  <w:jc w:val="left"/>
-                </w:pPr>
-              </w:pPrChange>
-            </w:pPr>
-            <w:del w:id="726" w:author="osugi.yuto.56n@st.kyoto-u.ac.jp" w:date="2026-06-23T21:58:00Z" w16du:dateUtc="2026-06-23T12:58:00Z">
+                <w:del w:id="735" w:author="osugi.yuto.56n@st.kyoto-u.ac.jp" w:date="2026-06-23T21:58:00Z" w16du:dateUtc="2026-06-23T12:58:00Z"/>
+                <w:szCs w:val="21"/>
+              </w:rPr>
+              <w:pPrChange w:id="736" w:author="osugi.yuto.56n@st.kyoto-u.ac.jp" w:date="2026-06-25T14:29:00Z" w16du:dateUtc="2026-06-25T05:29:00Z">
+                <w:pPr>
+                  <w:jc w:val="left"/>
+                </w:pPr>
+              </w:pPrChange>
+            </w:pPr>
+            <w:del w:id="737" w:author="osugi.yuto.56n@st.kyoto-u.ac.jp" w:date="2026-06-23T21:58:00Z" w16du:dateUtc="2026-06-23T12:58:00Z">
               <w:r>
                 <w:rPr>
                   <w:rFonts w:hint="eastAsia"/>
@@ -7911,16 +8036,16 @@
             <w:pPr>
               <w:pStyle w:val="afc"/>
               <w:rPr>
-                <w:del w:id="727" w:author="osugi.yuto.56n@st.kyoto-u.ac.jp" w:date="2026-06-23T21:58:00Z" w16du:dateUtc="2026-06-23T12:58:00Z"/>
-                <w:szCs w:val="21"/>
-              </w:rPr>
-              <w:pPrChange w:id="728" w:author="osugi.yuto.56n@st.kyoto-u.ac.jp" w:date="2026-06-25T14:29:00Z" w16du:dateUtc="2026-06-25T05:29:00Z">
-                <w:pPr>
-                  <w:jc w:val="left"/>
-                </w:pPr>
-              </w:pPrChange>
-            </w:pPr>
-            <w:del w:id="729" w:author="osugi.yuto.56n@st.kyoto-u.ac.jp" w:date="2026-06-23T21:58:00Z" w16du:dateUtc="2026-06-23T12:58:00Z">
+                <w:del w:id="738" w:author="osugi.yuto.56n@st.kyoto-u.ac.jp" w:date="2026-06-23T21:58:00Z" w16du:dateUtc="2026-06-23T12:58:00Z"/>
+                <w:szCs w:val="21"/>
+              </w:rPr>
+              <w:pPrChange w:id="739" w:author="osugi.yuto.56n@st.kyoto-u.ac.jp" w:date="2026-06-25T14:29:00Z" w16du:dateUtc="2026-06-25T05:29:00Z">
+                <w:pPr>
+                  <w:jc w:val="left"/>
+                </w:pPr>
+              </w:pPrChange>
+            </w:pPr>
+            <w:del w:id="740" w:author="osugi.yuto.56n@st.kyoto-u.ac.jp" w:date="2026-06-23T21:58:00Z" w16du:dateUtc="2026-06-23T12:58:00Z">
               <w:r>
                 <w:rPr>
                   <w:rFonts w:hint="eastAsia"/>
@@ -7940,7 +8065,7 @@
       </w:tr>
       <w:tr>
         <w:trPr>
-          <w:del w:id="730" w:author="osugi.yuto.56n@st.kyoto-u.ac.jp" w:date="2026-06-23T21:58:00Z" w16du:dateUtc="2026-06-23T12:58:00Z"/>
+          <w:del w:id="741" w:author="osugi.yuto.56n@st.kyoto-u.ac.jp" w:date="2026-06-23T21:58:00Z"/>
         </w:trPr>
         <w:tc>
           <w:tcPr>
@@ -7950,16 +8075,16 @@
             <w:pPr>
               <w:pStyle w:val="afc"/>
               <w:rPr>
-                <w:del w:id="731" w:author="osugi.yuto.56n@st.kyoto-u.ac.jp" w:date="2026-06-23T21:58:00Z" w16du:dateUtc="2026-06-23T12:58:00Z"/>
-                <w:szCs w:val="21"/>
-              </w:rPr>
-              <w:pPrChange w:id="732" w:author="osugi.yuto.56n@st.kyoto-u.ac.jp" w:date="2026-06-25T14:29:00Z" w16du:dateUtc="2026-06-25T05:29:00Z">
-                <w:pPr>
-                  <w:jc w:val="left"/>
-                </w:pPr>
-              </w:pPrChange>
-            </w:pPr>
-            <w:del w:id="733" w:author="osugi.yuto.56n@st.kyoto-u.ac.jp" w:date="2026-06-23T21:58:00Z" w16du:dateUtc="2026-06-23T12:58:00Z">
+                <w:del w:id="742" w:author="osugi.yuto.56n@st.kyoto-u.ac.jp" w:date="2026-06-23T21:58:00Z" w16du:dateUtc="2026-06-23T12:58:00Z"/>
+                <w:szCs w:val="21"/>
+              </w:rPr>
+              <w:pPrChange w:id="743" w:author="osugi.yuto.56n@st.kyoto-u.ac.jp" w:date="2026-06-25T14:29:00Z" w16du:dateUtc="2026-06-25T05:29:00Z">
+                <w:pPr>
+                  <w:jc w:val="left"/>
+                </w:pPr>
+              </w:pPrChange>
+            </w:pPr>
+            <w:del w:id="744" w:author="osugi.yuto.56n@st.kyoto-u.ac.jp" w:date="2026-06-23T21:58:00Z" w16du:dateUtc="2026-06-23T12:58:00Z">
               <w:r>
                 <w:rPr>
                   <w:szCs w:val="21"/>
@@ -7977,16 +8102,16 @@
             <w:pPr>
               <w:pStyle w:val="afc"/>
               <w:rPr>
-                <w:del w:id="734" w:author="osugi.yuto.56n@st.kyoto-u.ac.jp" w:date="2026-06-23T21:58:00Z" w16du:dateUtc="2026-06-23T12:58:00Z"/>
-                <w:szCs w:val="21"/>
-              </w:rPr>
-              <w:pPrChange w:id="735" w:author="osugi.yuto.56n@st.kyoto-u.ac.jp" w:date="2026-06-25T14:29:00Z" w16du:dateUtc="2026-06-25T05:29:00Z">
-                <w:pPr>
-                  <w:jc w:val="left"/>
-                </w:pPr>
-              </w:pPrChange>
-            </w:pPr>
-            <w:del w:id="736" w:author="osugi.yuto.56n@st.kyoto-u.ac.jp" w:date="2026-06-23T21:58:00Z" w16du:dateUtc="2026-06-23T12:58:00Z">
+                <w:del w:id="745" w:author="osugi.yuto.56n@st.kyoto-u.ac.jp" w:date="2026-06-23T21:58:00Z" w16du:dateUtc="2026-06-23T12:58:00Z"/>
+                <w:szCs w:val="21"/>
+              </w:rPr>
+              <w:pPrChange w:id="746" w:author="osugi.yuto.56n@st.kyoto-u.ac.jp" w:date="2026-06-25T14:29:00Z" w16du:dateUtc="2026-06-25T05:29:00Z">
+                <w:pPr>
+                  <w:jc w:val="left"/>
+                </w:pPr>
+              </w:pPrChange>
+            </w:pPr>
+            <w:del w:id="747" w:author="osugi.yuto.56n@st.kyoto-u.ac.jp" w:date="2026-06-23T21:58:00Z" w16du:dateUtc="2026-06-23T12:58:00Z">
               <w:r>
                 <w:rPr>
                   <w:szCs w:val="21"/>
@@ -8004,16 +8129,16 @@
             <w:pPr>
               <w:pStyle w:val="afc"/>
               <w:rPr>
-                <w:del w:id="737" w:author="osugi.yuto.56n@st.kyoto-u.ac.jp" w:date="2026-06-23T21:58:00Z" w16du:dateUtc="2026-06-23T12:58:00Z"/>
-                <w:szCs w:val="21"/>
-              </w:rPr>
-              <w:pPrChange w:id="738" w:author="osugi.yuto.56n@st.kyoto-u.ac.jp" w:date="2026-06-25T14:29:00Z" w16du:dateUtc="2026-06-25T05:29:00Z">
-                <w:pPr>
-                  <w:jc w:val="left"/>
-                </w:pPr>
-              </w:pPrChange>
-            </w:pPr>
-            <w:del w:id="739" w:author="osugi.yuto.56n@st.kyoto-u.ac.jp" w:date="2026-06-23T21:58:00Z" w16du:dateUtc="2026-06-23T12:58:00Z">
+                <w:del w:id="748" w:author="osugi.yuto.56n@st.kyoto-u.ac.jp" w:date="2026-06-23T21:58:00Z" w16du:dateUtc="2026-06-23T12:58:00Z"/>
+                <w:szCs w:val="21"/>
+              </w:rPr>
+              <w:pPrChange w:id="749" w:author="osugi.yuto.56n@st.kyoto-u.ac.jp" w:date="2026-06-25T14:29:00Z" w16du:dateUtc="2026-06-25T05:29:00Z">
+                <w:pPr>
+                  <w:jc w:val="left"/>
+                </w:pPr>
+              </w:pPrChange>
+            </w:pPr>
+            <w:del w:id="750" w:author="osugi.yuto.56n@st.kyoto-u.ac.jp" w:date="2026-06-23T21:58:00Z" w16du:dateUtc="2026-06-23T12:58:00Z">
               <w:r>
                 <w:rPr>
                   <w:rFonts w:hint="eastAsia"/>
@@ -8038,16 +8163,16 @@
             <w:pPr>
               <w:pStyle w:val="afc"/>
               <w:rPr>
-                <w:del w:id="740" w:author="osugi.yuto.56n@st.kyoto-u.ac.jp" w:date="2026-06-23T21:58:00Z" w16du:dateUtc="2026-06-23T12:58:00Z"/>
-                <w:szCs w:val="21"/>
-              </w:rPr>
-              <w:pPrChange w:id="741" w:author="osugi.yuto.56n@st.kyoto-u.ac.jp" w:date="2026-06-25T14:29:00Z" w16du:dateUtc="2026-06-25T05:29:00Z">
-                <w:pPr>
-                  <w:jc w:val="left"/>
-                </w:pPr>
-              </w:pPrChange>
-            </w:pPr>
-            <w:del w:id="742" w:author="osugi.yuto.56n@st.kyoto-u.ac.jp" w:date="2026-06-23T21:58:00Z" w16du:dateUtc="2026-06-23T12:58:00Z">
+                <w:del w:id="751" w:author="osugi.yuto.56n@st.kyoto-u.ac.jp" w:date="2026-06-23T21:58:00Z" w16du:dateUtc="2026-06-23T12:58:00Z"/>
+                <w:szCs w:val="21"/>
+              </w:rPr>
+              <w:pPrChange w:id="752" w:author="osugi.yuto.56n@st.kyoto-u.ac.jp" w:date="2026-06-25T14:29:00Z" w16du:dateUtc="2026-06-25T05:29:00Z">
+                <w:pPr>
+                  <w:jc w:val="left"/>
+                </w:pPr>
+              </w:pPrChange>
+            </w:pPr>
+            <w:del w:id="753" w:author="osugi.yuto.56n@st.kyoto-u.ac.jp" w:date="2026-06-23T21:58:00Z" w16du:dateUtc="2026-06-23T12:58:00Z">
               <w:r>
                 <w:rPr>
                   <w:szCs w:val="21"/>
@@ -8065,16 +8190,16 @@
             <w:pPr>
               <w:pStyle w:val="afc"/>
               <w:rPr>
-                <w:del w:id="743" w:author="osugi.yuto.56n@st.kyoto-u.ac.jp" w:date="2026-06-23T21:58:00Z" w16du:dateUtc="2026-06-23T12:58:00Z"/>
-                <w:szCs w:val="21"/>
-              </w:rPr>
-              <w:pPrChange w:id="744" w:author="osugi.yuto.56n@st.kyoto-u.ac.jp" w:date="2026-06-25T14:29:00Z" w16du:dateUtc="2026-06-25T05:29:00Z">
-                <w:pPr>
-                  <w:jc w:val="left"/>
-                </w:pPr>
-              </w:pPrChange>
-            </w:pPr>
-            <w:del w:id="745" w:author="osugi.yuto.56n@st.kyoto-u.ac.jp" w:date="2026-06-23T21:58:00Z" w16du:dateUtc="2026-06-23T12:58:00Z">
+                <w:del w:id="754" w:author="osugi.yuto.56n@st.kyoto-u.ac.jp" w:date="2026-06-23T21:58:00Z" w16du:dateUtc="2026-06-23T12:58:00Z"/>
+                <w:szCs w:val="21"/>
+              </w:rPr>
+              <w:pPrChange w:id="755" w:author="osugi.yuto.56n@st.kyoto-u.ac.jp" w:date="2026-06-25T14:29:00Z" w16du:dateUtc="2026-06-25T05:29:00Z">
+                <w:pPr>
+                  <w:jc w:val="left"/>
+                </w:pPr>
+              </w:pPrChange>
+            </w:pPr>
+            <w:del w:id="756" w:author="osugi.yuto.56n@st.kyoto-u.ac.jp" w:date="2026-06-23T21:58:00Z" w16du:dateUtc="2026-06-23T12:58:00Z">
               <w:r>
                 <w:rPr>
                   <w:rFonts w:hint="eastAsia"/>
@@ -8118,16 +8243,16 @@
             <w:pPr>
               <w:pStyle w:val="afc"/>
               <w:rPr>
-                <w:del w:id="746" w:author="osugi.yuto.56n@st.kyoto-u.ac.jp" w:date="2026-06-23T21:58:00Z" w16du:dateUtc="2026-06-23T12:58:00Z"/>
-                <w:szCs w:val="21"/>
-              </w:rPr>
-              <w:pPrChange w:id="747" w:author="osugi.yuto.56n@st.kyoto-u.ac.jp" w:date="2026-06-25T14:29:00Z" w16du:dateUtc="2026-06-25T05:29:00Z">
-                <w:pPr>
-                  <w:jc w:val="left"/>
-                </w:pPr>
-              </w:pPrChange>
-            </w:pPr>
-            <w:del w:id="748" w:author="osugi.yuto.56n@st.kyoto-u.ac.jp" w:date="2026-06-23T21:58:00Z" w16du:dateUtc="2026-06-23T12:58:00Z">
+                <w:del w:id="757" w:author="osugi.yuto.56n@st.kyoto-u.ac.jp" w:date="2026-06-23T21:58:00Z" w16du:dateUtc="2026-06-23T12:58:00Z"/>
+                <w:szCs w:val="21"/>
+              </w:rPr>
+              <w:pPrChange w:id="758" w:author="osugi.yuto.56n@st.kyoto-u.ac.jp" w:date="2026-06-25T14:29:00Z" w16du:dateUtc="2026-06-25T05:29:00Z">
+                <w:pPr>
+                  <w:jc w:val="left"/>
+                </w:pPr>
+              </w:pPrChange>
+            </w:pPr>
+            <w:del w:id="759" w:author="osugi.yuto.56n@st.kyoto-u.ac.jp" w:date="2026-06-23T21:58:00Z" w16du:dateUtc="2026-06-23T12:58:00Z">
               <w:r>
                 <w:rPr>
                   <w:rFonts w:hint="eastAsia"/>
@@ -8147,7 +8272,7 @@
       </w:tr>
       <w:tr>
         <w:trPr>
-          <w:del w:id="749" w:author="osugi.yuto.56n@st.kyoto-u.ac.jp" w:date="2026-06-23T21:58:00Z" w16du:dateUtc="2026-06-23T12:58:00Z"/>
+          <w:del w:id="760" w:author="osugi.yuto.56n@st.kyoto-u.ac.jp" w:date="2026-06-23T21:58:00Z"/>
         </w:trPr>
         <w:tc>
           <w:tcPr>
@@ -8157,16 +8282,16 @@
             <w:pPr>
               <w:pStyle w:val="afc"/>
               <w:rPr>
-                <w:del w:id="750" w:author="osugi.yuto.56n@st.kyoto-u.ac.jp" w:date="2026-06-23T21:58:00Z" w16du:dateUtc="2026-06-23T12:58:00Z"/>
-                <w:szCs w:val="21"/>
-              </w:rPr>
-              <w:pPrChange w:id="751" w:author="osugi.yuto.56n@st.kyoto-u.ac.jp" w:date="2026-06-25T14:29:00Z" w16du:dateUtc="2026-06-25T05:29:00Z">
-                <w:pPr>
-                  <w:jc w:val="left"/>
-                </w:pPr>
-              </w:pPrChange>
-            </w:pPr>
-            <w:del w:id="752" w:author="osugi.yuto.56n@st.kyoto-u.ac.jp" w:date="2026-06-23T21:58:00Z" w16du:dateUtc="2026-06-23T12:58:00Z">
+                <w:del w:id="761" w:author="osugi.yuto.56n@st.kyoto-u.ac.jp" w:date="2026-06-23T21:58:00Z" w16du:dateUtc="2026-06-23T12:58:00Z"/>
+                <w:szCs w:val="21"/>
+              </w:rPr>
+              <w:pPrChange w:id="762" w:author="osugi.yuto.56n@st.kyoto-u.ac.jp" w:date="2026-06-25T14:29:00Z" w16du:dateUtc="2026-06-25T05:29:00Z">
+                <w:pPr>
+                  <w:jc w:val="left"/>
+                </w:pPr>
+              </w:pPrChange>
+            </w:pPr>
+            <w:del w:id="763" w:author="osugi.yuto.56n@st.kyoto-u.ac.jp" w:date="2026-06-23T21:58:00Z" w16du:dateUtc="2026-06-23T12:58:00Z">
               <w:r>
                 <w:rPr>
                   <w:szCs w:val="21"/>
@@ -8190,16 +8315,16 @@
             <w:pPr>
               <w:pStyle w:val="afc"/>
               <w:rPr>
-                <w:del w:id="753" w:author="osugi.yuto.56n@st.kyoto-u.ac.jp" w:date="2026-06-23T21:58:00Z" w16du:dateUtc="2026-06-23T12:58:00Z"/>
-                <w:szCs w:val="21"/>
-              </w:rPr>
-              <w:pPrChange w:id="754" w:author="osugi.yuto.56n@st.kyoto-u.ac.jp" w:date="2026-06-25T14:29:00Z" w16du:dateUtc="2026-06-25T05:29:00Z">
-                <w:pPr>
-                  <w:jc w:val="left"/>
-                </w:pPr>
-              </w:pPrChange>
-            </w:pPr>
-            <w:del w:id="755" w:author="osugi.yuto.56n@st.kyoto-u.ac.jp" w:date="2026-06-23T21:58:00Z" w16du:dateUtc="2026-06-23T12:58:00Z">
+                <w:del w:id="764" w:author="osugi.yuto.56n@st.kyoto-u.ac.jp" w:date="2026-06-23T21:58:00Z" w16du:dateUtc="2026-06-23T12:58:00Z"/>
+                <w:szCs w:val="21"/>
+              </w:rPr>
+              <w:pPrChange w:id="765" w:author="osugi.yuto.56n@st.kyoto-u.ac.jp" w:date="2026-06-25T14:29:00Z" w16du:dateUtc="2026-06-25T05:29:00Z">
+                <w:pPr>
+                  <w:jc w:val="left"/>
+                </w:pPr>
+              </w:pPrChange>
+            </w:pPr>
+            <w:del w:id="766" w:author="osugi.yuto.56n@st.kyoto-u.ac.jp" w:date="2026-06-23T21:58:00Z" w16du:dateUtc="2026-06-23T12:58:00Z">
               <w:r>
                 <w:rPr>
                   <w:szCs w:val="21"/>
@@ -8217,16 +8342,16 @@
             <w:pPr>
               <w:pStyle w:val="afc"/>
               <w:rPr>
-                <w:del w:id="756" w:author="osugi.yuto.56n@st.kyoto-u.ac.jp" w:date="2026-06-23T21:58:00Z" w16du:dateUtc="2026-06-23T12:58:00Z"/>
-                <w:szCs w:val="21"/>
-              </w:rPr>
-              <w:pPrChange w:id="757" w:author="osugi.yuto.56n@st.kyoto-u.ac.jp" w:date="2026-06-25T14:29:00Z" w16du:dateUtc="2026-06-25T05:29:00Z">
-                <w:pPr>
-                  <w:jc w:val="left"/>
-                </w:pPr>
-              </w:pPrChange>
-            </w:pPr>
-            <w:del w:id="758" w:author="osugi.yuto.56n@st.kyoto-u.ac.jp" w:date="2026-06-23T21:58:00Z" w16du:dateUtc="2026-06-23T12:58:00Z">
+                <w:del w:id="767" w:author="osugi.yuto.56n@st.kyoto-u.ac.jp" w:date="2026-06-23T21:58:00Z" w16du:dateUtc="2026-06-23T12:58:00Z"/>
+                <w:szCs w:val="21"/>
+              </w:rPr>
+              <w:pPrChange w:id="768" w:author="osugi.yuto.56n@st.kyoto-u.ac.jp" w:date="2026-06-25T14:29:00Z" w16du:dateUtc="2026-06-25T05:29:00Z">
+                <w:pPr>
+                  <w:jc w:val="left"/>
+                </w:pPr>
+              </w:pPrChange>
+            </w:pPr>
+            <w:del w:id="769" w:author="osugi.yuto.56n@st.kyoto-u.ac.jp" w:date="2026-06-23T21:58:00Z" w16du:dateUtc="2026-06-23T12:58:00Z">
               <w:r>
                 <w:rPr>
                   <w:szCs w:val="21"/>
@@ -8244,16 +8369,16 @@
             <w:pPr>
               <w:pStyle w:val="afc"/>
               <w:rPr>
-                <w:del w:id="759" w:author="osugi.yuto.56n@st.kyoto-u.ac.jp" w:date="2026-06-23T21:58:00Z" w16du:dateUtc="2026-06-23T12:58:00Z"/>
-                <w:szCs w:val="21"/>
-              </w:rPr>
-              <w:pPrChange w:id="760" w:author="osugi.yuto.56n@st.kyoto-u.ac.jp" w:date="2026-06-25T14:29:00Z" w16du:dateUtc="2026-06-25T05:29:00Z">
-                <w:pPr>
-                  <w:jc w:val="left"/>
-                </w:pPr>
-              </w:pPrChange>
-            </w:pPr>
-            <w:del w:id="761" w:author="osugi.yuto.56n@st.kyoto-u.ac.jp" w:date="2026-06-23T21:58:00Z" w16du:dateUtc="2026-06-23T12:58:00Z">
+                <w:del w:id="770" w:author="osugi.yuto.56n@st.kyoto-u.ac.jp" w:date="2026-06-23T21:58:00Z" w16du:dateUtc="2026-06-23T12:58:00Z"/>
+                <w:szCs w:val="21"/>
+              </w:rPr>
+              <w:pPrChange w:id="771" w:author="osugi.yuto.56n@st.kyoto-u.ac.jp" w:date="2026-06-25T14:29:00Z" w16du:dateUtc="2026-06-25T05:29:00Z">
+                <w:pPr>
+                  <w:jc w:val="left"/>
+                </w:pPr>
+              </w:pPrChange>
+            </w:pPr>
+            <w:del w:id="772" w:author="osugi.yuto.56n@st.kyoto-u.ac.jp" w:date="2026-06-23T21:58:00Z" w16du:dateUtc="2026-06-23T12:58:00Z">
               <w:r>
                 <w:rPr>
                   <w:szCs w:val="21"/>
@@ -8271,16 +8396,16 @@
             <w:pPr>
               <w:pStyle w:val="afc"/>
               <w:rPr>
-                <w:del w:id="762" w:author="osugi.yuto.56n@st.kyoto-u.ac.jp" w:date="2026-06-23T21:58:00Z" w16du:dateUtc="2026-06-23T12:58:00Z"/>
-                <w:szCs w:val="21"/>
-              </w:rPr>
-              <w:pPrChange w:id="763" w:author="osugi.yuto.56n@st.kyoto-u.ac.jp" w:date="2026-06-25T14:29:00Z" w16du:dateUtc="2026-06-25T05:29:00Z">
-                <w:pPr>
-                  <w:jc w:val="left"/>
-                </w:pPr>
-              </w:pPrChange>
-            </w:pPr>
-            <w:del w:id="764" w:author="osugi.yuto.56n@st.kyoto-u.ac.jp" w:date="2026-06-23T21:58:00Z" w16du:dateUtc="2026-06-23T12:58:00Z">
+                <w:del w:id="773" w:author="osugi.yuto.56n@st.kyoto-u.ac.jp" w:date="2026-06-23T21:58:00Z" w16du:dateUtc="2026-06-23T12:58:00Z"/>
+                <w:szCs w:val="21"/>
+              </w:rPr>
+              <w:pPrChange w:id="774" w:author="osugi.yuto.56n@st.kyoto-u.ac.jp" w:date="2026-06-25T14:29:00Z" w16du:dateUtc="2026-06-25T05:29:00Z">
+                <w:pPr>
+                  <w:jc w:val="left"/>
+                </w:pPr>
+              </w:pPrChange>
+            </w:pPr>
+            <w:del w:id="775" w:author="osugi.yuto.56n@st.kyoto-u.ac.jp" w:date="2026-06-23T21:58:00Z" w16du:dateUtc="2026-06-23T12:58:00Z">
               <w:r>
                 <w:rPr>
                   <w:rFonts w:hint="eastAsia"/>
@@ -8317,16 +8442,16 @@
             <w:pPr>
               <w:pStyle w:val="afc"/>
               <w:rPr>
-                <w:del w:id="765" w:author="osugi.yuto.56n@st.kyoto-u.ac.jp" w:date="2026-06-23T21:58:00Z" w16du:dateUtc="2026-06-23T12:58:00Z"/>
-                <w:szCs w:val="21"/>
-              </w:rPr>
-              <w:pPrChange w:id="766" w:author="osugi.yuto.56n@st.kyoto-u.ac.jp" w:date="2026-06-25T14:29:00Z" w16du:dateUtc="2026-06-25T05:29:00Z">
-                <w:pPr>
-                  <w:jc w:val="left"/>
-                </w:pPr>
-              </w:pPrChange>
-            </w:pPr>
-            <w:del w:id="767" w:author="osugi.yuto.56n@st.kyoto-u.ac.jp" w:date="2026-06-23T21:58:00Z" w16du:dateUtc="2026-06-23T12:58:00Z">
+                <w:del w:id="776" w:author="osugi.yuto.56n@st.kyoto-u.ac.jp" w:date="2026-06-23T21:58:00Z" w16du:dateUtc="2026-06-23T12:58:00Z"/>
+                <w:szCs w:val="21"/>
+              </w:rPr>
+              <w:pPrChange w:id="777" w:author="osugi.yuto.56n@st.kyoto-u.ac.jp" w:date="2026-06-25T14:29:00Z" w16du:dateUtc="2026-06-25T05:29:00Z">
+                <w:pPr>
+                  <w:jc w:val="left"/>
+                </w:pPr>
+              </w:pPrChange>
+            </w:pPr>
+            <w:del w:id="778" w:author="osugi.yuto.56n@st.kyoto-u.ac.jp" w:date="2026-06-23T21:58:00Z" w16du:dateUtc="2026-06-23T12:58:00Z">
               <w:r>
                 <w:rPr>
                   <w:szCs w:val="21"/>
@@ -8339,7 +8464,7 @@
       </w:tr>
       <w:tr>
         <w:trPr>
-          <w:del w:id="768" w:author="osugi.yuto.56n@st.kyoto-u.ac.jp" w:date="2026-06-23T21:58:00Z" w16du:dateUtc="2026-06-23T12:58:00Z"/>
+          <w:del w:id="779" w:author="osugi.yuto.56n@st.kyoto-u.ac.jp" w:date="2026-06-23T21:58:00Z"/>
         </w:trPr>
         <w:tc>
           <w:tcPr>
@@ -8349,16 +8474,16 @@
             <w:pPr>
               <w:pStyle w:val="afc"/>
               <w:rPr>
-                <w:del w:id="769" w:author="osugi.yuto.56n@st.kyoto-u.ac.jp" w:date="2026-06-23T21:58:00Z" w16du:dateUtc="2026-06-23T12:58:00Z"/>
-                <w:szCs w:val="21"/>
-              </w:rPr>
-              <w:pPrChange w:id="770" w:author="osugi.yuto.56n@st.kyoto-u.ac.jp" w:date="2026-06-25T14:29:00Z" w16du:dateUtc="2026-06-25T05:29:00Z">
-                <w:pPr>
-                  <w:jc w:val="left"/>
-                </w:pPr>
-              </w:pPrChange>
-            </w:pPr>
-            <w:del w:id="771" w:author="osugi.yuto.56n@st.kyoto-u.ac.jp" w:date="2026-06-23T21:58:00Z" w16du:dateUtc="2026-06-23T12:58:00Z">
+                <w:del w:id="780" w:author="osugi.yuto.56n@st.kyoto-u.ac.jp" w:date="2026-06-23T21:58:00Z" w16du:dateUtc="2026-06-23T12:58:00Z"/>
+                <w:szCs w:val="21"/>
+              </w:rPr>
+              <w:pPrChange w:id="781" w:author="osugi.yuto.56n@st.kyoto-u.ac.jp" w:date="2026-06-25T14:29:00Z" w16du:dateUtc="2026-06-25T05:29:00Z">
+                <w:pPr>
+                  <w:jc w:val="left"/>
+                </w:pPr>
+              </w:pPrChange>
+            </w:pPr>
+            <w:del w:id="782" w:author="osugi.yuto.56n@st.kyoto-u.ac.jp" w:date="2026-06-23T21:58:00Z" w16du:dateUtc="2026-06-23T12:58:00Z">
               <w:r>
                 <w:rPr>
                   <w:szCs w:val="21"/>
@@ -8382,16 +8507,16 @@
             <w:pPr>
               <w:pStyle w:val="afc"/>
               <w:rPr>
-                <w:del w:id="772" w:author="osugi.yuto.56n@st.kyoto-u.ac.jp" w:date="2026-06-23T21:58:00Z" w16du:dateUtc="2026-06-23T12:58:00Z"/>
-                <w:szCs w:val="21"/>
-              </w:rPr>
-              <w:pPrChange w:id="773" w:author="osugi.yuto.56n@st.kyoto-u.ac.jp" w:date="2026-06-25T14:29:00Z" w16du:dateUtc="2026-06-25T05:29:00Z">
-                <w:pPr>
-                  <w:jc w:val="left"/>
-                </w:pPr>
-              </w:pPrChange>
-            </w:pPr>
-            <w:del w:id="774" w:author="osugi.yuto.56n@st.kyoto-u.ac.jp" w:date="2026-06-23T21:58:00Z" w16du:dateUtc="2026-06-23T12:58:00Z">
+                <w:del w:id="783" w:author="osugi.yuto.56n@st.kyoto-u.ac.jp" w:date="2026-06-23T21:58:00Z" w16du:dateUtc="2026-06-23T12:58:00Z"/>
+                <w:szCs w:val="21"/>
+              </w:rPr>
+              <w:pPrChange w:id="784" w:author="osugi.yuto.56n@st.kyoto-u.ac.jp" w:date="2026-06-25T14:29:00Z" w16du:dateUtc="2026-06-25T05:29:00Z">
+                <w:pPr>
+                  <w:jc w:val="left"/>
+                </w:pPr>
+              </w:pPrChange>
+            </w:pPr>
+            <w:del w:id="785" w:author="osugi.yuto.56n@st.kyoto-u.ac.jp" w:date="2026-06-23T21:58:00Z" w16du:dateUtc="2026-06-23T12:58:00Z">
               <w:r>
                 <w:rPr>
                   <w:szCs w:val="21"/>
@@ -8409,16 +8534,16 @@
             <w:pPr>
               <w:pStyle w:val="afc"/>
               <w:rPr>
-                <w:del w:id="775" w:author="osugi.yuto.56n@st.kyoto-u.ac.jp" w:date="2026-06-23T21:58:00Z" w16du:dateUtc="2026-06-23T12:58:00Z"/>
-                <w:szCs w:val="21"/>
-              </w:rPr>
-              <w:pPrChange w:id="776" w:author="osugi.yuto.56n@st.kyoto-u.ac.jp" w:date="2026-06-25T14:29:00Z" w16du:dateUtc="2026-06-25T05:29:00Z">
-                <w:pPr>
-                  <w:jc w:val="left"/>
-                </w:pPr>
-              </w:pPrChange>
-            </w:pPr>
-            <w:del w:id="777" w:author="osugi.yuto.56n@st.kyoto-u.ac.jp" w:date="2026-06-23T21:58:00Z" w16du:dateUtc="2026-06-23T12:58:00Z">
+                <w:del w:id="786" w:author="osugi.yuto.56n@st.kyoto-u.ac.jp" w:date="2026-06-23T21:58:00Z" w16du:dateUtc="2026-06-23T12:58:00Z"/>
+                <w:szCs w:val="21"/>
+              </w:rPr>
+              <w:pPrChange w:id="787" w:author="osugi.yuto.56n@st.kyoto-u.ac.jp" w:date="2026-06-25T14:29:00Z" w16du:dateUtc="2026-06-25T05:29:00Z">
+                <w:pPr>
+                  <w:jc w:val="left"/>
+                </w:pPr>
+              </w:pPrChange>
+            </w:pPr>
+            <w:del w:id="788" w:author="osugi.yuto.56n@st.kyoto-u.ac.jp" w:date="2026-06-23T21:58:00Z" w16du:dateUtc="2026-06-23T12:58:00Z">
               <w:r>
                 <w:rPr>
                   <w:szCs w:val="21"/>
@@ -8436,16 +8561,16 @@
             <w:pPr>
               <w:pStyle w:val="afc"/>
               <w:rPr>
-                <w:del w:id="778" w:author="osugi.yuto.56n@st.kyoto-u.ac.jp" w:date="2026-06-23T21:58:00Z" w16du:dateUtc="2026-06-23T12:58:00Z"/>
-                <w:szCs w:val="21"/>
-              </w:rPr>
-              <w:pPrChange w:id="779" w:author="osugi.yuto.56n@st.kyoto-u.ac.jp" w:date="2026-06-25T14:29:00Z" w16du:dateUtc="2026-06-25T05:29:00Z">
-                <w:pPr>
-                  <w:jc w:val="left"/>
-                </w:pPr>
-              </w:pPrChange>
-            </w:pPr>
-            <w:del w:id="780" w:author="osugi.yuto.56n@st.kyoto-u.ac.jp" w:date="2026-06-23T21:58:00Z" w16du:dateUtc="2026-06-23T12:58:00Z">
+                <w:del w:id="789" w:author="osugi.yuto.56n@st.kyoto-u.ac.jp" w:date="2026-06-23T21:58:00Z" w16du:dateUtc="2026-06-23T12:58:00Z"/>
+                <w:szCs w:val="21"/>
+              </w:rPr>
+              <w:pPrChange w:id="790" w:author="osugi.yuto.56n@st.kyoto-u.ac.jp" w:date="2026-06-25T14:29:00Z" w16du:dateUtc="2026-06-25T05:29:00Z">
+                <w:pPr>
+                  <w:jc w:val="left"/>
+                </w:pPr>
+              </w:pPrChange>
+            </w:pPr>
+            <w:del w:id="791" w:author="osugi.yuto.56n@st.kyoto-u.ac.jp" w:date="2026-06-23T21:58:00Z" w16du:dateUtc="2026-06-23T12:58:00Z">
               <w:r>
                 <w:rPr>
                   <w:szCs w:val="21"/>
@@ -8463,16 +8588,16 @@
             <w:pPr>
               <w:pStyle w:val="afc"/>
               <w:rPr>
-                <w:del w:id="781" w:author="osugi.yuto.56n@st.kyoto-u.ac.jp" w:date="2026-06-23T21:58:00Z" w16du:dateUtc="2026-06-23T12:58:00Z"/>
-                <w:szCs w:val="21"/>
-              </w:rPr>
-              <w:pPrChange w:id="782" w:author="osugi.yuto.56n@st.kyoto-u.ac.jp" w:date="2026-06-25T14:29:00Z" w16du:dateUtc="2026-06-25T05:29:00Z">
-                <w:pPr>
-                  <w:jc w:val="left"/>
-                </w:pPr>
-              </w:pPrChange>
-            </w:pPr>
-            <w:del w:id="783" w:author="osugi.yuto.56n@st.kyoto-u.ac.jp" w:date="2026-06-23T21:58:00Z" w16du:dateUtc="2026-06-23T12:58:00Z">
+                <w:del w:id="792" w:author="osugi.yuto.56n@st.kyoto-u.ac.jp" w:date="2026-06-23T21:58:00Z" w16du:dateUtc="2026-06-23T12:58:00Z"/>
+                <w:szCs w:val="21"/>
+              </w:rPr>
+              <w:pPrChange w:id="793" w:author="osugi.yuto.56n@st.kyoto-u.ac.jp" w:date="2026-06-25T14:29:00Z" w16du:dateUtc="2026-06-25T05:29:00Z">
+                <w:pPr>
+                  <w:jc w:val="left"/>
+                </w:pPr>
+              </w:pPrChange>
+            </w:pPr>
+            <w:del w:id="794" w:author="osugi.yuto.56n@st.kyoto-u.ac.jp" w:date="2026-06-23T21:58:00Z" w16du:dateUtc="2026-06-23T12:58:00Z">
               <w:r>
                 <w:rPr>
                   <w:rFonts w:hint="eastAsia"/>
@@ -8509,16 +8634,16 @@
             <w:pPr>
               <w:pStyle w:val="afc"/>
               <w:rPr>
-                <w:del w:id="784" w:author="osugi.yuto.56n@st.kyoto-u.ac.jp" w:date="2026-06-23T21:58:00Z" w16du:dateUtc="2026-06-23T12:58:00Z"/>
-                <w:szCs w:val="21"/>
-              </w:rPr>
-              <w:pPrChange w:id="785" w:author="osugi.yuto.56n@st.kyoto-u.ac.jp" w:date="2026-06-25T14:29:00Z" w16du:dateUtc="2026-06-25T05:29:00Z">
-                <w:pPr>
-                  <w:jc w:val="left"/>
-                </w:pPr>
-              </w:pPrChange>
-            </w:pPr>
-            <w:del w:id="786" w:author="osugi.yuto.56n@st.kyoto-u.ac.jp" w:date="2026-06-23T21:58:00Z" w16du:dateUtc="2026-06-23T12:58:00Z">
+                <w:del w:id="795" w:author="osugi.yuto.56n@st.kyoto-u.ac.jp" w:date="2026-06-23T21:58:00Z" w16du:dateUtc="2026-06-23T12:58:00Z"/>
+                <w:szCs w:val="21"/>
+              </w:rPr>
+              <w:pPrChange w:id="796" w:author="osugi.yuto.56n@st.kyoto-u.ac.jp" w:date="2026-06-25T14:29:00Z" w16du:dateUtc="2026-06-25T05:29:00Z">
+                <w:pPr>
+                  <w:jc w:val="left"/>
+                </w:pPr>
+              </w:pPrChange>
+            </w:pPr>
+            <w:del w:id="797" w:author="osugi.yuto.56n@st.kyoto-u.ac.jp" w:date="2026-06-23T21:58:00Z" w16du:dateUtc="2026-06-23T12:58:00Z">
               <w:r>
                 <w:rPr>
                   <w:szCs w:val="21"/>
@@ -8531,7 +8656,7 @@
       </w:tr>
       <w:tr>
         <w:trPr>
-          <w:del w:id="787" w:author="osugi.yuto.56n@st.kyoto-u.ac.jp" w:date="2026-06-23T21:58:00Z" w16du:dateUtc="2026-06-23T12:58:00Z"/>
+          <w:del w:id="798" w:author="osugi.yuto.56n@st.kyoto-u.ac.jp" w:date="2026-06-23T21:58:00Z"/>
         </w:trPr>
         <w:tc>
           <w:tcPr>
@@ -8541,16 +8666,16 @@
             <w:pPr>
               <w:pStyle w:val="afc"/>
               <w:rPr>
-                <w:del w:id="788" w:author="osugi.yuto.56n@st.kyoto-u.ac.jp" w:date="2026-06-23T21:58:00Z" w16du:dateUtc="2026-06-23T12:58:00Z"/>
-                <w:szCs w:val="21"/>
-              </w:rPr>
-              <w:pPrChange w:id="789" w:author="osugi.yuto.56n@st.kyoto-u.ac.jp" w:date="2026-06-25T14:29:00Z" w16du:dateUtc="2026-06-25T05:29:00Z">
-                <w:pPr>
-                  <w:jc w:val="left"/>
-                </w:pPr>
-              </w:pPrChange>
-            </w:pPr>
-            <w:del w:id="790" w:author="osugi.yuto.56n@st.kyoto-u.ac.jp" w:date="2026-06-23T21:58:00Z" w16du:dateUtc="2026-06-23T12:58:00Z">
+                <w:del w:id="799" w:author="osugi.yuto.56n@st.kyoto-u.ac.jp" w:date="2026-06-23T21:58:00Z" w16du:dateUtc="2026-06-23T12:58:00Z"/>
+                <w:szCs w:val="21"/>
+              </w:rPr>
+              <w:pPrChange w:id="800" w:author="osugi.yuto.56n@st.kyoto-u.ac.jp" w:date="2026-06-25T14:29:00Z" w16du:dateUtc="2026-06-25T05:29:00Z">
+                <w:pPr>
+                  <w:jc w:val="left"/>
+                </w:pPr>
+              </w:pPrChange>
+            </w:pPr>
+            <w:del w:id="801" w:author="osugi.yuto.56n@st.kyoto-u.ac.jp" w:date="2026-06-23T21:58:00Z" w16du:dateUtc="2026-06-23T12:58:00Z">
               <w:r>
                 <w:rPr>
                   <w:szCs w:val="21"/>
@@ -8574,16 +8699,16 @@
             <w:pPr>
               <w:pStyle w:val="afc"/>
               <w:rPr>
-                <w:del w:id="791" w:author="osugi.yuto.56n@st.kyoto-u.ac.jp" w:date="2026-06-23T21:58:00Z" w16du:dateUtc="2026-06-23T12:58:00Z"/>
-                <w:szCs w:val="21"/>
-              </w:rPr>
-              <w:pPrChange w:id="792" w:author="osugi.yuto.56n@st.kyoto-u.ac.jp" w:date="2026-06-25T14:29:00Z" w16du:dateUtc="2026-06-25T05:29:00Z">
-                <w:pPr>
-                  <w:jc w:val="left"/>
-                </w:pPr>
-              </w:pPrChange>
-            </w:pPr>
-            <w:del w:id="793" w:author="osugi.yuto.56n@st.kyoto-u.ac.jp" w:date="2026-06-23T21:58:00Z" w16du:dateUtc="2026-06-23T12:58:00Z">
+                <w:del w:id="802" w:author="osugi.yuto.56n@st.kyoto-u.ac.jp" w:date="2026-06-23T21:58:00Z" w16du:dateUtc="2026-06-23T12:58:00Z"/>
+                <w:szCs w:val="21"/>
+              </w:rPr>
+              <w:pPrChange w:id="803" w:author="osugi.yuto.56n@st.kyoto-u.ac.jp" w:date="2026-06-25T14:29:00Z" w16du:dateUtc="2026-06-25T05:29:00Z">
+                <w:pPr>
+                  <w:jc w:val="left"/>
+                </w:pPr>
+              </w:pPrChange>
+            </w:pPr>
+            <w:del w:id="804" w:author="osugi.yuto.56n@st.kyoto-u.ac.jp" w:date="2026-06-23T21:58:00Z" w16du:dateUtc="2026-06-23T12:58:00Z">
               <w:r>
                 <w:rPr>
                   <w:szCs w:val="21"/>
@@ -8614,16 +8739,16 @@
             <w:pPr>
               <w:pStyle w:val="afc"/>
               <w:rPr>
-                <w:del w:id="794" w:author="osugi.yuto.56n@st.kyoto-u.ac.jp" w:date="2026-06-23T21:58:00Z" w16du:dateUtc="2026-06-23T12:58:00Z"/>
-                <w:szCs w:val="21"/>
-              </w:rPr>
-              <w:pPrChange w:id="795" w:author="osugi.yuto.56n@st.kyoto-u.ac.jp" w:date="2026-06-25T14:29:00Z" w16du:dateUtc="2026-06-25T05:29:00Z">
-                <w:pPr>
-                  <w:jc w:val="left"/>
-                </w:pPr>
-              </w:pPrChange>
-            </w:pPr>
-            <w:del w:id="796" w:author="osugi.yuto.56n@st.kyoto-u.ac.jp" w:date="2026-06-23T21:58:00Z" w16du:dateUtc="2026-06-23T12:58:00Z">
+                <w:del w:id="805" w:author="osugi.yuto.56n@st.kyoto-u.ac.jp" w:date="2026-06-23T21:58:00Z" w16du:dateUtc="2026-06-23T12:58:00Z"/>
+                <w:szCs w:val="21"/>
+              </w:rPr>
+              <w:pPrChange w:id="806" w:author="osugi.yuto.56n@st.kyoto-u.ac.jp" w:date="2026-06-25T14:29:00Z" w16du:dateUtc="2026-06-25T05:29:00Z">
+                <w:pPr>
+                  <w:jc w:val="left"/>
+                </w:pPr>
+              </w:pPrChange>
+            </w:pPr>
+            <w:del w:id="807" w:author="osugi.yuto.56n@st.kyoto-u.ac.jp" w:date="2026-06-23T21:58:00Z" w16du:dateUtc="2026-06-23T12:58:00Z">
               <w:r>
                 <w:rPr>
                   <w:szCs w:val="21"/>
@@ -8641,16 +8766,16 @@
             <w:pPr>
               <w:pStyle w:val="afc"/>
               <w:rPr>
-                <w:del w:id="797" w:author="osugi.yuto.56n@st.kyoto-u.ac.jp" w:date="2026-06-23T21:58:00Z" w16du:dateUtc="2026-06-23T12:58:00Z"/>
-                <w:szCs w:val="21"/>
-              </w:rPr>
-              <w:pPrChange w:id="798" w:author="osugi.yuto.56n@st.kyoto-u.ac.jp" w:date="2026-06-25T14:29:00Z" w16du:dateUtc="2026-06-25T05:29:00Z">
-                <w:pPr>
-                  <w:jc w:val="left"/>
-                </w:pPr>
-              </w:pPrChange>
-            </w:pPr>
-            <w:del w:id="799" w:author="osugi.yuto.56n@st.kyoto-u.ac.jp" w:date="2026-06-23T21:58:00Z" w16du:dateUtc="2026-06-23T12:58:00Z">
+                <w:del w:id="808" w:author="osugi.yuto.56n@st.kyoto-u.ac.jp" w:date="2026-06-23T21:58:00Z" w16du:dateUtc="2026-06-23T12:58:00Z"/>
+                <w:szCs w:val="21"/>
+              </w:rPr>
+              <w:pPrChange w:id="809" w:author="osugi.yuto.56n@st.kyoto-u.ac.jp" w:date="2026-06-25T14:29:00Z" w16du:dateUtc="2026-06-25T05:29:00Z">
+                <w:pPr>
+                  <w:jc w:val="left"/>
+                </w:pPr>
+              </w:pPrChange>
+            </w:pPr>
+            <w:del w:id="810" w:author="osugi.yuto.56n@st.kyoto-u.ac.jp" w:date="2026-06-23T21:58:00Z" w16du:dateUtc="2026-06-23T12:58:00Z">
               <w:r>
                 <w:rPr>
                   <w:szCs w:val="21"/>
@@ -8668,16 +8793,16 @@
             <w:pPr>
               <w:pStyle w:val="afc"/>
               <w:rPr>
-                <w:del w:id="800" w:author="osugi.yuto.56n@st.kyoto-u.ac.jp" w:date="2026-06-23T21:58:00Z" w16du:dateUtc="2026-06-23T12:58:00Z"/>
-                <w:szCs w:val="21"/>
-              </w:rPr>
-              <w:pPrChange w:id="801" w:author="osugi.yuto.56n@st.kyoto-u.ac.jp" w:date="2026-06-25T14:29:00Z" w16du:dateUtc="2026-06-25T05:29:00Z">
-                <w:pPr>
-                  <w:jc w:val="left"/>
-                </w:pPr>
-              </w:pPrChange>
-            </w:pPr>
-            <w:del w:id="802" w:author="osugi.yuto.56n@st.kyoto-u.ac.jp" w:date="2026-06-23T21:58:00Z" w16du:dateUtc="2026-06-23T12:58:00Z">
+                <w:del w:id="811" w:author="osugi.yuto.56n@st.kyoto-u.ac.jp" w:date="2026-06-23T21:58:00Z" w16du:dateUtc="2026-06-23T12:58:00Z"/>
+                <w:szCs w:val="21"/>
+              </w:rPr>
+              <w:pPrChange w:id="812" w:author="osugi.yuto.56n@st.kyoto-u.ac.jp" w:date="2026-06-25T14:29:00Z" w16du:dateUtc="2026-06-25T05:29:00Z">
+                <w:pPr>
+                  <w:jc w:val="left"/>
+                </w:pPr>
+              </w:pPrChange>
+            </w:pPr>
+            <w:del w:id="813" w:author="osugi.yuto.56n@st.kyoto-u.ac.jp" w:date="2026-06-23T21:58:00Z" w16du:dateUtc="2026-06-23T12:58:00Z">
               <w:r>
                 <w:rPr>
                   <w:rFonts w:hint="eastAsia"/>
@@ -8714,16 +8839,16 @@
             <w:pPr>
               <w:pStyle w:val="afc"/>
               <w:rPr>
-                <w:del w:id="803" w:author="osugi.yuto.56n@st.kyoto-u.ac.jp" w:date="2026-06-23T21:58:00Z" w16du:dateUtc="2026-06-23T12:58:00Z"/>
-                <w:szCs w:val="21"/>
-              </w:rPr>
-              <w:pPrChange w:id="804" w:author="osugi.yuto.56n@st.kyoto-u.ac.jp" w:date="2026-06-25T14:29:00Z" w16du:dateUtc="2026-06-25T05:29:00Z">
-                <w:pPr>
-                  <w:jc w:val="left"/>
-                </w:pPr>
-              </w:pPrChange>
-            </w:pPr>
-            <w:del w:id="805" w:author="osugi.yuto.56n@st.kyoto-u.ac.jp" w:date="2026-06-23T21:58:00Z" w16du:dateUtc="2026-06-23T12:58:00Z">
+                <w:del w:id="814" w:author="osugi.yuto.56n@st.kyoto-u.ac.jp" w:date="2026-06-23T21:58:00Z" w16du:dateUtc="2026-06-23T12:58:00Z"/>
+                <w:szCs w:val="21"/>
+              </w:rPr>
+              <w:pPrChange w:id="815" w:author="osugi.yuto.56n@st.kyoto-u.ac.jp" w:date="2026-06-25T14:29:00Z" w16du:dateUtc="2026-06-25T05:29:00Z">
+                <w:pPr>
+                  <w:jc w:val="left"/>
+                </w:pPr>
+              </w:pPrChange>
+            </w:pPr>
+            <w:del w:id="816" w:author="osugi.yuto.56n@st.kyoto-u.ac.jp" w:date="2026-06-23T21:58:00Z" w16du:dateUtc="2026-06-23T12:58:00Z">
               <w:r>
                 <w:rPr>
                   <w:szCs w:val="21"/>
@@ -8736,7 +8861,7 @@
       </w:tr>
       <w:tr>
         <w:trPr>
-          <w:del w:id="806" w:author="osugi.yuto.56n@st.kyoto-u.ac.jp" w:date="2026-06-23T21:58:00Z" w16du:dateUtc="2026-06-23T12:58:00Z"/>
+          <w:del w:id="817" w:author="osugi.yuto.56n@st.kyoto-u.ac.jp" w:date="2026-06-23T21:58:00Z"/>
         </w:trPr>
         <w:tc>
           <w:tcPr>
@@ -8746,16 +8871,16 @@
             <w:pPr>
               <w:pStyle w:val="afc"/>
               <w:rPr>
-                <w:del w:id="807" w:author="osugi.yuto.56n@st.kyoto-u.ac.jp" w:date="2026-06-23T21:58:00Z" w16du:dateUtc="2026-06-23T12:58:00Z"/>
-                <w:szCs w:val="21"/>
-              </w:rPr>
-              <w:pPrChange w:id="808" w:author="osugi.yuto.56n@st.kyoto-u.ac.jp" w:date="2026-06-25T14:29:00Z" w16du:dateUtc="2026-06-25T05:29:00Z">
-                <w:pPr>
-                  <w:jc w:val="left"/>
-                </w:pPr>
-              </w:pPrChange>
-            </w:pPr>
-            <w:del w:id="809" w:author="osugi.yuto.56n@st.kyoto-u.ac.jp" w:date="2026-06-23T21:58:00Z" w16du:dateUtc="2026-06-23T12:58:00Z">
+                <w:del w:id="818" w:author="osugi.yuto.56n@st.kyoto-u.ac.jp" w:date="2026-06-23T21:58:00Z" w16du:dateUtc="2026-06-23T12:58:00Z"/>
+                <w:szCs w:val="21"/>
+              </w:rPr>
+              <w:pPrChange w:id="819" w:author="osugi.yuto.56n@st.kyoto-u.ac.jp" w:date="2026-06-25T14:29:00Z" w16du:dateUtc="2026-06-25T05:29:00Z">
+                <w:pPr>
+                  <w:jc w:val="left"/>
+                </w:pPr>
+              </w:pPrChange>
+            </w:pPr>
+            <w:del w:id="820" w:author="osugi.yuto.56n@st.kyoto-u.ac.jp" w:date="2026-06-23T21:58:00Z" w16du:dateUtc="2026-06-23T12:58:00Z">
               <w:r>
                 <w:rPr>
                   <w:szCs w:val="21"/>
@@ -8773,16 +8898,16 @@
             <w:pPr>
               <w:pStyle w:val="afc"/>
               <w:rPr>
-                <w:del w:id="810" w:author="osugi.yuto.56n@st.kyoto-u.ac.jp" w:date="2026-06-23T21:58:00Z" w16du:dateUtc="2026-06-23T12:58:00Z"/>
-                <w:szCs w:val="21"/>
-              </w:rPr>
-              <w:pPrChange w:id="811" w:author="osugi.yuto.56n@st.kyoto-u.ac.jp" w:date="2026-06-25T14:29:00Z" w16du:dateUtc="2026-06-25T05:29:00Z">
-                <w:pPr>
-                  <w:jc w:val="left"/>
-                </w:pPr>
-              </w:pPrChange>
-            </w:pPr>
-            <w:del w:id="812" w:author="osugi.yuto.56n@st.kyoto-u.ac.jp" w:date="2026-06-23T21:58:00Z" w16du:dateUtc="2026-06-23T12:58:00Z">
+                <w:del w:id="821" w:author="osugi.yuto.56n@st.kyoto-u.ac.jp" w:date="2026-06-23T21:58:00Z" w16du:dateUtc="2026-06-23T12:58:00Z"/>
+                <w:szCs w:val="21"/>
+              </w:rPr>
+              <w:pPrChange w:id="822" w:author="osugi.yuto.56n@st.kyoto-u.ac.jp" w:date="2026-06-25T14:29:00Z" w16du:dateUtc="2026-06-25T05:29:00Z">
+                <w:pPr>
+                  <w:jc w:val="left"/>
+                </w:pPr>
+              </w:pPrChange>
+            </w:pPr>
+            <w:del w:id="823" w:author="osugi.yuto.56n@st.kyoto-u.ac.jp" w:date="2026-06-23T21:58:00Z" w16du:dateUtc="2026-06-23T12:58:00Z">
               <w:r>
                 <w:rPr>
                   <w:szCs w:val="21"/>
@@ -8800,16 +8925,16 @@
             <w:pPr>
               <w:pStyle w:val="afc"/>
               <w:rPr>
-                <w:del w:id="813" w:author="osugi.yuto.56n@st.kyoto-u.ac.jp" w:date="2026-06-23T21:58:00Z" w16du:dateUtc="2026-06-23T12:58:00Z"/>
-                <w:szCs w:val="21"/>
-              </w:rPr>
-              <w:pPrChange w:id="814" w:author="osugi.yuto.56n@st.kyoto-u.ac.jp" w:date="2026-06-25T14:29:00Z" w16du:dateUtc="2026-06-25T05:29:00Z">
-                <w:pPr>
-                  <w:jc w:val="left"/>
-                </w:pPr>
-              </w:pPrChange>
-            </w:pPr>
-            <w:del w:id="815" w:author="osugi.yuto.56n@st.kyoto-u.ac.jp" w:date="2026-06-23T21:58:00Z" w16du:dateUtc="2026-06-23T12:58:00Z">
+                <w:del w:id="824" w:author="osugi.yuto.56n@st.kyoto-u.ac.jp" w:date="2026-06-23T21:58:00Z" w16du:dateUtc="2026-06-23T12:58:00Z"/>
+                <w:szCs w:val="21"/>
+              </w:rPr>
+              <w:pPrChange w:id="825" w:author="osugi.yuto.56n@st.kyoto-u.ac.jp" w:date="2026-06-25T14:29:00Z" w16du:dateUtc="2026-06-25T05:29:00Z">
+                <w:pPr>
+                  <w:jc w:val="left"/>
+                </w:pPr>
+              </w:pPrChange>
+            </w:pPr>
+            <w:del w:id="826" w:author="osugi.yuto.56n@st.kyoto-u.ac.jp" w:date="2026-06-23T21:58:00Z" w16du:dateUtc="2026-06-23T12:58:00Z">
               <w:r>
                 <w:rPr>
                   <w:szCs w:val="21"/>
@@ -8827,16 +8952,16 @@
             <w:pPr>
               <w:pStyle w:val="afc"/>
               <w:rPr>
-                <w:del w:id="816" w:author="osugi.yuto.56n@st.kyoto-u.ac.jp" w:date="2026-06-23T21:58:00Z" w16du:dateUtc="2026-06-23T12:58:00Z"/>
-                <w:szCs w:val="21"/>
-              </w:rPr>
-              <w:pPrChange w:id="817" w:author="osugi.yuto.56n@st.kyoto-u.ac.jp" w:date="2026-06-25T14:29:00Z" w16du:dateUtc="2026-06-25T05:29:00Z">
-                <w:pPr>
-                  <w:jc w:val="left"/>
-                </w:pPr>
-              </w:pPrChange>
-            </w:pPr>
-            <w:del w:id="818" w:author="osugi.yuto.56n@st.kyoto-u.ac.jp" w:date="2026-06-23T21:58:00Z" w16du:dateUtc="2026-06-23T12:58:00Z">
+                <w:del w:id="827" w:author="osugi.yuto.56n@st.kyoto-u.ac.jp" w:date="2026-06-23T21:58:00Z" w16du:dateUtc="2026-06-23T12:58:00Z"/>
+                <w:szCs w:val="21"/>
+              </w:rPr>
+              <w:pPrChange w:id="828" w:author="osugi.yuto.56n@st.kyoto-u.ac.jp" w:date="2026-06-25T14:29:00Z" w16du:dateUtc="2026-06-25T05:29:00Z">
+                <w:pPr>
+                  <w:jc w:val="left"/>
+                </w:pPr>
+              </w:pPrChange>
+            </w:pPr>
+            <w:del w:id="829" w:author="osugi.yuto.56n@st.kyoto-u.ac.jp" w:date="2026-06-23T21:58:00Z" w16du:dateUtc="2026-06-23T12:58:00Z">
               <w:r>
                 <w:rPr>
                   <w:szCs w:val="21"/>
@@ -8854,16 +8979,16 @@
             <w:pPr>
               <w:pStyle w:val="afc"/>
               <w:rPr>
-                <w:del w:id="819" w:author="osugi.yuto.56n@st.kyoto-u.ac.jp" w:date="2026-06-23T21:58:00Z" w16du:dateUtc="2026-06-23T12:58:00Z"/>
-                <w:szCs w:val="21"/>
-              </w:rPr>
-              <w:pPrChange w:id="820" w:author="osugi.yuto.56n@st.kyoto-u.ac.jp" w:date="2026-06-25T14:29:00Z" w16du:dateUtc="2026-06-25T05:29:00Z">
-                <w:pPr>
-                  <w:jc w:val="left"/>
-                </w:pPr>
-              </w:pPrChange>
-            </w:pPr>
-            <w:del w:id="821" w:author="osugi.yuto.56n@st.kyoto-u.ac.jp" w:date="2026-06-23T21:58:00Z" w16du:dateUtc="2026-06-23T12:58:00Z">
+                <w:del w:id="830" w:author="osugi.yuto.56n@st.kyoto-u.ac.jp" w:date="2026-06-23T21:58:00Z" w16du:dateUtc="2026-06-23T12:58:00Z"/>
+                <w:szCs w:val="21"/>
+              </w:rPr>
+              <w:pPrChange w:id="831" w:author="osugi.yuto.56n@st.kyoto-u.ac.jp" w:date="2026-06-25T14:29:00Z" w16du:dateUtc="2026-06-25T05:29:00Z">
+                <w:pPr>
+                  <w:jc w:val="left"/>
+                </w:pPr>
+              </w:pPrChange>
+            </w:pPr>
+            <w:del w:id="832" w:author="osugi.yuto.56n@st.kyoto-u.ac.jp" w:date="2026-06-23T21:58:00Z" w16du:dateUtc="2026-06-23T12:58:00Z">
               <w:r>
                 <w:rPr>
                   <w:rFonts w:hint="eastAsia"/>
@@ -8900,16 +9025,16 @@
             <w:pPr>
               <w:pStyle w:val="afc"/>
               <w:rPr>
-                <w:del w:id="822" w:author="osugi.yuto.56n@st.kyoto-u.ac.jp" w:date="2026-06-23T21:58:00Z" w16du:dateUtc="2026-06-23T12:58:00Z"/>
-                <w:szCs w:val="21"/>
-              </w:rPr>
-              <w:pPrChange w:id="823" w:author="osugi.yuto.56n@st.kyoto-u.ac.jp" w:date="2026-06-25T14:29:00Z" w16du:dateUtc="2026-06-25T05:29:00Z">
-                <w:pPr>
-                  <w:jc w:val="left"/>
-                </w:pPr>
-              </w:pPrChange>
-            </w:pPr>
-            <w:del w:id="824" w:author="osugi.yuto.56n@st.kyoto-u.ac.jp" w:date="2026-06-23T21:58:00Z" w16du:dateUtc="2026-06-23T12:58:00Z">
+                <w:del w:id="833" w:author="osugi.yuto.56n@st.kyoto-u.ac.jp" w:date="2026-06-23T21:58:00Z" w16du:dateUtc="2026-06-23T12:58:00Z"/>
+                <w:szCs w:val="21"/>
+              </w:rPr>
+              <w:pPrChange w:id="834" w:author="osugi.yuto.56n@st.kyoto-u.ac.jp" w:date="2026-06-25T14:29:00Z" w16du:dateUtc="2026-06-25T05:29:00Z">
+                <w:pPr>
+                  <w:jc w:val="left"/>
+                </w:pPr>
+              </w:pPrChange>
+            </w:pPr>
+            <w:del w:id="835" w:author="osugi.yuto.56n@st.kyoto-u.ac.jp" w:date="2026-06-23T21:58:00Z" w16du:dateUtc="2026-06-23T12:58:00Z">
               <w:r>
                 <w:rPr>
                   <w:szCs w:val="21"/>
@@ -8922,7 +9047,7 @@
       </w:tr>
       <w:tr>
         <w:trPr>
-          <w:del w:id="825" w:author="osugi.yuto.56n@st.kyoto-u.ac.jp" w:date="2026-06-23T21:58:00Z" w16du:dateUtc="2026-06-23T12:58:00Z"/>
+          <w:del w:id="836" w:author="osugi.yuto.56n@st.kyoto-u.ac.jp" w:date="2026-06-23T21:58:00Z"/>
         </w:trPr>
         <w:tc>
           <w:tcPr>
@@ -8932,16 +9057,16 @@
             <w:pPr>
               <w:pStyle w:val="afc"/>
               <w:rPr>
-                <w:del w:id="826" w:author="osugi.yuto.56n@st.kyoto-u.ac.jp" w:date="2026-06-23T21:58:00Z" w16du:dateUtc="2026-06-23T12:58:00Z"/>
-                <w:szCs w:val="21"/>
-              </w:rPr>
-              <w:pPrChange w:id="827" w:author="osugi.yuto.56n@st.kyoto-u.ac.jp" w:date="2026-06-25T14:29:00Z" w16du:dateUtc="2026-06-25T05:29:00Z">
-                <w:pPr>
-                  <w:jc w:val="left"/>
-                </w:pPr>
-              </w:pPrChange>
-            </w:pPr>
-            <w:del w:id="828" w:author="osugi.yuto.56n@st.kyoto-u.ac.jp" w:date="2026-06-23T21:58:00Z" w16du:dateUtc="2026-06-23T12:58:00Z">
+                <w:del w:id="837" w:author="osugi.yuto.56n@st.kyoto-u.ac.jp" w:date="2026-06-23T21:58:00Z" w16du:dateUtc="2026-06-23T12:58:00Z"/>
+                <w:szCs w:val="21"/>
+              </w:rPr>
+              <w:pPrChange w:id="838" w:author="osugi.yuto.56n@st.kyoto-u.ac.jp" w:date="2026-06-25T14:29:00Z" w16du:dateUtc="2026-06-25T05:29:00Z">
+                <w:pPr>
+                  <w:jc w:val="left"/>
+                </w:pPr>
+              </w:pPrChange>
+            </w:pPr>
+            <w:del w:id="839" w:author="osugi.yuto.56n@st.kyoto-u.ac.jp" w:date="2026-06-23T21:58:00Z" w16du:dateUtc="2026-06-23T12:58:00Z">
               <w:r>
                 <w:rPr>
                   <w:szCs w:val="21"/>
@@ -8959,16 +9084,16 @@
             <w:pPr>
               <w:pStyle w:val="afc"/>
               <w:rPr>
-                <w:del w:id="829" w:author="osugi.yuto.56n@st.kyoto-u.ac.jp" w:date="2026-06-23T21:58:00Z" w16du:dateUtc="2026-06-23T12:58:00Z"/>
-                <w:szCs w:val="21"/>
-              </w:rPr>
-              <w:pPrChange w:id="830" w:author="osugi.yuto.56n@st.kyoto-u.ac.jp" w:date="2026-06-25T14:29:00Z" w16du:dateUtc="2026-06-25T05:29:00Z">
-                <w:pPr>
-                  <w:jc w:val="left"/>
-                </w:pPr>
-              </w:pPrChange>
-            </w:pPr>
-            <w:del w:id="831" w:author="osugi.yuto.56n@st.kyoto-u.ac.jp" w:date="2026-06-23T21:58:00Z" w16du:dateUtc="2026-06-23T12:58:00Z">
+                <w:del w:id="840" w:author="osugi.yuto.56n@st.kyoto-u.ac.jp" w:date="2026-06-23T21:58:00Z" w16du:dateUtc="2026-06-23T12:58:00Z"/>
+                <w:szCs w:val="21"/>
+              </w:rPr>
+              <w:pPrChange w:id="841" w:author="osugi.yuto.56n@st.kyoto-u.ac.jp" w:date="2026-06-25T14:29:00Z" w16du:dateUtc="2026-06-25T05:29:00Z">
+                <w:pPr>
+                  <w:jc w:val="left"/>
+                </w:pPr>
+              </w:pPrChange>
+            </w:pPr>
+            <w:del w:id="842" w:author="osugi.yuto.56n@st.kyoto-u.ac.jp" w:date="2026-06-23T21:58:00Z" w16du:dateUtc="2026-06-23T12:58:00Z">
               <w:r>
                 <w:rPr>
                   <w:rFonts w:hint="eastAsia"/>
@@ -8993,16 +9118,16 @@
             <w:pPr>
               <w:pStyle w:val="afc"/>
               <w:rPr>
-                <w:del w:id="832" w:author="osugi.yuto.56n@st.kyoto-u.ac.jp" w:date="2026-06-23T21:58:00Z" w16du:dateUtc="2026-06-23T12:58:00Z"/>
-                <w:szCs w:val="21"/>
-              </w:rPr>
-              <w:pPrChange w:id="833" w:author="osugi.yuto.56n@st.kyoto-u.ac.jp" w:date="2026-06-25T14:29:00Z" w16du:dateUtc="2026-06-25T05:29:00Z">
-                <w:pPr>
-                  <w:jc w:val="left"/>
-                </w:pPr>
-              </w:pPrChange>
-            </w:pPr>
-            <w:del w:id="834" w:author="osugi.yuto.56n@st.kyoto-u.ac.jp" w:date="2026-06-23T21:58:00Z" w16du:dateUtc="2026-06-23T12:58:00Z">
+                <w:del w:id="843" w:author="osugi.yuto.56n@st.kyoto-u.ac.jp" w:date="2026-06-23T21:58:00Z" w16du:dateUtc="2026-06-23T12:58:00Z"/>
+                <w:szCs w:val="21"/>
+              </w:rPr>
+              <w:pPrChange w:id="844" w:author="osugi.yuto.56n@st.kyoto-u.ac.jp" w:date="2026-06-25T14:29:00Z" w16du:dateUtc="2026-06-25T05:29:00Z">
+                <w:pPr>
+                  <w:jc w:val="left"/>
+                </w:pPr>
+              </w:pPrChange>
+            </w:pPr>
+            <w:del w:id="845" w:author="osugi.yuto.56n@st.kyoto-u.ac.jp" w:date="2026-06-23T21:58:00Z" w16du:dateUtc="2026-06-23T12:58:00Z">
               <w:r>
                 <w:rPr>
                   <w:szCs w:val="21"/>
@@ -9020,16 +9145,16 @@
             <w:pPr>
               <w:pStyle w:val="afc"/>
               <w:rPr>
-                <w:del w:id="835" w:author="osugi.yuto.56n@st.kyoto-u.ac.jp" w:date="2026-06-23T21:58:00Z" w16du:dateUtc="2026-06-23T12:58:00Z"/>
-                <w:szCs w:val="21"/>
-              </w:rPr>
-              <w:pPrChange w:id="836" w:author="osugi.yuto.56n@st.kyoto-u.ac.jp" w:date="2026-06-25T14:29:00Z" w16du:dateUtc="2026-06-25T05:29:00Z">
-                <w:pPr>
-                  <w:jc w:val="left"/>
-                </w:pPr>
-              </w:pPrChange>
-            </w:pPr>
-            <w:del w:id="837" w:author="osugi.yuto.56n@st.kyoto-u.ac.jp" w:date="2026-06-23T21:58:00Z" w16du:dateUtc="2026-06-23T12:58:00Z">
+                <w:del w:id="846" w:author="osugi.yuto.56n@st.kyoto-u.ac.jp" w:date="2026-06-23T21:58:00Z" w16du:dateUtc="2026-06-23T12:58:00Z"/>
+                <w:szCs w:val="21"/>
+              </w:rPr>
+              <w:pPrChange w:id="847" w:author="osugi.yuto.56n@st.kyoto-u.ac.jp" w:date="2026-06-25T14:29:00Z" w16du:dateUtc="2026-06-25T05:29:00Z">
+                <w:pPr>
+                  <w:jc w:val="left"/>
+                </w:pPr>
+              </w:pPrChange>
+            </w:pPr>
+            <w:del w:id="848" w:author="osugi.yuto.56n@st.kyoto-u.ac.jp" w:date="2026-06-23T21:58:00Z" w16du:dateUtc="2026-06-23T12:58:00Z">
               <w:r>
                 <w:rPr>
                   <w:szCs w:val="21"/>
@@ -9047,16 +9172,16 @@
             <w:pPr>
               <w:pStyle w:val="afc"/>
               <w:rPr>
-                <w:del w:id="838" w:author="osugi.yuto.56n@st.kyoto-u.ac.jp" w:date="2026-06-23T21:58:00Z" w16du:dateUtc="2026-06-23T12:58:00Z"/>
-                <w:szCs w:val="21"/>
-              </w:rPr>
-              <w:pPrChange w:id="839" w:author="osugi.yuto.56n@st.kyoto-u.ac.jp" w:date="2026-06-25T14:29:00Z" w16du:dateUtc="2026-06-25T05:29:00Z">
-                <w:pPr>
-                  <w:jc w:val="left"/>
-                </w:pPr>
-              </w:pPrChange>
-            </w:pPr>
-            <w:del w:id="840" w:author="osugi.yuto.56n@st.kyoto-u.ac.jp" w:date="2026-06-23T21:58:00Z" w16du:dateUtc="2026-06-23T12:58:00Z">
+                <w:del w:id="849" w:author="osugi.yuto.56n@st.kyoto-u.ac.jp" w:date="2026-06-23T21:58:00Z" w16du:dateUtc="2026-06-23T12:58:00Z"/>
+                <w:szCs w:val="21"/>
+              </w:rPr>
+              <w:pPrChange w:id="850" w:author="osugi.yuto.56n@st.kyoto-u.ac.jp" w:date="2026-06-25T14:29:00Z" w16du:dateUtc="2026-06-25T05:29:00Z">
+                <w:pPr>
+                  <w:jc w:val="left"/>
+                </w:pPr>
+              </w:pPrChange>
+            </w:pPr>
+            <w:del w:id="851" w:author="osugi.yuto.56n@st.kyoto-u.ac.jp" w:date="2026-06-23T21:58:00Z" w16du:dateUtc="2026-06-23T12:58:00Z">
               <w:r>
                 <w:rPr>
                   <w:szCs w:val="21"/>
@@ -9074,16 +9199,16 @@
             <w:pPr>
               <w:pStyle w:val="afc"/>
               <w:rPr>
-                <w:del w:id="841" w:author="osugi.yuto.56n@st.kyoto-u.ac.jp" w:date="2026-06-23T21:58:00Z" w16du:dateUtc="2026-06-23T12:58:00Z"/>
-                <w:szCs w:val="21"/>
-              </w:rPr>
-              <w:pPrChange w:id="842" w:author="osugi.yuto.56n@st.kyoto-u.ac.jp" w:date="2026-06-25T14:29:00Z" w16du:dateUtc="2026-06-25T05:29:00Z">
-                <w:pPr>
-                  <w:jc w:val="left"/>
-                </w:pPr>
-              </w:pPrChange>
-            </w:pPr>
-            <w:del w:id="843" w:author="osugi.yuto.56n@st.kyoto-u.ac.jp" w:date="2026-06-23T21:58:00Z" w16du:dateUtc="2026-06-23T12:58:00Z">
+                <w:del w:id="852" w:author="osugi.yuto.56n@st.kyoto-u.ac.jp" w:date="2026-06-23T21:58:00Z" w16du:dateUtc="2026-06-23T12:58:00Z"/>
+                <w:szCs w:val="21"/>
+              </w:rPr>
+              <w:pPrChange w:id="853" w:author="osugi.yuto.56n@st.kyoto-u.ac.jp" w:date="2026-06-25T14:29:00Z" w16du:dateUtc="2026-06-25T05:29:00Z">
+                <w:pPr>
+                  <w:jc w:val="left"/>
+                </w:pPr>
+              </w:pPrChange>
+            </w:pPr>
+            <w:del w:id="854" w:author="osugi.yuto.56n@st.kyoto-u.ac.jp" w:date="2026-06-23T21:58:00Z" w16du:dateUtc="2026-06-23T12:58:00Z">
               <w:r>
                 <w:rPr>
                   <w:rFonts w:hint="eastAsia"/>
@@ -9103,7 +9228,7 @@
       </w:tr>
       <w:tr>
         <w:trPr>
-          <w:del w:id="844" w:author="osugi.yuto.56n@st.kyoto-u.ac.jp" w:date="2026-06-23T21:58:00Z" w16du:dateUtc="2026-06-23T12:58:00Z"/>
+          <w:del w:id="855" w:author="osugi.yuto.56n@st.kyoto-u.ac.jp" w:date="2026-06-23T21:58:00Z"/>
         </w:trPr>
         <w:tc>
           <w:tcPr>
@@ -9113,16 +9238,16 @@
             <w:pPr>
               <w:pStyle w:val="afc"/>
               <w:rPr>
-                <w:del w:id="845" w:author="osugi.yuto.56n@st.kyoto-u.ac.jp" w:date="2026-06-23T21:58:00Z" w16du:dateUtc="2026-06-23T12:58:00Z"/>
-                <w:szCs w:val="21"/>
-              </w:rPr>
-              <w:pPrChange w:id="846" w:author="osugi.yuto.56n@st.kyoto-u.ac.jp" w:date="2026-06-25T14:29:00Z" w16du:dateUtc="2026-06-25T05:29:00Z">
-                <w:pPr>
-                  <w:jc w:val="left"/>
-                </w:pPr>
-              </w:pPrChange>
-            </w:pPr>
-            <w:del w:id="847" w:author="osugi.yuto.56n@st.kyoto-u.ac.jp" w:date="2026-06-23T21:58:00Z" w16du:dateUtc="2026-06-23T12:58:00Z">
+                <w:del w:id="856" w:author="osugi.yuto.56n@st.kyoto-u.ac.jp" w:date="2026-06-23T21:58:00Z" w16du:dateUtc="2026-06-23T12:58:00Z"/>
+                <w:szCs w:val="21"/>
+              </w:rPr>
+              <w:pPrChange w:id="857" w:author="osugi.yuto.56n@st.kyoto-u.ac.jp" w:date="2026-06-25T14:29:00Z" w16du:dateUtc="2026-06-25T05:29:00Z">
+                <w:pPr>
+                  <w:jc w:val="left"/>
+                </w:pPr>
+              </w:pPrChange>
+            </w:pPr>
+            <w:del w:id="858" w:author="osugi.yuto.56n@st.kyoto-u.ac.jp" w:date="2026-06-23T21:58:00Z" w16du:dateUtc="2026-06-23T12:58:00Z">
               <w:r>
                 <w:rPr>
                   <w:szCs w:val="21"/>
@@ -9140,16 +9265,16 @@
             <w:pPr>
               <w:pStyle w:val="afc"/>
               <w:rPr>
-                <w:del w:id="848" w:author="osugi.yuto.56n@st.kyoto-u.ac.jp" w:date="2026-06-23T21:58:00Z" w16du:dateUtc="2026-06-23T12:58:00Z"/>
-                <w:szCs w:val="21"/>
-              </w:rPr>
-              <w:pPrChange w:id="849" w:author="osugi.yuto.56n@st.kyoto-u.ac.jp" w:date="2026-06-25T14:29:00Z" w16du:dateUtc="2026-06-25T05:29:00Z">
-                <w:pPr>
-                  <w:jc w:val="left"/>
-                </w:pPr>
-              </w:pPrChange>
-            </w:pPr>
-            <w:del w:id="850" w:author="osugi.yuto.56n@st.kyoto-u.ac.jp" w:date="2026-06-23T21:58:00Z" w16du:dateUtc="2026-06-23T12:58:00Z">
+                <w:del w:id="859" w:author="osugi.yuto.56n@st.kyoto-u.ac.jp" w:date="2026-06-23T21:58:00Z" w16du:dateUtc="2026-06-23T12:58:00Z"/>
+                <w:szCs w:val="21"/>
+              </w:rPr>
+              <w:pPrChange w:id="860" w:author="osugi.yuto.56n@st.kyoto-u.ac.jp" w:date="2026-06-25T14:29:00Z" w16du:dateUtc="2026-06-25T05:29:00Z">
+                <w:pPr>
+                  <w:jc w:val="left"/>
+                </w:pPr>
+              </w:pPrChange>
+            </w:pPr>
+            <w:del w:id="861" w:author="osugi.yuto.56n@st.kyoto-u.ac.jp" w:date="2026-06-23T21:58:00Z" w16du:dateUtc="2026-06-23T12:58:00Z">
               <w:r>
                 <w:rPr>
                   <w:szCs w:val="21"/>
@@ -9167,16 +9292,16 @@
             <w:pPr>
               <w:pStyle w:val="afc"/>
               <w:rPr>
-                <w:del w:id="851" w:author="osugi.yuto.56n@st.kyoto-u.ac.jp" w:date="2026-06-23T21:58:00Z" w16du:dateUtc="2026-06-23T12:58:00Z"/>
-                <w:szCs w:val="21"/>
-              </w:rPr>
-              <w:pPrChange w:id="852" w:author="osugi.yuto.56n@st.kyoto-u.ac.jp" w:date="2026-06-25T14:29:00Z" w16du:dateUtc="2026-06-25T05:29:00Z">
-                <w:pPr>
-                  <w:jc w:val="left"/>
-                </w:pPr>
-              </w:pPrChange>
-            </w:pPr>
-            <w:del w:id="853" w:author="osugi.yuto.56n@st.kyoto-u.ac.jp" w:date="2026-06-23T21:58:00Z" w16du:dateUtc="2026-06-23T12:58:00Z">
+                <w:del w:id="862" w:author="osugi.yuto.56n@st.kyoto-u.ac.jp" w:date="2026-06-23T21:58:00Z" w16du:dateUtc="2026-06-23T12:58:00Z"/>
+                <w:szCs w:val="21"/>
+              </w:rPr>
+              <w:pPrChange w:id="863" w:author="osugi.yuto.56n@st.kyoto-u.ac.jp" w:date="2026-06-25T14:29:00Z" w16du:dateUtc="2026-06-25T05:29:00Z">
+                <w:pPr>
+                  <w:jc w:val="left"/>
+                </w:pPr>
+              </w:pPrChange>
+            </w:pPr>
+            <w:del w:id="864" w:author="osugi.yuto.56n@st.kyoto-u.ac.jp" w:date="2026-06-23T21:58:00Z" w16du:dateUtc="2026-06-23T12:58:00Z">
               <w:r>
                 <w:rPr>
                   <w:rFonts w:hint="eastAsia"/>
@@ -9201,16 +9326,16 @@
             <w:pPr>
               <w:pStyle w:val="afc"/>
               <w:rPr>
-                <w:del w:id="854" w:author="osugi.yuto.56n@st.kyoto-u.ac.jp" w:date="2026-06-23T21:58:00Z" w16du:dateUtc="2026-06-23T12:58:00Z"/>
-                <w:szCs w:val="21"/>
-              </w:rPr>
-              <w:pPrChange w:id="855" w:author="osugi.yuto.56n@st.kyoto-u.ac.jp" w:date="2026-06-25T14:29:00Z" w16du:dateUtc="2026-06-25T05:29:00Z">
-                <w:pPr>
-                  <w:jc w:val="left"/>
-                </w:pPr>
-              </w:pPrChange>
-            </w:pPr>
-            <w:del w:id="856" w:author="osugi.yuto.56n@st.kyoto-u.ac.jp" w:date="2026-06-23T21:58:00Z" w16du:dateUtc="2026-06-23T12:58:00Z">
+                <w:del w:id="865" w:author="osugi.yuto.56n@st.kyoto-u.ac.jp" w:date="2026-06-23T21:58:00Z" w16du:dateUtc="2026-06-23T12:58:00Z"/>
+                <w:szCs w:val="21"/>
+              </w:rPr>
+              <w:pPrChange w:id="866" w:author="osugi.yuto.56n@st.kyoto-u.ac.jp" w:date="2026-06-25T14:29:00Z" w16du:dateUtc="2026-06-25T05:29:00Z">
+                <w:pPr>
+                  <w:jc w:val="left"/>
+                </w:pPr>
+              </w:pPrChange>
+            </w:pPr>
+            <w:del w:id="867" w:author="osugi.yuto.56n@st.kyoto-u.ac.jp" w:date="2026-06-23T21:58:00Z" w16du:dateUtc="2026-06-23T12:58:00Z">
               <w:r>
                 <w:rPr>
                   <w:rFonts w:hint="eastAsia"/>
@@ -9235,16 +9360,16 @@
             <w:pPr>
               <w:pStyle w:val="afc"/>
               <w:rPr>
-                <w:del w:id="857" w:author="osugi.yuto.56n@st.kyoto-u.ac.jp" w:date="2026-06-23T21:58:00Z" w16du:dateUtc="2026-06-23T12:58:00Z"/>
-                <w:szCs w:val="21"/>
-              </w:rPr>
-              <w:pPrChange w:id="858" w:author="osugi.yuto.56n@st.kyoto-u.ac.jp" w:date="2026-06-25T14:29:00Z" w16du:dateUtc="2026-06-25T05:29:00Z">
-                <w:pPr>
-                  <w:jc w:val="left"/>
-                </w:pPr>
-              </w:pPrChange>
-            </w:pPr>
-            <w:del w:id="859" w:author="osugi.yuto.56n@st.kyoto-u.ac.jp" w:date="2026-06-23T21:58:00Z" w16du:dateUtc="2026-06-23T12:58:00Z">
+                <w:del w:id="868" w:author="osugi.yuto.56n@st.kyoto-u.ac.jp" w:date="2026-06-23T21:58:00Z" w16du:dateUtc="2026-06-23T12:58:00Z"/>
+                <w:szCs w:val="21"/>
+              </w:rPr>
+              <w:pPrChange w:id="869" w:author="osugi.yuto.56n@st.kyoto-u.ac.jp" w:date="2026-06-25T14:29:00Z" w16du:dateUtc="2026-06-25T05:29:00Z">
+                <w:pPr>
+                  <w:jc w:val="left"/>
+                </w:pPr>
+              </w:pPrChange>
+            </w:pPr>
+            <w:del w:id="870" w:author="osugi.yuto.56n@st.kyoto-u.ac.jp" w:date="2026-06-23T21:58:00Z" w16du:dateUtc="2026-06-23T12:58:00Z">
               <w:r>
                 <w:rPr>
                   <w:szCs w:val="21"/>
@@ -9280,16 +9405,16 @@
             <w:pPr>
               <w:pStyle w:val="afc"/>
               <w:rPr>
-                <w:del w:id="860" w:author="osugi.yuto.56n@st.kyoto-u.ac.jp" w:date="2026-06-23T21:58:00Z" w16du:dateUtc="2026-06-23T12:58:00Z"/>
-                <w:szCs w:val="21"/>
-              </w:rPr>
-              <w:pPrChange w:id="861" w:author="osugi.yuto.56n@st.kyoto-u.ac.jp" w:date="2026-06-25T14:29:00Z" w16du:dateUtc="2026-06-25T05:29:00Z">
-                <w:pPr>
-                  <w:jc w:val="left"/>
-                </w:pPr>
-              </w:pPrChange>
-            </w:pPr>
-            <w:del w:id="862" w:author="osugi.yuto.56n@st.kyoto-u.ac.jp" w:date="2026-06-23T21:58:00Z" w16du:dateUtc="2026-06-23T12:58:00Z">
+                <w:del w:id="871" w:author="osugi.yuto.56n@st.kyoto-u.ac.jp" w:date="2026-06-23T21:58:00Z" w16du:dateUtc="2026-06-23T12:58:00Z"/>
+                <w:szCs w:val="21"/>
+              </w:rPr>
+              <w:pPrChange w:id="872" w:author="osugi.yuto.56n@st.kyoto-u.ac.jp" w:date="2026-06-25T14:29:00Z" w16du:dateUtc="2026-06-25T05:29:00Z">
+                <w:pPr>
+                  <w:jc w:val="left"/>
+                </w:pPr>
+              </w:pPrChange>
+            </w:pPr>
+            <w:del w:id="873" w:author="osugi.yuto.56n@st.kyoto-u.ac.jp" w:date="2026-06-23T21:58:00Z" w16du:dateUtc="2026-06-23T12:58:00Z">
               <w:r>
                 <w:rPr>
                   <w:rFonts w:hint="eastAsia"/>
@@ -9303,8 +9428,8 @@
       </w:tr>
       <w:tr>
         <w:trPr>
-          <w:ins w:id="863" w:author="hirabaru.soutarou.72s@st.kyoto-u.ac.jp" w:date="2024-03-08T16:51:00Z"/>
-          <w:del w:id="864" w:author="osugi.yuto.56n@st.kyoto-u.ac.jp" w:date="2026-06-23T21:58:00Z" w16du:dateUtc="2026-06-23T12:58:00Z"/>
+          <w:ins w:id="874" w:author="hirabaru.soutarou.72s@st.kyoto-u.ac.jp" w:date="2024-03-08T16:51:00Z"/>
+          <w:del w:id="875" w:author="osugi.yuto.56n@st.kyoto-u.ac.jp" w:date="2026-06-23T21:58:00Z"/>
         </w:trPr>
         <w:tc>
           <w:tcPr>
@@ -9314,18 +9439,18 @@
             <w:pPr>
               <w:pStyle w:val="afc"/>
               <w:rPr>
-                <w:ins w:id="865" w:author="hirabaru.soutarou.72s@st.kyoto-u.ac.jp" w:date="2024-03-08T16:51:00Z"/>
-                <w:del w:id="866" w:author="osugi.yuto.56n@st.kyoto-u.ac.jp" w:date="2026-06-23T21:58:00Z" w16du:dateUtc="2026-06-23T12:58:00Z"/>
-                <w:szCs w:val="21"/>
-              </w:rPr>
-              <w:pPrChange w:id="867" w:author="osugi.yuto.56n@st.kyoto-u.ac.jp" w:date="2026-06-25T14:29:00Z" w16du:dateUtc="2026-06-25T05:29:00Z">
-                <w:pPr>
-                  <w:jc w:val="left"/>
-                </w:pPr>
-              </w:pPrChange>
-            </w:pPr>
-            <w:ins w:id="868" w:author="hirabaru.soutarou.72s@st.kyoto-u.ac.jp" w:date="2024-03-08T16:52:00Z">
-              <w:del w:id="869" w:author="osugi.yuto.56n@st.kyoto-u.ac.jp" w:date="2026-06-23T21:58:00Z" w16du:dateUtc="2026-06-23T12:58:00Z">
+                <w:ins w:id="876" w:author="hirabaru.soutarou.72s@st.kyoto-u.ac.jp" w:date="2024-03-08T16:51:00Z"/>
+                <w:del w:id="877" w:author="osugi.yuto.56n@st.kyoto-u.ac.jp" w:date="2026-06-23T21:58:00Z" w16du:dateUtc="2026-06-23T12:58:00Z"/>
+                <w:szCs w:val="21"/>
+              </w:rPr>
+              <w:pPrChange w:id="878" w:author="osugi.yuto.56n@st.kyoto-u.ac.jp" w:date="2026-06-25T14:29:00Z" w16du:dateUtc="2026-06-25T05:29:00Z">
+                <w:pPr>
+                  <w:jc w:val="left"/>
+                </w:pPr>
+              </w:pPrChange>
+            </w:pPr>
+            <w:ins w:id="879" w:author="hirabaru.soutarou.72s@st.kyoto-u.ac.jp" w:date="2024-03-08T16:52:00Z">
+              <w:del w:id="880" w:author="osugi.yuto.56n@st.kyoto-u.ac.jp" w:date="2026-06-23T21:58:00Z" w16du:dateUtc="2026-06-23T12:58:00Z">
                 <w:r>
                   <w:rPr>
                     <w:rFonts w:hint="eastAsia"/>
@@ -9351,18 +9476,18 @@
             <w:pPr>
               <w:pStyle w:val="afc"/>
               <w:rPr>
-                <w:ins w:id="870" w:author="hirabaru.soutarou.72s@st.kyoto-u.ac.jp" w:date="2024-03-08T16:51:00Z"/>
-                <w:del w:id="871" w:author="osugi.yuto.56n@st.kyoto-u.ac.jp" w:date="2026-06-23T21:58:00Z" w16du:dateUtc="2026-06-23T12:58:00Z"/>
-                <w:szCs w:val="21"/>
-              </w:rPr>
-              <w:pPrChange w:id="872" w:author="osugi.yuto.56n@st.kyoto-u.ac.jp" w:date="2026-06-25T14:29:00Z" w16du:dateUtc="2026-06-25T05:29:00Z">
-                <w:pPr>
-                  <w:jc w:val="left"/>
-                </w:pPr>
-              </w:pPrChange>
-            </w:pPr>
-            <w:ins w:id="873" w:author="hirabaru.soutarou.72s@st.kyoto-u.ac.jp" w:date="2024-03-08T16:53:00Z">
-              <w:del w:id="874" w:author="osugi.yuto.56n@st.kyoto-u.ac.jp" w:date="2026-06-23T21:58:00Z" w16du:dateUtc="2026-06-23T12:58:00Z">
+                <w:ins w:id="881" w:author="hirabaru.soutarou.72s@st.kyoto-u.ac.jp" w:date="2024-03-08T16:51:00Z"/>
+                <w:del w:id="882" w:author="osugi.yuto.56n@st.kyoto-u.ac.jp" w:date="2026-06-23T21:58:00Z" w16du:dateUtc="2026-06-23T12:58:00Z"/>
+                <w:szCs w:val="21"/>
+              </w:rPr>
+              <w:pPrChange w:id="883" w:author="osugi.yuto.56n@st.kyoto-u.ac.jp" w:date="2026-06-25T14:29:00Z" w16du:dateUtc="2026-06-25T05:29:00Z">
+                <w:pPr>
+                  <w:jc w:val="left"/>
+                </w:pPr>
+              </w:pPrChange>
+            </w:pPr>
+            <w:ins w:id="884" w:author="hirabaru.soutarou.72s@st.kyoto-u.ac.jp" w:date="2024-03-08T16:53:00Z">
+              <w:del w:id="885" w:author="osugi.yuto.56n@st.kyoto-u.ac.jp" w:date="2026-06-23T21:58:00Z" w16du:dateUtc="2026-06-23T12:58:00Z">
                 <w:r>
                   <w:rPr>
                     <w:szCs w:val="21"/>
@@ -9371,8 +9496,8 @@
                 </w:r>
               </w:del>
             </w:ins>
-            <w:ins w:id="875" w:author="hirabaru.soutarou.72s@st.kyoto-u.ac.jp" w:date="2024-03-08T16:52:00Z">
-              <w:del w:id="876" w:author="osugi.yuto.56n@st.kyoto-u.ac.jp" w:date="2026-06-23T21:58:00Z" w16du:dateUtc="2026-06-23T12:58:00Z">
+            <w:ins w:id="886" w:author="hirabaru.soutarou.72s@st.kyoto-u.ac.jp" w:date="2024-03-08T16:52:00Z">
+              <w:del w:id="887" w:author="osugi.yuto.56n@st.kyoto-u.ac.jp" w:date="2026-06-23T21:58:00Z" w16du:dateUtc="2026-06-23T12:58:00Z">
                 <w:r>
                   <w:rPr>
                     <w:szCs w:val="21"/>
@@ -9391,18 +9516,18 @@
             <w:pPr>
               <w:pStyle w:val="afc"/>
               <w:rPr>
-                <w:ins w:id="877" w:author="hirabaru.soutarou.72s@st.kyoto-u.ac.jp" w:date="2024-03-08T16:51:00Z"/>
-                <w:del w:id="878" w:author="osugi.yuto.56n@st.kyoto-u.ac.jp" w:date="2026-06-23T21:58:00Z" w16du:dateUtc="2026-06-23T12:58:00Z"/>
-                <w:szCs w:val="21"/>
-              </w:rPr>
-              <w:pPrChange w:id="879" w:author="osugi.yuto.56n@st.kyoto-u.ac.jp" w:date="2026-06-25T14:29:00Z" w16du:dateUtc="2026-06-25T05:29:00Z">
-                <w:pPr>
-                  <w:jc w:val="left"/>
-                </w:pPr>
-              </w:pPrChange>
-            </w:pPr>
-            <w:ins w:id="880" w:author="hirabaru.soutarou.72s@st.kyoto-u.ac.jp" w:date="2024-03-08T16:53:00Z">
-              <w:del w:id="881" w:author="osugi.yuto.56n@st.kyoto-u.ac.jp" w:date="2026-06-23T21:58:00Z" w16du:dateUtc="2026-06-23T12:58:00Z">
+                <w:ins w:id="888" w:author="hirabaru.soutarou.72s@st.kyoto-u.ac.jp" w:date="2024-03-08T16:51:00Z"/>
+                <w:del w:id="889" w:author="osugi.yuto.56n@st.kyoto-u.ac.jp" w:date="2026-06-23T21:58:00Z" w16du:dateUtc="2026-06-23T12:58:00Z"/>
+                <w:szCs w:val="21"/>
+              </w:rPr>
+              <w:pPrChange w:id="890" w:author="osugi.yuto.56n@st.kyoto-u.ac.jp" w:date="2026-06-25T14:29:00Z" w16du:dateUtc="2026-06-25T05:29:00Z">
+                <w:pPr>
+                  <w:jc w:val="left"/>
+                </w:pPr>
+              </w:pPrChange>
+            </w:pPr>
+            <w:ins w:id="891" w:author="hirabaru.soutarou.72s@st.kyoto-u.ac.jp" w:date="2024-03-08T16:53:00Z">
+              <w:del w:id="892" w:author="osugi.yuto.56n@st.kyoto-u.ac.jp" w:date="2026-06-23T21:58:00Z" w16du:dateUtc="2026-06-23T12:58:00Z">
                 <w:r>
                   <w:rPr>
                     <w:szCs w:val="21"/>
@@ -9411,8 +9536,8 @@
                 </w:r>
               </w:del>
             </w:ins>
-            <w:ins w:id="882" w:author="hirabaru.soutarou.72s@st.kyoto-u.ac.jp" w:date="2024-03-08T16:52:00Z">
-              <w:del w:id="883" w:author="osugi.yuto.56n@st.kyoto-u.ac.jp" w:date="2026-06-23T21:58:00Z" w16du:dateUtc="2026-06-23T12:58:00Z">
+            <w:ins w:id="893" w:author="hirabaru.soutarou.72s@st.kyoto-u.ac.jp" w:date="2024-03-08T16:52:00Z">
+              <w:del w:id="894" w:author="osugi.yuto.56n@st.kyoto-u.ac.jp" w:date="2026-06-23T21:58:00Z" w16du:dateUtc="2026-06-23T12:58:00Z">
                 <w:r>
                   <w:rPr>
                     <w:szCs w:val="21"/>
@@ -9431,18 +9556,18 @@
             <w:pPr>
               <w:pStyle w:val="afc"/>
               <w:rPr>
-                <w:ins w:id="884" w:author="hirabaru.soutarou.72s@st.kyoto-u.ac.jp" w:date="2024-03-08T16:51:00Z"/>
-                <w:del w:id="885" w:author="osugi.yuto.56n@st.kyoto-u.ac.jp" w:date="2026-06-23T21:58:00Z" w16du:dateUtc="2026-06-23T12:58:00Z"/>
-                <w:szCs w:val="21"/>
-              </w:rPr>
-              <w:pPrChange w:id="886" w:author="osugi.yuto.56n@st.kyoto-u.ac.jp" w:date="2026-06-25T14:29:00Z" w16du:dateUtc="2026-06-25T05:29:00Z">
-                <w:pPr>
-                  <w:jc w:val="left"/>
-                </w:pPr>
-              </w:pPrChange>
-            </w:pPr>
-            <w:ins w:id="887" w:author="hirabaru.soutarou.72s@st.kyoto-u.ac.jp" w:date="2024-03-08T16:52:00Z">
-              <w:del w:id="888" w:author="osugi.yuto.56n@st.kyoto-u.ac.jp" w:date="2026-06-23T21:58:00Z" w16du:dateUtc="2026-06-23T12:58:00Z">
+                <w:ins w:id="895" w:author="hirabaru.soutarou.72s@st.kyoto-u.ac.jp" w:date="2024-03-08T16:51:00Z"/>
+                <w:del w:id="896" w:author="osugi.yuto.56n@st.kyoto-u.ac.jp" w:date="2026-06-23T21:58:00Z" w16du:dateUtc="2026-06-23T12:58:00Z"/>
+                <w:szCs w:val="21"/>
+              </w:rPr>
+              <w:pPrChange w:id="897" w:author="osugi.yuto.56n@st.kyoto-u.ac.jp" w:date="2026-06-25T14:29:00Z" w16du:dateUtc="2026-06-25T05:29:00Z">
+                <w:pPr>
+                  <w:jc w:val="left"/>
+                </w:pPr>
+              </w:pPrChange>
+            </w:pPr>
+            <w:ins w:id="898" w:author="hirabaru.soutarou.72s@st.kyoto-u.ac.jp" w:date="2024-03-08T16:52:00Z">
+              <w:del w:id="899" w:author="osugi.yuto.56n@st.kyoto-u.ac.jp" w:date="2026-06-23T21:58:00Z" w16du:dateUtc="2026-06-23T12:58:00Z">
                 <w:r>
                   <w:rPr>
                     <w:szCs w:val="21"/>
@@ -9451,8 +9576,8 @@
                 </w:r>
               </w:del>
             </w:ins>
-            <w:ins w:id="889" w:author="hirabaru.soutarou.72s@st.kyoto-u.ac.jp" w:date="2024-03-08T16:53:00Z">
-              <w:del w:id="890" w:author="osugi.yuto.56n@st.kyoto-u.ac.jp" w:date="2026-06-23T21:58:00Z" w16du:dateUtc="2026-06-23T12:58:00Z">
+            <w:ins w:id="900" w:author="hirabaru.soutarou.72s@st.kyoto-u.ac.jp" w:date="2024-03-08T16:53:00Z">
+              <w:del w:id="901" w:author="osugi.yuto.56n@st.kyoto-u.ac.jp" w:date="2026-06-23T21:58:00Z" w16du:dateUtc="2026-06-23T12:58:00Z">
                 <w:r>
                   <w:rPr>
                     <w:szCs w:val="21"/>
@@ -9471,18 +9596,18 @@
             <w:pPr>
               <w:pStyle w:val="afc"/>
               <w:rPr>
-                <w:ins w:id="891" w:author="hirabaru.soutarou.72s@st.kyoto-u.ac.jp" w:date="2024-03-08T16:51:00Z"/>
-                <w:del w:id="892" w:author="osugi.yuto.56n@st.kyoto-u.ac.jp" w:date="2026-06-23T21:58:00Z" w16du:dateUtc="2026-06-23T12:58:00Z"/>
-                <w:szCs w:val="21"/>
-              </w:rPr>
-              <w:pPrChange w:id="893" w:author="osugi.yuto.56n@st.kyoto-u.ac.jp" w:date="2026-06-25T14:29:00Z" w16du:dateUtc="2026-06-25T05:29:00Z">
-                <w:pPr>
-                  <w:jc w:val="left"/>
-                </w:pPr>
-              </w:pPrChange>
-            </w:pPr>
-            <w:ins w:id="894" w:author="hirabaru.soutarou.72s@st.kyoto-u.ac.jp" w:date="2024-03-08T16:55:00Z">
-              <w:del w:id="895" w:author="osugi.yuto.56n@st.kyoto-u.ac.jp" w:date="2026-06-23T21:58:00Z" w16du:dateUtc="2026-06-23T12:58:00Z">
+                <w:ins w:id="902" w:author="hirabaru.soutarou.72s@st.kyoto-u.ac.jp" w:date="2024-03-08T16:51:00Z"/>
+                <w:del w:id="903" w:author="osugi.yuto.56n@st.kyoto-u.ac.jp" w:date="2026-06-23T21:58:00Z" w16du:dateUtc="2026-06-23T12:58:00Z"/>
+                <w:szCs w:val="21"/>
+              </w:rPr>
+              <w:pPrChange w:id="904" w:author="osugi.yuto.56n@st.kyoto-u.ac.jp" w:date="2026-06-25T14:29:00Z" w16du:dateUtc="2026-06-25T05:29:00Z">
+                <w:pPr>
+                  <w:jc w:val="left"/>
+                </w:pPr>
+              </w:pPrChange>
+            </w:pPr>
+            <w:ins w:id="905" w:author="hirabaru.soutarou.72s@st.kyoto-u.ac.jp" w:date="2024-03-08T16:55:00Z">
+              <w:del w:id="906" w:author="osugi.yuto.56n@st.kyoto-u.ac.jp" w:date="2026-06-23T21:58:00Z" w16du:dateUtc="2026-06-23T12:58:00Z">
                 <w:r>
                   <w:rPr>
                     <w:rFonts w:hint="eastAsia"/>
@@ -9498,8 +9623,8 @@
                 </w:r>
               </w:del>
             </w:ins>
-            <w:ins w:id="896" w:author="hirabaru.soutarou.72s@st.kyoto-u.ac.jp" w:date="2024-03-08T17:31:00Z">
-              <w:del w:id="897" w:author="osugi.yuto.56n@st.kyoto-u.ac.jp" w:date="2026-06-23T21:58:00Z" w16du:dateUtc="2026-06-23T12:58:00Z">
+            <w:ins w:id="907" w:author="hirabaru.soutarou.72s@st.kyoto-u.ac.jp" w:date="2024-03-08T17:31:00Z">
+              <w:del w:id="908" w:author="osugi.yuto.56n@st.kyoto-u.ac.jp" w:date="2026-06-23T21:58:00Z" w16du:dateUtc="2026-06-23T12:58:00Z">
                 <w:r>
                   <w:rPr>
                     <w:szCs w:val="21"/>
@@ -9508,8 +9633,8 @@
                 </w:r>
               </w:del>
             </w:ins>
-            <w:ins w:id="898" w:author="hirabaru.soutarou.72s@st.kyoto-u.ac.jp" w:date="2024-03-08T16:55:00Z">
-              <w:del w:id="899" w:author="osugi.yuto.56n@st.kyoto-u.ac.jp" w:date="2026-06-23T21:58:00Z" w16du:dateUtc="2026-06-23T12:58:00Z">
+            <w:ins w:id="909" w:author="hirabaru.soutarou.72s@st.kyoto-u.ac.jp" w:date="2024-03-08T16:55:00Z">
+              <w:del w:id="910" w:author="osugi.yuto.56n@st.kyoto-u.ac.jp" w:date="2026-06-23T21:58:00Z" w16du:dateUtc="2026-06-23T12:58:00Z">
                 <w:r>
                   <w:rPr>
                     <w:szCs w:val="21"/>
@@ -9518,8 +9643,8 @@
                 </w:r>
               </w:del>
             </w:ins>
-            <w:ins w:id="900" w:author="hirabaru.soutarou.72s@st.kyoto-u.ac.jp" w:date="2024-03-08T16:57:00Z">
-              <w:del w:id="901" w:author="osugi.yuto.56n@st.kyoto-u.ac.jp" w:date="2026-06-23T21:58:00Z" w16du:dateUtc="2026-06-23T12:58:00Z">
+            <w:ins w:id="911" w:author="hirabaru.soutarou.72s@st.kyoto-u.ac.jp" w:date="2024-03-08T16:57:00Z">
+              <w:del w:id="912" w:author="osugi.yuto.56n@st.kyoto-u.ac.jp" w:date="2026-06-23T21:58:00Z" w16du:dateUtc="2026-06-23T12:58:00Z">
                 <w:r>
                   <w:rPr>
                     <w:szCs w:val="21"/>
@@ -9528,8 +9653,8 @@
                 </w:r>
               </w:del>
             </w:ins>
-            <w:ins w:id="902" w:author="hirabaru.soutarou.72s@st.kyoto-u.ac.jp" w:date="2024-03-08T17:00:00Z">
-              <w:del w:id="903" w:author="osugi.yuto.56n@st.kyoto-u.ac.jp" w:date="2026-06-23T21:58:00Z" w16du:dateUtc="2026-06-23T12:58:00Z">
+            <w:ins w:id="913" w:author="hirabaru.soutarou.72s@st.kyoto-u.ac.jp" w:date="2024-03-08T17:00:00Z">
+              <w:del w:id="914" w:author="osugi.yuto.56n@st.kyoto-u.ac.jp" w:date="2026-06-23T21:58:00Z" w16du:dateUtc="2026-06-23T12:58:00Z">
                 <w:r>
                   <w:rPr>
                     <w:szCs w:val="21"/>
@@ -9538,8 +9663,8 @@
                 </w:r>
               </w:del>
             </w:ins>
-            <w:ins w:id="904" w:author="hirabaru.soutarou.72s@st.kyoto-u.ac.jp" w:date="2024-03-08T16:57:00Z">
-              <w:del w:id="905" w:author="osugi.yuto.56n@st.kyoto-u.ac.jp" w:date="2026-06-23T21:58:00Z" w16du:dateUtc="2026-06-23T12:58:00Z">
+            <w:ins w:id="915" w:author="hirabaru.soutarou.72s@st.kyoto-u.ac.jp" w:date="2024-03-08T16:57:00Z">
+              <w:del w:id="916" w:author="osugi.yuto.56n@st.kyoto-u.ac.jp" w:date="2026-06-23T21:58:00Z" w16du:dateUtc="2026-06-23T12:58:00Z">
                 <w:r>
                   <w:rPr>
                     <w:szCs w:val="21"/>
@@ -9548,8 +9673,8 @@
                 </w:r>
               </w:del>
             </w:ins>
-            <w:ins w:id="906" w:author="hirabaru.soutarou.72s@st.kyoto-u.ac.jp" w:date="2024-03-08T17:33:00Z">
-              <w:del w:id="907" w:author="osugi.yuto.56n@st.kyoto-u.ac.jp" w:date="2026-06-23T21:58:00Z" w16du:dateUtc="2026-06-23T12:58:00Z">
+            <w:ins w:id="917" w:author="hirabaru.soutarou.72s@st.kyoto-u.ac.jp" w:date="2024-03-08T17:33:00Z">
+              <w:del w:id="918" w:author="osugi.yuto.56n@st.kyoto-u.ac.jp" w:date="2026-06-23T21:58:00Z" w16du:dateUtc="2026-06-23T12:58:00Z">
                 <w:r>
                   <w:rPr>
                     <w:szCs w:val="21"/>
@@ -9558,8 +9683,8 @@
                 </w:r>
               </w:del>
             </w:ins>
-            <w:ins w:id="908" w:author="hirabaru.soutarou.72s@st.kyoto-u.ac.jp" w:date="2024-03-08T16:57:00Z">
-              <w:del w:id="909" w:author="osugi.yuto.56n@st.kyoto-u.ac.jp" w:date="2026-06-23T21:58:00Z" w16du:dateUtc="2026-06-23T12:58:00Z">
+            <w:ins w:id="919" w:author="hirabaru.soutarou.72s@st.kyoto-u.ac.jp" w:date="2024-03-08T16:57:00Z">
+              <w:del w:id="920" w:author="osugi.yuto.56n@st.kyoto-u.ac.jp" w:date="2026-06-23T21:58:00Z" w16du:dateUtc="2026-06-23T12:58:00Z">
                 <w:r>
                   <w:rPr>
                     <w:szCs w:val="21"/>
@@ -9568,8 +9693,8 @@
                 </w:r>
               </w:del>
             </w:ins>
-            <w:ins w:id="910" w:author="hirabaru.soutarou.72s@st.kyoto-u.ac.jp" w:date="2024-03-08T17:33:00Z">
-              <w:del w:id="911" w:author="osugi.yuto.56n@st.kyoto-u.ac.jp" w:date="2026-06-23T21:58:00Z" w16du:dateUtc="2026-06-23T12:58:00Z">
+            <w:ins w:id="921" w:author="hirabaru.soutarou.72s@st.kyoto-u.ac.jp" w:date="2024-03-08T17:33:00Z">
+              <w:del w:id="922" w:author="osugi.yuto.56n@st.kyoto-u.ac.jp" w:date="2026-06-23T21:58:00Z" w16du:dateUtc="2026-06-23T12:58:00Z">
                 <w:r>
                   <w:rPr>
                     <w:szCs w:val="21"/>
@@ -9578,8 +9703,8 @@
                 </w:r>
               </w:del>
             </w:ins>
-            <w:ins w:id="912" w:author="hirabaru.soutarou.72s@st.kyoto-u.ac.jp" w:date="2024-03-08T17:01:00Z">
-              <w:del w:id="913" w:author="osugi.yuto.56n@st.kyoto-u.ac.jp" w:date="2026-06-23T21:58:00Z" w16du:dateUtc="2026-06-23T12:58:00Z">
+            <w:ins w:id="923" w:author="hirabaru.soutarou.72s@st.kyoto-u.ac.jp" w:date="2024-03-08T17:01:00Z">
+              <w:del w:id="924" w:author="osugi.yuto.56n@st.kyoto-u.ac.jp" w:date="2026-06-23T21:58:00Z" w16du:dateUtc="2026-06-23T12:58:00Z">
                 <w:r>
                   <w:rPr>
                     <w:szCs w:val="21"/>
@@ -9588,8 +9713,8 @@
                 </w:r>
               </w:del>
             </w:ins>
-            <w:ins w:id="914" w:author="hirabaru.soutarou.72s@st.kyoto-u.ac.jp" w:date="2024-03-08T16:57:00Z">
-              <w:del w:id="915" w:author="osugi.yuto.56n@st.kyoto-u.ac.jp" w:date="2026-06-23T21:58:00Z" w16du:dateUtc="2026-06-23T12:58:00Z">
+            <w:ins w:id="925" w:author="hirabaru.soutarou.72s@st.kyoto-u.ac.jp" w:date="2024-03-08T16:57:00Z">
+              <w:del w:id="926" w:author="osugi.yuto.56n@st.kyoto-u.ac.jp" w:date="2026-06-23T21:58:00Z" w16du:dateUtc="2026-06-23T12:58:00Z">
                 <w:r>
                   <w:rPr>
                     <w:szCs w:val="21"/>
@@ -9608,18 +9733,18 @@
             <w:pPr>
               <w:pStyle w:val="afc"/>
               <w:rPr>
-                <w:ins w:id="916" w:author="hirabaru.soutarou.72s@st.kyoto-u.ac.jp" w:date="2024-03-08T16:51:00Z"/>
-                <w:del w:id="917" w:author="osugi.yuto.56n@st.kyoto-u.ac.jp" w:date="2026-06-23T21:58:00Z" w16du:dateUtc="2026-06-23T12:58:00Z"/>
-                <w:szCs w:val="21"/>
-              </w:rPr>
-              <w:pPrChange w:id="918" w:author="osugi.yuto.56n@st.kyoto-u.ac.jp" w:date="2026-06-25T14:29:00Z" w16du:dateUtc="2026-06-25T05:29:00Z">
-                <w:pPr>
-                  <w:jc w:val="left"/>
-                </w:pPr>
-              </w:pPrChange>
-            </w:pPr>
-            <w:ins w:id="919" w:author="hirabaru.soutarou.72s@st.kyoto-u.ac.jp" w:date="2024-03-08T17:27:00Z">
-              <w:del w:id="920" w:author="osugi.yuto.56n@st.kyoto-u.ac.jp" w:date="2026-06-23T21:58:00Z" w16du:dateUtc="2026-06-23T12:58:00Z">
+                <w:ins w:id="927" w:author="hirabaru.soutarou.72s@st.kyoto-u.ac.jp" w:date="2024-03-08T16:51:00Z"/>
+                <w:del w:id="928" w:author="osugi.yuto.56n@st.kyoto-u.ac.jp" w:date="2026-06-23T21:58:00Z" w16du:dateUtc="2026-06-23T12:58:00Z"/>
+                <w:szCs w:val="21"/>
+              </w:rPr>
+              <w:pPrChange w:id="929" w:author="osugi.yuto.56n@st.kyoto-u.ac.jp" w:date="2026-06-25T14:29:00Z" w16du:dateUtc="2026-06-25T05:29:00Z">
+                <w:pPr>
+                  <w:jc w:val="left"/>
+                </w:pPr>
+              </w:pPrChange>
+            </w:pPr>
+            <w:ins w:id="930" w:author="hirabaru.soutarou.72s@st.kyoto-u.ac.jp" w:date="2024-03-08T17:27:00Z">
+              <w:del w:id="931" w:author="osugi.yuto.56n@st.kyoto-u.ac.jp" w:date="2026-06-23T21:58:00Z" w16du:dateUtc="2026-06-23T12:58:00Z">
                 <w:r>
                   <w:rPr>
                     <w:rFonts w:hint="eastAsia"/>
@@ -9640,8 +9765,8 @@
       </w:tr>
       <w:tr>
         <w:trPr>
-          <w:ins w:id="921" w:author="hirabaru.soutarou.72s@st.kyoto-u.ac.jp" w:date="2024-03-08T16:51:00Z"/>
-          <w:del w:id="922" w:author="osugi.yuto.56n@st.kyoto-u.ac.jp" w:date="2026-06-23T21:58:00Z" w16du:dateUtc="2026-06-23T12:58:00Z"/>
+          <w:ins w:id="932" w:author="hirabaru.soutarou.72s@st.kyoto-u.ac.jp" w:date="2024-03-08T16:51:00Z"/>
+          <w:del w:id="933" w:author="osugi.yuto.56n@st.kyoto-u.ac.jp" w:date="2026-06-23T21:58:00Z"/>
         </w:trPr>
         <w:tc>
           <w:tcPr>
@@ -9651,18 +9776,18 @@
             <w:pPr>
               <w:pStyle w:val="afc"/>
               <w:rPr>
-                <w:ins w:id="923" w:author="hirabaru.soutarou.72s@st.kyoto-u.ac.jp" w:date="2024-03-08T16:51:00Z"/>
-                <w:del w:id="924" w:author="osugi.yuto.56n@st.kyoto-u.ac.jp" w:date="2026-06-23T21:58:00Z" w16du:dateUtc="2026-06-23T12:58:00Z"/>
-                <w:szCs w:val="21"/>
-              </w:rPr>
-              <w:pPrChange w:id="925" w:author="osugi.yuto.56n@st.kyoto-u.ac.jp" w:date="2026-06-25T14:29:00Z" w16du:dateUtc="2026-06-25T05:29:00Z">
-                <w:pPr>
-                  <w:jc w:val="left"/>
-                </w:pPr>
-              </w:pPrChange>
-            </w:pPr>
-            <w:ins w:id="926" w:author="hirabaru.soutarou.72s@st.kyoto-u.ac.jp" w:date="2024-03-08T17:23:00Z">
-              <w:del w:id="927" w:author="osugi.yuto.56n@st.kyoto-u.ac.jp" w:date="2026-06-23T21:58:00Z" w16du:dateUtc="2026-06-23T12:58:00Z">
+                <w:ins w:id="934" w:author="hirabaru.soutarou.72s@st.kyoto-u.ac.jp" w:date="2024-03-08T16:51:00Z"/>
+                <w:del w:id="935" w:author="osugi.yuto.56n@st.kyoto-u.ac.jp" w:date="2026-06-23T21:58:00Z" w16du:dateUtc="2026-06-23T12:58:00Z"/>
+                <w:szCs w:val="21"/>
+              </w:rPr>
+              <w:pPrChange w:id="936" w:author="osugi.yuto.56n@st.kyoto-u.ac.jp" w:date="2026-06-25T14:29:00Z" w16du:dateUtc="2026-06-25T05:29:00Z">
+                <w:pPr>
+                  <w:jc w:val="left"/>
+                </w:pPr>
+              </w:pPrChange>
+            </w:pPr>
+            <w:ins w:id="937" w:author="hirabaru.soutarou.72s@st.kyoto-u.ac.jp" w:date="2024-03-08T17:23:00Z">
+              <w:del w:id="938" w:author="osugi.yuto.56n@st.kyoto-u.ac.jp" w:date="2026-06-23T21:58:00Z" w16du:dateUtc="2026-06-23T12:58:00Z">
                 <w:r>
                   <w:rPr>
                     <w:rFonts w:hint="eastAsia"/>
@@ -9688,18 +9813,18 @@
             <w:pPr>
               <w:pStyle w:val="afc"/>
               <w:rPr>
-                <w:ins w:id="928" w:author="hirabaru.soutarou.72s@st.kyoto-u.ac.jp" w:date="2024-03-08T16:51:00Z"/>
-                <w:del w:id="929" w:author="osugi.yuto.56n@st.kyoto-u.ac.jp" w:date="2026-06-23T21:58:00Z" w16du:dateUtc="2026-06-23T12:58:00Z"/>
-                <w:szCs w:val="21"/>
-              </w:rPr>
-              <w:pPrChange w:id="930" w:author="osugi.yuto.56n@st.kyoto-u.ac.jp" w:date="2026-06-25T14:29:00Z" w16du:dateUtc="2026-06-25T05:29:00Z">
-                <w:pPr>
-                  <w:jc w:val="left"/>
-                </w:pPr>
-              </w:pPrChange>
-            </w:pPr>
-            <w:ins w:id="931" w:author="hirabaru.soutarou.72s@st.kyoto-u.ac.jp" w:date="2024-03-08T17:23:00Z">
-              <w:del w:id="932" w:author="osugi.yuto.56n@st.kyoto-u.ac.jp" w:date="2026-06-23T21:58:00Z" w16du:dateUtc="2026-06-23T12:58:00Z">
+                <w:ins w:id="939" w:author="hirabaru.soutarou.72s@st.kyoto-u.ac.jp" w:date="2024-03-08T16:51:00Z"/>
+                <w:del w:id="940" w:author="osugi.yuto.56n@st.kyoto-u.ac.jp" w:date="2026-06-23T21:58:00Z" w16du:dateUtc="2026-06-23T12:58:00Z"/>
+                <w:szCs w:val="21"/>
+              </w:rPr>
+              <w:pPrChange w:id="941" w:author="osugi.yuto.56n@st.kyoto-u.ac.jp" w:date="2026-06-25T14:29:00Z" w16du:dateUtc="2026-06-25T05:29:00Z">
+                <w:pPr>
+                  <w:jc w:val="left"/>
+                </w:pPr>
+              </w:pPrChange>
+            </w:pPr>
+            <w:ins w:id="942" w:author="hirabaru.soutarou.72s@st.kyoto-u.ac.jp" w:date="2024-03-08T17:23:00Z">
+              <w:del w:id="943" w:author="osugi.yuto.56n@st.kyoto-u.ac.jp" w:date="2026-06-23T21:58:00Z" w16du:dateUtc="2026-06-23T12:58:00Z">
                 <w:r>
                   <w:rPr>
                     <w:rFonts w:hint="eastAsia"/>
@@ -9725,18 +9850,18 @@
             <w:pPr>
               <w:pStyle w:val="afc"/>
               <w:rPr>
-                <w:ins w:id="933" w:author="hirabaru.soutarou.72s@st.kyoto-u.ac.jp" w:date="2024-03-08T16:51:00Z"/>
-                <w:del w:id="934" w:author="osugi.yuto.56n@st.kyoto-u.ac.jp" w:date="2026-06-23T21:58:00Z" w16du:dateUtc="2026-06-23T12:58:00Z"/>
-                <w:szCs w:val="21"/>
-              </w:rPr>
-              <w:pPrChange w:id="935" w:author="osugi.yuto.56n@st.kyoto-u.ac.jp" w:date="2026-06-25T14:29:00Z" w16du:dateUtc="2026-06-25T05:29:00Z">
-                <w:pPr>
-                  <w:jc w:val="left"/>
-                </w:pPr>
-              </w:pPrChange>
-            </w:pPr>
-            <w:ins w:id="936" w:author="hirabaru.soutarou.72s@st.kyoto-u.ac.jp" w:date="2024-03-08T17:24:00Z">
-              <w:del w:id="937" w:author="osugi.yuto.56n@st.kyoto-u.ac.jp" w:date="2026-06-23T21:58:00Z" w16du:dateUtc="2026-06-23T12:58:00Z">
+                <w:ins w:id="944" w:author="hirabaru.soutarou.72s@st.kyoto-u.ac.jp" w:date="2024-03-08T16:51:00Z"/>
+                <w:del w:id="945" w:author="osugi.yuto.56n@st.kyoto-u.ac.jp" w:date="2026-06-23T21:58:00Z" w16du:dateUtc="2026-06-23T12:58:00Z"/>
+                <w:szCs w:val="21"/>
+              </w:rPr>
+              <w:pPrChange w:id="946" w:author="osugi.yuto.56n@st.kyoto-u.ac.jp" w:date="2026-06-25T14:29:00Z" w16du:dateUtc="2026-06-25T05:29:00Z">
+                <w:pPr>
+                  <w:jc w:val="left"/>
+                </w:pPr>
+              </w:pPrChange>
+            </w:pPr>
+            <w:ins w:id="947" w:author="hirabaru.soutarou.72s@st.kyoto-u.ac.jp" w:date="2024-03-08T17:24:00Z">
+              <w:del w:id="948" w:author="osugi.yuto.56n@st.kyoto-u.ac.jp" w:date="2026-06-23T21:58:00Z" w16du:dateUtc="2026-06-23T12:58:00Z">
                 <w:r>
                   <w:rPr>
                     <w:rFonts w:hint="eastAsia"/>
@@ -9762,18 +9887,18 @@
             <w:pPr>
               <w:pStyle w:val="afc"/>
               <w:rPr>
-                <w:ins w:id="938" w:author="hirabaru.soutarou.72s@st.kyoto-u.ac.jp" w:date="2024-03-08T16:51:00Z"/>
-                <w:del w:id="939" w:author="osugi.yuto.56n@st.kyoto-u.ac.jp" w:date="2026-06-23T21:58:00Z" w16du:dateUtc="2026-06-23T12:58:00Z"/>
-                <w:szCs w:val="21"/>
-              </w:rPr>
-              <w:pPrChange w:id="940" w:author="osugi.yuto.56n@st.kyoto-u.ac.jp" w:date="2026-06-25T14:29:00Z" w16du:dateUtc="2026-06-25T05:29:00Z">
-                <w:pPr>
-                  <w:jc w:val="left"/>
-                </w:pPr>
-              </w:pPrChange>
-            </w:pPr>
-            <w:ins w:id="941" w:author="hirabaru.soutarou.72s@st.kyoto-u.ac.jp" w:date="2024-03-08T17:23:00Z">
-              <w:del w:id="942" w:author="osugi.yuto.56n@st.kyoto-u.ac.jp" w:date="2026-06-23T21:58:00Z" w16du:dateUtc="2026-06-23T12:58:00Z">
+                <w:ins w:id="949" w:author="hirabaru.soutarou.72s@st.kyoto-u.ac.jp" w:date="2024-03-08T16:51:00Z"/>
+                <w:del w:id="950" w:author="osugi.yuto.56n@st.kyoto-u.ac.jp" w:date="2026-06-23T21:58:00Z" w16du:dateUtc="2026-06-23T12:58:00Z"/>
+                <w:szCs w:val="21"/>
+              </w:rPr>
+              <w:pPrChange w:id="951" w:author="osugi.yuto.56n@st.kyoto-u.ac.jp" w:date="2026-06-25T14:29:00Z" w16du:dateUtc="2026-06-25T05:29:00Z">
+                <w:pPr>
+                  <w:jc w:val="left"/>
+                </w:pPr>
+              </w:pPrChange>
+            </w:pPr>
+            <w:ins w:id="952" w:author="hirabaru.soutarou.72s@st.kyoto-u.ac.jp" w:date="2024-03-08T17:23:00Z">
+              <w:del w:id="953" w:author="osugi.yuto.56n@st.kyoto-u.ac.jp" w:date="2026-06-23T21:58:00Z" w16du:dateUtc="2026-06-23T12:58:00Z">
                 <w:r>
                   <w:rPr>
                     <w:rFonts w:hint="eastAsia"/>
@@ -9799,18 +9924,18 @@
             <w:pPr>
               <w:pStyle w:val="afc"/>
               <w:rPr>
-                <w:ins w:id="943" w:author="hirabaru.soutarou.72s@st.kyoto-u.ac.jp" w:date="2024-03-08T16:51:00Z"/>
-                <w:del w:id="944" w:author="osugi.yuto.56n@st.kyoto-u.ac.jp" w:date="2026-06-23T21:58:00Z" w16du:dateUtc="2026-06-23T12:58:00Z"/>
-                <w:szCs w:val="21"/>
-              </w:rPr>
-              <w:pPrChange w:id="945" w:author="osugi.yuto.56n@st.kyoto-u.ac.jp" w:date="2026-06-25T14:29:00Z" w16du:dateUtc="2026-06-25T05:29:00Z">
-                <w:pPr>
-                  <w:jc w:val="left"/>
-                </w:pPr>
-              </w:pPrChange>
-            </w:pPr>
-            <w:ins w:id="946" w:author="hirabaru.soutarou.72s@st.kyoto-u.ac.jp" w:date="2024-03-08T17:24:00Z">
-              <w:del w:id="947" w:author="osugi.yuto.56n@st.kyoto-u.ac.jp" w:date="2026-06-23T21:58:00Z" w16du:dateUtc="2026-06-23T12:58:00Z">
+                <w:ins w:id="954" w:author="hirabaru.soutarou.72s@st.kyoto-u.ac.jp" w:date="2024-03-08T16:51:00Z"/>
+                <w:del w:id="955" w:author="osugi.yuto.56n@st.kyoto-u.ac.jp" w:date="2026-06-23T21:58:00Z" w16du:dateUtc="2026-06-23T12:58:00Z"/>
+                <w:szCs w:val="21"/>
+              </w:rPr>
+              <w:pPrChange w:id="956" w:author="osugi.yuto.56n@st.kyoto-u.ac.jp" w:date="2026-06-25T14:29:00Z" w16du:dateUtc="2026-06-25T05:29:00Z">
+                <w:pPr>
+                  <w:jc w:val="left"/>
+                </w:pPr>
+              </w:pPrChange>
+            </w:pPr>
+            <w:ins w:id="957" w:author="hirabaru.soutarou.72s@st.kyoto-u.ac.jp" w:date="2024-03-08T17:24:00Z">
+              <w:del w:id="958" w:author="osugi.yuto.56n@st.kyoto-u.ac.jp" w:date="2026-06-23T21:58:00Z" w16du:dateUtc="2026-06-23T12:58:00Z">
                 <w:r>
                   <w:rPr>
                     <w:szCs w:val="21"/>
@@ -9819,8 +9944,8 @@
                 </w:r>
               </w:del>
             </w:ins>
-            <w:ins w:id="948" w:author="hirabaru.soutarou.72s@st.kyoto-u.ac.jp" w:date="2024-03-08T17:23:00Z">
-              <w:del w:id="949" w:author="osugi.yuto.56n@st.kyoto-u.ac.jp" w:date="2026-06-23T21:58:00Z" w16du:dateUtc="2026-06-23T12:58:00Z">
+            <w:ins w:id="959" w:author="hirabaru.soutarou.72s@st.kyoto-u.ac.jp" w:date="2024-03-08T17:23:00Z">
+              <w:del w:id="960" w:author="osugi.yuto.56n@st.kyoto-u.ac.jp" w:date="2026-06-23T21:58:00Z" w16du:dateUtc="2026-06-23T12:58:00Z">
                 <w:r>
                   <w:rPr>
                     <w:szCs w:val="21"/>
@@ -9829,8 +9954,8 @@
                 </w:r>
               </w:del>
             </w:ins>
-            <w:ins w:id="950" w:author="hirabaru.soutarou.72s@st.kyoto-u.ac.jp" w:date="2024-03-08T17:24:00Z">
-              <w:del w:id="951" w:author="osugi.yuto.56n@st.kyoto-u.ac.jp" w:date="2026-06-23T21:58:00Z" w16du:dateUtc="2026-06-23T12:58:00Z">
+            <w:ins w:id="961" w:author="hirabaru.soutarou.72s@st.kyoto-u.ac.jp" w:date="2024-03-08T17:24:00Z">
+              <w:del w:id="962" w:author="osugi.yuto.56n@st.kyoto-u.ac.jp" w:date="2026-06-23T21:58:00Z" w16du:dateUtc="2026-06-23T12:58:00Z">
                 <w:r>
                   <w:rPr>
                     <w:szCs w:val="21"/>
@@ -9839,8 +9964,8 @@
                 </w:r>
               </w:del>
             </w:ins>
-            <w:ins w:id="952" w:author="hirabaru.soutarou.72s@st.kyoto-u.ac.jp" w:date="2024-03-08T17:23:00Z">
-              <w:del w:id="953" w:author="osugi.yuto.56n@st.kyoto-u.ac.jp" w:date="2026-06-23T21:58:00Z" w16du:dateUtc="2026-06-23T12:58:00Z">
+            <w:ins w:id="963" w:author="hirabaru.soutarou.72s@st.kyoto-u.ac.jp" w:date="2024-03-08T17:23:00Z">
+              <w:del w:id="964" w:author="osugi.yuto.56n@st.kyoto-u.ac.jp" w:date="2026-06-23T21:58:00Z" w16du:dateUtc="2026-06-23T12:58:00Z">
                 <w:r>
                   <w:rPr>
                     <w:szCs w:val="21"/>
@@ -9849,8 +9974,8 @@
                 </w:r>
               </w:del>
             </w:ins>
-            <w:ins w:id="954" w:author="hirabaru.soutarou.72s@st.kyoto-u.ac.jp" w:date="2024-03-08T17:24:00Z">
-              <w:del w:id="955" w:author="osugi.yuto.56n@st.kyoto-u.ac.jp" w:date="2026-06-23T21:58:00Z" w16du:dateUtc="2026-06-23T12:58:00Z">
+            <w:ins w:id="965" w:author="hirabaru.soutarou.72s@st.kyoto-u.ac.jp" w:date="2024-03-08T17:24:00Z">
+              <w:del w:id="966" w:author="osugi.yuto.56n@st.kyoto-u.ac.jp" w:date="2026-06-23T21:58:00Z" w16du:dateUtc="2026-06-23T12:58:00Z">
                 <w:r>
                   <w:rPr>
                     <w:szCs w:val="21"/>
@@ -9859,8 +9984,8 @@
                 </w:r>
               </w:del>
             </w:ins>
-            <w:ins w:id="956" w:author="hirabaru.soutarou.72s@st.kyoto-u.ac.jp" w:date="2024-03-08T17:23:00Z">
-              <w:del w:id="957" w:author="osugi.yuto.56n@st.kyoto-u.ac.jp" w:date="2026-06-23T21:58:00Z" w16du:dateUtc="2026-06-23T12:58:00Z">
+            <w:ins w:id="967" w:author="hirabaru.soutarou.72s@st.kyoto-u.ac.jp" w:date="2024-03-08T17:23:00Z">
+              <w:del w:id="968" w:author="osugi.yuto.56n@st.kyoto-u.ac.jp" w:date="2026-06-23T21:58:00Z" w16du:dateUtc="2026-06-23T12:58:00Z">
                 <w:r>
                   <w:rPr>
                     <w:szCs w:val="21"/>
@@ -9869,8 +9994,8 @@
                 </w:r>
               </w:del>
             </w:ins>
-            <w:ins w:id="958" w:author="hirabaru.soutarou.72s@st.kyoto-u.ac.jp" w:date="2024-03-08T17:28:00Z">
-              <w:del w:id="959" w:author="osugi.yuto.56n@st.kyoto-u.ac.jp" w:date="2026-06-23T21:58:00Z" w16du:dateUtc="2026-06-23T12:58:00Z">
+            <w:ins w:id="969" w:author="hirabaru.soutarou.72s@st.kyoto-u.ac.jp" w:date="2024-03-08T17:28:00Z">
+              <w:del w:id="970" w:author="osugi.yuto.56n@st.kyoto-u.ac.jp" w:date="2026-06-23T21:58:00Z" w16du:dateUtc="2026-06-23T12:58:00Z">
                 <w:r>
                   <w:rPr>
                     <w:szCs w:val="21"/>
@@ -9879,8 +10004,8 @@
                 </w:r>
               </w:del>
             </w:ins>
-            <w:ins w:id="960" w:author="hirabaru.soutarou.72s@st.kyoto-u.ac.jp" w:date="2024-03-08T17:25:00Z">
-              <w:del w:id="961" w:author="osugi.yuto.56n@st.kyoto-u.ac.jp" w:date="2026-06-23T21:58:00Z" w16du:dateUtc="2026-06-23T12:58:00Z">
+            <w:ins w:id="971" w:author="hirabaru.soutarou.72s@st.kyoto-u.ac.jp" w:date="2024-03-08T17:25:00Z">
+              <w:del w:id="972" w:author="osugi.yuto.56n@st.kyoto-u.ac.jp" w:date="2026-06-23T21:58:00Z" w16du:dateUtc="2026-06-23T12:58:00Z">
                 <w:r>
                   <w:rPr>
                     <w:szCs w:val="21"/>
@@ -9889,8 +10014,8 @@
                 </w:r>
               </w:del>
             </w:ins>
-            <w:ins w:id="962" w:author="hirabaru.soutarou.72s@st.kyoto-u.ac.jp" w:date="2024-03-08T17:24:00Z">
-              <w:del w:id="963" w:author="osugi.yuto.56n@st.kyoto-u.ac.jp" w:date="2026-06-23T21:58:00Z" w16du:dateUtc="2026-06-23T12:58:00Z">
+            <w:ins w:id="973" w:author="hirabaru.soutarou.72s@st.kyoto-u.ac.jp" w:date="2024-03-08T17:24:00Z">
+              <w:del w:id="974" w:author="osugi.yuto.56n@st.kyoto-u.ac.jp" w:date="2026-06-23T21:58:00Z" w16du:dateUtc="2026-06-23T12:58:00Z">
                 <w:r>
                   <w:rPr>
                     <w:szCs w:val="21"/>
@@ -9899,8 +10024,8 @@
                 </w:r>
               </w:del>
             </w:ins>
-            <w:ins w:id="964" w:author="hirabaru.soutarou.72s@st.kyoto-u.ac.jp" w:date="2024-03-08T17:34:00Z">
-              <w:del w:id="965" w:author="osugi.yuto.56n@st.kyoto-u.ac.jp" w:date="2026-06-23T21:58:00Z" w16du:dateUtc="2026-06-23T12:58:00Z">
+            <w:ins w:id="975" w:author="hirabaru.soutarou.72s@st.kyoto-u.ac.jp" w:date="2024-03-08T17:34:00Z">
+              <w:del w:id="976" w:author="osugi.yuto.56n@st.kyoto-u.ac.jp" w:date="2026-06-23T21:58:00Z" w16du:dateUtc="2026-06-23T12:58:00Z">
                 <w:r>
                   <w:rPr>
                     <w:szCs w:val="21"/>
@@ -9909,8 +10034,8 @@
                 </w:r>
               </w:del>
             </w:ins>
-            <w:ins w:id="966" w:author="hirabaru.soutarou.72s@st.kyoto-u.ac.jp" w:date="2024-03-08T17:24:00Z">
-              <w:del w:id="967" w:author="osugi.yuto.56n@st.kyoto-u.ac.jp" w:date="2026-06-23T21:58:00Z" w16du:dateUtc="2026-06-23T12:58:00Z">
+            <w:ins w:id="977" w:author="hirabaru.soutarou.72s@st.kyoto-u.ac.jp" w:date="2024-03-08T17:24:00Z">
+              <w:del w:id="978" w:author="osugi.yuto.56n@st.kyoto-u.ac.jp" w:date="2026-06-23T21:58:00Z" w16du:dateUtc="2026-06-23T12:58:00Z">
                 <w:r>
                   <w:rPr>
                     <w:szCs w:val="21"/>
@@ -9919,8 +10044,8 @@
                 </w:r>
               </w:del>
             </w:ins>
-            <w:ins w:id="968" w:author="hirabaru.soutarou.72s@st.kyoto-u.ac.jp" w:date="2024-03-08T17:28:00Z">
-              <w:del w:id="969" w:author="osugi.yuto.56n@st.kyoto-u.ac.jp" w:date="2026-06-23T21:58:00Z" w16du:dateUtc="2026-06-23T12:58:00Z">
+            <w:ins w:id="979" w:author="hirabaru.soutarou.72s@st.kyoto-u.ac.jp" w:date="2024-03-08T17:28:00Z">
+              <w:del w:id="980" w:author="osugi.yuto.56n@st.kyoto-u.ac.jp" w:date="2026-06-23T21:58:00Z" w16du:dateUtc="2026-06-23T12:58:00Z">
                 <w:r>
                   <w:rPr>
                     <w:szCs w:val="21"/>
@@ -9929,8 +10054,8 @@
                 </w:r>
               </w:del>
             </w:ins>
-            <w:ins w:id="970" w:author="hirabaru.soutarou.72s@st.kyoto-u.ac.jp" w:date="2024-03-08T17:25:00Z">
-              <w:del w:id="971" w:author="osugi.yuto.56n@st.kyoto-u.ac.jp" w:date="2026-06-23T21:58:00Z" w16du:dateUtc="2026-06-23T12:58:00Z">
+            <w:ins w:id="981" w:author="hirabaru.soutarou.72s@st.kyoto-u.ac.jp" w:date="2024-03-08T17:25:00Z">
+              <w:del w:id="982" w:author="osugi.yuto.56n@st.kyoto-u.ac.jp" w:date="2026-06-23T21:58:00Z" w16du:dateUtc="2026-06-23T12:58:00Z">
                 <w:r>
                   <w:rPr>
                     <w:szCs w:val="21"/>
@@ -9939,8 +10064,8 @@
                 </w:r>
               </w:del>
             </w:ins>
-            <w:ins w:id="972" w:author="hirabaru.soutarou.72s@st.kyoto-u.ac.jp" w:date="2024-03-08T17:34:00Z">
-              <w:del w:id="973" w:author="osugi.yuto.56n@st.kyoto-u.ac.jp" w:date="2026-06-23T21:58:00Z" w16du:dateUtc="2026-06-23T12:58:00Z">
+            <w:ins w:id="983" w:author="hirabaru.soutarou.72s@st.kyoto-u.ac.jp" w:date="2024-03-08T17:34:00Z">
+              <w:del w:id="984" w:author="osugi.yuto.56n@st.kyoto-u.ac.jp" w:date="2026-06-23T21:58:00Z" w16du:dateUtc="2026-06-23T12:58:00Z">
                 <w:r>
                   <w:rPr>
                     <w:szCs w:val="21"/>
@@ -9949,8 +10074,8 @@
                 </w:r>
               </w:del>
             </w:ins>
-            <w:ins w:id="974" w:author="hirabaru.soutarou.72s@st.kyoto-u.ac.jp" w:date="2024-03-08T17:28:00Z">
-              <w:del w:id="975" w:author="osugi.yuto.56n@st.kyoto-u.ac.jp" w:date="2026-06-23T21:58:00Z" w16du:dateUtc="2026-06-23T12:58:00Z">
+            <w:ins w:id="985" w:author="hirabaru.soutarou.72s@st.kyoto-u.ac.jp" w:date="2024-03-08T17:28:00Z">
+              <w:del w:id="986" w:author="osugi.yuto.56n@st.kyoto-u.ac.jp" w:date="2026-06-23T21:58:00Z" w16du:dateUtc="2026-06-23T12:58:00Z">
                 <w:r>
                   <w:rPr>
                     <w:szCs w:val="21"/>
@@ -9959,8 +10084,8 @@
                 </w:r>
               </w:del>
             </w:ins>
-            <w:ins w:id="976" w:author="hirabaru.soutarou.72s@st.kyoto-u.ac.jp" w:date="2024-03-08T17:34:00Z">
-              <w:del w:id="977" w:author="osugi.yuto.56n@st.kyoto-u.ac.jp" w:date="2026-06-23T21:58:00Z" w16du:dateUtc="2026-06-23T12:58:00Z">
+            <w:ins w:id="987" w:author="hirabaru.soutarou.72s@st.kyoto-u.ac.jp" w:date="2024-03-08T17:34:00Z">
+              <w:del w:id="988" w:author="osugi.yuto.56n@st.kyoto-u.ac.jp" w:date="2026-06-23T21:58:00Z" w16du:dateUtc="2026-06-23T12:58:00Z">
                 <w:r>
                   <w:rPr>
                     <w:szCs w:val="21"/>
@@ -9969,8 +10094,8 @@
                 </w:r>
               </w:del>
             </w:ins>
-            <w:ins w:id="978" w:author="hirabaru.soutarou.72s@st.kyoto-u.ac.jp" w:date="2024-03-08T17:28:00Z">
-              <w:del w:id="979" w:author="osugi.yuto.56n@st.kyoto-u.ac.jp" w:date="2026-06-23T21:58:00Z" w16du:dateUtc="2026-06-23T12:58:00Z">
+            <w:ins w:id="989" w:author="hirabaru.soutarou.72s@st.kyoto-u.ac.jp" w:date="2024-03-08T17:28:00Z">
+              <w:del w:id="990" w:author="osugi.yuto.56n@st.kyoto-u.ac.jp" w:date="2026-06-23T21:58:00Z" w16du:dateUtc="2026-06-23T12:58:00Z">
                 <w:r>
                   <w:rPr>
                     <w:szCs w:val="21"/>
@@ -9989,11 +10114,11 @@
             <w:pPr>
               <w:pStyle w:val="afc"/>
               <w:rPr>
-                <w:ins w:id="980" w:author="hirabaru.soutarou.72s@st.kyoto-u.ac.jp" w:date="2024-03-08T16:51:00Z"/>
-                <w:del w:id="981" w:author="osugi.yuto.56n@st.kyoto-u.ac.jp" w:date="2026-06-23T21:58:00Z" w16du:dateUtc="2026-06-23T12:58:00Z"/>
-                <w:szCs w:val="21"/>
-              </w:rPr>
-              <w:pPrChange w:id="982" w:author="osugi.yuto.56n@st.kyoto-u.ac.jp" w:date="2026-06-25T14:29:00Z" w16du:dateUtc="2026-06-25T05:29:00Z">
+                <w:ins w:id="991" w:author="hirabaru.soutarou.72s@st.kyoto-u.ac.jp" w:date="2024-03-08T16:51:00Z"/>
+                <w:del w:id="992" w:author="osugi.yuto.56n@st.kyoto-u.ac.jp" w:date="2026-06-23T21:58:00Z" w16du:dateUtc="2026-06-23T12:58:00Z"/>
+                <w:szCs w:val="21"/>
+              </w:rPr>
+              <w:pPrChange w:id="993" w:author="osugi.yuto.56n@st.kyoto-u.ac.jp" w:date="2026-06-25T14:29:00Z" w16du:dateUtc="2026-06-25T05:29:00Z">
                 <w:pPr>
                   <w:jc w:val="left"/>
                 </w:pPr>
@@ -10004,8 +10129,8 @@
       </w:tr>
       <w:tr>
         <w:trPr>
-          <w:ins w:id="983" w:author="hirabaru.soutarou.72s@st.kyoto-u.ac.jp" w:date="2024-03-08T16:51:00Z"/>
-          <w:del w:id="984" w:author="osugi.yuto.56n@st.kyoto-u.ac.jp" w:date="2026-06-23T21:58:00Z" w16du:dateUtc="2026-06-23T12:58:00Z"/>
+          <w:ins w:id="994" w:author="hirabaru.soutarou.72s@st.kyoto-u.ac.jp" w:date="2024-03-08T16:51:00Z"/>
+          <w:del w:id="995" w:author="osugi.yuto.56n@st.kyoto-u.ac.jp" w:date="2026-06-23T21:58:00Z"/>
         </w:trPr>
         <w:tc>
           <w:tcPr>
@@ -10015,18 +10140,18 @@
             <w:pPr>
               <w:pStyle w:val="afc"/>
               <w:rPr>
-                <w:ins w:id="985" w:author="hirabaru.soutarou.72s@st.kyoto-u.ac.jp" w:date="2024-03-08T16:51:00Z"/>
-                <w:del w:id="986" w:author="osugi.yuto.56n@st.kyoto-u.ac.jp" w:date="2026-06-23T21:58:00Z" w16du:dateUtc="2026-06-23T12:58:00Z"/>
-                <w:szCs w:val="21"/>
-              </w:rPr>
-              <w:pPrChange w:id="987" w:author="osugi.yuto.56n@st.kyoto-u.ac.jp" w:date="2026-06-25T14:29:00Z" w16du:dateUtc="2026-06-25T05:29:00Z">
-                <w:pPr>
-                  <w:jc w:val="left"/>
-                </w:pPr>
-              </w:pPrChange>
-            </w:pPr>
-            <w:ins w:id="988" w:author="hirabaru.soutarou.72s@st.kyoto-u.ac.jp" w:date="2024-03-08T17:25:00Z">
-              <w:del w:id="989" w:author="osugi.yuto.56n@st.kyoto-u.ac.jp" w:date="2026-06-23T21:58:00Z" w16du:dateUtc="2026-06-23T12:58:00Z">
+                <w:ins w:id="996" w:author="hirabaru.soutarou.72s@st.kyoto-u.ac.jp" w:date="2024-03-08T16:51:00Z"/>
+                <w:del w:id="997" w:author="osugi.yuto.56n@st.kyoto-u.ac.jp" w:date="2026-06-23T21:58:00Z" w16du:dateUtc="2026-06-23T12:58:00Z"/>
+                <w:szCs w:val="21"/>
+              </w:rPr>
+              <w:pPrChange w:id="998" w:author="osugi.yuto.56n@st.kyoto-u.ac.jp" w:date="2026-06-25T14:29:00Z" w16du:dateUtc="2026-06-25T05:29:00Z">
+                <w:pPr>
+                  <w:jc w:val="left"/>
+                </w:pPr>
+              </w:pPrChange>
+            </w:pPr>
+            <w:ins w:id="999" w:author="hirabaru.soutarou.72s@st.kyoto-u.ac.jp" w:date="2024-03-08T17:25:00Z">
+              <w:del w:id="1000" w:author="osugi.yuto.56n@st.kyoto-u.ac.jp" w:date="2026-06-23T21:58:00Z" w16du:dateUtc="2026-06-23T12:58:00Z">
                 <w:r>
                   <w:rPr>
                     <w:rFonts w:hint="eastAsia"/>
@@ -10052,18 +10177,18 @@
             <w:pPr>
               <w:pStyle w:val="afc"/>
               <w:rPr>
-                <w:ins w:id="990" w:author="hirabaru.soutarou.72s@st.kyoto-u.ac.jp" w:date="2024-03-08T16:51:00Z"/>
-                <w:del w:id="991" w:author="osugi.yuto.56n@st.kyoto-u.ac.jp" w:date="2026-06-23T21:58:00Z" w16du:dateUtc="2026-06-23T12:58:00Z"/>
-                <w:szCs w:val="21"/>
-              </w:rPr>
-              <w:pPrChange w:id="992" w:author="osugi.yuto.56n@st.kyoto-u.ac.jp" w:date="2026-06-25T14:29:00Z" w16du:dateUtc="2026-06-25T05:29:00Z">
-                <w:pPr>
-                  <w:jc w:val="left"/>
-                </w:pPr>
-              </w:pPrChange>
-            </w:pPr>
-            <w:ins w:id="993" w:author="hirabaru.soutarou.72s@st.kyoto-u.ac.jp" w:date="2024-03-08T17:25:00Z">
-              <w:del w:id="994" w:author="osugi.yuto.56n@st.kyoto-u.ac.jp" w:date="2026-06-23T21:58:00Z" w16du:dateUtc="2026-06-23T12:58:00Z">
+                <w:ins w:id="1001" w:author="hirabaru.soutarou.72s@st.kyoto-u.ac.jp" w:date="2024-03-08T16:51:00Z"/>
+                <w:del w:id="1002" w:author="osugi.yuto.56n@st.kyoto-u.ac.jp" w:date="2026-06-23T21:58:00Z" w16du:dateUtc="2026-06-23T12:58:00Z"/>
+                <w:szCs w:val="21"/>
+              </w:rPr>
+              <w:pPrChange w:id="1003" w:author="osugi.yuto.56n@st.kyoto-u.ac.jp" w:date="2026-06-25T14:29:00Z" w16du:dateUtc="2026-06-25T05:29:00Z">
+                <w:pPr>
+                  <w:jc w:val="left"/>
+                </w:pPr>
+              </w:pPrChange>
+            </w:pPr>
+            <w:ins w:id="1004" w:author="hirabaru.soutarou.72s@st.kyoto-u.ac.jp" w:date="2024-03-08T17:25:00Z">
+              <w:del w:id="1005" w:author="osugi.yuto.56n@st.kyoto-u.ac.jp" w:date="2026-06-23T21:58:00Z" w16du:dateUtc="2026-06-23T12:58:00Z">
                 <w:r>
                   <w:rPr>
                     <w:rFonts w:hint="eastAsia"/>
@@ -10089,18 +10214,18 @@
             <w:pPr>
               <w:pStyle w:val="afc"/>
               <w:rPr>
-                <w:ins w:id="995" w:author="hirabaru.soutarou.72s@st.kyoto-u.ac.jp" w:date="2024-03-08T16:51:00Z"/>
-                <w:del w:id="996" w:author="osugi.yuto.56n@st.kyoto-u.ac.jp" w:date="2026-06-23T21:58:00Z" w16du:dateUtc="2026-06-23T12:58:00Z"/>
-                <w:szCs w:val="21"/>
-              </w:rPr>
-              <w:pPrChange w:id="997" w:author="osugi.yuto.56n@st.kyoto-u.ac.jp" w:date="2026-06-25T14:29:00Z" w16du:dateUtc="2026-06-25T05:29:00Z">
-                <w:pPr>
-                  <w:jc w:val="left"/>
-                </w:pPr>
-              </w:pPrChange>
-            </w:pPr>
-            <w:ins w:id="998" w:author="hirabaru.soutarou.72s@st.kyoto-u.ac.jp" w:date="2024-03-08T17:25:00Z">
-              <w:del w:id="999" w:author="osugi.yuto.56n@st.kyoto-u.ac.jp" w:date="2026-06-23T21:58:00Z" w16du:dateUtc="2026-06-23T12:58:00Z">
+                <w:ins w:id="1006" w:author="hirabaru.soutarou.72s@st.kyoto-u.ac.jp" w:date="2024-03-08T16:51:00Z"/>
+                <w:del w:id="1007" w:author="osugi.yuto.56n@st.kyoto-u.ac.jp" w:date="2026-06-23T21:58:00Z" w16du:dateUtc="2026-06-23T12:58:00Z"/>
+                <w:szCs w:val="21"/>
+              </w:rPr>
+              <w:pPrChange w:id="1008" w:author="osugi.yuto.56n@st.kyoto-u.ac.jp" w:date="2026-06-25T14:29:00Z" w16du:dateUtc="2026-06-25T05:29:00Z">
+                <w:pPr>
+                  <w:jc w:val="left"/>
+                </w:pPr>
+              </w:pPrChange>
+            </w:pPr>
+            <w:ins w:id="1009" w:author="hirabaru.soutarou.72s@st.kyoto-u.ac.jp" w:date="2024-03-08T17:25:00Z">
+              <w:del w:id="1010" w:author="osugi.yuto.56n@st.kyoto-u.ac.jp" w:date="2026-06-23T21:58:00Z" w16du:dateUtc="2026-06-23T12:58:00Z">
                 <w:r>
                   <w:rPr>
                     <w:rFonts w:hint="eastAsia"/>
@@ -10126,18 +10251,18 @@
             <w:pPr>
               <w:pStyle w:val="afc"/>
               <w:rPr>
-                <w:ins w:id="1000" w:author="hirabaru.soutarou.72s@st.kyoto-u.ac.jp" w:date="2024-03-08T16:51:00Z"/>
-                <w:del w:id="1001" w:author="osugi.yuto.56n@st.kyoto-u.ac.jp" w:date="2026-06-23T21:58:00Z" w16du:dateUtc="2026-06-23T12:58:00Z"/>
-                <w:szCs w:val="21"/>
-              </w:rPr>
-              <w:pPrChange w:id="1002" w:author="osugi.yuto.56n@st.kyoto-u.ac.jp" w:date="2026-06-25T14:29:00Z" w16du:dateUtc="2026-06-25T05:29:00Z">
-                <w:pPr>
-                  <w:jc w:val="left"/>
-                </w:pPr>
-              </w:pPrChange>
-            </w:pPr>
-            <w:ins w:id="1003" w:author="hirabaru.soutarou.72s@st.kyoto-u.ac.jp" w:date="2024-03-08T17:25:00Z">
-              <w:del w:id="1004" w:author="osugi.yuto.56n@st.kyoto-u.ac.jp" w:date="2026-06-23T21:58:00Z" w16du:dateUtc="2026-06-23T12:58:00Z">
+                <w:ins w:id="1011" w:author="hirabaru.soutarou.72s@st.kyoto-u.ac.jp" w:date="2024-03-08T16:51:00Z"/>
+                <w:del w:id="1012" w:author="osugi.yuto.56n@st.kyoto-u.ac.jp" w:date="2026-06-23T21:58:00Z" w16du:dateUtc="2026-06-23T12:58:00Z"/>
+                <w:szCs w:val="21"/>
+              </w:rPr>
+              <w:pPrChange w:id="1013" w:author="osugi.yuto.56n@st.kyoto-u.ac.jp" w:date="2026-06-25T14:29:00Z" w16du:dateUtc="2026-06-25T05:29:00Z">
+                <w:pPr>
+                  <w:jc w:val="left"/>
+                </w:pPr>
+              </w:pPrChange>
+            </w:pPr>
+            <w:ins w:id="1014" w:author="hirabaru.soutarou.72s@st.kyoto-u.ac.jp" w:date="2024-03-08T17:25:00Z">
+              <w:del w:id="1015" w:author="osugi.yuto.56n@st.kyoto-u.ac.jp" w:date="2026-06-23T21:58:00Z" w16du:dateUtc="2026-06-23T12:58:00Z">
                 <w:r>
                   <w:rPr>
                     <w:rFonts w:hint="eastAsia"/>
@@ -10153,8 +10278,8 @@
                 </w:r>
               </w:del>
             </w:ins>
-            <w:ins w:id="1005" w:author="hirabaru.soutarou.72s@st.kyoto-u.ac.jp" w:date="2024-03-08T17:26:00Z">
-              <w:del w:id="1006" w:author="osugi.yuto.56n@st.kyoto-u.ac.jp" w:date="2026-06-23T21:58:00Z" w16du:dateUtc="2026-06-23T12:58:00Z">
+            <w:ins w:id="1016" w:author="hirabaru.soutarou.72s@st.kyoto-u.ac.jp" w:date="2024-03-08T17:26:00Z">
+              <w:del w:id="1017" w:author="osugi.yuto.56n@st.kyoto-u.ac.jp" w:date="2026-06-23T21:58:00Z" w16du:dateUtc="2026-06-23T12:58:00Z">
                 <w:r>
                   <w:rPr>
                     <w:szCs w:val="21"/>
@@ -10173,18 +10298,18 @@
             <w:pPr>
               <w:pStyle w:val="afc"/>
               <w:rPr>
-                <w:ins w:id="1007" w:author="hirabaru.soutarou.72s@st.kyoto-u.ac.jp" w:date="2024-03-08T16:51:00Z"/>
-                <w:del w:id="1008" w:author="osugi.yuto.56n@st.kyoto-u.ac.jp" w:date="2026-06-23T21:58:00Z" w16du:dateUtc="2026-06-23T12:58:00Z"/>
-                <w:szCs w:val="21"/>
-              </w:rPr>
-              <w:pPrChange w:id="1009" w:author="osugi.yuto.56n@st.kyoto-u.ac.jp" w:date="2026-06-25T14:29:00Z" w16du:dateUtc="2026-06-25T05:29:00Z">
-                <w:pPr>
-                  <w:jc w:val="left"/>
-                </w:pPr>
-              </w:pPrChange>
-            </w:pPr>
-            <w:ins w:id="1010" w:author="hirabaru.soutarou.72s@st.kyoto-u.ac.jp" w:date="2024-03-08T17:28:00Z">
-              <w:del w:id="1011" w:author="osugi.yuto.56n@st.kyoto-u.ac.jp" w:date="2026-06-23T21:58:00Z" w16du:dateUtc="2026-06-23T12:58:00Z">
+                <w:ins w:id="1018" w:author="hirabaru.soutarou.72s@st.kyoto-u.ac.jp" w:date="2024-03-08T16:51:00Z"/>
+                <w:del w:id="1019" w:author="osugi.yuto.56n@st.kyoto-u.ac.jp" w:date="2026-06-23T21:58:00Z" w16du:dateUtc="2026-06-23T12:58:00Z"/>
+                <w:szCs w:val="21"/>
+              </w:rPr>
+              <w:pPrChange w:id="1020" w:author="osugi.yuto.56n@st.kyoto-u.ac.jp" w:date="2026-06-25T14:29:00Z" w16du:dateUtc="2026-06-25T05:29:00Z">
+                <w:pPr>
+                  <w:jc w:val="left"/>
+                </w:pPr>
+              </w:pPrChange>
+            </w:pPr>
+            <w:ins w:id="1021" w:author="hirabaru.soutarou.72s@st.kyoto-u.ac.jp" w:date="2024-03-08T17:28:00Z">
+              <w:del w:id="1022" w:author="osugi.yuto.56n@st.kyoto-u.ac.jp" w:date="2026-06-23T21:58:00Z" w16du:dateUtc="2026-06-23T12:58:00Z">
                 <w:r>
                   <w:rPr>
                     <w:szCs w:val="21"/>
@@ -10193,8 +10318,8 @@
                 </w:r>
               </w:del>
             </w:ins>
-            <w:ins w:id="1012" w:author="hirabaru.soutarou.72s@st.kyoto-u.ac.jp" w:date="2024-03-08T17:29:00Z">
-              <w:del w:id="1013" w:author="osugi.yuto.56n@st.kyoto-u.ac.jp" w:date="2026-06-23T21:58:00Z" w16du:dateUtc="2026-06-23T12:58:00Z">
+            <w:ins w:id="1023" w:author="hirabaru.soutarou.72s@st.kyoto-u.ac.jp" w:date="2024-03-08T17:29:00Z">
+              <w:del w:id="1024" w:author="osugi.yuto.56n@st.kyoto-u.ac.jp" w:date="2026-06-23T21:58:00Z" w16du:dateUtc="2026-06-23T12:58:00Z">
                 <w:r>
                   <w:rPr>
                     <w:szCs w:val="21"/>
@@ -10203,8 +10328,8 @@
                 </w:r>
               </w:del>
             </w:ins>
-            <w:ins w:id="1014" w:author="hirabaru.soutarou.72s@st.kyoto-u.ac.jp" w:date="2024-03-08T17:34:00Z">
-              <w:del w:id="1015" w:author="osugi.yuto.56n@st.kyoto-u.ac.jp" w:date="2026-06-23T21:58:00Z" w16du:dateUtc="2026-06-23T12:58:00Z">
+            <w:ins w:id="1025" w:author="hirabaru.soutarou.72s@st.kyoto-u.ac.jp" w:date="2024-03-08T17:34:00Z">
+              <w:del w:id="1026" w:author="osugi.yuto.56n@st.kyoto-u.ac.jp" w:date="2026-06-23T21:58:00Z" w16du:dateUtc="2026-06-23T12:58:00Z">
                 <w:r>
                   <w:rPr>
                     <w:szCs w:val="21"/>
@@ -10213,8 +10338,8 @@
                 </w:r>
               </w:del>
             </w:ins>
-            <w:ins w:id="1016" w:author="hirabaru.soutarou.72s@st.kyoto-u.ac.jp" w:date="2024-03-08T17:29:00Z">
-              <w:del w:id="1017" w:author="osugi.yuto.56n@st.kyoto-u.ac.jp" w:date="2026-06-23T21:58:00Z" w16du:dateUtc="2026-06-23T12:58:00Z">
+            <w:ins w:id="1027" w:author="hirabaru.soutarou.72s@st.kyoto-u.ac.jp" w:date="2024-03-08T17:29:00Z">
+              <w:del w:id="1028" w:author="osugi.yuto.56n@st.kyoto-u.ac.jp" w:date="2026-06-23T21:58:00Z" w16du:dateUtc="2026-06-23T12:58:00Z">
                 <w:r>
                   <w:rPr>
                     <w:szCs w:val="21"/>
@@ -10223,8 +10348,8 @@
                 </w:r>
               </w:del>
             </w:ins>
-            <w:ins w:id="1018" w:author="hirabaru.soutarou.72s@st.kyoto-u.ac.jp" w:date="2024-03-13T14:48:00Z">
-              <w:del w:id="1019" w:author="osugi.yuto.56n@st.kyoto-u.ac.jp" w:date="2026-06-23T21:58:00Z" w16du:dateUtc="2026-06-23T12:58:00Z">
+            <w:ins w:id="1029" w:author="hirabaru.soutarou.72s@st.kyoto-u.ac.jp" w:date="2024-03-13T14:48:00Z">
+              <w:del w:id="1030" w:author="osugi.yuto.56n@st.kyoto-u.ac.jp" w:date="2026-06-23T21:58:00Z" w16du:dateUtc="2026-06-23T12:58:00Z">
                 <w:r>
                   <w:rPr>
                     <w:rFonts w:hint="eastAsia"/>
@@ -10234,8 +10359,8 @@
                 </w:r>
               </w:del>
             </w:ins>
-            <w:ins w:id="1020" w:author="hirabaru.soutarou.72s@st.kyoto-u.ac.jp" w:date="2024-03-08T17:29:00Z">
-              <w:del w:id="1021" w:author="osugi.yuto.56n@st.kyoto-u.ac.jp" w:date="2026-06-23T21:58:00Z" w16du:dateUtc="2026-06-23T12:58:00Z">
+            <w:ins w:id="1031" w:author="hirabaru.soutarou.72s@st.kyoto-u.ac.jp" w:date="2024-03-08T17:29:00Z">
+              <w:del w:id="1032" w:author="osugi.yuto.56n@st.kyoto-u.ac.jp" w:date="2026-06-23T21:58:00Z" w16du:dateUtc="2026-06-23T12:58:00Z">
                 <w:r>
                   <w:rPr>
                     <w:szCs w:val="21"/>
@@ -10244,8 +10369,8 @@
                 </w:r>
               </w:del>
             </w:ins>
-            <w:ins w:id="1022" w:author="hirabaru.soutarou.72s@st.kyoto-u.ac.jp" w:date="2024-03-08T17:30:00Z">
-              <w:del w:id="1023" w:author="osugi.yuto.56n@st.kyoto-u.ac.jp" w:date="2026-06-23T21:58:00Z" w16du:dateUtc="2026-06-23T12:58:00Z">
+            <w:ins w:id="1033" w:author="hirabaru.soutarou.72s@st.kyoto-u.ac.jp" w:date="2024-03-08T17:30:00Z">
+              <w:del w:id="1034" w:author="osugi.yuto.56n@st.kyoto-u.ac.jp" w:date="2026-06-23T21:58:00Z" w16du:dateUtc="2026-06-23T12:58:00Z">
                 <w:r>
                   <w:rPr>
                     <w:szCs w:val="21"/>
@@ -10254,8 +10379,8 @@
                 </w:r>
               </w:del>
             </w:ins>
-            <w:ins w:id="1024" w:author="hirabaru.soutarou.72s@st.kyoto-u.ac.jp" w:date="2024-03-13T14:48:00Z">
-              <w:del w:id="1025" w:author="osugi.yuto.56n@st.kyoto-u.ac.jp" w:date="2026-06-23T21:58:00Z" w16du:dateUtc="2026-06-23T12:58:00Z">
+            <w:ins w:id="1035" w:author="hirabaru.soutarou.72s@st.kyoto-u.ac.jp" w:date="2024-03-13T14:48:00Z">
+              <w:del w:id="1036" w:author="osugi.yuto.56n@st.kyoto-u.ac.jp" w:date="2026-06-23T21:58:00Z" w16du:dateUtc="2026-06-23T12:58:00Z">
                 <w:r>
                   <w:rPr>
                     <w:rFonts w:hint="eastAsia"/>
@@ -10271,8 +10396,8 @@
                 </w:r>
               </w:del>
             </w:ins>
-            <w:ins w:id="1026" w:author="hirabaru.soutarou.72s@st.kyoto-u.ac.jp" w:date="2024-03-08T17:30:00Z">
-              <w:del w:id="1027" w:author="osugi.yuto.56n@st.kyoto-u.ac.jp" w:date="2026-06-23T21:58:00Z" w16du:dateUtc="2026-06-23T12:58:00Z">
+            <w:ins w:id="1037" w:author="hirabaru.soutarou.72s@st.kyoto-u.ac.jp" w:date="2024-03-08T17:30:00Z">
+              <w:del w:id="1038" w:author="osugi.yuto.56n@st.kyoto-u.ac.jp" w:date="2026-06-23T21:58:00Z" w16du:dateUtc="2026-06-23T12:58:00Z">
                 <w:r>
                   <w:rPr>
                     <w:szCs w:val="21"/>
@@ -10281,8 +10406,8 @@
                 </w:r>
               </w:del>
             </w:ins>
-            <w:ins w:id="1028" w:author="hirabaru.soutarou.72s@st.kyoto-u.ac.jp" w:date="2024-03-08T17:29:00Z">
-              <w:del w:id="1029" w:author="osugi.yuto.56n@st.kyoto-u.ac.jp" w:date="2026-06-23T21:58:00Z" w16du:dateUtc="2026-06-23T12:58:00Z">
+            <w:ins w:id="1039" w:author="hirabaru.soutarou.72s@st.kyoto-u.ac.jp" w:date="2024-03-08T17:29:00Z">
+              <w:del w:id="1040" w:author="osugi.yuto.56n@st.kyoto-u.ac.jp" w:date="2026-06-23T21:58:00Z" w16du:dateUtc="2026-06-23T12:58:00Z">
                 <w:r>
                   <w:rPr>
                     <w:szCs w:val="21"/>
@@ -10301,11 +10426,11 @@
             <w:pPr>
               <w:pStyle w:val="afc"/>
               <w:rPr>
-                <w:ins w:id="1030" w:author="hirabaru.soutarou.72s@st.kyoto-u.ac.jp" w:date="2024-03-08T16:51:00Z"/>
-                <w:del w:id="1031" w:author="osugi.yuto.56n@st.kyoto-u.ac.jp" w:date="2026-06-23T21:58:00Z" w16du:dateUtc="2026-06-23T12:58:00Z"/>
-                <w:szCs w:val="21"/>
-              </w:rPr>
-              <w:pPrChange w:id="1032" w:author="osugi.yuto.56n@st.kyoto-u.ac.jp" w:date="2026-06-25T14:29:00Z" w16du:dateUtc="2026-06-25T05:29:00Z">
+                <w:ins w:id="1041" w:author="hirabaru.soutarou.72s@st.kyoto-u.ac.jp" w:date="2024-03-08T16:51:00Z"/>
+                <w:del w:id="1042" w:author="osugi.yuto.56n@st.kyoto-u.ac.jp" w:date="2026-06-23T21:58:00Z" w16du:dateUtc="2026-06-23T12:58:00Z"/>
+                <w:szCs w:val="21"/>
+              </w:rPr>
+              <w:pPrChange w:id="1043" w:author="osugi.yuto.56n@st.kyoto-u.ac.jp" w:date="2026-06-25T14:29:00Z" w16du:dateUtc="2026-06-25T05:29:00Z">
                 <w:pPr>
                   <w:jc w:val="left"/>
                 </w:pPr>
@@ -10316,7 +10441,7 @@
       </w:tr>
       <w:tr>
         <w:trPr>
-          <w:del w:id="1033" w:author="osugi.yuto.56n@st.kyoto-u.ac.jp" w:date="2026-06-23T21:58:00Z" w16du:dateUtc="2026-06-23T12:58:00Z"/>
+          <w:del w:id="1044" w:author="osugi.yuto.56n@st.kyoto-u.ac.jp" w:date="2026-06-23T21:58:00Z"/>
         </w:trPr>
         <w:tc>
           <w:tcPr>
@@ -10326,16 +10451,16 @@
             <w:pPr>
               <w:pStyle w:val="afc"/>
               <w:rPr>
-                <w:del w:id="1034" w:author="osugi.yuto.56n@st.kyoto-u.ac.jp" w:date="2026-06-23T21:58:00Z" w16du:dateUtc="2026-06-23T12:58:00Z"/>
-                <w:szCs w:val="21"/>
-              </w:rPr>
-              <w:pPrChange w:id="1035" w:author="osugi.yuto.56n@st.kyoto-u.ac.jp" w:date="2026-06-25T14:29:00Z" w16du:dateUtc="2026-06-25T05:29:00Z">
-                <w:pPr>
-                  <w:jc w:val="left"/>
-                </w:pPr>
-              </w:pPrChange>
-            </w:pPr>
-            <w:del w:id="1036" w:author="osugi.yuto.56n@st.kyoto-u.ac.jp" w:date="2026-06-23T21:58:00Z" w16du:dateUtc="2026-06-23T12:58:00Z">
+                <w:del w:id="1045" w:author="osugi.yuto.56n@st.kyoto-u.ac.jp" w:date="2026-06-23T21:58:00Z" w16du:dateUtc="2026-06-23T12:58:00Z"/>
+                <w:szCs w:val="21"/>
+              </w:rPr>
+              <w:pPrChange w:id="1046" w:author="osugi.yuto.56n@st.kyoto-u.ac.jp" w:date="2026-06-25T14:29:00Z" w16du:dateUtc="2026-06-25T05:29:00Z">
+                <w:pPr>
+                  <w:jc w:val="left"/>
+                </w:pPr>
+              </w:pPrChange>
+            </w:pPr>
+            <w:del w:id="1047" w:author="osugi.yuto.56n@st.kyoto-u.ac.jp" w:date="2026-06-23T21:58:00Z" w16du:dateUtc="2026-06-23T12:58:00Z">
               <w:r>
                 <w:rPr>
                   <w:szCs w:val="21"/>
@@ -10353,16 +10478,16 @@
             <w:pPr>
               <w:pStyle w:val="afc"/>
               <w:rPr>
-                <w:del w:id="1037" w:author="osugi.yuto.56n@st.kyoto-u.ac.jp" w:date="2026-06-23T21:58:00Z" w16du:dateUtc="2026-06-23T12:58:00Z"/>
-                <w:szCs w:val="21"/>
-              </w:rPr>
-              <w:pPrChange w:id="1038" w:author="osugi.yuto.56n@st.kyoto-u.ac.jp" w:date="2026-06-25T14:29:00Z" w16du:dateUtc="2026-06-25T05:29:00Z">
-                <w:pPr>
-                  <w:jc w:val="left"/>
-                </w:pPr>
-              </w:pPrChange>
-            </w:pPr>
-            <w:del w:id="1039" w:author="osugi.yuto.56n@st.kyoto-u.ac.jp" w:date="2026-06-23T21:58:00Z" w16du:dateUtc="2026-06-23T12:58:00Z">
+                <w:del w:id="1048" w:author="osugi.yuto.56n@st.kyoto-u.ac.jp" w:date="2026-06-23T21:58:00Z" w16du:dateUtc="2026-06-23T12:58:00Z"/>
+                <w:szCs w:val="21"/>
+              </w:rPr>
+              <w:pPrChange w:id="1049" w:author="osugi.yuto.56n@st.kyoto-u.ac.jp" w:date="2026-06-25T14:29:00Z" w16du:dateUtc="2026-06-25T05:29:00Z">
+                <w:pPr>
+                  <w:jc w:val="left"/>
+                </w:pPr>
+              </w:pPrChange>
+            </w:pPr>
+            <w:del w:id="1050" w:author="osugi.yuto.56n@st.kyoto-u.ac.jp" w:date="2026-06-23T21:58:00Z" w16du:dateUtc="2026-06-23T12:58:00Z">
               <w:r>
                 <w:rPr>
                   <w:szCs w:val="21"/>
@@ -10380,16 +10505,16 @@
             <w:pPr>
               <w:pStyle w:val="afc"/>
               <w:rPr>
-                <w:del w:id="1040" w:author="osugi.yuto.56n@st.kyoto-u.ac.jp" w:date="2026-06-23T21:58:00Z" w16du:dateUtc="2026-06-23T12:58:00Z"/>
-                <w:szCs w:val="21"/>
-              </w:rPr>
-              <w:pPrChange w:id="1041" w:author="osugi.yuto.56n@st.kyoto-u.ac.jp" w:date="2026-06-25T14:29:00Z" w16du:dateUtc="2026-06-25T05:29:00Z">
-                <w:pPr>
-                  <w:jc w:val="left"/>
-                </w:pPr>
-              </w:pPrChange>
-            </w:pPr>
-            <w:del w:id="1042" w:author="osugi.yuto.56n@st.kyoto-u.ac.jp" w:date="2026-06-23T21:58:00Z" w16du:dateUtc="2026-06-23T12:58:00Z">
+                <w:del w:id="1051" w:author="osugi.yuto.56n@st.kyoto-u.ac.jp" w:date="2026-06-23T21:58:00Z" w16du:dateUtc="2026-06-23T12:58:00Z"/>
+                <w:szCs w:val="21"/>
+              </w:rPr>
+              <w:pPrChange w:id="1052" w:author="osugi.yuto.56n@st.kyoto-u.ac.jp" w:date="2026-06-25T14:29:00Z" w16du:dateUtc="2026-06-25T05:29:00Z">
+                <w:pPr>
+                  <w:jc w:val="left"/>
+                </w:pPr>
+              </w:pPrChange>
+            </w:pPr>
+            <w:del w:id="1053" w:author="osugi.yuto.56n@st.kyoto-u.ac.jp" w:date="2026-06-23T21:58:00Z" w16du:dateUtc="2026-06-23T12:58:00Z">
               <w:r>
                 <w:rPr>
                   <w:szCs w:val="21"/>
@@ -10407,16 +10532,16 @@
             <w:pPr>
               <w:pStyle w:val="afc"/>
               <w:rPr>
-                <w:del w:id="1043" w:author="osugi.yuto.56n@st.kyoto-u.ac.jp" w:date="2026-06-23T21:58:00Z" w16du:dateUtc="2026-06-23T12:58:00Z"/>
-                <w:szCs w:val="21"/>
-              </w:rPr>
-              <w:pPrChange w:id="1044" w:author="osugi.yuto.56n@st.kyoto-u.ac.jp" w:date="2026-06-25T14:29:00Z" w16du:dateUtc="2026-06-25T05:29:00Z">
-                <w:pPr>
-                  <w:jc w:val="left"/>
-                </w:pPr>
-              </w:pPrChange>
-            </w:pPr>
-            <w:del w:id="1045" w:author="osugi.yuto.56n@st.kyoto-u.ac.jp" w:date="2026-06-23T21:58:00Z" w16du:dateUtc="2026-06-23T12:58:00Z">
+                <w:del w:id="1054" w:author="osugi.yuto.56n@st.kyoto-u.ac.jp" w:date="2026-06-23T21:58:00Z" w16du:dateUtc="2026-06-23T12:58:00Z"/>
+                <w:szCs w:val="21"/>
+              </w:rPr>
+              <w:pPrChange w:id="1055" w:author="osugi.yuto.56n@st.kyoto-u.ac.jp" w:date="2026-06-25T14:29:00Z" w16du:dateUtc="2026-06-25T05:29:00Z">
+                <w:pPr>
+                  <w:jc w:val="left"/>
+                </w:pPr>
+              </w:pPrChange>
+            </w:pPr>
+            <w:del w:id="1056" w:author="osugi.yuto.56n@st.kyoto-u.ac.jp" w:date="2026-06-23T21:58:00Z" w16du:dateUtc="2026-06-23T12:58:00Z">
               <w:r>
                 <w:rPr>
                   <w:szCs w:val="21"/>
@@ -10434,16 +10559,16 @@
             <w:pPr>
               <w:pStyle w:val="afc"/>
               <w:rPr>
-                <w:del w:id="1046" w:author="osugi.yuto.56n@st.kyoto-u.ac.jp" w:date="2026-06-23T21:58:00Z" w16du:dateUtc="2026-06-23T12:58:00Z"/>
-                <w:szCs w:val="21"/>
-              </w:rPr>
-              <w:pPrChange w:id="1047" w:author="osugi.yuto.56n@st.kyoto-u.ac.jp" w:date="2026-06-25T14:29:00Z" w16du:dateUtc="2026-06-25T05:29:00Z">
-                <w:pPr>
-                  <w:jc w:val="left"/>
-                </w:pPr>
-              </w:pPrChange>
-            </w:pPr>
-            <w:del w:id="1048" w:author="osugi.yuto.56n@st.kyoto-u.ac.jp" w:date="2026-06-23T21:58:00Z" w16du:dateUtc="2026-06-23T12:58:00Z">
+                <w:del w:id="1057" w:author="osugi.yuto.56n@st.kyoto-u.ac.jp" w:date="2026-06-23T21:58:00Z" w16du:dateUtc="2026-06-23T12:58:00Z"/>
+                <w:szCs w:val="21"/>
+              </w:rPr>
+              <w:pPrChange w:id="1058" w:author="osugi.yuto.56n@st.kyoto-u.ac.jp" w:date="2026-06-25T14:29:00Z" w16du:dateUtc="2026-06-25T05:29:00Z">
+                <w:pPr>
+                  <w:jc w:val="left"/>
+                </w:pPr>
+              </w:pPrChange>
+            </w:pPr>
+            <w:del w:id="1059" w:author="osugi.yuto.56n@st.kyoto-u.ac.jp" w:date="2026-06-23T21:58:00Z" w16du:dateUtc="2026-06-23T12:58:00Z">
               <w:r>
                 <w:rPr>
                   <w:rFonts w:hint="eastAsia"/>
@@ -10504,16 +10629,16 @@
             <w:pPr>
               <w:pStyle w:val="afc"/>
               <w:rPr>
-                <w:del w:id="1049" w:author="osugi.yuto.56n@st.kyoto-u.ac.jp" w:date="2026-06-23T21:58:00Z" w16du:dateUtc="2026-06-23T12:58:00Z"/>
-                <w:szCs w:val="21"/>
-              </w:rPr>
-              <w:pPrChange w:id="1050" w:author="osugi.yuto.56n@st.kyoto-u.ac.jp" w:date="2026-06-25T14:29:00Z" w16du:dateUtc="2026-06-25T05:29:00Z">
-                <w:pPr>
-                  <w:jc w:val="left"/>
-                </w:pPr>
-              </w:pPrChange>
-            </w:pPr>
-            <w:del w:id="1051" w:author="osugi.yuto.56n@st.kyoto-u.ac.jp" w:date="2026-06-23T21:58:00Z" w16du:dateUtc="2026-06-23T12:58:00Z">
+                <w:del w:id="1060" w:author="osugi.yuto.56n@st.kyoto-u.ac.jp" w:date="2026-06-23T21:58:00Z" w16du:dateUtc="2026-06-23T12:58:00Z"/>
+                <w:szCs w:val="21"/>
+              </w:rPr>
+              <w:pPrChange w:id="1061" w:author="osugi.yuto.56n@st.kyoto-u.ac.jp" w:date="2026-06-25T14:29:00Z" w16du:dateUtc="2026-06-25T05:29:00Z">
+                <w:pPr>
+                  <w:jc w:val="left"/>
+                </w:pPr>
+              </w:pPrChange>
+            </w:pPr>
+            <w:del w:id="1062" w:author="osugi.yuto.56n@st.kyoto-u.ac.jp" w:date="2026-06-23T21:58:00Z" w16du:dateUtc="2026-06-23T12:58:00Z">
               <w:r>
                 <w:rPr>
                   <w:szCs w:val="21"/>
@@ -10526,10 +10651,10 @@
             <w:pPr>
               <w:pStyle w:val="afc"/>
               <w:rPr>
-                <w:del w:id="1052" w:author="osugi.yuto.56n@st.kyoto-u.ac.jp" w:date="2026-06-23T21:58:00Z" w16du:dateUtc="2026-06-23T12:58:00Z"/>
-                <w:szCs w:val="21"/>
-              </w:rPr>
-              <w:pPrChange w:id="1053" w:author="osugi.yuto.56n@st.kyoto-u.ac.jp" w:date="2026-06-25T14:29:00Z" w16du:dateUtc="2026-06-25T05:29:00Z">
+                <w:del w:id="1063" w:author="osugi.yuto.56n@st.kyoto-u.ac.jp" w:date="2026-06-23T21:58:00Z" w16du:dateUtc="2026-06-23T12:58:00Z"/>
+                <w:szCs w:val="21"/>
+              </w:rPr>
+              <w:pPrChange w:id="1064" w:author="osugi.yuto.56n@st.kyoto-u.ac.jp" w:date="2026-06-25T14:29:00Z" w16du:dateUtc="2026-06-25T05:29:00Z">
                 <w:pPr>
                   <w:jc w:val="left"/>
                 </w:pPr>
@@ -10540,7 +10665,7 @@
       </w:tr>
       <w:tr>
         <w:trPr>
-          <w:del w:id="1054" w:author="osugi.yuto.56n@st.kyoto-u.ac.jp" w:date="2026-06-23T21:58:00Z" w16du:dateUtc="2026-06-23T12:58:00Z"/>
+          <w:del w:id="1065" w:author="osugi.yuto.56n@st.kyoto-u.ac.jp" w:date="2026-06-23T21:58:00Z"/>
         </w:trPr>
         <w:tc>
           <w:tcPr>
@@ -10550,16 +10675,16 @@
             <w:pPr>
               <w:pStyle w:val="afc"/>
               <w:rPr>
-                <w:del w:id="1055" w:author="osugi.yuto.56n@st.kyoto-u.ac.jp" w:date="2026-06-23T21:58:00Z" w16du:dateUtc="2026-06-23T12:58:00Z"/>
-                <w:szCs w:val="21"/>
-              </w:rPr>
-              <w:pPrChange w:id="1056" w:author="osugi.yuto.56n@st.kyoto-u.ac.jp" w:date="2026-06-25T14:29:00Z" w16du:dateUtc="2026-06-25T05:29:00Z">
-                <w:pPr>
-                  <w:jc w:val="left"/>
-                </w:pPr>
-              </w:pPrChange>
-            </w:pPr>
-            <w:del w:id="1057" w:author="osugi.yuto.56n@st.kyoto-u.ac.jp" w:date="2026-06-23T21:58:00Z" w16du:dateUtc="2026-06-23T12:58:00Z">
+                <w:del w:id="1066" w:author="osugi.yuto.56n@st.kyoto-u.ac.jp" w:date="2026-06-23T21:58:00Z" w16du:dateUtc="2026-06-23T12:58:00Z"/>
+                <w:szCs w:val="21"/>
+              </w:rPr>
+              <w:pPrChange w:id="1067" w:author="osugi.yuto.56n@st.kyoto-u.ac.jp" w:date="2026-06-25T14:29:00Z" w16du:dateUtc="2026-06-25T05:29:00Z">
+                <w:pPr>
+                  <w:jc w:val="left"/>
+                </w:pPr>
+              </w:pPrChange>
+            </w:pPr>
+            <w:del w:id="1068" w:author="osugi.yuto.56n@st.kyoto-u.ac.jp" w:date="2026-06-23T21:58:00Z" w16du:dateUtc="2026-06-23T12:58:00Z">
               <w:r>
                 <w:rPr>
                   <w:szCs w:val="21"/>
@@ -10589,16 +10714,16 @@
             <w:pPr>
               <w:pStyle w:val="afc"/>
               <w:rPr>
-                <w:del w:id="1058" w:author="osugi.yuto.56n@st.kyoto-u.ac.jp" w:date="2026-06-23T21:58:00Z" w16du:dateUtc="2026-06-23T12:58:00Z"/>
-                <w:szCs w:val="21"/>
-              </w:rPr>
-              <w:pPrChange w:id="1059" w:author="osugi.yuto.56n@st.kyoto-u.ac.jp" w:date="2026-06-25T14:29:00Z" w16du:dateUtc="2026-06-25T05:29:00Z">
-                <w:pPr>
-                  <w:jc w:val="left"/>
-                </w:pPr>
-              </w:pPrChange>
-            </w:pPr>
-            <w:del w:id="1060" w:author="osugi.yuto.56n@st.kyoto-u.ac.jp" w:date="2026-06-23T21:58:00Z" w16du:dateUtc="2026-06-23T12:58:00Z">
+                <w:del w:id="1069" w:author="osugi.yuto.56n@st.kyoto-u.ac.jp" w:date="2026-06-23T21:58:00Z" w16du:dateUtc="2026-06-23T12:58:00Z"/>
+                <w:szCs w:val="21"/>
+              </w:rPr>
+              <w:pPrChange w:id="1070" w:author="osugi.yuto.56n@st.kyoto-u.ac.jp" w:date="2026-06-25T14:29:00Z" w16du:dateUtc="2026-06-25T05:29:00Z">
+                <w:pPr>
+                  <w:jc w:val="left"/>
+                </w:pPr>
+              </w:pPrChange>
+            </w:pPr>
+            <w:del w:id="1071" w:author="osugi.yuto.56n@st.kyoto-u.ac.jp" w:date="2026-06-23T21:58:00Z" w16du:dateUtc="2026-06-23T12:58:00Z">
               <w:r>
                 <w:rPr>
                   <w:szCs w:val="21"/>
@@ -10616,16 +10741,16 @@
             <w:pPr>
               <w:pStyle w:val="afc"/>
               <w:rPr>
-                <w:del w:id="1061" w:author="osugi.yuto.56n@st.kyoto-u.ac.jp" w:date="2026-06-23T21:58:00Z" w16du:dateUtc="2026-06-23T12:58:00Z"/>
-                <w:szCs w:val="21"/>
-              </w:rPr>
-              <w:pPrChange w:id="1062" w:author="osugi.yuto.56n@st.kyoto-u.ac.jp" w:date="2026-06-25T14:29:00Z" w16du:dateUtc="2026-06-25T05:29:00Z">
-                <w:pPr>
-                  <w:jc w:val="left"/>
-                </w:pPr>
-              </w:pPrChange>
-            </w:pPr>
-            <w:del w:id="1063" w:author="osugi.yuto.56n@st.kyoto-u.ac.jp" w:date="2026-06-23T21:58:00Z" w16du:dateUtc="2026-06-23T12:58:00Z">
+                <w:del w:id="1072" w:author="osugi.yuto.56n@st.kyoto-u.ac.jp" w:date="2026-06-23T21:58:00Z" w16du:dateUtc="2026-06-23T12:58:00Z"/>
+                <w:szCs w:val="21"/>
+              </w:rPr>
+              <w:pPrChange w:id="1073" w:author="osugi.yuto.56n@st.kyoto-u.ac.jp" w:date="2026-06-25T14:29:00Z" w16du:dateUtc="2026-06-25T05:29:00Z">
+                <w:pPr>
+                  <w:jc w:val="left"/>
+                </w:pPr>
+              </w:pPrChange>
+            </w:pPr>
+            <w:del w:id="1074" w:author="osugi.yuto.56n@st.kyoto-u.ac.jp" w:date="2026-06-23T21:58:00Z" w16du:dateUtc="2026-06-23T12:58:00Z">
               <w:r>
                 <w:rPr>
                   <w:rFonts w:hint="eastAsia"/>
@@ -10650,16 +10775,16 @@
             <w:pPr>
               <w:pStyle w:val="afc"/>
               <w:rPr>
-                <w:del w:id="1064" w:author="osugi.yuto.56n@st.kyoto-u.ac.jp" w:date="2026-06-23T21:58:00Z" w16du:dateUtc="2026-06-23T12:58:00Z"/>
-                <w:szCs w:val="21"/>
-              </w:rPr>
-              <w:pPrChange w:id="1065" w:author="osugi.yuto.56n@st.kyoto-u.ac.jp" w:date="2026-06-25T14:29:00Z" w16du:dateUtc="2026-06-25T05:29:00Z">
-                <w:pPr>
-                  <w:jc w:val="left"/>
-                </w:pPr>
-              </w:pPrChange>
-            </w:pPr>
-            <w:del w:id="1066" w:author="osugi.yuto.56n@st.kyoto-u.ac.jp" w:date="2026-06-23T21:58:00Z" w16du:dateUtc="2026-06-23T12:58:00Z">
+                <w:del w:id="1075" w:author="osugi.yuto.56n@st.kyoto-u.ac.jp" w:date="2026-06-23T21:58:00Z" w16du:dateUtc="2026-06-23T12:58:00Z"/>
+                <w:szCs w:val="21"/>
+              </w:rPr>
+              <w:pPrChange w:id="1076" w:author="osugi.yuto.56n@st.kyoto-u.ac.jp" w:date="2026-06-25T14:29:00Z" w16du:dateUtc="2026-06-25T05:29:00Z">
+                <w:pPr>
+                  <w:jc w:val="left"/>
+                </w:pPr>
+              </w:pPrChange>
+            </w:pPr>
+            <w:del w:id="1077" w:author="osugi.yuto.56n@st.kyoto-u.ac.jp" w:date="2026-06-23T21:58:00Z" w16du:dateUtc="2026-06-23T12:58:00Z">
               <w:r>
                 <w:rPr>
                   <w:szCs w:val="21"/>
@@ -10677,16 +10802,16 @@
             <w:pPr>
               <w:pStyle w:val="afc"/>
               <w:rPr>
-                <w:del w:id="1067" w:author="osugi.yuto.56n@st.kyoto-u.ac.jp" w:date="2026-06-23T21:58:00Z" w16du:dateUtc="2026-06-23T12:58:00Z"/>
-                <w:szCs w:val="21"/>
-              </w:rPr>
-              <w:pPrChange w:id="1068" w:author="osugi.yuto.56n@st.kyoto-u.ac.jp" w:date="2026-06-25T14:29:00Z" w16du:dateUtc="2026-06-25T05:29:00Z">
-                <w:pPr>
-                  <w:jc w:val="left"/>
-                </w:pPr>
-              </w:pPrChange>
-            </w:pPr>
-            <w:del w:id="1069" w:author="osugi.yuto.56n@st.kyoto-u.ac.jp" w:date="2026-06-23T21:58:00Z" w16du:dateUtc="2026-06-23T12:58:00Z">
+                <w:del w:id="1078" w:author="osugi.yuto.56n@st.kyoto-u.ac.jp" w:date="2026-06-23T21:58:00Z" w16du:dateUtc="2026-06-23T12:58:00Z"/>
+                <w:szCs w:val="21"/>
+              </w:rPr>
+              <w:pPrChange w:id="1079" w:author="osugi.yuto.56n@st.kyoto-u.ac.jp" w:date="2026-06-25T14:29:00Z" w16du:dateUtc="2026-06-25T05:29:00Z">
+                <w:pPr>
+                  <w:jc w:val="left"/>
+                </w:pPr>
+              </w:pPrChange>
+            </w:pPr>
+            <w:del w:id="1080" w:author="osugi.yuto.56n@st.kyoto-u.ac.jp" w:date="2026-06-23T21:58:00Z" w16du:dateUtc="2026-06-23T12:58:00Z">
               <w:r>
                 <w:rPr>
                   <w:szCs w:val="21"/>
@@ -10704,16 +10829,16 @@
             <w:pPr>
               <w:pStyle w:val="afc"/>
               <w:rPr>
-                <w:del w:id="1070" w:author="osugi.yuto.56n@st.kyoto-u.ac.jp" w:date="2026-06-23T21:58:00Z" w16du:dateUtc="2026-06-23T12:58:00Z"/>
-                <w:szCs w:val="21"/>
-              </w:rPr>
-              <w:pPrChange w:id="1071" w:author="osugi.yuto.56n@st.kyoto-u.ac.jp" w:date="2026-06-25T14:29:00Z" w16du:dateUtc="2026-06-25T05:29:00Z">
-                <w:pPr>
-                  <w:jc w:val="left"/>
-                </w:pPr>
-              </w:pPrChange>
-            </w:pPr>
-            <w:del w:id="1072" w:author="osugi.yuto.56n@st.kyoto-u.ac.jp" w:date="2026-06-23T21:58:00Z" w16du:dateUtc="2026-06-23T12:58:00Z">
+                <w:del w:id="1081" w:author="osugi.yuto.56n@st.kyoto-u.ac.jp" w:date="2026-06-23T21:58:00Z" w16du:dateUtc="2026-06-23T12:58:00Z"/>
+                <w:szCs w:val="21"/>
+              </w:rPr>
+              <w:pPrChange w:id="1082" w:author="osugi.yuto.56n@st.kyoto-u.ac.jp" w:date="2026-06-25T14:29:00Z" w16du:dateUtc="2026-06-25T05:29:00Z">
+                <w:pPr>
+                  <w:jc w:val="left"/>
+                </w:pPr>
+              </w:pPrChange>
+            </w:pPr>
+            <w:del w:id="1083" w:author="osugi.yuto.56n@st.kyoto-u.ac.jp" w:date="2026-06-23T21:58:00Z" w16du:dateUtc="2026-06-23T12:58:00Z">
               <w:r>
                 <w:rPr>
                   <w:szCs w:val="21"/>
@@ -10732,7 +10857,7 @@
       </w:tr>
       <w:tr>
         <w:trPr>
-          <w:del w:id="1073" w:author="osugi.yuto.56n@st.kyoto-u.ac.jp" w:date="2026-06-23T21:58:00Z" w16du:dateUtc="2026-06-23T12:58:00Z"/>
+          <w:del w:id="1084" w:author="osugi.yuto.56n@st.kyoto-u.ac.jp" w:date="2026-06-23T21:58:00Z"/>
         </w:trPr>
         <w:tc>
           <w:tcPr>
@@ -10742,16 +10867,16 @@
             <w:pPr>
               <w:pStyle w:val="afc"/>
               <w:rPr>
-                <w:del w:id="1074" w:author="osugi.yuto.56n@st.kyoto-u.ac.jp" w:date="2026-06-23T21:58:00Z" w16du:dateUtc="2026-06-23T12:58:00Z"/>
-                <w:szCs w:val="21"/>
-              </w:rPr>
-              <w:pPrChange w:id="1075" w:author="osugi.yuto.56n@st.kyoto-u.ac.jp" w:date="2026-06-25T14:29:00Z" w16du:dateUtc="2026-06-25T05:29:00Z">
-                <w:pPr>
-                  <w:jc w:val="left"/>
-                </w:pPr>
-              </w:pPrChange>
-            </w:pPr>
-            <w:del w:id="1076" w:author="osugi.yuto.56n@st.kyoto-u.ac.jp" w:date="2026-06-23T21:58:00Z" w16du:dateUtc="2026-06-23T12:58:00Z">
+                <w:del w:id="1085" w:author="osugi.yuto.56n@st.kyoto-u.ac.jp" w:date="2026-06-23T21:58:00Z" w16du:dateUtc="2026-06-23T12:58:00Z"/>
+                <w:szCs w:val="21"/>
+              </w:rPr>
+              <w:pPrChange w:id="1086" w:author="osugi.yuto.56n@st.kyoto-u.ac.jp" w:date="2026-06-25T14:29:00Z" w16du:dateUtc="2026-06-25T05:29:00Z">
+                <w:pPr>
+                  <w:jc w:val="left"/>
+                </w:pPr>
+              </w:pPrChange>
+            </w:pPr>
+            <w:del w:id="1087" w:author="osugi.yuto.56n@st.kyoto-u.ac.jp" w:date="2026-06-23T21:58:00Z" w16du:dateUtc="2026-06-23T12:58:00Z">
               <w:r>
                 <w:rPr>
                   <w:szCs w:val="21"/>
@@ -10769,16 +10894,16 @@
             <w:pPr>
               <w:pStyle w:val="afc"/>
               <w:rPr>
-                <w:del w:id="1077" w:author="osugi.yuto.56n@st.kyoto-u.ac.jp" w:date="2026-06-23T21:58:00Z" w16du:dateUtc="2026-06-23T12:58:00Z"/>
-                <w:szCs w:val="21"/>
-              </w:rPr>
-              <w:pPrChange w:id="1078" w:author="osugi.yuto.56n@st.kyoto-u.ac.jp" w:date="2026-06-25T14:29:00Z" w16du:dateUtc="2026-06-25T05:29:00Z">
-                <w:pPr>
-                  <w:jc w:val="left"/>
-                </w:pPr>
-              </w:pPrChange>
-            </w:pPr>
-            <w:del w:id="1079" w:author="osugi.yuto.56n@st.kyoto-u.ac.jp" w:date="2026-06-23T21:58:00Z" w16du:dateUtc="2026-06-23T12:58:00Z">
+                <w:del w:id="1088" w:author="osugi.yuto.56n@st.kyoto-u.ac.jp" w:date="2026-06-23T21:58:00Z" w16du:dateUtc="2026-06-23T12:58:00Z"/>
+                <w:szCs w:val="21"/>
+              </w:rPr>
+              <w:pPrChange w:id="1089" w:author="osugi.yuto.56n@st.kyoto-u.ac.jp" w:date="2026-06-25T14:29:00Z" w16du:dateUtc="2026-06-25T05:29:00Z">
+                <w:pPr>
+                  <w:jc w:val="left"/>
+                </w:pPr>
+              </w:pPrChange>
+            </w:pPr>
+            <w:del w:id="1090" w:author="osugi.yuto.56n@st.kyoto-u.ac.jp" w:date="2026-06-23T21:58:00Z" w16du:dateUtc="2026-06-23T12:58:00Z">
               <w:r>
                 <w:rPr>
                   <w:rFonts w:hint="eastAsia"/>
@@ -10803,16 +10928,16 @@
             <w:pPr>
               <w:pStyle w:val="afc"/>
               <w:rPr>
-                <w:del w:id="1080" w:author="osugi.yuto.56n@st.kyoto-u.ac.jp" w:date="2026-06-23T21:58:00Z" w16du:dateUtc="2026-06-23T12:58:00Z"/>
-                <w:szCs w:val="21"/>
-              </w:rPr>
-              <w:pPrChange w:id="1081" w:author="osugi.yuto.56n@st.kyoto-u.ac.jp" w:date="2026-06-25T14:29:00Z" w16du:dateUtc="2026-06-25T05:29:00Z">
-                <w:pPr>
-                  <w:jc w:val="left"/>
-                </w:pPr>
-              </w:pPrChange>
-            </w:pPr>
-            <w:del w:id="1082" w:author="osugi.yuto.56n@st.kyoto-u.ac.jp" w:date="2026-06-23T21:58:00Z" w16du:dateUtc="2026-06-23T12:58:00Z">
+                <w:del w:id="1091" w:author="osugi.yuto.56n@st.kyoto-u.ac.jp" w:date="2026-06-23T21:58:00Z" w16du:dateUtc="2026-06-23T12:58:00Z"/>
+                <w:szCs w:val="21"/>
+              </w:rPr>
+              <w:pPrChange w:id="1092" w:author="osugi.yuto.56n@st.kyoto-u.ac.jp" w:date="2026-06-25T14:29:00Z" w16du:dateUtc="2026-06-25T05:29:00Z">
+                <w:pPr>
+                  <w:jc w:val="left"/>
+                </w:pPr>
+              </w:pPrChange>
+            </w:pPr>
+            <w:del w:id="1093" w:author="osugi.yuto.56n@st.kyoto-u.ac.jp" w:date="2026-06-23T21:58:00Z" w16du:dateUtc="2026-06-23T12:58:00Z">
               <w:r>
                 <w:rPr>
                   <w:rFonts w:hint="eastAsia"/>
@@ -10837,16 +10962,16 @@
             <w:pPr>
               <w:pStyle w:val="afc"/>
               <w:rPr>
-                <w:del w:id="1083" w:author="osugi.yuto.56n@st.kyoto-u.ac.jp" w:date="2026-06-23T21:58:00Z" w16du:dateUtc="2026-06-23T12:58:00Z"/>
-                <w:szCs w:val="21"/>
-              </w:rPr>
-              <w:pPrChange w:id="1084" w:author="osugi.yuto.56n@st.kyoto-u.ac.jp" w:date="2026-06-25T14:29:00Z" w16du:dateUtc="2026-06-25T05:29:00Z">
-                <w:pPr>
-                  <w:jc w:val="left"/>
-                </w:pPr>
-              </w:pPrChange>
-            </w:pPr>
-            <w:del w:id="1085" w:author="osugi.yuto.56n@st.kyoto-u.ac.jp" w:date="2026-06-23T21:58:00Z" w16du:dateUtc="2026-06-23T12:58:00Z">
+                <w:del w:id="1094" w:author="osugi.yuto.56n@st.kyoto-u.ac.jp" w:date="2026-06-23T21:58:00Z" w16du:dateUtc="2026-06-23T12:58:00Z"/>
+                <w:szCs w:val="21"/>
+              </w:rPr>
+              <w:pPrChange w:id="1095" w:author="osugi.yuto.56n@st.kyoto-u.ac.jp" w:date="2026-06-25T14:29:00Z" w16du:dateUtc="2026-06-25T05:29:00Z">
+                <w:pPr>
+                  <w:jc w:val="left"/>
+                </w:pPr>
+              </w:pPrChange>
+            </w:pPr>
+            <w:del w:id="1096" w:author="osugi.yuto.56n@st.kyoto-u.ac.jp" w:date="2026-06-23T21:58:00Z" w16du:dateUtc="2026-06-23T12:58:00Z">
               <w:r>
                 <w:rPr>
                   <w:szCs w:val="21"/>
@@ -10864,16 +10989,16 @@
             <w:pPr>
               <w:pStyle w:val="afc"/>
               <w:rPr>
-                <w:del w:id="1086" w:author="osugi.yuto.56n@st.kyoto-u.ac.jp" w:date="2026-06-23T21:58:00Z" w16du:dateUtc="2026-06-23T12:58:00Z"/>
-                <w:szCs w:val="21"/>
-              </w:rPr>
-              <w:pPrChange w:id="1087" w:author="osugi.yuto.56n@st.kyoto-u.ac.jp" w:date="2026-06-25T14:29:00Z" w16du:dateUtc="2026-06-25T05:29:00Z">
-                <w:pPr>
-                  <w:jc w:val="left"/>
-                </w:pPr>
-              </w:pPrChange>
-            </w:pPr>
-            <w:del w:id="1088" w:author="osugi.yuto.56n@st.kyoto-u.ac.jp" w:date="2026-06-23T21:58:00Z" w16du:dateUtc="2026-06-23T12:58:00Z">
+                <w:del w:id="1097" w:author="osugi.yuto.56n@st.kyoto-u.ac.jp" w:date="2026-06-23T21:58:00Z" w16du:dateUtc="2026-06-23T12:58:00Z"/>
+                <w:szCs w:val="21"/>
+              </w:rPr>
+              <w:pPrChange w:id="1098" w:author="osugi.yuto.56n@st.kyoto-u.ac.jp" w:date="2026-06-25T14:29:00Z" w16du:dateUtc="2026-06-25T05:29:00Z">
+                <w:pPr>
+                  <w:jc w:val="left"/>
+                </w:pPr>
+              </w:pPrChange>
+            </w:pPr>
+            <w:del w:id="1099" w:author="osugi.yuto.56n@st.kyoto-u.ac.jp" w:date="2026-06-23T21:58:00Z" w16du:dateUtc="2026-06-23T12:58:00Z">
               <w:r>
                 <w:rPr>
                   <w:rFonts w:hint="eastAsia"/>
@@ -10898,16 +11023,16 @@
             <w:pPr>
               <w:pStyle w:val="afc"/>
               <w:rPr>
-                <w:del w:id="1089" w:author="osugi.yuto.56n@st.kyoto-u.ac.jp" w:date="2026-06-23T21:58:00Z" w16du:dateUtc="2026-06-23T12:58:00Z"/>
-                <w:szCs w:val="21"/>
-              </w:rPr>
-              <w:pPrChange w:id="1090" w:author="osugi.yuto.56n@st.kyoto-u.ac.jp" w:date="2026-06-25T14:29:00Z" w16du:dateUtc="2026-06-25T05:29:00Z">
-                <w:pPr>
-                  <w:jc w:val="left"/>
-                </w:pPr>
-              </w:pPrChange>
-            </w:pPr>
-            <w:del w:id="1091" w:author="osugi.yuto.56n@st.kyoto-u.ac.jp" w:date="2026-06-23T21:58:00Z" w16du:dateUtc="2026-06-23T12:58:00Z">
+                <w:del w:id="1100" w:author="osugi.yuto.56n@st.kyoto-u.ac.jp" w:date="2026-06-23T21:58:00Z" w16du:dateUtc="2026-06-23T12:58:00Z"/>
+                <w:szCs w:val="21"/>
+              </w:rPr>
+              <w:pPrChange w:id="1101" w:author="osugi.yuto.56n@st.kyoto-u.ac.jp" w:date="2026-06-25T14:29:00Z" w16du:dateUtc="2026-06-25T05:29:00Z">
+                <w:pPr>
+                  <w:jc w:val="left"/>
+                </w:pPr>
+              </w:pPrChange>
+            </w:pPr>
+            <w:del w:id="1102" w:author="osugi.yuto.56n@st.kyoto-u.ac.jp" w:date="2026-06-23T21:58:00Z" w16du:dateUtc="2026-06-23T12:58:00Z">
               <w:r>
                 <w:rPr>
                   <w:rFonts w:hint="eastAsia"/>
@@ -10921,7 +11046,7 @@
       </w:tr>
       <w:tr>
         <w:trPr>
-          <w:del w:id="1092" w:author="osugi.yuto.56n@st.kyoto-u.ac.jp" w:date="2026-06-23T21:58:00Z" w16du:dateUtc="2026-06-23T12:58:00Z"/>
+          <w:del w:id="1103" w:author="osugi.yuto.56n@st.kyoto-u.ac.jp" w:date="2026-06-23T21:58:00Z"/>
         </w:trPr>
         <w:tc>
           <w:tcPr>
@@ -10931,16 +11056,16 @@
             <w:pPr>
               <w:pStyle w:val="afc"/>
               <w:rPr>
-                <w:del w:id="1093" w:author="osugi.yuto.56n@st.kyoto-u.ac.jp" w:date="2026-06-23T21:58:00Z" w16du:dateUtc="2026-06-23T12:58:00Z"/>
-                <w:szCs w:val="21"/>
-              </w:rPr>
-              <w:pPrChange w:id="1094" w:author="osugi.yuto.56n@st.kyoto-u.ac.jp" w:date="2026-06-25T14:29:00Z" w16du:dateUtc="2026-06-25T05:29:00Z">
-                <w:pPr>
-                  <w:jc w:val="left"/>
-                </w:pPr>
-              </w:pPrChange>
-            </w:pPr>
-            <w:del w:id="1095" w:author="osugi.yuto.56n@st.kyoto-u.ac.jp" w:date="2026-06-23T21:58:00Z" w16du:dateUtc="2026-06-23T12:58:00Z">
+                <w:del w:id="1104" w:author="osugi.yuto.56n@st.kyoto-u.ac.jp" w:date="2026-06-23T21:58:00Z" w16du:dateUtc="2026-06-23T12:58:00Z"/>
+                <w:szCs w:val="21"/>
+              </w:rPr>
+              <w:pPrChange w:id="1105" w:author="osugi.yuto.56n@st.kyoto-u.ac.jp" w:date="2026-06-25T14:29:00Z" w16du:dateUtc="2026-06-25T05:29:00Z">
+                <w:pPr>
+                  <w:jc w:val="left"/>
+                </w:pPr>
+              </w:pPrChange>
+            </w:pPr>
+            <w:del w:id="1106" w:author="osugi.yuto.56n@st.kyoto-u.ac.jp" w:date="2026-06-23T21:58:00Z" w16du:dateUtc="2026-06-23T12:58:00Z">
               <w:r>
                 <w:rPr>
                   <w:rFonts w:hint="eastAsia"/>
@@ -10965,16 +11090,16 @@
             <w:pPr>
               <w:pStyle w:val="afc"/>
               <w:rPr>
-                <w:del w:id="1096" w:author="osugi.yuto.56n@st.kyoto-u.ac.jp" w:date="2026-06-23T21:58:00Z" w16du:dateUtc="2026-06-23T12:58:00Z"/>
-                <w:szCs w:val="21"/>
-              </w:rPr>
-              <w:pPrChange w:id="1097" w:author="osugi.yuto.56n@st.kyoto-u.ac.jp" w:date="2026-06-25T14:29:00Z" w16du:dateUtc="2026-06-25T05:29:00Z">
-                <w:pPr>
-                  <w:jc w:val="left"/>
-                </w:pPr>
-              </w:pPrChange>
-            </w:pPr>
-            <w:del w:id="1098" w:author="osugi.yuto.56n@st.kyoto-u.ac.jp" w:date="2026-06-23T21:58:00Z" w16du:dateUtc="2026-06-23T12:58:00Z">
+                <w:del w:id="1107" w:author="osugi.yuto.56n@st.kyoto-u.ac.jp" w:date="2026-06-23T21:58:00Z" w16du:dateUtc="2026-06-23T12:58:00Z"/>
+                <w:szCs w:val="21"/>
+              </w:rPr>
+              <w:pPrChange w:id="1108" w:author="osugi.yuto.56n@st.kyoto-u.ac.jp" w:date="2026-06-25T14:29:00Z" w16du:dateUtc="2026-06-25T05:29:00Z">
+                <w:pPr>
+                  <w:jc w:val="left"/>
+                </w:pPr>
+              </w:pPrChange>
+            </w:pPr>
+            <w:del w:id="1109" w:author="osugi.yuto.56n@st.kyoto-u.ac.jp" w:date="2026-06-23T21:58:00Z" w16du:dateUtc="2026-06-23T12:58:00Z">
               <w:r>
                 <w:rPr>
                   <w:szCs w:val="21"/>
@@ -10992,16 +11117,16 @@
             <w:pPr>
               <w:pStyle w:val="afc"/>
               <w:rPr>
-                <w:del w:id="1099" w:author="osugi.yuto.56n@st.kyoto-u.ac.jp" w:date="2026-06-23T21:58:00Z" w16du:dateUtc="2026-06-23T12:58:00Z"/>
-                <w:szCs w:val="21"/>
-              </w:rPr>
-              <w:pPrChange w:id="1100" w:author="osugi.yuto.56n@st.kyoto-u.ac.jp" w:date="2026-06-25T14:29:00Z" w16du:dateUtc="2026-06-25T05:29:00Z">
-                <w:pPr>
-                  <w:jc w:val="left"/>
-                </w:pPr>
-              </w:pPrChange>
-            </w:pPr>
-            <w:del w:id="1101" w:author="osugi.yuto.56n@st.kyoto-u.ac.jp" w:date="2026-06-23T21:58:00Z" w16du:dateUtc="2026-06-23T12:58:00Z">
+                <w:del w:id="1110" w:author="osugi.yuto.56n@st.kyoto-u.ac.jp" w:date="2026-06-23T21:58:00Z" w16du:dateUtc="2026-06-23T12:58:00Z"/>
+                <w:szCs w:val="21"/>
+              </w:rPr>
+              <w:pPrChange w:id="1111" w:author="osugi.yuto.56n@st.kyoto-u.ac.jp" w:date="2026-06-25T14:29:00Z" w16du:dateUtc="2026-06-25T05:29:00Z">
+                <w:pPr>
+                  <w:jc w:val="left"/>
+                </w:pPr>
+              </w:pPrChange>
+            </w:pPr>
+            <w:del w:id="1112" w:author="osugi.yuto.56n@st.kyoto-u.ac.jp" w:date="2026-06-23T21:58:00Z" w16du:dateUtc="2026-06-23T12:58:00Z">
               <w:r>
                 <w:rPr>
                   <w:rFonts w:hint="eastAsia"/>
@@ -11026,16 +11151,16 @@
             <w:pPr>
               <w:pStyle w:val="afc"/>
               <w:rPr>
-                <w:del w:id="1102" w:author="osugi.yuto.56n@st.kyoto-u.ac.jp" w:date="2026-06-23T21:58:00Z" w16du:dateUtc="2026-06-23T12:58:00Z"/>
-                <w:szCs w:val="21"/>
-              </w:rPr>
-              <w:pPrChange w:id="1103" w:author="osugi.yuto.56n@st.kyoto-u.ac.jp" w:date="2026-06-25T14:29:00Z" w16du:dateUtc="2026-06-25T05:29:00Z">
-                <w:pPr>
-                  <w:jc w:val="left"/>
-                </w:pPr>
-              </w:pPrChange>
-            </w:pPr>
-            <w:del w:id="1104" w:author="osugi.yuto.56n@st.kyoto-u.ac.jp" w:date="2026-06-23T21:58:00Z" w16du:dateUtc="2026-06-23T12:58:00Z">
+                <w:del w:id="1113" w:author="osugi.yuto.56n@st.kyoto-u.ac.jp" w:date="2026-06-23T21:58:00Z" w16du:dateUtc="2026-06-23T12:58:00Z"/>
+                <w:szCs w:val="21"/>
+              </w:rPr>
+              <w:pPrChange w:id="1114" w:author="osugi.yuto.56n@st.kyoto-u.ac.jp" w:date="2026-06-25T14:29:00Z" w16du:dateUtc="2026-06-25T05:29:00Z">
+                <w:pPr>
+                  <w:jc w:val="left"/>
+                </w:pPr>
+              </w:pPrChange>
+            </w:pPr>
+            <w:del w:id="1115" w:author="osugi.yuto.56n@st.kyoto-u.ac.jp" w:date="2026-06-23T21:58:00Z" w16du:dateUtc="2026-06-23T12:58:00Z">
               <w:r>
                 <w:rPr>
                   <w:szCs w:val="21"/>
@@ -11053,16 +11178,16 @@
             <w:pPr>
               <w:pStyle w:val="afc"/>
               <w:rPr>
-                <w:del w:id="1105" w:author="osugi.yuto.56n@st.kyoto-u.ac.jp" w:date="2026-06-23T21:58:00Z" w16du:dateUtc="2026-06-23T12:58:00Z"/>
-                <w:szCs w:val="21"/>
-              </w:rPr>
-              <w:pPrChange w:id="1106" w:author="osugi.yuto.56n@st.kyoto-u.ac.jp" w:date="2026-06-25T14:29:00Z" w16du:dateUtc="2026-06-25T05:29:00Z">
-                <w:pPr>
-                  <w:jc w:val="left"/>
-                </w:pPr>
-              </w:pPrChange>
-            </w:pPr>
-            <w:del w:id="1107" w:author="osugi.yuto.56n@st.kyoto-u.ac.jp" w:date="2026-06-23T21:58:00Z" w16du:dateUtc="2026-06-23T12:58:00Z">
+                <w:del w:id="1116" w:author="osugi.yuto.56n@st.kyoto-u.ac.jp" w:date="2026-06-23T21:58:00Z" w16du:dateUtc="2026-06-23T12:58:00Z"/>
+                <w:szCs w:val="21"/>
+              </w:rPr>
+              <w:pPrChange w:id="1117" w:author="osugi.yuto.56n@st.kyoto-u.ac.jp" w:date="2026-06-25T14:29:00Z" w16du:dateUtc="2026-06-25T05:29:00Z">
+                <w:pPr>
+                  <w:jc w:val="left"/>
+                </w:pPr>
+              </w:pPrChange>
+            </w:pPr>
+            <w:del w:id="1118" w:author="osugi.yuto.56n@st.kyoto-u.ac.jp" w:date="2026-06-23T21:58:00Z" w16du:dateUtc="2026-06-23T12:58:00Z">
               <w:r>
                 <w:rPr>
                   <w:rFonts w:hint="eastAsia"/>
@@ -11087,10 +11212,10 @@
             <w:pPr>
               <w:pStyle w:val="afc"/>
               <w:rPr>
-                <w:del w:id="1108" w:author="osugi.yuto.56n@st.kyoto-u.ac.jp" w:date="2026-06-23T21:58:00Z" w16du:dateUtc="2026-06-23T12:58:00Z"/>
-                <w:szCs w:val="21"/>
-              </w:rPr>
-              <w:pPrChange w:id="1109" w:author="osugi.yuto.56n@st.kyoto-u.ac.jp" w:date="2026-06-25T14:29:00Z" w16du:dateUtc="2026-06-25T05:29:00Z">
+                <w:del w:id="1119" w:author="osugi.yuto.56n@st.kyoto-u.ac.jp" w:date="2026-06-23T21:58:00Z" w16du:dateUtc="2026-06-23T12:58:00Z"/>
+                <w:szCs w:val="21"/>
+              </w:rPr>
+              <w:pPrChange w:id="1120" w:author="osugi.yuto.56n@st.kyoto-u.ac.jp" w:date="2026-06-25T14:29:00Z" w16du:dateUtc="2026-06-25T05:29:00Z">
                 <w:pPr>
                   <w:jc w:val="left"/>
                 </w:pPr>
@@ -11101,7 +11226,7 @@
       </w:tr>
       <w:tr>
         <w:trPr>
-          <w:del w:id="1110" w:author="osugi.yuto.56n@st.kyoto-u.ac.jp" w:date="2026-06-23T21:58:00Z" w16du:dateUtc="2026-06-23T12:58:00Z"/>
+          <w:del w:id="1121" w:author="osugi.yuto.56n@st.kyoto-u.ac.jp" w:date="2026-06-23T21:58:00Z"/>
         </w:trPr>
         <w:tc>
           <w:tcPr>
@@ -11111,10 +11236,10 @@
             <w:pPr>
               <w:pStyle w:val="afc"/>
               <w:rPr>
-                <w:del w:id="1111" w:author="osugi.yuto.56n@st.kyoto-u.ac.jp" w:date="2026-06-23T21:58:00Z" w16du:dateUtc="2026-06-23T12:58:00Z"/>
-                <w:szCs w:val="21"/>
-              </w:rPr>
-              <w:pPrChange w:id="1112" w:author="osugi.yuto.56n@st.kyoto-u.ac.jp" w:date="2026-06-25T14:29:00Z" w16du:dateUtc="2026-06-25T05:29:00Z">
+                <w:del w:id="1122" w:author="osugi.yuto.56n@st.kyoto-u.ac.jp" w:date="2026-06-23T21:58:00Z" w16du:dateUtc="2026-06-23T12:58:00Z"/>
+                <w:szCs w:val="21"/>
+              </w:rPr>
+              <w:pPrChange w:id="1123" w:author="osugi.yuto.56n@st.kyoto-u.ac.jp" w:date="2026-06-25T14:29:00Z" w16du:dateUtc="2026-06-25T05:29:00Z">
                 <w:pPr>
                   <w:jc w:val="left"/>
                 </w:pPr>
@@ -11130,10 +11255,10 @@
             <w:pPr>
               <w:pStyle w:val="afc"/>
               <w:rPr>
-                <w:del w:id="1113" w:author="osugi.yuto.56n@st.kyoto-u.ac.jp" w:date="2026-06-23T21:58:00Z" w16du:dateUtc="2026-06-23T12:58:00Z"/>
-                <w:szCs w:val="21"/>
-              </w:rPr>
-              <w:pPrChange w:id="1114" w:author="osugi.yuto.56n@st.kyoto-u.ac.jp" w:date="2026-06-25T14:29:00Z" w16du:dateUtc="2026-06-25T05:29:00Z">
+                <w:del w:id="1124" w:author="osugi.yuto.56n@st.kyoto-u.ac.jp" w:date="2026-06-23T21:58:00Z" w16du:dateUtc="2026-06-23T12:58:00Z"/>
+                <w:szCs w:val="21"/>
+              </w:rPr>
+              <w:pPrChange w:id="1125" w:author="osugi.yuto.56n@st.kyoto-u.ac.jp" w:date="2026-06-25T14:29:00Z" w16du:dateUtc="2026-06-25T05:29:00Z">
                 <w:pPr>
                   <w:jc w:val="left"/>
                 </w:pPr>
@@ -11149,10 +11274,10 @@
             <w:pPr>
               <w:pStyle w:val="afc"/>
               <w:rPr>
-                <w:del w:id="1115" w:author="osugi.yuto.56n@st.kyoto-u.ac.jp" w:date="2026-06-23T21:58:00Z" w16du:dateUtc="2026-06-23T12:58:00Z"/>
-                <w:szCs w:val="21"/>
-              </w:rPr>
-              <w:pPrChange w:id="1116" w:author="osugi.yuto.56n@st.kyoto-u.ac.jp" w:date="2026-06-25T14:29:00Z" w16du:dateUtc="2026-06-25T05:29:00Z">
+                <w:del w:id="1126" w:author="osugi.yuto.56n@st.kyoto-u.ac.jp" w:date="2026-06-23T21:58:00Z" w16du:dateUtc="2026-06-23T12:58:00Z"/>
+                <w:szCs w:val="21"/>
+              </w:rPr>
+              <w:pPrChange w:id="1127" w:author="osugi.yuto.56n@st.kyoto-u.ac.jp" w:date="2026-06-25T14:29:00Z" w16du:dateUtc="2026-06-25T05:29:00Z">
                 <w:pPr>
                   <w:jc w:val="left"/>
                 </w:pPr>
@@ -11168,10 +11293,10 @@
             <w:pPr>
               <w:pStyle w:val="afc"/>
               <w:rPr>
-                <w:del w:id="1117" w:author="osugi.yuto.56n@st.kyoto-u.ac.jp" w:date="2026-06-23T21:58:00Z" w16du:dateUtc="2026-06-23T12:58:00Z"/>
-                <w:szCs w:val="21"/>
-              </w:rPr>
-              <w:pPrChange w:id="1118" w:author="osugi.yuto.56n@st.kyoto-u.ac.jp" w:date="2026-06-25T14:29:00Z" w16du:dateUtc="2026-06-25T05:29:00Z">
+                <w:del w:id="1128" w:author="osugi.yuto.56n@st.kyoto-u.ac.jp" w:date="2026-06-23T21:58:00Z" w16du:dateUtc="2026-06-23T12:58:00Z"/>
+                <w:szCs w:val="21"/>
+              </w:rPr>
+              <w:pPrChange w:id="1129" w:author="osugi.yuto.56n@st.kyoto-u.ac.jp" w:date="2026-06-25T14:29:00Z" w16du:dateUtc="2026-06-25T05:29:00Z">
                 <w:pPr>
                   <w:jc w:val="left"/>
                 </w:pPr>
@@ -11187,10 +11312,10 @@
             <w:pPr>
               <w:pStyle w:val="afc"/>
               <w:rPr>
-                <w:del w:id="1119" w:author="osugi.yuto.56n@st.kyoto-u.ac.jp" w:date="2026-06-23T21:58:00Z" w16du:dateUtc="2026-06-23T12:58:00Z"/>
-                <w:szCs w:val="21"/>
-              </w:rPr>
-              <w:pPrChange w:id="1120" w:author="osugi.yuto.56n@st.kyoto-u.ac.jp" w:date="2026-06-25T14:29:00Z" w16du:dateUtc="2026-06-25T05:29:00Z">
+                <w:del w:id="1130" w:author="osugi.yuto.56n@st.kyoto-u.ac.jp" w:date="2026-06-23T21:58:00Z" w16du:dateUtc="2026-06-23T12:58:00Z"/>
+                <w:szCs w:val="21"/>
+              </w:rPr>
+              <w:pPrChange w:id="1131" w:author="osugi.yuto.56n@st.kyoto-u.ac.jp" w:date="2026-06-25T14:29:00Z" w16du:dateUtc="2026-06-25T05:29:00Z">
                 <w:pPr>
                   <w:jc w:val="left"/>
                 </w:pPr>
@@ -11206,10 +11331,10 @@
             <w:pPr>
               <w:pStyle w:val="afc"/>
               <w:rPr>
-                <w:del w:id="1121" w:author="osugi.yuto.56n@st.kyoto-u.ac.jp" w:date="2026-06-23T21:58:00Z" w16du:dateUtc="2026-06-23T12:58:00Z"/>
-                <w:szCs w:val="21"/>
-              </w:rPr>
-              <w:pPrChange w:id="1122" w:author="osugi.yuto.56n@st.kyoto-u.ac.jp" w:date="2026-06-25T14:29:00Z" w16du:dateUtc="2026-06-25T05:29:00Z">
+                <w:del w:id="1132" w:author="osugi.yuto.56n@st.kyoto-u.ac.jp" w:date="2026-06-23T21:58:00Z" w16du:dateUtc="2026-06-23T12:58:00Z"/>
+                <w:szCs w:val="21"/>
+              </w:rPr>
+              <w:pPrChange w:id="1133" w:author="osugi.yuto.56n@st.kyoto-u.ac.jp" w:date="2026-06-25T14:29:00Z" w16du:dateUtc="2026-06-25T05:29:00Z">
                 <w:pPr>
                   <w:jc w:val="left"/>
                 </w:pPr>
@@ -11223,11 +11348,10 @@
       <w:pPr>
         <w:pStyle w:val="afc"/>
         <w:rPr>
-          <w:del w:id="1123" w:author="osugi.yuto.56n@st.kyoto-u.ac.jp" w:date="2026-06-23T21:58:00Z" w16du:dateUtc="2026-06-23T12:58:00Z"/>
-          <w:rFonts w:hint="eastAsia"/>
+          <w:del w:id="1134" w:author="osugi.yuto.56n@st.kyoto-u.ac.jp" w:date="2026-06-23T21:58:00Z" w16du:dateUtc="2026-06-23T12:58:00Z"/>
           <w:szCs w:val="21"/>
         </w:rPr>
-        <w:pPrChange w:id="1124" w:author="osugi.yuto.56n@st.kyoto-u.ac.jp" w:date="2026-06-25T14:29:00Z" w16du:dateUtc="2026-06-25T05:29:00Z">
+        <w:pPrChange w:id="1135" w:author="osugi.yuto.56n@st.kyoto-u.ac.jp" w:date="2026-06-25T14:29:00Z" w16du:dateUtc="2026-06-25T05:29:00Z">
           <w:pPr>
             <w:jc w:val="left"/>
           </w:pPr>
@@ -11238,10 +11362,10 @@
       <w:pPr>
         <w:pStyle w:val="afc"/>
         <w:rPr>
-          <w:del w:id="1125" w:author="osugi.yuto.56n@st.kyoto-u.ac.jp" w:date="2026-06-23T21:58:00Z" w16du:dateUtc="2026-06-23T12:58:00Z"/>
+          <w:del w:id="1136" w:author="osugi.yuto.56n@st.kyoto-u.ac.jp" w:date="2026-06-23T21:58:00Z" w16du:dateUtc="2026-06-23T12:58:00Z"/>
           <w:szCs w:val="21"/>
         </w:rPr>
-        <w:pPrChange w:id="1126" w:author="osugi.yuto.56n@st.kyoto-u.ac.jp" w:date="2026-06-25T14:29:00Z" w16du:dateUtc="2026-06-25T05:29:00Z">
+        <w:pPrChange w:id="1137" w:author="osugi.yuto.56n@st.kyoto-u.ac.jp" w:date="2026-06-25T14:29:00Z" w16du:dateUtc="2026-06-25T05:29:00Z">
           <w:pPr/>
         </w:pPrChange>
       </w:pPr>
@@ -11250,7 +11374,7 @@
       <w:pPr>
         <w:pStyle w:val="afc"/>
         <w:rPr>
-          <w:del w:id="1127" w:author="osugi.yuto.56n@st.kyoto-u.ac.jp" w:date="2026-06-23T21:58:00Z" w16du:dateUtc="2026-06-23T12:58:00Z"/>
+          <w:del w:id="1138" w:author="osugi.yuto.56n@st.kyoto-u.ac.jp" w:date="2026-06-23T21:58:00Z" w16du:dateUtc="2026-06-23T12:58:00Z"/>
           <w:szCs w:val="21"/>
         </w:rPr>
         <w:sectPr>
@@ -11258,115 +11382,99 @@
           <w:pgMar w:top="1418" w:right="1418" w:bottom="1418" w:left="1418" w:header="851" w:footer="992" w:gutter="0"/>
           <w:cols w:space="425"/>
           <w:docGrid w:type="lines" w:linePitch="328"/>
-          <w:sectPrChange w:id="1128" w:author="osugi.yuto.56n@st.kyoto-u.ac.jp" w:date="2026-06-23T22:05:00Z" w16du:dateUtc="2026-06-23T13:05:00Z">
+          <w:sectPrChange w:id="1139" w:author="osugi.yuto.56n@st.kyoto-u.ac.jp" w:date="2026-06-23T22:05:00Z" w16du:dateUtc="2026-06-23T13:05:00Z">
             <w:sectPr>
               <w:pgSz w:w="16838" w:h="11906" w:orient="landscape"/>
               <w:pgMar w:top="1418" w:right="1418" w:bottom="1418" w:left="1418" w:header="851" w:footer="992" w:gutter="0"/>
             </w:sectPr>
           </w:sectPrChange>
         </w:sectPr>
-        <w:pPrChange w:id="1129" w:author="osugi.yuto.56n@st.kyoto-u.ac.jp" w:date="2026-06-25T14:29:00Z" w16du:dateUtc="2026-06-25T05:29:00Z">
+        <w:pPrChange w:id="1140" w:author="osugi.yuto.56n@st.kyoto-u.ac.jp" w:date="2026-06-25T14:29:00Z" w16du:dateUtc="2026-06-25T05:29:00Z">
           <w:pPr/>
         </w:pPrChange>
       </w:pPr>
     </w:p>
     <w:p>
-      <w:pPr>
-        <w:rPr>
-          <w:rFonts w:hint="eastAsia"/>
-        </w:rPr>
-      </w:pPr>
-      <w:bookmarkStart w:id="1130" w:name="_Toc45601849"/>
-      <w:bookmarkStart w:id="1131" w:name="_Toc45602331"/>
-      <w:bookmarkStart w:id="1132" w:name="_Toc45602783"/>
-      <w:bookmarkStart w:id="1133" w:name="_Toc45603969"/>
-      <w:bookmarkStart w:id="1134" w:name="_Toc45604456"/>
-      <w:bookmarkStart w:id="1135" w:name="_Toc45604934"/>
-      <w:bookmarkStart w:id="1136" w:name="_Toc45605405"/>
-      <w:bookmarkStart w:id="1137" w:name="_Toc45605865"/>
-      <w:bookmarkStart w:id="1138" w:name="_Toc45766098"/>
-      <w:bookmarkStart w:id="1139" w:name="_Toc51055495"/>
-      <w:bookmarkStart w:id="1140" w:name="_Toc45601850"/>
-      <w:bookmarkStart w:id="1141" w:name="_Toc45602332"/>
-      <w:bookmarkStart w:id="1142" w:name="_Toc45602784"/>
-      <w:bookmarkStart w:id="1143" w:name="_Toc45603970"/>
-      <w:bookmarkStart w:id="1144" w:name="_Toc45604457"/>
-      <w:bookmarkStart w:id="1145" w:name="_Toc45604935"/>
-      <w:bookmarkStart w:id="1146" w:name="_Toc45605406"/>
-      <w:bookmarkStart w:id="1147" w:name="_Toc45605866"/>
-      <w:bookmarkStart w:id="1148" w:name="_Toc45766099"/>
-      <w:bookmarkStart w:id="1149" w:name="_Toc51055496"/>
-      <w:bookmarkStart w:id="1150" w:name="_Toc45601851"/>
-      <w:bookmarkStart w:id="1151" w:name="_Toc45602333"/>
-      <w:bookmarkStart w:id="1152" w:name="_Toc45602785"/>
-      <w:bookmarkStart w:id="1153" w:name="_Toc45603971"/>
-      <w:bookmarkStart w:id="1154" w:name="_Toc45604458"/>
-      <w:bookmarkStart w:id="1155" w:name="_Toc45604936"/>
-      <w:bookmarkStart w:id="1156" w:name="_Toc45605407"/>
-      <w:bookmarkStart w:id="1157" w:name="_Toc45605867"/>
-      <w:bookmarkStart w:id="1158" w:name="_Toc45766100"/>
-      <w:bookmarkStart w:id="1159" w:name="_Toc51055497"/>
-      <w:bookmarkStart w:id="1160" w:name="_Toc45601852"/>
-      <w:bookmarkStart w:id="1161" w:name="_Toc45602334"/>
-      <w:bookmarkStart w:id="1162" w:name="_Toc45602786"/>
-      <w:bookmarkStart w:id="1163" w:name="_Toc45603972"/>
-      <w:bookmarkStart w:id="1164" w:name="_Toc45604459"/>
-      <w:bookmarkStart w:id="1165" w:name="_Toc45604937"/>
-      <w:bookmarkStart w:id="1166" w:name="_Toc45605408"/>
-      <w:bookmarkStart w:id="1167" w:name="_Toc45605868"/>
-      <w:bookmarkStart w:id="1168" w:name="_Toc45766101"/>
-      <w:bookmarkStart w:id="1169" w:name="_Toc51055498"/>
-      <w:bookmarkStart w:id="1170" w:name="_Toc45601853"/>
-      <w:bookmarkStart w:id="1171" w:name="_Toc45602335"/>
-      <w:bookmarkStart w:id="1172" w:name="_Toc45602787"/>
-      <w:bookmarkStart w:id="1173" w:name="_Toc45603973"/>
-      <w:bookmarkStart w:id="1174" w:name="_Toc45604460"/>
-      <w:bookmarkStart w:id="1175" w:name="_Toc45604938"/>
-      <w:bookmarkStart w:id="1176" w:name="_Toc45605409"/>
-      <w:bookmarkStart w:id="1177" w:name="_Toc45605869"/>
-      <w:bookmarkStart w:id="1178" w:name="_Toc45766102"/>
-      <w:bookmarkStart w:id="1179" w:name="_Toc51055499"/>
-      <w:bookmarkStart w:id="1180" w:name="_Toc45601854"/>
-      <w:bookmarkStart w:id="1181" w:name="_Toc45602336"/>
-      <w:bookmarkStart w:id="1182" w:name="_Toc45602788"/>
-      <w:bookmarkStart w:id="1183" w:name="_Toc45603974"/>
-      <w:bookmarkStart w:id="1184" w:name="_Toc45604461"/>
-      <w:bookmarkStart w:id="1185" w:name="_Toc45604939"/>
-      <w:bookmarkStart w:id="1186" w:name="_Toc45605410"/>
-      <w:bookmarkStart w:id="1187" w:name="_Toc45605870"/>
-      <w:bookmarkStart w:id="1188" w:name="_Toc45766103"/>
-      <w:bookmarkStart w:id="1189" w:name="_Toc51055500"/>
-      <w:bookmarkStart w:id="1190" w:name="_Toc45601855"/>
-      <w:bookmarkStart w:id="1191" w:name="_Toc45602337"/>
-      <w:bookmarkStart w:id="1192" w:name="_Toc45602789"/>
-      <w:bookmarkStart w:id="1193" w:name="_Toc45603975"/>
-      <w:bookmarkStart w:id="1194" w:name="_Toc45604462"/>
-      <w:bookmarkStart w:id="1195" w:name="_Toc45604940"/>
-      <w:bookmarkStart w:id="1196" w:name="_Toc45605411"/>
-      <w:bookmarkStart w:id="1197" w:name="_Toc45605871"/>
-      <w:bookmarkStart w:id="1198" w:name="_Toc45766104"/>
-      <w:bookmarkStart w:id="1199" w:name="_Toc51055501"/>
-      <w:bookmarkStart w:id="1200" w:name="_Toc45601856"/>
-      <w:bookmarkStart w:id="1201" w:name="_Toc45602338"/>
-      <w:bookmarkStart w:id="1202" w:name="_Toc45602790"/>
-      <w:bookmarkStart w:id="1203" w:name="_Toc45603976"/>
-      <w:bookmarkStart w:id="1204" w:name="_Toc45604463"/>
-      <w:bookmarkStart w:id="1205" w:name="_Toc45604941"/>
-      <w:bookmarkStart w:id="1206" w:name="_Toc45605412"/>
-      <w:bookmarkStart w:id="1207" w:name="_Toc45605872"/>
-      <w:bookmarkStart w:id="1208" w:name="_Toc45766105"/>
-      <w:bookmarkStart w:id="1209" w:name="_Toc51055502"/>
-      <w:bookmarkEnd w:id="1130"/>
-      <w:bookmarkEnd w:id="1131"/>
-      <w:bookmarkEnd w:id="1132"/>
-      <w:bookmarkEnd w:id="1133"/>
-      <w:bookmarkEnd w:id="1134"/>
-      <w:bookmarkEnd w:id="1135"/>
-      <w:bookmarkEnd w:id="1136"/>
-      <w:bookmarkEnd w:id="1137"/>
-      <w:bookmarkEnd w:id="1138"/>
-      <w:bookmarkEnd w:id="1139"/>
-      <w:bookmarkEnd w:id="1140"/>
+      <w:bookmarkStart w:id="1141" w:name="_Toc45601849"/>
+      <w:bookmarkStart w:id="1142" w:name="_Toc45602331"/>
+      <w:bookmarkStart w:id="1143" w:name="_Toc45602783"/>
+      <w:bookmarkStart w:id="1144" w:name="_Toc45603969"/>
+      <w:bookmarkStart w:id="1145" w:name="_Toc45604456"/>
+      <w:bookmarkStart w:id="1146" w:name="_Toc45604934"/>
+      <w:bookmarkStart w:id="1147" w:name="_Toc45605405"/>
+      <w:bookmarkStart w:id="1148" w:name="_Toc45605865"/>
+      <w:bookmarkStart w:id="1149" w:name="_Toc45766098"/>
+      <w:bookmarkStart w:id="1150" w:name="_Toc51055495"/>
+      <w:bookmarkStart w:id="1151" w:name="_Toc45601850"/>
+      <w:bookmarkStart w:id="1152" w:name="_Toc45602332"/>
+      <w:bookmarkStart w:id="1153" w:name="_Toc45602784"/>
+      <w:bookmarkStart w:id="1154" w:name="_Toc45603970"/>
+      <w:bookmarkStart w:id="1155" w:name="_Toc45604457"/>
+      <w:bookmarkStart w:id="1156" w:name="_Toc45604935"/>
+      <w:bookmarkStart w:id="1157" w:name="_Toc45605406"/>
+      <w:bookmarkStart w:id="1158" w:name="_Toc45605866"/>
+      <w:bookmarkStart w:id="1159" w:name="_Toc45766099"/>
+      <w:bookmarkStart w:id="1160" w:name="_Toc51055496"/>
+      <w:bookmarkStart w:id="1161" w:name="_Toc45601851"/>
+      <w:bookmarkStart w:id="1162" w:name="_Toc45602333"/>
+      <w:bookmarkStart w:id="1163" w:name="_Toc45602785"/>
+      <w:bookmarkStart w:id="1164" w:name="_Toc45603971"/>
+      <w:bookmarkStart w:id="1165" w:name="_Toc45604458"/>
+      <w:bookmarkStart w:id="1166" w:name="_Toc45604936"/>
+      <w:bookmarkStart w:id="1167" w:name="_Toc45605407"/>
+      <w:bookmarkStart w:id="1168" w:name="_Toc45605867"/>
+      <w:bookmarkStart w:id="1169" w:name="_Toc45766100"/>
+      <w:bookmarkStart w:id="1170" w:name="_Toc51055497"/>
+      <w:bookmarkStart w:id="1171" w:name="_Toc45601852"/>
+      <w:bookmarkStart w:id="1172" w:name="_Toc45602334"/>
+      <w:bookmarkStart w:id="1173" w:name="_Toc45602786"/>
+      <w:bookmarkStart w:id="1174" w:name="_Toc45603972"/>
+      <w:bookmarkStart w:id="1175" w:name="_Toc45604459"/>
+      <w:bookmarkStart w:id="1176" w:name="_Toc45604937"/>
+      <w:bookmarkStart w:id="1177" w:name="_Toc45605408"/>
+      <w:bookmarkStart w:id="1178" w:name="_Toc45605868"/>
+      <w:bookmarkStart w:id="1179" w:name="_Toc45766101"/>
+      <w:bookmarkStart w:id="1180" w:name="_Toc51055498"/>
+      <w:bookmarkStart w:id="1181" w:name="_Toc45601853"/>
+      <w:bookmarkStart w:id="1182" w:name="_Toc45602335"/>
+      <w:bookmarkStart w:id="1183" w:name="_Toc45602787"/>
+      <w:bookmarkStart w:id="1184" w:name="_Toc45603973"/>
+      <w:bookmarkStart w:id="1185" w:name="_Toc45604460"/>
+      <w:bookmarkStart w:id="1186" w:name="_Toc45604938"/>
+      <w:bookmarkStart w:id="1187" w:name="_Toc45605409"/>
+      <w:bookmarkStart w:id="1188" w:name="_Toc45605869"/>
+      <w:bookmarkStart w:id="1189" w:name="_Toc45766102"/>
+      <w:bookmarkStart w:id="1190" w:name="_Toc51055499"/>
+      <w:bookmarkStart w:id="1191" w:name="_Toc45601854"/>
+      <w:bookmarkStart w:id="1192" w:name="_Toc45602336"/>
+      <w:bookmarkStart w:id="1193" w:name="_Toc45602788"/>
+      <w:bookmarkStart w:id="1194" w:name="_Toc45603974"/>
+      <w:bookmarkStart w:id="1195" w:name="_Toc45604461"/>
+      <w:bookmarkStart w:id="1196" w:name="_Toc45604939"/>
+      <w:bookmarkStart w:id="1197" w:name="_Toc45605410"/>
+      <w:bookmarkStart w:id="1198" w:name="_Toc45605870"/>
+      <w:bookmarkStart w:id="1199" w:name="_Toc45766103"/>
+      <w:bookmarkStart w:id="1200" w:name="_Toc51055500"/>
+      <w:bookmarkStart w:id="1201" w:name="_Toc45601855"/>
+      <w:bookmarkStart w:id="1202" w:name="_Toc45602337"/>
+      <w:bookmarkStart w:id="1203" w:name="_Toc45602789"/>
+      <w:bookmarkStart w:id="1204" w:name="_Toc45603975"/>
+      <w:bookmarkStart w:id="1205" w:name="_Toc45604462"/>
+      <w:bookmarkStart w:id="1206" w:name="_Toc45604940"/>
+      <w:bookmarkStart w:id="1207" w:name="_Toc45605411"/>
+      <w:bookmarkStart w:id="1208" w:name="_Toc45605871"/>
+      <w:bookmarkStart w:id="1209" w:name="_Toc45766104"/>
+      <w:bookmarkStart w:id="1210" w:name="_Toc51055501"/>
+      <w:bookmarkStart w:id="1211" w:name="_Toc45601856"/>
+      <w:bookmarkStart w:id="1212" w:name="_Toc45602338"/>
+      <w:bookmarkStart w:id="1213" w:name="_Toc45602790"/>
+      <w:bookmarkStart w:id="1214" w:name="_Toc45603976"/>
+      <w:bookmarkStart w:id="1215" w:name="_Toc45604463"/>
+      <w:bookmarkStart w:id="1216" w:name="_Toc45604941"/>
+      <w:bookmarkStart w:id="1217" w:name="_Toc45605412"/>
+      <w:bookmarkStart w:id="1218" w:name="_Toc45605872"/>
+      <w:bookmarkStart w:id="1219" w:name="_Toc45766105"/>
+      <w:bookmarkStart w:id="1220" w:name="_Toc51055502"/>
       <w:bookmarkEnd w:id="1141"/>
       <w:bookmarkEnd w:id="1142"/>
       <w:bookmarkEnd w:id="1143"/>
@@ -11436,13 +11544,24 @@
       <w:bookmarkEnd w:id="1207"/>
       <w:bookmarkEnd w:id="1208"/>
       <w:bookmarkEnd w:id="1209"/>
+      <w:bookmarkEnd w:id="1210"/>
+      <w:bookmarkEnd w:id="1211"/>
+      <w:bookmarkEnd w:id="1212"/>
+      <w:bookmarkEnd w:id="1213"/>
+      <w:bookmarkEnd w:id="1214"/>
+      <w:bookmarkEnd w:id="1215"/>
+      <w:bookmarkEnd w:id="1216"/>
+      <w:bookmarkEnd w:id="1217"/>
+      <w:bookmarkEnd w:id="1218"/>
+      <w:bookmarkEnd w:id="1219"/>
+      <w:bookmarkEnd w:id="1220"/>
     </w:p>
     <w:sectPr>
       <w:pgSz w:w="11906" w:h="16838" w:code="9"/>
       <w:pgMar w:top="1418" w:right="1418" w:bottom="1418" w:left="1418" w:header="851" w:footer="992" w:gutter="0"/>
       <w:cols w:space="425"/>
       <w:docGrid w:type="lines" w:linePitch="328"/>
-      <w:sectPrChange w:id="1210" w:author="osugi.yuto.56n@st.kyoto-u.ac.jp" w:date="2026-06-23T22:05:00Z" w16du:dateUtc="2026-06-23T13:05:00Z">
+      <w:sectPrChange w:id="1221" w:author="osugi.yuto.56n@st.kyoto-u.ac.jp" w:date="2026-06-23T22:05:00Z" w16du:dateUtc="2026-06-23T13:05:00Z">
         <w:sectPr>
           <w:pgSz w:code="0"/>
           <w:pgMar w:top="1985" w:right="1701" w:bottom="1701" w:left="1701" w:header="851" w:footer="992" w:gutter="0"/>

--- a/README.docx
+++ b/README.docx
@@ -7,7 +7,7 @@
         <w:pStyle w:val="Title"/>
       </w:pPr>
       <w:r>
-        <w:t>NflowModel and VISIToRN user guide</w:t>
+        <w:t>Reproducing the GMD nitrogen flow study</w:t>
       </w:r>
     </w:p>
     <w:p>
@@ -19,16 +19,33 @@
     <w:p>
       <w:pPr/>
       <w:r>
-        <w:t xml:space="preserve">This repository contains the agricultural nitrogen-flow model and its connection to the existing VISIT vegetation model and VISIToRN river-routing module. It now provides two </w:t>
+        <w:t>This guide describes how to run the agricultural nitrogen-flow model and the linked riverine nitrogen-load calculations used in the GMD study. The framework uses socioeconomic and agricultural inputs from AIM-Hub, spatial land-use and livestock inputs from AIM-PLUM, atmospheric deposition from GEOS-Chem, and leaching and hydrological inputs from the existing VISIT vegetation model. VISIToRN routes nitrogen through river networks.</w:t>
+      </w:r>
+    </w:p>
+    <w:p>
+      <w:pPr/>
+      <w:r>
+        <w:t xml:space="preserve">The instructions cover the retained programs in the root </w:t>
       </w:r>
       <w:r>
         <w:rPr>
-          <w:b/>
+          <w:rFonts w:ascii="Consolas" w:hAnsi="Consolas"/>
+          <w:sz w:val="18"/>
         </w:rPr>
-        <w:t>separate workflows</w:t>
-      </w:r>
-      <w:r>
-        <w:t>. Use the preserved root workflow for the GMD paper; use the additional workflow for multi-scenario experiments. The Word manual, README.docx, covers the same operating procedures.</w:t>
+        <w:t>NflowModel/</w:t>
+      </w:r>
+      <w:r>
+        <w:t xml:space="preserve"> and </w:t>
+      </w:r>
+      <w:r>
+        <w:rPr>
+          <w:rFonts w:ascii="Consolas" w:hAnsi="Consolas"/>
+          <w:sz w:val="18"/>
+        </w:rPr>
+        <w:t>VISIToRN/</w:t>
+      </w:r>
+      <w:r>
+        <w:t xml:space="preserve"> directories: input preparation, nitrogen-flow calculations, river routing, evaluation against observations, and factor decomposition. They start from processed upstream-model outputs; they do not run AIM-Hub, AIM-PLUM, GEOS-Chem or VISIT. A repository clone alone is not sufficient for a complete rerun because some required inputs are distributed separately.</w:t>
       </w:r>
     </w:p>
     <w:p>
@@ -36,7 +53,23 @@
         <w:pStyle w:val="Heading1"/>
       </w:pPr>
       <w:r>
-        <w:t>1 Choose the workflow</w:t>
+        <w:t>1 Study settings and directory structure</w:t>
+      </w:r>
+    </w:p>
+    <w:p>
+      <w:pPr/>
+      <w:r>
+        <w:t xml:space="preserve">Use the original study inputs for the two scenarios below. Do not substitute a newer policy pathway or add a trailing </w:t>
+      </w:r>
+      <w:r>
+        <w:rPr>
+          <w:rFonts w:ascii="Consolas" w:hAnsi="Consolas"/>
+          <w:sz w:val="18"/>
+        </w:rPr>
+        <w:t>_No</w:t>
+      </w:r>
+      <w:r>
+        <w:t xml:space="preserve"> to either scenario name.</w:t>
       </w:r>
     </w:p>
     <w:tbl>
@@ -45,11 +78,19 @@
         <w:tblW w:type="auto" w:w="0"/>
         <w:tblLayout w:type="fixed"/>
         <w:tblLook w:firstColumn="1" w:firstRow="1" w:lastColumn="0" w:lastRow="0" w:noHBand="0" w:noVBand="1" w:val="04A0"/>
+        <w:tblBorders>
+          <w:top w:val="single" w:sz="4" w:color="D9D9D9"/>
+          <w:left w:val="single" w:sz="4" w:color="D9D9D9"/>
+          <w:bottom w:val="single" w:sz="4" w:color="D9D9D9"/>
+          <w:right w:val="single" w:sz="4" w:color="D9D9D9"/>
+          <w:insideH w:val="single" w:sz="4" w:color="D9D9D9"/>
+          <w:insideV w:val="single" w:sz="4" w:color="D9D9D9"/>
+        </w:tblBorders>
       </w:tblPr>
       <w:tblGrid>
-        <w:gridCol w:w="2592"/>
-        <w:gridCol w:w="3600"/>
-        <w:gridCol w:w="3701"/>
+        <w:gridCol w:w="1800"/>
+        <w:gridCol w:w="5040"/>
+        <w:gridCol w:w="3053"/>
       </w:tblGrid>
       <w:tr>
         <w:trPr>
@@ -58,7 +99,15 @@
         </w:trPr>
         <w:tc>
           <w:tcPr>
-            <w:tcW w:type="dxa" w:w="2592"/>
+            <w:tcW w:type="dxa" w:w="1800"/>
+            <w:vAlign w:val="center"/>
+            <w:tcMar>
+              <w:top w:w="80" w:type="dxa"/>
+              <w:bottom w:w="80" w:type="dxa"/>
+              <w:left w:w="100" w:type="dxa"/>
+              <w:right w:w="100" w:type="dxa"/>
+            </w:tcMar>
+            <w:shd w:fill="E8EEF4"/>
           </w:tcPr>
           <w:p>
             <w:pPr>
@@ -69,13 +118,21 @@
                 <w:b/>
                 <w:sz w:val="19"/>
               </w:rPr>
-              <w:t>Purpose</w:t>
+              <w:t>Study scenario</w:t>
             </w:r>
           </w:p>
         </w:tc>
         <w:tc>
           <w:tcPr>
-            <w:tcW w:type="dxa" w:w="3600"/>
+            <w:tcW w:type="dxa" w:w="5040"/>
+            <w:vAlign w:val="center"/>
+            <w:tcMar>
+              <w:top w:w="80" w:type="dxa"/>
+              <w:bottom w:w="80" w:type="dxa"/>
+              <w:left w:w="100" w:type="dxa"/>
+              <w:right w:w="100" w:type="dxa"/>
+            </w:tcMar>
+            <w:shd w:fill="E8EEF4"/>
           </w:tcPr>
           <w:p>
             <w:pPr>
@@ -86,13 +143,21 @@
                 <w:b/>
                 <w:sz w:val="19"/>
               </w:rPr>
-              <w:t>Code and configuration</w:t>
+              <w:t>Input scenario identifier</w:t>
             </w:r>
           </w:p>
         </w:tc>
         <w:tc>
           <w:tcPr>
-            <w:tcW w:type="dxa" w:w="3701"/>
+            <w:tcW w:type="dxa" w:w="3053"/>
+            <w:vAlign w:val="center"/>
+            <w:tcMar>
+              <w:top w:w="80" w:type="dxa"/>
+              <w:bottom w:w="80" w:type="dxa"/>
+              <w:left w:w="100" w:type="dxa"/>
+              <w:right w:w="100" w:type="dxa"/>
+            </w:tcMar>
+            <w:shd w:fill="E8EEF4"/>
           </w:tcPr>
           <w:p>
             <w:pPr>
@@ -103,7 +168,7 @@
                 <w:b/>
                 <w:sz w:val="19"/>
               </w:rPr>
-              <w:t>Input family</w:t>
+              <w:t>Main analysis years</w:t>
             </w:r>
           </w:p>
         </w:tc>
@@ -114,7 +179,14 @@
         </w:trPr>
         <w:tc>
           <w:tcPr>
-            <w:tcW w:type="dxa" w:w="2592"/>
+            <w:tcW w:type="dxa" w:w="1800"/>
+            <w:vAlign w:val="center"/>
+            <w:tcMar>
+              <w:top w:w="80" w:type="dxa"/>
+              <w:bottom w:w="80" w:type="dxa"/>
+              <w:left w:w="100" w:type="dxa"/>
+              <w:right w:w="100" w:type="dxa"/>
+            </w:tcMar>
           </w:tcPr>
           <w:p>
             <w:pPr>
@@ -124,13 +196,20 @@
               <w:rPr>
                 <w:sz w:val="19"/>
               </w:rPr>
-              <w:t>Reproduce the GMD study</w:t>
+              <w:t>Baseline or BaU</w:t>
             </w:r>
           </w:p>
         </w:tc>
         <w:tc>
           <w:tcPr>
-            <w:tcW w:type="dxa" w:w="3600"/>
+            <w:tcW w:type="dxa" w:w="5040"/>
+            <w:vAlign w:val="center"/>
+            <w:tcMar>
+              <w:top w:w="80" w:type="dxa"/>
+              <w:bottom w:w="80" w:type="dxa"/>
+              <w:left w:w="100" w:type="dxa"/>
+              <w:right w:w="100" w:type="dxa"/>
+            </w:tcMar>
           </w:tcPr>
           <w:p>
             <w:pPr>
@@ -140,14 +219,958 @@
               <w:rPr>
                 <w:sz w:val="19"/>
               </w:rPr>
-              <w:t xml:space="preserve">Root </w:t>
             </w:r>
             <w:r>
               <w:rPr>
                 <w:rFonts w:ascii="Consolas" w:hAnsi="Consolas"/>
                 <w:sz w:val="17"/>
               </w:rPr>
-              <w:t>NflowModel/</w:t>
+              <w:t>SSP2_BaU_NoCC</w:t>
+            </w:r>
+            <w:r>
+              <w:rPr>
+                <w:sz w:val="19"/>
+              </w:rPr>
+            </w:r>
+          </w:p>
+        </w:tc>
+        <w:tc>
+          <w:tcPr>
+            <w:tcW w:type="dxa" w:w="3053"/>
+            <w:vAlign w:val="center"/>
+            <w:tcMar>
+              <w:top w:w="80" w:type="dxa"/>
+              <w:bottom w:w="80" w:type="dxa"/>
+              <w:left w:w="100" w:type="dxa"/>
+              <w:right w:w="100" w:type="dxa"/>
+            </w:tcMar>
+          </w:tcPr>
+          <w:p>
+            <w:pPr>
+              <w:spacing w:after="80" w:before="60"/>
+            </w:pPr>
+            <w:r>
+              <w:rPr>
+                <w:sz w:val="19"/>
+              </w:rPr>
+              <w:t>2010, 2030, 2050, 2100</w:t>
+            </w:r>
+          </w:p>
+        </w:tc>
+      </w:tr>
+      <w:tr>
+        <w:trPr>
+          <w:cantSplit/>
+        </w:trPr>
+        <w:tc>
+          <w:tcPr>
+            <w:tcW w:type="dxa" w:w="1800"/>
+            <w:vAlign w:val="center"/>
+            <w:tcMar>
+              <w:top w:w="80" w:type="dxa"/>
+              <w:bottom w:w="80" w:type="dxa"/>
+              <w:left w:w="100" w:type="dxa"/>
+              <w:right w:w="100" w:type="dxa"/>
+            </w:tcMar>
+          </w:tcPr>
+          <w:p>
+            <w:pPr>
+              <w:spacing w:after="80" w:before="60"/>
+            </w:pPr>
+            <w:r>
+              <w:rPr>
+                <w:sz w:val="19"/>
+              </w:rPr>
+              <w:t>500C</w:t>
+            </w:r>
+          </w:p>
+        </w:tc>
+        <w:tc>
+          <w:tcPr>
+            <w:tcW w:type="dxa" w:w="5040"/>
+            <w:vAlign w:val="center"/>
+            <w:tcMar>
+              <w:top w:w="80" w:type="dxa"/>
+              <w:bottom w:w="80" w:type="dxa"/>
+              <w:left w:w="100" w:type="dxa"/>
+              <w:right w:w="100" w:type="dxa"/>
+            </w:tcMar>
+          </w:tcPr>
+          <w:p>
+            <w:pPr>
+              <w:spacing w:after="80" w:before="60"/>
+            </w:pPr>
+            <w:r>
+              <w:rPr>
+                <w:sz w:val="19"/>
+              </w:rPr>
+            </w:r>
+            <w:r>
+              <w:rPr>
+                <w:rFonts w:ascii="Consolas" w:hAnsi="Consolas"/>
+                <w:sz w:val="17"/>
+              </w:rPr>
+              <w:t>SSP2_500C_CACN_NoCC</w:t>
+            </w:r>
+            <w:r>
+              <w:rPr>
+                <w:sz w:val="19"/>
+              </w:rPr>
+            </w:r>
+          </w:p>
+        </w:tc>
+        <w:tc>
+          <w:tcPr>
+            <w:tcW w:type="dxa" w:w="3053"/>
+            <w:vAlign w:val="center"/>
+            <w:tcMar>
+              <w:top w:w="80" w:type="dxa"/>
+              <w:bottom w:w="80" w:type="dxa"/>
+              <w:left w:w="100" w:type="dxa"/>
+              <w:right w:w="100" w:type="dxa"/>
+            </w:tcMar>
+          </w:tcPr>
+          <w:p>
+            <w:pPr>
+              <w:spacing w:after="80" w:before="60"/>
+            </w:pPr>
+            <w:r>
+              <w:rPr>
+                <w:sz w:val="19"/>
+              </w:rPr>
+              <w:t>2030, 2050, 2100</w:t>
+            </w:r>
+          </w:p>
+        </w:tc>
+      </w:tr>
+    </w:tbl>
+    <w:p>
+      <w:pPr>
+        <w:spacing w:after="0"/>
+      </w:pPr>
+    </w:p>
+    <w:p>
+      <w:pPr/>
+      <w:r>
+        <w:t>Both scenarios share Baseline 2010 as the reference. The agricultural driver also calculates Baseline 2020 for the ammonia-emission comparison; this year is not part of the seven-case main result table. Supply 2020 inputs as well.</w:t>
+      </w:r>
+    </w:p>
+    <w:p>
+      <w:pPr>
+        <w:pStyle w:val="ListBullet"/>
+      </w:pPr>
+      <w:r/>
+      <w:r>
+        <w:rPr>
+          <w:rFonts w:ascii="Consolas" w:hAnsi="Consolas"/>
+          <w:sz w:val="18"/>
+        </w:rPr>
+        <w:t>NflowModel/R/</w:t>
+      </w:r>
+      <w:r>
+        <w:t>: agricultural nitrogen calculations, figures, river-input preparation and decomposition scripts.</w:t>
+      </w:r>
+    </w:p>
+    <w:p>
+      <w:pPr>
+        <w:pStyle w:val="ListBullet"/>
+      </w:pPr>
+      <w:r/>
+      <w:r>
+        <w:rPr>
+          <w:rFonts w:ascii="Consolas" w:hAnsi="Consolas"/>
+          <w:sz w:val="18"/>
+        </w:rPr>
+        <w:t>NflowModel/data/</w:t>
+      </w:r>
+      <w:r>
+        <w:t>: agricultural inputs and some generated tables.</w:t>
+      </w:r>
+    </w:p>
+    <w:p>
+      <w:pPr>
+        <w:pStyle w:val="ListBullet"/>
+      </w:pPr>
+      <w:r/>
+      <w:r>
+        <w:rPr>
+          <w:rFonts w:ascii="Consolas" w:hAnsi="Consolas"/>
+          <w:sz w:val="18"/>
+        </w:rPr>
+        <w:t>NflowModel/output/</w:t>
+      </w:r>
+      <w:r>
+        <w:t>: agricultural result tables, figures and diagnostics.</w:t>
+      </w:r>
+    </w:p>
+    <w:p>
+      <w:pPr>
+        <w:pStyle w:val="ListBullet"/>
+      </w:pPr>
+      <w:r/>
+      <w:r>
+        <w:rPr>
+          <w:rFonts w:ascii="Consolas" w:hAnsi="Consolas"/>
+          <w:sz w:val="18"/>
+        </w:rPr>
+        <w:t>VISIToRN/</w:t>
+      </w:r>
+      <w:r>
+        <w:t>: river-routing programs, basin definitions, observations and external VISIT/PLUM files.</w:t>
+      </w:r>
+    </w:p>
+    <w:p>
+      <w:pPr>
+        <w:pStyle w:val="ListBullet"/>
+      </w:pPr>
+      <w:r/>
+      <w:r>
+        <w:rPr>
+          <w:rFonts w:ascii="Consolas" w:hAnsi="Consolas"/>
+          <w:sz w:val="18"/>
+        </w:rPr>
+        <w:t>VISIToRN/Data_pd/</w:t>
+      </w:r>
+      <w:r>
+        <w:t>: routing inputs, generated arrays and decomposition tables.</w:t>
+      </w:r>
+    </w:p>
+    <w:p>
+      <w:pPr>
+        <w:pStyle w:val="ListBullet"/>
+      </w:pPr>
+      <w:r/>
+      <w:r>
+        <w:rPr>
+          <w:rFonts w:ascii="Consolas" w:hAnsi="Consolas"/>
+          <w:sz w:val="18"/>
+        </w:rPr>
+        <w:t>VISIToRN/output/</w:t>
+      </w:r>
+      <w:r>
+        <w:t>: river-load figures and concentration results.</w:t>
+      </w:r>
+    </w:p>
+    <w:p>
+      <w:pPr/>
+      <w:r>
+        <w:t xml:space="preserve">Use a dedicated working copy. Several scripts overwrite generated files in </w:t>
+      </w:r>
+      <w:r>
+        <w:rPr>
+          <w:rFonts w:ascii="Consolas" w:hAnsi="Consolas"/>
+          <w:sz w:val="18"/>
+        </w:rPr>
+        <w:t>data/</w:t>
+      </w:r>
+      <w:r>
+        <w:t xml:space="preserve"> and </w:t>
+      </w:r>
+      <w:r>
+        <w:rPr>
+          <w:rFonts w:ascii="Consolas" w:hAnsi="Consolas"/>
+          <w:sz w:val="18"/>
+        </w:rPr>
+        <w:t>Data_pd/</w:t>
+      </w:r>
+      <w:r>
+        <w:t>, including files already tracked in the repository. Keep an untouched copy of the study data and record the Git commit used.</w:t>
+      </w:r>
+    </w:p>
+    <w:p>
+      <w:pPr>
+        <w:pStyle w:val="Heading1"/>
+      </w:pPr>
+      <w:r>
+        <w:t>2 Required software</w:t>
+      </w:r>
+    </w:p>
+    <w:p>
+      <w:pPr/>
+      <w:r>
+        <w:t xml:space="preserve">Install R, GAMS with a compatible </w:t>
+      </w:r>
+      <w:r>
+        <w:rPr>
+          <w:rFonts w:ascii="Consolas" w:hAnsi="Consolas"/>
+          <w:sz w:val="18"/>
+        </w:rPr>
+        <w:t>gdxrrw</w:t>
+      </w:r>
+      <w:r>
+        <w:t xml:space="preserve"> R interface, and a C++ compiler compatible with R. VISIToRN compiles its routing function through </w:t>
+      </w:r>
+      <w:r>
+        <w:rPr>
+          <w:rFonts w:ascii="Consolas" w:hAnsi="Consolas"/>
+          <w:sz w:val="18"/>
+        </w:rPr>
+        <w:t>inline</w:t>
+      </w:r>
+      <w:r>
+        <w:t xml:space="preserve"> and </w:t>
+      </w:r>
+      <w:r>
+        <w:rPr>
+          <w:rFonts w:ascii="Consolas" w:hAnsi="Consolas"/>
+          <w:sz w:val="18"/>
+        </w:rPr>
+        <w:t>RcppArmadillo</w:t>
+      </w:r>
+      <w:r>
+        <w:t>. On Windows, use the R-compatible Rtools toolchain. On Linux, the spatial and NetCDF R packages may also require system development libraries. The GMD calculation does not require Python.</w:t>
+      </w:r>
+    </w:p>
+    <w:p>
+      <w:pPr>
+        <w:keepNext/>
+      </w:pPr>
+      <w:r>
+        <w:t>The scripts use these R packages:</w:t>
+      </w:r>
+    </w:p>
+    <w:p>
+      <w:pPr>
+        <w:keepNext/>
+        <w:spacing w:after="0" w:line="240" w:lineRule="auto"/>
+      </w:pPr>
+      <w:r>
+        <w:rPr>
+          <w:rFonts w:ascii="Consolas" w:hAnsi="Consolas"/>
+          <w:sz w:val="17"/>
+        </w:rPr>
+        <w:t>install.packages(c(</w:t>
+      </w:r>
+    </w:p>
+    <w:p>
+      <w:pPr>
+        <w:keepNext/>
+        <w:spacing w:after="0" w:line="240" w:lineRule="auto"/>
+      </w:pPr>
+      <w:r>
+        <w:rPr>
+          <w:rFonts w:ascii="Consolas" w:hAnsi="Consolas"/>
+          <w:sz w:val="17"/>
+        </w:rPr>
+        <w:t xml:space="preserve">  "dplyr", "tidyr", "tibble", "purrr", "readr", "stringr",</w:t>
+      </w:r>
+    </w:p>
+    <w:p>
+      <w:pPr>
+        <w:keepNext/>
+        <w:spacing w:after="0" w:line="240" w:lineRule="auto"/>
+      </w:pPr>
+      <w:r>
+        <w:rPr>
+          <w:rFonts w:ascii="Consolas" w:hAnsi="Consolas"/>
+          <w:sz w:val="17"/>
+        </w:rPr>
+        <w:t xml:space="preserve">  "ggplot2", "scales", "patchwork", "cowplot", "ggrepel",</w:t>
+      </w:r>
+    </w:p>
+    <w:p>
+      <w:pPr>
+        <w:keepNext/>
+        <w:spacing w:after="0" w:line="240" w:lineRule="auto"/>
+      </w:pPr>
+      <w:r>
+        <w:rPr>
+          <w:rFonts w:ascii="Consolas" w:hAnsi="Consolas"/>
+          <w:sz w:val="17"/>
+        </w:rPr>
+        <w:t xml:space="preserve">  "forcats", "ncdf4", "terra", "sf", "rnaturalearth",</w:t>
+      </w:r>
+    </w:p>
+    <w:p>
+      <w:pPr>
+        <w:keepNext/>
+        <w:spacing w:after="0" w:line="240" w:lineRule="auto"/>
+      </w:pPr>
+      <w:r>
+        <w:rPr>
+          <w:rFonts w:ascii="Consolas" w:hAnsi="Consolas"/>
+          <w:sz w:val="17"/>
+        </w:rPr>
+        <w:t xml:space="preserve">  "rnaturalearthdata", "Amelia", "maps", "inline",</w:t>
+      </w:r>
+    </w:p>
+    <w:p>
+      <w:pPr>
+        <w:keepNext/>
+        <w:spacing w:after="0" w:line="240" w:lineRule="auto"/>
+      </w:pPr>
+      <w:r>
+        <w:rPr>
+          <w:rFonts w:ascii="Consolas" w:hAnsi="Consolas"/>
+          <w:sz w:val="17"/>
+        </w:rPr>
+        <w:t xml:space="preserve">  "Rcpp", "RcppArmadillo"</w:t>
+      </w:r>
+    </w:p>
+    <w:p>
+      <w:pPr>
+        <w:keepNext w:val="0"/>
+        <w:spacing w:after="140" w:line="240" w:lineRule="auto"/>
+      </w:pPr>
+      <w:r>
+        <w:rPr>
+          <w:rFonts w:ascii="Consolas" w:hAnsi="Consolas"/>
+          <w:sz w:val="17"/>
+        </w:rPr>
+        <w:t>))</w:t>
+      </w:r>
+    </w:p>
+    <w:p>
+      <w:pPr/>
+      <w:r>
+        <w:t xml:space="preserve">Install </w:t>
+      </w:r>
+      <w:r>
+        <w:rPr>
+          <w:rFonts w:ascii="Consolas" w:hAnsi="Consolas"/>
+          <w:sz w:val="18"/>
+        </w:rPr>
+        <w:t>gdxrrw</w:t>
+      </w:r>
+      <w:r>
+        <w:t xml:space="preserve"> separately for the GAMS installation in use. The optional MCMC diagnostic script also requires </w:t>
+      </w:r>
+      <w:r>
+        <w:rPr>
+          <w:rFonts w:ascii="Consolas" w:hAnsi="Consolas"/>
+          <w:sz w:val="18"/>
+        </w:rPr>
+        <w:t>coda</w:t>
+      </w:r>
+      <w:r>
+        <w:t xml:space="preserve"> and Cairo graphics support. Record R and package versions with </w:t>
+      </w:r>
+      <w:r>
+        <w:rPr>
+          <w:rFonts w:ascii="Consolas" w:hAnsi="Consolas"/>
+          <w:sz w:val="18"/>
+        </w:rPr>
+        <w:t>sessionInfo()</w:t>
+      </w:r>
+      <w:r>
+        <w:t>; no complete locked software environment for the original study is supplied.</w:t>
+      </w:r>
+    </w:p>
+    <w:p>
+      <w:pPr>
+        <w:keepNext/>
+      </w:pPr>
+      <w:r>
+        <w:t>Set the GAMS path before launching R:</w:t>
+      </w:r>
+    </w:p>
+    <w:p>
+      <w:pPr>
+        <w:keepNext/>
+        <w:spacing w:after="0" w:line="240" w:lineRule="auto"/>
+      </w:pPr>
+      <w:r>
+        <w:rPr>
+          <w:rFonts w:ascii="Consolas" w:hAnsi="Consolas"/>
+          <w:sz w:val="17"/>
+        </w:rPr>
+        <w:t>export GAMS_DIR=/path/to/gams</w:t>
+      </w:r>
+    </w:p>
+    <w:p>
+      <w:pPr>
+        <w:keepNext w:val="0"/>
+        <w:spacing w:after="140" w:line="240" w:lineRule="auto"/>
+      </w:pPr>
+      <w:r>
+        <w:rPr>
+          <w:rFonts w:ascii="Consolas" w:hAnsi="Consolas"/>
+          <w:sz w:val="17"/>
+        </w:rPr>
+        <w:t>Rscript -e 'gdxrrw::igdx(Sys.getenv("GAMS_DIR"))'</w:t>
+      </w:r>
+    </w:p>
+    <w:p>
+      <w:pPr/>
+      <w:r/>
+      <w:r>
+        <w:rPr>
+          <w:b/>
+        </w:rPr>
+        <w:t>Check the second GAMS path setting too.</w:t>
+      </w:r>
+      <w:r>
+        <w:t xml:space="preserve"> The retained </w:t>
+      </w:r>
+      <w:r>
+        <w:rPr>
+          <w:rFonts w:ascii="Consolas" w:hAnsi="Consolas"/>
+          <w:sz w:val="18"/>
+        </w:rPr>
+        <w:t>NflowModel/R/VISIToRN_input.r</w:t>
+      </w:r>
+      <w:r>
+        <w:t xml:space="preserve"> sets its own </w:t>
+      </w:r>
+      <w:r>
+        <w:rPr>
+          <w:rFonts w:ascii="Consolas" w:hAnsi="Consolas"/>
+          <w:sz w:val="18"/>
+        </w:rPr>
+        <w:t>gams_dir</w:t>
+      </w:r>
+      <w:r>
+        <w:t xml:space="preserve"> near the beginning: </w:t>
+      </w:r>
+      <w:r>
+        <w:rPr>
+          <w:rFonts w:ascii="Consolas" w:hAnsi="Consolas"/>
+          <w:sz w:val="18"/>
+        </w:rPr>
+        <w:t>C:/GAMS/53</w:t>
+      </w:r>
+      <w:r>
+        <w:t xml:space="preserve"> on Windows, or </w:t>
+      </w:r>
+      <w:r>
+        <w:rPr>
+          <w:rFonts w:ascii="Consolas" w:hAnsi="Consolas"/>
+          <w:sz w:val="18"/>
+        </w:rPr>
+        <w:t>~/gams39.3_linux_x64_64_sfx</w:t>
+      </w:r>
+      <w:r>
+        <w:t xml:space="preserve"> on Linux. If necessary, change only this installation path in the working copy. Setting </w:t>
+      </w:r>
+      <w:r>
+        <w:rPr>
+          <w:rFonts w:ascii="Consolas" w:hAnsi="Consolas"/>
+          <w:sz w:val="18"/>
+        </w:rPr>
+        <w:t>GAMS_DIR</w:t>
+      </w:r>
+      <w:r>
+        <w:t xml:space="preserve"> alone does not override that setting.</w:t>
+      </w:r>
+    </w:p>
+    <w:p>
+      <w:pPr/>
+      <w:r>
+        <w:t>Use a compute-node allocation for global calculations on an HPC system. The routing arrays require substantial memory; no full-run runtime or memory benchmark is provided here. Use a short, ASCII-only working path if R or GAMS has trouble with spaces or non-ASCII characters.</w:t>
+      </w:r>
+    </w:p>
+    <w:p>
+      <w:pPr>
+        <w:pStyle w:val="Heading1"/>
+      </w:pPr>
+      <w:r>
+        <w:t>3 Assemble the study inputs</w:t>
+      </w:r>
+    </w:p>
+    <w:p>
+      <w:pPr/>
+      <w:r>
+        <w:t>Retain the supplied auxiliary files in their original locations. The following processed files are external requirements, not files generated by the launcher.</w:t>
+      </w:r>
+    </w:p>
+    <w:p>
+      <w:pPr>
+        <w:keepNext/>
+      </w:pPr>
+      <w:r>
+        <w:t xml:space="preserve">Place these four files in </w:t>
+      </w:r>
+      <w:r>
+        <w:rPr>
+          <w:rFonts w:ascii="Consolas" w:hAnsi="Consolas"/>
+          <w:sz w:val="18"/>
+        </w:rPr>
+        <w:t>NflowModel/data/</w:t>
+      </w:r>
+      <w:r>
+        <w:t>:</w:t>
+      </w:r>
+    </w:p>
+    <w:p>
+      <w:pPr>
+        <w:pStyle w:val="ListBullet"/>
+      </w:pPr>
+      <w:r/>
+      <w:r>
+        <w:rPr>
+          <w:rFonts w:ascii="Consolas" w:hAnsi="Consolas"/>
+          <w:sz w:val="18"/>
+        </w:rPr>
+        <w:t>livdis_SSP2_BaU_NoCC.nc</w:t>
+      </w:r>
+      <w:r/>
+    </w:p>
+    <w:p>
+      <w:pPr>
+        <w:pStyle w:val="ListBullet"/>
+      </w:pPr>
+      <w:r/>
+      <w:r>
+        <w:rPr>
+          <w:rFonts w:ascii="Consolas" w:hAnsi="Consolas"/>
+          <w:sz w:val="18"/>
+        </w:rPr>
+        <w:t>livdis_SSP2_500C_CACN_NoCC.nc</w:t>
+      </w:r>
+      <w:r/>
+    </w:p>
+    <w:p>
+      <w:pPr>
+        <w:pStyle w:val="ListBullet"/>
+      </w:pPr>
+      <w:r/>
+      <w:r>
+        <w:rPr>
+          <w:rFonts w:ascii="Consolas" w:hAnsi="Consolas"/>
+          <w:sz w:val="18"/>
+        </w:rPr>
+        <w:t>results_SSP2_BaU_NoCC.gdx</w:t>
+      </w:r>
+      <w:r/>
+    </w:p>
+    <w:p>
+      <w:pPr>
+        <w:pStyle w:val="ListBullet"/>
+      </w:pPr>
+      <w:r/>
+      <w:r>
+        <w:rPr>
+          <w:rFonts w:ascii="Consolas" w:hAnsi="Consolas"/>
+          <w:sz w:val="18"/>
+        </w:rPr>
+        <w:t>results_SSP2_500C_CACN_NoCC.gdx</w:t>
+      </w:r>
+      <w:r/>
+    </w:p>
+    <w:p>
+      <w:pPr>
+        <w:keepNext/>
+      </w:pPr>
+      <w:r>
+        <w:t xml:space="preserve">Place the same two </w:t>
+      </w:r>
+      <w:r>
+        <w:rPr>
+          <w:rFonts w:ascii="Consolas" w:hAnsi="Consolas"/>
+          <w:sz w:val="18"/>
+        </w:rPr>
+        <w:t>results_*.gdx</w:t>
+      </w:r>
+      <w:r>
+        <w:t xml:space="preserve"> files in </w:t>
+      </w:r>
+      <w:r>
+        <w:rPr>
+          <w:rFonts w:ascii="Consolas" w:hAnsi="Consolas"/>
+          <w:sz w:val="18"/>
+        </w:rPr>
+        <w:t>VISIToRN/</w:t>
+      </w:r>
+      <w:r>
+        <w:t>, together with:</w:t>
+      </w:r>
+    </w:p>
+    <w:p>
+      <w:pPr>
+        <w:pStyle w:val="ListBullet"/>
+      </w:pPr>
+      <w:r/>
+      <w:r>
+        <w:rPr>
+          <w:rFonts w:ascii="Consolas" w:hAnsi="Consolas"/>
+          <w:sz w:val="18"/>
+        </w:rPr>
+        <w:t>visit_20260311_atmosclus_NMIP3_TEST_fNleach_natonly.nc</w:t>
+      </w:r>
+      <w:r/>
+    </w:p>
+    <w:p>
+      <w:pPr>
+        <w:pStyle w:val="ListBullet"/>
+      </w:pPr>
+      <w:r/>
+      <w:r>
+        <w:rPr>
+          <w:rFonts w:ascii="Consolas" w:hAnsi="Consolas"/>
+          <w:sz w:val="18"/>
+        </w:rPr>
+        <w:t>visit_20260311_atmosclus_NMIP3_TEST_fNleach_agronly.nc</w:t>
+      </w:r>
+      <w:r/>
+    </w:p>
+    <w:p>
+      <w:pPr/>
+      <w:r>
+        <w:t>Obtain the exact processed study files from the study authors or the relevant data providers, subject to their access and redistribution conditions. Public source datasets alone are not a substitute for the model-specific GDX, NetCDF and R-array products. No automatic download procedure for these external files is provided.</w:t>
+      </w:r>
+    </w:p>
+    <w:p>
+      <w:pPr>
+        <w:keepNext/>
+      </w:pPr>
+      <w:r>
+        <w:t>The supplied inputs serve the following roles:</w:t>
+      </w:r>
+    </w:p>
+    <w:tbl>
+      <w:tblPr>
+        <w:tblStyle w:val="TableGrid"/>
+        <w:tblW w:type="auto" w:w="0"/>
+        <w:tblLayout w:type="fixed"/>
+        <w:tblLook w:firstColumn="1" w:firstRow="1" w:lastColumn="0" w:lastRow="0" w:noHBand="0" w:noVBand="1" w:val="04A0"/>
+        <w:tblBorders>
+          <w:top w:val="single" w:sz="4" w:color="D9D9D9"/>
+          <w:left w:val="single" w:sz="4" w:color="D9D9D9"/>
+          <w:bottom w:val="single" w:sz="4" w:color="D9D9D9"/>
+          <w:right w:val="single" w:sz="4" w:color="D9D9D9"/>
+          <w:insideH w:val="single" w:sz="4" w:color="D9D9D9"/>
+          <w:insideV w:val="single" w:sz="4" w:color="D9D9D9"/>
+        </w:tblBorders>
+      </w:tblPr>
+      <w:tblGrid>
+        <w:gridCol w:w="2448"/>
+        <w:gridCol w:w="7445"/>
+      </w:tblGrid>
+      <w:tr>
+        <w:trPr>
+          <w:cantSplit/>
+          <w:tblHeader/>
+        </w:trPr>
+        <w:tc>
+          <w:tcPr>
+            <w:tcW w:type="dxa" w:w="2448"/>
+            <w:vAlign w:val="center"/>
+            <w:tcMar>
+              <w:top w:w="80" w:type="dxa"/>
+              <w:bottom w:w="80" w:type="dxa"/>
+              <w:left w:w="100" w:type="dxa"/>
+              <w:right w:w="100" w:type="dxa"/>
+            </w:tcMar>
+            <w:shd w:fill="E8EEF4"/>
+          </w:tcPr>
+          <w:p>
+            <w:pPr>
+              <w:spacing w:after="80" w:before="60"/>
+            </w:pPr>
+            <w:r>
+              <w:rPr>
+                <w:b/>
+                <w:sz w:val="19"/>
+              </w:rPr>
+              <w:t>Input group</w:t>
+            </w:r>
+          </w:p>
+        </w:tc>
+        <w:tc>
+          <w:tcPr>
+            <w:tcW w:type="dxa" w:w="7445"/>
+            <w:vAlign w:val="center"/>
+            <w:tcMar>
+              <w:top w:w="80" w:type="dxa"/>
+              <w:bottom w:w="80" w:type="dxa"/>
+              <w:left w:w="100" w:type="dxa"/>
+              <w:right w:w="100" w:type="dxa"/>
+            </w:tcMar>
+            <w:shd w:fill="E8EEF4"/>
+          </w:tcPr>
+          <w:p>
+            <w:pPr>
+              <w:spacing w:after="80" w:before="60"/>
+            </w:pPr>
+            <w:r>
+              <w:rPr>
+                <w:b/>
+                <w:sz w:val="19"/>
+              </w:rPr>
+              <w:t>Location and files</w:t>
+            </w:r>
+          </w:p>
+        </w:tc>
+      </w:tr>
+      <w:tr>
+        <w:trPr>
+          <w:cantSplit/>
+        </w:trPr>
+        <w:tc>
+          <w:tcPr>
+            <w:tcW w:type="dxa" w:w="2448"/>
+            <w:vAlign w:val="center"/>
+            <w:tcMar>
+              <w:top w:w="80" w:type="dxa"/>
+              <w:bottom w:w="80" w:type="dxa"/>
+              <w:left w:w="100" w:type="dxa"/>
+              <w:right w:w="100" w:type="dxa"/>
+            </w:tcMar>
+          </w:tcPr>
+          <w:p>
+            <w:pPr>
+              <w:spacing w:after="80" w:before="60"/>
+            </w:pPr>
+            <w:r>
+              <w:rPr>
+                <w:sz w:val="19"/>
+              </w:rPr>
+              <w:t>AIM-Hub agricultural activity</w:t>
+            </w:r>
+          </w:p>
+        </w:tc>
+        <w:tc>
+          <w:tcPr>
+            <w:tcW w:type="dxa" w:w="7445"/>
+            <w:vAlign w:val="center"/>
+            <w:tcMar>
+              <w:top w:w="80" w:type="dxa"/>
+              <w:bottom w:w="80" w:type="dxa"/>
+              <w:left w:w="100" w:type="dxa"/>
+              <w:right w:w="100" w:type="dxa"/>
+            </w:tcMar>
+          </w:tcPr>
+          <w:p>
+            <w:pPr>
+              <w:spacing w:after="80" w:before="60"/>
+            </w:pPr>
+            <w:r>
+              <w:rPr>
+                <w:sz w:val="19"/>
+              </w:rPr>
+            </w:r>
+            <w:r>
+              <w:rPr>
+                <w:rFonts w:ascii="Consolas" w:hAnsi="Consolas"/>
+                <w:sz w:val="17"/>
+              </w:rPr>
+              <w:t>NflowModel/data/global_17_IAMC.gdx</w:t>
+            </w:r>
+            <w:r>
+              <w:rPr>
+                <w:sz w:val="19"/>
+              </w:rPr>
+              <w:t>, containing the two study scenario records</w:t>
+            </w:r>
+          </w:p>
+        </w:tc>
+      </w:tr>
+      <w:tr>
+        <w:trPr>
+          <w:cantSplit/>
+        </w:trPr>
+        <w:tc>
+          <w:tcPr>
+            <w:tcW w:type="dxa" w:w="2448"/>
+            <w:vAlign w:val="center"/>
+            <w:tcMar>
+              <w:top w:w="80" w:type="dxa"/>
+              <w:bottom w:w="80" w:type="dxa"/>
+              <w:left w:w="100" w:type="dxa"/>
+              <w:right w:w="100" w:type="dxa"/>
+            </w:tcMar>
+          </w:tcPr>
+          <w:p>
+            <w:pPr>
+              <w:spacing w:after="80" w:before="60"/>
+            </w:pPr>
+            <w:r>
+              <w:rPr>
+                <w:sz w:val="19"/>
+              </w:rPr>
+              <w:t>Grid and regional mappings</w:t>
+            </w:r>
+          </w:p>
+        </w:tc>
+        <w:tc>
+          <w:tcPr>
+            <w:tcW w:type="dxa" w:w="7445"/>
+            <w:vAlign w:val="center"/>
+            <w:tcMar>
+              <w:top w:w="80" w:type="dxa"/>
+              <w:bottom w:w="80" w:type="dxa"/>
+              <w:left w:w="100" w:type="dxa"/>
+              <w:right w:w="100" w:type="dxa"/>
+            </w:tcMar>
+          </w:tcPr>
+          <w:p>
+            <w:pPr>
+              <w:spacing w:after="80" w:before="60"/>
+            </w:pPr>
+            <w:r>
+              <w:rPr>
+                <w:sz w:val="19"/>
+              </w:rPr>
+            </w:r>
+            <w:r>
+              <w:rPr>
+                <w:rFonts w:ascii="Consolas" w:hAnsi="Consolas"/>
+                <w:sz w:val="17"/>
+              </w:rPr>
+              <w:t>data_prep.gdx</w:t>
+            </w:r>
+            <w:r>
+              <w:rPr>
+                <w:sz w:val="19"/>
+              </w:rPr>
+              <w:t xml:space="preserve"> in both model directories; the mapping files supplied with each directory</w:t>
+            </w:r>
+          </w:p>
+        </w:tc>
+      </w:tr>
+      <w:tr>
+        <w:trPr>
+          <w:cantSplit/>
+        </w:trPr>
+        <w:tc>
+          <w:tcPr>
+            <w:tcW w:type="dxa" w:w="2448"/>
+            <w:vAlign w:val="center"/>
+            <w:tcMar>
+              <w:top w:w="80" w:type="dxa"/>
+              <w:bottom w:w="80" w:type="dxa"/>
+              <w:left w:w="100" w:type="dxa"/>
+              <w:right w:w="100" w:type="dxa"/>
+            </w:tcMar>
+          </w:tcPr>
+          <w:p>
+            <w:pPr>
+              <w:spacing w:after="80" w:before="60"/>
+            </w:pPr>
+            <w:r>
+              <w:rPr>
+                <w:sz w:val="19"/>
+              </w:rPr>
+              <w:t>Livestock body weights</w:t>
+            </w:r>
+          </w:p>
+        </w:tc>
+        <w:tc>
+          <w:tcPr>
+            <w:tcW w:type="dxa" w:w="7445"/>
+            <w:vAlign w:val="center"/>
+            <w:tcMar>
+              <w:top w:w="80" w:type="dxa"/>
+              <w:bottom w:w="80" w:type="dxa"/>
+              <w:left w:w="100" w:type="dxa"/>
+              <w:right w:w="100" w:type="dxa"/>
+            </w:tcMar>
+          </w:tcPr>
+          <w:p>
+            <w:pPr>
+              <w:spacing w:after="80" w:before="60"/>
+            </w:pPr>
+            <w:r>
+              <w:rPr>
+                <w:sz w:val="19"/>
+              </w:rPr>
+            </w:r>
+            <w:r>
+              <w:rPr>
+                <w:rFonts w:ascii="Consolas" w:hAnsi="Consolas"/>
+                <w:sz w:val="17"/>
+              </w:rPr>
+              <w:t>NflowModel/data/BW_map_BaU.csv</w:t>
             </w:r>
             <w:r>
               <w:rPr>
@@ -160,48 +1183,7 @@
                 <w:rFonts w:ascii="Consolas" w:hAnsi="Consolas"/>
                 <w:sz w:val="17"/>
               </w:rPr>
-              <w:t>VISIToRN/</w:t>
-            </w:r>
-            <w:r>
-              <w:rPr>
-                <w:sz w:val="19"/>
-              </w:rPr>
-              <w:t xml:space="preserve">; </w:t>
-            </w:r>
-            <w:r>
-              <w:rPr>
-                <w:rFonts w:ascii="Consolas" w:hAnsi="Consolas"/>
-                <w:sz w:val="17"/>
-              </w:rPr>
-              <w:t>run_gmd.sh</w:t>
-            </w:r>
-            <w:r>
-              <w:rPr>
-                <w:sz w:val="19"/>
-              </w:rPr>
-            </w:r>
-          </w:p>
-        </w:tc>
-        <w:tc>
-          <w:tcPr>
-            <w:tcW w:type="dxa" w:w="3701"/>
-          </w:tcPr>
-          <w:p>
-            <w:pPr>
-              <w:spacing w:after="80" w:before="60"/>
-            </w:pPr>
-            <w:r>
-              <w:rPr>
-                <w:sz w:val="19"/>
-              </w:rPr>
-              <w:t xml:space="preserve">Historical Baseline and 500C, without the trailing </w:t>
-            </w:r>
-            <w:r>
-              <w:rPr>
-                <w:rFonts w:ascii="Consolas" w:hAnsi="Consolas"/>
-                <w:sz w:val="17"/>
-              </w:rPr>
-              <w:t>_No</w:t>
+              <w:t>BW_map_500C.csv</w:t>
             </w:r>
             <w:r>
               <w:rPr>
@@ -217,7 +1199,14 @@
         </w:trPr>
         <w:tc>
           <w:tcPr>
-            <w:tcW w:type="dxa" w:w="2592"/>
+            <w:tcW w:type="dxa" w:w="2448"/>
+            <w:vAlign w:val="center"/>
+            <w:tcMar>
+              <w:top w:w="80" w:type="dxa"/>
+              <w:bottom w:w="80" w:type="dxa"/>
+              <w:left w:w="100" w:type="dxa"/>
+              <w:right w:w="100" w:type="dxa"/>
+            </w:tcMar>
           </w:tcPr>
           <w:p>
             <w:pPr>
@@ -227,13 +1216,20 @@
               <w:rPr>
                 <w:sz w:val="19"/>
               </w:rPr>
-              <w:t>Additional eight-case factorial analysis</w:t>
+              <w:t>Atmospheric deposition</w:t>
             </w:r>
           </w:p>
         </w:tc>
         <w:tc>
           <w:tcPr>
-            <w:tcW w:type="dxa" w:w="3600"/>
+            <w:tcW w:type="dxa" w:w="7445"/>
+            <w:vAlign w:val="center"/>
+            <w:tcMar>
+              <w:top w:w="80" w:type="dxa"/>
+              <w:bottom w:w="80" w:type="dxa"/>
+              <w:left w:w="100" w:type="dxa"/>
+              <w:right w:w="100" w:type="dxa"/>
+            </w:tcMar>
           </w:tcPr>
           <w:p>
             <w:pPr>
@@ -249,569 +1245,26 @@
                 <w:rFonts w:ascii="Consolas" w:hAnsi="Consolas"/>
                 <w:sz w:val="17"/>
               </w:rPr>
-              <w:t>scenario_workflow/</w:t>
+              <w:t>0505NDRYMON_*.nc</w:t>
             </w:r>
             <w:r>
               <w:rPr>
                 <w:sz w:val="19"/>
               </w:rPr>
-              <w:t xml:space="preserve">; </w:t>
+              <w:t xml:space="preserve"> and </w:t>
             </w:r>
             <w:r>
               <w:rPr>
                 <w:rFonts w:ascii="Consolas" w:hAnsi="Consolas"/>
                 <w:sz w:val="17"/>
               </w:rPr>
-              <w:t>eight_cases.env</w:t>
+              <w:t>0505NWETMON_*.nc</w:t>
             </w:r>
             <w:r>
               <w:rPr>
                 <w:sz w:val="19"/>
               </w:rPr>
-            </w:r>
-          </w:p>
-        </w:tc>
-        <w:tc>
-          <w:tcPr>
-            <w:tcW w:type="dxa" w:w="3701"/>
-          </w:tcPr>
-          <w:p>
-            <w:pPr>
-              <w:spacing w:after="80" w:before="60"/>
-            </w:pPr>
-            <w:r>
-              <w:rPr>
-                <w:sz w:val="19"/>
-              </w:rPr>
-              <w:t xml:space="preserve">Four agricultural </w:t>
-            </w:r>
-            <w:r>
-              <w:rPr>
-                <w:rFonts w:ascii="Consolas" w:hAnsi="Consolas"/>
-                <w:sz w:val="17"/>
-              </w:rPr>
-              <w:t>_No</w:t>
-            </w:r>
-            <w:r>
-              <w:rPr>
-                <w:sz w:val="19"/>
-              </w:rPr>
-              <w:t xml:space="preserve"> cases, each with NUE off/on</w:t>
-            </w:r>
-          </w:p>
-        </w:tc>
-      </w:tr>
-      <w:tr>
-        <w:trPr>
-          <w:cantSplit/>
-        </w:trPr>
-        <w:tc>
-          <w:tcPr>
-            <w:tcW w:type="dxa" w:w="2592"/>
-          </w:tcPr>
-          <w:p>
-            <w:pPr>
-              <w:spacing w:after="80" w:before="60"/>
-            </w:pPr>
-            <w:r>
-              <w:rPr>
-                <w:sz w:val="19"/>
-              </w:rPr>
-              <w:t>Additional ten-case analysis</w:t>
-            </w:r>
-          </w:p>
-        </w:tc>
-        <w:tc>
-          <w:tcPr>
-            <w:tcW w:type="dxa" w:w="3600"/>
-          </w:tcPr>
-          <w:p>
-            <w:pPr>
-              <w:spacing w:after="80" w:before="60"/>
-            </w:pPr>
-            <w:r>
-              <w:rPr>
-                <w:sz w:val="19"/>
-              </w:rPr>
-              <w:t xml:space="preserve">Same code; </w:t>
-            </w:r>
-            <w:r>
-              <w:rPr>
-                <w:rFonts w:ascii="Consolas" w:hAnsi="Consolas"/>
-                <w:sz w:val="17"/>
-              </w:rPr>
-              <w:t>scenario_config.env</w:t>
-            </w:r>
-            <w:r>
-              <w:rPr>
-                <w:sz w:val="19"/>
-              </w:rPr>
-            </w:r>
-          </w:p>
-        </w:tc>
-        <w:tc>
-          <w:tcPr>
-            <w:tcW w:type="dxa" w:w="3701"/>
-          </w:tcPr>
-          <w:p>
-            <w:pPr>
-              <w:spacing w:after="80" w:before="60"/>
-            </w:pPr>
-            <w:r>
-              <w:rPr>
-                <w:sz w:val="19"/>
-              </w:rPr>
-              <w:t>Eight cases plus AP and NUE + AP</w:t>
-            </w:r>
-          </w:p>
-        </w:tc>
-      </w:tr>
-    </w:tbl>
-    <w:p>
-      <w:pPr>
-        <w:spacing w:after="0"/>
-      </w:pPr>
-    </w:p>
-    <w:p>
-      <w:pPr/>
-      <w:r>
-        <w:t xml:space="preserve">The root scientific programs and tracked input files are retained unchanged from commit </w:t>
-      </w:r>
-      <w:r>
-        <w:rPr>
-          <w:rFonts w:ascii="Consolas" w:hAnsi="Consolas"/>
-          <w:sz w:val="18"/>
-        </w:rPr>
-        <w:t>bc4bc551de43fd016c2393e843160819c2885e8c</w:t>
-      </w:r>
-      <w:r>
-        <w:t xml:space="preserve">. New analysis code is an isolated snapshot of the working NflowModel_Int_0 implementation; it does not replace the GMD model. Provenance and packaging changes are described in RELEASE_NOTES.md and </w:t>
-      </w:r>
-      <w:r>
-        <w:rPr>
-          <w:rFonts w:ascii="Consolas" w:hAnsi="Consolas"/>
-          <w:sz w:val="18"/>
-        </w:rPr>
-        <w:t>scenario_workflow/SOURCE_SNAPSHOT.json</w:t>
-      </w:r>
-      <w:r>
-        <w:t>.</w:t>
-      </w:r>
-    </w:p>
-    <w:p>
-      <w:pPr/>
-      <w:r>
-        <w:t xml:space="preserve">The new runner's </w:t>
-      </w:r>
-      <w:r>
-        <w:rPr>
-          <w:rFonts w:ascii="Consolas" w:hAnsi="Consolas"/>
-          <w:sz w:val="18"/>
-        </w:rPr>
-        <w:t>SCENARIO_GMD_INPUTS=on</w:t>
-      </w:r>
-      <w:r>
-        <w:t xml:space="preserve"> selects historical </w:t>
-      </w:r>
-      <w:r>
-        <w:rPr>
-          <w:b/>
-        </w:rPr>
-        <w:t>input names</w:t>
-      </w:r>
-      <w:r>
-        <w:t>, not the historical scientific implementation. It is not a substitute for the root workflow when reproducing the paper. Never mix results from the two workflows.</w:t>
-      </w:r>
-    </w:p>
-    <w:p>
-      <w:pPr>
-        <w:pStyle w:val="Heading1"/>
-      </w:pPr>
-      <w:r>
-        <w:t>2 System preparation</w:t>
-      </w:r>
-    </w:p>
-    <w:p>
-      <w:pPr/>
-      <w:r>
-        <w:t xml:space="preserve">Use R with GAMS and its </w:t>
-      </w:r>
-      <w:r>
-        <w:rPr>
-          <w:rFonts w:ascii="Consolas" w:hAnsi="Consolas"/>
-          <w:sz w:val="18"/>
-        </w:rPr>
-        <w:t>gdxrrw</w:t>
-      </w:r>
-      <w:r>
-        <w:t xml:space="preserve"> interface. The multi-scenario workflow also requires Python 3 for input staging/checksums and a C++ toolchain for VISIToRN (</w:t>
-      </w:r>
-      <w:r>
-        <w:rPr>
-          <w:rFonts w:ascii="Consolas" w:hAnsi="Consolas"/>
-          <w:sz w:val="18"/>
-        </w:rPr>
-        <w:t>inline</w:t>
-      </w:r>
-      <w:r>
-        <w:t xml:space="preserve"> and </w:t>
-      </w:r>
-      <w:r>
-        <w:rPr>
-          <w:rFonts w:ascii="Consolas" w:hAnsi="Consolas"/>
-          <w:sz w:val="18"/>
-        </w:rPr>
-        <w:t>RcppArmadillo</w:t>
-      </w:r>
-      <w:r>
-        <w:t>). Python does not perform the scientific model calculations. Linux/Bash is recommended for the launchers and PBS example. On Windows, use the R/Python entry points directly; use an ASCII-only workspace path if R or GAMS cannot handle non-ASCII command-line paths.</w:t>
-      </w:r>
-    </w:p>
-    <w:p>
-      <w:pPr/>
-      <w:r>
-        <w:t xml:space="preserve">R dependencies used by the additional workflow include </w:t>
-      </w:r>
-      <w:r>
-        <w:rPr>
-          <w:rFonts w:ascii="Consolas" w:hAnsi="Consolas"/>
-          <w:sz w:val="18"/>
-        </w:rPr>
-        <w:t>dplyr</w:t>
-      </w:r>
-      <w:r>
-        <w:t xml:space="preserve">, </w:t>
-      </w:r>
-      <w:r>
-        <w:rPr>
-          <w:rFonts w:ascii="Consolas" w:hAnsi="Consolas"/>
-          <w:sz w:val="18"/>
-        </w:rPr>
-        <w:t>tidyr</w:t>
-      </w:r>
-      <w:r>
-        <w:t xml:space="preserve">, </w:t>
-      </w:r>
-      <w:r>
-        <w:rPr>
-          <w:rFonts w:ascii="Consolas" w:hAnsi="Consolas"/>
-          <w:sz w:val="18"/>
-        </w:rPr>
-        <w:t>ggplot2</w:t>
-      </w:r>
-      <w:r>
-        <w:t xml:space="preserve">, </w:t>
-      </w:r>
-      <w:r>
-        <w:rPr>
-          <w:rFonts w:ascii="Consolas" w:hAnsi="Consolas"/>
-          <w:sz w:val="18"/>
-        </w:rPr>
-        <w:t>gdxrrw</w:t>
-      </w:r>
-      <w:r>
-        <w:t xml:space="preserve">, </w:t>
-      </w:r>
-      <w:r>
-        <w:rPr>
-          <w:rFonts w:ascii="Consolas" w:hAnsi="Consolas"/>
-          <w:sz w:val="18"/>
-        </w:rPr>
-        <w:t>ncdf4</w:t>
-      </w:r>
-      <w:r>
-        <w:t xml:space="preserve">, </w:t>
-      </w:r>
-      <w:r>
-        <w:rPr>
-          <w:rFonts w:ascii="Consolas" w:hAnsi="Consolas"/>
-          <w:sz w:val="18"/>
-        </w:rPr>
-        <w:t>readr</w:t>
-      </w:r>
-      <w:r>
-        <w:t xml:space="preserve">, </w:t>
-      </w:r>
-      <w:r>
-        <w:rPr>
-          <w:rFonts w:ascii="Consolas" w:hAnsi="Consolas"/>
-          <w:sz w:val="18"/>
-        </w:rPr>
-        <w:t>Amelia</w:t>
-      </w:r>
-      <w:r>
-        <w:t xml:space="preserve">, </w:t>
-      </w:r>
-      <w:r>
-        <w:rPr>
-          <w:rFonts w:ascii="Consolas" w:hAnsi="Consolas"/>
-          <w:sz w:val="18"/>
-        </w:rPr>
-        <w:t>stringr</w:t>
-      </w:r>
-      <w:r>
-        <w:t xml:space="preserve">, </w:t>
-      </w:r>
-      <w:r>
-        <w:rPr>
-          <w:rFonts w:ascii="Consolas" w:hAnsi="Consolas"/>
-          <w:sz w:val="18"/>
-        </w:rPr>
-        <w:t>purrr</w:t>
-      </w:r>
-      <w:r>
-        <w:t xml:space="preserve">, </w:t>
-      </w:r>
-      <w:r>
-        <w:rPr>
-          <w:rFonts w:ascii="Consolas" w:hAnsi="Consolas"/>
-          <w:sz w:val="18"/>
-        </w:rPr>
-        <w:t>terra</w:t>
-      </w:r>
-      <w:r>
-        <w:t xml:space="preserve">, </w:t>
-      </w:r>
-      <w:r>
-        <w:rPr>
-          <w:rFonts w:ascii="Consolas" w:hAnsi="Consolas"/>
-          <w:sz w:val="18"/>
-        </w:rPr>
-        <w:t>scales</w:t>
-      </w:r>
-      <w:r>
-        <w:t xml:space="preserve">, </w:t>
-      </w:r>
-      <w:r>
-        <w:rPr>
-          <w:rFonts w:ascii="Consolas" w:hAnsi="Consolas"/>
-          <w:sz w:val="18"/>
-        </w:rPr>
-        <w:t>maps</w:t>
-      </w:r>
-      <w:r>
-        <w:t xml:space="preserve">, </w:t>
-      </w:r>
-      <w:r>
-        <w:rPr>
-          <w:rFonts w:ascii="Consolas" w:hAnsi="Consolas"/>
-          <w:sz w:val="18"/>
-        </w:rPr>
-        <w:t>inline</w:t>
-      </w:r>
-      <w:r>
-        <w:t xml:space="preserve">, and </w:t>
-      </w:r>
-      <w:r>
-        <w:rPr>
-          <w:rFonts w:ascii="Consolas" w:hAnsi="Consolas"/>
-          <w:sz w:val="18"/>
-        </w:rPr>
-        <w:t>RcppArmadillo</w:t>
-      </w:r>
-      <w:r>
-        <w:t xml:space="preserve">. GMD plotting additionally uses packages declared in the retained scripts, including </w:t>
-      </w:r>
-      <w:r>
-        <w:rPr>
-          <w:rFonts w:ascii="Consolas" w:hAnsi="Consolas"/>
-          <w:sz w:val="18"/>
-        </w:rPr>
-        <w:t>sf</w:t>
-      </w:r>
-      <w:r>
-        <w:t xml:space="preserve">, </w:t>
-      </w:r>
-      <w:r>
-        <w:rPr>
-          <w:rFonts w:ascii="Consolas" w:hAnsi="Consolas"/>
-          <w:sz w:val="18"/>
-        </w:rPr>
-        <w:t>rnaturalearth</w:t>
-      </w:r>
-      <w:r>
-        <w:t xml:space="preserve">, </w:t>
-      </w:r>
-      <w:r>
-        <w:rPr>
-          <w:rFonts w:ascii="Consolas" w:hAnsi="Consolas"/>
-          <w:sz w:val="18"/>
-        </w:rPr>
-        <w:t>rnaturalearthdata</w:t>
-      </w:r>
-      <w:r>
-        <w:t xml:space="preserve">, </w:t>
-      </w:r>
-      <w:r>
-        <w:rPr>
-          <w:rFonts w:ascii="Consolas" w:hAnsi="Consolas"/>
-          <w:sz w:val="18"/>
-        </w:rPr>
-        <w:t>ggrepel</w:t>
-      </w:r>
-      <w:r>
-        <w:t xml:space="preserve">, and </w:t>
-      </w:r>
-      <w:r>
-        <w:rPr>
-          <w:rFonts w:ascii="Consolas" w:hAnsi="Consolas"/>
-          <w:sz w:val="18"/>
-        </w:rPr>
-        <w:t>forcats</w:t>
-      </w:r>
-      <w:r>
-        <w:t>. Headless plotting needs an R build with Cairo support.</w:t>
-      </w:r>
-    </w:p>
-    <w:p>
-      <w:pPr/>
-      <w:r>
-        <w:t xml:space="preserve">Set </w:t>
-      </w:r>
-      <w:r>
-        <w:rPr>
-          <w:rFonts w:ascii="Consolas" w:hAnsi="Consolas"/>
-          <w:sz w:val="18"/>
-        </w:rPr>
-        <w:t>GAMS_DIR</w:t>
-      </w:r>
-      <w:r>
-        <w:t xml:space="preserve"> to your installed GAMS directory. Install and test the matching </w:t>
-      </w:r>
-      <w:r>
-        <w:rPr>
-          <w:rFonts w:ascii="Consolas" w:hAnsi="Consolas"/>
-          <w:sz w:val="18"/>
-        </w:rPr>
-        <w:t>gdxrrw</w:t>
-      </w:r>
-      <w:r>
-        <w:t xml:space="preserve"> interface separately. This release does not install software, provide a GAMS license, or change calibration parameters.</w:t>
-      </w:r>
-    </w:p>
-    <w:p>
-      <w:pPr>
-        <w:keepNext/>
-        <w:spacing w:after="0" w:line="240" w:lineRule="auto"/>
-      </w:pPr>
-      <w:r>
-        <w:rPr>
-          <w:rFonts w:ascii="Consolas" w:hAnsi="Consolas"/>
-          <w:sz w:val="17"/>
-        </w:rPr>
-        <w:t>export GAMS_DIR=/path/to/gams</w:t>
-      </w:r>
-    </w:p>
-    <w:p>
-      <w:pPr>
-        <w:keepNext w:val="0"/>
-        <w:spacing w:after="140" w:line="240" w:lineRule="auto"/>
-      </w:pPr>
-      <w:r>
-        <w:rPr>
-          <w:rFonts w:ascii="Consolas" w:hAnsi="Consolas"/>
-          <w:sz w:val="17"/>
-        </w:rPr>
-        <w:t>Rscript -e 'gdxrrw::igdx(Sys.getenv("GAMS_DIR"))'</w:t>
-      </w:r>
-    </w:p>
-    <w:p>
-      <w:pPr/>
-      <w:r>
-        <w:t xml:space="preserve">Run model calculations and large input checks in a compute-node allocation, not on an HPC login node. </w:t>
-      </w:r>
-      <w:r>
-        <w:rPr>
-          <w:rFonts w:ascii="Consolas" w:hAnsi="Consolas"/>
-          <w:sz w:val="18"/>
-        </w:rPr>
-        <w:t>job_example.pbs</w:t>
-      </w:r>
-      <w:r>
-        <w:t xml:space="preserve"> is a resource template, not a runtime or memory guarantee. Space and time scale with scenarios, years and saved grids. This update has not benchmarked a full global run.</w:t>
-      </w:r>
-    </w:p>
-    <w:p>
-      <w:pPr>
-        <w:pStyle w:val="Heading1"/>
-      </w:pPr>
-      <w:r>
-        <w:t>3 Data preparation and the GMD workflow</w:t>
-      </w:r>
-    </w:p>
-    <w:p>
-      <w:pPr/>
-      <w:r>
-        <w:t>A clone is not a complete scientific input archive. Obtain the matching external inputs from their data providers; do not substitute newer inputs into a paper reproduction run. The original manual required these additional GMD files:</w:t>
-      </w:r>
-    </w:p>
-    <w:tbl>
-      <w:tblPr>
-        <w:tblStyle w:val="TableGrid"/>
-        <w:tblW w:type="auto" w:w="0"/>
-        <w:tblLayout w:type="fixed"/>
-        <w:tblLook w:firstColumn="1" w:firstRow="1" w:lastColumn="0" w:lastRow="0" w:noHBand="0" w:noVBand="1" w:val="04A0"/>
-      </w:tblPr>
-      <w:tblGrid>
-        <w:gridCol w:w="3024"/>
-        <w:gridCol w:w="6869"/>
-      </w:tblGrid>
-      <w:tr>
-        <w:trPr>
-          <w:cantSplit/>
-          <w:tblHeader/>
-        </w:trPr>
-        <w:tc>
-          <w:tcPr>
-            <w:tcW w:type="dxa" w:w="3024"/>
-          </w:tcPr>
-          <w:p>
-            <w:pPr>
-              <w:spacing w:after="80" w:before="60"/>
-            </w:pPr>
-            <w:r>
-              <w:rPr>
-                <w:b/>
-                <w:sz w:val="19"/>
-              </w:rPr>
-              <w:t>Directory</w:t>
-            </w:r>
-          </w:p>
-        </w:tc>
-        <w:tc>
-          <w:tcPr>
-            <w:tcW w:type="dxa" w:w="6869"/>
-          </w:tcPr>
-          <w:p>
-            <w:pPr>
-              <w:spacing w:after="80" w:before="60"/>
-            </w:pPr>
-            <w:r>
-              <w:rPr>
-                <w:b/>
-                <w:sz w:val="19"/>
-              </w:rPr>
-              <w:t>External files</w:t>
-            </w:r>
-          </w:p>
-        </w:tc>
-      </w:tr>
-      <w:tr>
-        <w:trPr>
-          <w:cantSplit/>
-        </w:trPr>
-        <w:tc>
-          <w:tcPr>
-            <w:tcW w:type="dxa" w:w="3024"/>
-          </w:tcPr>
-          <w:p>
-            <w:pPr>
-              <w:spacing w:after="80" w:before="60"/>
-            </w:pPr>
-            <w:r>
-              <w:rPr>
-                <w:sz w:val="19"/>
-              </w:rPr>
+              <w:t xml:space="preserve"> in </w:t>
             </w:r>
             <w:r>
               <w:rPr>
@@ -827,9 +1280,21 @@
             </w:r>
           </w:p>
         </w:tc>
+      </w:tr>
+      <w:tr>
+        <w:trPr>
+          <w:cantSplit/>
+        </w:trPr>
         <w:tc>
           <w:tcPr>
-            <w:tcW w:type="dxa" w:w="6869"/>
+            <w:tcW w:type="dxa" w:w="2448"/>
+            <w:vAlign w:val="center"/>
+            <w:tcMar>
+              <w:top w:w="80" w:type="dxa"/>
+              <w:bottom w:w="80" w:type="dxa"/>
+              <w:left w:w="100" w:type="dxa"/>
+              <w:right w:w="100" w:type="dxa"/>
+            </w:tcMar>
           </w:tcPr>
           <w:p>
             <w:pPr>
@@ -839,52 +1304,63 @@
               <w:rPr>
                 <w:sz w:val="19"/>
               </w:rPr>
+              <w:t>Agricultural statistics and soil data</w:t>
+            </w:r>
+          </w:p>
+        </w:tc>
+        <w:tc>
+          <w:tcPr>
+            <w:tcW w:type="dxa" w:w="7445"/>
+            <w:vAlign w:val="center"/>
+            <w:tcMar>
+              <w:top w:w="80" w:type="dxa"/>
+              <w:bottom w:w="80" w:type="dxa"/>
+              <w:left w:w="100" w:type="dxa"/>
+              <w:right w:w="100" w:type="dxa"/>
+            </w:tcMar>
+          </w:tcPr>
+          <w:p>
+            <w:pPr>
+              <w:spacing w:after="80" w:before="60"/>
+            </w:pPr>
+            <w:r>
+              <w:rPr>
+                <w:sz w:val="19"/>
+              </w:rPr>
+              <w:t xml:space="preserve">The supplied FAOSTAT, IFA, FUBC and coefficient tables, </w:t>
             </w:r>
             <w:r>
               <w:rPr>
                 <w:rFonts w:ascii="Consolas" w:hAnsi="Consolas"/>
                 <w:sz w:val="17"/>
               </w:rPr>
-              <w:t>livdis_SSP2_BaU_NoCC.nc</w:t>
+              <w:t>resampled_df.rdat</w:t>
             </w:r>
             <w:r>
               <w:rPr>
                 <w:sz w:val="19"/>
               </w:rPr>
-              <w:t xml:space="preserve">, </w:t>
+              <w:t xml:space="preserve">, and </w:t>
             </w:r>
             <w:r>
               <w:rPr>
                 <w:rFonts w:ascii="Consolas" w:hAnsi="Consolas"/>
                 <w:sz w:val="17"/>
               </w:rPr>
-              <w:t>livdis_SSP2_500C_CACN_NoCC.nc</w:t>
+              <w:t>0505PRECTOT_test.nc4</w:t>
             </w:r>
             <w:r>
               <w:rPr>
                 <w:sz w:val="19"/>
               </w:rPr>
-              <w:t xml:space="preserve">, </w:t>
+              <w:t xml:space="preserve"> in </w:t>
             </w:r>
             <w:r>
               <w:rPr>
                 <w:rFonts w:ascii="Consolas" w:hAnsi="Consolas"/>
                 <w:sz w:val="17"/>
               </w:rPr>
-              <w:t>results_SSP2_BaU_NoCC.gdx</w:t>
-            </w:r>
-            <w:r>
-              <w:rPr>
-                <w:sz w:val="19"/>
-              </w:rPr>
-              <w:t xml:space="preserve">, </w:t>
-            </w:r>
-            <w:r>
-              <w:rPr>
-                <w:rFonts w:ascii="Consolas" w:hAnsi="Consolas"/>
-                <w:sz w:val="17"/>
-              </w:rPr>
-              <w:t>results_SSP2_500C_CACN_NoCC.gdx</w:t>
+              <w:t>NflowModel/data/</w:t>
             </w:r>
             <w:r>
               <w:rPr>
@@ -900,7 +1376,14 @@
         </w:trPr>
         <w:tc>
           <w:tcPr>
-            <w:tcW w:type="dxa" w:w="3024"/>
+            <w:tcW w:type="dxa" w:w="2448"/>
+            <w:vAlign w:val="center"/>
+            <w:tcMar>
+              <w:top w:w="80" w:type="dxa"/>
+              <w:bottom w:w="80" w:type="dxa"/>
+              <w:left w:w="100" w:type="dxa"/>
+              <w:right w:w="100" w:type="dxa"/>
+            </w:tcMar>
           </w:tcPr>
           <w:p>
             <w:pPr>
@@ -910,6 +1393,43 @@
               <w:rPr>
                 <w:sz w:val="19"/>
               </w:rPr>
+              <w:t>Routing and population</w:t>
+            </w:r>
+          </w:p>
+        </w:tc>
+        <w:tc>
+          <w:tcPr>
+            <w:tcW w:type="dxa" w:w="7445"/>
+            <w:vAlign w:val="center"/>
+            <w:tcMar>
+              <w:top w:w="80" w:type="dxa"/>
+              <w:bottom w:w="80" w:type="dxa"/>
+              <w:left w:w="100" w:type="dxa"/>
+              <w:right w:w="100" w:type="dxa"/>
+            </w:tcMar>
+          </w:tcPr>
+          <w:p>
+            <w:pPr>
+              <w:spacing w:after="80" w:before="60"/>
+            </w:pPr>
+            <w:r>
+              <w:rPr>
+                <w:sz w:val="19"/>
+              </w:rPr>
+              <w:t xml:space="preserve">Static arrays and population data in </w:t>
+            </w:r>
+            <w:r>
+              <w:rPr>
+                <w:rFonts w:ascii="Consolas" w:hAnsi="Consolas"/>
+                <w:sz w:val="17"/>
+              </w:rPr>
+              <w:t>VISIToRN/Data_pd/</w:t>
+            </w:r>
+            <w:r>
+              <w:rPr>
+                <w:sz w:val="19"/>
+              </w:rPr>
+              <w:t xml:space="preserve">; TRIP and basin files in </w:t>
             </w:r>
             <w:r>
               <w:rPr>
@@ -925,9 +1445,21 @@
             </w:r>
           </w:p>
         </w:tc>
+      </w:tr>
+      <w:tr>
+        <w:trPr>
+          <w:cantSplit/>
+        </w:trPr>
         <w:tc>
           <w:tcPr>
-            <w:tcW w:type="dxa" w:w="6869"/>
+            <w:tcW w:type="dxa" w:w="2448"/>
+            <w:vAlign w:val="center"/>
+            <w:tcMar>
+              <w:top w:w="80" w:type="dxa"/>
+              <w:bottom w:w="80" w:type="dxa"/>
+              <w:left w:w="100" w:type="dxa"/>
+              <w:right w:w="100" w:type="dxa"/>
+            </w:tcMar>
           </w:tcPr>
           <w:p>
             <w:pPr>
@@ -937,40 +1469,63 @@
               <w:rPr>
                 <w:sz w:val="19"/>
               </w:rPr>
-              <w:t xml:space="preserve">The same two PLUM </w:t>
+              <w:t>Evaluation data</w:t>
+            </w:r>
+          </w:p>
+        </w:tc>
+        <w:tc>
+          <w:tcPr>
+            <w:tcW w:type="dxa" w:w="7445"/>
+            <w:vAlign w:val="center"/>
+            <w:tcMar>
+              <w:top w:w="80" w:type="dxa"/>
+              <w:bottom w:w="80" w:type="dxa"/>
+              <w:left w:w="100" w:type="dxa"/>
+              <w:right w:w="100" w:type="dxa"/>
+            </w:tcMar>
+          </w:tcPr>
+          <w:p>
+            <w:pPr>
+              <w:spacing w:after="80" w:before="60"/>
+            </w:pPr>
+            <w:r>
+              <w:rPr>
+                <w:sz w:val="19"/>
+              </w:rPr>
+              <w:t xml:space="preserve">CEDS ammonia data in </w:t>
             </w:r>
             <w:r>
               <w:rPr>
                 <w:rFonts w:ascii="Consolas" w:hAnsi="Consolas"/>
                 <w:sz w:val="17"/>
               </w:rPr>
-              <w:t>results_*.gdx</w:t>
+              <w:t>NflowModel/data/</w:t>
             </w:r>
             <w:r>
               <w:rPr>
                 <w:sz w:val="19"/>
               </w:rPr>
-              <w:t xml:space="preserve"> files; </w:t>
+              <w:t xml:space="preserve">, EDGAR data in </w:t>
             </w:r>
             <w:r>
               <w:rPr>
                 <w:rFonts w:ascii="Consolas" w:hAnsi="Consolas"/>
                 <w:sz w:val="17"/>
               </w:rPr>
-              <w:t>visit_20260311_atmosclus_NMIP3_TEST_fNleach_natonly.nc</w:t>
+              <w:t>VISIToRN/Data_pd/</w:t>
             </w:r>
             <w:r>
               <w:rPr>
                 <w:sz w:val="19"/>
               </w:rPr>
-              <w:t xml:space="preserve"> and </w:t>
+              <w:t xml:space="preserve">, and river observations in </w:t>
             </w:r>
             <w:r>
               <w:rPr>
                 <w:rFonts w:ascii="Consolas" w:hAnsi="Consolas"/>
                 <w:sz w:val="17"/>
               </w:rPr>
-              <w:t>visit_20260311_atmosclus_NMIP3_TEST_fNleach_agronly.nc</w:t>
+              <w:t>VISIToRN/</w:t>
             </w:r>
             <w:r>
               <w:rPr>
@@ -989,33 +1544,321 @@
     <w:p>
       <w:pPr/>
       <w:r>
-        <w:t xml:space="preserve">Keep the repository's existing auxiliary data and the archived AIM-Hub, deposition and livestock inputs together. The expected agricultural scenario names are </w:t>
+        <w:t xml:space="preserve">For deposition, the filename suffixes are </w:t>
       </w:r>
       <w:r>
         <w:rPr>
           <w:rFonts w:ascii="Consolas" w:hAnsi="Consolas"/>
           <w:sz w:val="18"/>
         </w:rPr>
-        <w:t>SSP2_BaU_NoCC</w:t>
-      </w:r>
-      <w:r>
-        <w:t xml:space="preserve"> and </w:t>
+        <w:t>Base2010</w:t>
+      </w:r>
+      <w:r>
+        <w:t xml:space="preserve">, </w:t>
       </w:r>
       <w:r>
         <w:rPr>
           <w:rFonts w:ascii="Consolas" w:hAnsi="Consolas"/>
           <w:sz w:val="18"/>
         </w:rPr>
-        <w:t>SSP2_500C_CACN_NoCC</w:t>
-      </w:r>
-      <w:r>
-        <w:t>. Preserve the valid historical 2010 reference.</w:t>
+        <w:t>Base2020</w:t>
+      </w:r>
+      <w:r>
+        <w:t xml:space="preserve">, </w:t>
+      </w:r>
+      <w:r>
+        <w:rPr>
+          <w:rFonts w:ascii="Consolas" w:hAnsi="Consolas"/>
+          <w:sz w:val="18"/>
+        </w:rPr>
+        <w:t>Base2030</w:t>
+      </w:r>
+      <w:r>
+        <w:t xml:space="preserve">, </w:t>
+      </w:r>
+      <w:r>
+        <w:rPr>
+          <w:rFonts w:ascii="Consolas" w:hAnsi="Consolas"/>
+          <w:sz w:val="18"/>
+        </w:rPr>
+        <w:t>Base2050</w:t>
+      </w:r>
+      <w:r>
+        <w:t xml:space="preserve">, </w:t>
+      </w:r>
+      <w:r>
+        <w:rPr>
+          <w:rFonts w:ascii="Consolas" w:hAnsi="Consolas"/>
+          <w:sz w:val="18"/>
+        </w:rPr>
+        <w:t>Base2100</w:t>
+      </w:r>
+      <w:r>
+        <w:t xml:space="preserve">, </w:t>
+      </w:r>
+      <w:r>
+        <w:rPr>
+          <w:rFonts w:ascii="Consolas" w:hAnsi="Consolas"/>
+          <w:sz w:val="18"/>
+        </w:rPr>
+        <w:t>500C2030</w:t>
+      </w:r>
+      <w:r>
+        <w:t xml:space="preserve">, </w:t>
+      </w:r>
+      <w:r>
+        <w:rPr>
+          <w:rFonts w:ascii="Consolas" w:hAnsi="Consolas"/>
+          <w:sz w:val="18"/>
+        </w:rPr>
+        <w:t>500C2050</w:t>
+      </w:r>
+      <w:r>
+        <w:t xml:space="preserve"> and </w:t>
+      </w:r>
+      <w:r>
+        <w:rPr>
+          <w:rFonts w:ascii="Consolas" w:hAnsi="Consolas"/>
+          <w:sz w:val="18"/>
+        </w:rPr>
+        <w:t>500C2100</w:t>
+      </w:r>
+      <w:r>
+        <w:t>. Each requires both a dry and a wet deposition file.</w:t>
       </w:r>
     </w:p>
     <w:p>
-      <w:pPr/>
-      <w:r>
-        <w:t>From a dedicated copy of the repository, with the GMD inputs installed:</w:t>
+      <w:pPr>
+        <w:keepNext/>
+      </w:pPr>
+      <w:r>
+        <w:t>Before execution, check the data contents as well as filenames:</w:t>
+      </w:r>
+    </w:p>
+    <w:p>
+      <w:pPr>
+        <w:pStyle w:val="ListBullet"/>
+      </w:pPr>
+      <w:r>
+        <w:t xml:space="preserve">AIM-Hub must provide </w:t>
+      </w:r>
+      <w:r>
+        <w:rPr>
+          <w:rFonts w:ascii="Consolas" w:hAnsi="Consolas"/>
+          <w:sz w:val="18"/>
+        </w:rPr>
+        <w:t>IAMC_Template</w:t>
+      </w:r>
+      <w:r>
+        <w:t xml:space="preserve"> records for the requested scenarios and years. PLUM files must contain </w:t>
+      </w:r>
+      <w:r>
+        <w:rPr>
+          <w:rFonts w:ascii="Consolas" w:hAnsi="Consolas"/>
+          <w:sz w:val="18"/>
+        </w:rPr>
+        <w:t>VY_load</w:t>
+      </w:r>
+      <w:r>
+        <w:t xml:space="preserve"> for river-input preparation; the agricultural reader also accepts </w:t>
+      </w:r>
+      <w:r>
+        <w:rPr>
+          <w:rFonts w:ascii="Consolas" w:hAnsi="Consolas"/>
+          <w:sz w:val="18"/>
+        </w:rPr>
+        <w:t>VYL</w:t>
+      </w:r>
+      <w:r>
+        <w:t>, but the river-input reader does not.</w:t>
+      </w:r>
+    </w:p>
+    <w:p>
+      <w:pPr>
+        <w:pStyle w:val="ListBullet"/>
+      </w:pPr>
+      <w:r>
+        <w:t xml:space="preserve">Livestock files must contain </w:t>
+      </w:r>
+      <w:r>
+        <w:rPr>
+          <w:rFonts w:ascii="Consolas" w:hAnsi="Consolas"/>
+          <w:sz w:val="18"/>
+        </w:rPr>
+        <w:t>Livestock_number</w:t>
+      </w:r>
+      <w:r>
+        <w:t xml:space="preserve"> with dimensions in the order </w:t>
+      </w:r>
+      <w:r>
+        <w:rPr>
+          <w:rFonts w:ascii="Consolas" w:hAnsi="Consolas"/>
+          <w:sz w:val="18"/>
+        </w:rPr>
+        <w:t>lon, lat, slnum, time</w:t>
+      </w:r>
+      <w:r>
+        <w:t>, including the required years and the 2010 slice.</w:t>
+      </w:r>
+    </w:p>
+    <w:p>
+      <w:pPr>
+        <w:pStyle w:val="ListBullet"/>
+      </w:pPr>
+      <w:r>
+        <w:t xml:space="preserve">The VISIT files must match the supplied 720 by 360 grid and the reader's </w:t>
+      </w:r>
+      <w:r>
+        <w:rPr>
+          <w:rFonts w:ascii="Consolas" w:hAnsi="Consolas"/>
+          <w:sz w:val="18"/>
+        </w:rPr>
+        <w:t>n_leach</w:t>
+      </w:r>
+      <w:r>
+        <w:t xml:space="preserve"> layout. The retained implementation uses the 2010 monthly VISIT slice and combines it with each scenario year's land use. Do not replace this with future climate forcing when reproducing the study.</w:t>
+      </w:r>
+    </w:p>
+    <w:p>
+      <w:pPr>
+        <w:pStyle w:val="ListBullet"/>
+      </w:pPr>
+      <w:r>
+        <w:t xml:space="preserve">Keep the seven static routing arrays: </w:t>
+      </w:r>
+      <w:r>
+        <w:rPr>
+          <w:rFonts w:ascii="Consolas" w:hAnsi="Consolas"/>
+          <w:sz w:val="18"/>
+        </w:rPr>
+        <w:t>LandMask_Loop.rdat</w:t>
+      </w:r>
+      <w:r>
+        <w:t xml:space="preserve">, </w:t>
+      </w:r>
+      <w:r>
+        <w:rPr>
+          <w:rFonts w:ascii="Consolas" w:hAnsi="Consolas"/>
+          <w:sz w:val="18"/>
+        </w:rPr>
+        <w:t>DistMat.rdat</w:t>
+      </w:r>
+      <w:r>
+        <w:t xml:space="preserve">, </w:t>
+      </w:r>
+      <w:r>
+        <w:rPr>
+          <w:rFonts w:ascii="Consolas" w:hAnsi="Consolas"/>
+          <w:sz w:val="18"/>
+        </w:rPr>
+        <w:t>VISITro_nat_ag.rdat</w:t>
+      </w:r>
+      <w:r>
+        <w:t xml:space="preserve">, </w:t>
+      </w:r>
+      <w:r>
+        <w:rPr>
+          <w:rFonts w:ascii="Consolas" w:hAnsi="Consolas"/>
+          <w:sz w:val="18"/>
+        </w:rPr>
+        <w:t>RivArea.rdat</w:t>
+      </w:r>
+      <w:r>
+        <w:t xml:space="preserve">, </w:t>
+      </w:r>
+      <w:r>
+        <w:rPr>
+          <w:rFonts w:ascii="Consolas" w:hAnsi="Consolas"/>
+          <w:sz w:val="18"/>
+        </w:rPr>
+        <w:t>HumanN_future.rdat</w:t>
+      </w:r>
+      <w:r>
+        <w:t xml:space="preserve">, </w:t>
+      </w:r>
+      <w:r>
+        <w:rPr>
+          <w:rFonts w:ascii="Consolas" w:hAnsi="Consolas"/>
+          <w:sz w:val="18"/>
+        </w:rPr>
+        <w:t>dat_tas.rdat</w:t>
+      </w:r>
+      <w:r>
+        <w:t xml:space="preserve"> and </w:t>
+      </w:r>
+      <w:r>
+        <w:rPr>
+          <w:rFonts w:ascii="Consolas" w:hAnsi="Consolas"/>
+          <w:sz w:val="18"/>
+        </w:rPr>
+        <w:t>dat_dir.rdat</w:t>
+      </w:r>
+      <w:r>
+        <w:t xml:space="preserve">. Decomposition also uses </w:t>
+      </w:r>
+      <w:r>
+        <w:rPr>
+          <w:rFonts w:ascii="Consolas" w:hAnsi="Consolas"/>
+          <w:sz w:val="18"/>
+        </w:rPr>
+        <w:t>SSP_update.gdx</w:t>
+      </w:r>
+      <w:r>
+        <w:t xml:space="preserve"> and </w:t>
+      </w:r>
+      <w:r>
+        <w:rPr>
+          <w:rFonts w:ascii="Consolas" w:hAnsi="Consolas"/>
+          <w:sz w:val="18"/>
+        </w:rPr>
+        <w:t>regionSSP.map</w:t>
+      </w:r>
+      <w:r>
+        <w:t>.</w:t>
+      </w:r>
+    </w:p>
+    <w:p>
+      <w:pPr>
+        <w:pStyle w:val="ListBullet"/>
+      </w:pPr>
+      <w:r>
+        <w:t xml:space="preserve">Keep </w:t>
+      </w:r>
+      <w:r>
+        <w:rPr>
+          <w:rFonts w:ascii="Consolas" w:hAnsi="Consolas"/>
+          <w:sz w:val="18"/>
+        </w:rPr>
+        <w:t>River_Nitrogen_Load_Data.csv</w:t>
+      </w:r>
+      <w:r>
+        <w:t xml:space="preserve"> and </w:t>
+      </w:r>
+      <w:r>
+        <w:rPr>
+          <w:rFonts w:ascii="Consolas" w:hAnsi="Consolas"/>
+          <w:sz w:val="18"/>
+        </w:rPr>
+        <w:t>River_obs_analysis.txt</w:t>
+      </w:r>
+      <w:r>
+        <w:t xml:space="preserve"> for the observation comparison. Preserve the supplied basin IDs and name matching.</w:t>
+      </w:r>
+    </w:p>
+    <w:p>
+      <w:pPr>
+        <w:pStyle w:val="Heading1"/>
+      </w:pPr>
+      <w:r>
+        <w:t>4 Run the calculations and figures</w:t>
+      </w:r>
+    </w:p>
+    <w:p>
+      <w:pPr>
+        <w:keepNext/>
+      </w:pPr>
+      <w:r>
+        <w:t>From the repository root, after preparing software and data:</w:t>
       </w:r>
     </w:p>
     <w:p>
@@ -1033,6 +1876,19 @@
     </w:p>
     <w:p>
       <w:pPr>
+        <w:keepNext/>
+        <w:spacing w:after="0" w:line="240" w:lineRule="auto"/>
+      </w:pPr>
+      <w:r>
+        <w:rPr>
+          <w:rFonts w:ascii="Consolas" w:hAnsi="Consolas"/>
+          <w:sz w:val="17"/>
+        </w:rPr>
+        <w:t>unset VISITORN_CASES VISITORN_ARRAY_ONLY VISITORN_ARRAY_OUTPUT_DIR</w:t>
+      </w:r>
+    </w:p>
+    <w:p>
+      <w:pPr>
         <w:keepNext w:val="0"/>
         <w:spacing w:after="140" w:line="240" w:lineRule="auto"/>
       </w:pPr>
@@ -1047,127 +1903,36 @@
     <w:p>
       <w:pPr/>
       <w:r>
-        <w:t xml:space="preserve">This runs </w:t>
+        <w:t xml:space="preserve">The launcher calls </w:t>
       </w:r>
       <w:r>
         <w:rPr>
           <w:rFonts w:ascii="Consolas" w:hAnsi="Consolas"/>
           <w:sz w:val="18"/>
         </w:rPr>
-        <w:t>Make_Result_csv.r</w:t>
-      </w:r>
-      <w:r>
-        <w:t xml:space="preserve">, </w:t>
+        <w:t>tools/run_gmd.R</w:t>
+      </w:r>
+      <w:r>
+        <w:t xml:space="preserve">, which runs the following sequence in </w:t>
+      </w:r>
+      <w:r>
+        <w:rPr>
+          <w:b/>
+        </w:rPr>
+        <w:t>one R session</w:t>
+      </w:r>
+      <w:r>
+        <w:t xml:space="preserve">. This is necessary because plotting and decomposition use objects created by earlier stages; launching each script as an independent </w:t>
       </w:r>
       <w:r>
         <w:rPr>
           <w:rFonts w:ascii="Consolas" w:hAnsi="Consolas"/>
           <w:sz w:val="18"/>
         </w:rPr>
-        <w:t>Visualization_Nmodel.r</w:t>
-      </w:r>
-      <w:r>
-        <w:t xml:space="preserve">, </w:t>
-      </w:r>
-      <w:r>
-        <w:rPr>
-          <w:rFonts w:ascii="Consolas" w:hAnsi="Consolas"/>
-          <w:sz w:val="18"/>
-        </w:rPr>
-        <w:t>VISIToRN_input.r</w:t>
-      </w:r>
-      <w:r>
-        <w:t xml:space="preserve"> and </w:t>
-      </w:r>
-      <w:r>
-        <w:rPr>
-          <w:rFonts w:ascii="Consolas" w:hAnsi="Consolas"/>
-          <w:sz w:val="18"/>
-        </w:rPr>
-        <w:t>Deco.R</w:t>
-      </w:r>
-      <w:r>
-        <w:t xml:space="preserve"> from </w:t>
-      </w:r>
-      <w:r>
-        <w:rPr>
-          <w:rFonts w:ascii="Consolas" w:hAnsi="Consolas"/>
-          <w:sz w:val="18"/>
-        </w:rPr>
-        <w:t>NflowModel/R/</w:t>
-      </w:r>
-      <w:r>
-        <w:t xml:space="preserve">. The new launcher corrects the historical shell wrapper's spelling of </w:t>
-      </w:r>
-      <w:r>
-        <w:rPr>
-          <w:rFonts w:ascii="Consolas" w:hAnsi="Consolas"/>
-          <w:sz w:val="18"/>
-        </w:rPr>
-        <w:t>VISIToRN_input.r</w:t>
-      </w:r>
-      <w:r>
-        <w:t>; it does not modify model equations or the scientific scripts. The GMD workflow retains its existing output conventions and can overwrite generated files, so use a separate working copy.</w:t>
-      </w:r>
-    </w:p>
-    <w:p>
-      <w:pPr/>
-      <w:r>
-        <w:t xml:space="preserve">Main outputs are agricultural nitrogen-flow tables and figures in </w:t>
-      </w:r>
-      <w:r>
-        <w:rPr>
-          <w:rFonts w:ascii="Consolas" w:hAnsi="Consolas"/>
-          <w:sz w:val="18"/>
-        </w:rPr>
-        <w:t>NflowModel/output/</w:t>
-      </w:r>
-      <w:r>
-        <w:t xml:space="preserve">, and river nitrogen-load/concentration results and figures in </w:t>
-      </w:r>
-      <w:r>
-        <w:rPr>
-          <w:rFonts w:ascii="Consolas" w:hAnsi="Consolas"/>
-          <w:sz w:val="18"/>
-        </w:rPr>
-        <w:t>VISIToRN/output/</w:t>
-      </w:r>
-      <w:r>
-        <w:t xml:space="preserve">. Intermediate files also appear under </w:t>
-      </w:r>
-      <w:r>
-        <w:rPr>
-          <w:rFonts w:ascii="Consolas" w:hAnsi="Consolas"/>
-          <w:sz w:val="18"/>
-        </w:rPr>
-        <w:t>data/</w:t>
-      </w:r>
-      <w:r>
-        <w:t xml:space="preserve"> and </w:t>
-      </w:r>
-      <w:r>
-        <w:rPr>
-          <w:rFonts w:ascii="Consolas" w:hAnsi="Consolas"/>
-          <w:sz w:val="18"/>
-        </w:rPr>
-        <w:t>Data_pd/</w:t>
-      </w:r>
-      <w:r>
-        <w:t>, as in the original implementation.</w:t>
-      </w:r>
-    </w:p>
-    <w:p>
-      <w:pPr>
-        <w:pStyle w:val="Heading1"/>
-      </w:pPr>
-      <w:r>
-        <w:t>4 Additional scenarios and their inputs</w:t>
-      </w:r>
-    </w:p>
-    <w:p>
-      <w:pPr/>
-      <w:r>
-        <w:t>The eight-case analysis combines three switches: climate mitigation (CM), dietary change and food-waste reduction (DFW), and nitrogen-use efficiency (NUE). The additional AP cases apply air-pollution-control deposition inputs.</w:t>
+        <w:t>Rscript</w:t>
+      </w:r>
+      <w:r>
+        <w:t xml:space="preserve"> process discards those objects.</w:t>
       </w:r>
     </w:p>
     <w:tbl>
@@ -1176,11 +1941,18 @@
         <w:tblW w:type="auto" w:w="0"/>
         <w:tblLayout w:type="fixed"/>
         <w:tblLook w:firstColumn="1" w:firstRow="1" w:lastColumn="0" w:lastRow="0" w:noHBand="0" w:noVBand="1" w:val="04A0"/>
+        <w:tblBorders>
+          <w:top w:val="single" w:sz="4" w:color="D9D9D9"/>
+          <w:left w:val="single" w:sz="4" w:color="D9D9D9"/>
+          <w:bottom w:val="single" w:sz="4" w:color="D9D9D9"/>
+          <w:right w:val="single" w:sz="4" w:color="D9D9D9"/>
+          <w:insideH w:val="single" w:sz="4" w:color="D9D9D9"/>
+          <w:insideV w:val="single" w:sz="4" w:color="D9D9D9"/>
+        </w:tblBorders>
       </w:tblPr>
       <w:tblGrid>
-        <w:gridCol w:w="3168"/>
-        <w:gridCol w:w="1728"/>
-        <w:gridCol w:w="4997"/>
+        <w:gridCol w:w="2448"/>
+        <w:gridCol w:w="7445"/>
       </w:tblGrid>
       <w:tr>
         <w:trPr>
@@ -1189,7 +1961,15 @@
         </w:trPr>
         <w:tc>
           <w:tcPr>
-            <w:tcW w:type="dxa" w:w="3168"/>
+            <w:tcW w:type="dxa" w:w="2448"/>
+            <w:vAlign w:val="center"/>
+            <w:tcMar>
+              <w:top w:w="80" w:type="dxa"/>
+              <w:bottom w:w="80" w:type="dxa"/>
+              <w:left w:w="100" w:type="dxa"/>
+              <w:right w:w="100" w:type="dxa"/>
+            </w:tcMar>
+            <w:shd w:fill="E8EEF4"/>
           </w:tcPr>
           <w:p>
             <w:pPr>
@@ -1200,13 +1980,21 @@
                 <w:b/>
                 <w:sz w:val="19"/>
               </w:rPr>
-              <w:t>Scenario ID</w:t>
+              <w:t>Stage</w:t>
             </w:r>
           </w:p>
         </w:tc>
         <w:tc>
           <w:tcPr>
-            <w:tcW w:type="dxa" w:w="1728"/>
+            <w:tcW w:type="dxa" w:w="7445"/>
+            <w:vAlign w:val="center"/>
+            <w:tcMar>
+              <w:top w:w="80" w:type="dxa"/>
+              <w:bottom w:w="80" w:type="dxa"/>
+              <w:left w:w="100" w:type="dxa"/>
+              <w:right w:w="100" w:type="dxa"/>
+            </w:tcMar>
+            <w:shd w:fill="E8EEF4"/>
           </w:tcPr>
           <w:p>
             <w:pPr>
@@ -1217,24 +2005,7 @@
                 <w:b/>
                 <w:sz w:val="19"/>
               </w:rPr>
-              <w:t>Figure label</w:t>
-            </w:r>
-          </w:p>
-        </w:tc>
-        <w:tc>
-          <w:tcPr>
-            <w:tcW w:type="dxa" w:w="4997"/>
-          </w:tcPr>
-          <w:p>
-            <w:pPr>
-              <w:spacing w:after="80" w:before="60"/>
-            </w:pPr>
-            <w:r>
-              <w:rPr>
-                <w:b/>
-                <w:sz w:val="19"/>
-              </w:rPr>
-              <w:t>Underlying agricultural input</w:t>
+              <w:t>Script and function</w:t>
             </w:r>
           </w:p>
         </w:tc>
@@ -1245,7 +2016,37 @@
         </w:trPr>
         <w:tc>
           <w:tcPr>
-            <w:tcW w:type="dxa" w:w="3168"/>
+            <w:tcW w:type="dxa" w:w="2448"/>
+            <w:vAlign w:val="center"/>
+            <w:tcMar>
+              <w:top w:w="80" w:type="dxa"/>
+              <w:bottom w:w="80" w:type="dxa"/>
+              <w:left w:w="100" w:type="dxa"/>
+              <w:right w:w="100" w:type="dxa"/>
+            </w:tcMar>
+          </w:tcPr>
+          <w:p>
+            <w:pPr>
+              <w:spacing w:after="80" w:before="60"/>
+            </w:pPr>
+            <w:r>
+              <w:rPr>
+                <w:sz w:val="19"/>
+              </w:rPr>
+              <w:t>Agricultural calculations</w:t>
+            </w:r>
+          </w:p>
+        </w:tc>
+        <w:tc>
+          <w:tcPr>
+            <w:tcW w:type="dxa" w:w="7445"/>
+            <w:vAlign w:val="center"/>
+            <w:tcMar>
+              <w:top w:w="80" w:type="dxa"/>
+              <w:bottom w:w="80" w:type="dxa"/>
+              <w:left w:w="100" w:type="dxa"/>
+              <w:right w:w="100" w:type="dxa"/>
+            </w:tcMar>
           </w:tcPr>
           <w:p>
             <w:pPr>
@@ -1261,18 +2062,44 @@
                 <w:rFonts w:ascii="Consolas" w:hAnsi="Consolas"/>
                 <w:sz w:val="17"/>
               </w:rPr>
-              <w:t>baseline</w:t>
+              <w:t>Make_Result_csv.r</w:t>
             </w:r>
             <w:r>
               <w:rPr>
                 <w:sz w:val="19"/>
               </w:rPr>
+              <w:t xml:space="preserve"> calls </w:t>
+            </w:r>
+            <w:r>
+              <w:rPr>
+                <w:rFonts w:ascii="Consolas" w:hAnsi="Consolas"/>
+                <w:sz w:val="17"/>
+              </w:rPr>
+              <w:t>RawDataProcess.R</w:t>
+            </w:r>
+            <w:r>
+              <w:rPr>
+                <w:sz w:val="19"/>
+              </w:rPr>
+              <w:t xml:space="preserve"> for each case, saves nitrogen-flow tables and agricultural leaching arrays, and retains plotting objects</w:t>
             </w:r>
           </w:p>
         </w:tc>
+      </w:tr>
+      <w:tr>
+        <w:trPr>
+          <w:cantSplit/>
+        </w:trPr>
         <w:tc>
           <w:tcPr>
-            <w:tcW w:type="dxa" w:w="1728"/>
+            <w:tcW w:type="dxa" w:w="2448"/>
+            <w:vAlign w:val="center"/>
+            <w:tcMar>
+              <w:top w:w="80" w:type="dxa"/>
+              <w:bottom w:w="80" w:type="dxa"/>
+              <w:left w:w="100" w:type="dxa"/>
+              <w:right w:w="100" w:type="dxa"/>
+            </w:tcMar>
           </w:tcPr>
           <w:p>
             <w:pPr>
@@ -1282,13 +2109,20 @@
               <w:rPr>
                 <w:sz w:val="19"/>
               </w:rPr>
-              <w:t>REF</w:t>
+              <w:t>Agricultural figures</w:t>
             </w:r>
           </w:p>
         </w:tc>
         <w:tc>
           <w:tcPr>
-            <w:tcW w:type="dxa" w:w="4997"/>
+            <w:tcW w:type="dxa" w:w="7445"/>
+            <w:vAlign w:val="center"/>
+            <w:tcMar>
+              <w:top w:w="80" w:type="dxa"/>
+              <w:bottom w:w="80" w:type="dxa"/>
+              <w:left w:w="100" w:type="dxa"/>
+              <w:right w:w="100" w:type="dxa"/>
+            </w:tcMar>
           </w:tcPr>
           <w:p>
             <w:pPr>
@@ -1304,12 +2138,13 @@
                 <w:rFonts w:ascii="Consolas" w:hAnsi="Consolas"/>
                 <w:sz w:val="17"/>
               </w:rPr>
-              <w:t>SSP2_BaU_NoCC_No</w:t>
+              <w:t>Visualization_Nmodel.r</w:t>
             </w:r>
             <w:r>
               <w:rPr>
                 <w:sz w:val="19"/>
               </w:rPr>
+              <w:t xml:space="preserve"> uses those objects to produce global, regional and spatial figures and ammonia comparisons</w:t>
             </w:r>
           </w:p>
         </w:tc>
@@ -1320,7 +2155,37 @@
         </w:trPr>
         <w:tc>
           <w:tcPr>
-            <w:tcW w:type="dxa" w:w="3168"/>
+            <w:tcW w:type="dxa" w:w="2448"/>
+            <w:vAlign w:val="center"/>
+            <w:tcMar>
+              <w:top w:w="80" w:type="dxa"/>
+              <w:bottom w:w="80" w:type="dxa"/>
+              <w:left w:w="100" w:type="dxa"/>
+              <w:right w:w="100" w:type="dxa"/>
+            </w:tcMar>
+          </w:tcPr>
+          <w:p>
+            <w:pPr>
+              <w:spacing w:after="80" w:before="60"/>
+            </w:pPr>
+            <w:r>
+              <w:rPr>
+                <w:sz w:val="19"/>
+              </w:rPr>
+              <w:t>River calculations and evaluation</w:t>
+            </w:r>
+          </w:p>
+        </w:tc>
+        <w:tc>
+          <w:tcPr>
+            <w:tcW w:type="dxa" w:w="7445"/>
+            <w:vAlign w:val="center"/>
+            <w:tcMar>
+              <w:top w:w="80" w:type="dxa"/>
+              <w:bottom w:w="80" w:type="dxa"/>
+              <w:left w:w="100" w:type="dxa"/>
+              <w:right w:w="100" w:type="dxa"/>
+            </w:tcMar>
           </w:tcPr>
           <w:p>
             <w:pPr>
@@ -1336,18 +2201,44 @@
                 <w:rFonts w:ascii="Consolas" w:hAnsi="Consolas"/>
                 <w:sz w:val="17"/>
               </w:rPr>
-              <w:t>500c</w:t>
+              <w:t>VISIToRN_input.r</w:t>
             </w:r>
             <w:r>
               <w:rPr>
                 <w:sz w:val="19"/>
               </w:rPr>
+              <w:t xml:space="preserve"> builds combined inputs, calls </w:t>
+            </w:r>
+            <w:r>
+              <w:rPr>
+                <w:rFonts w:ascii="Consolas" w:hAnsi="Consolas"/>
+                <w:sz w:val="17"/>
+              </w:rPr>
+              <w:t>VISIToRN/Run_VISIToRN.r</w:t>
+            </w:r>
+            <w:r>
+              <w:rPr>
+                <w:sz w:val="19"/>
+              </w:rPr>
+              <w:t>, and produces river-load comparisons and concentration statistics</w:t>
             </w:r>
           </w:p>
         </w:tc>
+      </w:tr>
+      <w:tr>
+        <w:trPr>
+          <w:cantSplit/>
+        </w:trPr>
         <w:tc>
           <w:tcPr>
-            <w:tcW w:type="dxa" w:w="1728"/>
+            <w:tcW w:type="dxa" w:w="2448"/>
+            <w:vAlign w:val="center"/>
+            <w:tcMar>
+              <w:top w:w="80" w:type="dxa"/>
+              <w:bottom w:w="80" w:type="dxa"/>
+              <w:left w:w="100" w:type="dxa"/>
+              <w:right w:w="100" w:type="dxa"/>
+            </w:tcMar>
           </w:tcPr>
           <w:p>
             <w:pPr>
@@ -1357,13 +2248,20 @@
               <w:rPr>
                 <w:sz w:val="19"/>
               </w:rPr>
-              <w:t>CM</w:t>
+              <w:t>Factor decomposition</w:t>
             </w:r>
           </w:p>
         </w:tc>
         <w:tc>
           <w:tcPr>
-            <w:tcW w:type="dxa" w:w="4997"/>
+            <w:tcW w:type="dxa" w:w="7445"/>
+            <w:vAlign w:val="center"/>
+            <w:tcMar>
+              <w:top w:w="80" w:type="dxa"/>
+              <w:bottom w:w="80" w:type="dxa"/>
+              <w:left w:w="100" w:type="dxa"/>
+              <w:right w:w="100" w:type="dxa"/>
+            </w:tcMar>
           </w:tcPr>
           <w:p>
             <w:pPr>
@@ -1379,546 +2277,13 @@
                 <w:rFonts w:ascii="Consolas" w:hAnsi="Consolas"/>
                 <w:sz w:val="17"/>
               </w:rPr>
-              <w:t>SSP2_500C_CACN_NoCC_No</w:t>
+              <w:t>Deco.R</w:t>
             </w:r>
             <w:r>
               <w:rPr>
                 <w:sz w:val="19"/>
               </w:rPr>
-            </w:r>
-          </w:p>
-        </w:tc>
-      </w:tr>
-      <w:tr>
-        <w:trPr>
-          <w:cantSplit/>
-        </w:trPr>
-        <w:tc>
-          <w:tcPr>
-            <w:tcW w:type="dxa" w:w="3168"/>
-          </w:tcPr>
-          <w:p>
-            <w:pPr>
-              <w:spacing w:after="80" w:before="60"/>
-            </w:pPr>
-            <w:r>
-              <w:rPr>
-                <w:sz w:val="19"/>
-              </w:rPr>
-            </w:r>
-            <w:r>
-              <w:rPr>
-                <w:rFonts w:ascii="Consolas" w:hAnsi="Consolas"/>
-                <w:sz w:val="17"/>
-              </w:rPr>
-              <w:t>demfwr</w:t>
-            </w:r>
-            <w:r>
-              <w:rPr>
-                <w:sz w:val="19"/>
-              </w:rPr>
-            </w:r>
-          </w:p>
-        </w:tc>
-        <w:tc>
-          <w:tcPr>
-            <w:tcW w:type="dxa" w:w="1728"/>
-          </w:tcPr>
-          <w:p>
-            <w:pPr>
-              <w:spacing w:after="80" w:before="60"/>
-            </w:pPr>
-            <w:r>
-              <w:rPr>
-                <w:sz w:val="19"/>
-              </w:rPr>
-              <w:t>DFW</w:t>
-            </w:r>
-          </w:p>
-        </w:tc>
-        <w:tc>
-          <w:tcPr>
-            <w:tcW w:type="dxa" w:w="4997"/>
-          </w:tcPr>
-          <w:p>
-            <w:pPr>
-              <w:spacing w:after="80" w:before="60"/>
-            </w:pPr>
-            <w:r>
-              <w:rPr>
-                <w:sz w:val="19"/>
-              </w:rPr>
-            </w:r>
-            <w:r>
-              <w:rPr>
-                <w:rFonts w:ascii="Consolas" w:hAnsi="Consolas"/>
-                <w:sz w:val="17"/>
-              </w:rPr>
-              <w:t>SSP2_BaU_DEMFWR_No</w:t>
-            </w:r>
-            <w:r>
-              <w:rPr>
-                <w:sz w:val="19"/>
-              </w:rPr>
-            </w:r>
-          </w:p>
-        </w:tc>
-      </w:tr>
-      <w:tr>
-        <w:trPr>
-          <w:cantSplit/>
-        </w:trPr>
-        <w:tc>
-          <w:tcPr>
-            <w:tcW w:type="dxa" w:w="3168"/>
-          </w:tcPr>
-          <w:p>
-            <w:pPr>
-              <w:spacing w:after="80" w:before="60"/>
-            </w:pPr>
-            <w:r>
-              <w:rPr>
-                <w:sz w:val="19"/>
-              </w:rPr>
-            </w:r>
-            <w:r>
-              <w:rPr>
-                <w:rFonts w:ascii="Consolas" w:hAnsi="Consolas"/>
-                <w:sz w:val="17"/>
-              </w:rPr>
-              <w:t>nue</w:t>
-            </w:r>
-            <w:r>
-              <w:rPr>
-                <w:sz w:val="19"/>
-              </w:rPr>
-            </w:r>
-          </w:p>
-        </w:tc>
-        <w:tc>
-          <w:tcPr>
-            <w:tcW w:type="dxa" w:w="1728"/>
-          </w:tcPr>
-          <w:p>
-            <w:pPr>
-              <w:spacing w:after="80" w:before="60"/>
-            </w:pPr>
-            <w:r>
-              <w:rPr>
-                <w:sz w:val="19"/>
-              </w:rPr>
-              <w:t>NUE</w:t>
-            </w:r>
-          </w:p>
-        </w:tc>
-        <w:tc>
-          <w:tcPr>
-            <w:tcW w:type="dxa" w:w="4997"/>
-          </w:tcPr>
-          <w:p>
-            <w:pPr>
-              <w:spacing w:after="80" w:before="60"/>
-            </w:pPr>
-            <w:r>
-              <w:rPr>
-                <w:sz w:val="19"/>
-              </w:rPr>
-              <w:t>REF inputs with NUE adjustment</w:t>
-            </w:r>
-          </w:p>
-        </w:tc>
-      </w:tr>
-      <w:tr>
-        <w:trPr>
-          <w:cantSplit/>
-        </w:trPr>
-        <w:tc>
-          <w:tcPr>
-            <w:tcW w:type="dxa" w:w="3168"/>
-          </w:tcPr>
-          <w:p>
-            <w:pPr>
-              <w:spacing w:after="80" w:before="60"/>
-            </w:pPr>
-            <w:r>
-              <w:rPr>
-                <w:sz w:val="19"/>
-              </w:rPr>
-            </w:r>
-            <w:r>
-              <w:rPr>
-                <w:rFonts w:ascii="Consolas" w:hAnsi="Consolas"/>
-                <w:sz w:val="17"/>
-              </w:rPr>
-              <w:t>500c_demfwr</w:t>
-            </w:r>
-            <w:r>
-              <w:rPr>
-                <w:sz w:val="19"/>
-              </w:rPr>
-            </w:r>
-          </w:p>
-        </w:tc>
-        <w:tc>
-          <w:tcPr>
-            <w:tcW w:type="dxa" w:w="1728"/>
-          </w:tcPr>
-          <w:p>
-            <w:pPr>
-              <w:spacing w:after="80" w:before="60"/>
-            </w:pPr>
-            <w:r>
-              <w:rPr>
-                <w:sz w:val="19"/>
-              </w:rPr>
-              <w:t>CM + DFW</w:t>
-            </w:r>
-          </w:p>
-        </w:tc>
-        <w:tc>
-          <w:tcPr>
-            <w:tcW w:type="dxa" w:w="4997"/>
-          </w:tcPr>
-          <w:p>
-            <w:pPr>
-              <w:spacing w:after="80" w:before="60"/>
-            </w:pPr>
-            <w:r>
-              <w:rPr>
-                <w:sz w:val="19"/>
-              </w:rPr>
-            </w:r>
-            <w:r>
-              <w:rPr>
-                <w:rFonts w:ascii="Consolas" w:hAnsi="Consolas"/>
-                <w:sz w:val="17"/>
-              </w:rPr>
-              <w:t>SSP2_500C_CACN_DEMFWR_No</w:t>
-            </w:r>
-            <w:r>
-              <w:rPr>
-                <w:sz w:val="19"/>
-              </w:rPr>
-            </w:r>
-          </w:p>
-        </w:tc>
-      </w:tr>
-      <w:tr>
-        <w:trPr>
-          <w:cantSplit/>
-        </w:trPr>
-        <w:tc>
-          <w:tcPr>
-            <w:tcW w:type="dxa" w:w="3168"/>
-          </w:tcPr>
-          <w:p>
-            <w:pPr>
-              <w:spacing w:after="80" w:before="60"/>
-            </w:pPr>
-            <w:r>
-              <w:rPr>
-                <w:sz w:val="19"/>
-              </w:rPr>
-            </w:r>
-            <w:r>
-              <w:rPr>
-                <w:rFonts w:ascii="Consolas" w:hAnsi="Consolas"/>
-                <w:sz w:val="17"/>
-              </w:rPr>
-              <w:t>500c_nue</w:t>
-            </w:r>
-            <w:r>
-              <w:rPr>
-                <w:sz w:val="19"/>
-              </w:rPr>
-            </w:r>
-          </w:p>
-        </w:tc>
-        <w:tc>
-          <w:tcPr>
-            <w:tcW w:type="dxa" w:w="1728"/>
-          </w:tcPr>
-          <w:p>
-            <w:pPr>
-              <w:spacing w:after="80" w:before="60"/>
-            </w:pPr>
-            <w:r>
-              <w:rPr>
-                <w:sz w:val="19"/>
-              </w:rPr>
-              <w:t>CM + NUE</w:t>
-            </w:r>
-          </w:p>
-        </w:tc>
-        <w:tc>
-          <w:tcPr>
-            <w:tcW w:type="dxa" w:w="4997"/>
-          </w:tcPr>
-          <w:p>
-            <w:pPr>
-              <w:spacing w:after="80" w:before="60"/>
-            </w:pPr>
-            <w:r>
-              <w:rPr>
-                <w:sz w:val="19"/>
-              </w:rPr>
-              <w:t>CM inputs with NUE adjustment</w:t>
-            </w:r>
-          </w:p>
-        </w:tc>
-      </w:tr>
-      <w:tr>
-        <w:trPr>
-          <w:cantSplit/>
-        </w:trPr>
-        <w:tc>
-          <w:tcPr>
-            <w:tcW w:type="dxa" w:w="3168"/>
-          </w:tcPr>
-          <w:p>
-            <w:pPr>
-              <w:spacing w:after="80" w:before="60"/>
-            </w:pPr>
-            <w:r>
-              <w:rPr>
-                <w:sz w:val="19"/>
-              </w:rPr>
-            </w:r>
-            <w:r>
-              <w:rPr>
-                <w:rFonts w:ascii="Consolas" w:hAnsi="Consolas"/>
-                <w:sz w:val="17"/>
-              </w:rPr>
-              <w:t>demfwr_nue</w:t>
-            </w:r>
-            <w:r>
-              <w:rPr>
-                <w:sz w:val="19"/>
-              </w:rPr>
-            </w:r>
-          </w:p>
-        </w:tc>
-        <w:tc>
-          <w:tcPr>
-            <w:tcW w:type="dxa" w:w="1728"/>
-          </w:tcPr>
-          <w:p>
-            <w:pPr>
-              <w:spacing w:after="80" w:before="60"/>
-            </w:pPr>
-            <w:r>
-              <w:rPr>
-                <w:sz w:val="19"/>
-              </w:rPr>
-              <w:t>DFW + NUE</w:t>
-            </w:r>
-          </w:p>
-        </w:tc>
-        <w:tc>
-          <w:tcPr>
-            <w:tcW w:type="dxa" w:w="4997"/>
-          </w:tcPr>
-          <w:p>
-            <w:pPr>
-              <w:spacing w:after="80" w:before="60"/>
-            </w:pPr>
-            <w:r>
-              <w:rPr>
-                <w:sz w:val="19"/>
-              </w:rPr>
-              <w:t>DFW inputs with NUE adjustment</w:t>
-            </w:r>
-          </w:p>
-        </w:tc>
-      </w:tr>
-      <w:tr>
-        <w:trPr>
-          <w:cantSplit/>
-        </w:trPr>
-        <w:tc>
-          <w:tcPr>
-            <w:tcW w:type="dxa" w:w="3168"/>
-          </w:tcPr>
-          <w:p>
-            <w:pPr>
-              <w:spacing w:after="80" w:before="60"/>
-            </w:pPr>
-            <w:r>
-              <w:rPr>
-                <w:sz w:val="19"/>
-              </w:rPr>
-            </w:r>
-            <w:r>
-              <w:rPr>
-                <w:rFonts w:ascii="Consolas" w:hAnsi="Consolas"/>
-                <w:sz w:val="17"/>
-              </w:rPr>
-              <w:t>500c_demfwr_nue</w:t>
-            </w:r>
-            <w:r>
-              <w:rPr>
-                <w:sz w:val="19"/>
-              </w:rPr>
-            </w:r>
-          </w:p>
-        </w:tc>
-        <w:tc>
-          <w:tcPr>
-            <w:tcW w:type="dxa" w:w="1728"/>
-          </w:tcPr>
-          <w:p>
-            <w:pPr>
-              <w:spacing w:after="80" w:before="60"/>
-            </w:pPr>
-            <w:r>
-              <w:rPr>
-                <w:sz w:val="19"/>
-              </w:rPr>
-              <w:t>CM + DFW + NUE</w:t>
-            </w:r>
-          </w:p>
-        </w:tc>
-        <w:tc>
-          <w:tcPr>
-            <w:tcW w:type="dxa" w:w="4997"/>
-          </w:tcPr>
-          <w:p>
-            <w:pPr>
-              <w:spacing w:after="80" w:before="60"/>
-            </w:pPr>
-            <w:r>
-              <w:rPr>
-                <w:sz w:val="19"/>
-              </w:rPr>
-              <w:t>CM + DFW inputs with NUE adjustment</w:t>
-            </w:r>
-          </w:p>
-        </w:tc>
-      </w:tr>
-      <w:tr>
-        <w:trPr>
-          <w:cantSplit/>
-        </w:trPr>
-        <w:tc>
-          <w:tcPr>
-            <w:tcW w:type="dxa" w:w="3168"/>
-          </w:tcPr>
-          <w:p>
-            <w:pPr>
-              <w:spacing w:after="80" w:before="60"/>
-            </w:pPr>
-            <w:r>
-              <w:rPr>
-                <w:sz w:val="19"/>
-              </w:rPr>
-            </w:r>
-            <w:r>
-              <w:rPr>
-                <w:rFonts w:ascii="Consolas" w:hAnsi="Consolas"/>
-                <w:sz w:val="17"/>
-              </w:rPr>
-              <w:t>air_pollution</w:t>
-            </w:r>
-            <w:r>
-              <w:rPr>
-                <w:sz w:val="19"/>
-              </w:rPr>
-            </w:r>
-          </w:p>
-        </w:tc>
-        <w:tc>
-          <w:tcPr>
-            <w:tcW w:type="dxa" w:w="1728"/>
-          </w:tcPr>
-          <w:p>
-            <w:pPr>
-              <w:spacing w:after="80" w:before="60"/>
-            </w:pPr>
-            <w:r>
-              <w:rPr>
-                <w:sz w:val="19"/>
-              </w:rPr>
-              <w:t>AP</w:t>
-            </w:r>
-          </w:p>
-        </w:tc>
-        <w:tc>
-          <w:tcPr>
-            <w:tcW w:type="dxa" w:w="4997"/>
-          </w:tcPr>
-          <w:p>
-            <w:pPr>
-              <w:spacing w:after="80" w:before="60"/>
-            </w:pPr>
-            <w:r>
-              <w:rPr>
-                <w:sz w:val="19"/>
-              </w:rPr>
-              <w:t>REF agricultural inputs; APMTFR deposition</w:t>
-            </w:r>
-          </w:p>
-        </w:tc>
-      </w:tr>
-      <w:tr>
-        <w:trPr>
-          <w:cantSplit/>
-        </w:trPr>
-        <w:tc>
-          <w:tcPr>
-            <w:tcW w:type="dxa" w:w="3168"/>
-          </w:tcPr>
-          <w:p>
-            <w:pPr>
-              <w:spacing w:after="80" w:before="60"/>
-            </w:pPr>
-            <w:r>
-              <w:rPr>
-                <w:sz w:val="19"/>
-              </w:rPr>
-            </w:r>
-            <w:r>
-              <w:rPr>
-                <w:rFonts w:ascii="Consolas" w:hAnsi="Consolas"/>
-                <w:sz w:val="17"/>
-              </w:rPr>
-              <w:t>nue_air_pollution</w:t>
-            </w:r>
-            <w:r>
-              <w:rPr>
-                <w:sz w:val="19"/>
-              </w:rPr>
-            </w:r>
-          </w:p>
-        </w:tc>
-        <w:tc>
-          <w:tcPr>
-            <w:tcW w:type="dxa" w:w="1728"/>
-          </w:tcPr>
-          <w:p>
-            <w:pPr>
-              <w:spacing w:after="80" w:before="60"/>
-            </w:pPr>
-            <w:r>
-              <w:rPr>
-                <w:sz w:val="19"/>
-              </w:rPr>
-              <w:t>NUE + AP</w:t>
-            </w:r>
-          </w:p>
-        </w:tc>
-        <w:tc>
-          <w:tcPr>
-            <w:tcW w:type="dxa" w:w="4997"/>
-          </w:tcPr>
-          <w:p>
-            <w:pPr>
-              <w:spacing w:after="80" w:before="60"/>
-            </w:pPr>
-            <w:r>
-              <w:rPr>
-                <w:sz w:val="19"/>
-              </w:rPr>
-              <w:t>Same AP inputs with NUE adjustment</w:t>
+              <w:t xml:space="preserve"> combines the agricultural and river results to decompose changes relative to Baseline 2010</w:t>
             </w:r>
           </w:p>
         </w:tc>
@@ -1932,283 +2297,65 @@
     <w:p>
       <w:pPr/>
       <w:r>
-        <w:t xml:space="preserve">The current registry uses </w:t>
-      </w:r>
-      <w:r>
-        <w:rPr>
-          <w:b/>
-        </w:rPr>
-        <w:t>CACN</w:t>
-      </w:r>
-      <w:r>
-        <w:t xml:space="preserve">, not the newer </w:t>
-      </w:r>
-      <w:r>
-        <w:rPr>
-          <w:b/>
-        </w:rPr>
-        <w:t>2020NDC</w:t>
-      </w:r>
-      <w:r>
-        <w:t xml:space="preserve"> pathway. Do not relabel an input file to change policy meaning. A 2020NDC experiment requires consistent AIM-Hub, PLUM and GEOS-Chem products and explicit registry updates; it is not enabled by this publication update.</w:t>
-      </w:r>
-    </w:p>
-    <w:p>
-      <w:pPr/>
-      <w:r>
-        <w:t xml:space="preserve">NUE targets in </w:t>
+        <w:t xml:space="preserve">The first three scripts start from </w:t>
       </w:r>
       <w:r>
         <w:rPr>
           <w:rFonts w:ascii="Consolas" w:hAnsi="Consolas"/>
           <w:sz w:val="18"/>
         </w:rPr>
-        <w:t>NflowModel/scenario/data/nue_targets.csv</w:t>
-      </w:r>
-      <w:r>
-        <w:t xml:space="preserve"> are 0.60 (2020), 0.65 (2030), 0.70 (2050) and 0.75 (2100), with linear interpolation. The adjustment determines the required nitrogen input from crop uptake and the target NUE, then accounts for manure, deposition and fixation to obtain synthetic fertilizer input. Check </w:t>
+        <w:t>NflowModel/R/</w:t>
+      </w:r>
+      <w:r>
+        <w:t xml:space="preserve">. River-input preparation changes the R working directory to </w:t>
       </w:r>
       <w:r>
         <w:rPr>
           <w:rFonts w:ascii="Consolas" w:hAnsi="Consolas"/>
           <w:sz w:val="18"/>
         </w:rPr>
-        <w:t>INCLUDE_RESIDUE_IN_NUE</w:t>
-      </w:r>
-      <w:r>
-        <w:t xml:space="preserve"> when interpreting uptake. The imported code retains signed leaching and the pasture gas-context correction; this packaging update does not add a new clipping rule.</w:t>
-      </w:r>
-    </w:p>
-    <w:p>
-      <w:pPr/>
-      <w:r>
-        <w:t xml:space="preserve">For each of the four agricultural cases provide matching AIM-Hub IAMC output, PLUM land use, livestock density and body weight, and wet/dry deposition. </w:t>
+        <w:t>VISIToRN/</w:t>
+      </w:r>
+      <w:r>
+        <w:t xml:space="preserve">; decomposition runs there. The launcher manages this sequence. Do not use the older </w:t>
       </w:r>
       <w:r>
         <w:rPr>
           <w:rFonts w:ascii="Consolas" w:hAnsi="Consolas"/>
           <w:sz w:val="18"/>
         </w:rPr>
-        <w:t>input_data_config.R</w:t>
-      </w:r>
-      <w:r>
-        <w:t xml:space="preserve"> is the authoritative filename resolver:</w:t>
+        <w:t>NflowModel/Shell/nitrogen.sh</w:t>
+      </w:r>
+      <w:r>
+        <w:t xml:space="preserve"> for this procedure.</w:t>
       </w:r>
     </w:p>
     <w:p>
       <w:pPr>
-        <w:pStyle w:val="ListBullet"/>
+        <w:keepNext/>
       </w:pPr>
       <w:r>
-        <w:t xml:space="preserve">AIM-Hub: </w:t>
+        <w:t xml:space="preserve">Without Bash, set </w:t>
       </w:r>
       <w:r>
         <w:rPr>
           <w:rFonts w:ascii="Consolas" w:hAnsi="Consolas"/>
           <w:sz w:val="18"/>
         </w:rPr>
-        <w:t>global_17_IAMC.gdx</w:t>
-      </w:r>
-      <w:r>
-        <w:t>, containing all four scenario records.</w:t>
-      </w:r>
-    </w:p>
-    <w:p>
-      <w:pPr>
-        <w:pStyle w:val="ListBullet"/>
-      </w:pPr>
-      <w:r>
-        <w:t xml:space="preserve">PLUM: </w:t>
+        <w:t>GAMS_DIR</w:t>
+      </w:r>
+      <w:r>
+        <w:t xml:space="preserve"> in the operating system and run </w:t>
       </w:r>
       <w:r>
         <w:rPr>
           <w:rFonts w:ascii="Consolas" w:hAnsi="Consolas"/>
           <w:sz w:val="18"/>
         </w:rPr>
-        <w:t>result_&lt;scenario&gt;.gdx</w:t>
-      </w:r>
-      <w:r>
-        <w:t xml:space="preserve"> or </w:t>
-      </w:r>
-      <w:r>
-        <w:rPr>
-          <w:rFonts w:ascii="Consolas" w:hAnsi="Consolas"/>
-          <w:sz w:val="18"/>
-        </w:rPr>
-        <w:t>results_&lt;scenario&gt;.gdx</w:t>
-      </w:r>
-      <w:r>
-        <w:t xml:space="preserve">; livestock: </w:t>
-      </w:r>
-      <w:r>
-        <w:rPr>
-          <w:rFonts w:ascii="Consolas" w:hAnsi="Consolas"/>
-          <w:sz w:val="18"/>
-        </w:rPr>
-        <w:t>livdis_&lt;scenario&gt;.nc</w:t>
-      </w:r>
-      <w:r>
-        <w:t>.</w:t>
-      </w:r>
-    </w:p>
-    <w:p>
-      <w:pPr>
-        <w:pStyle w:val="ListBullet"/>
-      </w:pPr>
-      <w:r>
-        <w:t xml:space="preserve">Preferred body-weight files: </w:t>
-      </w:r>
-      <w:r>
-        <w:rPr>
-          <w:rFonts w:ascii="Consolas" w:hAnsi="Consolas"/>
-          <w:sz w:val="18"/>
-        </w:rPr>
-        <w:t>BW_map_BaU_No.csv</w:t>
-      </w:r>
-      <w:r>
-        <w:t xml:space="preserve">, </w:t>
-      </w:r>
-      <w:r>
-        <w:rPr>
-          <w:rFonts w:ascii="Consolas" w:hAnsi="Consolas"/>
-          <w:sz w:val="18"/>
-        </w:rPr>
-        <w:t>BW_map_500C_No.csv</w:t>
-      </w:r>
-      <w:r>
-        <w:t xml:space="preserve">, </w:t>
-      </w:r>
-      <w:r>
-        <w:rPr>
-          <w:rFonts w:ascii="Consolas" w:hAnsi="Consolas"/>
-          <w:sz w:val="18"/>
-        </w:rPr>
-        <w:t>BW_map_BaU_EAT_No.csv</w:t>
-      </w:r>
-      <w:r>
-        <w:t xml:space="preserve">, </w:t>
-      </w:r>
-      <w:r>
-        <w:rPr>
-          <w:rFonts w:ascii="Consolas" w:hAnsi="Consolas"/>
-          <w:sz w:val="18"/>
-        </w:rPr>
-        <w:t>BW_map_500C_EAT_No.csv</w:t>
-      </w:r>
-      <w:r>
-        <w:t>. The resolver has historical fallbacks; inspect the resolved inventory so a fallback is not mistaken for matched data.</w:t>
-      </w:r>
-    </w:p>
-    <w:p>
-      <w:pPr>
-        <w:pStyle w:val="ListBullet"/>
-      </w:pPr>
-      <w:r>
-        <w:t xml:space="preserve">Deposition: </w:t>
-      </w:r>
-      <w:r>
-        <w:rPr>
-          <w:rFonts w:ascii="Consolas" w:hAnsi="Consolas"/>
-          <w:sz w:val="18"/>
-        </w:rPr>
-        <w:t>0505NDRYMON_&lt;prefix&gt;&lt;year&gt;.nc</w:t>
-      </w:r>
-      <w:r>
-        <w:t xml:space="preserve"> and </w:t>
-      </w:r>
-      <w:r>
-        <w:rPr>
-          <w:rFonts w:ascii="Consolas" w:hAnsi="Consolas"/>
-          <w:sz w:val="18"/>
-        </w:rPr>
-        <w:t>0505NWETMON_&lt;prefix&gt;&lt;year&gt;.nc</w:t>
-      </w:r>
-      <w:r>
-        <w:t xml:space="preserve">. Future prefixes normally equal the agricultural scenario name; 2010 uses </w:t>
-      </w:r>
-      <w:r>
-        <w:rPr>
-          <w:rFonts w:ascii="Consolas" w:hAnsi="Consolas"/>
-          <w:sz w:val="18"/>
-        </w:rPr>
-        <w:t>Base</w:t>
-      </w:r>
-      <w:r>
-        <w:t>.</w:t>
-      </w:r>
-    </w:p>
-    <w:p>
-      <w:pPr>
-        <w:pStyle w:val="ListBullet"/>
-      </w:pPr>
-      <w:r>
-        <w:t xml:space="preserve">AP uses prefix </w:t>
-      </w:r>
-      <w:r>
-        <w:rPr>
-          <w:rFonts w:ascii="Consolas" w:hAnsi="Consolas"/>
-          <w:sz w:val="18"/>
-        </w:rPr>
-        <w:t>SSP2_BaU_NoCC_No_APMTFR</w:t>
-      </w:r>
-      <w:r>
-        <w:t>. An AP comparison is scientifically interpretable only after verifying matched meteorology, model settings and reference-emission assumptions. Registry support alone does not establish this.</w:t>
-      </w:r>
-    </w:p>
-    <w:p>
-      <w:pPr/>
-      <w:r>
-        <w:t>Use PLUM inputs retaining the corrected new-pasture livestock allocation and boundary-grid multiplier averaging. Those upstream PLUM changes are input requirements, not code supplied by this repository.</w:t>
-      </w:r>
-    </w:p>
-    <w:p>
-      <w:pPr/>
-      <w:r>
-        <w:t xml:space="preserve">VISIToRN also needs the seven static </w:t>
-      </w:r>
-      <w:r>
-        <w:rPr>
-          <w:rFonts w:ascii="Consolas" w:hAnsi="Consolas"/>
-          <w:sz w:val="18"/>
-        </w:rPr>
-        <w:t>Data_pd</w:t>
-      </w:r>
-      <w:r>
-        <w:t xml:space="preserve"> arrays listed in </w:t>
-      </w:r>
-      <w:r>
-        <w:rPr>
-          <w:rFonts w:ascii="Consolas" w:hAnsi="Consolas"/>
-          <w:sz w:val="18"/>
-        </w:rPr>
-        <w:t>prepare_workspace.py</w:t>
-      </w:r>
-      <w:r>
-        <w:t>, basin IDs/names, TRIP drainage data and the VISIT NMIP3 natural-leaching file. The staging tool checks common required filenames; the R preflight checks selected scenario files. Neither check proves scientific compatibility. All large inputs remain outside this new code package.</w:t>
-      </w:r>
-    </w:p>
-    <w:p>
-      <w:pPr>
-        <w:pStyle w:val="Heading1"/>
-      </w:pPr>
-      <w:r>
-        <w:t>5 Prepare and calculate an isolated experiment</w:t>
-      </w:r>
-    </w:p>
-    <w:p>
-      <w:pPr/>
-      <w:r>
-        <w:t xml:space="preserve">Create a new directory outside the repository and the source input directories. The following are templates: replace the absolute paths with your own. Staging links only selected input files, never an entire writable </w:t>
-      </w:r>
-      <w:r>
-        <w:rPr>
-          <w:rFonts w:ascii="Consolas" w:hAnsi="Consolas"/>
-          <w:sz w:val="18"/>
-        </w:rPr>
-        <w:t>Data_pd</w:t>
-      </w:r>
-      <w:r>
-        <w:t xml:space="preserve"> directory or previous output cache. It records SHA-256 hashes.</w:t>
+        <w:t>Rscript tools/run_gmd.R</w:t>
+      </w:r>
+      <w:r>
+        <w:t xml:space="preserve"> from the repository root. Alternatively, use one clean interactive R session, replacing the two installation paths below:</w:t>
       </w:r>
     </w:p>
     <w:p>
@@ -2221,7 +2368,7 @@
           <w:rFonts w:ascii="Consolas" w:hAnsi="Consolas"/>
           <w:sz w:val="17"/>
         </w:rPr>
-        <w:t>python3 scenario_workflow/prepare_workspace.py \</w:t>
+        <w:t>Sys.setenv(GAMS_DIR = "/path/to/gams")</w:t>
       </w:r>
     </w:p>
     <w:p>
@@ -2234,7 +2381,7 @@
           <w:rFonts w:ascii="Consolas" w:hAnsi="Consolas"/>
           <w:sz w:val="17"/>
         </w:rPr>
-        <w:t xml:space="preserve">  --target /path/to/new_run \</w:t>
+        <w:t>Sys.unsetenv(c("VISITORN_CASES", "VISITORN_ARRAY_ONLY",</w:t>
       </w:r>
     </w:p>
     <w:p>
@@ -2247,7 +2394,7 @@
           <w:rFonts w:ascii="Consolas" w:hAnsi="Consolas"/>
           <w:sz w:val="17"/>
         </w:rPr>
-        <w:t xml:space="preserve">  --nflow-data /path/to/inputs/NflowModel/data \</w:t>
+        <w:t xml:space="preserve">              "VISITORN_ARRAY_OUTPUT_DIR"))</w:t>
       </w:r>
     </w:p>
     <w:p>
@@ -2260,7 +2407,7 @@
           <w:rFonts w:ascii="Consolas" w:hAnsi="Consolas"/>
           <w:sz w:val="17"/>
         </w:rPr>
-        <w:t xml:space="preserve">  --visitorn-source /path/to/inputs/VISIToRN \</w:t>
+        <w:t>setwd("/path/to/NflowModel_Int")</w:t>
       </w:r>
     </w:p>
     <w:p>
@@ -2273,84 +2420,7 @@
           <w:rFonts w:ascii="Consolas" w:hAnsi="Consolas"/>
           <w:sz w:val="17"/>
         </w:rPr>
-        <w:t xml:space="preserve">  --mode symlink --plan</w:t>
-      </w:r>
-    </w:p>
-    <w:p>
-      <w:pPr>
-        <w:keepNext/>
-        <w:spacing w:after="0" w:line="240" w:lineRule="auto"/>
-      </w:pPr>
-      <w:r>
-        <w:rPr>
-          <w:rFonts w:ascii="Consolas" w:hAnsi="Consolas"/>
-          <w:sz w:val="17"/>
-        </w:rPr>
-      </w:r>
-    </w:p>
-    <w:p>
-      <w:pPr>
-        <w:keepNext/>
-        <w:spacing w:after="0" w:line="240" w:lineRule="auto"/>
-      </w:pPr>
-      <w:r>
-        <w:rPr>
-          <w:rFonts w:ascii="Consolas" w:hAnsi="Consolas"/>
-          <w:sz w:val="17"/>
-        </w:rPr>
-        <w:t># Remove --plan after inspecting the selected files.</w:t>
-      </w:r>
-    </w:p>
-    <w:p>
-      <w:pPr>
-        <w:keepNext/>
-        <w:spacing w:after="0" w:line="240" w:lineRule="auto"/>
-      </w:pPr>
-      <w:r>
-        <w:rPr>
-          <w:rFonts w:ascii="Consolas" w:hAnsi="Consolas"/>
-          <w:sz w:val="17"/>
-        </w:rPr>
-        <w:t>python3 scenario_workflow/prepare_workspace.py \</w:t>
-      </w:r>
-    </w:p>
-    <w:p>
-      <w:pPr>
-        <w:keepNext/>
-        <w:spacing w:after="0" w:line="240" w:lineRule="auto"/>
-      </w:pPr>
-      <w:r>
-        <w:rPr>
-          <w:rFonts w:ascii="Consolas" w:hAnsi="Consolas"/>
-          <w:sz w:val="17"/>
-        </w:rPr>
-        <w:t xml:space="preserve">  --target /path/to/new_run \</w:t>
-      </w:r>
-    </w:p>
-    <w:p>
-      <w:pPr>
-        <w:keepNext/>
-        <w:spacing w:after="0" w:line="240" w:lineRule="auto"/>
-      </w:pPr>
-      <w:r>
-        <w:rPr>
-          <w:rFonts w:ascii="Consolas" w:hAnsi="Consolas"/>
-          <w:sz w:val="17"/>
-        </w:rPr>
-        <w:t xml:space="preserve">  --nflow-data /path/to/inputs/NflowModel/data \</w:t>
-      </w:r>
-    </w:p>
-    <w:p>
-      <w:pPr>
-        <w:keepNext/>
-        <w:spacing w:after="0" w:line="240" w:lineRule="auto"/>
-      </w:pPr>
-      <w:r>
-        <w:rPr>
-          <w:rFonts w:ascii="Consolas" w:hAnsi="Consolas"/>
-          <w:sz w:val="17"/>
-        </w:rPr>
-        <w:t xml:space="preserve">  --visitorn-source /path/to/inputs/VISIToRN \</w:t>
+        <w:t>source("tools/run_gmd.R")</w:t>
       </w:r>
     </w:p>
     <w:p>
@@ -2363,609 +2433,13 @@
           <w:rFonts w:ascii="Consolas" w:hAnsi="Consolas"/>
           <w:sz w:val="17"/>
         </w:rPr>
-        <w:t xml:space="preserve">  --mode symlink</w:t>
+        <w:t>run_gmd_workflow(getwd())</w:t>
       </w:r>
     </w:p>
     <w:p>
       <w:pPr/>
       <w:r>
-        <w:t xml:space="preserve">Source files must remain immutable during the experiment. Use </w:t>
-      </w:r>
-      <w:r>
-        <w:rPr>
-          <w:rFonts w:ascii="Consolas" w:hAnsi="Consolas"/>
-          <w:sz w:val="18"/>
-        </w:rPr>
-        <w:t>--mode copy</w:t>
-      </w:r>
-      <w:r>
-        <w:t xml:space="preserve"> for an independent input snapshot or when symlinks are unavailable. An existing target is refused. Partial preparations are not resumed automatically.</w:t>
-      </w:r>
-    </w:p>
-    <w:p>
-      <w:pPr/>
-      <w:r>
-        <w:t xml:space="preserve">Edit the configuration </w:t>
-      </w:r>
-      <w:r>
-        <w:rPr>
-          <w:b/>
-        </w:rPr>
-        <w:t>inside the new run directory</w:t>
-      </w:r>
-      <w:r>
-        <w:t>. Paths in an env file are relative to that file, not to the shell's current directory.</w:t>
-      </w:r>
-    </w:p>
-    <w:tbl>
-      <w:tblPr>
-        <w:tblStyle w:val="TableGrid"/>
-        <w:tblW w:type="auto" w:w="0"/>
-        <w:tblLayout w:type="fixed"/>
-        <w:tblLook w:firstColumn="1" w:firstRow="1" w:lastColumn="0" w:lastRow="0" w:noHBand="0" w:noVBand="1" w:val="04A0"/>
-      </w:tblPr>
-      <w:tblGrid>
-        <w:gridCol w:w="3024"/>
-        <w:gridCol w:w="6869"/>
-      </w:tblGrid>
-      <w:tr>
-        <w:trPr>
-          <w:cantSplit/>
-          <w:tblHeader/>
-        </w:trPr>
-        <w:tc>
-          <w:tcPr>
-            <w:tcW w:type="dxa" w:w="3024"/>
-          </w:tcPr>
-          <w:p>
-            <w:pPr>
-              <w:spacing w:after="80" w:before="60"/>
-            </w:pPr>
-            <w:r>
-              <w:rPr>
-                <w:b/>
-                <w:sz w:val="19"/>
-              </w:rPr>
-              <w:t>Setting</w:t>
-            </w:r>
-          </w:p>
-        </w:tc>
-        <w:tc>
-          <w:tcPr>
-            <w:tcW w:type="dxa" w:w="6869"/>
-          </w:tcPr>
-          <w:p>
-            <w:pPr>
-              <w:spacing w:after="80" w:before="60"/>
-            </w:pPr>
-            <w:r>
-              <w:rPr>
-                <w:b/>
-                <w:sz w:val="19"/>
-              </w:rPr>
-              <w:t>Meaning</w:t>
-            </w:r>
-          </w:p>
-        </w:tc>
-      </w:tr>
-      <w:tr>
-        <w:trPr>
-          <w:cantSplit/>
-        </w:trPr>
-        <w:tc>
-          <w:tcPr>
-            <w:tcW w:type="dxa" w:w="3024"/>
-          </w:tcPr>
-          <w:p>
-            <w:pPr>
-              <w:spacing w:after="80" w:before="60"/>
-            </w:pPr>
-            <w:r>
-              <w:rPr>
-                <w:sz w:val="19"/>
-              </w:rPr>
-            </w:r>
-            <w:r>
-              <w:rPr>
-                <w:rFonts w:ascii="Consolas" w:hAnsi="Consolas"/>
-                <w:sz w:val="17"/>
-              </w:rPr>
-              <w:t>RUN_ALL_COMBINATIONS=on</w:t>
-            </w:r>
-            <w:r>
-              <w:rPr>
-                <w:sz w:val="19"/>
-              </w:rPr>
-            </w:r>
-          </w:p>
-        </w:tc>
-        <w:tc>
-          <w:tcPr>
-            <w:tcW w:type="dxa" w:w="6869"/>
-          </w:tcPr>
-          <w:p>
-            <w:pPr>
-              <w:spacing w:after="80" w:before="60"/>
-            </w:pPr>
-            <w:r>
-              <w:rPr>
-                <w:sz w:val="19"/>
-              </w:rPr>
-              <w:t>Generate all registered combinations; the current registry has ten, not sixteen</w:t>
-            </w:r>
-          </w:p>
-        </w:tc>
-      </w:tr>
-      <w:tr>
-        <w:trPr>
-          <w:cantSplit/>
-        </w:trPr>
-        <w:tc>
-          <w:tcPr>
-            <w:tcW w:type="dxa" w:w="3024"/>
-          </w:tcPr>
-          <w:p>
-            <w:pPr>
-              <w:spacing w:after="80" w:before="60"/>
-            </w:pPr>
-            <w:r>
-              <w:rPr>
-                <w:sz w:val="19"/>
-              </w:rPr>
-            </w:r>
-            <w:r>
-              <w:rPr>
-                <w:rFonts w:ascii="Consolas" w:hAnsi="Consolas"/>
-                <w:sz w:val="17"/>
-              </w:rPr>
-              <w:t>RUN_SCENARIOS</w:t>
-            </w:r>
-            <w:r>
-              <w:rPr>
-                <w:sz w:val="19"/>
-              </w:rPr>
-            </w:r>
-          </w:p>
-        </w:tc>
-        <w:tc>
-          <w:tcPr>
-            <w:tcW w:type="dxa" w:w="6869"/>
-          </w:tcPr>
-          <w:p>
-            <w:pPr>
-              <w:spacing w:after="80" w:before="60"/>
-            </w:pPr>
-            <w:r>
-              <w:rPr>
-                <w:sz w:val="19"/>
-              </w:rPr>
-            </w:r>
-            <w:r>
-              <w:rPr>
-                <w:rFonts w:ascii="Consolas" w:hAnsi="Consolas"/>
-                <w:sz w:val="17"/>
-              </w:rPr>
-              <w:t>all</w:t>
-            </w:r>
-            <w:r>
-              <w:rPr>
-                <w:sz w:val="19"/>
-              </w:rPr>
-              <w:t xml:space="preserve"> or a list of generated IDs; </w:t>
-            </w:r>
-            <w:r>
-              <w:rPr>
-                <w:rFonts w:ascii="Consolas" w:hAnsi="Consolas"/>
-                <w:sz w:val="17"/>
-              </w:rPr>
-              <w:t>eight_cases.env</w:t>
-            </w:r>
-            <w:r>
-              <w:rPr>
-                <w:sz w:val="19"/>
-              </w:rPr>
-              <w:t xml:space="preserve"> selects the eight-case factorial</w:t>
-            </w:r>
-          </w:p>
-        </w:tc>
-      </w:tr>
-      <w:tr>
-        <w:trPr>
-          <w:cantSplit/>
-        </w:trPr>
-        <w:tc>
-          <w:tcPr>
-            <w:tcW w:type="dxa" w:w="3024"/>
-          </w:tcPr>
-          <w:p>
-            <w:pPr>
-              <w:spacing w:after="80" w:before="60"/>
-            </w:pPr>
-            <w:r>
-              <w:rPr>
-                <w:sz w:val="19"/>
-              </w:rPr>
-              <w:t xml:space="preserve">Four </w:t>
-            </w:r>
-            <w:r>
-              <w:rPr>
-                <w:rFonts w:ascii="Consolas" w:hAnsi="Consolas"/>
-                <w:sz w:val="17"/>
-              </w:rPr>
-              <w:t>SCENARIO_*</w:t>
-            </w:r>
-            <w:r>
-              <w:rPr>
-                <w:sz w:val="19"/>
-              </w:rPr>
-              <w:t xml:space="preserve"> switches</w:t>
-            </w:r>
-          </w:p>
-        </w:tc>
-        <w:tc>
-          <w:tcPr>
-            <w:tcW w:type="dxa" w:w="6869"/>
-          </w:tcPr>
-          <w:p>
-            <w:pPr>
-              <w:spacing w:after="80" w:before="60"/>
-            </w:pPr>
-            <w:r>
-              <w:rPr>
-                <w:sz w:val="19"/>
-              </w:rPr>
-              <w:t xml:space="preserve">Select one combination when run-all is off; set </w:t>
-            </w:r>
-            <w:r>
-              <w:rPr>
-                <w:rFonts w:ascii="Consolas" w:hAnsi="Consolas"/>
-                <w:sz w:val="17"/>
-              </w:rPr>
-              <w:t>RUN_SCENARIOS=all</w:t>
-            </w:r>
-            <w:r>
-              <w:rPr>
-                <w:sz w:val="19"/>
-              </w:rPr>
-            </w:r>
-          </w:p>
-        </w:tc>
-      </w:tr>
-      <w:tr>
-        <w:trPr>
-          <w:cantSplit/>
-        </w:trPr>
-        <w:tc>
-          <w:tcPr>
-            <w:tcW w:type="dxa" w:w="3024"/>
-          </w:tcPr>
-          <w:p>
-            <w:pPr>
-              <w:spacing w:after="80" w:before="60"/>
-            </w:pPr>
-            <w:r>
-              <w:rPr>
-                <w:sz w:val="19"/>
-              </w:rPr>
-            </w:r>
-            <w:r>
-              <w:rPr>
-                <w:rFonts w:ascii="Consolas" w:hAnsi="Consolas"/>
-                <w:sz w:val="17"/>
-              </w:rPr>
-              <w:t>YEARS</w:t>
-            </w:r>
-            <w:r>
-              <w:rPr>
-                <w:sz w:val="19"/>
-              </w:rPr>
-            </w:r>
-          </w:p>
-        </w:tc>
-        <w:tc>
-          <w:tcPr>
-            <w:tcW w:type="dxa" w:w="6869"/>
-          </w:tcPr>
-          <w:p>
-            <w:pPr>
-              <w:spacing w:after="80" w:before="60"/>
-            </w:pPr>
-            <w:r>
-              <w:rPr>
-                <w:sz w:val="19"/>
-              </w:rPr>
-              <w:t>Future calculation years; default 2030, 2050, 2100</w:t>
-            </w:r>
-          </w:p>
-        </w:tc>
-      </w:tr>
-      <w:tr>
-        <w:trPr>
-          <w:cantSplit/>
-        </w:trPr>
-        <w:tc>
-          <w:tcPr>
-            <w:tcW w:type="dxa" w:w="3024"/>
-          </w:tcPr>
-          <w:p>
-            <w:pPr>
-              <w:spacing w:after="80" w:before="60"/>
-            </w:pPr>
-            <w:r>
-              <w:rPr>
-                <w:sz w:val="19"/>
-              </w:rPr>
-            </w:r>
-            <w:r>
-              <w:rPr>
-                <w:rFonts w:ascii="Consolas" w:hAnsi="Consolas"/>
-                <w:sz w:val="17"/>
-              </w:rPr>
-              <w:t>SUMMARY_REFERENCE_YEAR</w:t>
-            </w:r>
-            <w:r>
-              <w:rPr>
-                <w:sz w:val="19"/>
-              </w:rPr>
-            </w:r>
-          </w:p>
-        </w:tc>
-        <w:tc>
-          <w:tcPr>
-            <w:tcW w:type="dxa" w:w="6869"/>
-          </w:tcPr>
-          <w:p>
-            <w:pPr>
-              <w:spacing w:after="80" w:before="60"/>
-            </w:pPr>
-            <w:r>
-              <w:rPr>
-                <w:sz w:val="19"/>
-              </w:rPr>
-              <w:t>Shared 2010 Baseline reference</w:t>
-            </w:r>
-          </w:p>
-        </w:tc>
-      </w:tr>
-      <w:tr>
-        <w:trPr>
-          <w:cantSplit/>
-        </w:trPr>
-        <w:tc>
-          <w:tcPr>
-            <w:tcW w:type="dxa" w:w="3024"/>
-          </w:tcPr>
-          <w:p>
-            <w:pPr>
-              <w:spacing w:after="80" w:before="60"/>
-            </w:pPr>
-            <w:r>
-              <w:rPr>
-                <w:sz w:val="19"/>
-              </w:rPr>
-            </w:r>
-            <w:r>
-              <w:rPr>
-                <w:rFonts w:ascii="Consolas" w:hAnsi="Consolas"/>
-                <w:sz w:val="17"/>
-              </w:rPr>
-              <w:t>OUTPUT_DIR</w:t>
-            </w:r>
-            <w:r>
-              <w:rPr>
-                <w:sz w:val="19"/>
-              </w:rPr>
-            </w:r>
-          </w:p>
-        </w:tc>
-        <w:tc>
-          <w:tcPr>
-            <w:tcW w:type="dxa" w:w="6869"/>
-          </w:tcPr>
-          <w:p>
-            <w:pPr>
-              <w:spacing w:after="80" w:before="60"/>
-            </w:pPr>
-            <w:r>
-              <w:rPr>
-                <w:sz w:val="19"/>
-              </w:rPr>
-              <w:t>Saved calculation directory; use a new directory for changed inputs</w:t>
-            </w:r>
-          </w:p>
-        </w:tc>
-      </w:tr>
-      <w:tr>
-        <w:trPr>
-          <w:cantSplit/>
-        </w:trPr>
-        <w:tc>
-          <w:tcPr>
-            <w:tcW w:type="dxa" w:w="3024"/>
-          </w:tcPr>
-          <w:p>
-            <w:pPr>
-              <w:spacing w:after="80" w:before="60"/>
-            </w:pPr>
-            <w:r>
-              <w:rPr>
-                <w:sz w:val="19"/>
-              </w:rPr>
-            </w:r>
-            <w:r>
-              <w:rPr>
-                <w:rFonts w:ascii="Consolas" w:hAnsi="Consolas"/>
-                <w:sz w:val="17"/>
-              </w:rPr>
-              <w:t>PLOT_SCENARIOS</w:t>
-            </w:r>
-            <w:r>
-              <w:rPr>
-                <w:sz w:val="19"/>
-              </w:rPr>
-              <w:t xml:space="preserve">, </w:t>
-            </w:r>
-            <w:r>
-              <w:rPr>
-                <w:rFonts w:ascii="Consolas" w:hAnsi="Consolas"/>
-                <w:sz w:val="17"/>
-              </w:rPr>
-              <w:t>PLOT_YEARS</w:t>
-            </w:r>
-            <w:r>
-              <w:rPr>
-                <w:sz w:val="19"/>
-              </w:rPr>
-            </w:r>
-          </w:p>
-        </w:tc>
-        <w:tc>
-          <w:tcPr>
-            <w:tcW w:type="dxa" w:w="6869"/>
-          </w:tcPr>
-          <w:p>
-            <w:pPr>
-              <w:spacing w:after="80" w:before="60"/>
-            </w:pPr>
-            <w:r>
-              <w:rPr>
-                <w:sz w:val="19"/>
-              </w:rPr>
-              <w:t>Independently select saved cases/years for plotting</w:t>
-            </w:r>
-          </w:p>
-        </w:tc>
-      </w:tr>
-    </w:tbl>
-    <w:p>
-      <w:pPr>
-        <w:spacing w:after="0"/>
-      </w:pPr>
-    </w:p>
-    <w:p>
-      <w:pPr>
-        <w:keepNext/>
-        <w:spacing w:after="0" w:line="240" w:lineRule="auto"/>
-      </w:pPr>
-      <w:r>
-        <w:rPr>
-          <w:rFonts w:ascii="Consolas" w:hAnsi="Consolas"/>
-          <w:sz w:val="17"/>
-        </w:rPr>
-        <w:t>cd /path/to/new_run</w:t>
-      </w:r>
-    </w:p>
-    <w:p>
-      <w:pPr>
-        <w:keepNext/>
-        <w:spacing w:after="0" w:line="240" w:lineRule="auto"/>
-      </w:pPr>
-      <w:r>
-        <w:rPr>
-          <w:rFonts w:ascii="Consolas" w:hAnsi="Consolas"/>
-          <w:sz w:val="17"/>
-        </w:rPr>
-        <w:t>export GAMS_DIR=/path/to/gams</w:t>
-      </w:r>
-    </w:p>
-    <w:p>
-      <w:pPr>
-        <w:keepNext/>
-        <w:spacing w:after="0" w:line="240" w:lineRule="auto"/>
-      </w:pPr>
-      <w:r>
-        <w:rPr>
-          <w:rFonts w:ascii="Consolas" w:hAnsi="Consolas"/>
-          <w:sz w:val="17"/>
-        </w:rPr>
-        <w:t>bash run_stage.sh preflight</w:t>
-      </w:r>
-    </w:p>
-    <w:p>
-      <w:pPr>
-        <w:keepNext w:val="0"/>
-        <w:spacing w:after="140" w:line="240" w:lineRule="auto"/>
-      </w:pPr>
-      <w:r>
-        <w:rPr>
-          <w:rFonts w:ascii="Consolas" w:hAnsi="Consolas"/>
-          <w:sz w:val="17"/>
-        </w:rPr>
-        <w:t>bash run_stage.sh calculate</w:t>
-      </w:r>
-    </w:p>
-    <w:p>
-      <w:pPr/>
-      <w:r>
-        <w:t xml:space="preserve">The launcher defaults to </w:t>
-      </w:r>
-      <w:r>
-        <w:rPr>
-          <w:rFonts w:ascii="Consolas" w:hAnsi="Consolas"/>
-          <w:sz w:val="18"/>
-        </w:rPr>
-        <w:t>eight_cases.env</w:t>
-      </w:r>
-      <w:r>
-        <w:t>. To use all ten registered cases:</w:t>
-      </w:r>
-    </w:p>
-    <w:p>
-      <w:pPr>
-        <w:keepNext/>
-        <w:spacing w:after="0" w:line="240" w:lineRule="auto"/>
-      </w:pPr>
-      <w:r>
-        <w:rPr>
-          <w:rFonts w:ascii="Consolas" w:hAnsi="Consolas"/>
-          <w:sz w:val="17"/>
-        </w:rPr>
-        <w:t>bash run_stage.sh preflight NflowModel/scenario/scenario_config.env</w:t>
-      </w:r>
-    </w:p>
-    <w:p>
-      <w:pPr>
-        <w:keepNext w:val="0"/>
-        <w:spacing w:after="140" w:line="240" w:lineRule="auto"/>
-      </w:pPr>
-      <w:r>
-        <w:rPr>
-          <w:rFonts w:ascii="Consolas" w:hAnsi="Consolas"/>
-          <w:sz w:val="17"/>
-        </w:rPr>
-        <w:t>bash run_stage.sh calculate NflowModel/scenario/scenario_config.env</w:t>
-      </w:r>
-    </w:p>
-    <w:p>
-      <w:pPr/>
-      <w:r>
-        <w:t xml:space="preserve">On PBS, adapt </w:t>
-      </w:r>
-      <w:r>
-        <w:rPr>
-          <w:rFonts w:ascii="Consolas" w:hAnsi="Consolas"/>
-          <w:sz w:val="18"/>
-        </w:rPr>
-        <w:t>scenario_workflow/job_example.pbs</w:t>
-      </w:r>
-      <w:r>
-        <w:t xml:space="preserve"> and submit a stage, for example </w:t>
-      </w:r>
-      <w:r>
-        <w:rPr>
-          <w:rFonts w:ascii="Consolas" w:hAnsi="Consolas"/>
-          <w:sz w:val="18"/>
-        </w:rPr>
-        <w:t>qsub -v WORKSPACE=/path/to/new_run,STAGE=calculate,GAMS_DIR=/path/to/gams job_example.pbs</w:t>
-      </w:r>
-      <w:r>
-        <w:t>. Node and queue names are site-specific. The package never submits jobs itself.</w:t>
-      </w:r>
-    </w:p>
-    <w:p>
-      <w:pPr/>
-      <w:r>
-        <w:t>Unsupported AP combinations with CM or DFW fail explicitly. They need their own upstream inputs before registry expansion. A sixteen-case analysis is not yet available. No Nflow-to-GEOS-Chem feedback experiment is launched by these scripts.</w:t>
+        <w:t>A successful process exit means the requested stages finished, not that their scientific results have been validated. Check the products listed below. The workflow does not automatically resume an interrupted R session.</w:t>
       </w:r>
     </w:p>
     <w:p>
@@ -2973,174 +2447,181 @@
         <w:pStyle w:val="Heading1"/>
       </w:pPr>
       <w:r>
-        <w:t>6 Plot saved results and calculate river loads</w:t>
+        <w:t>5 Locate and check the results</w:t>
       </w:r>
     </w:p>
     <w:p>
       <w:pPr/>
       <w:r>
-        <w:t>After successful Nflow calculation, plotting is a separate stage:</w:t>
+        <w:t xml:space="preserve">Agricultural products in </w:t>
+      </w:r>
+      <w:r>
+        <w:rPr>
+          <w:rFonts w:ascii="Consolas" w:hAnsi="Consolas"/>
+          <w:sz w:val="18"/>
+        </w:rPr>
+        <w:t>NflowModel/output/</w:t>
+      </w:r>
+      <w:r>
+        <w:t xml:space="preserve"> include </w:t>
+      </w:r>
+      <w:r>
+        <w:rPr>
+          <w:rFonts w:ascii="Consolas" w:hAnsi="Consolas"/>
+          <w:sz w:val="18"/>
+        </w:rPr>
+        <w:t>Result.csv</w:t>
+      </w:r>
+      <w:r>
+        <w:t xml:space="preserve">, </w:t>
+      </w:r>
+      <w:r>
+        <w:rPr>
+          <w:rFonts w:ascii="Consolas" w:hAnsi="Consolas"/>
+          <w:sz w:val="18"/>
+        </w:rPr>
+        <w:t>OUTgas_species.csv</w:t>
+      </w:r>
+      <w:r>
+        <w:t xml:space="preserve">, </w:t>
+      </w:r>
+      <w:r>
+        <w:rPr>
+          <w:rFonts w:ascii="Consolas" w:hAnsi="Consolas"/>
+          <w:sz w:val="18"/>
+        </w:rPr>
+        <w:t>OUTgas_species_17regions.csv</w:t>
+      </w:r>
+      <w:r>
+        <w:t xml:space="preserve">, </w:t>
+      </w:r>
+      <w:r>
+        <w:rPr>
+          <w:rFonts w:ascii="Consolas" w:hAnsi="Consolas"/>
+          <w:sz w:val="18"/>
+        </w:rPr>
+        <w:t>OUTgas_species_summary.csv</w:t>
+      </w:r>
+      <w:r>
+        <w:t xml:space="preserve"> and </w:t>
+      </w:r>
+      <w:r>
+        <w:rPr>
+          <w:rFonts w:ascii="Consolas" w:hAnsi="Consolas"/>
+          <w:sz w:val="18"/>
+        </w:rPr>
+        <w:t>OUTgas_species_validation.csv</w:t>
+      </w:r>
+      <w:r>
+        <w:t xml:space="preserve">. Copies of the main tables are also written to </w:t>
+      </w:r>
+      <w:r>
+        <w:rPr>
+          <w:rFonts w:ascii="Consolas" w:hAnsi="Consolas"/>
+          <w:sz w:val="18"/>
+        </w:rPr>
+        <w:t>NflowModel/data/</w:t>
+      </w:r>
+      <w:r>
+        <w:t xml:space="preserve">. Check that </w:t>
+      </w:r>
+      <w:r>
+        <w:rPr>
+          <w:rFonts w:ascii="Consolas" w:hAnsi="Consolas"/>
+          <w:sz w:val="18"/>
+        </w:rPr>
+        <w:t>Result.csv</w:t>
+      </w:r>
+      <w:r>
+        <w:t xml:space="preserve"> contains all seven main case labels: </w:t>
+      </w:r>
+      <w:r>
+        <w:rPr>
+          <w:rFonts w:ascii="Consolas" w:hAnsi="Consolas"/>
+          <w:sz w:val="18"/>
+        </w:rPr>
+        <w:t>Base2010</w:t>
+      </w:r>
+      <w:r>
+        <w:t xml:space="preserve">, </w:t>
+      </w:r>
+      <w:r>
+        <w:rPr>
+          <w:rFonts w:ascii="Consolas" w:hAnsi="Consolas"/>
+          <w:sz w:val="18"/>
+        </w:rPr>
+        <w:t>Base2030</w:t>
+      </w:r>
+      <w:r>
+        <w:t xml:space="preserve">, </w:t>
+      </w:r>
+      <w:r>
+        <w:rPr>
+          <w:rFonts w:ascii="Consolas" w:hAnsi="Consolas"/>
+          <w:sz w:val="18"/>
+        </w:rPr>
+        <w:t>Base2050</w:t>
+      </w:r>
+      <w:r>
+        <w:t xml:space="preserve">, </w:t>
+      </w:r>
+      <w:r>
+        <w:rPr>
+          <w:rFonts w:ascii="Consolas" w:hAnsi="Consolas"/>
+          <w:sz w:val="18"/>
+        </w:rPr>
+        <w:t>Base2100</w:t>
+      </w:r>
+      <w:r>
+        <w:t xml:space="preserve">, </w:t>
+      </w:r>
+      <w:r>
+        <w:rPr>
+          <w:rFonts w:ascii="Consolas" w:hAnsi="Consolas"/>
+          <w:sz w:val="18"/>
+        </w:rPr>
+        <w:t>Mit2030</w:t>
+      </w:r>
+      <w:r>
+        <w:t xml:space="preserve">, </w:t>
+      </w:r>
+      <w:r>
+        <w:rPr>
+          <w:rFonts w:ascii="Consolas" w:hAnsi="Consolas"/>
+          <w:sz w:val="18"/>
+        </w:rPr>
+        <w:t>Mit2050</w:t>
+      </w:r>
+      <w:r>
+        <w:t xml:space="preserve"> and </w:t>
+      </w:r>
+      <w:r>
+        <w:rPr>
+          <w:rFonts w:ascii="Consolas" w:hAnsi="Consolas"/>
+          <w:sz w:val="18"/>
+        </w:rPr>
+        <w:t>Mit2100</w:t>
+      </w:r>
+      <w:r>
+        <w:t>.</w:t>
       </w:r>
     </w:p>
     <w:p>
       <w:pPr>
         <w:keepNext/>
-        <w:spacing w:after="0" w:line="240" w:lineRule="auto"/>
       </w:pPr>
       <w:r>
-        <w:rPr>
-          <w:rFonts w:ascii="Consolas" w:hAnsi="Consolas"/>
-          <w:sz w:val="17"/>
-        </w:rPr>
-        <w:t>bash run_stage.sh plot</w:t>
-      </w:r>
-    </w:p>
-    <w:p>
-      <w:pPr>
-        <w:keepNext/>
-        <w:spacing w:after="0" w:line="240" w:lineRule="auto"/>
-      </w:pPr>
-      <w:r>
-        <w:rPr>
-          <w:rFonts w:ascii="Consolas" w:hAnsi="Consolas"/>
-          <w:sz w:val="17"/>
-        </w:rPr>
-        <w:t># For ten cases, pass the same ten-case configuration as the second argument.</w:t>
-      </w:r>
-    </w:p>
-    <w:p>
-      <w:pPr>
-        <w:keepNext/>
-        <w:spacing w:after="0" w:line="240" w:lineRule="auto"/>
-      </w:pPr>
-      <w:r>
-        <w:rPr>
-          <w:rFonts w:ascii="Consolas" w:hAnsi="Consolas"/>
-          <w:sz w:val="17"/>
-        </w:rPr>
-        <w:t>bash run_stage.sh natural</w:t>
-      </w:r>
-    </w:p>
-    <w:p>
-      <w:pPr>
-        <w:keepNext/>
-        <w:spacing w:after="0" w:line="240" w:lineRule="auto"/>
-      </w:pPr>
-      <w:r>
-        <w:rPr>
-          <w:rFonts w:ascii="Consolas" w:hAnsi="Consolas"/>
-          <w:sz w:val="17"/>
-        </w:rPr>
-        <w:t>bash run_stage.sh route</w:t>
-      </w:r>
-    </w:p>
-    <w:p>
-      <w:pPr>
-        <w:keepNext w:val="0"/>
-        <w:spacing w:after="140" w:line="240" w:lineRule="auto"/>
-      </w:pPr>
-      <w:r>
-        <w:rPr>
-          <w:rFonts w:ascii="Consolas" w:hAnsi="Consolas"/>
-          <w:sz w:val="17"/>
-        </w:rPr>
-        <w:t>bash run_stage.sh compare</w:t>
-      </w:r>
-    </w:p>
-    <w:p>
-      <w:pPr/>
-      <w:r/>
+        <w:t xml:space="preserve">Representative figures in </w:t>
+      </w:r>
       <w:r>
         <w:rPr>
           <w:rFonts w:ascii="Consolas" w:hAnsi="Consolas"/>
           <w:sz w:val="18"/>
         </w:rPr>
-        <w:t>plot</w:t>
-      </w:r>
-      <w:r>
-        <w:t xml:space="preserve"> reads completed Nflow outputs. Change only plotting switches to redraw without recalculating. Global input/output comparisons default to future years; river comparisons retain the common 2010 Baseline and show 2010, 2030, 2050 and 2100. River-load figures use Tg N per year; some intermediate tables retain explicitly named Gg/kg columns.</w:t>
-      </w:r>
-    </w:p>
-    <w:p>
-      <w:pPr/>
-      <w:r/>
-      <w:r>
-        <w:rPr>
-          <w:rFonts w:ascii="Consolas" w:hAnsi="Consolas"/>
-          <w:sz w:val="18"/>
-        </w:rPr>
-        <w:t>natural</w:t>
-      </w:r>
-      <w:r>
-        <w:t xml:space="preserve"> prepares scenario-specific natural-leaching arrays from VISIT fluxes and PLUM land use for 2010 and the three future years. It does not run VISIT. </w:t>
-      </w:r>
-      <w:r>
-        <w:rPr>
-          <w:rFonts w:ascii="Consolas" w:hAnsi="Consolas"/>
-          <w:sz w:val="18"/>
-        </w:rPr>
-        <w:t>route</w:t>
-      </w:r>
-      <w:r>
-        <w:t xml:space="preserve"> runs VISIToRN for all completed cases in the experiment; it uses fixed calibrated parameters, not a new MCMC fit. </w:t>
-      </w:r>
-      <w:r>
-        <w:rPr>
-          <w:rFonts w:ascii="Consolas" w:hAnsi="Consolas"/>
-          <w:sz w:val="18"/>
-        </w:rPr>
-        <w:t>compare</w:t>
-      </w:r>
-      <w:r>
-        <w:t xml:space="preserve"> redraws comparisons from existing river results. The stage wrapper's routing/natural stages do not read the env file's plotting selection. For subsets or custom years, invoke the R entry points directly:</w:t>
-      </w:r>
-    </w:p>
-    <w:p>
-      <w:pPr>
-        <w:keepNext/>
-        <w:spacing w:after="0" w:line="240" w:lineRule="auto"/>
-      </w:pPr>
-      <w:r>
-        <w:rPr>
-          <w:rFonts w:ascii="Consolas" w:hAnsi="Consolas"/>
-          <w:sz w:val="17"/>
-        </w:rPr>
-        <w:t>Rscript VISIToRN/scenario/run_visitorn_scenarios.R \</w:t>
-      </w:r>
-    </w:p>
-    <w:p>
-      <w:pPr>
-        <w:keepNext w:val="0"/>
-        <w:spacing w:after="140" w:line="240" w:lineRule="auto"/>
-      </w:pPr>
-      <w:r>
-        <w:rPr>
-          <w:rFonts w:ascii="Consolas" w:hAnsi="Consolas"/>
-          <w:sz w:val="17"/>
-        </w:rPr>
-        <w:t xml:space="preserve">  --scenarios baseline,500c --years all --comparison-only on</w:t>
-      </w:r>
-    </w:p>
-    <w:p>
-      <w:pPr/>
-      <w:r>
-        <w:t xml:space="preserve">Keep the Baseline result available for 2010 reference and basin ranking. The wrapper is configured for the default </w:t>
-      </w:r>
-      <w:r>
-        <w:rPr>
-          <w:rFonts w:ascii="Consolas" w:hAnsi="Consolas"/>
-          <w:sz w:val="18"/>
-        </w:rPr>
-        <w:t>_No</w:t>
-      </w:r>
-      <w:r>
-        <w:t>, NMIP3 experiment and years; advanced input-family experiments require corresponding natural-input settings.</w:t>
-      </w:r>
-    </w:p>
-    <w:p>
-      <w:pPr/>
-      <w:r>
-        <w:t>Saved products include:</w:t>
+        <w:t>NflowModel/output/</w:t>
+      </w:r>
+      <w:r>
+        <w:t xml:space="preserve"> are:</w:t>
       </w:r>
     </w:p>
     <w:p>
@@ -3153,20 +2634,10 @@
           <w:rFonts w:ascii="Consolas" w:hAnsi="Consolas"/>
           <w:sz w:val="18"/>
         </w:rPr>
-        <w:t>NflowModel/output/scenarios/&lt;id&gt;/</w:t>
-      </w:r>
-      <w:r>
-        <w:t xml:space="preserve">: summaries, per-year R data, grid emission/audit tables, resolved inputs, manifest and </w:t>
-      </w:r>
-      <w:r>
-        <w:rPr>
-          <w:rFonts w:ascii="Consolas" w:hAnsi="Consolas"/>
-          <w:sz w:val="18"/>
-        </w:rPr>
-        <w:t>completion.csv</w:t>
-      </w:r>
-      <w:r>
-        <w:t>.</w:t>
+        <w:t>plot1_finalrep.png</w:t>
+      </w:r>
+      <w:r>
+        <w:t>: global nitrogen flows.</w:t>
       </w:r>
     </w:p>
     <w:p>
@@ -3179,10 +2650,20 @@
           <w:rFonts w:ascii="Consolas" w:hAnsi="Consolas"/>
           <w:sz w:val="18"/>
         </w:rPr>
-        <w:t>VISIToRN/Data_pd/natural_by_landuse/</w:t>
-      </w:r>
-      <w:r>
-        <w:t>: new natural-input caches and metadata.</w:t>
+        <w:t>Input_17_stacked_components.png</w:t>
+      </w:r>
+      <w:r>
+        <w:t xml:space="preserve"> and </w:t>
+      </w:r>
+      <w:r>
+        <w:rPr>
+          <w:rFonts w:ascii="Consolas" w:hAnsi="Consolas"/>
+          <w:sz w:val="18"/>
+        </w:rPr>
+        <w:t>Input_17_stacked_components_500C.png</w:t>
+      </w:r>
+      <w:r>
+        <w:t>: regional nitrogen inputs.</w:t>
       </w:r>
     </w:p>
     <w:p>
@@ -3195,10 +2676,20 @@
           <w:rFonts w:ascii="Consolas" w:hAnsi="Consolas"/>
           <w:sz w:val="18"/>
         </w:rPr>
-        <w:t>VISIToRN/output/scenarios/&lt;id&gt;/</w:t>
-      </w:r>
-      <w:r>
-        <w:t>: routing data, tables and per-case figures.</w:t>
+        <w:t>Output_17_finalrep.png</w:t>
+      </w:r>
+      <w:r>
+        <w:t xml:space="preserve"> and </w:t>
+      </w:r>
+      <w:r>
+        <w:rPr>
+          <w:rFonts w:ascii="Consolas" w:hAnsi="Consolas"/>
+          <w:sz w:val="18"/>
+        </w:rPr>
+        <w:t>Output_17_finalrep_500C.png</w:t>
+      </w:r>
+      <w:r>
+        <w:t>: regional nitrogen outputs.</w:t>
       </w:r>
     </w:p>
     <w:p>
@@ -3211,16 +2702,320 @@
           <w:rFonts w:ascii="Consolas" w:hAnsi="Consolas"/>
           <w:sz w:val="18"/>
         </w:rPr>
-        <w:t>VISIToRN/output/comparisons/&lt;selection&gt;/</w:t>
-      </w:r>
-      <w:r>
-        <w:t>: global and basin comparisons.</w:t>
+        <w:t>Input_combined_rev.png</w:t>
+      </w:r>
+      <w:r>
+        <w:t xml:space="preserve"> and </w:t>
+      </w:r>
+      <w:r>
+        <w:rPr>
+          <w:rFonts w:ascii="Consolas" w:hAnsi="Consolas"/>
+          <w:sz w:val="18"/>
+        </w:rPr>
+        <w:t>Outgas_combined.png</w:t>
+      </w:r>
+      <w:r>
+        <w:t>: spatial input and gaseous-loss comparisons.</w:t>
+      </w:r>
+    </w:p>
+    <w:p>
+      <w:pPr>
+        <w:pStyle w:val="ListBullet"/>
+      </w:pPr>
+      <w:r/>
+      <w:r>
+        <w:rPr>
+          <w:rFonts w:ascii="Consolas" w:hAnsi="Consolas"/>
+          <w:sz w:val="18"/>
+        </w:rPr>
+        <w:t>NH3_emiRegion_2010.png</w:t>
+      </w:r>
+      <w:r>
+        <w:t xml:space="preserve"> and </w:t>
+      </w:r>
+      <w:r>
+        <w:rPr>
+          <w:rFonts w:ascii="Consolas" w:hAnsi="Consolas"/>
+          <w:sz w:val="18"/>
+        </w:rPr>
+        <w:t>NH3_emiRegion_2020.png</w:t>
+      </w:r>
+      <w:r>
+        <w:t>: regional ammonia-emission comparisons.</w:t>
       </w:r>
     </w:p>
     <w:p>
       <w:pPr/>
       <w:r>
-        <w:t>Nflow refuses a non-empty case output directory. Use a fresh output directory for recalculation; do not delete completion records merely to reuse old outputs. The staging hash check detects changed inputs. VISIToRN's resume checks also compare source signatures. A scheduler exit alone is not scientific validation: check completion records, every requested case/year, units, input provenance and the resulting mass balances before using results.</w:t>
+        <w:t xml:space="preserve">River products use the </w:t>
+      </w:r>
+      <w:r>
+        <w:rPr>
+          <w:rFonts w:ascii="Consolas" w:hAnsi="Consolas"/>
+          <w:sz w:val="18"/>
+        </w:rPr>
+        <w:t>_NMIP3</w:t>
+      </w:r>
+      <w:r>
+        <w:t xml:space="preserve"> suffix, because </w:t>
+      </w:r>
+      <w:r>
+        <w:rPr>
+          <w:rFonts w:ascii="Consolas" w:hAnsi="Consolas"/>
+          <w:sz w:val="18"/>
+        </w:rPr>
+        <w:t>NMIP3 = TRUE</w:t>
+      </w:r>
+      <w:r>
+        <w:t xml:space="preserve"> is retained. In </w:t>
+      </w:r>
+      <w:r>
+        <w:rPr>
+          <w:rFonts w:ascii="Consolas" w:hAnsi="Consolas"/>
+          <w:sz w:val="18"/>
+        </w:rPr>
+        <w:t>VISIToRN/output/</w:t>
+      </w:r>
+      <w:r>
+        <w:t xml:space="preserve">, check </w:t>
+      </w:r>
+      <w:r>
+        <w:rPr>
+          <w:rFonts w:ascii="Consolas" w:hAnsi="Consolas"/>
+          <w:sz w:val="18"/>
+        </w:rPr>
+        <w:t>Obs_compare_NMIP3.png</w:t>
+      </w:r>
+      <w:r>
+        <w:t xml:space="preserve">, </w:t>
+      </w:r>
+      <w:r>
+        <w:rPr>
+          <w:rFonts w:ascii="Consolas" w:hAnsi="Consolas"/>
+          <w:sz w:val="18"/>
+        </w:rPr>
+        <w:t>River_Nload_top14_NMIP3.png</w:t>
+      </w:r>
+      <w:r>
+        <w:t xml:space="preserve">, and the seven </w:t>
+      </w:r>
+      <w:r>
+        <w:rPr>
+          <w:rFonts w:ascii="Consolas" w:hAnsi="Consolas"/>
+          <w:sz w:val="18"/>
+        </w:rPr>
+        <w:t>C_fw_analysis_&lt;case&gt;_NMIP3.rdat</w:t>
+      </w:r>
+      <w:r>
+        <w:t xml:space="preserve"> and </w:t>
+      </w:r>
+      <w:r>
+        <w:rPr>
+          <w:rFonts w:ascii="Consolas" w:hAnsi="Consolas"/>
+          <w:sz w:val="18"/>
+        </w:rPr>
+        <w:t>C_fw_summary_&lt;case&gt;_NMIP3.csv</w:t>
+      </w:r>
+      <w:r>
+        <w:t xml:space="preserve"> pairs. Here, </w:t>
+      </w:r>
+      <w:r>
+        <w:rPr>
+          <w:rFonts w:ascii="Consolas" w:hAnsi="Consolas"/>
+          <w:sz w:val="18"/>
+        </w:rPr>
+        <w:t>&lt;case&gt;</w:t>
+      </w:r>
+      <w:r>
+        <w:t xml:space="preserve"> is </w:t>
+      </w:r>
+      <w:r>
+        <w:rPr>
+          <w:rFonts w:ascii="Consolas" w:hAnsi="Consolas"/>
+          <w:sz w:val="18"/>
+        </w:rPr>
+        <w:t>2010</w:t>
+      </w:r>
+      <w:r>
+        <w:t xml:space="preserve">, </w:t>
+      </w:r>
+      <w:r>
+        <w:rPr>
+          <w:rFonts w:ascii="Consolas" w:hAnsi="Consolas"/>
+          <w:sz w:val="18"/>
+        </w:rPr>
+        <w:t>2030</w:t>
+      </w:r>
+      <w:r>
+        <w:t xml:space="preserve">, </w:t>
+      </w:r>
+      <w:r>
+        <w:rPr>
+          <w:rFonts w:ascii="Consolas" w:hAnsi="Consolas"/>
+          <w:sz w:val="18"/>
+        </w:rPr>
+        <w:t>2050</w:t>
+      </w:r>
+      <w:r>
+        <w:t xml:space="preserve">, </w:t>
+      </w:r>
+      <w:r>
+        <w:rPr>
+          <w:rFonts w:ascii="Consolas" w:hAnsi="Consolas"/>
+          <w:sz w:val="18"/>
+        </w:rPr>
+        <w:t>2100</w:t>
+      </w:r>
+      <w:r>
+        <w:t xml:space="preserve">, </w:t>
+      </w:r>
+      <w:r>
+        <w:rPr>
+          <w:rFonts w:ascii="Consolas" w:hAnsi="Consolas"/>
+          <w:sz w:val="18"/>
+        </w:rPr>
+        <w:t>2030mit</w:t>
+      </w:r>
+      <w:r>
+        <w:t xml:space="preserve">, </w:t>
+      </w:r>
+      <w:r>
+        <w:rPr>
+          <w:rFonts w:ascii="Consolas" w:hAnsi="Consolas"/>
+          <w:sz w:val="18"/>
+        </w:rPr>
+        <w:t>2050mit</w:t>
+      </w:r>
+      <w:r>
+        <w:t xml:space="preserve"> or </w:t>
+      </w:r>
+      <w:r>
+        <w:rPr>
+          <w:rFonts w:ascii="Consolas" w:hAnsi="Consolas"/>
+          <w:sz w:val="18"/>
+        </w:rPr>
+        <w:t>2100mit</w:t>
+      </w:r>
+      <w:r>
+        <w:t xml:space="preserve">. Observation-comparison metrics are saved separately as </w:t>
+      </w:r>
+      <w:r>
+        <w:rPr>
+          <w:rFonts w:ascii="Consolas" w:hAnsi="Consolas"/>
+          <w:sz w:val="18"/>
+        </w:rPr>
+        <w:t>VISIToRN/obs_compare_metrics_NMIP3.rdat</w:t>
+      </w:r>
+      <w:r>
+        <w:t>.</w:t>
+      </w:r>
+    </w:p>
+    <w:p>
+      <w:pPr/>
+      <w:r>
+        <w:t xml:space="preserve">Aggregated river loads are saved as </w:t>
+      </w:r>
+      <w:r>
+        <w:rPr>
+          <w:rFonts w:ascii="Consolas" w:hAnsi="Consolas"/>
+          <w:sz w:val="18"/>
+        </w:rPr>
+        <w:t>df_river_all_NMIP3.rdat</w:t>
+      </w:r>
+      <w:r>
+        <w:t xml:space="preserve"> and </w:t>
+      </w:r>
+      <w:r>
+        <w:rPr>
+          <w:rFonts w:ascii="Consolas" w:hAnsi="Consolas"/>
+          <w:sz w:val="18"/>
+        </w:rPr>
+        <w:t>df_river_all_mit_NMIP3.rdat</w:t>
+      </w:r>
+      <w:r>
+        <w:t xml:space="preserve"> in </w:t>
+      </w:r>
+      <w:r>
+        <w:rPr>
+          <w:rFonts w:ascii="Consolas" w:hAnsi="Consolas"/>
+          <w:sz w:val="18"/>
+        </w:rPr>
+        <w:t>VISIToRN/Data_pd/</w:t>
+      </w:r>
+      <w:r>
+        <w:t xml:space="preserve">. Decomposition writes </w:t>
+      </w:r>
+      <w:r>
+        <w:rPr>
+          <w:rFonts w:ascii="Consolas" w:hAnsi="Consolas"/>
+          <w:sz w:val="18"/>
+        </w:rPr>
+        <w:t>df_Nload_factor_decomposition_LMDI_summary.csv</w:t>
+      </w:r>
+      <w:r>
+        <w:t xml:space="preserve"> and </w:t>
+      </w:r>
+      <w:r>
+        <w:rPr>
+          <w:rFonts w:ascii="Consolas" w:hAnsi="Consolas"/>
+          <w:sz w:val="18"/>
+        </w:rPr>
+        <w:t>df_Nload_factor_decomposition_LMDI_long.csv</w:t>
+      </w:r>
+      <w:r>
+        <w:t xml:space="preserve"> there, and writes </w:t>
+      </w:r>
+      <w:r>
+        <w:rPr>
+          <w:rFonts w:ascii="Consolas" w:hAnsi="Consolas"/>
+          <w:sz w:val="18"/>
+        </w:rPr>
+        <w:t>LMDI_Nload_decomposition_BaU_top14_absNload2010.png</w:t>
+      </w:r>
+      <w:r>
+        <w:t xml:space="preserve"> and its </w:t>
+      </w:r>
+      <w:r>
+        <w:rPr>
+          <w:rFonts w:ascii="Consolas" w:hAnsi="Consolas"/>
+          <w:sz w:val="18"/>
+        </w:rPr>
+        <w:t>500C</w:t>
+      </w:r>
+      <w:r>
+        <w:t xml:space="preserve"> counterpart to </w:t>
+      </w:r>
+      <w:r>
+        <w:rPr>
+          <w:rFonts w:ascii="Consolas" w:hAnsi="Consolas"/>
+          <w:sz w:val="18"/>
+        </w:rPr>
+        <w:t>VISIToRN/output/</w:t>
+      </w:r>
+      <w:r>
+        <w:t>.</w:t>
+      </w:r>
+    </w:p>
+    <w:p>
+      <w:pPr/>
+      <w:r>
+        <w:t>Check warnings and units before comparing with the manuscript. The retained river-load and decomposition figures use Gg N per year; 1 Tg N equals 1,000 Gg N. Agricultural summary tables use Tg N per year, whereas some grid and intermediate products use other units. Concentrations are expressed in mg N per litre. Use the table column definitions and code for each product; do not compare numbers without checking their units.</w:t>
+      </w:r>
+    </w:p>
+    <w:p>
+      <w:pPr/>
+      <w:r>
+        <w:t xml:space="preserve">Check </w:t>
+      </w:r>
+      <w:r>
+        <w:rPr>
+          <w:rFonts w:ascii="Consolas" w:hAnsi="Consolas"/>
+          <w:sz w:val="18"/>
+        </w:rPr>
+        <w:t>OUTgas_species_validation.csv</w:t>
+      </w:r>
+      <w:r>
+        <w:t xml:space="preserve"> for failed component-sum checks. Confirm that every requested case/year was regenerated, the observation matching is unchanged, and the decomposition contributions reproduce the reported load change. Existing cached files are not evidence of a completed rerun. Compare regenerated tables with an untouched study-result archive.</w:t>
       </w:r>
     </w:p>
     <w:p>
@@ -3228,51 +3023,107 @@
         <w:pStyle w:val="Heading1"/>
       </w:pPr>
       <w:r>
-        <w:t>7 Verification and publication scope</w:t>
+        <w:t>6 Calibration and reproducibility limits</w:t>
       </w:r>
     </w:p>
     <w:p>
       <w:pPr/>
       <w:r>
-        <w:t>The update retains the root GMD code and data; it does not rerun the paper. Synthetic tests cover the scenario registry, NUE transformations, gas context, manure helpers, grid exports, saved-result plotting, routing-input preparation and river comparisons. They do not establish global numerical equivalence or upstream AIM-Hub/PLUM/GEOS-Chem convergence.</w:t>
-      </w:r>
-    </w:p>
-    <w:p>
-      <w:pPr>
-        <w:keepNext/>
-        <w:spacing w:after="0" w:line="240" w:lineRule="auto"/>
-      </w:pPr>
+        <w:t xml:space="preserve">The standard run uses the fixed parameter vector in </w:t>
+      </w:r>
       <w:r>
         <w:rPr>
           <w:rFonts w:ascii="Consolas" w:hAnsi="Consolas"/>
-          <w:sz w:val="17"/>
+          <w:sz w:val="18"/>
         </w:rPr>
-        <w:t>python3 scenario_workflow/tests/run_tests.py</w:t>
-      </w:r>
-    </w:p>
-    <w:p>
-      <w:pPr>
-        <w:keepNext w:val="0"/>
-        <w:spacing w:after="140" w:line="240" w:lineRule="auto"/>
-      </w:pPr>
+        <w:t>VISIToRN/Demo_VISIToRN.R</w:t>
+      </w:r>
+      <w:r>
+        <w:t xml:space="preserve">: </w:t>
+      </w:r>
       <w:r>
         <w:rPr>
           <w:rFonts w:ascii="Consolas" w:hAnsi="Consolas"/>
-          <w:sz w:val="17"/>
+          <w:sz w:val="18"/>
         </w:rPr>
-        <w:t>python3 scenario_workflow/prepare_workspace.py --target /path/to/new_run --verify</w:t>
+        <w:t>ParFit_input = c(982.2591, 12.22721, 2.961817)</w:t>
+      </w:r>
+      <w:r>
+        <w:t xml:space="preserve">, in the order </w:t>
+      </w:r>
+      <w:r>
+        <w:rPr>
+          <w:rFonts w:ascii="Consolas" w:hAnsi="Consolas"/>
+          <w:sz w:val="18"/>
+        </w:rPr>
+        <w:t>Vmax, Kno3, Q10</w:t>
+      </w:r>
+      <w:r>
+        <w:t>. Keep these values for a run of this retained implementation; do not silently replace them with parameters from another input-data version. The standard launcher does not perform MCMC calibration.</w:t>
       </w:r>
     </w:p>
     <w:p>
       <w:pPr/>
       <w:r>
-        <w:t>The first command needs Rscript on PATH and the relevant R dependencies. The second checks a prepared input snapshot; it does not calculate the model. See RELEASE_NOTES.md for the checks actually performed.</w:t>
+        <w:t xml:space="preserve">Calibration programs are retained in </w:t>
+      </w:r>
+      <w:r>
+        <w:rPr>
+          <w:rFonts w:ascii="Consolas" w:hAnsi="Consolas"/>
+          <w:sz w:val="18"/>
+        </w:rPr>
+        <w:t>VISIToRN/Run_VISIToRN_MCMC*.R</w:t>
+      </w:r>
+      <w:r>
+        <w:t xml:space="preserve">. The reconstructed three-chain script provides separate </w:t>
+      </w:r>
+      <w:r>
+        <w:rPr>
+          <w:rFonts w:ascii="Consolas" w:hAnsi="Consolas"/>
+          <w:sz w:val="18"/>
+        </w:rPr>
+        <w:t>RUN_MCMC</w:t>
+      </w:r>
+      <w:r>
+        <w:t xml:space="preserve"> and </w:t>
+      </w:r>
+      <w:r>
+        <w:rPr>
+          <w:rFonts w:ascii="Consolas" w:hAnsi="Consolas"/>
+          <w:sz w:val="18"/>
+        </w:rPr>
+        <w:t>ANALYZE_RESULTS</w:t>
+      </w:r>
+      <w:r>
+        <w:t xml:space="preserve"> switches. Reproducing the supplementary calibration diagnostics requires the study's chain files and matching settings, including initial values, likelihood, burn-in, thinning and random seeds. A new MCMC run is not guaranteed to reproduce the original chains or figures.</w:t>
       </w:r>
     </w:p>
     <w:p>
       <w:pPr/>
       <w:r>
-        <w:t>Before the GMD publication release, archive the precise GMD external inputs, software versions, calibration parameters and release commit with a persistent identifier. This update does not create a DOI or redistribute upstream datasets whose availability/licensing has not been established. Preserve existing VISIT/VISIToRN attribution in VISIToRN/README.md and the source files when redistributing.</w:t>
+        <w:t>The agricultural preprocessing uses stochastic Amelia imputation and does not set a fixed seed in the retained driver. Exact numerical replication therefore also requires the original random-number state or saved preprocessing products, as well as matching software and input versions. Record seeds and the R session information for any new run; a newly chosen seed is not the original study seed.</w:t>
+      </w:r>
+    </w:p>
+    <w:p>
+      <w:pPr/>
+      <w:r>
+        <w:t>For a reproducible study archive, retain the code commit, processed-input checksums and provenance, software versions, adopted parameters, calibration chains, complete logs and reference outputs. This documentation update has not rerun the full global model or established numerical agreement with the paper. If the external study files are unavailable, the code can be inspected and existing results examined, but a complete from-inputs reproduction is not possible from the repository alone.</w:t>
+      </w:r>
+    </w:p>
+    <w:p>
+      <w:pPr/>
+      <w:r>
+        <w:t xml:space="preserve">VISIT and VISIToRN are existing models. Preserve their attribution in </w:t>
+      </w:r>
+      <w:r>
+        <w:rPr>
+          <w:rFonts w:ascii="Consolas" w:hAnsi="Consolas"/>
+          <w:sz w:val="18"/>
+        </w:rPr>
+        <w:t>VISIToRN/README.md</w:t>
+      </w:r>
+      <w:r>
+        <w:t xml:space="preserve"> and the source files when using or redistributing this implementation.</w:t>
       </w:r>
     </w:p>
     <w:sectPr>

--- a/README.docx
+++ b/README.docx
@@ -7,7 +7,7 @@
         <w:pStyle w:val="Title"/>
       </w:pPr>
       <w:r>
-        <w:t>Reproducing the GMD nitrogen flow study</w:t>
+        <w:t>How to use the nitrogen flow model</w:t>
       </w:r>
     </w:p>
     <w:p>
@@ -19,33 +19,7 @@
     <w:p>
       <w:pPr/>
       <w:r>
-        <w:t>This guide describes how to run the agricultural nitrogen-flow model and the linked riverine nitrogen-load calculations used in the GMD study. The framework uses socioeconomic and agricultural inputs from AIM-Hub, spatial land-use and livestock inputs from AIM-PLUM, atmospheric deposition from GEOS-Chem, and leaching and hydrological inputs from the existing VISIT vegetation model. VISIToRN routes nitrogen through river networks.</w:t>
-      </w:r>
-    </w:p>
-    <w:p>
-      <w:pPr/>
-      <w:r>
-        <w:t xml:space="preserve">The instructions cover the retained programs in the root </w:t>
-      </w:r>
-      <w:r>
-        <w:rPr>
-          <w:rFonts w:ascii="Consolas" w:hAnsi="Consolas"/>
-          <w:sz w:val="18"/>
-        </w:rPr>
-        <w:t>NflowModel/</w:t>
-      </w:r>
-      <w:r>
-        <w:t xml:space="preserve"> and </w:t>
-      </w:r>
-      <w:r>
-        <w:rPr>
-          <w:rFonts w:ascii="Consolas" w:hAnsi="Consolas"/>
-          <w:sz w:val="18"/>
-        </w:rPr>
-        <w:t>VISIToRN/</w:t>
-      </w:r>
-      <w:r>
-        <w:t xml:space="preserve"> directories: input preparation, nitrogen-flow calculations, river routing, evaluation against observations, and factor decomposition. They start from processed upstream-model outputs; they do not run AIM-Hub, AIM-PLUM, GEOS-Chem or VISIT. A repository clone alone is not sufficient for a complete rerun because some required inputs are distributed separately.</w:t>
+        <w:t>This guide describes how to run the agricultural nitrogen-flow model and the linked riverine nitrogen-load calculations used in the GMD study. The model uses processed inputs from AIM-Hub, AIM-PLUM, GEOS-Chem and VISIT, and calculates riverine nitrogen loads with VISIToRN.</w:t>
       </w:r>
     </w:p>
     <w:p>
@@ -53,23 +27,13 @@
         <w:pStyle w:val="Heading1"/>
       </w:pPr>
       <w:r>
-        <w:t>1 Study settings and directory structure</w:t>
+        <w:t>1 Study settings</w:t>
       </w:r>
     </w:p>
     <w:p>
       <w:pPr/>
       <w:r>
-        <w:t xml:space="preserve">Use the original study inputs for the two scenarios below. Do not substitute a newer policy pathway or add a trailing </w:t>
-      </w:r>
-      <w:r>
-        <w:rPr>
-          <w:rFonts w:ascii="Consolas" w:hAnsi="Consolas"/>
-          <w:sz w:val="18"/>
-        </w:rPr>
-        <w:t>_No</w:t>
-      </w:r>
-      <w:r>
-        <w:t xml:space="preserve"> to either scenario name.</w:t>
+        <w:t>The GMD study uses the following two scenarios.</w:t>
       </w:r>
     </w:p>
     <w:tbl>
@@ -111,6 +75,7 @@
           </w:tcPr>
           <w:p>
             <w:pPr>
+              <w:keepNext/>
               <w:spacing w:after="80" w:before="60"/>
             </w:pPr>
             <w:r>
@@ -136,6 +101,7 @@
           </w:tcPr>
           <w:p>
             <w:pPr>
+              <w:keepNext/>
               <w:spacing w:after="80" w:before="60"/>
             </w:pPr>
             <w:r>
@@ -161,6 +127,7 @@
           </w:tcPr>
           <w:p>
             <w:pPr>
+              <w:keepNext/>
               <w:spacing w:after="80" w:before="60"/>
             </w:pPr>
             <w:r>
@@ -352,129 +319,7 @@
     <w:p>
       <w:pPr/>
       <w:r>
-        <w:t>Both scenarios share Baseline 2010 as the reference. The agricultural driver also calculates Baseline 2020 for the ammonia-emission comparison; this year is not part of the seven-case main result table. Supply 2020 inputs as well.</w:t>
-      </w:r>
-    </w:p>
-    <w:p>
-      <w:pPr>
-        <w:pStyle w:val="ListBullet"/>
-      </w:pPr>
-      <w:r/>
-      <w:r>
-        <w:rPr>
-          <w:rFonts w:ascii="Consolas" w:hAnsi="Consolas"/>
-          <w:sz w:val="18"/>
-        </w:rPr>
-        <w:t>NflowModel/R/</w:t>
-      </w:r>
-      <w:r>
-        <w:t>: agricultural nitrogen calculations, figures, river-input preparation and decomposition scripts.</w:t>
-      </w:r>
-    </w:p>
-    <w:p>
-      <w:pPr>
-        <w:pStyle w:val="ListBullet"/>
-      </w:pPr>
-      <w:r/>
-      <w:r>
-        <w:rPr>
-          <w:rFonts w:ascii="Consolas" w:hAnsi="Consolas"/>
-          <w:sz w:val="18"/>
-        </w:rPr>
-        <w:t>NflowModel/data/</w:t>
-      </w:r>
-      <w:r>
-        <w:t>: agricultural inputs and some generated tables.</w:t>
-      </w:r>
-    </w:p>
-    <w:p>
-      <w:pPr>
-        <w:pStyle w:val="ListBullet"/>
-      </w:pPr>
-      <w:r/>
-      <w:r>
-        <w:rPr>
-          <w:rFonts w:ascii="Consolas" w:hAnsi="Consolas"/>
-          <w:sz w:val="18"/>
-        </w:rPr>
-        <w:t>NflowModel/output/</w:t>
-      </w:r>
-      <w:r>
-        <w:t>: agricultural result tables, figures and diagnostics.</w:t>
-      </w:r>
-    </w:p>
-    <w:p>
-      <w:pPr>
-        <w:pStyle w:val="ListBullet"/>
-      </w:pPr>
-      <w:r/>
-      <w:r>
-        <w:rPr>
-          <w:rFonts w:ascii="Consolas" w:hAnsi="Consolas"/>
-          <w:sz w:val="18"/>
-        </w:rPr>
-        <w:t>VISIToRN/</w:t>
-      </w:r>
-      <w:r>
-        <w:t>: river-routing programs, basin definitions, observations and external VISIT/PLUM files.</w:t>
-      </w:r>
-    </w:p>
-    <w:p>
-      <w:pPr>
-        <w:pStyle w:val="ListBullet"/>
-      </w:pPr>
-      <w:r/>
-      <w:r>
-        <w:rPr>
-          <w:rFonts w:ascii="Consolas" w:hAnsi="Consolas"/>
-          <w:sz w:val="18"/>
-        </w:rPr>
-        <w:t>VISIToRN/Data_pd/</w:t>
-      </w:r>
-      <w:r>
-        <w:t>: routing inputs, generated arrays and decomposition tables.</w:t>
-      </w:r>
-    </w:p>
-    <w:p>
-      <w:pPr>
-        <w:pStyle w:val="ListBullet"/>
-      </w:pPr>
-      <w:r/>
-      <w:r>
-        <w:rPr>
-          <w:rFonts w:ascii="Consolas" w:hAnsi="Consolas"/>
-          <w:sz w:val="18"/>
-        </w:rPr>
-        <w:t>VISIToRN/output/</w:t>
-      </w:r>
-      <w:r>
-        <w:t>: river-load figures and concentration results.</w:t>
-      </w:r>
-    </w:p>
-    <w:p>
-      <w:pPr/>
-      <w:r>
-        <w:t xml:space="preserve">Use a dedicated working copy. Several scripts overwrite generated files in </w:t>
-      </w:r>
-      <w:r>
-        <w:rPr>
-          <w:rFonts w:ascii="Consolas" w:hAnsi="Consolas"/>
-          <w:sz w:val="18"/>
-        </w:rPr>
-        <w:t>data/</w:t>
-      </w:r>
-      <w:r>
-        <w:t xml:space="preserve"> and </w:t>
-      </w:r>
-      <w:r>
-        <w:rPr>
-          <w:rFonts w:ascii="Consolas" w:hAnsi="Consolas"/>
-          <w:sz w:val="18"/>
-        </w:rPr>
-        <w:t>Data_pd/</w:t>
-      </w:r>
-      <w:r>
-        <w:t>, including files already tracked in the repository. Keep an untouched copy of the study data and record the Git commit used.</w:t>
+        <w:t>Both scenarios share Baseline 2010 as the reference. Baseline 2020 is also calculated for the ammonia-emission comparison.</w:t>
       </w:r>
     </w:p>
     <w:p>
@@ -486,7 +331,9 @@
       </w:r>
     </w:p>
     <w:p>
-      <w:pPr/>
+      <w:pPr>
+        <w:keepNext/>
+      </w:pPr>
       <w:r>
         <w:t xml:space="preserve">Install R, GAMS with a compatible </w:t>
       </w:r>
@@ -498,35 +345,7 @@
         <w:t>gdxrrw</w:t>
       </w:r>
       <w:r>
-        <w:t xml:space="preserve"> R interface, and a C++ compiler compatible with R. VISIToRN compiles its routing function through </w:t>
-      </w:r>
-      <w:r>
-        <w:rPr>
-          <w:rFonts w:ascii="Consolas" w:hAnsi="Consolas"/>
-          <w:sz w:val="18"/>
-        </w:rPr>
-        <w:t>inline</w:t>
-      </w:r>
-      <w:r>
-        <w:t xml:space="preserve"> and </w:t>
-      </w:r>
-      <w:r>
-        <w:rPr>
-          <w:rFonts w:ascii="Consolas" w:hAnsi="Consolas"/>
-          <w:sz w:val="18"/>
-        </w:rPr>
-        <w:t>RcppArmadillo</w:t>
-      </w:r>
-      <w:r>
-        <w:t>. On Windows, use the R-compatible Rtools toolchain. On Linux, the spatial and NetCDF R packages may also require system development libraries. The GMD calculation does not require Python.</w:t>
-      </w:r>
-    </w:p>
-    <w:p>
-      <w:pPr>
-        <w:keepNext/>
-      </w:pPr>
-      <w:r>
-        <w:t>The scripts use these R packages:</w:t>
+        <w:t xml:space="preserve"> R interface, and a C++ compiler compatible with R. On Windows, use the corresponding Rtools version. Install the following R packages:</w:t>
       </w:r>
     </w:p>
     <w:p>
@@ -633,74 +452,27 @@
         <w:t>gdxrrw</w:t>
       </w:r>
       <w:r>
-        <w:t xml:space="preserve"> separately for the GAMS installation in use. The optional MCMC diagnostic script also requires </w:t>
+        <w:t xml:space="preserve"> separately for the GAMS installation in use. Set </w:t>
       </w:r>
       <w:r>
         <w:rPr>
           <w:rFonts w:ascii="Consolas" w:hAnsi="Consolas"/>
           <w:sz w:val="18"/>
         </w:rPr>
-        <w:t>coda</w:t>
+        <w:t>GAMS_DIR</w:t>
       </w:r>
       <w:r>
-        <w:t xml:space="preserve"> and Cairo graphics support. Record R and package versions with </w:t>
+        <w:t xml:space="preserve"> in the shell commands below. Also set </w:t>
       </w:r>
       <w:r>
         <w:rPr>
           <w:rFonts w:ascii="Consolas" w:hAnsi="Consolas"/>
           <w:sz w:val="18"/>
         </w:rPr>
-        <w:t>sessionInfo()</w:t>
+        <w:t>gams_dir</w:t>
       </w:r>
       <w:r>
-        <w:t>; no complete locked software environment for the original study is supplied.</w:t>
-      </w:r>
-    </w:p>
-    <w:p>
-      <w:pPr>
-        <w:keepNext/>
-      </w:pPr>
-      <w:r>
-        <w:t>Set the GAMS path before launching R:</w:t>
-      </w:r>
-    </w:p>
-    <w:p>
-      <w:pPr>
-        <w:keepNext/>
-        <w:spacing w:after="0" w:line="240" w:lineRule="auto"/>
-      </w:pPr>
-      <w:r>
-        <w:rPr>
-          <w:rFonts w:ascii="Consolas" w:hAnsi="Consolas"/>
-          <w:sz w:val="17"/>
-        </w:rPr>
-        <w:t>export GAMS_DIR=/path/to/gams</w:t>
-      </w:r>
-    </w:p>
-    <w:p>
-      <w:pPr>
-        <w:keepNext w:val="0"/>
-        <w:spacing w:after="140" w:line="240" w:lineRule="auto"/>
-      </w:pPr>
-      <w:r>
-        <w:rPr>
-          <w:rFonts w:ascii="Consolas" w:hAnsi="Consolas"/>
-          <w:sz w:val="17"/>
-        </w:rPr>
-        <w:t>Rscript -e 'gdxrrw::igdx(Sys.getenv("GAMS_DIR"))'</w:t>
-      </w:r>
-    </w:p>
-    <w:p>
-      <w:pPr/>
-      <w:r/>
-      <w:r>
-        <w:rPr>
-          <w:b/>
-        </w:rPr>
-        <w:t>Check the second GAMS path setting too.</w:t>
-      </w:r>
-      <w:r>
-        <w:t xml:space="preserve"> The retained </w:t>
+        <w:t xml:space="preserve"> near the beginning of </w:t>
       </w:r>
       <w:r>
         <w:rPr>
@@ -710,53 +482,7 @@
         <w:t>NflowModel/R/VISIToRN_input.r</w:t>
       </w:r>
       <w:r>
-        <w:t xml:space="preserve"> sets its own </w:t>
-      </w:r>
-      <w:r>
-        <w:rPr>
-          <w:rFonts w:ascii="Consolas" w:hAnsi="Consolas"/>
-          <w:sz w:val="18"/>
-        </w:rPr>
-        <w:t>gams_dir</w:t>
-      </w:r>
-      <w:r>
-        <w:t xml:space="preserve"> near the beginning: </w:t>
-      </w:r>
-      <w:r>
-        <w:rPr>
-          <w:rFonts w:ascii="Consolas" w:hAnsi="Consolas"/>
-          <w:sz w:val="18"/>
-        </w:rPr>
-        <w:t>C:/GAMS/53</w:t>
-      </w:r>
-      <w:r>
-        <w:t xml:space="preserve"> on Windows, or </w:t>
-      </w:r>
-      <w:r>
-        <w:rPr>
-          <w:rFonts w:ascii="Consolas" w:hAnsi="Consolas"/>
-          <w:sz w:val="18"/>
-        </w:rPr>
-        <w:t>~/gams39.3_linux_x64_64_sfx</w:t>
-      </w:r>
-      <w:r>
-        <w:t xml:space="preserve"> on Linux. If necessary, change only this installation path in the working copy. Setting </w:t>
-      </w:r>
-      <w:r>
-        <w:rPr>
-          <w:rFonts w:ascii="Consolas" w:hAnsi="Consolas"/>
-          <w:sz w:val="18"/>
-        </w:rPr>
-        <w:t>GAMS_DIR</w:t>
-      </w:r>
-      <w:r>
-        <w:t xml:space="preserve"> alone does not override that setting.</w:t>
-      </w:r>
-    </w:p>
-    <w:p>
-      <w:pPr/>
-      <w:r>
-        <w:t>Use a compute-node allocation for global calculations on an HPC system. The routing arrays require substantial memory; no full-run runtime or memory benchmark is provided here. Use a short, ASCII-only working path if R or GAMS has trouble with spaces or non-ASCII characters.</w:t>
+        <w:t xml:space="preserve"> to the same installation path; that script contains a separate path setting.</w:t>
       </w:r>
     </w:p>
     <w:p>
@@ -764,13 +490,13 @@
         <w:pStyle w:val="Heading1"/>
       </w:pPr>
       <w:r>
-        <w:t>3 Assemble the study inputs</w:t>
+        <w:t>3 Input data</w:t>
       </w:r>
     </w:p>
     <w:p>
       <w:pPr/>
       <w:r>
-        <w:t>Retain the supplied auxiliary files in their original locations. The following processed files are external requirements, not files generated by the launcher.</w:t>
+        <w:t>The repository includes auxiliary inputs, but the following processed files must be obtained separately from the study authors or the relevant data providers.</w:t>
       </w:r>
     </w:p>
     <w:p>
@@ -904,17 +630,11 @@
       <w:r/>
     </w:p>
     <w:p>
-      <w:pPr/>
-      <w:r>
-        <w:t>Obtain the exact processed study files from the study authors or the relevant data providers, subject to their access and redistribution conditions. Public source datasets alone are not a substitute for the model-specific GDX, NetCDF and R-array products. No automatic download procedure for these external files is provided.</w:t>
-      </w:r>
-    </w:p>
-    <w:p>
       <w:pPr>
         <w:keepNext/>
       </w:pPr>
       <w:r>
-        <w:t>The supplied inputs serve the following roles:</w:t>
+        <w:t>The other input files are stored as follows:</w:t>
       </w:r>
     </w:p>
     <w:tbl>
@@ -955,6 +675,7 @@
           </w:tcPr>
           <w:p>
             <w:pPr>
+              <w:keepNext/>
               <w:spacing w:after="80" w:before="60"/>
             </w:pPr>
             <w:r>
@@ -980,6 +701,7 @@
           </w:tcPr>
           <w:p>
             <w:pPr>
+              <w:keepNext/>
               <w:spacing w:after="80" w:before="60"/>
             </w:pPr>
             <w:r>
@@ -1050,7 +772,6 @@
               <w:rPr>
                 <w:sz w:val="19"/>
               </w:rPr>
-              <w:t>, containing the two study scenario records</w:t>
             </w:r>
           </w:p>
         </w:tc>
@@ -1107,13 +828,26 @@
                 <w:rFonts w:ascii="Consolas" w:hAnsi="Consolas"/>
                 <w:sz w:val="17"/>
               </w:rPr>
-              <w:t>data_prep.gdx</w:t>
+              <w:t>NflowModel/data/data_prep.gdx</w:t>
             </w:r>
             <w:r>
               <w:rPr>
                 <w:sz w:val="19"/>
               </w:rPr>
-              <w:t xml:space="preserve"> in both model directories; the mapping files supplied with each directory</w:t>
+              <w:t xml:space="preserve">, </w:t>
+            </w:r>
+            <w:r>
+              <w:rPr>
+                <w:rFonts w:ascii="Consolas" w:hAnsi="Consolas"/>
+                <w:sz w:val="17"/>
+              </w:rPr>
+              <w:t>VISIToRN/data_prep.gdx</w:t>
+            </w:r>
+            <w:r>
+              <w:rPr>
+                <w:sz w:val="19"/>
+              </w:rPr>
+              <w:t>, and the supplied mapping files</w:t>
             </w:r>
           </w:p>
         </w:tc>
@@ -1629,228 +1363,10 @@
     </w:p>
     <w:p>
       <w:pPr>
-        <w:keepNext/>
-      </w:pPr>
-      <w:r>
-        <w:t>Before execution, check the data contents as well as filenames:</w:t>
-      </w:r>
-    </w:p>
-    <w:p>
-      <w:pPr>
-        <w:pStyle w:val="ListBullet"/>
-      </w:pPr>
-      <w:r>
-        <w:t xml:space="preserve">AIM-Hub must provide </w:t>
-      </w:r>
-      <w:r>
-        <w:rPr>
-          <w:rFonts w:ascii="Consolas" w:hAnsi="Consolas"/>
-          <w:sz w:val="18"/>
-        </w:rPr>
-        <w:t>IAMC_Template</w:t>
-      </w:r>
-      <w:r>
-        <w:t xml:space="preserve"> records for the requested scenarios and years. PLUM files must contain </w:t>
-      </w:r>
-      <w:r>
-        <w:rPr>
-          <w:rFonts w:ascii="Consolas" w:hAnsi="Consolas"/>
-          <w:sz w:val="18"/>
-        </w:rPr>
-        <w:t>VY_load</w:t>
-      </w:r>
-      <w:r>
-        <w:t xml:space="preserve"> for river-input preparation; the agricultural reader also accepts </w:t>
-      </w:r>
-      <w:r>
-        <w:rPr>
-          <w:rFonts w:ascii="Consolas" w:hAnsi="Consolas"/>
-          <w:sz w:val="18"/>
-        </w:rPr>
-        <w:t>VYL</w:t>
-      </w:r>
-      <w:r>
-        <w:t>, but the river-input reader does not.</w:t>
-      </w:r>
-    </w:p>
-    <w:p>
-      <w:pPr>
-        <w:pStyle w:val="ListBullet"/>
-      </w:pPr>
-      <w:r>
-        <w:t xml:space="preserve">Livestock files must contain </w:t>
-      </w:r>
-      <w:r>
-        <w:rPr>
-          <w:rFonts w:ascii="Consolas" w:hAnsi="Consolas"/>
-          <w:sz w:val="18"/>
-        </w:rPr>
-        <w:t>Livestock_number</w:t>
-      </w:r>
-      <w:r>
-        <w:t xml:space="preserve"> with dimensions in the order </w:t>
-      </w:r>
-      <w:r>
-        <w:rPr>
-          <w:rFonts w:ascii="Consolas" w:hAnsi="Consolas"/>
-          <w:sz w:val="18"/>
-        </w:rPr>
-        <w:t>lon, lat, slnum, time</w:t>
-      </w:r>
-      <w:r>
-        <w:t>, including the required years and the 2010 slice.</w:t>
-      </w:r>
-    </w:p>
-    <w:p>
-      <w:pPr>
-        <w:pStyle w:val="ListBullet"/>
-      </w:pPr>
-      <w:r>
-        <w:t xml:space="preserve">The VISIT files must match the supplied 720 by 360 grid and the reader's </w:t>
-      </w:r>
-      <w:r>
-        <w:rPr>
-          <w:rFonts w:ascii="Consolas" w:hAnsi="Consolas"/>
-          <w:sz w:val="18"/>
-        </w:rPr>
-        <w:t>n_leach</w:t>
-      </w:r>
-      <w:r>
-        <w:t xml:space="preserve"> layout. The retained implementation uses the 2010 monthly VISIT slice and combines it with each scenario year's land use. Do not replace this with future climate forcing when reproducing the study.</w:t>
-      </w:r>
-    </w:p>
-    <w:p>
-      <w:pPr>
-        <w:pStyle w:val="ListBullet"/>
-      </w:pPr>
-      <w:r>
-        <w:t xml:space="preserve">Keep the seven static routing arrays: </w:t>
-      </w:r>
-      <w:r>
-        <w:rPr>
-          <w:rFonts w:ascii="Consolas" w:hAnsi="Consolas"/>
-          <w:sz w:val="18"/>
-        </w:rPr>
-        <w:t>LandMask_Loop.rdat</w:t>
-      </w:r>
-      <w:r>
-        <w:t xml:space="preserve">, </w:t>
-      </w:r>
-      <w:r>
-        <w:rPr>
-          <w:rFonts w:ascii="Consolas" w:hAnsi="Consolas"/>
-          <w:sz w:val="18"/>
-        </w:rPr>
-        <w:t>DistMat.rdat</w:t>
-      </w:r>
-      <w:r>
-        <w:t xml:space="preserve">, </w:t>
-      </w:r>
-      <w:r>
-        <w:rPr>
-          <w:rFonts w:ascii="Consolas" w:hAnsi="Consolas"/>
-          <w:sz w:val="18"/>
-        </w:rPr>
-        <w:t>VISITro_nat_ag.rdat</w:t>
-      </w:r>
-      <w:r>
-        <w:t xml:space="preserve">, </w:t>
-      </w:r>
-      <w:r>
-        <w:rPr>
-          <w:rFonts w:ascii="Consolas" w:hAnsi="Consolas"/>
-          <w:sz w:val="18"/>
-        </w:rPr>
-        <w:t>RivArea.rdat</w:t>
-      </w:r>
-      <w:r>
-        <w:t xml:space="preserve">, </w:t>
-      </w:r>
-      <w:r>
-        <w:rPr>
-          <w:rFonts w:ascii="Consolas" w:hAnsi="Consolas"/>
-          <w:sz w:val="18"/>
-        </w:rPr>
-        <w:t>HumanN_future.rdat</w:t>
-      </w:r>
-      <w:r>
-        <w:t xml:space="preserve">, </w:t>
-      </w:r>
-      <w:r>
-        <w:rPr>
-          <w:rFonts w:ascii="Consolas" w:hAnsi="Consolas"/>
-          <w:sz w:val="18"/>
-        </w:rPr>
-        <w:t>dat_tas.rdat</w:t>
-      </w:r>
-      <w:r>
-        <w:t xml:space="preserve"> and </w:t>
-      </w:r>
-      <w:r>
-        <w:rPr>
-          <w:rFonts w:ascii="Consolas" w:hAnsi="Consolas"/>
-          <w:sz w:val="18"/>
-        </w:rPr>
-        <w:t>dat_dir.rdat</w:t>
-      </w:r>
-      <w:r>
-        <w:t xml:space="preserve">. Decomposition also uses </w:t>
-      </w:r>
-      <w:r>
-        <w:rPr>
-          <w:rFonts w:ascii="Consolas" w:hAnsi="Consolas"/>
-          <w:sz w:val="18"/>
-        </w:rPr>
-        <w:t>SSP_update.gdx</w:t>
-      </w:r>
-      <w:r>
-        <w:t xml:space="preserve"> and </w:t>
-      </w:r>
-      <w:r>
-        <w:rPr>
-          <w:rFonts w:ascii="Consolas" w:hAnsi="Consolas"/>
-          <w:sz w:val="18"/>
-        </w:rPr>
-        <w:t>regionSSP.map</w:t>
-      </w:r>
-      <w:r>
-        <w:t>.</w:t>
-      </w:r>
-    </w:p>
-    <w:p>
-      <w:pPr>
-        <w:pStyle w:val="ListBullet"/>
-      </w:pPr>
-      <w:r>
-        <w:t xml:space="preserve">Keep </w:t>
-      </w:r>
-      <w:r>
-        <w:rPr>
-          <w:rFonts w:ascii="Consolas" w:hAnsi="Consolas"/>
-          <w:sz w:val="18"/>
-        </w:rPr>
-        <w:t>River_Nitrogen_Load_Data.csv</w:t>
-      </w:r>
-      <w:r>
-        <w:t xml:space="preserve"> and </w:t>
-      </w:r>
-      <w:r>
-        <w:rPr>
-          <w:rFonts w:ascii="Consolas" w:hAnsi="Consolas"/>
-          <w:sz w:val="18"/>
-        </w:rPr>
-        <w:t>River_obs_analysis.txt</w:t>
-      </w:r>
-      <w:r>
-        <w:t xml:space="preserve"> for the observation comparison. Preserve the supplied basin IDs and name matching.</w:t>
-      </w:r>
-    </w:p>
-    <w:p>
-      <w:pPr>
         <w:pStyle w:val="Heading1"/>
       </w:pPr>
       <w:r>
-        <w:t>4 Run the calculations and figures</w:t>
+        <w:t>4 Run the model</w:t>
       </w:r>
     </w:p>
     <w:p>
@@ -1858,7 +1374,56 @@
         <w:keepNext/>
       </w:pPr>
       <w:r>
-        <w:t>From the repository root, after preparing software and data:</w:t>
+        <w:t xml:space="preserve">The shell script </w:t>
+      </w:r>
+      <w:r>
+        <w:rPr>
+          <w:rFonts w:ascii="Consolas" w:hAnsi="Consolas"/>
+          <w:sz w:val="18"/>
+        </w:rPr>
+        <w:t>run_gmd.sh</w:t>
+      </w:r>
+      <w:r>
+        <w:t xml:space="preserve"> runs the agricultural calculations, river routing, plotting and factor decomposition. Replace the repository and GAMS paths below, then execute these commands in Bash:</w:t>
+      </w:r>
+    </w:p>
+    <w:p>
+      <w:pPr>
+        <w:keepNext/>
+        <w:spacing w:after="0" w:line="240" w:lineRule="auto"/>
+      </w:pPr>
+      <w:r>
+        <w:rPr>
+          <w:rFonts w:ascii="Consolas" w:hAnsi="Consolas"/>
+          <w:sz w:val="17"/>
+        </w:rPr>
+        <w:t>#!/usr/bin/env bash</w:t>
+      </w:r>
+    </w:p>
+    <w:p>
+      <w:pPr>
+        <w:keepNext/>
+        <w:spacing w:after="0" w:line="240" w:lineRule="auto"/>
+      </w:pPr>
+      <w:r>
+        <w:rPr>
+          <w:rFonts w:ascii="Consolas" w:hAnsi="Consolas"/>
+          <w:sz w:val="17"/>
+        </w:rPr>
+        <w:t>set -euo pipefail</w:t>
+      </w:r>
+    </w:p>
+    <w:p>
+      <w:pPr>
+        <w:keepNext/>
+        <w:spacing w:after="0" w:line="240" w:lineRule="auto"/>
+      </w:pPr>
+      <w:r>
+        <w:rPr>
+          <w:rFonts w:ascii="Consolas" w:hAnsi="Consolas"/>
+          <w:sz w:val="17"/>
+        </w:rPr>
+        <w:t>cd /path/to/NflowModel_Int</w:t>
       </w:r>
     </w:p>
     <w:p>
@@ -1901,433 +1466,11 @@
       </w:r>
     </w:p>
     <w:p>
-      <w:pPr/>
+      <w:pPr>
+        <w:pStyle w:val="Heading1"/>
+      </w:pPr>
       <w:r>
-        <w:t xml:space="preserve">The launcher calls </w:t>
-      </w:r>
-      <w:r>
-        <w:rPr>
-          <w:rFonts w:ascii="Consolas" w:hAnsi="Consolas"/>
-          <w:sz w:val="18"/>
-        </w:rPr>
-        <w:t>tools/run_gmd.R</w:t>
-      </w:r>
-      <w:r>
-        <w:t xml:space="preserve">, which runs the following sequence in </w:t>
-      </w:r>
-      <w:r>
-        <w:rPr>
-          <w:b/>
-        </w:rPr>
-        <w:t>one R session</w:t>
-      </w:r>
-      <w:r>
-        <w:t xml:space="preserve">. This is necessary because plotting and decomposition use objects created by earlier stages; launching each script as an independent </w:t>
-      </w:r>
-      <w:r>
-        <w:rPr>
-          <w:rFonts w:ascii="Consolas" w:hAnsi="Consolas"/>
-          <w:sz w:val="18"/>
-        </w:rPr>
-        <w:t>Rscript</w:t>
-      </w:r>
-      <w:r>
-        <w:t xml:space="preserve"> process discards those objects.</w:t>
-      </w:r>
-    </w:p>
-    <w:tbl>
-      <w:tblPr>
-        <w:tblStyle w:val="TableGrid"/>
-        <w:tblW w:type="auto" w:w="0"/>
-        <w:tblLayout w:type="fixed"/>
-        <w:tblLook w:firstColumn="1" w:firstRow="1" w:lastColumn="0" w:lastRow="0" w:noHBand="0" w:noVBand="1" w:val="04A0"/>
-        <w:tblBorders>
-          <w:top w:val="single" w:sz="4" w:color="D9D9D9"/>
-          <w:left w:val="single" w:sz="4" w:color="D9D9D9"/>
-          <w:bottom w:val="single" w:sz="4" w:color="D9D9D9"/>
-          <w:right w:val="single" w:sz="4" w:color="D9D9D9"/>
-          <w:insideH w:val="single" w:sz="4" w:color="D9D9D9"/>
-          <w:insideV w:val="single" w:sz="4" w:color="D9D9D9"/>
-        </w:tblBorders>
-      </w:tblPr>
-      <w:tblGrid>
-        <w:gridCol w:w="2448"/>
-        <w:gridCol w:w="7445"/>
-      </w:tblGrid>
-      <w:tr>
-        <w:trPr>
-          <w:cantSplit/>
-          <w:tblHeader/>
-        </w:trPr>
-        <w:tc>
-          <w:tcPr>
-            <w:tcW w:type="dxa" w:w="2448"/>
-            <w:vAlign w:val="center"/>
-            <w:tcMar>
-              <w:top w:w="80" w:type="dxa"/>
-              <w:bottom w:w="80" w:type="dxa"/>
-              <w:left w:w="100" w:type="dxa"/>
-              <w:right w:w="100" w:type="dxa"/>
-            </w:tcMar>
-            <w:shd w:fill="E8EEF4"/>
-          </w:tcPr>
-          <w:p>
-            <w:pPr>
-              <w:spacing w:after="80" w:before="60"/>
-            </w:pPr>
-            <w:r>
-              <w:rPr>
-                <w:b/>
-                <w:sz w:val="19"/>
-              </w:rPr>
-              <w:t>Stage</w:t>
-            </w:r>
-          </w:p>
-        </w:tc>
-        <w:tc>
-          <w:tcPr>
-            <w:tcW w:type="dxa" w:w="7445"/>
-            <w:vAlign w:val="center"/>
-            <w:tcMar>
-              <w:top w:w="80" w:type="dxa"/>
-              <w:bottom w:w="80" w:type="dxa"/>
-              <w:left w:w="100" w:type="dxa"/>
-              <w:right w:w="100" w:type="dxa"/>
-            </w:tcMar>
-            <w:shd w:fill="E8EEF4"/>
-          </w:tcPr>
-          <w:p>
-            <w:pPr>
-              <w:spacing w:after="80" w:before="60"/>
-            </w:pPr>
-            <w:r>
-              <w:rPr>
-                <w:b/>
-                <w:sz w:val="19"/>
-              </w:rPr>
-              <w:t>Script and function</w:t>
-            </w:r>
-          </w:p>
-        </w:tc>
-      </w:tr>
-      <w:tr>
-        <w:trPr>
-          <w:cantSplit/>
-        </w:trPr>
-        <w:tc>
-          <w:tcPr>
-            <w:tcW w:type="dxa" w:w="2448"/>
-            <w:vAlign w:val="center"/>
-            <w:tcMar>
-              <w:top w:w="80" w:type="dxa"/>
-              <w:bottom w:w="80" w:type="dxa"/>
-              <w:left w:w="100" w:type="dxa"/>
-              <w:right w:w="100" w:type="dxa"/>
-            </w:tcMar>
-          </w:tcPr>
-          <w:p>
-            <w:pPr>
-              <w:spacing w:after="80" w:before="60"/>
-            </w:pPr>
-            <w:r>
-              <w:rPr>
-                <w:sz w:val="19"/>
-              </w:rPr>
-              <w:t>Agricultural calculations</w:t>
-            </w:r>
-          </w:p>
-        </w:tc>
-        <w:tc>
-          <w:tcPr>
-            <w:tcW w:type="dxa" w:w="7445"/>
-            <w:vAlign w:val="center"/>
-            <w:tcMar>
-              <w:top w:w="80" w:type="dxa"/>
-              <w:bottom w:w="80" w:type="dxa"/>
-              <w:left w:w="100" w:type="dxa"/>
-              <w:right w:w="100" w:type="dxa"/>
-            </w:tcMar>
-          </w:tcPr>
-          <w:p>
-            <w:pPr>
-              <w:spacing w:after="80" w:before="60"/>
-            </w:pPr>
-            <w:r>
-              <w:rPr>
-                <w:sz w:val="19"/>
-              </w:rPr>
-            </w:r>
-            <w:r>
-              <w:rPr>
-                <w:rFonts w:ascii="Consolas" w:hAnsi="Consolas"/>
-                <w:sz w:val="17"/>
-              </w:rPr>
-              <w:t>Make_Result_csv.r</w:t>
-            </w:r>
-            <w:r>
-              <w:rPr>
-                <w:sz w:val="19"/>
-              </w:rPr>
-              <w:t xml:space="preserve"> calls </w:t>
-            </w:r>
-            <w:r>
-              <w:rPr>
-                <w:rFonts w:ascii="Consolas" w:hAnsi="Consolas"/>
-                <w:sz w:val="17"/>
-              </w:rPr>
-              <w:t>RawDataProcess.R</w:t>
-            </w:r>
-            <w:r>
-              <w:rPr>
-                <w:sz w:val="19"/>
-              </w:rPr>
-              <w:t xml:space="preserve"> for each case, saves nitrogen-flow tables and agricultural leaching arrays, and retains plotting objects</w:t>
-            </w:r>
-          </w:p>
-        </w:tc>
-      </w:tr>
-      <w:tr>
-        <w:trPr>
-          <w:cantSplit/>
-        </w:trPr>
-        <w:tc>
-          <w:tcPr>
-            <w:tcW w:type="dxa" w:w="2448"/>
-            <w:vAlign w:val="center"/>
-            <w:tcMar>
-              <w:top w:w="80" w:type="dxa"/>
-              <w:bottom w:w="80" w:type="dxa"/>
-              <w:left w:w="100" w:type="dxa"/>
-              <w:right w:w="100" w:type="dxa"/>
-            </w:tcMar>
-          </w:tcPr>
-          <w:p>
-            <w:pPr>
-              <w:spacing w:after="80" w:before="60"/>
-            </w:pPr>
-            <w:r>
-              <w:rPr>
-                <w:sz w:val="19"/>
-              </w:rPr>
-              <w:t>Agricultural figures</w:t>
-            </w:r>
-          </w:p>
-        </w:tc>
-        <w:tc>
-          <w:tcPr>
-            <w:tcW w:type="dxa" w:w="7445"/>
-            <w:vAlign w:val="center"/>
-            <w:tcMar>
-              <w:top w:w="80" w:type="dxa"/>
-              <w:bottom w:w="80" w:type="dxa"/>
-              <w:left w:w="100" w:type="dxa"/>
-              <w:right w:w="100" w:type="dxa"/>
-            </w:tcMar>
-          </w:tcPr>
-          <w:p>
-            <w:pPr>
-              <w:spacing w:after="80" w:before="60"/>
-            </w:pPr>
-            <w:r>
-              <w:rPr>
-                <w:sz w:val="19"/>
-              </w:rPr>
-            </w:r>
-            <w:r>
-              <w:rPr>
-                <w:rFonts w:ascii="Consolas" w:hAnsi="Consolas"/>
-                <w:sz w:val="17"/>
-              </w:rPr>
-              <w:t>Visualization_Nmodel.r</w:t>
-            </w:r>
-            <w:r>
-              <w:rPr>
-                <w:sz w:val="19"/>
-              </w:rPr>
-              <w:t xml:space="preserve"> uses those objects to produce global, regional and spatial figures and ammonia comparisons</w:t>
-            </w:r>
-          </w:p>
-        </w:tc>
-      </w:tr>
-      <w:tr>
-        <w:trPr>
-          <w:cantSplit/>
-        </w:trPr>
-        <w:tc>
-          <w:tcPr>
-            <w:tcW w:type="dxa" w:w="2448"/>
-            <w:vAlign w:val="center"/>
-            <w:tcMar>
-              <w:top w:w="80" w:type="dxa"/>
-              <w:bottom w:w="80" w:type="dxa"/>
-              <w:left w:w="100" w:type="dxa"/>
-              <w:right w:w="100" w:type="dxa"/>
-            </w:tcMar>
-          </w:tcPr>
-          <w:p>
-            <w:pPr>
-              <w:spacing w:after="80" w:before="60"/>
-            </w:pPr>
-            <w:r>
-              <w:rPr>
-                <w:sz w:val="19"/>
-              </w:rPr>
-              <w:t>River calculations and evaluation</w:t>
-            </w:r>
-          </w:p>
-        </w:tc>
-        <w:tc>
-          <w:tcPr>
-            <w:tcW w:type="dxa" w:w="7445"/>
-            <w:vAlign w:val="center"/>
-            <w:tcMar>
-              <w:top w:w="80" w:type="dxa"/>
-              <w:bottom w:w="80" w:type="dxa"/>
-              <w:left w:w="100" w:type="dxa"/>
-              <w:right w:w="100" w:type="dxa"/>
-            </w:tcMar>
-          </w:tcPr>
-          <w:p>
-            <w:pPr>
-              <w:spacing w:after="80" w:before="60"/>
-            </w:pPr>
-            <w:r>
-              <w:rPr>
-                <w:sz w:val="19"/>
-              </w:rPr>
-            </w:r>
-            <w:r>
-              <w:rPr>
-                <w:rFonts w:ascii="Consolas" w:hAnsi="Consolas"/>
-                <w:sz w:val="17"/>
-              </w:rPr>
-              <w:t>VISIToRN_input.r</w:t>
-            </w:r>
-            <w:r>
-              <w:rPr>
-                <w:sz w:val="19"/>
-              </w:rPr>
-              <w:t xml:space="preserve"> builds combined inputs, calls </w:t>
-            </w:r>
-            <w:r>
-              <w:rPr>
-                <w:rFonts w:ascii="Consolas" w:hAnsi="Consolas"/>
-                <w:sz w:val="17"/>
-              </w:rPr>
-              <w:t>VISIToRN/Run_VISIToRN.r</w:t>
-            </w:r>
-            <w:r>
-              <w:rPr>
-                <w:sz w:val="19"/>
-              </w:rPr>
-              <w:t>, and produces river-load comparisons and concentration statistics</w:t>
-            </w:r>
-          </w:p>
-        </w:tc>
-      </w:tr>
-      <w:tr>
-        <w:trPr>
-          <w:cantSplit/>
-        </w:trPr>
-        <w:tc>
-          <w:tcPr>
-            <w:tcW w:type="dxa" w:w="2448"/>
-            <w:vAlign w:val="center"/>
-            <w:tcMar>
-              <w:top w:w="80" w:type="dxa"/>
-              <w:bottom w:w="80" w:type="dxa"/>
-              <w:left w:w="100" w:type="dxa"/>
-              <w:right w:w="100" w:type="dxa"/>
-            </w:tcMar>
-          </w:tcPr>
-          <w:p>
-            <w:pPr>
-              <w:spacing w:after="80" w:before="60"/>
-            </w:pPr>
-            <w:r>
-              <w:rPr>
-                <w:sz w:val="19"/>
-              </w:rPr>
-              <w:t>Factor decomposition</w:t>
-            </w:r>
-          </w:p>
-        </w:tc>
-        <w:tc>
-          <w:tcPr>
-            <w:tcW w:type="dxa" w:w="7445"/>
-            <w:vAlign w:val="center"/>
-            <w:tcMar>
-              <w:top w:w="80" w:type="dxa"/>
-              <w:bottom w:w="80" w:type="dxa"/>
-              <w:left w:w="100" w:type="dxa"/>
-              <w:right w:w="100" w:type="dxa"/>
-            </w:tcMar>
-          </w:tcPr>
-          <w:p>
-            <w:pPr>
-              <w:spacing w:after="80" w:before="60"/>
-            </w:pPr>
-            <w:r>
-              <w:rPr>
-                <w:sz w:val="19"/>
-              </w:rPr>
-            </w:r>
-            <w:r>
-              <w:rPr>
-                <w:rFonts w:ascii="Consolas" w:hAnsi="Consolas"/>
-                <w:sz w:val="17"/>
-              </w:rPr>
-              <w:t>Deco.R</w:t>
-            </w:r>
-            <w:r>
-              <w:rPr>
-                <w:sz w:val="19"/>
-              </w:rPr>
-              <w:t xml:space="preserve"> combines the agricultural and river results to decompose changes relative to Baseline 2010</w:t>
-            </w:r>
-          </w:p>
-        </w:tc>
-      </w:tr>
-    </w:tbl>
-    <w:p>
-      <w:pPr>
-        <w:spacing w:after="0"/>
-      </w:pPr>
-    </w:p>
-    <w:p>
-      <w:pPr/>
-      <w:r>
-        <w:t xml:space="preserve">The first three scripts start from </w:t>
-      </w:r>
-      <w:r>
-        <w:rPr>
-          <w:rFonts w:ascii="Consolas" w:hAnsi="Consolas"/>
-          <w:sz w:val="18"/>
-        </w:rPr>
-        <w:t>NflowModel/R/</w:t>
-      </w:r>
-      <w:r>
-        <w:t xml:space="preserve">. River-input preparation changes the R working directory to </w:t>
-      </w:r>
-      <w:r>
-        <w:rPr>
-          <w:rFonts w:ascii="Consolas" w:hAnsi="Consolas"/>
-          <w:sz w:val="18"/>
-        </w:rPr>
-        <w:t>VISIToRN/</w:t>
-      </w:r>
-      <w:r>
-        <w:t xml:space="preserve">; decomposition runs there. The launcher manages this sequence. Do not use the older </w:t>
-      </w:r>
-      <w:r>
-        <w:rPr>
-          <w:rFonts w:ascii="Consolas" w:hAnsi="Consolas"/>
-          <w:sz w:val="18"/>
-        </w:rPr>
-        <w:t>NflowModel/Shell/nitrogen.sh</w:t>
-      </w:r>
-      <w:r>
-        <w:t xml:space="preserve"> for this procedure.</w:t>
+        <w:t>5 Main outputs</w:t>
       </w:r>
     </w:p>
     <w:p>
@@ -2335,125 +1478,7 @@
         <w:keepNext/>
       </w:pPr>
       <w:r>
-        <w:t xml:space="preserve">Without Bash, set </w:t>
-      </w:r>
-      <w:r>
-        <w:rPr>
-          <w:rFonts w:ascii="Consolas" w:hAnsi="Consolas"/>
-          <w:sz w:val="18"/>
-        </w:rPr>
-        <w:t>GAMS_DIR</w:t>
-      </w:r>
-      <w:r>
-        <w:t xml:space="preserve"> in the operating system and run </w:t>
-      </w:r>
-      <w:r>
-        <w:rPr>
-          <w:rFonts w:ascii="Consolas" w:hAnsi="Consolas"/>
-          <w:sz w:val="18"/>
-        </w:rPr>
-        <w:t>Rscript tools/run_gmd.R</w:t>
-      </w:r>
-      <w:r>
-        <w:t xml:space="preserve"> from the repository root. Alternatively, use one clean interactive R session, replacing the two installation paths below:</w:t>
-      </w:r>
-    </w:p>
-    <w:p>
-      <w:pPr>
-        <w:keepNext/>
-        <w:spacing w:after="0" w:line="240" w:lineRule="auto"/>
-      </w:pPr>
-      <w:r>
-        <w:rPr>
-          <w:rFonts w:ascii="Consolas" w:hAnsi="Consolas"/>
-          <w:sz w:val="17"/>
-        </w:rPr>
-        <w:t>Sys.setenv(GAMS_DIR = "/path/to/gams")</w:t>
-      </w:r>
-    </w:p>
-    <w:p>
-      <w:pPr>
-        <w:keepNext/>
-        <w:spacing w:after="0" w:line="240" w:lineRule="auto"/>
-      </w:pPr>
-      <w:r>
-        <w:rPr>
-          <w:rFonts w:ascii="Consolas" w:hAnsi="Consolas"/>
-          <w:sz w:val="17"/>
-        </w:rPr>
-        <w:t>Sys.unsetenv(c("VISITORN_CASES", "VISITORN_ARRAY_ONLY",</w:t>
-      </w:r>
-    </w:p>
-    <w:p>
-      <w:pPr>
-        <w:keepNext/>
-        <w:spacing w:after="0" w:line="240" w:lineRule="auto"/>
-      </w:pPr>
-      <w:r>
-        <w:rPr>
-          <w:rFonts w:ascii="Consolas" w:hAnsi="Consolas"/>
-          <w:sz w:val="17"/>
-        </w:rPr>
-        <w:t xml:space="preserve">              "VISITORN_ARRAY_OUTPUT_DIR"))</w:t>
-      </w:r>
-    </w:p>
-    <w:p>
-      <w:pPr>
-        <w:keepNext/>
-        <w:spacing w:after="0" w:line="240" w:lineRule="auto"/>
-      </w:pPr>
-      <w:r>
-        <w:rPr>
-          <w:rFonts w:ascii="Consolas" w:hAnsi="Consolas"/>
-          <w:sz w:val="17"/>
-        </w:rPr>
-        <w:t>setwd("/path/to/NflowModel_Int")</w:t>
-      </w:r>
-    </w:p>
-    <w:p>
-      <w:pPr>
-        <w:keepNext/>
-        <w:spacing w:after="0" w:line="240" w:lineRule="auto"/>
-      </w:pPr>
-      <w:r>
-        <w:rPr>
-          <w:rFonts w:ascii="Consolas" w:hAnsi="Consolas"/>
-          <w:sz w:val="17"/>
-        </w:rPr>
-        <w:t>source("tools/run_gmd.R")</w:t>
-      </w:r>
-    </w:p>
-    <w:p>
-      <w:pPr>
-        <w:keepNext w:val="0"/>
-        <w:spacing w:after="140" w:line="240" w:lineRule="auto"/>
-      </w:pPr>
-      <w:r>
-        <w:rPr>
-          <w:rFonts w:ascii="Consolas" w:hAnsi="Consolas"/>
-          <w:sz w:val="17"/>
-        </w:rPr>
-        <w:t>run_gmd_workflow(getwd())</w:t>
-      </w:r>
-    </w:p>
-    <w:p>
-      <w:pPr/>
-      <w:r>
-        <w:t>A successful process exit means the requested stages finished, not that their scientific results have been validated. Check the products listed below. The workflow does not automatically resume an interrupted R session.</w:t>
-      </w:r>
-    </w:p>
-    <w:p>
-      <w:pPr>
-        <w:pStyle w:val="Heading1"/>
-      </w:pPr>
-      <w:r>
-        <w:t>5 Locate and check the results</w:t>
-      </w:r>
-    </w:p>
-    <w:p>
-      <w:pPr/>
-      <w:r>
-        <w:t xml:space="preserve">Agricultural products in </w:t>
+        <w:t xml:space="preserve">The following tables and figures are saved in </w:t>
       </w:r>
       <w:r>
         <w:rPr>
@@ -2463,8 +1488,14 @@
         <w:t>NflowModel/output/</w:t>
       </w:r>
       <w:r>
-        <w:t xml:space="preserve"> include </w:t>
+        <w:t>:</w:t>
       </w:r>
+    </w:p>
+    <w:p>
+      <w:pPr>
+        <w:pStyle w:val="ListBullet"/>
+      </w:pPr>
+      <w:r/>
       <w:r>
         <w:rPr>
           <w:rFonts w:ascii="Consolas" w:hAnsi="Consolas"/>
@@ -2473,155 +1504,23 @@
         <w:t>Result.csv</w:t>
       </w:r>
       <w:r>
-        <w:t xml:space="preserve">, </w:t>
+        <w:t>: global nitrogen inputs and outputs.</w:t>
       </w:r>
+    </w:p>
+    <w:p>
+      <w:pPr>
+        <w:pStyle w:val="ListBullet"/>
+      </w:pPr>
+      <w:r/>
       <w:r>
         <w:rPr>
           <w:rFonts w:ascii="Consolas" w:hAnsi="Consolas"/>
           <w:sz w:val="18"/>
         </w:rPr>
-        <w:t>OUTgas_species.csv</w:t>
+        <w:t>OUTgas_species*.csv</w:t>
       </w:r>
       <w:r>
-        <w:t xml:space="preserve">, </w:t>
-      </w:r>
-      <w:r>
-        <w:rPr>
-          <w:rFonts w:ascii="Consolas" w:hAnsi="Consolas"/>
-          <w:sz w:val="18"/>
-        </w:rPr>
-        <w:t>OUTgas_species_17regions.csv</w:t>
-      </w:r>
-      <w:r>
-        <w:t xml:space="preserve">, </w:t>
-      </w:r>
-      <w:r>
-        <w:rPr>
-          <w:rFonts w:ascii="Consolas" w:hAnsi="Consolas"/>
-          <w:sz w:val="18"/>
-        </w:rPr>
-        <w:t>OUTgas_species_summary.csv</w:t>
-      </w:r>
-      <w:r>
-        <w:t xml:space="preserve"> and </w:t>
-      </w:r>
-      <w:r>
-        <w:rPr>
-          <w:rFonts w:ascii="Consolas" w:hAnsi="Consolas"/>
-          <w:sz w:val="18"/>
-        </w:rPr>
-        <w:t>OUTgas_species_validation.csv</w:t>
-      </w:r>
-      <w:r>
-        <w:t xml:space="preserve">. Copies of the main tables are also written to </w:t>
-      </w:r>
-      <w:r>
-        <w:rPr>
-          <w:rFonts w:ascii="Consolas" w:hAnsi="Consolas"/>
-          <w:sz w:val="18"/>
-        </w:rPr>
-        <w:t>NflowModel/data/</w:t>
-      </w:r>
-      <w:r>
-        <w:t xml:space="preserve">. Check that </w:t>
-      </w:r>
-      <w:r>
-        <w:rPr>
-          <w:rFonts w:ascii="Consolas" w:hAnsi="Consolas"/>
-          <w:sz w:val="18"/>
-        </w:rPr>
-        <w:t>Result.csv</w:t>
-      </w:r>
-      <w:r>
-        <w:t xml:space="preserve"> contains all seven main case labels: </w:t>
-      </w:r>
-      <w:r>
-        <w:rPr>
-          <w:rFonts w:ascii="Consolas" w:hAnsi="Consolas"/>
-          <w:sz w:val="18"/>
-        </w:rPr>
-        <w:t>Base2010</w:t>
-      </w:r>
-      <w:r>
-        <w:t xml:space="preserve">, </w:t>
-      </w:r>
-      <w:r>
-        <w:rPr>
-          <w:rFonts w:ascii="Consolas" w:hAnsi="Consolas"/>
-          <w:sz w:val="18"/>
-        </w:rPr>
-        <w:t>Base2030</w:t>
-      </w:r>
-      <w:r>
-        <w:t xml:space="preserve">, </w:t>
-      </w:r>
-      <w:r>
-        <w:rPr>
-          <w:rFonts w:ascii="Consolas" w:hAnsi="Consolas"/>
-          <w:sz w:val="18"/>
-        </w:rPr>
-        <w:t>Base2050</w:t>
-      </w:r>
-      <w:r>
-        <w:t xml:space="preserve">, </w:t>
-      </w:r>
-      <w:r>
-        <w:rPr>
-          <w:rFonts w:ascii="Consolas" w:hAnsi="Consolas"/>
-          <w:sz w:val="18"/>
-        </w:rPr>
-        <w:t>Base2100</w:t>
-      </w:r>
-      <w:r>
-        <w:t xml:space="preserve">, </w:t>
-      </w:r>
-      <w:r>
-        <w:rPr>
-          <w:rFonts w:ascii="Consolas" w:hAnsi="Consolas"/>
-          <w:sz w:val="18"/>
-        </w:rPr>
-        <w:t>Mit2030</w:t>
-      </w:r>
-      <w:r>
-        <w:t xml:space="preserve">, </w:t>
-      </w:r>
-      <w:r>
-        <w:rPr>
-          <w:rFonts w:ascii="Consolas" w:hAnsi="Consolas"/>
-          <w:sz w:val="18"/>
-        </w:rPr>
-        <w:t>Mit2050</w:t>
-      </w:r>
-      <w:r>
-        <w:t xml:space="preserve"> and </w:t>
-      </w:r>
-      <w:r>
-        <w:rPr>
-          <w:rFonts w:ascii="Consolas" w:hAnsi="Consolas"/>
-          <w:sz w:val="18"/>
-        </w:rPr>
-        <w:t>Mit2100</w:t>
-      </w:r>
-      <w:r>
-        <w:t>.</w:t>
-      </w:r>
-    </w:p>
-    <w:p>
-      <w:pPr>
-        <w:keepNext/>
-      </w:pPr>
-      <w:r>
-        <w:t xml:space="preserve">Representative figures in </w:t>
-      </w:r>
-      <w:r>
-        <w:rPr>
-          <w:rFonts w:ascii="Consolas" w:hAnsi="Consolas"/>
-          <w:sz w:val="18"/>
-        </w:rPr>
-        <w:t>NflowModel/output/</w:t>
-      </w:r>
-      <w:r>
-        <w:t xml:space="preserve"> are:</w:t>
+        <w:t>: gaseous nitrogen emissions by species and region.</w:t>
       </w:r>
     </w:p>
     <w:p>
@@ -2650,7 +1549,7 @@
           <w:rFonts w:ascii="Consolas" w:hAnsi="Consolas"/>
           <w:sz w:val="18"/>
         </w:rPr>
-        <w:t>Input_17_stacked_components.png</w:t>
+        <w:t>Input_17_stacked_components*.png</w:t>
       </w:r>
       <w:r>
         <w:t xml:space="preserve"> and </w:t>
@@ -2660,36 +1559,10 @@
           <w:rFonts w:ascii="Consolas" w:hAnsi="Consolas"/>
           <w:sz w:val="18"/>
         </w:rPr>
-        <w:t>Input_17_stacked_components_500C.png</w:t>
+        <w:t>Output_17_finalrep*.png</w:t>
       </w:r>
       <w:r>
-        <w:t>: regional nitrogen inputs.</w:t>
-      </w:r>
-    </w:p>
-    <w:p>
-      <w:pPr>
-        <w:pStyle w:val="ListBullet"/>
-      </w:pPr>
-      <w:r/>
-      <w:r>
-        <w:rPr>
-          <w:rFonts w:ascii="Consolas" w:hAnsi="Consolas"/>
-          <w:sz w:val="18"/>
-        </w:rPr>
-        <w:t>Output_17_finalrep.png</w:t>
-      </w:r>
-      <w:r>
-        <w:t xml:space="preserve"> and </w:t>
-      </w:r>
-      <w:r>
-        <w:rPr>
-          <w:rFonts w:ascii="Consolas" w:hAnsi="Consolas"/>
-          <w:sz w:val="18"/>
-        </w:rPr>
-        <w:t>Output_17_finalrep_500C.png</w:t>
-      </w:r>
-      <w:r>
-        <w:t>: regional nitrogen outputs.</w:t>
+        <w:t>: regional nitrogen inputs and outputs.</w:t>
       </w:r>
     </w:p>
     <w:p>
@@ -2715,7 +1588,7 @@
         <w:t>Outgas_combined.png</w:t>
       </w:r>
       <w:r>
-        <w:t>: spatial input and gaseous-loss comparisons.</w:t>
+        <w:t>: maps of nitrogen inputs and gaseous losses.</w:t>
       </w:r>
     </w:p>
     <w:p>
@@ -2745,29 +1618,11 @@
       </w:r>
     </w:p>
     <w:p>
-      <w:pPr/>
+      <w:pPr>
+        <w:keepNext/>
+      </w:pPr>
       <w:r>
-        <w:t xml:space="preserve">River products use the </w:t>
-      </w:r>
-      <w:r>
-        <w:rPr>
-          <w:rFonts w:ascii="Consolas" w:hAnsi="Consolas"/>
-          <w:sz w:val="18"/>
-        </w:rPr>
-        <w:t>_NMIP3</w:t>
-      </w:r>
-      <w:r>
-        <w:t xml:space="preserve"> suffix, because </w:t>
-      </w:r>
-      <w:r>
-        <w:rPr>
-          <w:rFonts w:ascii="Consolas" w:hAnsi="Consolas"/>
-          <w:sz w:val="18"/>
-        </w:rPr>
-        <w:t>NMIP3 = TRUE</w:t>
-      </w:r>
-      <w:r>
-        <w:t xml:space="preserve"> is retained. In </w:t>
+        <w:t xml:space="preserve">The following results are saved in </w:t>
       </w:r>
       <w:r>
         <w:rPr>
@@ -2777,8 +1632,14 @@
         <w:t>VISIToRN/output/</w:t>
       </w:r>
       <w:r>
-        <w:t xml:space="preserve">, check </w:t>
+        <w:t>:</w:t>
       </w:r>
+    </w:p>
+    <w:p>
+      <w:pPr>
+        <w:pStyle w:val="ListBullet"/>
+      </w:pPr>
+      <w:r/>
       <w:r>
         <w:rPr>
           <w:rFonts w:ascii="Consolas" w:hAnsi="Consolas"/>
@@ -2787,8 +1648,14 @@
         <w:t>Obs_compare_NMIP3.png</w:t>
       </w:r>
       <w:r>
-        <w:t xml:space="preserve">, </w:t>
+        <w:t>: comparison of modelled and observed river nitrogen loads.</w:t>
       </w:r>
+    </w:p>
+    <w:p>
+      <w:pPr>
+        <w:pStyle w:val="ListBullet"/>
+      </w:pPr>
+      <w:r/>
       <w:r>
         <w:rPr>
           <w:rFonts w:ascii="Consolas" w:hAnsi="Consolas"/>
@@ -2797,14 +1664,20 @@
         <w:t>River_Nload_top14_NMIP3.png</w:t>
       </w:r>
       <w:r>
-        <w:t xml:space="preserve">, and the seven </w:t>
+        <w:t>: nitrogen-load trends for major river basins and the global total.</w:t>
       </w:r>
+    </w:p>
+    <w:p>
+      <w:pPr>
+        <w:pStyle w:val="ListBullet"/>
+      </w:pPr>
+      <w:r/>
       <w:r>
         <w:rPr>
           <w:rFonts w:ascii="Consolas" w:hAnsi="Consolas"/>
           <w:sz w:val="18"/>
         </w:rPr>
-        <w:t>C_fw_analysis_&lt;case&gt;_NMIP3.rdat</w:t>
+        <w:t>C_fw_analysis_*_NMIP3.rdat</w:t>
       </w:r>
       <w:r>
         <w:t xml:space="preserve"> and </w:t>
@@ -2814,113 +1687,23 @@
           <w:rFonts w:ascii="Consolas" w:hAnsi="Consolas"/>
           <w:sz w:val="18"/>
         </w:rPr>
-        <w:t>C_fw_summary_&lt;case&gt;_NMIP3.csv</w:t>
+        <w:t>C_fw_summary_*_NMIP3.csv</w:t>
       </w:r>
       <w:r>
-        <w:t xml:space="preserve"> pairs. Here, </w:t>
+        <w:t>: river nitrogen concentrations and summary statistics.</w:t>
       </w:r>
+    </w:p>
+    <w:p>
+      <w:pPr>
+        <w:pStyle w:val="ListBullet"/>
+      </w:pPr>
+      <w:r/>
       <w:r>
         <w:rPr>
           <w:rFonts w:ascii="Consolas" w:hAnsi="Consolas"/>
           <w:sz w:val="18"/>
         </w:rPr>
-        <w:t>&lt;case&gt;</w:t>
-      </w:r>
-      <w:r>
-        <w:t xml:space="preserve"> is </w:t>
-      </w:r>
-      <w:r>
-        <w:rPr>
-          <w:rFonts w:ascii="Consolas" w:hAnsi="Consolas"/>
-          <w:sz w:val="18"/>
-        </w:rPr>
-        <w:t>2010</w:t>
-      </w:r>
-      <w:r>
-        <w:t xml:space="preserve">, </w:t>
-      </w:r>
-      <w:r>
-        <w:rPr>
-          <w:rFonts w:ascii="Consolas" w:hAnsi="Consolas"/>
-          <w:sz w:val="18"/>
-        </w:rPr>
-        <w:t>2030</w:t>
-      </w:r>
-      <w:r>
-        <w:t xml:space="preserve">, </w:t>
-      </w:r>
-      <w:r>
-        <w:rPr>
-          <w:rFonts w:ascii="Consolas" w:hAnsi="Consolas"/>
-          <w:sz w:val="18"/>
-        </w:rPr>
-        <w:t>2050</w:t>
-      </w:r>
-      <w:r>
-        <w:t xml:space="preserve">, </w:t>
-      </w:r>
-      <w:r>
-        <w:rPr>
-          <w:rFonts w:ascii="Consolas" w:hAnsi="Consolas"/>
-          <w:sz w:val="18"/>
-        </w:rPr>
-        <w:t>2100</w:t>
-      </w:r>
-      <w:r>
-        <w:t xml:space="preserve">, </w:t>
-      </w:r>
-      <w:r>
-        <w:rPr>
-          <w:rFonts w:ascii="Consolas" w:hAnsi="Consolas"/>
-          <w:sz w:val="18"/>
-        </w:rPr>
-        <w:t>2030mit</w:t>
-      </w:r>
-      <w:r>
-        <w:t xml:space="preserve">, </w:t>
-      </w:r>
-      <w:r>
-        <w:rPr>
-          <w:rFonts w:ascii="Consolas" w:hAnsi="Consolas"/>
-          <w:sz w:val="18"/>
-        </w:rPr>
-        <w:t>2050mit</w:t>
-      </w:r>
-      <w:r>
-        <w:t xml:space="preserve"> or </w:t>
-      </w:r>
-      <w:r>
-        <w:rPr>
-          <w:rFonts w:ascii="Consolas" w:hAnsi="Consolas"/>
-          <w:sz w:val="18"/>
-        </w:rPr>
-        <w:t>2100mit</w:t>
-      </w:r>
-      <w:r>
-        <w:t xml:space="preserve">. Observation-comparison metrics are saved separately as </w:t>
-      </w:r>
-      <w:r>
-        <w:rPr>
-          <w:rFonts w:ascii="Consolas" w:hAnsi="Consolas"/>
-          <w:sz w:val="18"/>
-        </w:rPr>
-        <w:t>VISIToRN/obs_compare_metrics_NMIP3.rdat</w:t>
-      </w:r>
-      <w:r>
-        <w:t>.</w:t>
-      </w:r>
-    </w:p>
-    <w:p>
-      <w:pPr/>
-      <w:r>
-        <w:t xml:space="preserve">Aggregated river loads are saved as </w:t>
-      </w:r>
-      <w:r>
-        <w:rPr>
-          <w:rFonts w:ascii="Consolas" w:hAnsi="Consolas"/>
-          <w:sz w:val="18"/>
-        </w:rPr>
-        <w:t>df_river_all_NMIP3.rdat</w:t>
+        <w:t>LMDI_Nload_decomposition_BaU_top14_absNload2010.png</w:t>
       </w:r>
       <w:r>
         <w:t xml:space="preserve"> and </w:t>
@@ -2930,204 +1713,13 @@
           <w:rFonts w:ascii="Consolas" w:hAnsi="Consolas"/>
           <w:sz w:val="18"/>
         </w:rPr>
-        <w:t>df_river_all_mit_NMIP3.rdat</w:t>
+        <w:t>LMDI_Nload_decomposition_500C_top14_absNload2010.png</w:t>
       </w:r>
       <w:r>
-        <w:t xml:space="preserve"> in </w:t>
-      </w:r>
-      <w:r>
-        <w:rPr>
-          <w:rFonts w:ascii="Consolas" w:hAnsi="Consolas"/>
-          <w:sz w:val="18"/>
-        </w:rPr>
-        <w:t>VISIToRN/Data_pd/</w:t>
-      </w:r>
-      <w:r>
-        <w:t xml:space="preserve">. Decomposition writes </w:t>
-      </w:r>
-      <w:r>
-        <w:rPr>
-          <w:rFonts w:ascii="Consolas" w:hAnsi="Consolas"/>
-          <w:sz w:val="18"/>
-        </w:rPr>
-        <w:t>df_Nload_factor_decomposition_LMDI_summary.csv</w:t>
-      </w:r>
-      <w:r>
-        <w:t xml:space="preserve"> and </w:t>
-      </w:r>
-      <w:r>
-        <w:rPr>
-          <w:rFonts w:ascii="Consolas" w:hAnsi="Consolas"/>
-          <w:sz w:val="18"/>
-        </w:rPr>
-        <w:t>df_Nload_factor_decomposition_LMDI_long.csv</w:t>
-      </w:r>
-      <w:r>
-        <w:t xml:space="preserve"> there, and writes </w:t>
-      </w:r>
-      <w:r>
-        <w:rPr>
-          <w:rFonts w:ascii="Consolas" w:hAnsi="Consolas"/>
-          <w:sz w:val="18"/>
-        </w:rPr>
-        <w:t>LMDI_Nload_decomposition_BaU_top14_absNload2010.png</w:t>
-      </w:r>
-      <w:r>
-        <w:t xml:space="preserve"> and its </w:t>
-      </w:r>
-      <w:r>
-        <w:rPr>
-          <w:rFonts w:ascii="Consolas" w:hAnsi="Consolas"/>
-          <w:sz w:val="18"/>
-        </w:rPr>
-        <w:t>500C</w:t>
-      </w:r>
-      <w:r>
-        <w:t xml:space="preserve"> counterpart to </w:t>
-      </w:r>
-      <w:r>
-        <w:rPr>
-          <w:rFonts w:ascii="Consolas" w:hAnsi="Consolas"/>
-          <w:sz w:val="18"/>
-        </w:rPr>
-        <w:t>VISIToRN/output/</w:t>
-      </w:r>
-      <w:r>
-        <w:t>.</w:t>
-      </w:r>
-    </w:p>
-    <w:p>
-      <w:pPr/>
-      <w:r>
-        <w:t>Check warnings and units before comparing with the manuscript. The retained river-load and decomposition figures use Gg N per year; 1 Tg N equals 1,000 Gg N. Agricultural summary tables use Tg N per year, whereas some grid and intermediate products use other units. Concentrations are expressed in mg N per litre. Use the table column definitions and code for each product; do not compare numbers without checking their units.</w:t>
-      </w:r>
-    </w:p>
-    <w:p>
-      <w:pPr/>
-      <w:r>
-        <w:t xml:space="preserve">Check </w:t>
-      </w:r>
-      <w:r>
-        <w:rPr>
-          <w:rFonts w:ascii="Consolas" w:hAnsi="Consolas"/>
-          <w:sz w:val="18"/>
-        </w:rPr>
-        <w:t>OUTgas_species_validation.csv</w:t>
-      </w:r>
-      <w:r>
-        <w:t xml:space="preserve"> for failed component-sum checks. Confirm that every requested case/year was regenerated, the observation matching is unchanged, and the decomposition contributions reproduce the reported load change. Existing cached files are not evidence of a completed rerun. Compare regenerated tables with an untouched study-result archive.</w:t>
-      </w:r>
-    </w:p>
-    <w:p>
-      <w:pPr>
-        <w:pStyle w:val="Heading1"/>
-      </w:pPr>
-      <w:r>
-        <w:t>6 Calibration and reproducibility limits</w:t>
-      </w:r>
-    </w:p>
-    <w:p>
-      <w:pPr/>
-      <w:r>
-        <w:t xml:space="preserve">The standard run uses the fixed parameter vector in </w:t>
-      </w:r>
-      <w:r>
-        <w:rPr>
-          <w:rFonts w:ascii="Consolas" w:hAnsi="Consolas"/>
-          <w:sz w:val="18"/>
-        </w:rPr>
-        <w:t>VISIToRN/Demo_VISIToRN.R</w:t>
-      </w:r>
-      <w:r>
-        <w:t xml:space="preserve">: </w:t>
-      </w:r>
-      <w:r>
-        <w:rPr>
-          <w:rFonts w:ascii="Consolas" w:hAnsi="Consolas"/>
-          <w:sz w:val="18"/>
-        </w:rPr>
-        <w:t>ParFit_input = c(982.2591, 12.22721, 2.961817)</w:t>
-      </w:r>
-      <w:r>
-        <w:t xml:space="preserve">, in the order </w:t>
-      </w:r>
-      <w:r>
-        <w:rPr>
-          <w:rFonts w:ascii="Consolas" w:hAnsi="Consolas"/>
-          <w:sz w:val="18"/>
-        </w:rPr>
-        <w:t>Vmax, Kno3, Q10</w:t>
-      </w:r>
-      <w:r>
-        <w:t>. Keep these values for a run of this retained implementation; do not silently replace them with parameters from another input-data version. The standard launcher does not perform MCMC calibration.</w:t>
-      </w:r>
-    </w:p>
-    <w:p>
-      <w:pPr/>
-      <w:r>
-        <w:t xml:space="preserve">Calibration programs are retained in </w:t>
-      </w:r>
-      <w:r>
-        <w:rPr>
-          <w:rFonts w:ascii="Consolas" w:hAnsi="Consolas"/>
-          <w:sz w:val="18"/>
-        </w:rPr>
-        <w:t>VISIToRN/Run_VISIToRN_MCMC*.R</w:t>
-      </w:r>
-      <w:r>
-        <w:t xml:space="preserve">. The reconstructed three-chain script provides separate </w:t>
-      </w:r>
-      <w:r>
-        <w:rPr>
-          <w:rFonts w:ascii="Consolas" w:hAnsi="Consolas"/>
-          <w:sz w:val="18"/>
-        </w:rPr>
-        <w:t>RUN_MCMC</w:t>
-      </w:r>
-      <w:r>
-        <w:t xml:space="preserve"> and </w:t>
-      </w:r>
-      <w:r>
-        <w:rPr>
-          <w:rFonts w:ascii="Consolas" w:hAnsi="Consolas"/>
-          <w:sz w:val="18"/>
-        </w:rPr>
-        <w:t>ANALYZE_RESULTS</w:t>
-      </w:r>
-      <w:r>
-        <w:t xml:space="preserve"> switches. Reproducing the supplementary calibration diagnostics requires the study's chain files and matching settings, including initial values, likelihood, burn-in, thinning and random seeds. A new MCMC run is not guaranteed to reproduce the original chains or figures.</w:t>
-      </w:r>
-    </w:p>
-    <w:p>
-      <w:pPr/>
-      <w:r>
-        <w:t>The agricultural preprocessing uses stochastic Amelia imputation and does not set a fixed seed in the retained driver. Exact numerical replication therefore also requires the original random-number state or saved preprocessing products, as well as matching software and input versions. Record seeds and the R session information for any new run; a newly chosen seed is not the original study seed.</w:t>
-      </w:r>
-    </w:p>
-    <w:p>
-      <w:pPr/>
-      <w:r>
-        <w:t>For a reproducible study archive, retain the code commit, processed-input checksums and provenance, software versions, adopted parameters, calibration chains, complete logs and reference outputs. This documentation update has not rerun the full global model or established numerical agreement with the paper. If the external study files are unavailable, the code can be inspected and existing results examined, but a complete from-inputs reproduction is not possible from the repository alone.</w:t>
-      </w:r>
-    </w:p>
-    <w:p>
-      <w:pPr/>
-      <w:r>
-        <w:t xml:space="preserve">VISIT and VISIToRN are existing models. Preserve their attribution in </w:t>
-      </w:r>
-      <w:r>
-        <w:rPr>
-          <w:rFonts w:ascii="Consolas" w:hAnsi="Consolas"/>
-          <w:sz w:val="18"/>
-        </w:rPr>
-        <w:t>VISIToRN/README.md</w:t>
-      </w:r>
-      <w:r>
-        <w:t xml:space="preserve"> and the source files when using or redistributing this implementation.</w:t>
+        <w:t>: factor decomposition of river nitrogen-load changes.</w:t>
       </w:r>
     </w:p>
     <w:sectPr>
-      <w:footerReference w:type="default" r:id="rId9"/>
       <w:pgSz w:w="11909" w:h="16834"/>
       <w:pgMar w:top="936" w:right="1008" w:bottom="936" w:left="1008" w:header="720" w:footer="720" w:gutter="0"/>
       <w:cols w:space="720"/>
@@ -3135,24 +1727,6 @@
     </w:sectPr>
   </w:body>
 </w:document>
-</file>
-
-<file path=word/footer1.xml><?xml version="1.0" encoding="utf-8"?>
-<w:ftr xmlns:m="http://schemas.openxmlformats.org/officeDocument/2006/math" xmlns:mc="http://schemas.openxmlformats.org/markup-compatibility/2006" xmlns:mo="http://schemas.microsoft.com/office/mac/office/2008/main" xmlns:mv="urn:schemas-microsoft-com:mac:vml" xmlns:o="urn:schemas-microsoft-com:office:office" xmlns:r="http://schemas.openxmlformats.org/officeDocument/2006/relationships" xmlns:v="urn:schemas-microsoft-com:vml" xmlns:w10="urn:schemas-microsoft-com:office:word" xmlns:w14="http://schemas.microsoft.com/office/word/2010/wordml" xmlns:w="http://schemas.openxmlformats.org/wordprocessingml/2006/main" xmlns:wne="http://schemas.microsoft.com/office/word/2006/wordml" xmlns:wp14="http://schemas.microsoft.com/office/word/2010/wordprocessingDrawing" xmlns:wp="http://schemas.openxmlformats.org/drawingml/2006/wordprocessingDrawing" xmlns:wpc="http://schemas.microsoft.com/office/word/2010/wordprocessingCanvas" xmlns:wpg="http://schemas.microsoft.com/office/word/2010/wordprocessingGroup" xmlns:wpi="http://schemas.microsoft.com/office/word/2010/wordprocessingInk" xmlns:wps="http://schemas.microsoft.com/office/word/2010/wordprocessingShape" mc:Ignorable="w14 wp14">
-  <w:p>
-    <w:pPr>
-      <w:pStyle w:val="Footer"/>
-      <w:jc w:val="right"/>
-    </w:pPr>
-    <w:r>
-      <w:rPr>
-        <w:sz w:val="16"/>
-      </w:rPr>
-      <w:t xml:space="preserve">NflowModel and VISIToRN   |   </w:t>
-    </w:r>
-    <w:fldSimple w:instr="PAGE"/>
-  </w:p>
-</w:ftr>
 </file>
 
 <file path=word/numbering.xml><?xml version="1.0" encoding="utf-8"?>
